--- a/fuentes/21250009_CF2_DU.docx
+++ b/fuentes/21250009_CF2_DU.docx
@@ -1,6 +1,6 @@
 
 <file path=word/document.xml><?xml version="1.0" encoding="utf-8"?>
-<w:document xmlns:wpc="http://schemas.microsoft.com/office/word/2010/wordprocessingCanvas" xmlns:cx="http://schemas.microsoft.com/office/drawing/2014/chartex" xmlns:cx1="http://schemas.microsoft.com/office/drawing/2015/9/8/chartex" xmlns:cx2="http://schemas.microsoft.com/office/drawing/2015/10/21/chartex" xmlns:cx3="http://schemas.microsoft.com/office/drawing/2016/5/9/chartex" xmlns:cx4="http://schemas.microsoft.com/office/drawing/2016/5/10/chartex" xmlns:cx5="http://schemas.microsoft.com/office/drawing/2016/5/11/chartex" xmlns:cx6="http://schemas.microsoft.com/office/drawing/2016/5/12/chartex" xmlns:cx7="http://schemas.microsoft.com/office/drawing/2016/5/13/chartex" xmlns:cx8="http://schemas.microsoft.com/office/drawing/2016/5/14/chartex" xmlns:mc="http://schemas.openxmlformats.org/markup-compatibility/2006" xmlns:aink="http://schemas.microsoft.com/office/drawing/2016/ink" xmlns:am3d="http://schemas.microsoft.com/office/drawing/2017/model3d" xmlns:o="urn:schemas-microsoft-com:office:office" xmlns:oel="http://schemas.microsoft.com/office/2019/extlst" xmlns:r="http://schemas.openxmlformats.org/officeDocument/2006/relationships" xmlns:m="http://schemas.openxmlformats.org/officeDocument/2006/math" xmlns:v="urn:schemas-microsoft-com:vml" xmlns:wp14="http://schemas.microsoft.com/office/word/2010/wordprocessingDrawing" xmlns:wp="http://schemas.openxmlformats.org/drawingml/2006/wordprocessingDrawing" xmlns:w10="urn:schemas-microsoft-com:office:word" xmlns:w="http://schemas.openxmlformats.org/wordprocessingml/2006/main" xmlns:w14="http://schemas.microsoft.com/office/word/2010/wordml" xmlns:w15="http://schemas.microsoft.com/office/word/2012/wordml" xmlns:w16cex="http://schemas.microsoft.com/office/word/2018/wordml/cex" xmlns:w16cid="http://schemas.microsoft.com/office/word/2016/wordml/cid" xmlns:w16="http://schemas.microsoft.com/office/word/2018/wordml" xmlns:w16sdtdh="http://schemas.microsoft.com/office/word/2020/wordml/sdtdatahash" xmlns:w16se="http://schemas.microsoft.com/office/word/2015/wordml/symex" xmlns:wpg="http://schemas.microsoft.com/office/word/2010/wordprocessingGroup" xmlns:wpi="http://schemas.microsoft.com/office/word/2010/wordprocessingInk" xmlns:wne="http://schemas.microsoft.com/office/word/2006/wordml" xmlns:wps="http://schemas.microsoft.com/office/word/2010/wordprocessingShape" mc:Ignorable="w14 w15 w16se w16cid w16 w16cex w16sdtdh wp14">
+<w:document xmlns:wpc="http://schemas.microsoft.com/office/word/2010/wordprocessingCanvas" xmlns:cx="http://schemas.microsoft.com/office/drawing/2014/chartex" xmlns:cx1="http://schemas.microsoft.com/office/drawing/2015/9/8/chartex" xmlns:cx2="http://schemas.microsoft.com/office/drawing/2015/10/21/chartex" xmlns:cx3="http://schemas.microsoft.com/office/drawing/2016/5/9/chartex" xmlns:cx4="http://schemas.microsoft.com/office/drawing/2016/5/10/chartex" xmlns:cx5="http://schemas.microsoft.com/office/drawing/2016/5/11/chartex" xmlns:cx6="http://schemas.microsoft.com/office/drawing/2016/5/12/chartex" xmlns:cx7="http://schemas.microsoft.com/office/drawing/2016/5/13/chartex" xmlns:cx8="http://schemas.microsoft.com/office/drawing/2016/5/14/chartex" xmlns:mc="http://schemas.openxmlformats.org/markup-compatibility/2006" xmlns:aink="http://schemas.microsoft.com/office/drawing/2016/ink" xmlns:am3d="http://schemas.microsoft.com/office/drawing/2017/model3d" xmlns:o="urn:schemas-microsoft-com:office:office" xmlns:oel="http://schemas.microsoft.com/office/2019/extlst" xmlns:r="http://schemas.openxmlformats.org/officeDocument/2006/relationships" xmlns:m="http://schemas.openxmlformats.org/officeDocument/2006/math" xmlns:v="urn:schemas-microsoft-com:vml" xmlns:wp14="http://schemas.microsoft.com/office/word/2010/wordprocessingDrawing" xmlns:wp="http://schemas.openxmlformats.org/drawingml/2006/wordprocessingDrawing" xmlns:w10="urn:schemas-microsoft-com:office:word" xmlns:w="http://schemas.openxmlformats.org/wordprocessingml/2006/main" xmlns:w14="http://schemas.microsoft.com/office/word/2010/wordml" xmlns:w15="http://schemas.microsoft.com/office/word/2012/wordml" xmlns:w16cex="http://schemas.microsoft.com/office/word/2018/wordml/cex" xmlns:w16cid="http://schemas.microsoft.com/office/word/2016/wordml/cid" xmlns:w16="http://schemas.microsoft.com/office/word/2018/wordml" xmlns:w16sdtdh="http://schemas.microsoft.com/office/word/2020/wordml/sdtdatahash" xmlns:w16se="http://schemas.microsoft.com/office/word/2015/wordml/symex" xmlns:wpg="http://schemas.microsoft.com/office/word/2010/wordprocessingGroup" xmlns:wpi="http://schemas.microsoft.com/office/word/2010/wordprocessingInk" xmlns:wne="http://schemas.microsoft.com/office/word/2006/wordml" xmlns:wps="http://schemas.microsoft.com/office/word/2010/wordprocessingShape" xmlns:a="http://schemas.openxmlformats.org/drawingml/2006/main" xmlns:adec="http://schemas.microsoft.com/office/drawing/2017/decorative" xmlns:pic="http://schemas.openxmlformats.org/drawingml/2006/picture" xmlns:a14="http://schemas.microsoft.com/office/drawing/2010/main" xmlns:asvg="http://schemas.microsoft.com/office/drawing/2016/SVG/main" mc:Ignorable="w14 w15 w16se w16cid w16 w16cex w16sdtdh wp14">
   <w:body>
     <w:p>
       <w:pPr>
@@ -206,8 +206,8 @@
             </w:drawing>
           </mc:Choice>
           <mc:Fallback>
-            <w:pict>
-              <v:rect w14:anchorId="354D1B2B" id="Rectángulo 3" o:spid="_x0000_s1026" alt="&quot;&quot;" style="position:absolute;margin-left:-55.95pt;margin-top:26.4pt;width:613.85pt;height:164.25pt;z-index:-251655168;visibility:visible;mso-wrap-style:square;mso-height-percent:0;mso-wrap-distance-left:9pt;mso-wrap-distance-top:0;mso-wrap-distance-right:9pt;mso-wrap-distance-bottom:0;mso-position-horizontal:absolute;mso-position-horizontal-relative:text;mso-position-vertical:absolute;mso-position-vertical-relative:text;mso-height-percent:0;mso-height-relative:margin;v-text-anchor:middle" o:gfxdata="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" fillcolor="#00314d" stroked="f" strokeweight="1pt"/>
+            <w:pict w14:anchorId="33A7E5C5">
+              <v:rect id="Rectángulo 3" style="position:absolute;margin-left:-55.95pt;margin-top:26.4pt;width:613.85pt;height:164.25pt;z-index:-251655168;visibility:visible;mso-wrap-style:square;mso-height-percent:0;mso-wrap-distance-left:9pt;mso-wrap-distance-top:0;mso-wrap-distance-right:9pt;mso-wrap-distance-bottom:0;mso-position-horizontal:absolute;mso-position-horizontal-relative:text;mso-position-vertical:absolute;mso-position-vertical-relative:text;mso-height-percent:0;mso-height-relative:margin;v-text-anchor:middle" alt="&quot;&quot;" o:spid="_x0000_s1026" fillcolor="#00314d" stroked="f" strokeweight="1pt" w14:anchorId="354D1B2B" o:gfxdata="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"/>
             </w:pict>
           </mc:Fallback>
         </mc:AlternateContent>
@@ -334,12 +334,12 @@
             </w:drawing>
           </mc:Choice>
           <mc:Fallback>
-            <w:pict>
-              <v:shapetype w14:anchorId="2E2DABF6" id="_x0000_t202" coordsize="21600,21600" o:spt="202" path="m,l,21600r21600,l21600,xe">
+            <w:pict w14:anchorId="7AEF8397">
+              <v:shapetype id="_x0000_t202" coordsize="21600,21600" o:spt="202" path="m,l,21600r21600,l21600,xe" w14:anchorId="2E2DABF6">
                 <v:stroke joinstyle="miter"/>
                 <v:path gradientshapeok="t" o:connecttype="rect"/>
               </v:shapetype>
-              <v:shape id="Cuadro de texto 2" o:spid="_x0000_s1026" type="#_x0000_t202" alt="&quot;&quot;" style="position:absolute;left:0;text-align:left;margin-left:-19.95pt;margin-top:21.3pt;width:549pt;height:102pt;z-index:251663360;visibility:visible;mso-wrap-style:square;mso-width-percent:0;mso-height-percent:0;mso-wrap-distance-left:9pt;mso-wrap-distance-top:3.6pt;mso-wrap-distance-right:9pt;mso-wrap-distance-bottom:3.6pt;mso-position-horizontal:absolute;mso-position-horizontal-relative:text;mso-position-vertical:absolute;mso-position-vertical-relative:text;mso-width-percent:0;mso-height-percent:0;mso-width-relative:margin;mso-height-relative:margin;v-text-anchor:top" o:gfxdata="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" filled="f" stroked="f">
+              <v:shape id="Cuadro de texto 2" style="position:absolute;left:0;text-align:left;margin-left:-19.95pt;margin-top:21.3pt;width:549pt;height:102pt;z-index:251663360;visibility:visible;mso-wrap-style:square;mso-width-percent:0;mso-height-percent:0;mso-wrap-distance-left:9pt;mso-wrap-distance-top:3.6pt;mso-wrap-distance-right:9pt;mso-wrap-distance-bottom:3.6pt;mso-position-horizontal:absolute;mso-position-horizontal-relative:text;mso-position-vertical:absolute;mso-position-vertical-relative:text;mso-width-percent:0;mso-height-percent:0;mso-width-relative:margin;mso-height-relative:margin;v-text-anchor:top" alt="&quot;&quot;" o:spid="_x0000_s1026" filled="f" stroked="f" type="#_x0000_t202" o:gfxdata="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">
                 <v:textbox>
                   <w:txbxContent>
                     <w:p>
@@ -477,7 +477,7 @@
     <w:p>
       <w:pPr>
         <w:pBdr>
-          <w:bottom w:val="single" w:sz="12" w:space="1" w:color="auto"/>
+          <w:bottom w:val="single" w:color="auto" w:sz="12" w:space="1"/>
         </w:pBdr>
         <w:rPr>
           <w:rFonts w:ascii="Calibri" w:hAnsi="Calibri"/>
@@ -508,7 +508,7 @@
     <w:p>
       <w:pPr>
         <w:pBdr>
-          <w:bottom w:val="single" w:sz="12" w:space="1" w:color="auto"/>
+          <w:bottom w:val="single" w:color="auto" w:sz="12" w:space="1"/>
         </w:pBdr>
         <w:rPr>
           <w:rFonts w:ascii="Calibri" w:hAnsi="Calibri"/>
@@ -561,9 +561,15 @@
     </w:p>
     <w:sdt>
       <w:sdtPr>
-        <w:rPr>
-          <w:rFonts w:asciiTheme="minorHAnsi" w:eastAsiaTheme="minorEastAsia" w:hAnsiTheme="minorHAnsi" w:cstheme="minorBidi"/>
+        <w:id w:val="-1852639233"/>
+        <w:docPartObj>
+          <w:docPartGallery w:val="Table of Contents"/>
+          <w:docPartUnique/>
+        </w:docPartObj>
+        <w:rPr>
+          <w:rFonts w:ascii="Calibri" w:hAnsi="Calibri" w:eastAsia="游明朝" w:cs="Arial" w:asciiTheme="minorAscii" w:hAnsiTheme="minorAscii" w:eastAsiaTheme="minorEastAsia" w:cstheme="minorBidi"/>
           <w:b w:val="0"/>
+          <w:bCs w:val="0"/>
           <w:color w:val="auto"/>
           <w:kern w:val="2"/>
           <w:sz w:val="28"/>
@@ -571,11 +577,6 @@
           <w:lang w:eastAsia="en-US"/>
           <w14:ligatures w14:val="standardContextual"/>
         </w:rPr>
-        <w:id w:val="-1852639233"/>
-        <w:docPartObj>
-          <w:docPartGallery w:val="Table of Contents"/>
-          <w:docPartUnique/>
-        </w:docPartObj>
       </w:sdtPr>
       <w:sdtContent>
         <w:p>
@@ -612,7 +613,7 @@
           <w:r>
             <w:fldChar w:fldCharType="separate"/>
           </w:r>
-          <w:hyperlink w:anchor="_Toc224138584" w:history="1">
+          <w:hyperlink w:history="1" w:anchor="_Toc224138584">
             <w:r>
               <w:rPr>
                 <w:rStyle w:val="Hipervnculo"/>
@@ -685,7 +686,7 @@
               <w:lang w:val="es-ES" w:eastAsia="es-ES"/>
             </w:rPr>
           </w:pPr>
-          <w:hyperlink w:anchor="_Toc224138585" w:history="1">
+          <w:hyperlink w:history="1" w:anchor="_Toc224138585">
             <w:r>
               <w:rPr>
                 <w:rStyle w:val="Hipervnculo"/>
@@ -775,7 +776,7 @@
               <w:lang w:val="es-ES" w:eastAsia="es-ES"/>
             </w:rPr>
           </w:pPr>
-          <w:hyperlink w:anchor="_Toc224138586" w:history="1">
+          <w:hyperlink w:history="1" w:anchor="_Toc224138586">
             <w:r>
               <w:rPr>
                 <w:rStyle w:val="Hipervnculo"/>
@@ -871,7 +872,7 @@
               <w:lang w:val="es-ES" w:eastAsia="es-ES"/>
             </w:rPr>
           </w:pPr>
-          <w:hyperlink w:anchor="_Toc224138587" w:history="1">
+          <w:hyperlink w:history="1" w:anchor="_Toc224138587">
             <w:r>
               <w:rPr>
                 <w:rStyle w:val="Hipervnculo"/>
@@ -967,7 +968,7 @@
               <w:lang w:val="es-ES" w:eastAsia="es-ES"/>
             </w:rPr>
           </w:pPr>
-          <w:hyperlink w:anchor="_Toc224138588" w:history="1">
+          <w:hyperlink w:history="1" w:anchor="_Toc224138588">
             <w:r>
               <w:rPr>
                 <w:rStyle w:val="Hipervnculo"/>
@@ -1063,7 +1064,7 @@
               <w:lang w:val="es-ES" w:eastAsia="es-ES"/>
             </w:rPr>
           </w:pPr>
-          <w:hyperlink w:anchor="_Toc224138589" w:history="1">
+          <w:hyperlink w:history="1" w:anchor="_Toc224138589">
             <w:r>
               <w:rPr>
                 <w:rStyle w:val="Hipervnculo"/>
@@ -1159,7 +1160,7 @@
               <w:lang w:val="es-ES" w:eastAsia="es-ES"/>
             </w:rPr>
           </w:pPr>
-          <w:hyperlink w:anchor="_Toc224138590" w:history="1">
+          <w:hyperlink w:history="1" w:anchor="_Toc224138590">
             <w:r>
               <w:rPr>
                 <w:rStyle w:val="Hipervnculo"/>
@@ -1255,7 +1256,7 @@
               <w:lang w:val="es-ES" w:eastAsia="es-ES"/>
             </w:rPr>
           </w:pPr>
-          <w:hyperlink w:anchor="_Toc224138591" w:history="1">
+          <w:hyperlink w:history="1" w:anchor="_Toc224138591">
             <w:r>
               <w:rPr>
                 <w:rStyle w:val="Hipervnculo"/>
@@ -1345,7 +1346,7 @@
               <w:lang w:val="es-ES" w:eastAsia="es-ES"/>
             </w:rPr>
           </w:pPr>
-          <w:hyperlink w:anchor="_Toc224138592" w:history="1">
+          <w:hyperlink w:history="1" w:anchor="_Toc224138592">
             <w:r>
               <w:rPr>
                 <w:rStyle w:val="Hipervnculo"/>
@@ -1441,7 +1442,7 @@
               <w:lang w:val="es-ES" w:eastAsia="es-ES"/>
             </w:rPr>
           </w:pPr>
-          <w:hyperlink w:anchor="_Toc224138593" w:history="1">
+          <w:hyperlink w:history="1" w:anchor="_Toc224138593">
             <w:r>
               <w:rPr>
                 <w:rStyle w:val="Hipervnculo"/>
@@ -1537,7 +1538,7 @@
               <w:lang w:val="es-ES" w:eastAsia="es-ES"/>
             </w:rPr>
           </w:pPr>
-          <w:hyperlink w:anchor="_Toc224138594" w:history="1">
+          <w:hyperlink w:history="1" w:anchor="_Toc224138594">
             <w:r>
               <w:rPr>
                 <w:rStyle w:val="Hipervnculo"/>
@@ -1633,7 +1634,7 @@
               <w:lang w:val="es-ES" w:eastAsia="es-ES"/>
             </w:rPr>
           </w:pPr>
-          <w:hyperlink w:anchor="_Toc224138595" w:history="1">
+          <w:hyperlink w:history="1" w:anchor="_Toc224138595">
             <w:r>
               <w:rPr>
                 <w:rStyle w:val="Hipervnculo"/>
@@ -1729,7 +1730,7 @@
               <w:lang w:val="es-ES" w:eastAsia="es-ES"/>
             </w:rPr>
           </w:pPr>
-          <w:hyperlink w:anchor="_Toc224138596" w:history="1">
+          <w:hyperlink w:history="1" w:anchor="_Toc224138596">
             <w:r>
               <w:rPr>
                 <w:rStyle w:val="Hipervnculo"/>
@@ -1819,7 +1820,7 @@
               <w:lang w:val="es-ES" w:eastAsia="es-ES"/>
             </w:rPr>
           </w:pPr>
-          <w:hyperlink w:anchor="_Toc224138597" w:history="1">
+          <w:hyperlink w:history="1" w:anchor="_Toc224138597">
             <w:r>
               <w:rPr>
                 <w:rStyle w:val="Hipervnculo"/>
@@ -1915,7 +1916,7 @@
               <w:lang w:val="es-ES" w:eastAsia="es-ES"/>
             </w:rPr>
           </w:pPr>
-          <w:hyperlink w:anchor="_Toc224138598" w:history="1">
+          <w:hyperlink w:history="1" w:anchor="_Toc224138598">
             <w:r>
               <w:rPr>
                 <w:rStyle w:val="Hipervnculo"/>
@@ -2011,7 +2012,7 @@
               <w:lang w:val="es-ES" w:eastAsia="es-ES"/>
             </w:rPr>
           </w:pPr>
-          <w:hyperlink w:anchor="_Toc224138599" w:history="1">
+          <w:hyperlink w:history="1" w:anchor="_Toc224138599">
             <w:r>
               <w:rPr>
                 <w:rStyle w:val="Hipervnculo"/>
@@ -2107,7 +2108,7 @@
               <w:lang w:val="es-ES" w:eastAsia="es-ES"/>
             </w:rPr>
           </w:pPr>
-          <w:hyperlink w:anchor="_Toc224138600" w:history="1">
+          <w:hyperlink w:history="1" w:anchor="_Toc224138600">
             <w:r>
               <w:rPr>
                 <w:rStyle w:val="Hipervnculo"/>
@@ -2202,7 +2203,7 @@
               <w:lang w:val="es-ES" w:eastAsia="es-ES"/>
             </w:rPr>
           </w:pPr>
-          <w:hyperlink w:anchor="_Toc224138601" w:history="1">
+          <w:hyperlink w:history="1" w:anchor="_Toc224138601">
             <w:r>
               <w:rPr>
                 <w:rStyle w:val="Hipervnculo"/>
@@ -2274,7 +2275,7 @@
               <w:lang w:val="es-ES" w:eastAsia="es-ES"/>
             </w:rPr>
           </w:pPr>
-          <w:hyperlink w:anchor="_Toc224138602" w:history="1">
+          <w:hyperlink w:history="1" w:anchor="_Toc224138602">
             <w:r>
               <w:rPr>
                 <w:rStyle w:val="Hipervnculo"/>
@@ -2346,7 +2347,7 @@
               <w:lang w:val="es-ES" w:eastAsia="es-ES"/>
             </w:rPr>
           </w:pPr>
-          <w:hyperlink w:anchor="_Toc224138603" w:history="1">
+          <w:hyperlink w:history="1" w:anchor="_Toc224138603">
             <w:r>
               <w:rPr>
                 <w:rStyle w:val="Hipervnculo"/>
@@ -2418,7 +2419,7 @@
               <w:lang w:val="es-ES" w:eastAsia="es-ES"/>
             </w:rPr>
           </w:pPr>
-          <w:hyperlink w:anchor="_Toc224138604" w:history="1">
+          <w:hyperlink w:history="1" w:anchor="_Toc224138604">
             <w:r>
               <w:rPr>
                 <w:rStyle w:val="Hipervnculo"/>
@@ -2490,7 +2491,7 @@
               <w:lang w:val="es-ES" w:eastAsia="es-ES"/>
             </w:rPr>
           </w:pPr>
-          <w:hyperlink w:anchor="_Toc224138605" w:history="1">
+          <w:hyperlink w:history="1" w:anchor="_Toc224138605">
             <w:r>
               <w:rPr>
                 <w:rStyle w:val="Hipervnculo"/>
@@ -2554,14 +2555,24 @@
           </w:r>
         </w:p>
       </w:sdtContent>
+      <w:sdtEndPr>
+        <w:rPr>
+          <w:rFonts w:ascii="Calibri" w:hAnsi="Calibri" w:eastAsia="游明朝" w:cs="Arial" w:asciiTheme="minorAscii" w:hAnsiTheme="minorAscii" w:eastAsiaTheme="minorEastAsia" w:cstheme="minorBidi"/>
+          <w:b w:val="0"/>
+          <w:bCs w:val="0"/>
+          <w:color w:val="auto"/>
+          <w:sz w:val="28"/>
+          <w:szCs w:val="28"/>
+          <w:lang w:eastAsia="en-US"/>
+        </w:rPr>
+      </w:sdtEndPr>
     </w:sdt>
     <w:p>
       <w:pPr>
         <w:pStyle w:val="Titulosgenerales"/>
       </w:pPr>
-      <w:bookmarkStart w:id="0" w:name="_Toc224138584"/>
-      <w:r>
-        <w:lastRenderedPageBreak/>
+      <w:bookmarkStart w:name="_Toc224138584" w:id="0"/>
+      <w:r>
         <w:t>Introducción</w:t>
       </w:r>
       <w:bookmarkEnd w:id="0"/>
@@ -2624,9 +2635,8 @@
       <w:pPr>
         <w:pStyle w:val="Ttulo1"/>
       </w:pPr>
-      <w:bookmarkStart w:id="1" w:name="_Toc224138585"/>
-      <w:r>
-        <w:lastRenderedPageBreak/>
+      <w:bookmarkStart w:name="_Toc224138585" w:id="1"/>
+      <w:r>
         <w:t>Indicadores productivos</w:t>
       </w:r>
       <w:bookmarkEnd w:id="1"/>
@@ -2648,7 +2658,7 @@
       <w:pPr>
         <w:pStyle w:val="Ttulo2"/>
       </w:pPr>
-      <w:bookmarkStart w:id="2" w:name="_Toc224138586"/>
+      <w:bookmarkStart w:name="_Toc224138586" w:id="2"/>
       <w:r>
         <w:t>Indicadores productivos: concepto, tipos y finalidad</w:t>
       </w:r>
@@ -2705,7 +2715,6 @@
         <w:pStyle w:val="Ttulo3"/>
       </w:pPr>
       <w:r>
-        <w:lastRenderedPageBreak/>
         <w:t>Indicador productivo.</w:t>
       </w:r>
     </w:p>
@@ -2945,7 +2954,7 @@
       <w:pPr>
         <w:pStyle w:val="Ttulo2"/>
       </w:pPr>
-      <w:bookmarkStart w:id="3" w:name="_Toc224138587"/>
+      <w:bookmarkStart w:name="_Toc224138587" w:id="3"/>
       <w:r>
         <w:t>Indicadores Socioeconómicos IPPTA</w:t>
       </w:r>
@@ -2967,7 +2976,6 @@
         <w:rPr>
           <w:lang w:val="es-419" w:eastAsia="es-CO"/>
         </w:rPr>
-        <w:lastRenderedPageBreak/>
         <w:t>y organizaciones identificarse con los criterios y asumir como propio el proceso de transición.</w:t>
       </w:r>
     </w:p>
@@ -2988,7 +2996,7 @@
       <w:pPr>
         <w:pStyle w:val="Ttulo2"/>
       </w:pPr>
-      <w:bookmarkStart w:id="4" w:name="_Toc224138588"/>
+      <w:bookmarkStart w:name="_Toc224138588" w:id="4"/>
       <w:r>
         <w:t>Componentes socioeconómicos valorados</w:t>
       </w:r>
@@ -3065,7 +3073,6 @@
           <w:bCs/>
           <w:lang w:val="es-419" w:eastAsia="es-CO"/>
         </w:rPr>
-        <w:lastRenderedPageBreak/>
         <w:t>Equidad de género</w:t>
       </w:r>
       <w:r>
@@ -3230,7 +3237,7 @@
       <w:r>
         <w:t xml:space="preserve"> </w:t>
       </w:r>
-      <w:bookmarkStart w:id="5" w:name="_Toc224138589"/>
+      <w:bookmarkStart w:name="_Toc224138589" w:id="5"/>
       <w:r>
         <w:t>Mecánica de valoración</w:t>
       </w:r>
@@ -3259,7 +3266,6 @@
         <w:rPr>
           <w:lang w:val="es-419" w:eastAsia="es-CO"/>
         </w:rPr>
-        <w:lastRenderedPageBreak/>
         <w:t>Con base en aspectos como la participación organizativa, el control de los ingresos, la equidad de género y la autosuficiencia alimentaria, se asigna un puntaje entre 1 y 5 según la descripción definida para cada indicador. Esta calificación permite construir un diagnóstico claro del estado social y económico del predio, realizar comparaciones entre comunidades, identificar avances a lo largo del tiempo y orientar decisiones colectivas que fortalezcan la transición agroecológica.</w:t>
       </w:r>
     </w:p>
@@ -3510,7 +3516,6 @@
         <w:rPr>
           <w:lang w:val="es-419" w:eastAsia="es-CO"/>
         </w:rPr>
-        <w:lastRenderedPageBreak/>
         <w:t>mejora y el seguimiento de los avances en la transición agroecológica, articulando criterios técnicos con análisis participativo y saberes locales.</w:t>
       </w:r>
     </w:p>
@@ -3518,7 +3523,7 @@
       <w:pPr>
         <w:pStyle w:val="Ttulo2"/>
       </w:pPr>
-      <w:bookmarkStart w:id="6" w:name="_Toc224138590"/>
+      <w:bookmarkStart w:name="_Toc224138590" w:id="6"/>
       <w:r>
         <w:t>Indicadores productivos evaluados en la herramienta IPPTA</w:t>
       </w:r>
@@ -3676,7 +3681,6 @@
         <w:pStyle w:val="Ttulo3"/>
       </w:pPr>
       <w:r>
-        <w:lastRenderedPageBreak/>
         <w:t>Generación de ingresos e índices de autoempleo</w:t>
       </w:r>
     </w:p>
@@ -3925,7 +3929,6 @@
         <w:pStyle w:val="Ttulo3"/>
       </w:pPr>
       <w:r>
-        <w:lastRenderedPageBreak/>
         <w:t>Autosuficiencia alimentaria familiar</w:t>
       </w:r>
     </w:p>
@@ -4174,7 +4177,6 @@
         <w:pStyle w:val="Ttulo3"/>
       </w:pPr>
       <w:r>
-        <w:lastRenderedPageBreak/>
         <w:t>Gestión del conocimiento agroecológico</w:t>
       </w:r>
     </w:p>
@@ -4423,7 +4425,6 @@
         <w:pStyle w:val="Ttulo3"/>
       </w:pPr>
       <w:r>
-        <w:lastRenderedPageBreak/>
         <w:t>Control y decisión sobre el ingreso</w:t>
       </w:r>
     </w:p>
@@ -4580,7 +4581,6 @@
         <w:rPr>
           <w:lang w:val="es-419" w:eastAsia="es-CO"/>
         </w:rPr>
-        <w:lastRenderedPageBreak/>
         <w:t>de intermediarios. Estos hallazgos permiten identificar oportunidades para mejorar la corresponsabilidad económica y fortalecer la autonomía comercial desde una perspectiva comunitaria.</w:t>
       </w:r>
     </w:p>
@@ -5052,7 +5052,6 @@
         <w:rPr>
           <w:lang w:val="es-419" w:eastAsia="es-CO"/>
         </w:rPr>
-        <w:lastRenderedPageBreak/>
         <w:t>Condición socioeconómica del predio: la finca se encuentra en un nivel intermedio-alto, con avances claros en participación comunitaria, autosuficiencia alimentaria y gestión del conocimiento, pero con aspectos por mejorar en el control de ingresos y la organización para la comercialización.</w:t>
       </w:r>
     </w:p>
@@ -5075,9 +5074,8 @@
       <w:pPr>
         <w:pStyle w:val="Ttulo1"/>
       </w:pPr>
-      <w:bookmarkStart w:id="7" w:name="_Toc224138591"/>
-      <w:r>
-        <w:lastRenderedPageBreak/>
+      <w:bookmarkStart w:name="_Toc224138591" w:id="7"/>
+      <w:r>
         <w:t>Algunas propuestas agroecológicas frente a la crisis socioeconómica</w:t>
       </w:r>
       <w:bookmarkEnd w:id="7"/>
@@ -5172,6 +5170,7 @@
     </w:p>
     <w:p>
       <w:pPr>
+        <w:ind w:firstLine="0"/>
         <w:rPr>
           <w:lang w:val="es-419" w:eastAsia="es-CO"/>
         </w:rPr>
@@ -5237,7 +5236,6 @@
         <w:rPr>
           <w:lang w:val="es-419" w:eastAsia="es-CO"/>
         </w:rPr>
-        <w:lastRenderedPageBreak/>
         <w:t>visibilizar aprendizajes colectivos y ajustar las estrategias de acción, consolidando un proceso de mejora continua.</w:t>
       </w:r>
     </w:p>
@@ -5245,7 +5243,7 @@
       <w:pPr>
         <w:pStyle w:val="Ttulo2"/>
       </w:pPr>
-      <w:bookmarkStart w:id="8" w:name="_Toc224138592"/>
+      <w:bookmarkStart w:name="_Toc224138592" w:id="8"/>
       <w:r>
         <w:t>Prácticas agroecológicas para el fortalecimiento socioeconómico</w:t>
       </w:r>
@@ -5452,7 +5450,6 @@
         <w:rPr>
           <w:lang w:val="es-419" w:eastAsia="es-CO"/>
         </w:rPr>
-        <w:lastRenderedPageBreak/>
         <w:t>Estas propuestas agroecológicas no solo responden a una crisis socioeconómica, sino que constituyen una vía hacia modelos más justos, sostenibles y arraigados en el territorio.</w:t>
       </w:r>
     </w:p>
@@ -5460,7 +5457,7 @@
       <w:pPr>
         <w:pStyle w:val="Ttulo2"/>
       </w:pPr>
-      <w:bookmarkStart w:id="9" w:name="_Toc224138593"/>
+      <w:bookmarkStart w:name="_Toc224138593" w:id="9"/>
       <w:r>
         <w:t>L</w:t>
       </w:r>
@@ -5531,7 +5528,6 @@
         <w:rPr>
           <w:lang w:val="es-419" w:eastAsia="es-CO"/>
         </w:rPr>
-        <w:lastRenderedPageBreak/>
         <w:t>Las prácticas orientadas a fortalecer a la familia como núcleo del sistema agroecológico integran equidad, empoderamiento y corresponsabilidad en la vida cotidiana de la finca. Se trata de acciones que consolidan tanto la sostenibilidad familiar como la cohesión del proceso agroecológico. Las prácticas para fortalecer el núcleo familiar en la agroecología son:</w:t>
       </w:r>
     </w:p>
@@ -5674,7 +5670,7 @@
       <w:pPr>
         <w:pStyle w:val="Ttulo2"/>
       </w:pPr>
-      <w:bookmarkStart w:id="10" w:name="_Toc224138594"/>
+      <w:bookmarkStart w:name="_Toc224138594" w:id="10"/>
       <w:r>
         <w:t>Redes, plataformas y organizaciones</w:t>
       </w:r>
@@ -5703,7 +5699,6 @@
         <w:rPr>
           <w:lang w:val="es-419" w:eastAsia="es-CO"/>
         </w:rPr>
-        <w:lastRenderedPageBreak/>
         <w:t>La articulación colectiva cumple un papel estratégico en la consolidación de un modelo agroecológico territorial. A través de estas estructuras se generan vínculos de solidaridad, se coordinan acciones frente a desafíos comunes y se construyen alternativas económicas y políticas sostenibles.</w:t>
       </w:r>
     </w:p>
@@ -5852,9 +5847,8 @@
       <w:pPr>
         <w:pStyle w:val="Ttulo2"/>
       </w:pPr>
-      <w:bookmarkStart w:id="11" w:name="_Toc224138595"/>
-      <w:r>
-        <w:lastRenderedPageBreak/>
+      <w:bookmarkStart w:name="_Toc224138595" w:id="11"/>
+      <w:r>
         <w:t>Escuelas agroecológicas</w:t>
       </w:r>
       <w:bookmarkEnd w:id="11"/>
@@ -6037,7 +6031,6 @@
         <w:rPr>
           <w:lang w:val="es-419" w:eastAsia="es-CO"/>
         </w:rPr>
-        <w:lastRenderedPageBreak/>
         <w:t>comunidades para que sean protagonistas de la transición: capaces de innovar, sostener sus sistemas productivos y defender la soberanía alimentaria desde sus territorios.</w:t>
       </w:r>
     </w:p>
@@ -6197,7 +6190,6 @@
         <w:pStyle w:val="Ttulo3"/>
       </w:pPr>
       <w:r>
-        <w:lastRenderedPageBreak/>
         <w:t>Formación universitaria</w:t>
       </w:r>
     </w:p>
@@ -6335,7 +6327,6 @@
         <w:rPr>
           <w:lang w:val="es-419" w:eastAsia="es-CO"/>
         </w:rPr>
-        <w:lastRenderedPageBreak/>
         <w:t>fortalece la confianza entre productores y consumidores, dinamiza las economías locales y consolida la agroecología como una alternativa sostenible y competitiva en los territorios.</w:t>
       </w:r>
     </w:p>
@@ -6524,7 +6515,6 @@
               <w:t xml:space="preserve">Asimismo, los canales cortos de comercialización, como la venta directa en finca o las entregas comunitarias, fortalecen la relación entre productores y consumidores, eliminando intermediarios y generando circuitos de confianza. En este </w:t>
             </w:r>
             <w:r>
-              <w:lastRenderedPageBreak/>
               <w:t>contexto, las organizaciones y cooperativas agropecuarias cumplen un rol estratégico al permitir una gestión colectiva de la oferta, facilitando el acceso a mejores condiciones comerciales sin perder la esencia agroecológica.</w:t>
             </w:r>
           </w:p>
@@ -6546,7 +6536,6 @@
         <w:rPr>
           <w:lang w:val="es-419" w:eastAsia="es-CO"/>
         </w:rPr>
-        <w:lastRenderedPageBreak/>
         <w:t>Hacia modelos de comercio agroecológico justo</w:t>
       </w:r>
     </w:p>
@@ -6641,8 +6630,13 @@
     </w:p>
     <w:p>
       <w:pPr>
-        <w:rPr>
-          <w:lang w:val="es-419" w:eastAsia="es-CO"/>
+        <w:pStyle w:val="Normal"/>
+        <w:rPr>
+          <w:rFonts w:ascii="Calibri" w:hAnsi="Calibri" w:eastAsia="Calibri" w:cs="Calibri"/>
+          <w:noProof w:val="0"/>
+          <w:sz w:val="28"/>
+          <w:szCs w:val="28"/>
+          <w:lang w:val="es-419"/>
         </w:rPr>
       </w:pPr>
       <w:r>
@@ -6651,20 +6645,45 @@
         </w:rPr>
         <w:t>En este enfoque, la comercialización no es un fin aislado, sino una extensión coherente de los principios agroecológicos: justicia social, sostenibilidad ambiental y soberanía alimentaria. Puede conocer más sobre los circuitos cortos de comercialización y los sistemas participativos de garantías:</w:t>
       </w:r>
+      <w:r>
+        <w:rPr>
+          <w:lang w:val="es-419" w:eastAsia="es-CO"/>
+        </w:rPr>
+        <w:t xml:space="preserve"> </w:t>
+      </w:r>
+      <w:r>
+        <w:rPr>
+          <w:rFonts w:ascii="Roboto" w:hAnsi="Roboto" w:eastAsia="Roboto" w:cs="Roboto"/>
+          <w:b w:val="0"/>
+          <w:bCs w:val="0"/>
+          <w:i w:val="0"/>
+          <w:iCs w:val="0"/>
+          <w:caps w:val="0"/>
+          <w:smallCaps w:val="0"/>
+          <w:noProof w:val="0"/>
+          <w:color w:val="12263F"/>
+          <w:sz w:val="19"/>
+          <w:szCs w:val="19"/>
+          <w:lang w:val="es-419"/>
+        </w:rPr>
+        <w:t>Red COMPARTE. Circuitos cortos de comercialización y consumo.</w:t>
+      </w:r>
     </w:p>
     <w:p>
       <w:pPr>
         <w:pStyle w:val="Video"/>
-        <w:rPr>
-          <w:lang w:val="es-419" w:eastAsia="es-CO"/>
-        </w:rPr>
-      </w:pPr>
-      <w:r>
-        <w:rPr>
-          <w:lang w:val="es-419" w:eastAsia="es-CO"/>
-        </w:rPr>
-        <w:lastRenderedPageBreak/>
-        <w:t>CIDM SENA FLORIDABLANCA</w:t>
+        <w:suppressLineNumbers w:val="0"/>
+        <w:bidi w:val="0"/>
+        <w:spacing w:before="240" w:beforeAutospacing="off" w:after="120" w:afterAutospacing="off" w:line="360" w:lineRule="auto"/>
+        <w:ind w:left="1134" w:right="0" w:hanging="1134"/>
+        <w:jc w:val="center"/>
+        <w:rPr/>
+      </w:pPr>
+      <w:r>
+        <w:rPr>
+          <w:lang w:val="es-419" w:eastAsia="es-CO"/>
+        </w:rPr>
+        <w:t>Red COMPARTE. Circuitos de comercialización y consumo</w:t>
       </w:r>
     </w:p>
     <w:p>
@@ -6750,7 +6769,7 @@
           <w:b/>
         </w:rPr>
       </w:pPr>
-      <w:hyperlink r:id="rId13" w:history="1">
+      <w:hyperlink w:history="1" r:id="rId13">
         <w:r>
           <w:rPr>
             <w:rStyle w:val="Hipervnculo"/>
@@ -6854,7 +6873,6 @@
                 <w:color w:val="auto"/>
                 <w:u w:val="none"/>
               </w:rPr>
-              <w:lastRenderedPageBreak/>
               <w:t>Además del café, producen otros alimentos que venden en mercados campesinos de ciclo corto, promoviendo el comercio directo entre productor y consumidor. Estos mercados están respaldados por Sistemas Participativos de Garantía (SPG), una alternativa a la certificación de terceros. En este modelo no intervienen agentes externos; son la comunidad y los consumidores quienes verifican la producción mediante visitas a las fincas y participación activa.</w:t>
             </w:r>
           </w:p>
@@ -6888,7 +6906,6 @@
         <w:rPr>
           <w:lang w:val="es-419" w:eastAsia="es-CO"/>
         </w:rPr>
-        <w:lastRenderedPageBreak/>
         <w:t>En síntesis, los mercados son más que espacios de intercambio económico: son escenarios de encuentro, reconocimiento y construcción de soberanía alimentaria. Su consolidación asegura que la producción agroecológica se traduzca en bienestar familiar, cohesión comunitaria y resiliencia territorial.</w:t>
       </w:r>
     </w:p>
@@ -6911,9 +6928,8 @@
       <w:pPr>
         <w:pStyle w:val="Ttulo1"/>
       </w:pPr>
-      <w:bookmarkStart w:id="12" w:name="_Toc224138596"/>
-      <w:r>
-        <w:lastRenderedPageBreak/>
+      <w:bookmarkStart w:name="_Toc224138596" w:id="12"/>
+      <w:r>
         <w:t>Plan de acompañamiento agroecológico</w:t>
       </w:r>
       <w:bookmarkEnd w:id="12"/>
@@ -7130,7 +7146,6 @@
           <w:bCs/>
           <w:lang w:val="es-419" w:eastAsia="es-CO"/>
         </w:rPr>
-        <w:lastRenderedPageBreak/>
         <w:t>Generación y control de ingresos</w:t>
       </w:r>
       <w:r>
@@ -7184,7 +7199,7 @@
       <w:pPr>
         <w:pStyle w:val="Ttulo2"/>
       </w:pPr>
-      <w:bookmarkStart w:id="13" w:name="_Toc224138597"/>
+      <w:bookmarkStart w:name="_Toc224138597" w:id="13"/>
       <w:r>
         <w:t>Bases para proponer un plan de acción para la transición</w:t>
       </w:r>
@@ -7328,7 +7343,6 @@
           <w:bCs/>
           <w:lang w:val="es-419" w:eastAsia="es-CO"/>
         </w:rPr>
-        <w:lastRenderedPageBreak/>
         <w:t>Implementar prácticas de corresponsabilidad</w:t>
       </w:r>
       <w:r>
@@ -7382,7 +7396,7 @@
       <w:pPr>
         <w:pStyle w:val="Ttulo2"/>
       </w:pPr>
-      <w:bookmarkStart w:id="14" w:name="_Toc224138598"/>
+      <w:bookmarkStart w:name="_Toc224138598" w:id="14"/>
       <w:r>
         <w:t>Identificar necesidades sociales prioritarias</w:t>
       </w:r>
@@ -7563,7 +7577,6 @@
         <w:rPr>
           <w:lang w:val="es-419" w:eastAsia="es-CO"/>
         </w:rPr>
-        <w:lastRenderedPageBreak/>
         <w:t>y cómo avanzar hacia una organización coherente con los principios de equidad, solidaridad y soberanía alimentaria. A partir de esta lectura crítica del territorio, es posible proponer prácticas contextualizadas, basadas en el conocimiento local, la cultura comunitaria y la experiencia viva de quienes habitan y transforman el espacio rural.</w:t>
       </w:r>
     </w:p>
@@ -7571,7 +7584,7 @@
       <w:pPr>
         <w:pStyle w:val="Ttulo2"/>
       </w:pPr>
-      <w:bookmarkStart w:id="15" w:name="_Toc224138599"/>
+      <w:bookmarkStart w:name="_Toc224138599" w:id="15"/>
       <w:r>
         <w:t>Definir objetivos específicos</w:t>
       </w:r>
@@ -7771,6 +7784,11 @@
           <w:lang w:val="es-419" w:eastAsia="es-CO"/>
         </w:rPr>
         <w:tab/>
+      </w:r>
+      <w:r>
+        <w:rPr>
+          <w:lang w:val="es-419" w:eastAsia="es-CO"/>
+        </w:rPr>
         <w:t>A continuación, se presentan ejemplos de necesidades comunes y sus correspondientes objetivos transformadores:</w:t>
       </w:r>
     </w:p>
@@ -7819,7 +7837,6 @@
           <w:bCs/>
           <w:lang w:val="es-419" w:eastAsia="es-CO"/>
         </w:rPr>
-        <w:lastRenderedPageBreak/>
         <w:t>Baja participación de mujeres y jóvenes en espacios decisorios</w:t>
       </w:r>
       <w:r>
@@ -7954,7 +7971,7 @@
       <w:pPr>
         <w:pStyle w:val="Ttulo2"/>
       </w:pPr>
-      <w:bookmarkStart w:id="16" w:name="_Toc224138600"/>
+      <w:bookmarkStart w:name="_Toc224138600" w:id="16"/>
       <w:r>
         <w:t>Seleccionar las alternativas agroecológicas</w:t>
       </w:r>
@@ -8061,7 +8078,6 @@
           <w:bCs/>
           <w:lang w:val="es-419" w:eastAsia="es-CO"/>
         </w:rPr>
-        <w:lastRenderedPageBreak/>
         <w:t>Pertinencia cultural</w:t>
       </w:r>
       <w:r>
@@ -8284,7 +8300,6 @@
         <w:rPr>
           <w:lang w:val="es-419" w:eastAsia="es-CO"/>
         </w:rPr>
-        <w:lastRenderedPageBreak/>
         <w:t>consumidor, reduciendo la intermediación y promoviendo circuitos económicos locales.</w:t>
       </w:r>
     </w:p>
@@ -8391,12 +8406,11 @@
           <w:lang w:val="es-CO"/>
         </w:rPr>
       </w:pPr>
-      <w:bookmarkStart w:id="17" w:name="_Toc224138601"/>
+      <w:bookmarkStart w:name="_Toc224138601" w:id="17"/>
       <w:r>
         <w:rPr>
           <w:lang w:val="es-CO"/>
         </w:rPr>
-        <w:lastRenderedPageBreak/>
         <w:t>Síntesis</w:t>
       </w:r>
       <w:bookmarkEnd w:id="17"/>
@@ -8514,12 +8528,11 @@
           <w:lang w:val="es-CO"/>
         </w:rPr>
       </w:pPr>
-      <w:bookmarkStart w:id="18" w:name="_Toc224138602"/>
+      <w:bookmarkStart w:name="_Toc224138602" w:id="18"/>
       <w:r>
         <w:rPr>
           <w:lang w:val="es-CO"/>
         </w:rPr>
-        <w:lastRenderedPageBreak/>
         <w:t>Material complementario</w:t>
       </w:r>
       <w:bookmarkEnd w:id="18"/>
@@ -8686,7 +8699,7 @@
                 <w:rStyle w:val="Hipervnculo"/>
               </w:rPr>
             </w:pPr>
-            <w:hyperlink r:id="rId16" w:history="1">
+            <w:hyperlink w:history="1" r:id="rId16">
               <w:r>
                 <w:rPr>
                   <w:rStyle w:val="Hipervnculo"/>
@@ -8766,7 +8779,7 @@
             <w:pPr>
               <w:pStyle w:val="TextoTablas"/>
             </w:pPr>
-            <w:hyperlink r:id="rId17" w:history="1">
+            <w:hyperlink w:history="1" r:id="rId17">
               <w:r>
                 <w:rPr>
                   <w:rStyle w:val="Hipervnculo"/>
@@ -8841,7 +8854,7 @@
             <w:pPr>
               <w:pStyle w:val="TextoTablas"/>
             </w:pPr>
-            <w:hyperlink r:id="rId18" w:history="1">
+            <w:hyperlink w:history="1" r:id="rId18">
               <w:r>
                 <w:rPr>
                   <w:rStyle w:val="Hipervnculo"/>
@@ -8909,7 +8922,7 @@
             <w:pPr>
               <w:pStyle w:val="TextoTablas"/>
             </w:pPr>
-            <w:hyperlink r:id="rId19" w:history="1">
+            <w:hyperlink w:history="1" r:id="rId19">
               <w:r>
                 <w:rPr>
                   <w:rStyle w:val="Hipervnculo"/>
@@ -8935,12 +8948,11 @@
           <w:lang w:val="es-CO"/>
         </w:rPr>
       </w:pPr>
-      <w:bookmarkStart w:id="19" w:name="_Toc224138603"/>
+      <w:bookmarkStart w:name="_Toc224138603" w:id="19"/>
       <w:r>
         <w:rPr>
           <w:lang w:val="es-CO"/>
         </w:rPr>
-        <w:lastRenderedPageBreak/>
         <w:t>Glosario</w:t>
       </w:r>
       <w:bookmarkEnd w:id="19"/>
@@ -9061,12 +9073,11 @@
           <w:lang w:val="es-CO"/>
         </w:rPr>
       </w:pPr>
-      <w:bookmarkStart w:id="20" w:name="_Toc224138604"/>
+      <w:bookmarkStart w:name="_Toc224138604" w:id="20"/>
       <w:r>
         <w:rPr>
           <w:lang w:val="es-CO"/>
         </w:rPr>
-        <w:lastRenderedPageBreak/>
         <w:t>Referencias bibliográficas</w:t>
       </w:r>
       <w:bookmarkEnd w:id="20"/>
@@ -9092,7 +9103,7 @@
       <w:r>
         <w:t xml:space="preserve"> </w:t>
       </w:r>
-      <w:hyperlink r:id="rId20" w:history="1">
+      <w:hyperlink w:history="1" r:id="rId20">
         <w:r>
           <w:rPr>
             <w:rStyle w:val="Hipervnculo"/>
@@ -9142,7 +9153,7 @@
       <w:r>
         <w:t xml:space="preserve"> </w:t>
       </w:r>
-      <w:hyperlink r:id="rId21" w:history="1">
+      <w:hyperlink w:history="1" r:id="rId21">
         <w:r>
           <w:rPr>
             <w:rStyle w:val="Hipervnculo"/>
@@ -9179,7 +9190,7 @@
       <w:r>
         <w:t xml:space="preserve"> </w:t>
       </w:r>
-      <w:hyperlink r:id="rId22" w:history="1">
+      <w:hyperlink w:history="1" r:id="rId22">
         <w:r>
           <w:rPr>
             <w:rStyle w:val="Hipervnculo"/>
@@ -9203,7 +9214,7 @@
       <w:r>
         <w:t xml:space="preserve"> </w:t>
       </w:r>
-      <w:hyperlink r:id="rId23" w:history="1">
+      <w:hyperlink w:history="1" r:id="rId23">
         <w:r>
           <w:rPr>
             <w:rStyle w:val="Hipervnculo"/>
@@ -9248,10 +9259,9 @@
         <w:ind w:left="993"/>
       </w:pPr>
       <w:r>
-        <w:lastRenderedPageBreak/>
         <w:t xml:space="preserve">Giraldo, O. F. (2022). Multitudes agroecológicas. Universidad Nacional Autónoma de México. </w:t>
       </w:r>
-      <w:hyperlink r:id="rId24" w:history="1">
+      <w:hyperlink w:history="1" r:id="rId24">
         <w:r>
           <w:rPr>
             <w:rStyle w:val="Hipervnculo"/>
@@ -9327,7 +9337,7 @@
       <w:r>
         <w:t xml:space="preserve">. (2022). Diversificar los cultivos: estrategias clave para una producción agrícola rentable y sostenible [Video]. YouTube. </w:t>
       </w:r>
-      <w:hyperlink r:id="rId25" w:history="1">
+      <w:hyperlink w:history="1" r:id="rId25">
         <w:r>
           <w:rPr>
             <w:rStyle w:val="Hipervnculo"/>
@@ -9348,7 +9358,7 @@
       <w:r>
         <w:t xml:space="preserve">Red Comparte. (2021, agosto 17). Red COMPARTE. Circuitos cortos de comercialización y consumo [Video]. YouTube. </w:t>
       </w:r>
-      <w:hyperlink r:id="rId26" w:history="1">
+      <w:hyperlink w:history="1" r:id="rId26">
         <w:r>
           <w:rPr>
             <w:rStyle w:val="Hipervnculo"/>
@@ -9427,12 +9437,11 @@
           <w:lang w:val="es-CO"/>
         </w:rPr>
       </w:pPr>
-      <w:bookmarkStart w:id="21" w:name="_Toc224138605"/>
+      <w:bookmarkStart w:name="_Toc224138605" w:id="21"/>
       <w:r>
         <w:rPr>
           <w:lang w:val="es-CO"/>
         </w:rPr>
-        <w:lastRenderedPageBreak/>
         <w:t>Créditos</w:t>
       </w:r>
       <w:bookmarkEnd w:id="21"/>
@@ -10317,7 +10326,6 @@
               <w:rPr>
                 <w:lang w:val="es-CO"/>
               </w:rPr>
-              <w:lastRenderedPageBreak/>
               <w:t>Daniela Muñoz Bedoya</w:t>
             </w:r>
           </w:p>
@@ -10793,7 +10801,7 @@
     <w:sectPr>
       <w:headerReference w:type="default" r:id="rId27"/>
       <w:footerReference w:type="default" r:id="rId28"/>
-      <w:pgSz w:w="12240" w:h="15840"/>
+      <w:pgSz w:w="12240" w:h="15840" w:orient="portrait"/>
       <w:pgMar w:top="1701" w:right="1134" w:bottom="1134" w:left="1134" w:header="709" w:footer="737" w:gutter="0"/>
       <w:pgNumType w:start="1"/>
       <w:cols w:space="708"/>
@@ -10900,7 +10908,7 @@
 </file>
 
 <file path=word/header1.xml><?xml version="1.0" encoding="utf-8"?>
-<w:hdr xmlns:wpc="http://schemas.microsoft.com/office/word/2010/wordprocessingCanvas" xmlns:cx="http://schemas.microsoft.com/office/drawing/2014/chartex" xmlns:cx1="http://schemas.microsoft.com/office/drawing/2015/9/8/chartex" xmlns:cx2="http://schemas.microsoft.com/office/drawing/2015/10/21/chartex" xmlns:cx3="http://schemas.microsoft.com/office/drawing/2016/5/9/chartex" xmlns:cx4="http://schemas.microsoft.com/office/drawing/2016/5/10/chartex" xmlns:cx5="http://schemas.microsoft.com/office/drawing/2016/5/11/chartex" xmlns:cx6="http://schemas.microsoft.com/office/drawing/2016/5/12/chartex" xmlns:cx7="http://schemas.microsoft.com/office/drawing/2016/5/13/chartex" xmlns:cx8="http://schemas.microsoft.com/office/drawing/2016/5/14/chartex" xmlns:mc="http://schemas.openxmlformats.org/markup-compatibility/2006" xmlns:aink="http://schemas.microsoft.com/office/drawing/2016/ink" xmlns:am3d="http://schemas.microsoft.com/office/drawing/2017/model3d" xmlns:o="urn:schemas-microsoft-com:office:office" xmlns:oel="http://schemas.microsoft.com/office/2019/extlst" xmlns:r="http://schemas.openxmlformats.org/officeDocument/2006/relationships" xmlns:m="http://schemas.openxmlformats.org/officeDocument/2006/math" xmlns:v="urn:schemas-microsoft-com:vml" xmlns:wp14="http://schemas.microsoft.com/office/word/2010/wordprocessingDrawing" xmlns:wp="http://schemas.openxmlformats.org/drawingml/2006/wordprocessingDrawing" xmlns:w10="urn:schemas-microsoft-com:office:word" xmlns:w="http://schemas.openxmlformats.org/wordprocessingml/2006/main" xmlns:w14="http://schemas.microsoft.com/office/word/2010/wordml" xmlns:w15="http://schemas.microsoft.com/office/word/2012/wordml" xmlns:w16cex="http://schemas.microsoft.com/office/word/2018/wordml/cex" xmlns:w16cid="http://schemas.microsoft.com/office/word/2016/wordml/cid" xmlns:w16="http://schemas.microsoft.com/office/word/2018/wordml" xmlns:w16sdtdh="http://schemas.microsoft.com/office/word/2020/wordml/sdtdatahash" xmlns:w16se="http://schemas.microsoft.com/office/word/2015/wordml/symex" xmlns:wpg="http://schemas.microsoft.com/office/word/2010/wordprocessingGroup" xmlns:wpi="http://schemas.microsoft.com/office/word/2010/wordprocessingInk" xmlns:wne="http://schemas.microsoft.com/office/word/2006/wordml" xmlns:wps="http://schemas.microsoft.com/office/word/2010/wordprocessingShape" mc:Ignorable="w14 w15 w16se w16cid w16 w16cex w16sdtdh wp14">
+<w:hdr xmlns:wpc="http://schemas.microsoft.com/office/word/2010/wordprocessingCanvas" xmlns:cx="http://schemas.microsoft.com/office/drawing/2014/chartex" xmlns:cx1="http://schemas.microsoft.com/office/drawing/2015/9/8/chartex" xmlns:cx2="http://schemas.microsoft.com/office/drawing/2015/10/21/chartex" xmlns:cx3="http://schemas.microsoft.com/office/drawing/2016/5/9/chartex" xmlns:cx4="http://schemas.microsoft.com/office/drawing/2016/5/10/chartex" xmlns:cx5="http://schemas.microsoft.com/office/drawing/2016/5/11/chartex" xmlns:cx6="http://schemas.microsoft.com/office/drawing/2016/5/12/chartex" xmlns:cx7="http://schemas.microsoft.com/office/drawing/2016/5/13/chartex" xmlns:cx8="http://schemas.microsoft.com/office/drawing/2016/5/14/chartex" xmlns:mc="http://schemas.openxmlformats.org/markup-compatibility/2006" xmlns:aink="http://schemas.microsoft.com/office/drawing/2016/ink" xmlns:am3d="http://schemas.microsoft.com/office/drawing/2017/model3d" xmlns:o="urn:schemas-microsoft-com:office:office" xmlns:oel="http://schemas.microsoft.com/office/2019/extlst" xmlns:r="http://schemas.openxmlformats.org/officeDocument/2006/relationships" xmlns:m="http://schemas.openxmlformats.org/officeDocument/2006/math" xmlns:v="urn:schemas-microsoft-com:vml" xmlns:wp14="http://schemas.microsoft.com/office/word/2010/wordprocessingDrawing" xmlns:wp="http://schemas.openxmlformats.org/drawingml/2006/wordprocessingDrawing" xmlns:w10="urn:schemas-microsoft-com:office:word" xmlns:w="http://schemas.openxmlformats.org/wordprocessingml/2006/main" xmlns:w14="http://schemas.microsoft.com/office/word/2010/wordml" xmlns:w15="http://schemas.microsoft.com/office/word/2012/wordml" xmlns:w16cex="http://schemas.microsoft.com/office/word/2018/wordml/cex" xmlns:w16cid="http://schemas.microsoft.com/office/word/2016/wordml/cid" xmlns:w16="http://schemas.microsoft.com/office/word/2018/wordml" xmlns:w16sdtdh="http://schemas.microsoft.com/office/word/2020/wordml/sdtdatahash" xmlns:w16se="http://schemas.microsoft.com/office/word/2015/wordml/symex" xmlns:wpg="http://schemas.microsoft.com/office/word/2010/wordprocessingGroup" xmlns:wpi="http://schemas.microsoft.com/office/word/2010/wordprocessingInk" xmlns:wne="http://schemas.microsoft.com/office/word/2006/wordml" xmlns:wps="http://schemas.microsoft.com/office/word/2010/wordprocessingShape" xmlns:a="http://schemas.openxmlformats.org/drawingml/2006/main" xmlns:adec="http://schemas.microsoft.com/office/drawing/2017/decorative" xmlns:pic="http://schemas.openxmlformats.org/drawingml/2006/picture" xmlns:a14="http://schemas.microsoft.com/office/drawing/2010/main" xmlns:asvg="http://schemas.microsoft.com/office/drawing/2016/SVG/main" mc:Ignorable="w14 w15 w16se w16cid w16 w16cex w16sdtdh wp14">
   <w:p>
     <w:pPr>
       <w:pStyle w:val="Encabezado"/>
@@ -11004,7 +11012,7 @@
         <w:ind w:left="360" w:hanging="360"/>
       </w:pPr>
       <w:rPr>
-        <w:rFonts w:ascii="Symbol" w:hAnsi="Symbol" w:hint="default"/>
+        <w:rFonts w:hint="default" w:ascii="Symbol" w:hAnsi="Symbol"/>
       </w:rPr>
     </w:lvl>
   </w:abstractNum>
@@ -11021,7 +11029,7 @@
         <w:ind w:left="1429" w:hanging="360"/>
       </w:pPr>
       <w:rPr>
-        <w:rFonts w:ascii="Symbol" w:hAnsi="Symbol" w:hint="default"/>
+        <w:rFonts w:hint="default" w:ascii="Symbol" w:hAnsi="Symbol"/>
       </w:rPr>
     </w:lvl>
     <w:lvl w:ilvl="1" w:tplc="0C0A0001">
@@ -11033,7 +11041,7 @@
         <w:ind w:left="2149" w:hanging="360"/>
       </w:pPr>
       <w:rPr>
-        <w:rFonts w:ascii="Symbol" w:hAnsi="Symbol" w:hint="default"/>
+        <w:rFonts w:hint="default" w:ascii="Symbol" w:hAnsi="Symbol"/>
       </w:rPr>
     </w:lvl>
     <w:lvl w:ilvl="2" w:tplc="FFFFFFFF" w:tentative="1">
@@ -11045,7 +11053,7 @@
         <w:ind w:left="2869" w:hanging="360"/>
       </w:pPr>
       <w:rPr>
-        <w:rFonts w:ascii="Wingdings" w:hAnsi="Wingdings" w:hint="default"/>
+        <w:rFonts w:hint="default" w:ascii="Wingdings" w:hAnsi="Wingdings"/>
       </w:rPr>
     </w:lvl>
     <w:lvl w:ilvl="3" w:tplc="FFFFFFFF" w:tentative="1">
@@ -11057,7 +11065,7 @@
         <w:ind w:left="3589" w:hanging="360"/>
       </w:pPr>
       <w:rPr>
-        <w:rFonts w:ascii="Symbol" w:hAnsi="Symbol" w:hint="default"/>
+        <w:rFonts w:hint="default" w:ascii="Symbol" w:hAnsi="Symbol"/>
       </w:rPr>
     </w:lvl>
     <w:lvl w:ilvl="4" w:tplc="FFFFFFFF" w:tentative="1">
@@ -11069,7 +11077,7 @@
         <w:ind w:left="4309" w:hanging="360"/>
       </w:pPr>
       <w:rPr>
-        <w:rFonts w:ascii="Courier New" w:hAnsi="Courier New" w:cs="Courier New" w:hint="default"/>
+        <w:rFonts w:hint="default" w:ascii="Courier New" w:hAnsi="Courier New" w:cs="Courier New"/>
       </w:rPr>
     </w:lvl>
     <w:lvl w:ilvl="5" w:tplc="FFFFFFFF" w:tentative="1">
@@ -11081,7 +11089,7 @@
         <w:ind w:left="5029" w:hanging="360"/>
       </w:pPr>
       <w:rPr>
-        <w:rFonts w:ascii="Wingdings" w:hAnsi="Wingdings" w:hint="default"/>
+        <w:rFonts w:hint="default" w:ascii="Wingdings" w:hAnsi="Wingdings"/>
       </w:rPr>
     </w:lvl>
     <w:lvl w:ilvl="6" w:tplc="FFFFFFFF" w:tentative="1">
@@ -11093,7 +11101,7 @@
         <w:ind w:left="5749" w:hanging="360"/>
       </w:pPr>
       <w:rPr>
-        <w:rFonts w:ascii="Symbol" w:hAnsi="Symbol" w:hint="default"/>
+        <w:rFonts w:hint="default" w:ascii="Symbol" w:hAnsi="Symbol"/>
       </w:rPr>
     </w:lvl>
     <w:lvl w:ilvl="7" w:tplc="FFFFFFFF" w:tentative="1">
@@ -11105,7 +11113,7 @@
         <w:ind w:left="6469" w:hanging="360"/>
       </w:pPr>
       <w:rPr>
-        <w:rFonts w:ascii="Courier New" w:hAnsi="Courier New" w:cs="Courier New" w:hint="default"/>
+        <w:rFonts w:hint="default" w:ascii="Courier New" w:hAnsi="Courier New" w:cs="Courier New"/>
       </w:rPr>
     </w:lvl>
     <w:lvl w:ilvl="8" w:tplc="FFFFFFFF" w:tentative="1">
@@ -11117,7 +11125,7 @@
         <w:ind w:left="7189" w:hanging="360"/>
       </w:pPr>
       <w:rPr>
-        <w:rFonts w:ascii="Wingdings" w:hAnsi="Wingdings" w:hint="default"/>
+        <w:rFonts w:hint="default" w:ascii="Wingdings" w:hAnsi="Wingdings"/>
       </w:rPr>
     </w:lvl>
   </w:abstractNum>
@@ -11224,7 +11232,7 @@
         <w:ind w:left="1429" w:hanging="360"/>
       </w:pPr>
       <w:rPr>
-        <w:rFonts w:ascii="Symbol" w:hAnsi="Symbol" w:hint="default"/>
+        <w:rFonts w:hint="default" w:ascii="Symbol" w:hAnsi="Symbol"/>
       </w:rPr>
     </w:lvl>
     <w:lvl w:ilvl="1" w:tplc="0C0A0003" w:tentative="1">
@@ -11236,7 +11244,7 @@
         <w:ind w:left="2149" w:hanging="360"/>
       </w:pPr>
       <w:rPr>
-        <w:rFonts w:ascii="Courier New" w:hAnsi="Courier New" w:cs="Courier New" w:hint="default"/>
+        <w:rFonts w:hint="default" w:ascii="Courier New" w:hAnsi="Courier New" w:cs="Courier New"/>
       </w:rPr>
     </w:lvl>
     <w:lvl w:ilvl="2" w:tplc="0C0A0005" w:tentative="1">
@@ -11248,7 +11256,7 @@
         <w:ind w:left="2869" w:hanging="360"/>
       </w:pPr>
       <w:rPr>
-        <w:rFonts w:ascii="Wingdings" w:hAnsi="Wingdings" w:hint="default"/>
+        <w:rFonts w:hint="default" w:ascii="Wingdings" w:hAnsi="Wingdings"/>
       </w:rPr>
     </w:lvl>
     <w:lvl w:ilvl="3" w:tplc="0C0A0001" w:tentative="1">
@@ -11260,7 +11268,7 @@
         <w:ind w:left="3589" w:hanging="360"/>
       </w:pPr>
       <w:rPr>
-        <w:rFonts w:ascii="Symbol" w:hAnsi="Symbol" w:hint="default"/>
+        <w:rFonts w:hint="default" w:ascii="Symbol" w:hAnsi="Symbol"/>
       </w:rPr>
     </w:lvl>
     <w:lvl w:ilvl="4" w:tplc="0C0A0003" w:tentative="1">
@@ -11272,7 +11280,7 @@
         <w:ind w:left="4309" w:hanging="360"/>
       </w:pPr>
       <w:rPr>
-        <w:rFonts w:ascii="Courier New" w:hAnsi="Courier New" w:cs="Courier New" w:hint="default"/>
+        <w:rFonts w:hint="default" w:ascii="Courier New" w:hAnsi="Courier New" w:cs="Courier New"/>
       </w:rPr>
     </w:lvl>
     <w:lvl w:ilvl="5" w:tplc="0C0A0005" w:tentative="1">
@@ -11284,7 +11292,7 @@
         <w:ind w:left="5029" w:hanging="360"/>
       </w:pPr>
       <w:rPr>
-        <w:rFonts w:ascii="Wingdings" w:hAnsi="Wingdings" w:hint="default"/>
+        <w:rFonts w:hint="default" w:ascii="Wingdings" w:hAnsi="Wingdings"/>
       </w:rPr>
     </w:lvl>
     <w:lvl w:ilvl="6" w:tplc="0C0A0001" w:tentative="1">
@@ -11296,7 +11304,7 @@
         <w:ind w:left="5749" w:hanging="360"/>
       </w:pPr>
       <w:rPr>
-        <w:rFonts w:ascii="Symbol" w:hAnsi="Symbol" w:hint="default"/>
+        <w:rFonts w:hint="default" w:ascii="Symbol" w:hAnsi="Symbol"/>
       </w:rPr>
     </w:lvl>
     <w:lvl w:ilvl="7" w:tplc="0C0A0003" w:tentative="1">
@@ -11308,7 +11316,7 @@
         <w:ind w:left="6469" w:hanging="360"/>
       </w:pPr>
       <w:rPr>
-        <w:rFonts w:ascii="Courier New" w:hAnsi="Courier New" w:cs="Courier New" w:hint="default"/>
+        <w:rFonts w:hint="default" w:ascii="Courier New" w:hAnsi="Courier New" w:cs="Courier New"/>
       </w:rPr>
     </w:lvl>
     <w:lvl w:ilvl="8" w:tplc="0C0A0005" w:tentative="1">
@@ -11320,7 +11328,7 @@
         <w:ind w:left="7189" w:hanging="360"/>
       </w:pPr>
       <w:rPr>
-        <w:rFonts w:ascii="Wingdings" w:hAnsi="Wingdings" w:hint="default"/>
+        <w:rFonts w:hint="default" w:ascii="Wingdings" w:hAnsi="Wingdings"/>
       </w:rPr>
     </w:lvl>
   </w:abstractNum>
@@ -11337,7 +11345,7 @@
         <w:ind w:left="1429" w:hanging="360"/>
       </w:pPr>
       <w:rPr>
-        <w:rFonts w:ascii="Symbol" w:hAnsi="Symbol" w:hint="default"/>
+        <w:rFonts w:hint="default" w:ascii="Symbol" w:hAnsi="Symbol"/>
       </w:rPr>
     </w:lvl>
     <w:lvl w:ilvl="1" w:tplc="0C0A0001">
@@ -11349,7 +11357,7 @@
         <w:ind w:left="2149" w:hanging="360"/>
       </w:pPr>
       <w:rPr>
-        <w:rFonts w:ascii="Symbol" w:hAnsi="Symbol" w:hint="default"/>
+        <w:rFonts w:hint="default" w:ascii="Symbol" w:hAnsi="Symbol"/>
       </w:rPr>
     </w:lvl>
     <w:lvl w:ilvl="2" w:tplc="FFFFFFFF" w:tentative="1">
@@ -11361,7 +11369,7 @@
         <w:ind w:left="2869" w:hanging="360"/>
       </w:pPr>
       <w:rPr>
-        <w:rFonts w:ascii="Wingdings" w:hAnsi="Wingdings" w:hint="default"/>
+        <w:rFonts w:hint="default" w:ascii="Wingdings" w:hAnsi="Wingdings"/>
       </w:rPr>
     </w:lvl>
     <w:lvl w:ilvl="3" w:tplc="FFFFFFFF" w:tentative="1">
@@ -11373,7 +11381,7 @@
         <w:ind w:left="3589" w:hanging="360"/>
       </w:pPr>
       <w:rPr>
-        <w:rFonts w:ascii="Symbol" w:hAnsi="Symbol" w:hint="default"/>
+        <w:rFonts w:hint="default" w:ascii="Symbol" w:hAnsi="Symbol"/>
       </w:rPr>
     </w:lvl>
     <w:lvl w:ilvl="4" w:tplc="FFFFFFFF" w:tentative="1">
@@ -11385,7 +11393,7 @@
         <w:ind w:left="4309" w:hanging="360"/>
       </w:pPr>
       <w:rPr>
-        <w:rFonts w:ascii="Courier New" w:hAnsi="Courier New" w:cs="Courier New" w:hint="default"/>
+        <w:rFonts w:hint="default" w:ascii="Courier New" w:hAnsi="Courier New" w:cs="Courier New"/>
       </w:rPr>
     </w:lvl>
     <w:lvl w:ilvl="5" w:tplc="FFFFFFFF" w:tentative="1">
@@ -11397,7 +11405,7 @@
         <w:ind w:left="5029" w:hanging="360"/>
       </w:pPr>
       <w:rPr>
-        <w:rFonts w:ascii="Wingdings" w:hAnsi="Wingdings" w:hint="default"/>
+        <w:rFonts w:hint="default" w:ascii="Wingdings" w:hAnsi="Wingdings"/>
       </w:rPr>
     </w:lvl>
     <w:lvl w:ilvl="6" w:tplc="FFFFFFFF" w:tentative="1">
@@ -11409,7 +11417,7 @@
         <w:ind w:left="5749" w:hanging="360"/>
       </w:pPr>
       <w:rPr>
-        <w:rFonts w:ascii="Symbol" w:hAnsi="Symbol" w:hint="default"/>
+        <w:rFonts w:hint="default" w:ascii="Symbol" w:hAnsi="Symbol"/>
       </w:rPr>
     </w:lvl>
     <w:lvl w:ilvl="7" w:tplc="FFFFFFFF" w:tentative="1">
@@ -11421,7 +11429,7 @@
         <w:ind w:left="6469" w:hanging="360"/>
       </w:pPr>
       <w:rPr>
-        <w:rFonts w:ascii="Courier New" w:hAnsi="Courier New" w:cs="Courier New" w:hint="default"/>
+        <w:rFonts w:hint="default" w:ascii="Courier New" w:hAnsi="Courier New" w:cs="Courier New"/>
       </w:rPr>
     </w:lvl>
     <w:lvl w:ilvl="8" w:tplc="FFFFFFFF" w:tentative="1">
@@ -11433,7 +11441,7 @@
         <w:ind w:left="7189" w:hanging="360"/>
       </w:pPr>
       <w:rPr>
-        <w:rFonts w:ascii="Wingdings" w:hAnsi="Wingdings" w:hint="default"/>
+        <w:rFonts w:hint="default" w:ascii="Wingdings" w:hAnsi="Wingdings"/>
       </w:rPr>
     </w:lvl>
   </w:abstractNum>
@@ -11450,7 +11458,7 @@
         <w:ind w:left="1429" w:hanging="360"/>
       </w:pPr>
       <w:rPr>
-        <w:rFonts w:ascii="Symbol" w:hAnsi="Symbol" w:hint="default"/>
+        <w:rFonts w:hint="default" w:ascii="Symbol" w:hAnsi="Symbol"/>
       </w:rPr>
     </w:lvl>
     <w:lvl w:ilvl="1" w:tplc="0C0A0003" w:tentative="1">
@@ -11462,7 +11470,7 @@
         <w:ind w:left="2149" w:hanging="360"/>
       </w:pPr>
       <w:rPr>
-        <w:rFonts w:ascii="Courier New" w:hAnsi="Courier New" w:cs="Courier New" w:hint="default"/>
+        <w:rFonts w:hint="default" w:ascii="Courier New" w:hAnsi="Courier New" w:cs="Courier New"/>
       </w:rPr>
     </w:lvl>
     <w:lvl w:ilvl="2" w:tplc="0C0A0005" w:tentative="1">
@@ -11474,7 +11482,7 @@
         <w:ind w:left="2869" w:hanging="360"/>
       </w:pPr>
       <w:rPr>
-        <w:rFonts w:ascii="Wingdings" w:hAnsi="Wingdings" w:hint="default"/>
+        <w:rFonts w:hint="default" w:ascii="Wingdings" w:hAnsi="Wingdings"/>
       </w:rPr>
     </w:lvl>
     <w:lvl w:ilvl="3" w:tplc="0C0A0001" w:tentative="1">
@@ -11486,7 +11494,7 @@
         <w:ind w:left="3589" w:hanging="360"/>
       </w:pPr>
       <w:rPr>
-        <w:rFonts w:ascii="Symbol" w:hAnsi="Symbol" w:hint="default"/>
+        <w:rFonts w:hint="default" w:ascii="Symbol" w:hAnsi="Symbol"/>
       </w:rPr>
     </w:lvl>
     <w:lvl w:ilvl="4" w:tplc="0C0A0003" w:tentative="1">
@@ -11498,7 +11506,7 @@
         <w:ind w:left="4309" w:hanging="360"/>
       </w:pPr>
       <w:rPr>
-        <w:rFonts w:ascii="Courier New" w:hAnsi="Courier New" w:cs="Courier New" w:hint="default"/>
+        <w:rFonts w:hint="default" w:ascii="Courier New" w:hAnsi="Courier New" w:cs="Courier New"/>
       </w:rPr>
     </w:lvl>
     <w:lvl w:ilvl="5" w:tplc="0C0A0005" w:tentative="1">
@@ -11510,7 +11518,7 @@
         <w:ind w:left="5029" w:hanging="360"/>
       </w:pPr>
       <w:rPr>
-        <w:rFonts w:ascii="Wingdings" w:hAnsi="Wingdings" w:hint="default"/>
+        <w:rFonts w:hint="default" w:ascii="Wingdings" w:hAnsi="Wingdings"/>
       </w:rPr>
     </w:lvl>
     <w:lvl w:ilvl="6" w:tplc="0C0A0001" w:tentative="1">
@@ -11522,7 +11530,7 @@
         <w:ind w:left="5749" w:hanging="360"/>
       </w:pPr>
       <w:rPr>
-        <w:rFonts w:ascii="Symbol" w:hAnsi="Symbol" w:hint="default"/>
+        <w:rFonts w:hint="default" w:ascii="Symbol" w:hAnsi="Symbol"/>
       </w:rPr>
     </w:lvl>
     <w:lvl w:ilvl="7" w:tplc="0C0A0003" w:tentative="1">
@@ -11534,7 +11542,7 @@
         <w:ind w:left="6469" w:hanging="360"/>
       </w:pPr>
       <w:rPr>
-        <w:rFonts w:ascii="Courier New" w:hAnsi="Courier New" w:cs="Courier New" w:hint="default"/>
+        <w:rFonts w:hint="default" w:ascii="Courier New" w:hAnsi="Courier New" w:cs="Courier New"/>
       </w:rPr>
     </w:lvl>
     <w:lvl w:ilvl="8" w:tplc="0C0A0005" w:tentative="1">
@@ -11546,7 +11554,7 @@
         <w:ind w:left="7189" w:hanging="360"/>
       </w:pPr>
       <w:rPr>
-        <w:rFonts w:ascii="Wingdings" w:hAnsi="Wingdings" w:hint="default"/>
+        <w:rFonts w:hint="default" w:ascii="Wingdings" w:hAnsi="Wingdings"/>
       </w:rPr>
     </w:lvl>
   </w:abstractNum>
@@ -11563,7 +11571,7 @@
         <w:ind w:left="1429" w:hanging="360"/>
       </w:pPr>
       <w:rPr>
-        <w:rFonts w:ascii="Symbol" w:hAnsi="Symbol" w:hint="default"/>
+        <w:rFonts w:hint="default" w:ascii="Symbol" w:hAnsi="Symbol"/>
       </w:rPr>
     </w:lvl>
     <w:lvl w:ilvl="1" w:tplc="0C0A0003" w:tentative="1">
@@ -11575,7 +11583,7 @@
         <w:ind w:left="2149" w:hanging="360"/>
       </w:pPr>
       <w:rPr>
-        <w:rFonts w:ascii="Courier New" w:hAnsi="Courier New" w:cs="Courier New" w:hint="default"/>
+        <w:rFonts w:hint="default" w:ascii="Courier New" w:hAnsi="Courier New" w:cs="Courier New"/>
       </w:rPr>
     </w:lvl>
     <w:lvl w:ilvl="2" w:tplc="0C0A0005" w:tentative="1">
@@ -11587,7 +11595,7 @@
         <w:ind w:left="2869" w:hanging="360"/>
       </w:pPr>
       <w:rPr>
-        <w:rFonts w:ascii="Wingdings" w:hAnsi="Wingdings" w:hint="default"/>
+        <w:rFonts w:hint="default" w:ascii="Wingdings" w:hAnsi="Wingdings"/>
       </w:rPr>
     </w:lvl>
     <w:lvl w:ilvl="3" w:tplc="0C0A0001" w:tentative="1">
@@ -11599,7 +11607,7 @@
         <w:ind w:left="3589" w:hanging="360"/>
       </w:pPr>
       <w:rPr>
-        <w:rFonts w:ascii="Symbol" w:hAnsi="Symbol" w:hint="default"/>
+        <w:rFonts w:hint="default" w:ascii="Symbol" w:hAnsi="Symbol"/>
       </w:rPr>
     </w:lvl>
     <w:lvl w:ilvl="4" w:tplc="0C0A0003" w:tentative="1">
@@ -11611,7 +11619,7 @@
         <w:ind w:left="4309" w:hanging="360"/>
       </w:pPr>
       <w:rPr>
-        <w:rFonts w:ascii="Courier New" w:hAnsi="Courier New" w:cs="Courier New" w:hint="default"/>
+        <w:rFonts w:hint="default" w:ascii="Courier New" w:hAnsi="Courier New" w:cs="Courier New"/>
       </w:rPr>
     </w:lvl>
     <w:lvl w:ilvl="5" w:tplc="0C0A0005" w:tentative="1">
@@ -11623,7 +11631,7 @@
         <w:ind w:left="5029" w:hanging="360"/>
       </w:pPr>
       <w:rPr>
-        <w:rFonts w:ascii="Wingdings" w:hAnsi="Wingdings" w:hint="default"/>
+        <w:rFonts w:hint="default" w:ascii="Wingdings" w:hAnsi="Wingdings"/>
       </w:rPr>
     </w:lvl>
     <w:lvl w:ilvl="6" w:tplc="0C0A0001" w:tentative="1">
@@ -11635,7 +11643,7 @@
         <w:ind w:left="5749" w:hanging="360"/>
       </w:pPr>
       <w:rPr>
-        <w:rFonts w:ascii="Symbol" w:hAnsi="Symbol" w:hint="default"/>
+        <w:rFonts w:hint="default" w:ascii="Symbol" w:hAnsi="Symbol"/>
       </w:rPr>
     </w:lvl>
     <w:lvl w:ilvl="7" w:tplc="0C0A0003" w:tentative="1">
@@ -11647,7 +11655,7 @@
         <w:ind w:left="6469" w:hanging="360"/>
       </w:pPr>
       <w:rPr>
-        <w:rFonts w:ascii="Courier New" w:hAnsi="Courier New" w:cs="Courier New" w:hint="default"/>
+        <w:rFonts w:hint="default" w:ascii="Courier New" w:hAnsi="Courier New" w:cs="Courier New"/>
       </w:rPr>
     </w:lvl>
     <w:lvl w:ilvl="8" w:tplc="0C0A0005" w:tentative="1">
@@ -11659,7 +11667,7 @@
         <w:ind w:left="7189" w:hanging="360"/>
       </w:pPr>
       <w:rPr>
-        <w:rFonts w:ascii="Wingdings" w:hAnsi="Wingdings" w:hint="default"/>
+        <w:rFonts w:hint="default" w:ascii="Wingdings" w:hAnsi="Wingdings"/>
       </w:rPr>
     </w:lvl>
   </w:abstractNum>
@@ -11676,7 +11684,7 @@
         <w:ind w:left="1429" w:hanging="360"/>
       </w:pPr>
       <w:rPr>
-        <w:rFonts w:ascii="Symbol" w:hAnsi="Symbol" w:hint="default"/>
+        <w:rFonts w:hint="default" w:ascii="Symbol" w:hAnsi="Symbol"/>
       </w:rPr>
     </w:lvl>
     <w:lvl w:ilvl="1" w:tplc="0C0A0003" w:tentative="1">
@@ -11688,7 +11696,7 @@
         <w:ind w:left="2149" w:hanging="360"/>
       </w:pPr>
       <w:rPr>
-        <w:rFonts w:ascii="Courier New" w:hAnsi="Courier New" w:cs="Courier New" w:hint="default"/>
+        <w:rFonts w:hint="default" w:ascii="Courier New" w:hAnsi="Courier New" w:cs="Courier New"/>
       </w:rPr>
     </w:lvl>
     <w:lvl w:ilvl="2" w:tplc="0C0A0005" w:tentative="1">
@@ -11700,7 +11708,7 @@
         <w:ind w:left="2869" w:hanging="360"/>
       </w:pPr>
       <w:rPr>
-        <w:rFonts w:ascii="Wingdings" w:hAnsi="Wingdings" w:hint="default"/>
+        <w:rFonts w:hint="default" w:ascii="Wingdings" w:hAnsi="Wingdings"/>
       </w:rPr>
     </w:lvl>
     <w:lvl w:ilvl="3" w:tplc="0C0A0001" w:tentative="1">
@@ -11712,7 +11720,7 @@
         <w:ind w:left="3589" w:hanging="360"/>
       </w:pPr>
       <w:rPr>
-        <w:rFonts w:ascii="Symbol" w:hAnsi="Symbol" w:hint="default"/>
+        <w:rFonts w:hint="default" w:ascii="Symbol" w:hAnsi="Symbol"/>
       </w:rPr>
     </w:lvl>
     <w:lvl w:ilvl="4" w:tplc="0C0A0003" w:tentative="1">
@@ -11724,7 +11732,7 @@
         <w:ind w:left="4309" w:hanging="360"/>
       </w:pPr>
       <w:rPr>
-        <w:rFonts w:ascii="Courier New" w:hAnsi="Courier New" w:cs="Courier New" w:hint="default"/>
+        <w:rFonts w:hint="default" w:ascii="Courier New" w:hAnsi="Courier New" w:cs="Courier New"/>
       </w:rPr>
     </w:lvl>
     <w:lvl w:ilvl="5" w:tplc="0C0A0005" w:tentative="1">
@@ -11736,7 +11744,7 @@
         <w:ind w:left="5029" w:hanging="360"/>
       </w:pPr>
       <w:rPr>
-        <w:rFonts w:ascii="Wingdings" w:hAnsi="Wingdings" w:hint="default"/>
+        <w:rFonts w:hint="default" w:ascii="Wingdings" w:hAnsi="Wingdings"/>
       </w:rPr>
     </w:lvl>
     <w:lvl w:ilvl="6" w:tplc="0C0A0001" w:tentative="1">
@@ -11748,7 +11756,7 @@
         <w:ind w:left="5749" w:hanging="360"/>
       </w:pPr>
       <w:rPr>
-        <w:rFonts w:ascii="Symbol" w:hAnsi="Symbol" w:hint="default"/>
+        <w:rFonts w:hint="default" w:ascii="Symbol" w:hAnsi="Symbol"/>
       </w:rPr>
     </w:lvl>
     <w:lvl w:ilvl="7" w:tplc="0C0A0003" w:tentative="1">
@@ -11760,7 +11768,7 @@
         <w:ind w:left="6469" w:hanging="360"/>
       </w:pPr>
       <w:rPr>
-        <w:rFonts w:ascii="Courier New" w:hAnsi="Courier New" w:cs="Courier New" w:hint="default"/>
+        <w:rFonts w:hint="default" w:ascii="Courier New" w:hAnsi="Courier New" w:cs="Courier New"/>
       </w:rPr>
     </w:lvl>
     <w:lvl w:ilvl="8" w:tplc="0C0A0005" w:tentative="1">
@@ -11772,7 +11780,7 @@
         <w:ind w:left="7189" w:hanging="360"/>
       </w:pPr>
       <w:rPr>
-        <w:rFonts w:ascii="Wingdings" w:hAnsi="Wingdings" w:hint="default"/>
+        <w:rFonts w:hint="default" w:ascii="Wingdings" w:hAnsi="Wingdings"/>
       </w:rPr>
     </w:lvl>
   </w:abstractNum>
@@ -11789,7 +11797,7 @@
         <w:ind w:left="1429" w:hanging="360"/>
       </w:pPr>
       <w:rPr>
-        <w:rFonts w:ascii="Symbol" w:hAnsi="Symbol" w:hint="default"/>
+        <w:rFonts w:hint="default" w:ascii="Symbol" w:hAnsi="Symbol"/>
       </w:rPr>
     </w:lvl>
     <w:lvl w:ilvl="1" w:tplc="0C0A0003" w:tentative="1">
@@ -11801,7 +11809,7 @@
         <w:ind w:left="2149" w:hanging="360"/>
       </w:pPr>
       <w:rPr>
-        <w:rFonts w:ascii="Courier New" w:hAnsi="Courier New" w:cs="Courier New" w:hint="default"/>
+        <w:rFonts w:hint="default" w:ascii="Courier New" w:hAnsi="Courier New" w:cs="Courier New"/>
       </w:rPr>
     </w:lvl>
     <w:lvl w:ilvl="2" w:tplc="0C0A0005" w:tentative="1">
@@ -11813,7 +11821,7 @@
         <w:ind w:left="2869" w:hanging="360"/>
       </w:pPr>
       <w:rPr>
-        <w:rFonts w:ascii="Wingdings" w:hAnsi="Wingdings" w:hint="default"/>
+        <w:rFonts w:hint="default" w:ascii="Wingdings" w:hAnsi="Wingdings"/>
       </w:rPr>
     </w:lvl>
     <w:lvl w:ilvl="3" w:tplc="0C0A0001" w:tentative="1">
@@ -11825,7 +11833,7 @@
         <w:ind w:left="3589" w:hanging="360"/>
       </w:pPr>
       <w:rPr>
-        <w:rFonts w:ascii="Symbol" w:hAnsi="Symbol" w:hint="default"/>
+        <w:rFonts w:hint="default" w:ascii="Symbol" w:hAnsi="Symbol"/>
       </w:rPr>
     </w:lvl>
     <w:lvl w:ilvl="4" w:tplc="0C0A0003" w:tentative="1">
@@ -11837,7 +11845,7 @@
         <w:ind w:left="4309" w:hanging="360"/>
       </w:pPr>
       <w:rPr>
-        <w:rFonts w:ascii="Courier New" w:hAnsi="Courier New" w:cs="Courier New" w:hint="default"/>
+        <w:rFonts w:hint="default" w:ascii="Courier New" w:hAnsi="Courier New" w:cs="Courier New"/>
       </w:rPr>
     </w:lvl>
     <w:lvl w:ilvl="5" w:tplc="0C0A0005" w:tentative="1">
@@ -11849,7 +11857,7 @@
         <w:ind w:left="5029" w:hanging="360"/>
       </w:pPr>
       <w:rPr>
-        <w:rFonts w:ascii="Wingdings" w:hAnsi="Wingdings" w:hint="default"/>
+        <w:rFonts w:hint="default" w:ascii="Wingdings" w:hAnsi="Wingdings"/>
       </w:rPr>
     </w:lvl>
     <w:lvl w:ilvl="6" w:tplc="0C0A0001" w:tentative="1">
@@ -11861,7 +11869,7 @@
         <w:ind w:left="5749" w:hanging="360"/>
       </w:pPr>
       <w:rPr>
-        <w:rFonts w:ascii="Symbol" w:hAnsi="Symbol" w:hint="default"/>
+        <w:rFonts w:hint="default" w:ascii="Symbol" w:hAnsi="Symbol"/>
       </w:rPr>
     </w:lvl>
     <w:lvl w:ilvl="7" w:tplc="0C0A0003" w:tentative="1">
@@ -11873,7 +11881,7 @@
         <w:ind w:left="6469" w:hanging="360"/>
       </w:pPr>
       <w:rPr>
-        <w:rFonts w:ascii="Courier New" w:hAnsi="Courier New" w:cs="Courier New" w:hint="default"/>
+        <w:rFonts w:hint="default" w:ascii="Courier New" w:hAnsi="Courier New" w:cs="Courier New"/>
       </w:rPr>
     </w:lvl>
     <w:lvl w:ilvl="8" w:tplc="0C0A0005" w:tentative="1">
@@ -11885,7 +11893,7 @@
         <w:ind w:left="7189" w:hanging="360"/>
       </w:pPr>
       <w:rPr>
-        <w:rFonts w:ascii="Wingdings" w:hAnsi="Wingdings" w:hint="default"/>
+        <w:rFonts w:hint="default" w:ascii="Wingdings" w:hAnsi="Wingdings"/>
       </w:rPr>
     </w:lvl>
   </w:abstractNum>
@@ -11902,7 +11910,7 @@
         <w:ind w:left="1429" w:hanging="360"/>
       </w:pPr>
       <w:rPr>
-        <w:rFonts w:ascii="Symbol" w:hAnsi="Symbol" w:hint="default"/>
+        <w:rFonts w:hint="default" w:ascii="Symbol" w:hAnsi="Symbol"/>
       </w:rPr>
     </w:lvl>
     <w:lvl w:ilvl="1" w:tplc="0C0A0003" w:tentative="1">
@@ -11914,7 +11922,7 @@
         <w:ind w:left="2149" w:hanging="360"/>
       </w:pPr>
       <w:rPr>
-        <w:rFonts w:ascii="Courier New" w:hAnsi="Courier New" w:cs="Courier New" w:hint="default"/>
+        <w:rFonts w:hint="default" w:ascii="Courier New" w:hAnsi="Courier New" w:cs="Courier New"/>
       </w:rPr>
     </w:lvl>
     <w:lvl w:ilvl="2" w:tplc="0C0A0005" w:tentative="1">
@@ -11926,7 +11934,7 @@
         <w:ind w:left="2869" w:hanging="360"/>
       </w:pPr>
       <w:rPr>
-        <w:rFonts w:ascii="Wingdings" w:hAnsi="Wingdings" w:hint="default"/>
+        <w:rFonts w:hint="default" w:ascii="Wingdings" w:hAnsi="Wingdings"/>
       </w:rPr>
     </w:lvl>
     <w:lvl w:ilvl="3" w:tplc="0C0A0001" w:tentative="1">
@@ -11938,7 +11946,7 @@
         <w:ind w:left="3589" w:hanging="360"/>
       </w:pPr>
       <w:rPr>
-        <w:rFonts w:ascii="Symbol" w:hAnsi="Symbol" w:hint="default"/>
+        <w:rFonts w:hint="default" w:ascii="Symbol" w:hAnsi="Symbol"/>
       </w:rPr>
     </w:lvl>
     <w:lvl w:ilvl="4" w:tplc="0C0A0003" w:tentative="1">
@@ -11950,7 +11958,7 @@
         <w:ind w:left="4309" w:hanging="360"/>
       </w:pPr>
       <w:rPr>
-        <w:rFonts w:ascii="Courier New" w:hAnsi="Courier New" w:cs="Courier New" w:hint="default"/>
+        <w:rFonts w:hint="default" w:ascii="Courier New" w:hAnsi="Courier New" w:cs="Courier New"/>
       </w:rPr>
     </w:lvl>
     <w:lvl w:ilvl="5" w:tplc="0C0A0005" w:tentative="1">
@@ -11962,7 +11970,7 @@
         <w:ind w:left="5029" w:hanging="360"/>
       </w:pPr>
       <w:rPr>
-        <w:rFonts w:ascii="Wingdings" w:hAnsi="Wingdings" w:hint="default"/>
+        <w:rFonts w:hint="default" w:ascii="Wingdings" w:hAnsi="Wingdings"/>
       </w:rPr>
     </w:lvl>
     <w:lvl w:ilvl="6" w:tplc="0C0A0001" w:tentative="1">
@@ -11974,7 +11982,7 @@
         <w:ind w:left="5749" w:hanging="360"/>
       </w:pPr>
       <w:rPr>
-        <w:rFonts w:ascii="Symbol" w:hAnsi="Symbol" w:hint="default"/>
+        <w:rFonts w:hint="default" w:ascii="Symbol" w:hAnsi="Symbol"/>
       </w:rPr>
     </w:lvl>
     <w:lvl w:ilvl="7" w:tplc="0C0A0003" w:tentative="1">
@@ -11986,7 +11994,7 @@
         <w:ind w:left="6469" w:hanging="360"/>
       </w:pPr>
       <w:rPr>
-        <w:rFonts w:ascii="Courier New" w:hAnsi="Courier New" w:cs="Courier New" w:hint="default"/>
+        <w:rFonts w:hint="default" w:ascii="Courier New" w:hAnsi="Courier New" w:cs="Courier New"/>
       </w:rPr>
     </w:lvl>
     <w:lvl w:ilvl="8" w:tplc="0C0A0005" w:tentative="1">
@@ -11998,7 +12006,7 @@
         <w:ind w:left="7189" w:hanging="360"/>
       </w:pPr>
       <w:rPr>
-        <w:rFonts w:ascii="Wingdings" w:hAnsi="Wingdings" w:hint="default"/>
+        <w:rFonts w:hint="default" w:ascii="Wingdings" w:hAnsi="Wingdings"/>
       </w:rPr>
     </w:lvl>
   </w:abstractNum>
@@ -12015,7 +12023,7 @@
         <w:ind w:left="1429" w:hanging="360"/>
       </w:pPr>
       <w:rPr>
-        <w:rFonts w:ascii="Symbol" w:hAnsi="Symbol" w:hint="default"/>
+        <w:rFonts w:hint="default" w:ascii="Symbol" w:hAnsi="Symbol"/>
       </w:rPr>
     </w:lvl>
     <w:lvl w:ilvl="1" w:tplc="0C0A0001">
@@ -12027,7 +12035,7 @@
         <w:ind w:left="2149" w:hanging="360"/>
       </w:pPr>
       <w:rPr>
-        <w:rFonts w:ascii="Symbol" w:hAnsi="Symbol" w:hint="default"/>
+        <w:rFonts w:hint="default" w:ascii="Symbol" w:hAnsi="Symbol"/>
       </w:rPr>
     </w:lvl>
     <w:lvl w:ilvl="2" w:tplc="FFFFFFFF" w:tentative="1">
@@ -12039,7 +12047,7 @@
         <w:ind w:left="2869" w:hanging="360"/>
       </w:pPr>
       <w:rPr>
-        <w:rFonts w:ascii="Wingdings" w:hAnsi="Wingdings" w:hint="default"/>
+        <w:rFonts w:hint="default" w:ascii="Wingdings" w:hAnsi="Wingdings"/>
       </w:rPr>
     </w:lvl>
     <w:lvl w:ilvl="3" w:tplc="FFFFFFFF" w:tentative="1">
@@ -12051,7 +12059,7 @@
         <w:ind w:left="3589" w:hanging="360"/>
       </w:pPr>
       <w:rPr>
-        <w:rFonts w:ascii="Symbol" w:hAnsi="Symbol" w:hint="default"/>
+        <w:rFonts w:hint="default" w:ascii="Symbol" w:hAnsi="Symbol"/>
       </w:rPr>
     </w:lvl>
     <w:lvl w:ilvl="4" w:tplc="FFFFFFFF" w:tentative="1">
@@ -12063,7 +12071,7 @@
         <w:ind w:left="4309" w:hanging="360"/>
       </w:pPr>
       <w:rPr>
-        <w:rFonts w:ascii="Courier New" w:hAnsi="Courier New" w:cs="Courier New" w:hint="default"/>
+        <w:rFonts w:hint="default" w:ascii="Courier New" w:hAnsi="Courier New" w:cs="Courier New"/>
       </w:rPr>
     </w:lvl>
     <w:lvl w:ilvl="5" w:tplc="FFFFFFFF" w:tentative="1">
@@ -12075,7 +12083,7 @@
         <w:ind w:left="5029" w:hanging="360"/>
       </w:pPr>
       <w:rPr>
-        <w:rFonts w:ascii="Wingdings" w:hAnsi="Wingdings" w:hint="default"/>
+        <w:rFonts w:hint="default" w:ascii="Wingdings" w:hAnsi="Wingdings"/>
       </w:rPr>
     </w:lvl>
     <w:lvl w:ilvl="6" w:tplc="FFFFFFFF" w:tentative="1">
@@ -12087,7 +12095,7 @@
         <w:ind w:left="5749" w:hanging="360"/>
       </w:pPr>
       <w:rPr>
-        <w:rFonts w:ascii="Symbol" w:hAnsi="Symbol" w:hint="default"/>
+        <w:rFonts w:hint="default" w:ascii="Symbol" w:hAnsi="Symbol"/>
       </w:rPr>
     </w:lvl>
     <w:lvl w:ilvl="7" w:tplc="FFFFFFFF" w:tentative="1">
@@ -12099,7 +12107,7 @@
         <w:ind w:left="6469" w:hanging="360"/>
       </w:pPr>
       <w:rPr>
-        <w:rFonts w:ascii="Courier New" w:hAnsi="Courier New" w:cs="Courier New" w:hint="default"/>
+        <w:rFonts w:hint="default" w:ascii="Courier New" w:hAnsi="Courier New" w:cs="Courier New"/>
       </w:rPr>
     </w:lvl>
     <w:lvl w:ilvl="8" w:tplc="FFFFFFFF" w:tentative="1">
@@ -12111,7 +12119,7 @@
         <w:ind w:left="7189" w:hanging="360"/>
       </w:pPr>
       <w:rPr>
-        <w:rFonts w:ascii="Wingdings" w:hAnsi="Wingdings" w:hint="default"/>
+        <w:rFonts w:hint="default" w:ascii="Wingdings" w:hAnsi="Wingdings"/>
       </w:rPr>
     </w:lvl>
   </w:abstractNum>
@@ -12217,7 +12225,7 @@
         <w:ind w:left="1429" w:hanging="360"/>
       </w:pPr>
       <w:rPr>
-        <w:rFonts w:ascii="Symbol" w:hAnsi="Symbol" w:hint="default"/>
+        <w:rFonts w:hint="default" w:ascii="Symbol" w:hAnsi="Symbol"/>
       </w:rPr>
     </w:lvl>
     <w:lvl w:ilvl="1" w:tplc="0C0A0003" w:tentative="1">
@@ -12229,7 +12237,7 @@
         <w:ind w:left="2149" w:hanging="360"/>
       </w:pPr>
       <w:rPr>
-        <w:rFonts w:ascii="Courier New" w:hAnsi="Courier New" w:cs="Courier New" w:hint="default"/>
+        <w:rFonts w:hint="default" w:ascii="Courier New" w:hAnsi="Courier New" w:cs="Courier New"/>
       </w:rPr>
     </w:lvl>
     <w:lvl w:ilvl="2" w:tplc="0C0A0005" w:tentative="1">
@@ -12241,7 +12249,7 @@
         <w:ind w:left="2869" w:hanging="360"/>
       </w:pPr>
       <w:rPr>
-        <w:rFonts w:ascii="Wingdings" w:hAnsi="Wingdings" w:hint="default"/>
+        <w:rFonts w:hint="default" w:ascii="Wingdings" w:hAnsi="Wingdings"/>
       </w:rPr>
     </w:lvl>
     <w:lvl w:ilvl="3" w:tplc="0C0A0001" w:tentative="1">
@@ -12253,7 +12261,7 @@
         <w:ind w:left="3589" w:hanging="360"/>
       </w:pPr>
       <w:rPr>
-        <w:rFonts w:ascii="Symbol" w:hAnsi="Symbol" w:hint="default"/>
+        <w:rFonts w:hint="default" w:ascii="Symbol" w:hAnsi="Symbol"/>
       </w:rPr>
     </w:lvl>
     <w:lvl w:ilvl="4" w:tplc="0C0A0003" w:tentative="1">
@@ -12265,7 +12273,7 @@
         <w:ind w:left="4309" w:hanging="360"/>
       </w:pPr>
       <w:rPr>
-        <w:rFonts w:ascii="Courier New" w:hAnsi="Courier New" w:cs="Courier New" w:hint="default"/>
+        <w:rFonts w:hint="default" w:ascii="Courier New" w:hAnsi="Courier New" w:cs="Courier New"/>
       </w:rPr>
     </w:lvl>
     <w:lvl w:ilvl="5" w:tplc="0C0A0005" w:tentative="1">
@@ -12277,7 +12285,7 @@
         <w:ind w:left="5029" w:hanging="360"/>
       </w:pPr>
       <w:rPr>
-        <w:rFonts w:ascii="Wingdings" w:hAnsi="Wingdings" w:hint="default"/>
+        <w:rFonts w:hint="default" w:ascii="Wingdings" w:hAnsi="Wingdings"/>
       </w:rPr>
     </w:lvl>
     <w:lvl w:ilvl="6" w:tplc="0C0A0001" w:tentative="1">
@@ -12289,7 +12297,7 @@
         <w:ind w:left="5749" w:hanging="360"/>
       </w:pPr>
       <w:rPr>
-        <w:rFonts w:ascii="Symbol" w:hAnsi="Symbol" w:hint="default"/>
+        <w:rFonts w:hint="default" w:ascii="Symbol" w:hAnsi="Symbol"/>
       </w:rPr>
     </w:lvl>
     <w:lvl w:ilvl="7" w:tplc="0C0A0003" w:tentative="1">
@@ -12301,7 +12309,7 @@
         <w:ind w:left="6469" w:hanging="360"/>
       </w:pPr>
       <w:rPr>
-        <w:rFonts w:ascii="Courier New" w:hAnsi="Courier New" w:cs="Courier New" w:hint="default"/>
+        <w:rFonts w:hint="default" w:ascii="Courier New" w:hAnsi="Courier New" w:cs="Courier New"/>
       </w:rPr>
     </w:lvl>
     <w:lvl w:ilvl="8" w:tplc="0C0A0005" w:tentative="1">
@@ -12313,7 +12321,7 @@
         <w:ind w:left="7189" w:hanging="360"/>
       </w:pPr>
       <w:rPr>
-        <w:rFonts w:ascii="Wingdings" w:hAnsi="Wingdings" w:hint="default"/>
+        <w:rFonts w:hint="default" w:ascii="Wingdings" w:hAnsi="Wingdings"/>
       </w:rPr>
     </w:lvl>
   </w:abstractNum>
@@ -12330,7 +12338,7 @@
         <w:ind w:left="1429" w:hanging="360"/>
       </w:pPr>
       <w:rPr>
-        <w:rFonts w:ascii="Symbol" w:hAnsi="Symbol" w:hint="default"/>
+        <w:rFonts w:hint="default" w:ascii="Symbol" w:hAnsi="Symbol"/>
       </w:rPr>
     </w:lvl>
     <w:lvl w:ilvl="1" w:tplc="0C0A0003" w:tentative="1">
@@ -12342,7 +12350,7 @@
         <w:ind w:left="2149" w:hanging="360"/>
       </w:pPr>
       <w:rPr>
-        <w:rFonts w:ascii="Courier New" w:hAnsi="Courier New" w:cs="Courier New" w:hint="default"/>
+        <w:rFonts w:hint="default" w:ascii="Courier New" w:hAnsi="Courier New" w:cs="Courier New"/>
       </w:rPr>
     </w:lvl>
     <w:lvl w:ilvl="2" w:tplc="0C0A0005" w:tentative="1">
@@ -12354,7 +12362,7 @@
         <w:ind w:left="2869" w:hanging="360"/>
       </w:pPr>
       <w:rPr>
-        <w:rFonts w:ascii="Wingdings" w:hAnsi="Wingdings" w:hint="default"/>
+        <w:rFonts w:hint="default" w:ascii="Wingdings" w:hAnsi="Wingdings"/>
       </w:rPr>
     </w:lvl>
     <w:lvl w:ilvl="3" w:tplc="0C0A0001" w:tentative="1">
@@ -12366,7 +12374,7 @@
         <w:ind w:left="3589" w:hanging="360"/>
       </w:pPr>
       <w:rPr>
-        <w:rFonts w:ascii="Symbol" w:hAnsi="Symbol" w:hint="default"/>
+        <w:rFonts w:hint="default" w:ascii="Symbol" w:hAnsi="Symbol"/>
       </w:rPr>
     </w:lvl>
     <w:lvl w:ilvl="4" w:tplc="0C0A0003" w:tentative="1">
@@ -12378,7 +12386,7 @@
         <w:ind w:left="4309" w:hanging="360"/>
       </w:pPr>
       <w:rPr>
-        <w:rFonts w:ascii="Courier New" w:hAnsi="Courier New" w:cs="Courier New" w:hint="default"/>
+        <w:rFonts w:hint="default" w:ascii="Courier New" w:hAnsi="Courier New" w:cs="Courier New"/>
       </w:rPr>
     </w:lvl>
     <w:lvl w:ilvl="5" w:tplc="0C0A0005" w:tentative="1">
@@ -12390,7 +12398,7 @@
         <w:ind w:left="5029" w:hanging="360"/>
       </w:pPr>
       <w:rPr>
-        <w:rFonts w:ascii="Wingdings" w:hAnsi="Wingdings" w:hint="default"/>
+        <w:rFonts w:hint="default" w:ascii="Wingdings" w:hAnsi="Wingdings"/>
       </w:rPr>
     </w:lvl>
     <w:lvl w:ilvl="6" w:tplc="0C0A0001" w:tentative="1">
@@ -12402,7 +12410,7 @@
         <w:ind w:left="5749" w:hanging="360"/>
       </w:pPr>
       <w:rPr>
-        <w:rFonts w:ascii="Symbol" w:hAnsi="Symbol" w:hint="default"/>
+        <w:rFonts w:hint="default" w:ascii="Symbol" w:hAnsi="Symbol"/>
       </w:rPr>
     </w:lvl>
     <w:lvl w:ilvl="7" w:tplc="0C0A0003" w:tentative="1">
@@ -12414,7 +12422,7 @@
         <w:ind w:left="6469" w:hanging="360"/>
       </w:pPr>
       <w:rPr>
-        <w:rFonts w:ascii="Courier New" w:hAnsi="Courier New" w:cs="Courier New" w:hint="default"/>
+        <w:rFonts w:hint="default" w:ascii="Courier New" w:hAnsi="Courier New" w:cs="Courier New"/>
       </w:rPr>
     </w:lvl>
     <w:lvl w:ilvl="8" w:tplc="0C0A0005" w:tentative="1">
@@ -12426,7 +12434,7 @@
         <w:ind w:left="7189" w:hanging="360"/>
       </w:pPr>
       <w:rPr>
-        <w:rFonts w:ascii="Wingdings" w:hAnsi="Wingdings" w:hint="default"/>
+        <w:rFonts w:hint="default" w:ascii="Wingdings" w:hAnsi="Wingdings"/>
       </w:rPr>
     </w:lvl>
   </w:abstractNum>
@@ -12443,7 +12451,7 @@
         <w:ind w:left="1429" w:hanging="360"/>
       </w:pPr>
       <w:rPr>
-        <w:rFonts w:ascii="Symbol" w:hAnsi="Symbol" w:hint="default"/>
+        <w:rFonts w:hint="default" w:ascii="Symbol" w:hAnsi="Symbol"/>
       </w:rPr>
     </w:lvl>
     <w:lvl w:ilvl="1" w:tplc="0C0A0001">
@@ -12455,7 +12463,7 @@
         <w:ind w:left="2149" w:hanging="360"/>
       </w:pPr>
       <w:rPr>
-        <w:rFonts w:ascii="Symbol" w:hAnsi="Symbol" w:hint="default"/>
+        <w:rFonts w:hint="default" w:ascii="Symbol" w:hAnsi="Symbol"/>
       </w:rPr>
     </w:lvl>
     <w:lvl w:ilvl="2" w:tplc="FFFFFFFF" w:tentative="1">
@@ -12467,7 +12475,7 @@
         <w:ind w:left="2869" w:hanging="360"/>
       </w:pPr>
       <w:rPr>
-        <w:rFonts w:ascii="Wingdings" w:hAnsi="Wingdings" w:hint="default"/>
+        <w:rFonts w:hint="default" w:ascii="Wingdings" w:hAnsi="Wingdings"/>
       </w:rPr>
     </w:lvl>
     <w:lvl w:ilvl="3" w:tplc="FFFFFFFF" w:tentative="1">
@@ -12479,7 +12487,7 @@
         <w:ind w:left="3589" w:hanging="360"/>
       </w:pPr>
       <w:rPr>
-        <w:rFonts w:ascii="Symbol" w:hAnsi="Symbol" w:hint="default"/>
+        <w:rFonts w:hint="default" w:ascii="Symbol" w:hAnsi="Symbol"/>
       </w:rPr>
     </w:lvl>
     <w:lvl w:ilvl="4" w:tplc="FFFFFFFF" w:tentative="1">
@@ -12491,7 +12499,7 @@
         <w:ind w:left="4309" w:hanging="360"/>
       </w:pPr>
       <w:rPr>
-        <w:rFonts w:ascii="Courier New" w:hAnsi="Courier New" w:cs="Courier New" w:hint="default"/>
+        <w:rFonts w:hint="default" w:ascii="Courier New" w:hAnsi="Courier New" w:cs="Courier New"/>
       </w:rPr>
     </w:lvl>
     <w:lvl w:ilvl="5" w:tplc="FFFFFFFF" w:tentative="1">
@@ -12503,7 +12511,7 @@
         <w:ind w:left="5029" w:hanging="360"/>
       </w:pPr>
       <w:rPr>
-        <w:rFonts w:ascii="Wingdings" w:hAnsi="Wingdings" w:hint="default"/>
+        <w:rFonts w:hint="default" w:ascii="Wingdings" w:hAnsi="Wingdings"/>
       </w:rPr>
     </w:lvl>
     <w:lvl w:ilvl="6" w:tplc="FFFFFFFF" w:tentative="1">
@@ -12515,7 +12523,7 @@
         <w:ind w:left="5749" w:hanging="360"/>
       </w:pPr>
       <w:rPr>
-        <w:rFonts w:ascii="Symbol" w:hAnsi="Symbol" w:hint="default"/>
+        <w:rFonts w:hint="default" w:ascii="Symbol" w:hAnsi="Symbol"/>
       </w:rPr>
     </w:lvl>
     <w:lvl w:ilvl="7" w:tplc="FFFFFFFF" w:tentative="1">
@@ -12527,7 +12535,7 @@
         <w:ind w:left="6469" w:hanging="360"/>
       </w:pPr>
       <w:rPr>
-        <w:rFonts w:ascii="Courier New" w:hAnsi="Courier New" w:cs="Courier New" w:hint="default"/>
+        <w:rFonts w:hint="default" w:ascii="Courier New" w:hAnsi="Courier New" w:cs="Courier New"/>
       </w:rPr>
     </w:lvl>
     <w:lvl w:ilvl="8" w:tplc="FFFFFFFF" w:tentative="1">
@@ -12539,7 +12547,7 @@
         <w:ind w:left="7189" w:hanging="360"/>
       </w:pPr>
       <w:rPr>
-        <w:rFonts w:ascii="Wingdings" w:hAnsi="Wingdings" w:hint="default"/>
+        <w:rFonts w:hint="default" w:ascii="Wingdings" w:hAnsi="Wingdings"/>
       </w:rPr>
     </w:lvl>
   </w:abstractNum>
@@ -12735,7 +12743,7 @@
         <w:ind w:left="2509" w:hanging="360"/>
       </w:pPr>
       <w:rPr>
-        <w:rFonts w:ascii="Symbol" w:hAnsi="Symbol" w:hint="default"/>
+        <w:rFonts w:hint="default" w:ascii="Symbol" w:hAnsi="Symbol"/>
       </w:rPr>
     </w:lvl>
     <w:lvl w:ilvl="1" w:tplc="0C0A0003" w:tentative="1">
@@ -12747,7 +12755,7 @@
         <w:ind w:left="3229" w:hanging="360"/>
       </w:pPr>
       <w:rPr>
-        <w:rFonts w:ascii="Courier New" w:hAnsi="Courier New" w:cs="Courier New" w:hint="default"/>
+        <w:rFonts w:hint="default" w:ascii="Courier New" w:hAnsi="Courier New" w:cs="Courier New"/>
       </w:rPr>
     </w:lvl>
     <w:lvl w:ilvl="2" w:tplc="0C0A0005" w:tentative="1">
@@ -12759,7 +12767,7 @@
         <w:ind w:left="3949" w:hanging="360"/>
       </w:pPr>
       <w:rPr>
-        <w:rFonts w:ascii="Wingdings" w:hAnsi="Wingdings" w:hint="default"/>
+        <w:rFonts w:hint="default" w:ascii="Wingdings" w:hAnsi="Wingdings"/>
       </w:rPr>
     </w:lvl>
     <w:lvl w:ilvl="3" w:tplc="0C0A0001" w:tentative="1">
@@ -12771,7 +12779,7 @@
         <w:ind w:left="4669" w:hanging="360"/>
       </w:pPr>
       <w:rPr>
-        <w:rFonts w:ascii="Symbol" w:hAnsi="Symbol" w:hint="default"/>
+        <w:rFonts w:hint="default" w:ascii="Symbol" w:hAnsi="Symbol"/>
       </w:rPr>
     </w:lvl>
     <w:lvl w:ilvl="4" w:tplc="0C0A0003" w:tentative="1">
@@ -12783,7 +12791,7 @@
         <w:ind w:left="5389" w:hanging="360"/>
       </w:pPr>
       <w:rPr>
-        <w:rFonts w:ascii="Courier New" w:hAnsi="Courier New" w:cs="Courier New" w:hint="default"/>
+        <w:rFonts w:hint="default" w:ascii="Courier New" w:hAnsi="Courier New" w:cs="Courier New"/>
       </w:rPr>
     </w:lvl>
     <w:lvl w:ilvl="5" w:tplc="0C0A0005" w:tentative="1">
@@ -12795,7 +12803,7 @@
         <w:ind w:left="6109" w:hanging="360"/>
       </w:pPr>
       <w:rPr>
-        <w:rFonts w:ascii="Wingdings" w:hAnsi="Wingdings" w:hint="default"/>
+        <w:rFonts w:hint="default" w:ascii="Wingdings" w:hAnsi="Wingdings"/>
       </w:rPr>
     </w:lvl>
     <w:lvl w:ilvl="6" w:tplc="0C0A0001" w:tentative="1">
@@ -12807,7 +12815,7 @@
         <w:ind w:left="6829" w:hanging="360"/>
       </w:pPr>
       <w:rPr>
-        <w:rFonts w:ascii="Symbol" w:hAnsi="Symbol" w:hint="default"/>
+        <w:rFonts w:hint="default" w:ascii="Symbol" w:hAnsi="Symbol"/>
       </w:rPr>
     </w:lvl>
     <w:lvl w:ilvl="7" w:tplc="0C0A0003" w:tentative="1">
@@ -12819,7 +12827,7 @@
         <w:ind w:left="7549" w:hanging="360"/>
       </w:pPr>
       <w:rPr>
-        <w:rFonts w:ascii="Courier New" w:hAnsi="Courier New" w:cs="Courier New" w:hint="default"/>
+        <w:rFonts w:hint="default" w:ascii="Courier New" w:hAnsi="Courier New" w:cs="Courier New"/>
       </w:rPr>
     </w:lvl>
     <w:lvl w:ilvl="8" w:tplc="0C0A0005" w:tentative="1">
@@ -12831,7 +12839,7 @@
         <w:ind w:left="8269" w:hanging="360"/>
       </w:pPr>
       <w:rPr>
-        <w:rFonts w:ascii="Wingdings" w:hAnsi="Wingdings" w:hint="default"/>
+        <w:rFonts w:hint="default" w:ascii="Wingdings" w:hAnsi="Wingdings"/>
       </w:rPr>
     </w:lvl>
   </w:abstractNum>
@@ -12848,7 +12856,7 @@
         <w:ind w:left="1429" w:hanging="360"/>
       </w:pPr>
       <w:rPr>
-        <w:rFonts w:ascii="Symbol" w:hAnsi="Symbol" w:hint="default"/>
+        <w:rFonts w:hint="default" w:ascii="Symbol" w:hAnsi="Symbol"/>
       </w:rPr>
     </w:lvl>
     <w:lvl w:ilvl="1" w:tplc="0C0A0003" w:tentative="1">
@@ -12860,7 +12868,7 @@
         <w:ind w:left="2149" w:hanging="360"/>
       </w:pPr>
       <w:rPr>
-        <w:rFonts w:ascii="Courier New" w:hAnsi="Courier New" w:cs="Courier New" w:hint="default"/>
+        <w:rFonts w:hint="default" w:ascii="Courier New" w:hAnsi="Courier New" w:cs="Courier New"/>
       </w:rPr>
     </w:lvl>
     <w:lvl w:ilvl="2" w:tplc="0C0A0005" w:tentative="1">
@@ -12872,7 +12880,7 @@
         <w:ind w:left="2869" w:hanging="360"/>
       </w:pPr>
       <w:rPr>
-        <w:rFonts w:ascii="Wingdings" w:hAnsi="Wingdings" w:hint="default"/>
+        <w:rFonts w:hint="default" w:ascii="Wingdings" w:hAnsi="Wingdings"/>
       </w:rPr>
     </w:lvl>
     <w:lvl w:ilvl="3" w:tplc="0C0A0001" w:tentative="1">
@@ -12884,7 +12892,7 @@
         <w:ind w:left="3589" w:hanging="360"/>
       </w:pPr>
       <w:rPr>
-        <w:rFonts w:ascii="Symbol" w:hAnsi="Symbol" w:hint="default"/>
+        <w:rFonts w:hint="default" w:ascii="Symbol" w:hAnsi="Symbol"/>
       </w:rPr>
     </w:lvl>
     <w:lvl w:ilvl="4" w:tplc="0C0A0003" w:tentative="1">
@@ -12896,7 +12904,7 @@
         <w:ind w:left="4309" w:hanging="360"/>
       </w:pPr>
       <w:rPr>
-        <w:rFonts w:ascii="Courier New" w:hAnsi="Courier New" w:cs="Courier New" w:hint="default"/>
+        <w:rFonts w:hint="default" w:ascii="Courier New" w:hAnsi="Courier New" w:cs="Courier New"/>
       </w:rPr>
     </w:lvl>
     <w:lvl w:ilvl="5" w:tplc="0C0A0005" w:tentative="1">
@@ -12908,7 +12916,7 @@
         <w:ind w:left="5029" w:hanging="360"/>
       </w:pPr>
       <w:rPr>
-        <w:rFonts w:ascii="Wingdings" w:hAnsi="Wingdings" w:hint="default"/>
+        <w:rFonts w:hint="default" w:ascii="Wingdings" w:hAnsi="Wingdings"/>
       </w:rPr>
     </w:lvl>
     <w:lvl w:ilvl="6" w:tplc="0C0A0001" w:tentative="1">
@@ -12920,7 +12928,7 @@
         <w:ind w:left="5749" w:hanging="360"/>
       </w:pPr>
       <w:rPr>
-        <w:rFonts w:ascii="Symbol" w:hAnsi="Symbol" w:hint="default"/>
+        <w:rFonts w:hint="default" w:ascii="Symbol" w:hAnsi="Symbol"/>
       </w:rPr>
     </w:lvl>
     <w:lvl w:ilvl="7" w:tplc="0C0A0003" w:tentative="1">
@@ -12932,7 +12940,7 @@
         <w:ind w:left="6469" w:hanging="360"/>
       </w:pPr>
       <w:rPr>
-        <w:rFonts w:ascii="Courier New" w:hAnsi="Courier New" w:cs="Courier New" w:hint="default"/>
+        <w:rFonts w:hint="default" w:ascii="Courier New" w:hAnsi="Courier New" w:cs="Courier New"/>
       </w:rPr>
     </w:lvl>
     <w:lvl w:ilvl="8" w:tplc="0C0A0005" w:tentative="1">
@@ -12944,7 +12952,7 @@
         <w:ind w:left="7189" w:hanging="360"/>
       </w:pPr>
       <w:rPr>
-        <w:rFonts w:ascii="Wingdings" w:hAnsi="Wingdings" w:hint="default"/>
+        <w:rFonts w:hint="default" w:ascii="Wingdings" w:hAnsi="Wingdings"/>
       </w:rPr>
     </w:lvl>
   </w:abstractNum>
@@ -12961,7 +12969,7 @@
         <w:ind w:left="2509" w:hanging="360"/>
       </w:pPr>
       <w:rPr>
-        <w:rFonts w:ascii="Symbol" w:hAnsi="Symbol" w:hint="default"/>
+        <w:rFonts w:hint="default" w:ascii="Symbol" w:hAnsi="Symbol"/>
       </w:rPr>
     </w:lvl>
     <w:lvl w:ilvl="1" w:tplc="0C0A0003" w:tentative="1">
@@ -12973,7 +12981,7 @@
         <w:ind w:left="3229" w:hanging="360"/>
       </w:pPr>
       <w:rPr>
-        <w:rFonts w:ascii="Courier New" w:hAnsi="Courier New" w:cs="Courier New" w:hint="default"/>
+        <w:rFonts w:hint="default" w:ascii="Courier New" w:hAnsi="Courier New" w:cs="Courier New"/>
       </w:rPr>
     </w:lvl>
     <w:lvl w:ilvl="2" w:tplc="0C0A0005" w:tentative="1">
@@ -12985,7 +12993,7 @@
         <w:ind w:left="3949" w:hanging="360"/>
       </w:pPr>
       <w:rPr>
-        <w:rFonts w:ascii="Wingdings" w:hAnsi="Wingdings" w:hint="default"/>
+        <w:rFonts w:hint="default" w:ascii="Wingdings" w:hAnsi="Wingdings"/>
       </w:rPr>
     </w:lvl>
     <w:lvl w:ilvl="3" w:tplc="0C0A0001" w:tentative="1">
@@ -12997,7 +13005,7 @@
         <w:ind w:left="4669" w:hanging="360"/>
       </w:pPr>
       <w:rPr>
-        <w:rFonts w:ascii="Symbol" w:hAnsi="Symbol" w:hint="default"/>
+        <w:rFonts w:hint="default" w:ascii="Symbol" w:hAnsi="Symbol"/>
       </w:rPr>
     </w:lvl>
     <w:lvl w:ilvl="4" w:tplc="0C0A0003" w:tentative="1">
@@ -13009,7 +13017,7 @@
         <w:ind w:left="5389" w:hanging="360"/>
       </w:pPr>
       <w:rPr>
-        <w:rFonts w:ascii="Courier New" w:hAnsi="Courier New" w:cs="Courier New" w:hint="default"/>
+        <w:rFonts w:hint="default" w:ascii="Courier New" w:hAnsi="Courier New" w:cs="Courier New"/>
       </w:rPr>
     </w:lvl>
     <w:lvl w:ilvl="5" w:tplc="0C0A0005" w:tentative="1">
@@ -13021,7 +13029,7 @@
         <w:ind w:left="6109" w:hanging="360"/>
       </w:pPr>
       <w:rPr>
-        <w:rFonts w:ascii="Wingdings" w:hAnsi="Wingdings" w:hint="default"/>
+        <w:rFonts w:hint="default" w:ascii="Wingdings" w:hAnsi="Wingdings"/>
       </w:rPr>
     </w:lvl>
     <w:lvl w:ilvl="6" w:tplc="0C0A0001" w:tentative="1">
@@ -13033,7 +13041,7 @@
         <w:ind w:left="6829" w:hanging="360"/>
       </w:pPr>
       <w:rPr>
-        <w:rFonts w:ascii="Symbol" w:hAnsi="Symbol" w:hint="default"/>
+        <w:rFonts w:hint="default" w:ascii="Symbol" w:hAnsi="Symbol"/>
       </w:rPr>
     </w:lvl>
     <w:lvl w:ilvl="7" w:tplc="0C0A0003" w:tentative="1">
@@ -13045,7 +13053,7 @@
         <w:ind w:left="7549" w:hanging="360"/>
       </w:pPr>
       <w:rPr>
-        <w:rFonts w:ascii="Courier New" w:hAnsi="Courier New" w:cs="Courier New" w:hint="default"/>
+        <w:rFonts w:hint="default" w:ascii="Courier New" w:hAnsi="Courier New" w:cs="Courier New"/>
       </w:rPr>
     </w:lvl>
     <w:lvl w:ilvl="8" w:tplc="0C0A0005" w:tentative="1">
@@ -13057,7 +13065,7 @@
         <w:ind w:left="8269" w:hanging="360"/>
       </w:pPr>
       <w:rPr>
-        <w:rFonts w:ascii="Wingdings" w:hAnsi="Wingdings" w:hint="default"/>
+        <w:rFonts w:hint="default" w:ascii="Wingdings" w:hAnsi="Wingdings"/>
       </w:rPr>
     </w:lvl>
   </w:abstractNum>
@@ -13163,7 +13171,7 @@
         <w:ind w:left="1429" w:hanging="360"/>
       </w:pPr>
       <w:rPr>
-        <w:rFonts w:ascii="Symbol" w:hAnsi="Symbol" w:hint="default"/>
+        <w:rFonts w:hint="default" w:ascii="Symbol" w:hAnsi="Symbol"/>
       </w:rPr>
     </w:lvl>
     <w:lvl w:ilvl="1" w:tplc="0C0A0003" w:tentative="1">
@@ -13175,7 +13183,7 @@
         <w:ind w:left="2149" w:hanging="360"/>
       </w:pPr>
       <w:rPr>
-        <w:rFonts w:ascii="Courier New" w:hAnsi="Courier New" w:cs="Courier New" w:hint="default"/>
+        <w:rFonts w:hint="default" w:ascii="Courier New" w:hAnsi="Courier New" w:cs="Courier New"/>
       </w:rPr>
     </w:lvl>
     <w:lvl w:ilvl="2" w:tplc="0C0A0005" w:tentative="1">
@@ -13187,7 +13195,7 @@
         <w:ind w:left="2869" w:hanging="360"/>
       </w:pPr>
       <w:rPr>
-        <w:rFonts w:ascii="Wingdings" w:hAnsi="Wingdings" w:hint="default"/>
+        <w:rFonts w:hint="default" w:ascii="Wingdings" w:hAnsi="Wingdings"/>
       </w:rPr>
     </w:lvl>
     <w:lvl w:ilvl="3" w:tplc="0C0A0001" w:tentative="1">
@@ -13199,7 +13207,7 @@
         <w:ind w:left="3589" w:hanging="360"/>
       </w:pPr>
       <w:rPr>
-        <w:rFonts w:ascii="Symbol" w:hAnsi="Symbol" w:hint="default"/>
+        <w:rFonts w:hint="default" w:ascii="Symbol" w:hAnsi="Symbol"/>
       </w:rPr>
     </w:lvl>
     <w:lvl w:ilvl="4" w:tplc="0C0A0003" w:tentative="1">
@@ -13211,7 +13219,7 @@
         <w:ind w:left="4309" w:hanging="360"/>
       </w:pPr>
       <w:rPr>
-        <w:rFonts w:ascii="Courier New" w:hAnsi="Courier New" w:cs="Courier New" w:hint="default"/>
+        <w:rFonts w:hint="default" w:ascii="Courier New" w:hAnsi="Courier New" w:cs="Courier New"/>
       </w:rPr>
     </w:lvl>
     <w:lvl w:ilvl="5" w:tplc="0C0A0005" w:tentative="1">
@@ -13223,7 +13231,7 @@
         <w:ind w:left="5029" w:hanging="360"/>
       </w:pPr>
       <w:rPr>
-        <w:rFonts w:ascii="Wingdings" w:hAnsi="Wingdings" w:hint="default"/>
+        <w:rFonts w:hint="default" w:ascii="Wingdings" w:hAnsi="Wingdings"/>
       </w:rPr>
     </w:lvl>
     <w:lvl w:ilvl="6" w:tplc="0C0A0001" w:tentative="1">
@@ -13235,7 +13243,7 @@
         <w:ind w:left="5749" w:hanging="360"/>
       </w:pPr>
       <w:rPr>
-        <w:rFonts w:ascii="Symbol" w:hAnsi="Symbol" w:hint="default"/>
+        <w:rFonts w:hint="default" w:ascii="Symbol" w:hAnsi="Symbol"/>
       </w:rPr>
     </w:lvl>
     <w:lvl w:ilvl="7" w:tplc="0C0A0003" w:tentative="1">
@@ -13247,7 +13255,7 @@
         <w:ind w:left="6469" w:hanging="360"/>
       </w:pPr>
       <w:rPr>
-        <w:rFonts w:ascii="Courier New" w:hAnsi="Courier New" w:cs="Courier New" w:hint="default"/>
+        <w:rFonts w:hint="default" w:ascii="Courier New" w:hAnsi="Courier New" w:cs="Courier New"/>
       </w:rPr>
     </w:lvl>
     <w:lvl w:ilvl="8" w:tplc="0C0A0005" w:tentative="1">
@@ -13259,7 +13267,7 @@
         <w:ind w:left="7189" w:hanging="360"/>
       </w:pPr>
       <w:rPr>
-        <w:rFonts w:ascii="Wingdings" w:hAnsi="Wingdings" w:hint="default"/>
+        <w:rFonts w:hint="default" w:ascii="Wingdings" w:hAnsi="Wingdings"/>
       </w:rPr>
     </w:lvl>
   </w:abstractNum>
@@ -13276,7 +13284,7 @@
         <w:ind w:left="1429" w:hanging="360"/>
       </w:pPr>
       <w:rPr>
-        <w:rFonts w:ascii="Symbol" w:hAnsi="Symbol" w:hint="default"/>
+        <w:rFonts w:hint="default" w:ascii="Symbol" w:hAnsi="Symbol"/>
       </w:rPr>
     </w:lvl>
     <w:lvl w:ilvl="1" w:tplc="0C0A0003" w:tentative="1">
@@ -13288,7 +13296,7 @@
         <w:ind w:left="2149" w:hanging="360"/>
       </w:pPr>
       <w:rPr>
-        <w:rFonts w:ascii="Courier New" w:hAnsi="Courier New" w:cs="Courier New" w:hint="default"/>
+        <w:rFonts w:hint="default" w:ascii="Courier New" w:hAnsi="Courier New" w:cs="Courier New"/>
       </w:rPr>
     </w:lvl>
     <w:lvl w:ilvl="2" w:tplc="0C0A0005" w:tentative="1">
@@ -13300,7 +13308,7 @@
         <w:ind w:left="2869" w:hanging="360"/>
       </w:pPr>
       <w:rPr>
-        <w:rFonts w:ascii="Wingdings" w:hAnsi="Wingdings" w:hint="default"/>
+        <w:rFonts w:hint="default" w:ascii="Wingdings" w:hAnsi="Wingdings"/>
       </w:rPr>
     </w:lvl>
     <w:lvl w:ilvl="3" w:tplc="0C0A0001" w:tentative="1">
@@ -13312,7 +13320,7 @@
         <w:ind w:left="3589" w:hanging="360"/>
       </w:pPr>
       <w:rPr>
-        <w:rFonts w:ascii="Symbol" w:hAnsi="Symbol" w:hint="default"/>
+        <w:rFonts w:hint="default" w:ascii="Symbol" w:hAnsi="Symbol"/>
       </w:rPr>
     </w:lvl>
     <w:lvl w:ilvl="4" w:tplc="0C0A0003" w:tentative="1">
@@ -13324,7 +13332,7 @@
         <w:ind w:left="4309" w:hanging="360"/>
       </w:pPr>
       <w:rPr>
-        <w:rFonts w:ascii="Courier New" w:hAnsi="Courier New" w:cs="Courier New" w:hint="default"/>
+        <w:rFonts w:hint="default" w:ascii="Courier New" w:hAnsi="Courier New" w:cs="Courier New"/>
       </w:rPr>
     </w:lvl>
     <w:lvl w:ilvl="5" w:tplc="0C0A0005" w:tentative="1">
@@ -13336,7 +13344,7 @@
         <w:ind w:left="5029" w:hanging="360"/>
       </w:pPr>
       <w:rPr>
-        <w:rFonts w:ascii="Wingdings" w:hAnsi="Wingdings" w:hint="default"/>
+        <w:rFonts w:hint="default" w:ascii="Wingdings" w:hAnsi="Wingdings"/>
       </w:rPr>
     </w:lvl>
     <w:lvl w:ilvl="6" w:tplc="0C0A0001" w:tentative="1">
@@ -13348,7 +13356,7 @@
         <w:ind w:left="5749" w:hanging="360"/>
       </w:pPr>
       <w:rPr>
-        <w:rFonts w:ascii="Symbol" w:hAnsi="Symbol" w:hint="default"/>
+        <w:rFonts w:hint="default" w:ascii="Symbol" w:hAnsi="Symbol"/>
       </w:rPr>
     </w:lvl>
     <w:lvl w:ilvl="7" w:tplc="0C0A0003" w:tentative="1">
@@ -13360,7 +13368,7 @@
         <w:ind w:left="6469" w:hanging="360"/>
       </w:pPr>
       <w:rPr>
-        <w:rFonts w:ascii="Courier New" w:hAnsi="Courier New" w:cs="Courier New" w:hint="default"/>
+        <w:rFonts w:hint="default" w:ascii="Courier New" w:hAnsi="Courier New" w:cs="Courier New"/>
       </w:rPr>
     </w:lvl>
     <w:lvl w:ilvl="8" w:tplc="0C0A0005" w:tentative="1">
@@ -13372,7 +13380,7 @@
         <w:ind w:left="7189" w:hanging="360"/>
       </w:pPr>
       <w:rPr>
-        <w:rFonts w:ascii="Wingdings" w:hAnsi="Wingdings" w:hint="default"/>
+        <w:rFonts w:hint="default" w:ascii="Wingdings" w:hAnsi="Wingdings"/>
       </w:rPr>
     </w:lvl>
   </w:abstractNum>
@@ -13478,7 +13486,7 @@
         <w:ind w:left="1429" w:hanging="360"/>
       </w:pPr>
       <w:rPr>
-        <w:rFonts w:ascii="Symbol" w:hAnsi="Symbol" w:hint="default"/>
+        <w:rFonts w:hint="default" w:ascii="Symbol" w:hAnsi="Symbol"/>
       </w:rPr>
     </w:lvl>
     <w:lvl w:ilvl="1" w:tplc="0C0A0003" w:tentative="1">
@@ -13490,7 +13498,7 @@
         <w:ind w:left="2149" w:hanging="360"/>
       </w:pPr>
       <w:rPr>
-        <w:rFonts w:ascii="Courier New" w:hAnsi="Courier New" w:cs="Courier New" w:hint="default"/>
+        <w:rFonts w:hint="default" w:ascii="Courier New" w:hAnsi="Courier New" w:cs="Courier New"/>
       </w:rPr>
     </w:lvl>
     <w:lvl w:ilvl="2" w:tplc="0C0A0005" w:tentative="1">
@@ -13502,7 +13510,7 @@
         <w:ind w:left="2869" w:hanging="360"/>
       </w:pPr>
       <w:rPr>
-        <w:rFonts w:ascii="Wingdings" w:hAnsi="Wingdings" w:hint="default"/>
+        <w:rFonts w:hint="default" w:ascii="Wingdings" w:hAnsi="Wingdings"/>
       </w:rPr>
     </w:lvl>
     <w:lvl w:ilvl="3" w:tplc="0C0A0001" w:tentative="1">
@@ -13514,7 +13522,7 @@
         <w:ind w:left="3589" w:hanging="360"/>
       </w:pPr>
       <w:rPr>
-        <w:rFonts w:ascii="Symbol" w:hAnsi="Symbol" w:hint="default"/>
+        <w:rFonts w:hint="default" w:ascii="Symbol" w:hAnsi="Symbol"/>
       </w:rPr>
     </w:lvl>
     <w:lvl w:ilvl="4" w:tplc="0C0A0003" w:tentative="1">
@@ -13526,7 +13534,7 @@
         <w:ind w:left="4309" w:hanging="360"/>
       </w:pPr>
       <w:rPr>
-        <w:rFonts w:ascii="Courier New" w:hAnsi="Courier New" w:cs="Courier New" w:hint="default"/>
+        <w:rFonts w:hint="default" w:ascii="Courier New" w:hAnsi="Courier New" w:cs="Courier New"/>
       </w:rPr>
     </w:lvl>
     <w:lvl w:ilvl="5" w:tplc="0C0A0005" w:tentative="1">
@@ -13538,7 +13546,7 @@
         <w:ind w:left="5029" w:hanging="360"/>
       </w:pPr>
       <w:rPr>
-        <w:rFonts w:ascii="Wingdings" w:hAnsi="Wingdings" w:hint="default"/>
+        <w:rFonts w:hint="default" w:ascii="Wingdings" w:hAnsi="Wingdings"/>
       </w:rPr>
     </w:lvl>
     <w:lvl w:ilvl="6" w:tplc="0C0A0001" w:tentative="1">
@@ -13550,7 +13558,7 @@
         <w:ind w:left="5749" w:hanging="360"/>
       </w:pPr>
       <w:rPr>
-        <w:rFonts w:ascii="Symbol" w:hAnsi="Symbol" w:hint="default"/>
+        <w:rFonts w:hint="default" w:ascii="Symbol" w:hAnsi="Symbol"/>
       </w:rPr>
     </w:lvl>
     <w:lvl w:ilvl="7" w:tplc="0C0A0003" w:tentative="1">
@@ -13562,7 +13570,7 @@
         <w:ind w:left="6469" w:hanging="360"/>
       </w:pPr>
       <w:rPr>
-        <w:rFonts w:ascii="Courier New" w:hAnsi="Courier New" w:cs="Courier New" w:hint="default"/>
+        <w:rFonts w:hint="default" w:ascii="Courier New" w:hAnsi="Courier New" w:cs="Courier New"/>
       </w:rPr>
     </w:lvl>
     <w:lvl w:ilvl="8" w:tplc="0C0A0005" w:tentative="1">
@@ -13574,7 +13582,7 @@
         <w:ind w:left="7189" w:hanging="360"/>
       </w:pPr>
       <w:rPr>
-        <w:rFonts w:ascii="Wingdings" w:hAnsi="Wingdings" w:hint="default"/>
+        <w:rFonts w:hint="default" w:ascii="Wingdings" w:hAnsi="Wingdings"/>
       </w:rPr>
     </w:lvl>
   </w:abstractNum>
@@ -13591,7 +13599,7 @@
         <w:ind w:left="1429" w:hanging="360"/>
       </w:pPr>
       <w:rPr>
-        <w:rFonts w:ascii="Symbol" w:hAnsi="Symbol" w:hint="default"/>
+        <w:rFonts w:hint="default" w:ascii="Symbol" w:hAnsi="Symbol"/>
       </w:rPr>
     </w:lvl>
     <w:lvl w:ilvl="1" w:tplc="0C0A0003" w:tentative="1">
@@ -13603,7 +13611,7 @@
         <w:ind w:left="2149" w:hanging="360"/>
       </w:pPr>
       <w:rPr>
-        <w:rFonts w:ascii="Courier New" w:hAnsi="Courier New" w:cs="Courier New" w:hint="default"/>
+        <w:rFonts w:hint="default" w:ascii="Courier New" w:hAnsi="Courier New" w:cs="Courier New"/>
       </w:rPr>
     </w:lvl>
     <w:lvl w:ilvl="2" w:tplc="0C0A0005" w:tentative="1">
@@ -13615,7 +13623,7 @@
         <w:ind w:left="2869" w:hanging="360"/>
       </w:pPr>
       <w:rPr>
-        <w:rFonts w:ascii="Wingdings" w:hAnsi="Wingdings" w:hint="default"/>
+        <w:rFonts w:hint="default" w:ascii="Wingdings" w:hAnsi="Wingdings"/>
       </w:rPr>
     </w:lvl>
     <w:lvl w:ilvl="3" w:tplc="0C0A0001" w:tentative="1">
@@ -13627,7 +13635,7 @@
         <w:ind w:left="3589" w:hanging="360"/>
       </w:pPr>
       <w:rPr>
-        <w:rFonts w:ascii="Symbol" w:hAnsi="Symbol" w:hint="default"/>
+        <w:rFonts w:hint="default" w:ascii="Symbol" w:hAnsi="Symbol"/>
       </w:rPr>
     </w:lvl>
     <w:lvl w:ilvl="4" w:tplc="0C0A0003" w:tentative="1">
@@ -13639,7 +13647,7 @@
         <w:ind w:left="4309" w:hanging="360"/>
       </w:pPr>
       <w:rPr>
-        <w:rFonts w:ascii="Courier New" w:hAnsi="Courier New" w:cs="Courier New" w:hint="default"/>
+        <w:rFonts w:hint="default" w:ascii="Courier New" w:hAnsi="Courier New" w:cs="Courier New"/>
       </w:rPr>
     </w:lvl>
     <w:lvl w:ilvl="5" w:tplc="0C0A0005" w:tentative="1">
@@ -13651,7 +13659,7 @@
         <w:ind w:left="5029" w:hanging="360"/>
       </w:pPr>
       <w:rPr>
-        <w:rFonts w:ascii="Wingdings" w:hAnsi="Wingdings" w:hint="default"/>
+        <w:rFonts w:hint="default" w:ascii="Wingdings" w:hAnsi="Wingdings"/>
       </w:rPr>
     </w:lvl>
     <w:lvl w:ilvl="6" w:tplc="0C0A0001" w:tentative="1">
@@ -13663,7 +13671,7 @@
         <w:ind w:left="5749" w:hanging="360"/>
       </w:pPr>
       <w:rPr>
-        <w:rFonts w:ascii="Symbol" w:hAnsi="Symbol" w:hint="default"/>
+        <w:rFonts w:hint="default" w:ascii="Symbol" w:hAnsi="Symbol"/>
       </w:rPr>
     </w:lvl>
     <w:lvl w:ilvl="7" w:tplc="0C0A0003" w:tentative="1">
@@ -13675,7 +13683,7 @@
         <w:ind w:left="6469" w:hanging="360"/>
       </w:pPr>
       <w:rPr>
-        <w:rFonts w:ascii="Courier New" w:hAnsi="Courier New" w:cs="Courier New" w:hint="default"/>
+        <w:rFonts w:hint="default" w:ascii="Courier New" w:hAnsi="Courier New" w:cs="Courier New"/>
       </w:rPr>
     </w:lvl>
     <w:lvl w:ilvl="8" w:tplc="0C0A0005" w:tentative="1">
@@ -13687,7 +13695,7 @@
         <w:ind w:left="7189" w:hanging="360"/>
       </w:pPr>
       <w:rPr>
-        <w:rFonts w:ascii="Wingdings" w:hAnsi="Wingdings" w:hint="default"/>
+        <w:rFonts w:hint="default" w:ascii="Wingdings" w:hAnsi="Wingdings"/>
       </w:rPr>
     </w:lvl>
   </w:abstractNum>
@@ -13794,7 +13802,7 @@
         <w:ind w:left="1429" w:hanging="360"/>
       </w:pPr>
       <w:rPr>
-        <w:rFonts w:ascii="Symbol" w:hAnsi="Symbol" w:hint="default"/>
+        <w:rFonts w:hint="default" w:ascii="Symbol" w:hAnsi="Symbol"/>
       </w:rPr>
     </w:lvl>
     <w:lvl w:ilvl="1" w:tplc="0C0A0003" w:tentative="1">
@@ -13806,7 +13814,7 @@
         <w:ind w:left="2149" w:hanging="360"/>
       </w:pPr>
       <w:rPr>
-        <w:rFonts w:ascii="Courier New" w:hAnsi="Courier New" w:cs="Courier New" w:hint="default"/>
+        <w:rFonts w:hint="default" w:ascii="Courier New" w:hAnsi="Courier New" w:cs="Courier New"/>
       </w:rPr>
     </w:lvl>
     <w:lvl w:ilvl="2" w:tplc="0C0A0005" w:tentative="1">
@@ -13818,7 +13826,7 @@
         <w:ind w:left="2869" w:hanging="360"/>
       </w:pPr>
       <w:rPr>
-        <w:rFonts w:ascii="Wingdings" w:hAnsi="Wingdings" w:hint="default"/>
+        <w:rFonts w:hint="default" w:ascii="Wingdings" w:hAnsi="Wingdings"/>
       </w:rPr>
     </w:lvl>
     <w:lvl w:ilvl="3" w:tplc="0C0A0001" w:tentative="1">
@@ -13830,7 +13838,7 @@
         <w:ind w:left="3589" w:hanging="360"/>
       </w:pPr>
       <w:rPr>
-        <w:rFonts w:ascii="Symbol" w:hAnsi="Symbol" w:hint="default"/>
+        <w:rFonts w:hint="default" w:ascii="Symbol" w:hAnsi="Symbol"/>
       </w:rPr>
     </w:lvl>
     <w:lvl w:ilvl="4" w:tplc="0C0A0003" w:tentative="1">
@@ -13842,7 +13850,7 @@
         <w:ind w:left="4309" w:hanging="360"/>
       </w:pPr>
       <w:rPr>
-        <w:rFonts w:ascii="Courier New" w:hAnsi="Courier New" w:cs="Courier New" w:hint="default"/>
+        <w:rFonts w:hint="default" w:ascii="Courier New" w:hAnsi="Courier New" w:cs="Courier New"/>
       </w:rPr>
     </w:lvl>
     <w:lvl w:ilvl="5" w:tplc="0C0A0005" w:tentative="1">
@@ -13854,7 +13862,7 @@
         <w:ind w:left="5029" w:hanging="360"/>
       </w:pPr>
       <w:rPr>
-        <w:rFonts w:ascii="Wingdings" w:hAnsi="Wingdings" w:hint="default"/>
+        <w:rFonts w:hint="default" w:ascii="Wingdings" w:hAnsi="Wingdings"/>
       </w:rPr>
     </w:lvl>
     <w:lvl w:ilvl="6" w:tplc="0C0A0001" w:tentative="1">
@@ -13866,7 +13874,7 @@
         <w:ind w:left="5749" w:hanging="360"/>
       </w:pPr>
       <w:rPr>
-        <w:rFonts w:ascii="Symbol" w:hAnsi="Symbol" w:hint="default"/>
+        <w:rFonts w:hint="default" w:ascii="Symbol" w:hAnsi="Symbol"/>
       </w:rPr>
     </w:lvl>
     <w:lvl w:ilvl="7" w:tplc="0C0A0003" w:tentative="1">
@@ -13878,7 +13886,7 @@
         <w:ind w:left="6469" w:hanging="360"/>
       </w:pPr>
       <w:rPr>
-        <w:rFonts w:ascii="Courier New" w:hAnsi="Courier New" w:cs="Courier New" w:hint="default"/>
+        <w:rFonts w:hint="default" w:ascii="Courier New" w:hAnsi="Courier New" w:cs="Courier New"/>
       </w:rPr>
     </w:lvl>
     <w:lvl w:ilvl="8" w:tplc="0C0A0005" w:tentative="1">
@@ -13890,7 +13898,7 @@
         <w:ind w:left="7189" w:hanging="360"/>
       </w:pPr>
       <w:rPr>
-        <w:rFonts w:ascii="Wingdings" w:hAnsi="Wingdings" w:hint="default"/>
+        <w:rFonts w:hint="default" w:ascii="Wingdings" w:hAnsi="Wingdings"/>
       </w:rPr>
     </w:lvl>
   </w:abstractNum>
@@ -13907,7 +13915,7 @@
         <w:ind w:left="1429" w:hanging="360"/>
       </w:pPr>
       <w:rPr>
-        <w:rFonts w:ascii="Symbol" w:hAnsi="Symbol" w:hint="default"/>
+        <w:rFonts w:hint="default" w:ascii="Symbol" w:hAnsi="Symbol"/>
       </w:rPr>
     </w:lvl>
     <w:lvl w:ilvl="1" w:tplc="0C0A0003" w:tentative="1">
@@ -13919,7 +13927,7 @@
         <w:ind w:left="2149" w:hanging="360"/>
       </w:pPr>
       <w:rPr>
-        <w:rFonts w:ascii="Courier New" w:hAnsi="Courier New" w:cs="Courier New" w:hint="default"/>
+        <w:rFonts w:hint="default" w:ascii="Courier New" w:hAnsi="Courier New" w:cs="Courier New"/>
       </w:rPr>
     </w:lvl>
     <w:lvl w:ilvl="2" w:tplc="0C0A0005" w:tentative="1">
@@ -13931,7 +13939,7 @@
         <w:ind w:left="2869" w:hanging="360"/>
       </w:pPr>
       <w:rPr>
-        <w:rFonts w:ascii="Wingdings" w:hAnsi="Wingdings" w:hint="default"/>
+        <w:rFonts w:hint="default" w:ascii="Wingdings" w:hAnsi="Wingdings"/>
       </w:rPr>
     </w:lvl>
     <w:lvl w:ilvl="3" w:tplc="0C0A0001" w:tentative="1">
@@ -13943,7 +13951,7 @@
         <w:ind w:left="3589" w:hanging="360"/>
       </w:pPr>
       <w:rPr>
-        <w:rFonts w:ascii="Symbol" w:hAnsi="Symbol" w:hint="default"/>
+        <w:rFonts w:hint="default" w:ascii="Symbol" w:hAnsi="Symbol"/>
       </w:rPr>
     </w:lvl>
     <w:lvl w:ilvl="4" w:tplc="0C0A0003" w:tentative="1">
@@ -13955,7 +13963,7 @@
         <w:ind w:left="4309" w:hanging="360"/>
       </w:pPr>
       <w:rPr>
-        <w:rFonts w:ascii="Courier New" w:hAnsi="Courier New" w:cs="Courier New" w:hint="default"/>
+        <w:rFonts w:hint="default" w:ascii="Courier New" w:hAnsi="Courier New" w:cs="Courier New"/>
       </w:rPr>
     </w:lvl>
     <w:lvl w:ilvl="5" w:tplc="0C0A0005" w:tentative="1">
@@ -13967,7 +13975,7 @@
         <w:ind w:left="5029" w:hanging="360"/>
       </w:pPr>
       <w:rPr>
-        <w:rFonts w:ascii="Wingdings" w:hAnsi="Wingdings" w:hint="default"/>
+        <w:rFonts w:hint="default" w:ascii="Wingdings" w:hAnsi="Wingdings"/>
       </w:rPr>
     </w:lvl>
     <w:lvl w:ilvl="6" w:tplc="0C0A0001" w:tentative="1">
@@ -13979,7 +13987,7 @@
         <w:ind w:left="5749" w:hanging="360"/>
       </w:pPr>
       <w:rPr>
-        <w:rFonts w:ascii="Symbol" w:hAnsi="Symbol" w:hint="default"/>
+        <w:rFonts w:hint="default" w:ascii="Symbol" w:hAnsi="Symbol"/>
       </w:rPr>
     </w:lvl>
     <w:lvl w:ilvl="7" w:tplc="0C0A0003" w:tentative="1">
@@ -13991,7 +13999,7 @@
         <w:ind w:left="6469" w:hanging="360"/>
       </w:pPr>
       <w:rPr>
-        <w:rFonts w:ascii="Courier New" w:hAnsi="Courier New" w:cs="Courier New" w:hint="default"/>
+        <w:rFonts w:hint="default" w:ascii="Courier New" w:hAnsi="Courier New" w:cs="Courier New"/>
       </w:rPr>
     </w:lvl>
     <w:lvl w:ilvl="8" w:tplc="0C0A0005" w:tentative="1">
@@ -14003,7 +14011,7 @@
         <w:ind w:left="7189" w:hanging="360"/>
       </w:pPr>
       <w:rPr>
-        <w:rFonts w:ascii="Wingdings" w:hAnsi="Wingdings" w:hint="default"/>
+        <w:rFonts w:hint="default" w:ascii="Wingdings" w:hAnsi="Wingdings"/>
       </w:rPr>
     </w:lvl>
   </w:abstractNum>
@@ -14109,7 +14117,7 @@
         <w:ind w:left="2123" w:hanging="705"/>
       </w:pPr>
       <w:rPr>
-        <w:rFonts w:ascii="Calibri" w:eastAsiaTheme="minorHAnsi" w:hAnsi="Calibri" w:cs="Calibri" w:hint="default"/>
+        <w:rFonts w:hint="default" w:ascii="Calibri" w:hAnsi="Calibri" w:cs="Calibri" w:eastAsiaTheme="minorHAnsi"/>
       </w:rPr>
     </w:lvl>
     <w:lvl w:ilvl="1" w:tplc="0C0A0003" w:tentative="1">
@@ -14121,7 +14129,7 @@
         <w:ind w:left="2149" w:hanging="360"/>
       </w:pPr>
       <w:rPr>
-        <w:rFonts w:ascii="Courier New" w:hAnsi="Courier New" w:cs="Courier New" w:hint="default"/>
+        <w:rFonts w:hint="default" w:ascii="Courier New" w:hAnsi="Courier New" w:cs="Courier New"/>
       </w:rPr>
     </w:lvl>
     <w:lvl w:ilvl="2" w:tplc="0C0A0005" w:tentative="1">
@@ -14133,7 +14141,7 @@
         <w:ind w:left="2869" w:hanging="360"/>
       </w:pPr>
       <w:rPr>
-        <w:rFonts w:ascii="Wingdings" w:hAnsi="Wingdings" w:hint="default"/>
+        <w:rFonts w:hint="default" w:ascii="Wingdings" w:hAnsi="Wingdings"/>
       </w:rPr>
     </w:lvl>
     <w:lvl w:ilvl="3" w:tplc="0C0A0001" w:tentative="1">
@@ -14145,7 +14153,7 @@
         <w:ind w:left="3589" w:hanging="360"/>
       </w:pPr>
       <w:rPr>
-        <w:rFonts w:ascii="Symbol" w:hAnsi="Symbol" w:hint="default"/>
+        <w:rFonts w:hint="default" w:ascii="Symbol" w:hAnsi="Symbol"/>
       </w:rPr>
     </w:lvl>
     <w:lvl w:ilvl="4" w:tplc="0C0A0003" w:tentative="1">
@@ -14157,7 +14165,7 @@
         <w:ind w:left="4309" w:hanging="360"/>
       </w:pPr>
       <w:rPr>
-        <w:rFonts w:ascii="Courier New" w:hAnsi="Courier New" w:cs="Courier New" w:hint="default"/>
+        <w:rFonts w:hint="default" w:ascii="Courier New" w:hAnsi="Courier New" w:cs="Courier New"/>
       </w:rPr>
     </w:lvl>
     <w:lvl w:ilvl="5" w:tplc="0C0A0005" w:tentative="1">
@@ -14169,7 +14177,7 @@
         <w:ind w:left="5029" w:hanging="360"/>
       </w:pPr>
       <w:rPr>
-        <w:rFonts w:ascii="Wingdings" w:hAnsi="Wingdings" w:hint="default"/>
+        <w:rFonts w:hint="default" w:ascii="Wingdings" w:hAnsi="Wingdings"/>
       </w:rPr>
     </w:lvl>
     <w:lvl w:ilvl="6" w:tplc="0C0A0001" w:tentative="1">
@@ -14181,7 +14189,7 @@
         <w:ind w:left="5749" w:hanging="360"/>
       </w:pPr>
       <w:rPr>
-        <w:rFonts w:ascii="Symbol" w:hAnsi="Symbol" w:hint="default"/>
+        <w:rFonts w:hint="default" w:ascii="Symbol" w:hAnsi="Symbol"/>
       </w:rPr>
     </w:lvl>
     <w:lvl w:ilvl="7" w:tplc="0C0A0003" w:tentative="1">
@@ -14193,7 +14201,7 @@
         <w:ind w:left="6469" w:hanging="360"/>
       </w:pPr>
       <w:rPr>
-        <w:rFonts w:ascii="Courier New" w:hAnsi="Courier New" w:cs="Courier New" w:hint="default"/>
+        <w:rFonts w:hint="default" w:ascii="Courier New" w:hAnsi="Courier New" w:cs="Courier New"/>
       </w:rPr>
     </w:lvl>
     <w:lvl w:ilvl="8" w:tplc="0C0A0005" w:tentative="1">
@@ -14205,7 +14213,7 @@
         <w:ind w:left="7189" w:hanging="360"/>
       </w:pPr>
       <w:rPr>
-        <w:rFonts w:ascii="Wingdings" w:hAnsi="Wingdings" w:hint="default"/>
+        <w:rFonts w:hint="default" w:ascii="Wingdings" w:hAnsi="Wingdings"/>
       </w:rPr>
     </w:lvl>
   </w:abstractNum>
@@ -14311,7 +14319,7 @@
         <w:ind w:left="1429" w:hanging="360"/>
       </w:pPr>
       <w:rPr>
-        <w:rFonts w:ascii="Symbol" w:hAnsi="Symbol" w:hint="default"/>
+        <w:rFonts w:hint="default" w:ascii="Symbol" w:hAnsi="Symbol"/>
       </w:rPr>
     </w:lvl>
     <w:lvl w:ilvl="1" w:tplc="0C0A0001">
@@ -14323,7 +14331,7 @@
         <w:ind w:left="2149" w:hanging="360"/>
       </w:pPr>
       <w:rPr>
-        <w:rFonts w:ascii="Symbol" w:hAnsi="Symbol" w:hint="default"/>
+        <w:rFonts w:hint="default" w:ascii="Symbol" w:hAnsi="Symbol"/>
       </w:rPr>
     </w:lvl>
     <w:lvl w:ilvl="2" w:tplc="FFFFFFFF" w:tentative="1">
@@ -14335,7 +14343,7 @@
         <w:ind w:left="2869" w:hanging="360"/>
       </w:pPr>
       <w:rPr>
-        <w:rFonts w:ascii="Wingdings" w:hAnsi="Wingdings" w:hint="default"/>
+        <w:rFonts w:hint="default" w:ascii="Wingdings" w:hAnsi="Wingdings"/>
       </w:rPr>
     </w:lvl>
     <w:lvl w:ilvl="3" w:tplc="FFFFFFFF" w:tentative="1">
@@ -14347,7 +14355,7 @@
         <w:ind w:left="3589" w:hanging="360"/>
       </w:pPr>
       <w:rPr>
-        <w:rFonts w:ascii="Symbol" w:hAnsi="Symbol" w:hint="default"/>
+        <w:rFonts w:hint="default" w:ascii="Symbol" w:hAnsi="Symbol"/>
       </w:rPr>
     </w:lvl>
     <w:lvl w:ilvl="4" w:tplc="FFFFFFFF" w:tentative="1">
@@ -14359,7 +14367,7 @@
         <w:ind w:left="4309" w:hanging="360"/>
       </w:pPr>
       <w:rPr>
-        <w:rFonts w:ascii="Courier New" w:hAnsi="Courier New" w:cs="Courier New" w:hint="default"/>
+        <w:rFonts w:hint="default" w:ascii="Courier New" w:hAnsi="Courier New" w:cs="Courier New"/>
       </w:rPr>
     </w:lvl>
     <w:lvl w:ilvl="5" w:tplc="FFFFFFFF" w:tentative="1">
@@ -14371,7 +14379,7 @@
         <w:ind w:left="5029" w:hanging="360"/>
       </w:pPr>
       <w:rPr>
-        <w:rFonts w:ascii="Wingdings" w:hAnsi="Wingdings" w:hint="default"/>
+        <w:rFonts w:hint="default" w:ascii="Wingdings" w:hAnsi="Wingdings"/>
       </w:rPr>
     </w:lvl>
     <w:lvl w:ilvl="6" w:tplc="FFFFFFFF" w:tentative="1">
@@ -14383,7 +14391,7 @@
         <w:ind w:left="5749" w:hanging="360"/>
       </w:pPr>
       <w:rPr>
-        <w:rFonts w:ascii="Symbol" w:hAnsi="Symbol" w:hint="default"/>
+        <w:rFonts w:hint="default" w:ascii="Symbol" w:hAnsi="Symbol"/>
       </w:rPr>
     </w:lvl>
     <w:lvl w:ilvl="7" w:tplc="FFFFFFFF" w:tentative="1">
@@ -14395,7 +14403,7 @@
         <w:ind w:left="6469" w:hanging="360"/>
       </w:pPr>
       <w:rPr>
-        <w:rFonts w:ascii="Courier New" w:hAnsi="Courier New" w:cs="Courier New" w:hint="default"/>
+        <w:rFonts w:hint="default" w:ascii="Courier New" w:hAnsi="Courier New" w:cs="Courier New"/>
       </w:rPr>
     </w:lvl>
     <w:lvl w:ilvl="8" w:tplc="FFFFFFFF" w:tentative="1">
@@ -14407,7 +14415,7 @@
         <w:ind w:left="7189" w:hanging="360"/>
       </w:pPr>
       <w:rPr>
-        <w:rFonts w:ascii="Wingdings" w:hAnsi="Wingdings" w:hint="default"/>
+        <w:rFonts w:hint="default" w:ascii="Wingdings" w:hAnsi="Wingdings"/>
       </w:rPr>
     </w:lvl>
   </w:abstractNum>
@@ -14532,7 +14540,7 @@
         <w:ind w:left="1429" w:hanging="360"/>
       </w:pPr>
       <w:rPr>
-        <w:rFonts w:ascii="Symbol" w:hAnsi="Symbol" w:hint="default"/>
+        <w:rFonts w:hint="default" w:ascii="Symbol" w:hAnsi="Symbol"/>
       </w:rPr>
     </w:lvl>
     <w:lvl w:ilvl="1" w:tplc="0C0A0003" w:tentative="1">
@@ -14544,7 +14552,7 @@
         <w:ind w:left="2149" w:hanging="360"/>
       </w:pPr>
       <w:rPr>
-        <w:rFonts w:ascii="Courier New" w:hAnsi="Courier New" w:cs="Courier New" w:hint="default"/>
+        <w:rFonts w:hint="default" w:ascii="Courier New" w:hAnsi="Courier New" w:cs="Courier New"/>
       </w:rPr>
     </w:lvl>
     <w:lvl w:ilvl="2" w:tplc="0C0A0005" w:tentative="1">
@@ -14556,7 +14564,7 @@
         <w:ind w:left="2869" w:hanging="360"/>
       </w:pPr>
       <w:rPr>
-        <w:rFonts w:ascii="Wingdings" w:hAnsi="Wingdings" w:hint="default"/>
+        <w:rFonts w:hint="default" w:ascii="Wingdings" w:hAnsi="Wingdings"/>
       </w:rPr>
     </w:lvl>
     <w:lvl w:ilvl="3" w:tplc="0C0A0001" w:tentative="1">
@@ -14568,7 +14576,7 @@
         <w:ind w:left="3589" w:hanging="360"/>
       </w:pPr>
       <w:rPr>
-        <w:rFonts w:ascii="Symbol" w:hAnsi="Symbol" w:hint="default"/>
+        <w:rFonts w:hint="default" w:ascii="Symbol" w:hAnsi="Symbol"/>
       </w:rPr>
     </w:lvl>
     <w:lvl w:ilvl="4" w:tplc="0C0A0003" w:tentative="1">
@@ -14580,7 +14588,7 @@
         <w:ind w:left="4309" w:hanging="360"/>
       </w:pPr>
       <w:rPr>
-        <w:rFonts w:ascii="Courier New" w:hAnsi="Courier New" w:cs="Courier New" w:hint="default"/>
+        <w:rFonts w:hint="default" w:ascii="Courier New" w:hAnsi="Courier New" w:cs="Courier New"/>
       </w:rPr>
     </w:lvl>
     <w:lvl w:ilvl="5" w:tplc="0C0A0005" w:tentative="1">
@@ -14592,7 +14600,7 @@
         <w:ind w:left="5029" w:hanging="360"/>
       </w:pPr>
       <w:rPr>
-        <w:rFonts w:ascii="Wingdings" w:hAnsi="Wingdings" w:hint="default"/>
+        <w:rFonts w:hint="default" w:ascii="Wingdings" w:hAnsi="Wingdings"/>
       </w:rPr>
     </w:lvl>
     <w:lvl w:ilvl="6" w:tplc="0C0A0001" w:tentative="1">
@@ -14604,7 +14612,7 @@
         <w:ind w:left="5749" w:hanging="360"/>
       </w:pPr>
       <w:rPr>
-        <w:rFonts w:ascii="Symbol" w:hAnsi="Symbol" w:hint="default"/>
+        <w:rFonts w:hint="default" w:ascii="Symbol" w:hAnsi="Symbol"/>
       </w:rPr>
     </w:lvl>
     <w:lvl w:ilvl="7" w:tplc="0C0A0003" w:tentative="1">
@@ -14616,7 +14624,7 @@
         <w:ind w:left="6469" w:hanging="360"/>
       </w:pPr>
       <w:rPr>
-        <w:rFonts w:ascii="Courier New" w:hAnsi="Courier New" w:cs="Courier New" w:hint="default"/>
+        <w:rFonts w:hint="default" w:ascii="Courier New" w:hAnsi="Courier New" w:cs="Courier New"/>
       </w:rPr>
     </w:lvl>
     <w:lvl w:ilvl="8" w:tplc="0C0A0005" w:tentative="1">
@@ -14628,7 +14636,7 @@
         <w:ind w:left="7189" w:hanging="360"/>
       </w:pPr>
       <w:rPr>
-        <w:rFonts w:ascii="Wingdings" w:hAnsi="Wingdings" w:hint="default"/>
+        <w:rFonts w:hint="default" w:ascii="Wingdings" w:hAnsi="Wingdings"/>
       </w:rPr>
     </w:lvl>
   </w:abstractNum>
@@ -14645,7 +14653,7 @@
         <w:ind w:left="1429" w:hanging="360"/>
       </w:pPr>
       <w:rPr>
-        <w:rFonts w:ascii="Symbol" w:hAnsi="Symbol" w:hint="default"/>
+        <w:rFonts w:hint="default" w:ascii="Symbol" w:hAnsi="Symbol"/>
       </w:rPr>
     </w:lvl>
     <w:lvl w:ilvl="1" w:tplc="0C0A0003" w:tentative="1">
@@ -14657,7 +14665,7 @@
         <w:ind w:left="2149" w:hanging="360"/>
       </w:pPr>
       <w:rPr>
-        <w:rFonts w:ascii="Courier New" w:hAnsi="Courier New" w:cs="Courier New" w:hint="default"/>
+        <w:rFonts w:hint="default" w:ascii="Courier New" w:hAnsi="Courier New" w:cs="Courier New"/>
       </w:rPr>
     </w:lvl>
     <w:lvl w:ilvl="2" w:tplc="0C0A0005" w:tentative="1">
@@ -14669,7 +14677,7 @@
         <w:ind w:left="2869" w:hanging="360"/>
       </w:pPr>
       <w:rPr>
-        <w:rFonts w:ascii="Wingdings" w:hAnsi="Wingdings" w:hint="default"/>
+        <w:rFonts w:hint="default" w:ascii="Wingdings" w:hAnsi="Wingdings"/>
       </w:rPr>
     </w:lvl>
     <w:lvl w:ilvl="3" w:tplc="0C0A0001" w:tentative="1">
@@ -14681,7 +14689,7 @@
         <w:ind w:left="3589" w:hanging="360"/>
       </w:pPr>
       <w:rPr>
-        <w:rFonts w:ascii="Symbol" w:hAnsi="Symbol" w:hint="default"/>
+        <w:rFonts w:hint="default" w:ascii="Symbol" w:hAnsi="Symbol"/>
       </w:rPr>
     </w:lvl>
     <w:lvl w:ilvl="4" w:tplc="0C0A0003" w:tentative="1">
@@ -14693,7 +14701,7 @@
         <w:ind w:left="4309" w:hanging="360"/>
       </w:pPr>
       <w:rPr>
-        <w:rFonts w:ascii="Courier New" w:hAnsi="Courier New" w:cs="Courier New" w:hint="default"/>
+        <w:rFonts w:hint="default" w:ascii="Courier New" w:hAnsi="Courier New" w:cs="Courier New"/>
       </w:rPr>
     </w:lvl>
     <w:lvl w:ilvl="5" w:tplc="0C0A0005" w:tentative="1">
@@ -14705,7 +14713,7 @@
         <w:ind w:left="5029" w:hanging="360"/>
       </w:pPr>
       <w:rPr>
-        <w:rFonts w:ascii="Wingdings" w:hAnsi="Wingdings" w:hint="default"/>
+        <w:rFonts w:hint="default" w:ascii="Wingdings" w:hAnsi="Wingdings"/>
       </w:rPr>
     </w:lvl>
     <w:lvl w:ilvl="6" w:tplc="0C0A0001" w:tentative="1">
@@ -14717,7 +14725,7 @@
         <w:ind w:left="5749" w:hanging="360"/>
       </w:pPr>
       <w:rPr>
-        <w:rFonts w:ascii="Symbol" w:hAnsi="Symbol" w:hint="default"/>
+        <w:rFonts w:hint="default" w:ascii="Symbol" w:hAnsi="Symbol"/>
       </w:rPr>
     </w:lvl>
     <w:lvl w:ilvl="7" w:tplc="0C0A0003" w:tentative="1">
@@ -14729,7 +14737,7 @@
         <w:ind w:left="6469" w:hanging="360"/>
       </w:pPr>
       <w:rPr>
-        <w:rFonts w:ascii="Courier New" w:hAnsi="Courier New" w:cs="Courier New" w:hint="default"/>
+        <w:rFonts w:hint="default" w:ascii="Courier New" w:hAnsi="Courier New" w:cs="Courier New"/>
       </w:rPr>
     </w:lvl>
     <w:lvl w:ilvl="8" w:tplc="0C0A0005" w:tentative="1">
@@ -14741,7 +14749,7 @@
         <w:ind w:left="7189" w:hanging="360"/>
       </w:pPr>
       <w:rPr>
-        <w:rFonts w:ascii="Wingdings" w:hAnsi="Wingdings" w:hint="default"/>
+        <w:rFonts w:hint="default" w:ascii="Wingdings" w:hAnsi="Wingdings"/>
       </w:rPr>
     </w:lvl>
   </w:abstractNum>
@@ -14758,7 +14766,7 @@
         <w:ind w:left="1429" w:hanging="360"/>
       </w:pPr>
       <w:rPr>
-        <w:rFonts w:ascii="Symbol" w:hAnsi="Symbol" w:hint="default"/>
+        <w:rFonts w:hint="default" w:ascii="Symbol" w:hAnsi="Symbol"/>
       </w:rPr>
     </w:lvl>
     <w:lvl w:ilvl="1" w:tplc="0C0A0003" w:tentative="1">
@@ -14770,7 +14778,7 @@
         <w:ind w:left="2149" w:hanging="360"/>
       </w:pPr>
       <w:rPr>
-        <w:rFonts w:ascii="Courier New" w:hAnsi="Courier New" w:cs="Courier New" w:hint="default"/>
+        <w:rFonts w:hint="default" w:ascii="Courier New" w:hAnsi="Courier New" w:cs="Courier New"/>
       </w:rPr>
     </w:lvl>
     <w:lvl w:ilvl="2" w:tplc="0C0A0005" w:tentative="1">
@@ -14782,7 +14790,7 @@
         <w:ind w:left="2869" w:hanging="360"/>
       </w:pPr>
       <w:rPr>
-        <w:rFonts w:ascii="Wingdings" w:hAnsi="Wingdings" w:hint="default"/>
+        <w:rFonts w:hint="default" w:ascii="Wingdings" w:hAnsi="Wingdings"/>
       </w:rPr>
     </w:lvl>
     <w:lvl w:ilvl="3" w:tplc="0C0A0001" w:tentative="1">
@@ -14794,7 +14802,7 @@
         <w:ind w:left="3589" w:hanging="360"/>
       </w:pPr>
       <w:rPr>
-        <w:rFonts w:ascii="Symbol" w:hAnsi="Symbol" w:hint="default"/>
+        <w:rFonts w:hint="default" w:ascii="Symbol" w:hAnsi="Symbol"/>
       </w:rPr>
     </w:lvl>
     <w:lvl w:ilvl="4" w:tplc="0C0A0003" w:tentative="1">
@@ -14806,7 +14814,7 @@
         <w:ind w:left="4309" w:hanging="360"/>
       </w:pPr>
       <w:rPr>
-        <w:rFonts w:ascii="Courier New" w:hAnsi="Courier New" w:cs="Courier New" w:hint="default"/>
+        <w:rFonts w:hint="default" w:ascii="Courier New" w:hAnsi="Courier New" w:cs="Courier New"/>
       </w:rPr>
     </w:lvl>
     <w:lvl w:ilvl="5" w:tplc="0C0A0005" w:tentative="1">
@@ -14818,7 +14826,7 @@
         <w:ind w:left="5029" w:hanging="360"/>
       </w:pPr>
       <w:rPr>
-        <w:rFonts w:ascii="Wingdings" w:hAnsi="Wingdings" w:hint="default"/>
+        <w:rFonts w:hint="default" w:ascii="Wingdings" w:hAnsi="Wingdings"/>
       </w:rPr>
     </w:lvl>
     <w:lvl w:ilvl="6" w:tplc="0C0A0001" w:tentative="1">
@@ -14830,7 +14838,7 @@
         <w:ind w:left="5749" w:hanging="360"/>
       </w:pPr>
       <w:rPr>
-        <w:rFonts w:ascii="Symbol" w:hAnsi="Symbol" w:hint="default"/>
+        <w:rFonts w:hint="default" w:ascii="Symbol" w:hAnsi="Symbol"/>
       </w:rPr>
     </w:lvl>
     <w:lvl w:ilvl="7" w:tplc="0C0A0003" w:tentative="1">
@@ -14842,7 +14850,7 @@
         <w:ind w:left="6469" w:hanging="360"/>
       </w:pPr>
       <w:rPr>
-        <w:rFonts w:ascii="Courier New" w:hAnsi="Courier New" w:cs="Courier New" w:hint="default"/>
+        <w:rFonts w:hint="default" w:ascii="Courier New" w:hAnsi="Courier New" w:cs="Courier New"/>
       </w:rPr>
     </w:lvl>
     <w:lvl w:ilvl="8" w:tplc="0C0A0005" w:tentative="1">
@@ -14854,7 +14862,7 @@
         <w:ind w:left="7189" w:hanging="360"/>
       </w:pPr>
       <w:rPr>
-        <w:rFonts w:ascii="Wingdings" w:hAnsi="Wingdings" w:hint="default"/>
+        <w:rFonts w:hint="default" w:ascii="Wingdings" w:hAnsi="Wingdings"/>
       </w:rPr>
     </w:lvl>
   </w:abstractNum>
@@ -14871,7 +14879,7 @@
         <w:ind w:left="1429" w:hanging="360"/>
       </w:pPr>
       <w:rPr>
-        <w:rFonts w:ascii="Symbol" w:hAnsi="Symbol" w:hint="default"/>
+        <w:rFonts w:hint="default" w:ascii="Symbol" w:hAnsi="Symbol"/>
       </w:rPr>
     </w:lvl>
     <w:lvl w:ilvl="1" w:tplc="0C0A0001">
@@ -14883,7 +14891,7 @@
         <w:ind w:left="2149" w:hanging="360"/>
       </w:pPr>
       <w:rPr>
-        <w:rFonts w:ascii="Symbol" w:hAnsi="Symbol" w:hint="default"/>
+        <w:rFonts w:hint="default" w:ascii="Symbol" w:hAnsi="Symbol"/>
       </w:rPr>
     </w:lvl>
     <w:lvl w:ilvl="2" w:tplc="FFFFFFFF" w:tentative="1">
@@ -14895,7 +14903,7 @@
         <w:ind w:left="2869" w:hanging="360"/>
       </w:pPr>
       <w:rPr>
-        <w:rFonts w:ascii="Wingdings" w:hAnsi="Wingdings" w:hint="default"/>
+        <w:rFonts w:hint="default" w:ascii="Wingdings" w:hAnsi="Wingdings"/>
       </w:rPr>
     </w:lvl>
     <w:lvl w:ilvl="3" w:tplc="FFFFFFFF" w:tentative="1">
@@ -14907,7 +14915,7 @@
         <w:ind w:left="3589" w:hanging="360"/>
       </w:pPr>
       <w:rPr>
-        <w:rFonts w:ascii="Symbol" w:hAnsi="Symbol" w:hint="default"/>
+        <w:rFonts w:hint="default" w:ascii="Symbol" w:hAnsi="Symbol"/>
       </w:rPr>
     </w:lvl>
     <w:lvl w:ilvl="4" w:tplc="FFFFFFFF" w:tentative="1">
@@ -14919,7 +14927,7 @@
         <w:ind w:left="4309" w:hanging="360"/>
       </w:pPr>
       <w:rPr>
-        <w:rFonts w:ascii="Courier New" w:hAnsi="Courier New" w:cs="Courier New" w:hint="default"/>
+        <w:rFonts w:hint="default" w:ascii="Courier New" w:hAnsi="Courier New" w:cs="Courier New"/>
       </w:rPr>
     </w:lvl>
     <w:lvl w:ilvl="5" w:tplc="FFFFFFFF" w:tentative="1">
@@ -14931,7 +14939,7 @@
         <w:ind w:left="5029" w:hanging="360"/>
       </w:pPr>
       <w:rPr>
-        <w:rFonts w:ascii="Wingdings" w:hAnsi="Wingdings" w:hint="default"/>
+        <w:rFonts w:hint="default" w:ascii="Wingdings" w:hAnsi="Wingdings"/>
       </w:rPr>
     </w:lvl>
     <w:lvl w:ilvl="6" w:tplc="FFFFFFFF" w:tentative="1">
@@ -14943,7 +14951,7 @@
         <w:ind w:left="5749" w:hanging="360"/>
       </w:pPr>
       <w:rPr>
-        <w:rFonts w:ascii="Symbol" w:hAnsi="Symbol" w:hint="default"/>
+        <w:rFonts w:hint="default" w:ascii="Symbol" w:hAnsi="Symbol"/>
       </w:rPr>
     </w:lvl>
     <w:lvl w:ilvl="7" w:tplc="FFFFFFFF" w:tentative="1">
@@ -14955,7 +14963,7 @@
         <w:ind w:left="6469" w:hanging="360"/>
       </w:pPr>
       <w:rPr>
-        <w:rFonts w:ascii="Courier New" w:hAnsi="Courier New" w:cs="Courier New" w:hint="default"/>
+        <w:rFonts w:hint="default" w:ascii="Courier New" w:hAnsi="Courier New" w:cs="Courier New"/>
       </w:rPr>
     </w:lvl>
     <w:lvl w:ilvl="8" w:tplc="FFFFFFFF" w:tentative="1">
@@ -14967,7 +14975,7 @@
         <w:ind w:left="7189" w:hanging="360"/>
       </w:pPr>
       <w:rPr>
-        <w:rFonts w:ascii="Wingdings" w:hAnsi="Wingdings" w:hint="default"/>
+        <w:rFonts w:hint="default" w:ascii="Wingdings" w:hAnsi="Wingdings"/>
       </w:rPr>
     </w:lvl>
   </w:abstractNum>
@@ -14984,7 +14992,7 @@
         <w:ind w:left="1429" w:hanging="360"/>
       </w:pPr>
       <w:rPr>
-        <w:rFonts w:ascii="Symbol" w:hAnsi="Symbol" w:hint="default"/>
+        <w:rFonts w:hint="default" w:ascii="Symbol" w:hAnsi="Symbol"/>
       </w:rPr>
     </w:lvl>
     <w:lvl w:ilvl="1" w:tplc="0C0A0003" w:tentative="1">
@@ -14996,7 +15004,7 @@
         <w:ind w:left="2149" w:hanging="360"/>
       </w:pPr>
       <w:rPr>
-        <w:rFonts w:ascii="Courier New" w:hAnsi="Courier New" w:cs="Courier New" w:hint="default"/>
+        <w:rFonts w:hint="default" w:ascii="Courier New" w:hAnsi="Courier New" w:cs="Courier New"/>
       </w:rPr>
     </w:lvl>
     <w:lvl w:ilvl="2" w:tplc="0C0A0005" w:tentative="1">
@@ -15008,7 +15016,7 @@
         <w:ind w:left="2869" w:hanging="360"/>
       </w:pPr>
       <w:rPr>
-        <w:rFonts w:ascii="Wingdings" w:hAnsi="Wingdings" w:hint="default"/>
+        <w:rFonts w:hint="default" w:ascii="Wingdings" w:hAnsi="Wingdings"/>
       </w:rPr>
     </w:lvl>
     <w:lvl w:ilvl="3" w:tplc="0C0A0001" w:tentative="1">
@@ -15020,7 +15028,7 @@
         <w:ind w:left="3589" w:hanging="360"/>
       </w:pPr>
       <w:rPr>
-        <w:rFonts w:ascii="Symbol" w:hAnsi="Symbol" w:hint="default"/>
+        <w:rFonts w:hint="default" w:ascii="Symbol" w:hAnsi="Symbol"/>
       </w:rPr>
     </w:lvl>
     <w:lvl w:ilvl="4" w:tplc="0C0A0003" w:tentative="1">
@@ -15032,7 +15040,7 @@
         <w:ind w:left="4309" w:hanging="360"/>
       </w:pPr>
       <w:rPr>
-        <w:rFonts w:ascii="Courier New" w:hAnsi="Courier New" w:cs="Courier New" w:hint="default"/>
+        <w:rFonts w:hint="default" w:ascii="Courier New" w:hAnsi="Courier New" w:cs="Courier New"/>
       </w:rPr>
     </w:lvl>
     <w:lvl w:ilvl="5" w:tplc="0C0A0005" w:tentative="1">
@@ -15044,7 +15052,7 @@
         <w:ind w:left="5029" w:hanging="360"/>
       </w:pPr>
       <w:rPr>
-        <w:rFonts w:ascii="Wingdings" w:hAnsi="Wingdings" w:hint="default"/>
+        <w:rFonts w:hint="default" w:ascii="Wingdings" w:hAnsi="Wingdings"/>
       </w:rPr>
     </w:lvl>
     <w:lvl w:ilvl="6" w:tplc="0C0A0001" w:tentative="1">
@@ -15056,7 +15064,7 @@
         <w:ind w:left="5749" w:hanging="360"/>
       </w:pPr>
       <w:rPr>
-        <w:rFonts w:ascii="Symbol" w:hAnsi="Symbol" w:hint="default"/>
+        <w:rFonts w:hint="default" w:ascii="Symbol" w:hAnsi="Symbol"/>
       </w:rPr>
     </w:lvl>
     <w:lvl w:ilvl="7" w:tplc="0C0A0003" w:tentative="1">
@@ -15068,7 +15076,7 @@
         <w:ind w:left="6469" w:hanging="360"/>
       </w:pPr>
       <w:rPr>
-        <w:rFonts w:ascii="Courier New" w:hAnsi="Courier New" w:cs="Courier New" w:hint="default"/>
+        <w:rFonts w:hint="default" w:ascii="Courier New" w:hAnsi="Courier New" w:cs="Courier New"/>
       </w:rPr>
     </w:lvl>
     <w:lvl w:ilvl="8" w:tplc="0C0A0005" w:tentative="1">
@@ -15080,7 +15088,7 @@
         <w:ind w:left="7189" w:hanging="360"/>
       </w:pPr>
       <w:rPr>
-        <w:rFonts w:ascii="Wingdings" w:hAnsi="Wingdings" w:hint="default"/>
+        <w:rFonts w:hint="default" w:ascii="Wingdings" w:hAnsi="Wingdings"/>
       </w:rPr>
     </w:lvl>
   </w:abstractNum>
@@ -15187,7 +15195,7 @@
         <w:ind w:left="1429" w:hanging="360"/>
       </w:pPr>
       <w:rPr>
-        <w:rFonts w:ascii="Symbol" w:hAnsi="Symbol" w:hint="default"/>
+        <w:rFonts w:hint="default" w:ascii="Symbol" w:hAnsi="Symbol"/>
       </w:rPr>
     </w:lvl>
     <w:lvl w:ilvl="1" w:tplc="0C0A0003" w:tentative="1">
@@ -15199,7 +15207,7 @@
         <w:ind w:left="2149" w:hanging="360"/>
       </w:pPr>
       <w:rPr>
-        <w:rFonts w:ascii="Courier New" w:hAnsi="Courier New" w:cs="Courier New" w:hint="default"/>
+        <w:rFonts w:hint="default" w:ascii="Courier New" w:hAnsi="Courier New" w:cs="Courier New"/>
       </w:rPr>
     </w:lvl>
     <w:lvl w:ilvl="2" w:tplc="0C0A0005" w:tentative="1">
@@ -15211,7 +15219,7 @@
         <w:ind w:left="2869" w:hanging="360"/>
       </w:pPr>
       <w:rPr>
-        <w:rFonts w:ascii="Wingdings" w:hAnsi="Wingdings" w:hint="default"/>
+        <w:rFonts w:hint="default" w:ascii="Wingdings" w:hAnsi="Wingdings"/>
       </w:rPr>
     </w:lvl>
     <w:lvl w:ilvl="3" w:tplc="0C0A0001" w:tentative="1">
@@ -15223,7 +15231,7 @@
         <w:ind w:left="3589" w:hanging="360"/>
       </w:pPr>
       <w:rPr>
-        <w:rFonts w:ascii="Symbol" w:hAnsi="Symbol" w:hint="default"/>
+        <w:rFonts w:hint="default" w:ascii="Symbol" w:hAnsi="Symbol"/>
       </w:rPr>
     </w:lvl>
     <w:lvl w:ilvl="4" w:tplc="0C0A0003" w:tentative="1">
@@ -15235,7 +15243,7 @@
         <w:ind w:left="4309" w:hanging="360"/>
       </w:pPr>
       <w:rPr>
-        <w:rFonts w:ascii="Courier New" w:hAnsi="Courier New" w:cs="Courier New" w:hint="default"/>
+        <w:rFonts w:hint="default" w:ascii="Courier New" w:hAnsi="Courier New" w:cs="Courier New"/>
       </w:rPr>
     </w:lvl>
     <w:lvl w:ilvl="5" w:tplc="0C0A0005" w:tentative="1">
@@ -15247,7 +15255,7 @@
         <w:ind w:left="5029" w:hanging="360"/>
       </w:pPr>
       <w:rPr>
-        <w:rFonts w:ascii="Wingdings" w:hAnsi="Wingdings" w:hint="default"/>
+        <w:rFonts w:hint="default" w:ascii="Wingdings" w:hAnsi="Wingdings"/>
       </w:rPr>
     </w:lvl>
     <w:lvl w:ilvl="6" w:tplc="0C0A0001" w:tentative="1">
@@ -15259,7 +15267,7 @@
         <w:ind w:left="5749" w:hanging="360"/>
       </w:pPr>
       <w:rPr>
-        <w:rFonts w:ascii="Symbol" w:hAnsi="Symbol" w:hint="default"/>
+        <w:rFonts w:hint="default" w:ascii="Symbol" w:hAnsi="Symbol"/>
       </w:rPr>
     </w:lvl>
     <w:lvl w:ilvl="7" w:tplc="0C0A0003" w:tentative="1">
@@ -15271,7 +15279,7 @@
         <w:ind w:left="6469" w:hanging="360"/>
       </w:pPr>
       <w:rPr>
-        <w:rFonts w:ascii="Courier New" w:hAnsi="Courier New" w:cs="Courier New" w:hint="default"/>
+        <w:rFonts w:hint="default" w:ascii="Courier New" w:hAnsi="Courier New" w:cs="Courier New"/>
       </w:rPr>
     </w:lvl>
     <w:lvl w:ilvl="8" w:tplc="0C0A0005" w:tentative="1">
@@ -15283,7 +15291,7 @@
         <w:ind w:left="7189" w:hanging="360"/>
       </w:pPr>
       <w:rPr>
-        <w:rFonts w:ascii="Wingdings" w:hAnsi="Wingdings" w:hint="default"/>
+        <w:rFonts w:hint="default" w:ascii="Wingdings" w:hAnsi="Wingdings"/>
       </w:rPr>
     </w:lvl>
   </w:abstractNum>
@@ -15300,7 +15308,7 @@
         <w:ind w:left="1429" w:hanging="360"/>
       </w:pPr>
       <w:rPr>
-        <w:rFonts w:ascii="Symbol" w:hAnsi="Symbol" w:hint="default"/>
+        <w:rFonts w:hint="default" w:ascii="Symbol" w:hAnsi="Symbol"/>
       </w:rPr>
     </w:lvl>
     <w:lvl w:ilvl="1" w:tplc="0C0A0003" w:tentative="1">
@@ -15312,7 +15320,7 @@
         <w:ind w:left="2149" w:hanging="360"/>
       </w:pPr>
       <w:rPr>
-        <w:rFonts w:ascii="Courier New" w:hAnsi="Courier New" w:cs="Courier New" w:hint="default"/>
+        <w:rFonts w:hint="default" w:ascii="Courier New" w:hAnsi="Courier New" w:cs="Courier New"/>
       </w:rPr>
     </w:lvl>
     <w:lvl w:ilvl="2" w:tplc="0C0A0005" w:tentative="1">
@@ -15324,7 +15332,7 @@
         <w:ind w:left="2869" w:hanging="360"/>
       </w:pPr>
       <w:rPr>
-        <w:rFonts w:ascii="Wingdings" w:hAnsi="Wingdings" w:hint="default"/>
+        <w:rFonts w:hint="default" w:ascii="Wingdings" w:hAnsi="Wingdings"/>
       </w:rPr>
     </w:lvl>
     <w:lvl w:ilvl="3" w:tplc="0C0A0001" w:tentative="1">
@@ -15336,7 +15344,7 @@
         <w:ind w:left="3589" w:hanging="360"/>
       </w:pPr>
       <w:rPr>
-        <w:rFonts w:ascii="Symbol" w:hAnsi="Symbol" w:hint="default"/>
+        <w:rFonts w:hint="default" w:ascii="Symbol" w:hAnsi="Symbol"/>
       </w:rPr>
     </w:lvl>
     <w:lvl w:ilvl="4" w:tplc="0C0A0003" w:tentative="1">
@@ -15348,7 +15356,7 @@
         <w:ind w:left="4309" w:hanging="360"/>
       </w:pPr>
       <w:rPr>
-        <w:rFonts w:ascii="Courier New" w:hAnsi="Courier New" w:cs="Courier New" w:hint="default"/>
+        <w:rFonts w:hint="default" w:ascii="Courier New" w:hAnsi="Courier New" w:cs="Courier New"/>
       </w:rPr>
     </w:lvl>
     <w:lvl w:ilvl="5" w:tplc="0C0A0005" w:tentative="1">
@@ -15360,7 +15368,7 @@
         <w:ind w:left="5029" w:hanging="360"/>
       </w:pPr>
       <w:rPr>
-        <w:rFonts w:ascii="Wingdings" w:hAnsi="Wingdings" w:hint="default"/>
+        <w:rFonts w:hint="default" w:ascii="Wingdings" w:hAnsi="Wingdings"/>
       </w:rPr>
     </w:lvl>
     <w:lvl w:ilvl="6" w:tplc="0C0A0001" w:tentative="1">
@@ -15372,7 +15380,7 @@
         <w:ind w:left="5749" w:hanging="360"/>
       </w:pPr>
       <w:rPr>
-        <w:rFonts w:ascii="Symbol" w:hAnsi="Symbol" w:hint="default"/>
+        <w:rFonts w:hint="default" w:ascii="Symbol" w:hAnsi="Symbol"/>
       </w:rPr>
     </w:lvl>
     <w:lvl w:ilvl="7" w:tplc="0C0A0003" w:tentative="1">
@@ -15384,7 +15392,7 @@
         <w:ind w:left="6469" w:hanging="360"/>
       </w:pPr>
       <w:rPr>
-        <w:rFonts w:ascii="Courier New" w:hAnsi="Courier New" w:cs="Courier New" w:hint="default"/>
+        <w:rFonts w:hint="default" w:ascii="Courier New" w:hAnsi="Courier New" w:cs="Courier New"/>
       </w:rPr>
     </w:lvl>
     <w:lvl w:ilvl="8" w:tplc="0C0A0005" w:tentative="1">
@@ -15396,7 +15404,7 @@
         <w:ind w:left="7189" w:hanging="360"/>
       </w:pPr>
       <w:rPr>
-        <w:rFonts w:ascii="Wingdings" w:hAnsi="Wingdings" w:hint="default"/>
+        <w:rFonts w:hint="default" w:ascii="Wingdings" w:hAnsi="Wingdings"/>
       </w:rPr>
     </w:lvl>
   </w:abstractNum>
@@ -15413,7 +15421,7 @@
         <w:ind w:left="1429" w:hanging="360"/>
       </w:pPr>
       <w:rPr>
-        <w:rFonts w:ascii="Symbol" w:hAnsi="Symbol" w:hint="default"/>
+        <w:rFonts w:hint="default" w:ascii="Symbol" w:hAnsi="Symbol"/>
       </w:rPr>
     </w:lvl>
     <w:lvl w:ilvl="1" w:tplc="0C0A0001">
@@ -15425,7 +15433,7 @@
         <w:ind w:left="2149" w:hanging="360"/>
       </w:pPr>
       <w:rPr>
-        <w:rFonts w:ascii="Symbol" w:hAnsi="Symbol" w:hint="default"/>
+        <w:rFonts w:hint="default" w:ascii="Symbol" w:hAnsi="Symbol"/>
       </w:rPr>
     </w:lvl>
     <w:lvl w:ilvl="2" w:tplc="FFFFFFFF" w:tentative="1">
@@ -15437,7 +15445,7 @@
         <w:ind w:left="2869" w:hanging="360"/>
       </w:pPr>
       <w:rPr>
-        <w:rFonts w:ascii="Wingdings" w:hAnsi="Wingdings" w:hint="default"/>
+        <w:rFonts w:hint="default" w:ascii="Wingdings" w:hAnsi="Wingdings"/>
       </w:rPr>
     </w:lvl>
     <w:lvl w:ilvl="3" w:tplc="FFFFFFFF" w:tentative="1">
@@ -15449,7 +15457,7 @@
         <w:ind w:left="3589" w:hanging="360"/>
       </w:pPr>
       <w:rPr>
-        <w:rFonts w:ascii="Symbol" w:hAnsi="Symbol" w:hint="default"/>
+        <w:rFonts w:hint="default" w:ascii="Symbol" w:hAnsi="Symbol"/>
       </w:rPr>
     </w:lvl>
     <w:lvl w:ilvl="4" w:tplc="FFFFFFFF" w:tentative="1">
@@ -15461,7 +15469,7 @@
         <w:ind w:left="4309" w:hanging="360"/>
       </w:pPr>
       <w:rPr>
-        <w:rFonts w:ascii="Courier New" w:hAnsi="Courier New" w:cs="Courier New" w:hint="default"/>
+        <w:rFonts w:hint="default" w:ascii="Courier New" w:hAnsi="Courier New" w:cs="Courier New"/>
       </w:rPr>
     </w:lvl>
     <w:lvl w:ilvl="5" w:tplc="FFFFFFFF" w:tentative="1">
@@ -15473,7 +15481,7 @@
         <w:ind w:left="5029" w:hanging="360"/>
       </w:pPr>
       <w:rPr>
-        <w:rFonts w:ascii="Wingdings" w:hAnsi="Wingdings" w:hint="default"/>
+        <w:rFonts w:hint="default" w:ascii="Wingdings" w:hAnsi="Wingdings"/>
       </w:rPr>
     </w:lvl>
     <w:lvl w:ilvl="6" w:tplc="FFFFFFFF" w:tentative="1">
@@ -15485,7 +15493,7 @@
         <w:ind w:left="5749" w:hanging="360"/>
       </w:pPr>
       <w:rPr>
-        <w:rFonts w:ascii="Symbol" w:hAnsi="Symbol" w:hint="default"/>
+        <w:rFonts w:hint="default" w:ascii="Symbol" w:hAnsi="Symbol"/>
       </w:rPr>
     </w:lvl>
     <w:lvl w:ilvl="7" w:tplc="FFFFFFFF" w:tentative="1">
@@ -15497,7 +15505,7 @@
         <w:ind w:left="6469" w:hanging="360"/>
       </w:pPr>
       <w:rPr>
-        <w:rFonts w:ascii="Courier New" w:hAnsi="Courier New" w:cs="Courier New" w:hint="default"/>
+        <w:rFonts w:hint="default" w:ascii="Courier New" w:hAnsi="Courier New" w:cs="Courier New"/>
       </w:rPr>
     </w:lvl>
     <w:lvl w:ilvl="8" w:tplc="FFFFFFFF" w:tentative="1">
@@ -15509,7 +15517,7 @@
         <w:ind w:left="7189" w:hanging="360"/>
       </w:pPr>
       <w:rPr>
-        <w:rFonts w:ascii="Wingdings" w:hAnsi="Wingdings" w:hint="default"/>
+        <w:rFonts w:hint="default" w:ascii="Wingdings" w:hAnsi="Wingdings"/>
       </w:rPr>
     </w:lvl>
   </w:abstractNum>
@@ -15526,7 +15534,7 @@
         <w:ind w:left="1429" w:hanging="360"/>
       </w:pPr>
       <w:rPr>
-        <w:rFonts w:ascii="Symbol" w:hAnsi="Symbol" w:hint="default"/>
+        <w:rFonts w:hint="default" w:ascii="Symbol" w:hAnsi="Symbol"/>
       </w:rPr>
     </w:lvl>
     <w:lvl w:ilvl="1" w:tplc="0C0A0003" w:tentative="1">
@@ -15538,7 +15546,7 @@
         <w:ind w:left="2149" w:hanging="360"/>
       </w:pPr>
       <w:rPr>
-        <w:rFonts w:ascii="Courier New" w:hAnsi="Courier New" w:cs="Courier New" w:hint="default"/>
+        <w:rFonts w:hint="default" w:ascii="Courier New" w:hAnsi="Courier New" w:cs="Courier New"/>
       </w:rPr>
     </w:lvl>
     <w:lvl w:ilvl="2" w:tplc="0C0A0005" w:tentative="1">
@@ -15550,7 +15558,7 @@
         <w:ind w:left="2869" w:hanging="360"/>
       </w:pPr>
       <w:rPr>
-        <w:rFonts w:ascii="Wingdings" w:hAnsi="Wingdings" w:hint="default"/>
+        <w:rFonts w:hint="default" w:ascii="Wingdings" w:hAnsi="Wingdings"/>
       </w:rPr>
     </w:lvl>
     <w:lvl w:ilvl="3" w:tplc="0C0A0001" w:tentative="1">
@@ -15562,7 +15570,7 @@
         <w:ind w:left="3589" w:hanging="360"/>
       </w:pPr>
       <w:rPr>
-        <w:rFonts w:ascii="Symbol" w:hAnsi="Symbol" w:hint="default"/>
+        <w:rFonts w:hint="default" w:ascii="Symbol" w:hAnsi="Symbol"/>
       </w:rPr>
     </w:lvl>
     <w:lvl w:ilvl="4" w:tplc="0C0A0003" w:tentative="1">
@@ -15574,7 +15582,7 @@
         <w:ind w:left="4309" w:hanging="360"/>
       </w:pPr>
       <w:rPr>
-        <w:rFonts w:ascii="Courier New" w:hAnsi="Courier New" w:cs="Courier New" w:hint="default"/>
+        <w:rFonts w:hint="default" w:ascii="Courier New" w:hAnsi="Courier New" w:cs="Courier New"/>
       </w:rPr>
     </w:lvl>
     <w:lvl w:ilvl="5" w:tplc="0C0A0005" w:tentative="1">
@@ -15586,7 +15594,7 @@
         <w:ind w:left="5029" w:hanging="360"/>
       </w:pPr>
       <w:rPr>
-        <w:rFonts w:ascii="Wingdings" w:hAnsi="Wingdings" w:hint="default"/>
+        <w:rFonts w:hint="default" w:ascii="Wingdings" w:hAnsi="Wingdings"/>
       </w:rPr>
     </w:lvl>
     <w:lvl w:ilvl="6" w:tplc="0C0A0001" w:tentative="1">
@@ -15598,7 +15606,7 @@
         <w:ind w:left="5749" w:hanging="360"/>
       </w:pPr>
       <w:rPr>
-        <w:rFonts w:ascii="Symbol" w:hAnsi="Symbol" w:hint="default"/>
+        <w:rFonts w:hint="default" w:ascii="Symbol" w:hAnsi="Symbol"/>
       </w:rPr>
     </w:lvl>
     <w:lvl w:ilvl="7" w:tplc="0C0A0003" w:tentative="1">
@@ -15610,7 +15618,7 @@
         <w:ind w:left="6469" w:hanging="360"/>
       </w:pPr>
       <w:rPr>
-        <w:rFonts w:ascii="Courier New" w:hAnsi="Courier New" w:cs="Courier New" w:hint="default"/>
+        <w:rFonts w:hint="default" w:ascii="Courier New" w:hAnsi="Courier New" w:cs="Courier New"/>
       </w:rPr>
     </w:lvl>
     <w:lvl w:ilvl="8" w:tplc="0C0A0005" w:tentative="1">
@@ -15622,7 +15630,7 @@
         <w:ind w:left="7189" w:hanging="360"/>
       </w:pPr>
       <w:rPr>
-        <w:rFonts w:ascii="Wingdings" w:hAnsi="Wingdings" w:hint="default"/>
+        <w:rFonts w:hint="default" w:ascii="Wingdings" w:hAnsi="Wingdings"/>
       </w:rPr>
     </w:lvl>
   </w:abstractNum>
@@ -15639,7 +15647,7 @@
         <w:ind w:left="1429" w:hanging="360"/>
       </w:pPr>
       <w:rPr>
-        <w:rFonts w:ascii="Symbol" w:hAnsi="Symbol" w:hint="default"/>
+        <w:rFonts w:hint="default" w:ascii="Symbol" w:hAnsi="Symbol"/>
       </w:rPr>
     </w:lvl>
     <w:lvl w:ilvl="1" w:tplc="0C0A0003" w:tentative="1">
@@ -15651,7 +15659,7 @@
         <w:ind w:left="2149" w:hanging="360"/>
       </w:pPr>
       <w:rPr>
-        <w:rFonts w:ascii="Courier New" w:hAnsi="Courier New" w:cs="Courier New" w:hint="default"/>
+        <w:rFonts w:hint="default" w:ascii="Courier New" w:hAnsi="Courier New" w:cs="Courier New"/>
       </w:rPr>
     </w:lvl>
     <w:lvl w:ilvl="2" w:tplc="0C0A0005" w:tentative="1">
@@ -15663,7 +15671,7 @@
         <w:ind w:left="2869" w:hanging="360"/>
       </w:pPr>
       <w:rPr>
-        <w:rFonts w:ascii="Wingdings" w:hAnsi="Wingdings" w:hint="default"/>
+        <w:rFonts w:hint="default" w:ascii="Wingdings" w:hAnsi="Wingdings"/>
       </w:rPr>
     </w:lvl>
     <w:lvl w:ilvl="3" w:tplc="0C0A0001" w:tentative="1">
@@ -15675,7 +15683,7 @@
         <w:ind w:left="3589" w:hanging="360"/>
       </w:pPr>
       <w:rPr>
-        <w:rFonts w:ascii="Symbol" w:hAnsi="Symbol" w:hint="default"/>
+        <w:rFonts w:hint="default" w:ascii="Symbol" w:hAnsi="Symbol"/>
       </w:rPr>
     </w:lvl>
     <w:lvl w:ilvl="4" w:tplc="0C0A0003" w:tentative="1">
@@ -15687,7 +15695,7 @@
         <w:ind w:left="4309" w:hanging="360"/>
       </w:pPr>
       <w:rPr>
-        <w:rFonts w:ascii="Courier New" w:hAnsi="Courier New" w:cs="Courier New" w:hint="default"/>
+        <w:rFonts w:hint="default" w:ascii="Courier New" w:hAnsi="Courier New" w:cs="Courier New"/>
       </w:rPr>
     </w:lvl>
     <w:lvl w:ilvl="5" w:tplc="0C0A0005" w:tentative="1">
@@ -15699,7 +15707,7 @@
         <w:ind w:left="5029" w:hanging="360"/>
       </w:pPr>
       <w:rPr>
-        <w:rFonts w:ascii="Wingdings" w:hAnsi="Wingdings" w:hint="default"/>
+        <w:rFonts w:hint="default" w:ascii="Wingdings" w:hAnsi="Wingdings"/>
       </w:rPr>
     </w:lvl>
     <w:lvl w:ilvl="6" w:tplc="0C0A0001" w:tentative="1">
@@ -15711,7 +15719,7 @@
         <w:ind w:left="5749" w:hanging="360"/>
       </w:pPr>
       <w:rPr>
-        <w:rFonts w:ascii="Symbol" w:hAnsi="Symbol" w:hint="default"/>
+        <w:rFonts w:hint="default" w:ascii="Symbol" w:hAnsi="Symbol"/>
       </w:rPr>
     </w:lvl>
     <w:lvl w:ilvl="7" w:tplc="0C0A0003" w:tentative="1">
@@ -15723,7 +15731,7 @@
         <w:ind w:left="6469" w:hanging="360"/>
       </w:pPr>
       <w:rPr>
-        <w:rFonts w:ascii="Courier New" w:hAnsi="Courier New" w:cs="Courier New" w:hint="default"/>
+        <w:rFonts w:hint="default" w:ascii="Courier New" w:hAnsi="Courier New" w:cs="Courier New"/>
       </w:rPr>
     </w:lvl>
     <w:lvl w:ilvl="8" w:tplc="0C0A0005" w:tentative="1">
@@ -15735,7 +15743,7 @@
         <w:ind w:left="7189" w:hanging="360"/>
       </w:pPr>
       <w:rPr>
-        <w:rFonts w:ascii="Wingdings" w:hAnsi="Wingdings" w:hint="default"/>
+        <w:rFonts w:hint="default" w:ascii="Wingdings" w:hAnsi="Wingdings"/>
       </w:rPr>
     </w:lvl>
   </w:abstractNum>
@@ -15752,7 +15760,7 @@
         <w:ind w:left="1429" w:hanging="360"/>
       </w:pPr>
       <w:rPr>
-        <w:rFonts w:ascii="Symbol" w:hAnsi="Symbol" w:hint="default"/>
+        <w:rFonts w:hint="default" w:ascii="Symbol" w:hAnsi="Symbol"/>
       </w:rPr>
     </w:lvl>
     <w:lvl w:ilvl="1" w:tplc="0C0A0003" w:tentative="1">
@@ -15764,7 +15772,7 @@
         <w:ind w:left="2149" w:hanging="360"/>
       </w:pPr>
       <w:rPr>
-        <w:rFonts w:ascii="Courier New" w:hAnsi="Courier New" w:cs="Courier New" w:hint="default"/>
+        <w:rFonts w:hint="default" w:ascii="Courier New" w:hAnsi="Courier New" w:cs="Courier New"/>
       </w:rPr>
     </w:lvl>
     <w:lvl w:ilvl="2" w:tplc="0C0A0005" w:tentative="1">
@@ -15776,7 +15784,7 @@
         <w:ind w:left="2869" w:hanging="360"/>
       </w:pPr>
       <w:rPr>
-        <w:rFonts w:ascii="Wingdings" w:hAnsi="Wingdings" w:hint="default"/>
+        <w:rFonts w:hint="default" w:ascii="Wingdings" w:hAnsi="Wingdings"/>
       </w:rPr>
     </w:lvl>
     <w:lvl w:ilvl="3" w:tplc="0C0A0001" w:tentative="1">
@@ -15788,7 +15796,7 @@
         <w:ind w:left="3589" w:hanging="360"/>
       </w:pPr>
       <w:rPr>
-        <w:rFonts w:ascii="Symbol" w:hAnsi="Symbol" w:hint="default"/>
+        <w:rFonts w:hint="default" w:ascii="Symbol" w:hAnsi="Symbol"/>
       </w:rPr>
     </w:lvl>
     <w:lvl w:ilvl="4" w:tplc="0C0A0003" w:tentative="1">
@@ -15800,7 +15808,7 @@
         <w:ind w:left="4309" w:hanging="360"/>
       </w:pPr>
       <w:rPr>
-        <w:rFonts w:ascii="Courier New" w:hAnsi="Courier New" w:cs="Courier New" w:hint="default"/>
+        <w:rFonts w:hint="default" w:ascii="Courier New" w:hAnsi="Courier New" w:cs="Courier New"/>
       </w:rPr>
     </w:lvl>
     <w:lvl w:ilvl="5" w:tplc="0C0A0005" w:tentative="1">
@@ -15812,7 +15820,7 @@
         <w:ind w:left="5029" w:hanging="360"/>
       </w:pPr>
       <w:rPr>
-        <w:rFonts w:ascii="Wingdings" w:hAnsi="Wingdings" w:hint="default"/>
+        <w:rFonts w:hint="default" w:ascii="Wingdings" w:hAnsi="Wingdings"/>
       </w:rPr>
     </w:lvl>
     <w:lvl w:ilvl="6" w:tplc="0C0A0001" w:tentative="1">
@@ -15824,7 +15832,7 @@
         <w:ind w:left="5749" w:hanging="360"/>
       </w:pPr>
       <w:rPr>
-        <w:rFonts w:ascii="Symbol" w:hAnsi="Symbol" w:hint="default"/>
+        <w:rFonts w:hint="default" w:ascii="Symbol" w:hAnsi="Symbol"/>
       </w:rPr>
     </w:lvl>
     <w:lvl w:ilvl="7" w:tplc="0C0A0003" w:tentative="1">
@@ -15836,7 +15844,7 @@
         <w:ind w:left="6469" w:hanging="360"/>
       </w:pPr>
       <w:rPr>
-        <w:rFonts w:ascii="Courier New" w:hAnsi="Courier New" w:cs="Courier New" w:hint="default"/>
+        <w:rFonts w:hint="default" w:ascii="Courier New" w:hAnsi="Courier New" w:cs="Courier New"/>
       </w:rPr>
     </w:lvl>
     <w:lvl w:ilvl="8" w:tplc="0C0A0005" w:tentative="1">
@@ -15848,7 +15856,7 @@
         <w:ind w:left="7189" w:hanging="360"/>
       </w:pPr>
       <w:rPr>
-        <w:rFonts w:ascii="Wingdings" w:hAnsi="Wingdings" w:hint="default"/>
+        <w:rFonts w:hint="default" w:ascii="Wingdings" w:hAnsi="Wingdings"/>
       </w:rPr>
     </w:lvl>
   </w:abstractNum>
@@ -15865,7 +15873,7 @@
         <w:ind w:left="1429" w:hanging="360"/>
       </w:pPr>
       <w:rPr>
-        <w:rFonts w:ascii="Symbol" w:hAnsi="Symbol" w:hint="default"/>
+        <w:rFonts w:hint="default" w:ascii="Symbol" w:hAnsi="Symbol"/>
       </w:rPr>
     </w:lvl>
     <w:lvl w:ilvl="1" w:tplc="0C0A0003" w:tentative="1">
@@ -15877,7 +15885,7 @@
         <w:ind w:left="2149" w:hanging="360"/>
       </w:pPr>
       <w:rPr>
-        <w:rFonts w:ascii="Courier New" w:hAnsi="Courier New" w:cs="Courier New" w:hint="default"/>
+        <w:rFonts w:hint="default" w:ascii="Courier New" w:hAnsi="Courier New" w:cs="Courier New"/>
       </w:rPr>
     </w:lvl>
     <w:lvl w:ilvl="2" w:tplc="0C0A0005" w:tentative="1">
@@ -15889,7 +15897,7 @@
         <w:ind w:left="2869" w:hanging="360"/>
       </w:pPr>
       <w:rPr>
-        <w:rFonts w:ascii="Wingdings" w:hAnsi="Wingdings" w:hint="default"/>
+        <w:rFonts w:hint="default" w:ascii="Wingdings" w:hAnsi="Wingdings"/>
       </w:rPr>
     </w:lvl>
     <w:lvl w:ilvl="3" w:tplc="0C0A0001" w:tentative="1">
@@ -15901,7 +15909,7 @@
         <w:ind w:left="3589" w:hanging="360"/>
       </w:pPr>
       <w:rPr>
-        <w:rFonts w:ascii="Symbol" w:hAnsi="Symbol" w:hint="default"/>
+        <w:rFonts w:hint="default" w:ascii="Symbol" w:hAnsi="Symbol"/>
       </w:rPr>
     </w:lvl>
     <w:lvl w:ilvl="4" w:tplc="0C0A0003" w:tentative="1">
@@ -15913,7 +15921,7 @@
         <w:ind w:left="4309" w:hanging="360"/>
       </w:pPr>
       <w:rPr>
-        <w:rFonts w:ascii="Courier New" w:hAnsi="Courier New" w:cs="Courier New" w:hint="default"/>
+        <w:rFonts w:hint="default" w:ascii="Courier New" w:hAnsi="Courier New" w:cs="Courier New"/>
       </w:rPr>
     </w:lvl>
     <w:lvl w:ilvl="5" w:tplc="0C0A0005" w:tentative="1">
@@ -15925,7 +15933,7 @@
         <w:ind w:left="5029" w:hanging="360"/>
       </w:pPr>
       <w:rPr>
-        <w:rFonts w:ascii="Wingdings" w:hAnsi="Wingdings" w:hint="default"/>
+        <w:rFonts w:hint="default" w:ascii="Wingdings" w:hAnsi="Wingdings"/>
       </w:rPr>
     </w:lvl>
     <w:lvl w:ilvl="6" w:tplc="0C0A0001" w:tentative="1">
@@ -15937,7 +15945,7 @@
         <w:ind w:left="5749" w:hanging="360"/>
       </w:pPr>
       <w:rPr>
-        <w:rFonts w:ascii="Symbol" w:hAnsi="Symbol" w:hint="default"/>
+        <w:rFonts w:hint="default" w:ascii="Symbol" w:hAnsi="Symbol"/>
       </w:rPr>
     </w:lvl>
     <w:lvl w:ilvl="7" w:tplc="0C0A0003" w:tentative="1">
@@ -15949,7 +15957,7 @@
         <w:ind w:left="6469" w:hanging="360"/>
       </w:pPr>
       <w:rPr>
-        <w:rFonts w:ascii="Courier New" w:hAnsi="Courier New" w:cs="Courier New" w:hint="default"/>
+        <w:rFonts w:hint="default" w:ascii="Courier New" w:hAnsi="Courier New" w:cs="Courier New"/>
       </w:rPr>
     </w:lvl>
     <w:lvl w:ilvl="8" w:tplc="0C0A0005" w:tentative="1">
@@ -15961,7 +15969,7 @@
         <w:ind w:left="7189" w:hanging="360"/>
       </w:pPr>
       <w:rPr>
-        <w:rFonts w:ascii="Wingdings" w:hAnsi="Wingdings" w:hint="default"/>
+        <w:rFonts w:hint="default" w:ascii="Wingdings" w:hAnsi="Wingdings"/>
       </w:rPr>
     </w:lvl>
   </w:abstractNum>
@@ -15978,7 +15986,7 @@
         <w:ind w:left="1429" w:hanging="360"/>
       </w:pPr>
       <w:rPr>
-        <w:rFonts w:ascii="Symbol" w:hAnsi="Symbol" w:hint="default"/>
+        <w:rFonts w:hint="default" w:ascii="Symbol" w:hAnsi="Symbol"/>
       </w:rPr>
     </w:lvl>
     <w:lvl w:ilvl="1" w:tplc="0C0A0003" w:tentative="1">
@@ -15990,7 +15998,7 @@
         <w:ind w:left="2149" w:hanging="360"/>
       </w:pPr>
       <w:rPr>
-        <w:rFonts w:ascii="Courier New" w:hAnsi="Courier New" w:cs="Courier New" w:hint="default"/>
+        <w:rFonts w:hint="default" w:ascii="Courier New" w:hAnsi="Courier New" w:cs="Courier New"/>
       </w:rPr>
     </w:lvl>
     <w:lvl w:ilvl="2" w:tplc="0C0A0005" w:tentative="1">
@@ -16002,7 +16010,7 @@
         <w:ind w:left="2869" w:hanging="360"/>
       </w:pPr>
       <w:rPr>
-        <w:rFonts w:ascii="Wingdings" w:hAnsi="Wingdings" w:hint="default"/>
+        <w:rFonts w:hint="default" w:ascii="Wingdings" w:hAnsi="Wingdings"/>
       </w:rPr>
     </w:lvl>
     <w:lvl w:ilvl="3" w:tplc="0C0A0001" w:tentative="1">
@@ -16014,7 +16022,7 @@
         <w:ind w:left="3589" w:hanging="360"/>
       </w:pPr>
       <w:rPr>
-        <w:rFonts w:ascii="Symbol" w:hAnsi="Symbol" w:hint="default"/>
+        <w:rFonts w:hint="default" w:ascii="Symbol" w:hAnsi="Symbol"/>
       </w:rPr>
     </w:lvl>
     <w:lvl w:ilvl="4" w:tplc="0C0A0003" w:tentative="1">
@@ -16026,7 +16034,7 @@
         <w:ind w:left="4309" w:hanging="360"/>
       </w:pPr>
       <w:rPr>
-        <w:rFonts w:ascii="Courier New" w:hAnsi="Courier New" w:cs="Courier New" w:hint="default"/>
+        <w:rFonts w:hint="default" w:ascii="Courier New" w:hAnsi="Courier New" w:cs="Courier New"/>
       </w:rPr>
     </w:lvl>
     <w:lvl w:ilvl="5" w:tplc="0C0A0005" w:tentative="1">
@@ -16038,7 +16046,7 @@
         <w:ind w:left="5029" w:hanging="360"/>
       </w:pPr>
       <w:rPr>
-        <w:rFonts w:ascii="Wingdings" w:hAnsi="Wingdings" w:hint="default"/>
+        <w:rFonts w:hint="default" w:ascii="Wingdings" w:hAnsi="Wingdings"/>
       </w:rPr>
     </w:lvl>
     <w:lvl w:ilvl="6" w:tplc="0C0A0001" w:tentative="1">
@@ -16050,7 +16058,7 @@
         <w:ind w:left="5749" w:hanging="360"/>
       </w:pPr>
       <w:rPr>
-        <w:rFonts w:ascii="Symbol" w:hAnsi="Symbol" w:hint="default"/>
+        <w:rFonts w:hint="default" w:ascii="Symbol" w:hAnsi="Symbol"/>
       </w:rPr>
     </w:lvl>
     <w:lvl w:ilvl="7" w:tplc="0C0A0003" w:tentative="1">
@@ -16062,7 +16070,7 @@
         <w:ind w:left="6469" w:hanging="360"/>
       </w:pPr>
       <w:rPr>
-        <w:rFonts w:ascii="Courier New" w:hAnsi="Courier New" w:cs="Courier New" w:hint="default"/>
+        <w:rFonts w:hint="default" w:ascii="Courier New" w:hAnsi="Courier New" w:cs="Courier New"/>
       </w:rPr>
     </w:lvl>
     <w:lvl w:ilvl="8" w:tplc="0C0A0005" w:tentative="1">
@@ -16074,7 +16082,7 @@
         <w:ind w:left="7189" w:hanging="360"/>
       </w:pPr>
       <w:rPr>
-        <w:rFonts w:ascii="Wingdings" w:hAnsi="Wingdings" w:hint="default"/>
+        <w:rFonts w:hint="default" w:ascii="Wingdings" w:hAnsi="Wingdings"/>
       </w:rPr>
     </w:lvl>
   </w:abstractNum>
@@ -16270,7 +16278,7 @@
         <w:ind w:left="1429" w:hanging="360"/>
       </w:pPr>
       <w:rPr>
-        <w:rFonts w:ascii="Symbol" w:hAnsi="Symbol" w:hint="default"/>
+        <w:rFonts w:hint="default" w:ascii="Symbol" w:hAnsi="Symbol"/>
       </w:rPr>
     </w:lvl>
     <w:lvl w:ilvl="1" w:tplc="0C0A0003" w:tentative="1">
@@ -16282,7 +16290,7 @@
         <w:ind w:left="2149" w:hanging="360"/>
       </w:pPr>
       <w:rPr>
-        <w:rFonts w:ascii="Courier New" w:hAnsi="Courier New" w:cs="Courier New" w:hint="default"/>
+        <w:rFonts w:hint="default" w:ascii="Courier New" w:hAnsi="Courier New" w:cs="Courier New"/>
       </w:rPr>
     </w:lvl>
     <w:lvl w:ilvl="2" w:tplc="0C0A0005" w:tentative="1">
@@ -16294,7 +16302,7 @@
         <w:ind w:left="2869" w:hanging="360"/>
       </w:pPr>
       <w:rPr>
-        <w:rFonts w:ascii="Wingdings" w:hAnsi="Wingdings" w:hint="default"/>
+        <w:rFonts w:hint="default" w:ascii="Wingdings" w:hAnsi="Wingdings"/>
       </w:rPr>
     </w:lvl>
     <w:lvl w:ilvl="3" w:tplc="0C0A0001" w:tentative="1">
@@ -16306,7 +16314,7 @@
         <w:ind w:left="3589" w:hanging="360"/>
       </w:pPr>
       <w:rPr>
-        <w:rFonts w:ascii="Symbol" w:hAnsi="Symbol" w:hint="default"/>
+        <w:rFonts w:hint="default" w:ascii="Symbol" w:hAnsi="Symbol"/>
       </w:rPr>
     </w:lvl>
     <w:lvl w:ilvl="4" w:tplc="0C0A0003" w:tentative="1">
@@ -16318,7 +16326,7 @@
         <w:ind w:left="4309" w:hanging="360"/>
       </w:pPr>
       <w:rPr>
-        <w:rFonts w:ascii="Courier New" w:hAnsi="Courier New" w:cs="Courier New" w:hint="default"/>
+        <w:rFonts w:hint="default" w:ascii="Courier New" w:hAnsi="Courier New" w:cs="Courier New"/>
       </w:rPr>
     </w:lvl>
     <w:lvl w:ilvl="5" w:tplc="0C0A0005" w:tentative="1">
@@ -16330,7 +16338,7 @@
         <w:ind w:left="5029" w:hanging="360"/>
       </w:pPr>
       <w:rPr>
-        <w:rFonts w:ascii="Wingdings" w:hAnsi="Wingdings" w:hint="default"/>
+        <w:rFonts w:hint="default" w:ascii="Wingdings" w:hAnsi="Wingdings"/>
       </w:rPr>
     </w:lvl>
     <w:lvl w:ilvl="6" w:tplc="0C0A0001" w:tentative="1">
@@ -16342,7 +16350,7 @@
         <w:ind w:left="5749" w:hanging="360"/>
       </w:pPr>
       <w:rPr>
-        <w:rFonts w:ascii="Symbol" w:hAnsi="Symbol" w:hint="default"/>
+        <w:rFonts w:hint="default" w:ascii="Symbol" w:hAnsi="Symbol"/>
       </w:rPr>
     </w:lvl>
     <w:lvl w:ilvl="7" w:tplc="0C0A0003" w:tentative="1">
@@ -16354,7 +16362,7 @@
         <w:ind w:left="6469" w:hanging="360"/>
       </w:pPr>
       <w:rPr>
-        <w:rFonts w:ascii="Courier New" w:hAnsi="Courier New" w:cs="Courier New" w:hint="default"/>
+        <w:rFonts w:hint="default" w:ascii="Courier New" w:hAnsi="Courier New" w:cs="Courier New"/>
       </w:rPr>
     </w:lvl>
     <w:lvl w:ilvl="8" w:tplc="0C0A0005" w:tentative="1">
@@ -16366,7 +16374,7 @@
         <w:ind w:left="7189" w:hanging="360"/>
       </w:pPr>
       <w:rPr>
-        <w:rFonts w:ascii="Wingdings" w:hAnsi="Wingdings" w:hint="default"/>
+        <w:rFonts w:hint="default" w:ascii="Wingdings" w:hAnsi="Wingdings"/>
       </w:rPr>
     </w:lvl>
   </w:abstractNum>
@@ -16383,7 +16391,7 @@
         <w:ind w:left="1429" w:hanging="360"/>
       </w:pPr>
       <w:rPr>
-        <w:rFonts w:ascii="Symbol" w:hAnsi="Symbol" w:hint="default"/>
+        <w:rFonts w:hint="default" w:ascii="Symbol" w:hAnsi="Symbol"/>
       </w:rPr>
     </w:lvl>
     <w:lvl w:ilvl="1" w:tplc="0C0A0003" w:tentative="1">
@@ -16395,7 +16403,7 @@
         <w:ind w:left="2149" w:hanging="360"/>
       </w:pPr>
       <w:rPr>
-        <w:rFonts w:ascii="Courier New" w:hAnsi="Courier New" w:cs="Courier New" w:hint="default"/>
+        <w:rFonts w:hint="default" w:ascii="Courier New" w:hAnsi="Courier New" w:cs="Courier New"/>
       </w:rPr>
     </w:lvl>
     <w:lvl w:ilvl="2" w:tplc="0C0A0005" w:tentative="1">
@@ -16407,7 +16415,7 @@
         <w:ind w:left="2869" w:hanging="360"/>
       </w:pPr>
       <w:rPr>
-        <w:rFonts w:ascii="Wingdings" w:hAnsi="Wingdings" w:hint="default"/>
+        <w:rFonts w:hint="default" w:ascii="Wingdings" w:hAnsi="Wingdings"/>
       </w:rPr>
     </w:lvl>
     <w:lvl w:ilvl="3" w:tplc="0C0A0001" w:tentative="1">
@@ -16419,7 +16427,7 @@
         <w:ind w:left="3589" w:hanging="360"/>
       </w:pPr>
       <w:rPr>
-        <w:rFonts w:ascii="Symbol" w:hAnsi="Symbol" w:hint="default"/>
+        <w:rFonts w:hint="default" w:ascii="Symbol" w:hAnsi="Symbol"/>
       </w:rPr>
     </w:lvl>
     <w:lvl w:ilvl="4" w:tplc="0C0A0003" w:tentative="1">
@@ -16431,7 +16439,7 @@
         <w:ind w:left="4309" w:hanging="360"/>
       </w:pPr>
       <w:rPr>
-        <w:rFonts w:ascii="Courier New" w:hAnsi="Courier New" w:cs="Courier New" w:hint="default"/>
+        <w:rFonts w:hint="default" w:ascii="Courier New" w:hAnsi="Courier New" w:cs="Courier New"/>
       </w:rPr>
     </w:lvl>
     <w:lvl w:ilvl="5" w:tplc="0C0A0005" w:tentative="1">
@@ -16443,7 +16451,7 @@
         <w:ind w:left="5029" w:hanging="360"/>
       </w:pPr>
       <w:rPr>
-        <w:rFonts w:ascii="Wingdings" w:hAnsi="Wingdings" w:hint="default"/>
+        <w:rFonts w:hint="default" w:ascii="Wingdings" w:hAnsi="Wingdings"/>
       </w:rPr>
     </w:lvl>
     <w:lvl w:ilvl="6" w:tplc="0C0A0001" w:tentative="1">
@@ -16455,7 +16463,7 @@
         <w:ind w:left="5749" w:hanging="360"/>
       </w:pPr>
       <w:rPr>
-        <w:rFonts w:ascii="Symbol" w:hAnsi="Symbol" w:hint="default"/>
+        <w:rFonts w:hint="default" w:ascii="Symbol" w:hAnsi="Symbol"/>
       </w:rPr>
     </w:lvl>
     <w:lvl w:ilvl="7" w:tplc="0C0A0003" w:tentative="1">
@@ -16467,7 +16475,7 @@
         <w:ind w:left="6469" w:hanging="360"/>
       </w:pPr>
       <w:rPr>
-        <w:rFonts w:ascii="Courier New" w:hAnsi="Courier New" w:cs="Courier New" w:hint="default"/>
+        <w:rFonts w:hint="default" w:ascii="Courier New" w:hAnsi="Courier New" w:cs="Courier New"/>
       </w:rPr>
     </w:lvl>
     <w:lvl w:ilvl="8" w:tplc="0C0A0005" w:tentative="1">
@@ -16479,7 +16487,7 @@
         <w:ind w:left="7189" w:hanging="360"/>
       </w:pPr>
       <w:rPr>
-        <w:rFonts w:ascii="Wingdings" w:hAnsi="Wingdings" w:hint="default"/>
+        <w:rFonts w:hint="default" w:ascii="Wingdings" w:hAnsi="Wingdings"/>
       </w:rPr>
     </w:lvl>
   </w:abstractNum>
@@ -16497,7 +16505,7 @@
         <w:ind w:left="1211" w:hanging="360"/>
       </w:pPr>
       <w:rPr>
-        <w:rFonts w:ascii="Arial" w:hAnsi="Arial" w:hint="default"/>
+        <w:rFonts w:hint="default" w:ascii="Arial" w:hAnsi="Arial"/>
         <w:b/>
         <w:i w:val="0"/>
         <w:caps w:val="0"/>
@@ -16590,7 +16598,7 @@
         <w:ind w:left="1429" w:hanging="360"/>
       </w:pPr>
       <w:rPr>
-        <w:rFonts w:ascii="Symbol" w:hAnsi="Symbol" w:hint="default"/>
+        <w:rFonts w:hint="default" w:ascii="Symbol" w:hAnsi="Symbol"/>
       </w:rPr>
     </w:lvl>
     <w:lvl w:ilvl="1" w:tplc="0C0A0003" w:tentative="1">
@@ -16602,7 +16610,7 @@
         <w:ind w:left="2149" w:hanging="360"/>
       </w:pPr>
       <w:rPr>
-        <w:rFonts w:ascii="Courier New" w:hAnsi="Courier New" w:cs="Courier New" w:hint="default"/>
+        <w:rFonts w:hint="default" w:ascii="Courier New" w:hAnsi="Courier New" w:cs="Courier New"/>
       </w:rPr>
     </w:lvl>
     <w:lvl w:ilvl="2" w:tplc="0C0A0005" w:tentative="1">
@@ -16614,7 +16622,7 @@
         <w:ind w:left="2869" w:hanging="360"/>
       </w:pPr>
       <w:rPr>
-        <w:rFonts w:ascii="Wingdings" w:hAnsi="Wingdings" w:hint="default"/>
+        <w:rFonts w:hint="default" w:ascii="Wingdings" w:hAnsi="Wingdings"/>
       </w:rPr>
     </w:lvl>
     <w:lvl w:ilvl="3" w:tplc="0C0A0001" w:tentative="1">
@@ -16626,7 +16634,7 @@
         <w:ind w:left="3589" w:hanging="360"/>
       </w:pPr>
       <w:rPr>
-        <w:rFonts w:ascii="Symbol" w:hAnsi="Symbol" w:hint="default"/>
+        <w:rFonts w:hint="default" w:ascii="Symbol" w:hAnsi="Symbol"/>
       </w:rPr>
     </w:lvl>
     <w:lvl w:ilvl="4" w:tplc="0C0A0003" w:tentative="1">
@@ -16638,7 +16646,7 @@
         <w:ind w:left="4309" w:hanging="360"/>
       </w:pPr>
       <w:rPr>
-        <w:rFonts w:ascii="Courier New" w:hAnsi="Courier New" w:cs="Courier New" w:hint="default"/>
+        <w:rFonts w:hint="default" w:ascii="Courier New" w:hAnsi="Courier New" w:cs="Courier New"/>
       </w:rPr>
     </w:lvl>
     <w:lvl w:ilvl="5" w:tplc="0C0A0005" w:tentative="1">
@@ -16650,7 +16658,7 @@
         <w:ind w:left="5029" w:hanging="360"/>
       </w:pPr>
       <w:rPr>
-        <w:rFonts w:ascii="Wingdings" w:hAnsi="Wingdings" w:hint="default"/>
+        <w:rFonts w:hint="default" w:ascii="Wingdings" w:hAnsi="Wingdings"/>
       </w:rPr>
     </w:lvl>
     <w:lvl w:ilvl="6" w:tplc="0C0A0001" w:tentative="1">
@@ -16662,7 +16670,7 @@
         <w:ind w:left="5749" w:hanging="360"/>
       </w:pPr>
       <w:rPr>
-        <w:rFonts w:ascii="Symbol" w:hAnsi="Symbol" w:hint="default"/>
+        <w:rFonts w:hint="default" w:ascii="Symbol" w:hAnsi="Symbol"/>
       </w:rPr>
     </w:lvl>
     <w:lvl w:ilvl="7" w:tplc="0C0A0003" w:tentative="1">
@@ -16674,7 +16682,7 @@
         <w:ind w:left="6469" w:hanging="360"/>
       </w:pPr>
       <w:rPr>
-        <w:rFonts w:ascii="Courier New" w:hAnsi="Courier New" w:cs="Courier New" w:hint="default"/>
+        <w:rFonts w:hint="default" w:ascii="Courier New" w:hAnsi="Courier New" w:cs="Courier New"/>
       </w:rPr>
     </w:lvl>
     <w:lvl w:ilvl="8" w:tplc="0C0A0005" w:tentative="1">
@@ -16686,7 +16694,7 @@
         <w:ind w:left="7189" w:hanging="360"/>
       </w:pPr>
       <w:rPr>
-        <w:rFonts w:ascii="Wingdings" w:hAnsi="Wingdings" w:hint="default"/>
+        <w:rFonts w:hint="default" w:ascii="Wingdings" w:hAnsi="Wingdings"/>
       </w:rPr>
     </w:lvl>
   </w:abstractNum>
@@ -16703,7 +16711,7 @@
         <w:ind w:left="1429" w:hanging="360"/>
       </w:pPr>
       <w:rPr>
-        <w:rFonts w:ascii="Symbol" w:hAnsi="Symbol" w:hint="default"/>
+        <w:rFonts w:hint="default" w:ascii="Symbol" w:hAnsi="Symbol"/>
       </w:rPr>
     </w:lvl>
     <w:lvl w:ilvl="1" w:tplc="0C0A0003" w:tentative="1">
@@ -16715,7 +16723,7 @@
         <w:ind w:left="2149" w:hanging="360"/>
       </w:pPr>
       <w:rPr>
-        <w:rFonts w:ascii="Courier New" w:hAnsi="Courier New" w:cs="Courier New" w:hint="default"/>
+        <w:rFonts w:hint="default" w:ascii="Courier New" w:hAnsi="Courier New" w:cs="Courier New"/>
       </w:rPr>
     </w:lvl>
     <w:lvl w:ilvl="2" w:tplc="0C0A0005" w:tentative="1">
@@ -16727,7 +16735,7 @@
         <w:ind w:left="2869" w:hanging="360"/>
       </w:pPr>
       <w:rPr>
-        <w:rFonts w:ascii="Wingdings" w:hAnsi="Wingdings" w:hint="default"/>
+        <w:rFonts w:hint="default" w:ascii="Wingdings" w:hAnsi="Wingdings"/>
       </w:rPr>
     </w:lvl>
     <w:lvl w:ilvl="3" w:tplc="0C0A0001" w:tentative="1">
@@ -16739,7 +16747,7 @@
         <w:ind w:left="3589" w:hanging="360"/>
       </w:pPr>
       <w:rPr>
-        <w:rFonts w:ascii="Symbol" w:hAnsi="Symbol" w:hint="default"/>
+        <w:rFonts w:hint="default" w:ascii="Symbol" w:hAnsi="Symbol"/>
       </w:rPr>
     </w:lvl>
     <w:lvl w:ilvl="4" w:tplc="0C0A0003" w:tentative="1">
@@ -16751,7 +16759,7 @@
         <w:ind w:left="4309" w:hanging="360"/>
       </w:pPr>
       <w:rPr>
-        <w:rFonts w:ascii="Courier New" w:hAnsi="Courier New" w:cs="Courier New" w:hint="default"/>
+        <w:rFonts w:hint="default" w:ascii="Courier New" w:hAnsi="Courier New" w:cs="Courier New"/>
       </w:rPr>
     </w:lvl>
     <w:lvl w:ilvl="5" w:tplc="0C0A0005" w:tentative="1">
@@ -16763,7 +16771,7 @@
         <w:ind w:left="5029" w:hanging="360"/>
       </w:pPr>
       <w:rPr>
-        <w:rFonts w:ascii="Wingdings" w:hAnsi="Wingdings" w:hint="default"/>
+        <w:rFonts w:hint="default" w:ascii="Wingdings" w:hAnsi="Wingdings"/>
       </w:rPr>
     </w:lvl>
     <w:lvl w:ilvl="6" w:tplc="0C0A0001" w:tentative="1">
@@ -16775,7 +16783,7 @@
         <w:ind w:left="5749" w:hanging="360"/>
       </w:pPr>
       <w:rPr>
-        <w:rFonts w:ascii="Symbol" w:hAnsi="Symbol" w:hint="default"/>
+        <w:rFonts w:hint="default" w:ascii="Symbol" w:hAnsi="Symbol"/>
       </w:rPr>
     </w:lvl>
     <w:lvl w:ilvl="7" w:tplc="0C0A0003" w:tentative="1">
@@ -16787,7 +16795,7 @@
         <w:ind w:left="6469" w:hanging="360"/>
       </w:pPr>
       <w:rPr>
-        <w:rFonts w:ascii="Courier New" w:hAnsi="Courier New" w:cs="Courier New" w:hint="default"/>
+        <w:rFonts w:hint="default" w:ascii="Courier New" w:hAnsi="Courier New" w:cs="Courier New"/>
       </w:rPr>
     </w:lvl>
     <w:lvl w:ilvl="8" w:tplc="0C0A0005" w:tentative="1">
@@ -16799,7 +16807,7 @@
         <w:ind w:left="7189" w:hanging="360"/>
       </w:pPr>
       <w:rPr>
-        <w:rFonts w:ascii="Wingdings" w:hAnsi="Wingdings" w:hint="default"/>
+        <w:rFonts w:hint="default" w:ascii="Wingdings" w:hAnsi="Wingdings"/>
       </w:rPr>
     </w:lvl>
   </w:abstractNum>
@@ -16816,7 +16824,7 @@
         <w:ind w:left="1429" w:hanging="360"/>
       </w:pPr>
       <w:rPr>
-        <w:rFonts w:ascii="Symbol" w:hAnsi="Symbol" w:hint="default"/>
+        <w:rFonts w:hint="default" w:ascii="Symbol" w:hAnsi="Symbol"/>
       </w:rPr>
     </w:lvl>
     <w:lvl w:ilvl="1" w:tplc="0C0A0001">
@@ -16828,7 +16836,7 @@
         <w:ind w:left="2149" w:hanging="360"/>
       </w:pPr>
       <w:rPr>
-        <w:rFonts w:ascii="Symbol" w:hAnsi="Symbol" w:hint="default"/>
+        <w:rFonts w:hint="default" w:ascii="Symbol" w:hAnsi="Symbol"/>
       </w:rPr>
     </w:lvl>
     <w:lvl w:ilvl="2" w:tplc="FFFFFFFF" w:tentative="1">
@@ -16840,7 +16848,7 @@
         <w:ind w:left="2869" w:hanging="360"/>
       </w:pPr>
       <w:rPr>
-        <w:rFonts w:ascii="Wingdings" w:hAnsi="Wingdings" w:hint="default"/>
+        <w:rFonts w:hint="default" w:ascii="Wingdings" w:hAnsi="Wingdings"/>
       </w:rPr>
     </w:lvl>
     <w:lvl w:ilvl="3" w:tplc="FFFFFFFF" w:tentative="1">
@@ -16852,7 +16860,7 @@
         <w:ind w:left="3589" w:hanging="360"/>
       </w:pPr>
       <w:rPr>
-        <w:rFonts w:ascii="Symbol" w:hAnsi="Symbol" w:hint="default"/>
+        <w:rFonts w:hint="default" w:ascii="Symbol" w:hAnsi="Symbol"/>
       </w:rPr>
     </w:lvl>
     <w:lvl w:ilvl="4" w:tplc="FFFFFFFF" w:tentative="1">
@@ -16864,7 +16872,7 @@
         <w:ind w:left="4309" w:hanging="360"/>
       </w:pPr>
       <w:rPr>
-        <w:rFonts w:ascii="Courier New" w:hAnsi="Courier New" w:cs="Courier New" w:hint="default"/>
+        <w:rFonts w:hint="default" w:ascii="Courier New" w:hAnsi="Courier New" w:cs="Courier New"/>
       </w:rPr>
     </w:lvl>
     <w:lvl w:ilvl="5" w:tplc="FFFFFFFF" w:tentative="1">
@@ -16876,7 +16884,7 @@
         <w:ind w:left="5029" w:hanging="360"/>
       </w:pPr>
       <w:rPr>
-        <w:rFonts w:ascii="Wingdings" w:hAnsi="Wingdings" w:hint="default"/>
+        <w:rFonts w:hint="default" w:ascii="Wingdings" w:hAnsi="Wingdings"/>
       </w:rPr>
     </w:lvl>
     <w:lvl w:ilvl="6" w:tplc="FFFFFFFF" w:tentative="1">
@@ -16888,7 +16896,7 @@
         <w:ind w:left="5749" w:hanging="360"/>
       </w:pPr>
       <w:rPr>
-        <w:rFonts w:ascii="Symbol" w:hAnsi="Symbol" w:hint="default"/>
+        <w:rFonts w:hint="default" w:ascii="Symbol" w:hAnsi="Symbol"/>
       </w:rPr>
     </w:lvl>
     <w:lvl w:ilvl="7" w:tplc="FFFFFFFF" w:tentative="1">
@@ -16900,7 +16908,7 @@
         <w:ind w:left="6469" w:hanging="360"/>
       </w:pPr>
       <w:rPr>
-        <w:rFonts w:ascii="Courier New" w:hAnsi="Courier New" w:cs="Courier New" w:hint="default"/>
+        <w:rFonts w:hint="default" w:ascii="Courier New" w:hAnsi="Courier New" w:cs="Courier New"/>
       </w:rPr>
     </w:lvl>
     <w:lvl w:ilvl="8" w:tplc="FFFFFFFF" w:tentative="1">
@@ -16912,7 +16920,7 @@
         <w:ind w:left="7189" w:hanging="360"/>
       </w:pPr>
       <w:rPr>
-        <w:rFonts w:ascii="Wingdings" w:hAnsi="Wingdings" w:hint="default"/>
+        <w:rFonts w:hint="default" w:ascii="Wingdings" w:hAnsi="Wingdings"/>
       </w:rPr>
     </w:lvl>
   </w:abstractNum>
@@ -16929,7 +16937,7 @@
         <w:ind w:left="1429" w:hanging="360"/>
       </w:pPr>
       <w:rPr>
-        <w:rFonts w:ascii="Symbol" w:hAnsi="Symbol" w:hint="default"/>
+        <w:rFonts w:hint="default" w:ascii="Symbol" w:hAnsi="Symbol"/>
       </w:rPr>
     </w:lvl>
     <w:lvl w:ilvl="1" w:tplc="0C0A0003" w:tentative="1">
@@ -16941,7 +16949,7 @@
         <w:ind w:left="2149" w:hanging="360"/>
       </w:pPr>
       <w:rPr>
-        <w:rFonts w:ascii="Courier New" w:hAnsi="Courier New" w:cs="Courier New" w:hint="default"/>
+        <w:rFonts w:hint="default" w:ascii="Courier New" w:hAnsi="Courier New" w:cs="Courier New"/>
       </w:rPr>
     </w:lvl>
     <w:lvl w:ilvl="2" w:tplc="0C0A0005" w:tentative="1">
@@ -16953,7 +16961,7 @@
         <w:ind w:left="2869" w:hanging="360"/>
       </w:pPr>
       <w:rPr>
-        <w:rFonts w:ascii="Wingdings" w:hAnsi="Wingdings" w:hint="default"/>
+        <w:rFonts w:hint="default" w:ascii="Wingdings" w:hAnsi="Wingdings"/>
       </w:rPr>
     </w:lvl>
     <w:lvl w:ilvl="3" w:tplc="0C0A0001" w:tentative="1">
@@ -16965,7 +16973,7 @@
         <w:ind w:left="3589" w:hanging="360"/>
       </w:pPr>
       <w:rPr>
-        <w:rFonts w:ascii="Symbol" w:hAnsi="Symbol" w:hint="default"/>
+        <w:rFonts w:hint="default" w:ascii="Symbol" w:hAnsi="Symbol"/>
       </w:rPr>
     </w:lvl>
     <w:lvl w:ilvl="4" w:tplc="0C0A0003" w:tentative="1">
@@ -16977,7 +16985,7 @@
         <w:ind w:left="4309" w:hanging="360"/>
       </w:pPr>
       <w:rPr>
-        <w:rFonts w:ascii="Courier New" w:hAnsi="Courier New" w:cs="Courier New" w:hint="default"/>
+        <w:rFonts w:hint="default" w:ascii="Courier New" w:hAnsi="Courier New" w:cs="Courier New"/>
       </w:rPr>
     </w:lvl>
     <w:lvl w:ilvl="5" w:tplc="0C0A0005" w:tentative="1">
@@ -16989,7 +16997,7 @@
         <w:ind w:left="5029" w:hanging="360"/>
       </w:pPr>
       <w:rPr>
-        <w:rFonts w:ascii="Wingdings" w:hAnsi="Wingdings" w:hint="default"/>
+        <w:rFonts w:hint="default" w:ascii="Wingdings" w:hAnsi="Wingdings"/>
       </w:rPr>
     </w:lvl>
     <w:lvl w:ilvl="6" w:tplc="0C0A0001" w:tentative="1">
@@ -17001,7 +17009,7 @@
         <w:ind w:left="5749" w:hanging="360"/>
       </w:pPr>
       <w:rPr>
-        <w:rFonts w:ascii="Symbol" w:hAnsi="Symbol" w:hint="default"/>
+        <w:rFonts w:hint="default" w:ascii="Symbol" w:hAnsi="Symbol"/>
       </w:rPr>
     </w:lvl>
     <w:lvl w:ilvl="7" w:tplc="0C0A0003" w:tentative="1">
@@ -17013,7 +17021,7 @@
         <w:ind w:left="6469" w:hanging="360"/>
       </w:pPr>
       <w:rPr>
-        <w:rFonts w:ascii="Courier New" w:hAnsi="Courier New" w:cs="Courier New" w:hint="default"/>
+        <w:rFonts w:hint="default" w:ascii="Courier New" w:hAnsi="Courier New" w:cs="Courier New"/>
       </w:rPr>
     </w:lvl>
     <w:lvl w:ilvl="8" w:tplc="0C0A0005" w:tentative="1">
@@ -17025,7 +17033,7 @@
         <w:ind w:left="7189" w:hanging="360"/>
       </w:pPr>
       <w:rPr>
-        <w:rFonts w:ascii="Wingdings" w:hAnsi="Wingdings" w:hint="default"/>
+        <w:rFonts w:hint="default" w:ascii="Wingdings" w:hAnsi="Wingdings"/>
       </w:rPr>
     </w:lvl>
   </w:abstractNum>
@@ -17042,7 +17050,7 @@
         <w:ind w:left="1429" w:hanging="360"/>
       </w:pPr>
       <w:rPr>
-        <w:rFonts w:ascii="Symbol" w:hAnsi="Symbol" w:hint="default"/>
+        <w:rFonts w:hint="default" w:ascii="Symbol" w:hAnsi="Symbol"/>
       </w:rPr>
     </w:lvl>
     <w:lvl w:ilvl="1" w:tplc="0C0A0003" w:tentative="1">
@@ -17054,7 +17062,7 @@
         <w:ind w:left="2149" w:hanging="360"/>
       </w:pPr>
       <w:rPr>
-        <w:rFonts w:ascii="Courier New" w:hAnsi="Courier New" w:cs="Courier New" w:hint="default"/>
+        <w:rFonts w:hint="default" w:ascii="Courier New" w:hAnsi="Courier New" w:cs="Courier New"/>
       </w:rPr>
     </w:lvl>
     <w:lvl w:ilvl="2" w:tplc="0C0A0005" w:tentative="1">
@@ -17066,7 +17074,7 @@
         <w:ind w:left="2869" w:hanging="360"/>
       </w:pPr>
       <w:rPr>
-        <w:rFonts w:ascii="Wingdings" w:hAnsi="Wingdings" w:hint="default"/>
+        <w:rFonts w:hint="default" w:ascii="Wingdings" w:hAnsi="Wingdings"/>
       </w:rPr>
     </w:lvl>
     <w:lvl w:ilvl="3" w:tplc="0C0A0001" w:tentative="1">
@@ -17078,7 +17086,7 @@
         <w:ind w:left="3589" w:hanging="360"/>
       </w:pPr>
       <w:rPr>
-        <w:rFonts w:ascii="Symbol" w:hAnsi="Symbol" w:hint="default"/>
+        <w:rFonts w:hint="default" w:ascii="Symbol" w:hAnsi="Symbol"/>
       </w:rPr>
     </w:lvl>
     <w:lvl w:ilvl="4" w:tplc="0C0A0003" w:tentative="1">
@@ -17090,7 +17098,7 @@
         <w:ind w:left="4309" w:hanging="360"/>
       </w:pPr>
       <w:rPr>
-        <w:rFonts w:ascii="Courier New" w:hAnsi="Courier New" w:cs="Courier New" w:hint="default"/>
+        <w:rFonts w:hint="default" w:ascii="Courier New" w:hAnsi="Courier New" w:cs="Courier New"/>
       </w:rPr>
     </w:lvl>
     <w:lvl w:ilvl="5" w:tplc="0C0A0005" w:tentative="1">
@@ -17102,7 +17110,7 @@
         <w:ind w:left="5029" w:hanging="360"/>
       </w:pPr>
       <w:rPr>
-        <w:rFonts w:ascii="Wingdings" w:hAnsi="Wingdings" w:hint="default"/>
+        <w:rFonts w:hint="default" w:ascii="Wingdings" w:hAnsi="Wingdings"/>
       </w:rPr>
     </w:lvl>
     <w:lvl w:ilvl="6" w:tplc="0C0A0001" w:tentative="1">
@@ -17114,7 +17122,7 @@
         <w:ind w:left="5749" w:hanging="360"/>
       </w:pPr>
       <w:rPr>
-        <w:rFonts w:ascii="Symbol" w:hAnsi="Symbol" w:hint="default"/>
+        <w:rFonts w:hint="default" w:ascii="Symbol" w:hAnsi="Symbol"/>
       </w:rPr>
     </w:lvl>
     <w:lvl w:ilvl="7" w:tplc="0C0A0003" w:tentative="1">
@@ -17126,7 +17134,7 @@
         <w:ind w:left="6469" w:hanging="360"/>
       </w:pPr>
       <w:rPr>
-        <w:rFonts w:ascii="Courier New" w:hAnsi="Courier New" w:cs="Courier New" w:hint="default"/>
+        <w:rFonts w:hint="default" w:ascii="Courier New" w:hAnsi="Courier New" w:cs="Courier New"/>
       </w:rPr>
     </w:lvl>
     <w:lvl w:ilvl="8" w:tplc="0C0A0005" w:tentative="1">
@@ -17138,7 +17146,7 @@
         <w:ind w:left="7189" w:hanging="360"/>
       </w:pPr>
       <w:rPr>
-        <w:rFonts w:ascii="Wingdings" w:hAnsi="Wingdings" w:hint="default"/>
+        <w:rFonts w:hint="default" w:ascii="Wingdings" w:hAnsi="Wingdings"/>
       </w:rPr>
     </w:lvl>
   </w:abstractNum>
@@ -17155,7 +17163,7 @@
         <w:ind w:left="1429" w:hanging="360"/>
       </w:pPr>
       <w:rPr>
-        <w:rFonts w:ascii="Symbol" w:hAnsi="Symbol" w:hint="default"/>
+        <w:rFonts w:hint="default" w:ascii="Symbol" w:hAnsi="Symbol"/>
       </w:rPr>
     </w:lvl>
     <w:lvl w:ilvl="1" w:tplc="0C0A0003" w:tentative="1">
@@ -17167,7 +17175,7 @@
         <w:ind w:left="2149" w:hanging="360"/>
       </w:pPr>
       <w:rPr>
-        <w:rFonts w:ascii="Courier New" w:hAnsi="Courier New" w:cs="Courier New" w:hint="default"/>
+        <w:rFonts w:hint="default" w:ascii="Courier New" w:hAnsi="Courier New" w:cs="Courier New"/>
       </w:rPr>
     </w:lvl>
     <w:lvl w:ilvl="2" w:tplc="0C0A0005" w:tentative="1">
@@ -17179,7 +17187,7 @@
         <w:ind w:left="2869" w:hanging="360"/>
       </w:pPr>
       <w:rPr>
-        <w:rFonts w:ascii="Wingdings" w:hAnsi="Wingdings" w:hint="default"/>
+        <w:rFonts w:hint="default" w:ascii="Wingdings" w:hAnsi="Wingdings"/>
       </w:rPr>
     </w:lvl>
     <w:lvl w:ilvl="3" w:tplc="0C0A0001" w:tentative="1">
@@ -17191,7 +17199,7 @@
         <w:ind w:left="3589" w:hanging="360"/>
       </w:pPr>
       <w:rPr>
-        <w:rFonts w:ascii="Symbol" w:hAnsi="Symbol" w:hint="default"/>
+        <w:rFonts w:hint="default" w:ascii="Symbol" w:hAnsi="Symbol"/>
       </w:rPr>
     </w:lvl>
     <w:lvl w:ilvl="4" w:tplc="0C0A0003" w:tentative="1">
@@ -17203,7 +17211,7 @@
         <w:ind w:left="4309" w:hanging="360"/>
       </w:pPr>
       <w:rPr>
-        <w:rFonts w:ascii="Courier New" w:hAnsi="Courier New" w:cs="Courier New" w:hint="default"/>
+        <w:rFonts w:hint="default" w:ascii="Courier New" w:hAnsi="Courier New" w:cs="Courier New"/>
       </w:rPr>
     </w:lvl>
     <w:lvl w:ilvl="5" w:tplc="0C0A0005" w:tentative="1">
@@ -17215,7 +17223,7 @@
         <w:ind w:left="5029" w:hanging="360"/>
       </w:pPr>
       <w:rPr>
-        <w:rFonts w:ascii="Wingdings" w:hAnsi="Wingdings" w:hint="default"/>
+        <w:rFonts w:hint="default" w:ascii="Wingdings" w:hAnsi="Wingdings"/>
       </w:rPr>
     </w:lvl>
     <w:lvl w:ilvl="6" w:tplc="0C0A0001" w:tentative="1">
@@ -17227,7 +17235,7 @@
         <w:ind w:left="5749" w:hanging="360"/>
       </w:pPr>
       <w:rPr>
-        <w:rFonts w:ascii="Symbol" w:hAnsi="Symbol" w:hint="default"/>
+        <w:rFonts w:hint="default" w:ascii="Symbol" w:hAnsi="Symbol"/>
       </w:rPr>
     </w:lvl>
     <w:lvl w:ilvl="7" w:tplc="0C0A0003" w:tentative="1">
@@ -17239,7 +17247,7 @@
         <w:ind w:left="6469" w:hanging="360"/>
       </w:pPr>
       <w:rPr>
-        <w:rFonts w:ascii="Courier New" w:hAnsi="Courier New" w:cs="Courier New" w:hint="default"/>
+        <w:rFonts w:hint="default" w:ascii="Courier New" w:hAnsi="Courier New" w:cs="Courier New"/>
       </w:rPr>
     </w:lvl>
     <w:lvl w:ilvl="8" w:tplc="0C0A0005" w:tentative="1">
@@ -17251,7 +17259,7 @@
         <w:ind w:left="7189" w:hanging="360"/>
       </w:pPr>
       <w:rPr>
-        <w:rFonts w:ascii="Wingdings" w:hAnsi="Wingdings" w:hint="default"/>
+        <w:rFonts w:hint="default" w:ascii="Wingdings" w:hAnsi="Wingdings"/>
       </w:rPr>
     </w:lvl>
   </w:abstractNum>
@@ -17268,7 +17276,7 @@
         <w:ind w:left="1429" w:hanging="360"/>
       </w:pPr>
       <w:rPr>
-        <w:rFonts w:ascii="Symbol" w:hAnsi="Symbol" w:hint="default"/>
+        <w:rFonts w:hint="default" w:ascii="Symbol" w:hAnsi="Symbol"/>
       </w:rPr>
     </w:lvl>
     <w:lvl w:ilvl="1" w:tplc="0C0A0003" w:tentative="1">
@@ -17280,7 +17288,7 @@
         <w:ind w:left="2149" w:hanging="360"/>
       </w:pPr>
       <w:rPr>
-        <w:rFonts w:ascii="Courier New" w:hAnsi="Courier New" w:cs="Courier New" w:hint="default"/>
+        <w:rFonts w:hint="default" w:ascii="Courier New" w:hAnsi="Courier New" w:cs="Courier New"/>
       </w:rPr>
     </w:lvl>
     <w:lvl w:ilvl="2" w:tplc="0C0A0005" w:tentative="1">
@@ -17292,7 +17300,7 @@
         <w:ind w:left="2869" w:hanging="360"/>
       </w:pPr>
       <w:rPr>
-        <w:rFonts w:ascii="Wingdings" w:hAnsi="Wingdings" w:hint="default"/>
+        <w:rFonts w:hint="default" w:ascii="Wingdings" w:hAnsi="Wingdings"/>
       </w:rPr>
     </w:lvl>
     <w:lvl w:ilvl="3" w:tplc="0C0A0001" w:tentative="1">
@@ -17304,7 +17312,7 @@
         <w:ind w:left="3589" w:hanging="360"/>
       </w:pPr>
       <w:rPr>
-        <w:rFonts w:ascii="Symbol" w:hAnsi="Symbol" w:hint="default"/>
+        <w:rFonts w:hint="default" w:ascii="Symbol" w:hAnsi="Symbol"/>
       </w:rPr>
     </w:lvl>
     <w:lvl w:ilvl="4" w:tplc="0C0A0003" w:tentative="1">
@@ -17316,7 +17324,7 @@
         <w:ind w:left="4309" w:hanging="360"/>
       </w:pPr>
       <w:rPr>
-        <w:rFonts w:ascii="Courier New" w:hAnsi="Courier New" w:cs="Courier New" w:hint="default"/>
+        <w:rFonts w:hint="default" w:ascii="Courier New" w:hAnsi="Courier New" w:cs="Courier New"/>
       </w:rPr>
     </w:lvl>
     <w:lvl w:ilvl="5" w:tplc="0C0A0005" w:tentative="1">
@@ -17328,7 +17336,7 @@
         <w:ind w:left="5029" w:hanging="360"/>
       </w:pPr>
       <w:rPr>
-        <w:rFonts w:ascii="Wingdings" w:hAnsi="Wingdings" w:hint="default"/>
+        <w:rFonts w:hint="default" w:ascii="Wingdings" w:hAnsi="Wingdings"/>
       </w:rPr>
     </w:lvl>
     <w:lvl w:ilvl="6" w:tplc="0C0A0001" w:tentative="1">
@@ -17340,7 +17348,7 @@
         <w:ind w:left="5749" w:hanging="360"/>
       </w:pPr>
       <w:rPr>
-        <w:rFonts w:ascii="Symbol" w:hAnsi="Symbol" w:hint="default"/>
+        <w:rFonts w:hint="default" w:ascii="Symbol" w:hAnsi="Symbol"/>
       </w:rPr>
     </w:lvl>
     <w:lvl w:ilvl="7" w:tplc="0C0A0003" w:tentative="1">
@@ -17352,7 +17360,7 @@
         <w:ind w:left="6469" w:hanging="360"/>
       </w:pPr>
       <w:rPr>
-        <w:rFonts w:ascii="Courier New" w:hAnsi="Courier New" w:cs="Courier New" w:hint="default"/>
+        <w:rFonts w:hint="default" w:ascii="Courier New" w:hAnsi="Courier New" w:cs="Courier New"/>
       </w:rPr>
     </w:lvl>
     <w:lvl w:ilvl="8" w:tplc="0C0A0005" w:tentative="1">
@@ -17364,7 +17372,7 @@
         <w:ind w:left="7189" w:hanging="360"/>
       </w:pPr>
       <w:rPr>
-        <w:rFonts w:ascii="Wingdings" w:hAnsi="Wingdings" w:hint="default"/>
+        <w:rFonts w:hint="default" w:ascii="Wingdings" w:hAnsi="Wingdings"/>
       </w:rPr>
     </w:lvl>
   </w:abstractNum>
@@ -17381,7 +17389,7 @@
         <w:ind w:left="1429" w:hanging="360"/>
       </w:pPr>
       <w:rPr>
-        <w:rFonts w:ascii="Symbol" w:hAnsi="Symbol" w:hint="default"/>
+        <w:rFonts w:hint="default" w:ascii="Symbol" w:hAnsi="Symbol"/>
       </w:rPr>
     </w:lvl>
     <w:lvl w:ilvl="1" w:tplc="0C0A0003" w:tentative="1">
@@ -17393,7 +17401,7 @@
         <w:ind w:left="2149" w:hanging="360"/>
       </w:pPr>
       <w:rPr>
-        <w:rFonts w:ascii="Courier New" w:hAnsi="Courier New" w:cs="Courier New" w:hint="default"/>
+        <w:rFonts w:hint="default" w:ascii="Courier New" w:hAnsi="Courier New" w:cs="Courier New"/>
       </w:rPr>
     </w:lvl>
     <w:lvl w:ilvl="2" w:tplc="0C0A0005" w:tentative="1">
@@ -17405,7 +17413,7 @@
         <w:ind w:left="2869" w:hanging="360"/>
       </w:pPr>
       <w:rPr>
-        <w:rFonts w:ascii="Wingdings" w:hAnsi="Wingdings" w:hint="default"/>
+        <w:rFonts w:hint="default" w:ascii="Wingdings" w:hAnsi="Wingdings"/>
       </w:rPr>
     </w:lvl>
     <w:lvl w:ilvl="3" w:tplc="0C0A0001" w:tentative="1">
@@ -17417,7 +17425,7 @@
         <w:ind w:left="3589" w:hanging="360"/>
       </w:pPr>
       <w:rPr>
-        <w:rFonts w:ascii="Symbol" w:hAnsi="Symbol" w:hint="default"/>
+        <w:rFonts w:hint="default" w:ascii="Symbol" w:hAnsi="Symbol"/>
       </w:rPr>
     </w:lvl>
     <w:lvl w:ilvl="4" w:tplc="0C0A0003" w:tentative="1">
@@ -17429,7 +17437,7 @@
         <w:ind w:left="4309" w:hanging="360"/>
       </w:pPr>
       <w:rPr>
-        <w:rFonts w:ascii="Courier New" w:hAnsi="Courier New" w:cs="Courier New" w:hint="default"/>
+        <w:rFonts w:hint="default" w:ascii="Courier New" w:hAnsi="Courier New" w:cs="Courier New"/>
       </w:rPr>
     </w:lvl>
     <w:lvl w:ilvl="5" w:tplc="0C0A0005" w:tentative="1">
@@ -17441,7 +17449,7 @@
         <w:ind w:left="5029" w:hanging="360"/>
       </w:pPr>
       <w:rPr>
-        <w:rFonts w:ascii="Wingdings" w:hAnsi="Wingdings" w:hint="default"/>
+        <w:rFonts w:hint="default" w:ascii="Wingdings" w:hAnsi="Wingdings"/>
       </w:rPr>
     </w:lvl>
     <w:lvl w:ilvl="6" w:tplc="0C0A0001" w:tentative="1">
@@ -17453,7 +17461,7 @@
         <w:ind w:left="5749" w:hanging="360"/>
       </w:pPr>
       <w:rPr>
-        <w:rFonts w:ascii="Symbol" w:hAnsi="Symbol" w:hint="default"/>
+        <w:rFonts w:hint="default" w:ascii="Symbol" w:hAnsi="Symbol"/>
       </w:rPr>
     </w:lvl>
     <w:lvl w:ilvl="7" w:tplc="0C0A0003" w:tentative="1">
@@ -17465,7 +17473,7 @@
         <w:ind w:left="6469" w:hanging="360"/>
       </w:pPr>
       <w:rPr>
-        <w:rFonts w:ascii="Courier New" w:hAnsi="Courier New" w:cs="Courier New" w:hint="default"/>
+        <w:rFonts w:hint="default" w:ascii="Courier New" w:hAnsi="Courier New" w:cs="Courier New"/>
       </w:rPr>
     </w:lvl>
     <w:lvl w:ilvl="8" w:tplc="0C0A0005" w:tentative="1">
@@ -17477,7 +17485,7 @@
         <w:ind w:left="7189" w:hanging="360"/>
       </w:pPr>
       <w:rPr>
-        <w:rFonts w:ascii="Wingdings" w:hAnsi="Wingdings" w:hint="default"/>
+        <w:rFonts w:hint="default" w:ascii="Wingdings" w:hAnsi="Wingdings"/>
       </w:rPr>
     </w:lvl>
   </w:abstractNum>
@@ -17494,7 +17502,7 @@
         <w:ind w:left="1429" w:hanging="360"/>
       </w:pPr>
       <w:rPr>
-        <w:rFonts w:ascii="Symbol" w:hAnsi="Symbol" w:hint="default"/>
+        <w:rFonts w:hint="default" w:ascii="Symbol" w:hAnsi="Symbol"/>
       </w:rPr>
     </w:lvl>
     <w:lvl w:ilvl="1" w:tplc="0C0A0003" w:tentative="1">
@@ -17506,7 +17514,7 @@
         <w:ind w:left="2149" w:hanging="360"/>
       </w:pPr>
       <w:rPr>
-        <w:rFonts w:ascii="Courier New" w:hAnsi="Courier New" w:cs="Courier New" w:hint="default"/>
+        <w:rFonts w:hint="default" w:ascii="Courier New" w:hAnsi="Courier New" w:cs="Courier New"/>
       </w:rPr>
     </w:lvl>
     <w:lvl w:ilvl="2" w:tplc="0C0A0005" w:tentative="1">
@@ -17518,7 +17526,7 @@
         <w:ind w:left="2869" w:hanging="360"/>
       </w:pPr>
       <w:rPr>
-        <w:rFonts w:ascii="Wingdings" w:hAnsi="Wingdings" w:hint="default"/>
+        <w:rFonts w:hint="default" w:ascii="Wingdings" w:hAnsi="Wingdings"/>
       </w:rPr>
     </w:lvl>
     <w:lvl w:ilvl="3" w:tplc="0C0A0001" w:tentative="1">
@@ -17530,7 +17538,7 @@
         <w:ind w:left="3589" w:hanging="360"/>
       </w:pPr>
       <w:rPr>
-        <w:rFonts w:ascii="Symbol" w:hAnsi="Symbol" w:hint="default"/>
+        <w:rFonts w:hint="default" w:ascii="Symbol" w:hAnsi="Symbol"/>
       </w:rPr>
     </w:lvl>
     <w:lvl w:ilvl="4" w:tplc="0C0A0003" w:tentative="1">
@@ -17542,7 +17550,7 @@
         <w:ind w:left="4309" w:hanging="360"/>
       </w:pPr>
       <w:rPr>
-        <w:rFonts w:ascii="Courier New" w:hAnsi="Courier New" w:cs="Courier New" w:hint="default"/>
+        <w:rFonts w:hint="default" w:ascii="Courier New" w:hAnsi="Courier New" w:cs="Courier New"/>
       </w:rPr>
     </w:lvl>
     <w:lvl w:ilvl="5" w:tplc="0C0A0005" w:tentative="1">
@@ -17554,7 +17562,7 @@
         <w:ind w:left="5029" w:hanging="360"/>
       </w:pPr>
       <w:rPr>
-        <w:rFonts w:ascii="Wingdings" w:hAnsi="Wingdings" w:hint="default"/>
+        <w:rFonts w:hint="default" w:ascii="Wingdings" w:hAnsi="Wingdings"/>
       </w:rPr>
     </w:lvl>
     <w:lvl w:ilvl="6" w:tplc="0C0A0001" w:tentative="1">
@@ -17566,7 +17574,7 @@
         <w:ind w:left="5749" w:hanging="360"/>
       </w:pPr>
       <w:rPr>
-        <w:rFonts w:ascii="Symbol" w:hAnsi="Symbol" w:hint="default"/>
+        <w:rFonts w:hint="default" w:ascii="Symbol" w:hAnsi="Symbol"/>
       </w:rPr>
     </w:lvl>
     <w:lvl w:ilvl="7" w:tplc="0C0A0003" w:tentative="1">
@@ -17578,7 +17586,7 @@
         <w:ind w:left="6469" w:hanging="360"/>
       </w:pPr>
       <w:rPr>
-        <w:rFonts w:ascii="Courier New" w:hAnsi="Courier New" w:cs="Courier New" w:hint="default"/>
+        <w:rFonts w:hint="default" w:ascii="Courier New" w:hAnsi="Courier New" w:cs="Courier New"/>
       </w:rPr>
     </w:lvl>
     <w:lvl w:ilvl="8" w:tplc="0C0A0005" w:tentative="1">
@@ -17590,7 +17598,7 @@
         <w:ind w:left="7189" w:hanging="360"/>
       </w:pPr>
       <w:rPr>
-        <w:rFonts w:ascii="Wingdings" w:hAnsi="Wingdings" w:hint="default"/>
+        <w:rFonts w:hint="default" w:ascii="Wingdings" w:hAnsi="Wingdings"/>
       </w:rPr>
     </w:lvl>
   </w:abstractNum>
@@ -17607,7 +17615,7 @@
         <w:ind w:left="1429" w:hanging="360"/>
       </w:pPr>
       <w:rPr>
-        <w:rFonts w:ascii="Symbol" w:hAnsi="Symbol" w:hint="default"/>
+        <w:rFonts w:hint="default" w:ascii="Symbol" w:hAnsi="Symbol"/>
       </w:rPr>
     </w:lvl>
     <w:lvl w:ilvl="1" w:tplc="0C0A0001">
@@ -17619,7 +17627,7 @@
         <w:ind w:left="2149" w:hanging="360"/>
       </w:pPr>
       <w:rPr>
-        <w:rFonts w:ascii="Symbol" w:hAnsi="Symbol" w:hint="default"/>
+        <w:rFonts w:hint="default" w:ascii="Symbol" w:hAnsi="Symbol"/>
       </w:rPr>
     </w:lvl>
     <w:lvl w:ilvl="2" w:tplc="FFFFFFFF" w:tentative="1">
@@ -17631,7 +17639,7 @@
         <w:ind w:left="2869" w:hanging="360"/>
       </w:pPr>
       <w:rPr>
-        <w:rFonts w:ascii="Wingdings" w:hAnsi="Wingdings" w:hint="default"/>
+        <w:rFonts w:hint="default" w:ascii="Wingdings" w:hAnsi="Wingdings"/>
       </w:rPr>
     </w:lvl>
     <w:lvl w:ilvl="3" w:tplc="FFFFFFFF" w:tentative="1">
@@ -17643,7 +17651,7 @@
         <w:ind w:left="3589" w:hanging="360"/>
       </w:pPr>
       <w:rPr>
-        <w:rFonts w:ascii="Symbol" w:hAnsi="Symbol" w:hint="default"/>
+        <w:rFonts w:hint="default" w:ascii="Symbol" w:hAnsi="Symbol"/>
       </w:rPr>
     </w:lvl>
     <w:lvl w:ilvl="4" w:tplc="FFFFFFFF" w:tentative="1">
@@ -17655,7 +17663,7 @@
         <w:ind w:left="4309" w:hanging="360"/>
       </w:pPr>
       <w:rPr>
-        <w:rFonts w:ascii="Courier New" w:hAnsi="Courier New" w:cs="Courier New" w:hint="default"/>
+        <w:rFonts w:hint="default" w:ascii="Courier New" w:hAnsi="Courier New" w:cs="Courier New"/>
       </w:rPr>
     </w:lvl>
     <w:lvl w:ilvl="5" w:tplc="FFFFFFFF" w:tentative="1">
@@ -17667,7 +17675,7 @@
         <w:ind w:left="5029" w:hanging="360"/>
       </w:pPr>
       <w:rPr>
-        <w:rFonts w:ascii="Wingdings" w:hAnsi="Wingdings" w:hint="default"/>
+        <w:rFonts w:hint="default" w:ascii="Wingdings" w:hAnsi="Wingdings"/>
       </w:rPr>
     </w:lvl>
     <w:lvl w:ilvl="6" w:tplc="FFFFFFFF" w:tentative="1">
@@ -17679,7 +17687,7 @@
         <w:ind w:left="5749" w:hanging="360"/>
       </w:pPr>
       <w:rPr>
-        <w:rFonts w:ascii="Symbol" w:hAnsi="Symbol" w:hint="default"/>
+        <w:rFonts w:hint="default" w:ascii="Symbol" w:hAnsi="Symbol"/>
       </w:rPr>
     </w:lvl>
     <w:lvl w:ilvl="7" w:tplc="FFFFFFFF" w:tentative="1">
@@ -17691,7 +17699,7 @@
         <w:ind w:left="6469" w:hanging="360"/>
       </w:pPr>
       <w:rPr>
-        <w:rFonts w:ascii="Courier New" w:hAnsi="Courier New" w:cs="Courier New" w:hint="default"/>
+        <w:rFonts w:hint="default" w:ascii="Courier New" w:hAnsi="Courier New" w:cs="Courier New"/>
       </w:rPr>
     </w:lvl>
     <w:lvl w:ilvl="8" w:tplc="FFFFFFFF" w:tentative="1">
@@ -17703,7 +17711,7 @@
         <w:ind w:left="7189" w:hanging="360"/>
       </w:pPr>
       <w:rPr>
-        <w:rFonts w:ascii="Wingdings" w:hAnsi="Wingdings" w:hint="default"/>
+        <w:rFonts w:hint="default" w:ascii="Wingdings" w:hAnsi="Wingdings"/>
       </w:rPr>
     </w:lvl>
   </w:abstractNum>
@@ -17720,7 +17728,7 @@
         <w:ind w:left="1429" w:hanging="360"/>
       </w:pPr>
       <w:rPr>
-        <w:rFonts w:ascii="Symbol" w:hAnsi="Symbol" w:hint="default"/>
+        <w:rFonts w:hint="default" w:ascii="Symbol" w:hAnsi="Symbol"/>
       </w:rPr>
     </w:lvl>
     <w:lvl w:ilvl="1" w:tplc="0C0A0003" w:tentative="1">
@@ -17732,7 +17740,7 @@
         <w:ind w:left="2149" w:hanging="360"/>
       </w:pPr>
       <w:rPr>
-        <w:rFonts w:ascii="Courier New" w:hAnsi="Courier New" w:cs="Courier New" w:hint="default"/>
+        <w:rFonts w:hint="default" w:ascii="Courier New" w:hAnsi="Courier New" w:cs="Courier New"/>
       </w:rPr>
     </w:lvl>
     <w:lvl w:ilvl="2" w:tplc="0C0A0005" w:tentative="1">
@@ -17744,7 +17752,7 @@
         <w:ind w:left="2869" w:hanging="360"/>
       </w:pPr>
       <w:rPr>
-        <w:rFonts w:ascii="Wingdings" w:hAnsi="Wingdings" w:hint="default"/>
+        <w:rFonts w:hint="default" w:ascii="Wingdings" w:hAnsi="Wingdings"/>
       </w:rPr>
     </w:lvl>
     <w:lvl w:ilvl="3" w:tplc="0C0A0001" w:tentative="1">
@@ -17756,7 +17764,7 @@
         <w:ind w:left="3589" w:hanging="360"/>
       </w:pPr>
       <w:rPr>
-        <w:rFonts w:ascii="Symbol" w:hAnsi="Symbol" w:hint="default"/>
+        <w:rFonts w:hint="default" w:ascii="Symbol" w:hAnsi="Symbol"/>
       </w:rPr>
     </w:lvl>
     <w:lvl w:ilvl="4" w:tplc="0C0A0003" w:tentative="1">
@@ -17768,7 +17776,7 @@
         <w:ind w:left="4309" w:hanging="360"/>
       </w:pPr>
       <w:rPr>
-        <w:rFonts w:ascii="Courier New" w:hAnsi="Courier New" w:cs="Courier New" w:hint="default"/>
+        <w:rFonts w:hint="default" w:ascii="Courier New" w:hAnsi="Courier New" w:cs="Courier New"/>
       </w:rPr>
     </w:lvl>
     <w:lvl w:ilvl="5" w:tplc="0C0A0005" w:tentative="1">
@@ -17780,7 +17788,7 @@
         <w:ind w:left="5029" w:hanging="360"/>
       </w:pPr>
       <w:rPr>
-        <w:rFonts w:ascii="Wingdings" w:hAnsi="Wingdings" w:hint="default"/>
+        <w:rFonts w:hint="default" w:ascii="Wingdings" w:hAnsi="Wingdings"/>
       </w:rPr>
     </w:lvl>
     <w:lvl w:ilvl="6" w:tplc="0C0A0001" w:tentative="1">
@@ -17792,7 +17800,7 @@
         <w:ind w:left="5749" w:hanging="360"/>
       </w:pPr>
       <w:rPr>
-        <w:rFonts w:ascii="Symbol" w:hAnsi="Symbol" w:hint="default"/>
+        <w:rFonts w:hint="default" w:ascii="Symbol" w:hAnsi="Symbol"/>
       </w:rPr>
     </w:lvl>
     <w:lvl w:ilvl="7" w:tplc="0C0A0003" w:tentative="1">
@@ -17804,7 +17812,7 @@
         <w:ind w:left="6469" w:hanging="360"/>
       </w:pPr>
       <w:rPr>
-        <w:rFonts w:ascii="Courier New" w:hAnsi="Courier New" w:cs="Courier New" w:hint="default"/>
+        <w:rFonts w:hint="default" w:ascii="Courier New" w:hAnsi="Courier New" w:cs="Courier New"/>
       </w:rPr>
     </w:lvl>
     <w:lvl w:ilvl="8" w:tplc="0C0A0005" w:tentative="1">
@@ -17816,7 +17824,7 @@
         <w:ind w:left="7189" w:hanging="360"/>
       </w:pPr>
       <w:rPr>
-        <w:rFonts w:ascii="Wingdings" w:hAnsi="Wingdings" w:hint="default"/>
+        <w:rFonts w:hint="default" w:ascii="Wingdings" w:hAnsi="Wingdings"/>
       </w:rPr>
     </w:lvl>
   </w:abstractNum>
@@ -17833,7 +17841,7 @@
         <w:ind w:left="1429" w:hanging="360"/>
       </w:pPr>
       <w:rPr>
-        <w:rFonts w:ascii="Symbol" w:hAnsi="Symbol" w:hint="default"/>
+        <w:rFonts w:hint="default" w:ascii="Symbol" w:hAnsi="Symbol"/>
       </w:rPr>
     </w:lvl>
     <w:lvl w:ilvl="1" w:tplc="0C0A0001">
@@ -17845,7 +17853,7 @@
         <w:ind w:left="2149" w:hanging="360"/>
       </w:pPr>
       <w:rPr>
-        <w:rFonts w:ascii="Symbol" w:hAnsi="Symbol" w:hint="default"/>
+        <w:rFonts w:hint="default" w:ascii="Symbol" w:hAnsi="Symbol"/>
       </w:rPr>
     </w:lvl>
     <w:lvl w:ilvl="2" w:tplc="FFFFFFFF" w:tentative="1">
@@ -17857,7 +17865,7 @@
         <w:ind w:left="2869" w:hanging="360"/>
       </w:pPr>
       <w:rPr>
-        <w:rFonts w:ascii="Wingdings" w:hAnsi="Wingdings" w:hint="default"/>
+        <w:rFonts w:hint="default" w:ascii="Wingdings" w:hAnsi="Wingdings"/>
       </w:rPr>
     </w:lvl>
     <w:lvl w:ilvl="3" w:tplc="FFFFFFFF" w:tentative="1">
@@ -17869,7 +17877,7 @@
         <w:ind w:left="3589" w:hanging="360"/>
       </w:pPr>
       <w:rPr>
-        <w:rFonts w:ascii="Symbol" w:hAnsi="Symbol" w:hint="default"/>
+        <w:rFonts w:hint="default" w:ascii="Symbol" w:hAnsi="Symbol"/>
       </w:rPr>
     </w:lvl>
     <w:lvl w:ilvl="4" w:tplc="FFFFFFFF" w:tentative="1">
@@ -17881,7 +17889,7 @@
         <w:ind w:left="4309" w:hanging="360"/>
       </w:pPr>
       <w:rPr>
-        <w:rFonts w:ascii="Courier New" w:hAnsi="Courier New" w:cs="Courier New" w:hint="default"/>
+        <w:rFonts w:hint="default" w:ascii="Courier New" w:hAnsi="Courier New" w:cs="Courier New"/>
       </w:rPr>
     </w:lvl>
     <w:lvl w:ilvl="5" w:tplc="FFFFFFFF" w:tentative="1">
@@ -17893,7 +17901,7 @@
         <w:ind w:left="5029" w:hanging="360"/>
       </w:pPr>
       <w:rPr>
-        <w:rFonts w:ascii="Wingdings" w:hAnsi="Wingdings" w:hint="default"/>
+        <w:rFonts w:hint="default" w:ascii="Wingdings" w:hAnsi="Wingdings"/>
       </w:rPr>
     </w:lvl>
     <w:lvl w:ilvl="6" w:tplc="FFFFFFFF" w:tentative="1">
@@ -17905,7 +17913,7 @@
         <w:ind w:left="5749" w:hanging="360"/>
       </w:pPr>
       <w:rPr>
-        <w:rFonts w:ascii="Symbol" w:hAnsi="Symbol" w:hint="default"/>
+        <w:rFonts w:hint="default" w:ascii="Symbol" w:hAnsi="Symbol"/>
       </w:rPr>
     </w:lvl>
     <w:lvl w:ilvl="7" w:tplc="FFFFFFFF" w:tentative="1">
@@ -17917,7 +17925,7 @@
         <w:ind w:left="6469" w:hanging="360"/>
       </w:pPr>
       <w:rPr>
-        <w:rFonts w:ascii="Courier New" w:hAnsi="Courier New" w:cs="Courier New" w:hint="default"/>
+        <w:rFonts w:hint="default" w:ascii="Courier New" w:hAnsi="Courier New" w:cs="Courier New"/>
       </w:rPr>
     </w:lvl>
     <w:lvl w:ilvl="8" w:tplc="FFFFFFFF" w:tentative="1">
@@ -17929,7 +17937,7 @@
         <w:ind w:left="7189" w:hanging="360"/>
       </w:pPr>
       <w:rPr>
-        <w:rFonts w:ascii="Wingdings" w:hAnsi="Wingdings" w:hint="default"/>
+        <w:rFonts w:hint="default" w:ascii="Wingdings" w:hAnsi="Wingdings"/>
       </w:rPr>
     </w:lvl>
   </w:abstractNum>
@@ -18037,7 +18045,7 @@
         <w:ind w:left="1429" w:hanging="360"/>
       </w:pPr>
       <w:rPr>
-        <w:rFonts w:ascii="Symbol" w:hAnsi="Symbol" w:hint="default"/>
+        <w:rFonts w:hint="default" w:ascii="Symbol" w:hAnsi="Symbol"/>
       </w:rPr>
     </w:lvl>
     <w:lvl w:ilvl="1" w:tplc="0C0A0003" w:tentative="1">
@@ -18049,7 +18057,7 @@
         <w:ind w:left="2149" w:hanging="360"/>
       </w:pPr>
       <w:rPr>
-        <w:rFonts w:ascii="Courier New" w:hAnsi="Courier New" w:cs="Courier New" w:hint="default"/>
+        <w:rFonts w:hint="default" w:ascii="Courier New" w:hAnsi="Courier New" w:cs="Courier New"/>
       </w:rPr>
     </w:lvl>
     <w:lvl w:ilvl="2" w:tplc="0C0A0005" w:tentative="1">
@@ -18061,7 +18069,7 @@
         <w:ind w:left="2869" w:hanging="360"/>
       </w:pPr>
       <w:rPr>
-        <w:rFonts w:ascii="Wingdings" w:hAnsi="Wingdings" w:hint="default"/>
+        <w:rFonts w:hint="default" w:ascii="Wingdings" w:hAnsi="Wingdings"/>
       </w:rPr>
     </w:lvl>
     <w:lvl w:ilvl="3" w:tplc="0C0A0001" w:tentative="1">
@@ -18073,7 +18081,7 @@
         <w:ind w:left="3589" w:hanging="360"/>
       </w:pPr>
       <w:rPr>
-        <w:rFonts w:ascii="Symbol" w:hAnsi="Symbol" w:hint="default"/>
+        <w:rFonts w:hint="default" w:ascii="Symbol" w:hAnsi="Symbol"/>
       </w:rPr>
     </w:lvl>
     <w:lvl w:ilvl="4" w:tplc="0C0A0003" w:tentative="1">
@@ -18085,7 +18093,7 @@
         <w:ind w:left="4309" w:hanging="360"/>
       </w:pPr>
       <w:rPr>
-        <w:rFonts w:ascii="Courier New" w:hAnsi="Courier New" w:cs="Courier New" w:hint="default"/>
+        <w:rFonts w:hint="default" w:ascii="Courier New" w:hAnsi="Courier New" w:cs="Courier New"/>
       </w:rPr>
     </w:lvl>
     <w:lvl w:ilvl="5" w:tplc="0C0A0005" w:tentative="1">
@@ -18097,7 +18105,7 @@
         <w:ind w:left="5029" w:hanging="360"/>
       </w:pPr>
       <w:rPr>
-        <w:rFonts w:ascii="Wingdings" w:hAnsi="Wingdings" w:hint="default"/>
+        <w:rFonts w:hint="default" w:ascii="Wingdings" w:hAnsi="Wingdings"/>
       </w:rPr>
     </w:lvl>
     <w:lvl w:ilvl="6" w:tplc="0C0A0001" w:tentative="1">
@@ -18109,7 +18117,7 @@
         <w:ind w:left="5749" w:hanging="360"/>
       </w:pPr>
       <w:rPr>
-        <w:rFonts w:ascii="Symbol" w:hAnsi="Symbol" w:hint="default"/>
+        <w:rFonts w:hint="default" w:ascii="Symbol" w:hAnsi="Symbol"/>
       </w:rPr>
     </w:lvl>
     <w:lvl w:ilvl="7" w:tplc="0C0A0003" w:tentative="1">
@@ -18121,7 +18129,7 @@
         <w:ind w:left="6469" w:hanging="360"/>
       </w:pPr>
       <w:rPr>
-        <w:rFonts w:ascii="Courier New" w:hAnsi="Courier New" w:cs="Courier New" w:hint="default"/>
+        <w:rFonts w:hint="default" w:ascii="Courier New" w:hAnsi="Courier New" w:cs="Courier New"/>
       </w:rPr>
     </w:lvl>
     <w:lvl w:ilvl="8" w:tplc="0C0A0005" w:tentative="1">
@@ -18133,7 +18141,7 @@
         <w:ind w:left="7189" w:hanging="360"/>
       </w:pPr>
       <w:rPr>
-        <w:rFonts w:ascii="Wingdings" w:hAnsi="Wingdings" w:hint="default"/>
+        <w:rFonts w:hint="default" w:ascii="Wingdings" w:hAnsi="Wingdings"/>
       </w:rPr>
     </w:lvl>
   </w:abstractNum>
@@ -18150,7 +18158,7 @@
         <w:ind w:left="1429" w:hanging="360"/>
       </w:pPr>
       <w:rPr>
-        <w:rFonts w:ascii="Symbol" w:hAnsi="Symbol" w:hint="default"/>
+        <w:rFonts w:hint="default" w:ascii="Symbol" w:hAnsi="Symbol"/>
       </w:rPr>
     </w:lvl>
     <w:lvl w:ilvl="1" w:tplc="0C0A0003" w:tentative="1">
@@ -18162,7 +18170,7 @@
         <w:ind w:left="2149" w:hanging="360"/>
       </w:pPr>
       <w:rPr>
-        <w:rFonts w:ascii="Courier New" w:hAnsi="Courier New" w:cs="Courier New" w:hint="default"/>
+        <w:rFonts w:hint="default" w:ascii="Courier New" w:hAnsi="Courier New" w:cs="Courier New"/>
       </w:rPr>
     </w:lvl>
     <w:lvl w:ilvl="2" w:tplc="0C0A0005" w:tentative="1">
@@ -18174,7 +18182,7 @@
         <w:ind w:left="2869" w:hanging="360"/>
       </w:pPr>
       <w:rPr>
-        <w:rFonts w:ascii="Wingdings" w:hAnsi="Wingdings" w:hint="default"/>
+        <w:rFonts w:hint="default" w:ascii="Wingdings" w:hAnsi="Wingdings"/>
       </w:rPr>
     </w:lvl>
     <w:lvl w:ilvl="3" w:tplc="0C0A0001" w:tentative="1">
@@ -18186,7 +18194,7 @@
         <w:ind w:left="3589" w:hanging="360"/>
       </w:pPr>
       <w:rPr>
-        <w:rFonts w:ascii="Symbol" w:hAnsi="Symbol" w:hint="default"/>
+        <w:rFonts w:hint="default" w:ascii="Symbol" w:hAnsi="Symbol"/>
       </w:rPr>
     </w:lvl>
     <w:lvl w:ilvl="4" w:tplc="0C0A0003" w:tentative="1">
@@ -18198,7 +18206,7 @@
         <w:ind w:left="4309" w:hanging="360"/>
       </w:pPr>
       <w:rPr>
-        <w:rFonts w:ascii="Courier New" w:hAnsi="Courier New" w:cs="Courier New" w:hint="default"/>
+        <w:rFonts w:hint="default" w:ascii="Courier New" w:hAnsi="Courier New" w:cs="Courier New"/>
       </w:rPr>
     </w:lvl>
     <w:lvl w:ilvl="5" w:tplc="0C0A0005" w:tentative="1">
@@ -18210,7 +18218,7 @@
         <w:ind w:left="5029" w:hanging="360"/>
       </w:pPr>
       <w:rPr>
-        <w:rFonts w:ascii="Wingdings" w:hAnsi="Wingdings" w:hint="default"/>
+        <w:rFonts w:hint="default" w:ascii="Wingdings" w:hAnsi="Wingdings"/>
       </w:rPr>
     </w:lvl>
     <w:lvl w:ilvl="6" w:tplc="0C0A0001" w:tentative="1">
@@ -18222,7 +18230,7 @@
         <w:ind w:left="5749" w:hanging="360"/>
       </w:pPr>
       <w:rPr>
-        <w:rFonts w:ascii="Symbol" w:hAnsi="Symbol" w:hint="default"/>
+        <w:rFonts w:hint="default" w:ascii="Symbol" w:hAnsi="Symbol"/>
       </w:rPr>
     </w:lvl>
     <w:lvl w:ilvl="7" w:tplc="0C0A0003" w:tentative="1">
@@ -18234,7 +18242,7 @@
         <w:ind w:left="6469" w:hanging="360"/>
       </w:pPr>
       <w:rPr>
-        <w:rFonts w:ascii="Courier New" w:hAnsi="Courier New" w:cs="Courier New" w:hint="default"/>
+        <w:rFonts w:hint="default" w:ascii="Courier New" w:hAnsi="Courier New" w:cs="Courier New"/>
       </w:rPr>
     </w:lvl>
     <w:lvl w:ilvl="8" w:tplc="0C0A0005" w:tentative="1">
@@ -18246,7 +18254,7 @@
         <w:ind w:left="7189" w:hanging="360"/>
       </w:pPr>
       <w:rPr>
-        <w:rFonts w:ascii="Wingdings" w:hAnsi="Wingdings" w:hint="default"/>
+        <w:rFonts w:hint="default" w:ascii="Wingdings" w:hAnsi="Wingdings"/>
       </w:rPr>
     </w:lvl>
   </w:abstractNum>
@@ -18263,7 +18271,7 @@
         <w:ind w:left="2509" w:hanging="360"/>
       </w:pPr>
       <w:rPr>
-        <w:rFonts w:ascii="Symbol" w:hAnsi="Symbol" w:hint="default"/>
+        <w:rFonts w:hint="default" w:ascii="Symbol" w:hAnsi="Symbol"/>
       </w:rPr>
     </w:lvl>
     <w:lvl w:ilvl="1" w:tplc="0C0A0003" w:tentative="1">
@@ -18275,7 +18283,7 @@
         <w:ind w:left="3229" w:hanging="360"/>
       </w:pPr>
       <w:rPr>
-        <w:rFonts w:ascii="Courier New" w:hAnsi="Courier New" w:cs="Courier New" w:hint="default"/>
+        <w:rFonts w:hint="default" w:ascii="Courier New" w:hAnsi="Courier New" w:cs="Courier New"/>
       </w:rPr>
     </w:lvl>
     <w:lvl w:ilvl="2" w:tplc="0C0A0005" w:tentative="1">
@@ -18287,7 +18295,7 @@
         <w:ind w:left="3949" w:hanging="360"/>
       </w:pPr>
       <w:rPr>
-        <w:rFonts w:ascii="Wingdings" w:hAnsi="Wingdings" w:hint="default"/>
+        <w:rFonts w:hint="default" w:ascii="Wingdings" w:hAnsi="Wingdings"/>
       </w:rPr>
     </w:lvl>
     <w:lvl w:ilvl="3" w:tplc="0C0A0001" w:tentative="1">
@@ -18299,7 +18307,7 @@
         <w:ind w:left="4669" w:hanging="360"/>
       </w:pPr>
       <w:rPr>
-        <w:rFonts w:ascii="Symbol" w:hAnsi="Symbol" w:hint="default"/>
+        <w:rFonts w:hint="default" w:ascii="Symbol" w:hAnsi="Symbol"/>
       </w:rPr>
     </w:lvl>
     <w:lvl w:ilvl="4" w:tplc="0C0A0003" w:tentative="1">
@@ -18311,7 +18319,7 @@
         <w:ind w:left="5389" w:hanging="360"/>
       </w:pPr>
       <w:rPr>
-        <w:rFonts w:ascii="Courier New" w:hAnsi="Courier New" w:cs="Courier New" w:hint="default"/>
+        <w:rFonts w:hint="default" w:ascii="Courier New" w:hAnsi="Courier New" w:cs="Courier New"/>
       </w:rPr>
     </w:lvl>
     <w:lvl w:ilvl="5" w:tplc="0C0A0005" w:tentative="1">
@@ -18323,7 +18331,7 @@
         <w:ind w:left="6109" w:hanging="360"/>
       </w:pPr>
       <w:rPr>
-        <w:rFonts w:ascii="Wingdings" w:hAnsi="Wingdings" w:hint="default"/>
+        <w:rFonts w:hint="default" w:ascii="Wingdings" w:hAnsi="Wingdings"/>
       </w:rPr>
     </w:lvl>
     <w:lvl w:ilvl="6" w:tplc="0C0A0001" w:tentative="1">
@@ -18335,7 +18343,7 @@
         <w:ind w:left="6829" w:hanging="360"/>
       </w:pPr>
       <w:rPr>
-        <w:rFonts w:ascii="Symbol" w:hAnsi="Symbol" w:hint="default"/>
+        <w:rFonts w:hint="default" w:ascii="Symbol" w:hAnsi="Symbol"/>
       </w:rPr>
     </w:lvl>
     <w:lvl w:ilvl="7" w:tplc="0C0A0003" w:tentative="1">
@@ -18347,7 +18355,7 @@
         <w:ind w:left="7549" w:hanging="360"/>
       </w:pPr>
       <w:rPr>
-        <w:rFonts w:ascii="Courier New" w:hAnsi="Courier New" w:cs="Courier New" w:hint="default"/>
+        <w:rFonts w:hint="default" w:ascii="Courier New" w:hAnsi="Courier New" w:cs="Courier New"/>
       </w:rPr>
     </w:lvl>
     <w:lvl w:ilvl="8" w:tplc="0C0A0005" w:tentative="1">
@@ -18359,7 +18367,7 @@
         <w:ind w:left="8269" w:hanging="360"/>
       </w:pPr>
       <w:rPr>
-        <w:rFonts w:ascii="Wingdings" w:hAnsi="Wingdings" w:hint="default"/>
+        <w:rFonts w:hint="default" w:ascii="Wingdings" w:hAnsi="Wingdings"/>
       </w:rPr>
     </w:lvl>
   </w:abstractNum>
@@ -18376,7 +18384,7 @@
         <w:ind w:left="1429" w:hanging="360"/>
       </w:pPr>
       <w:rPr>
-        <w:rFonts w:ascii="Symbol" w:hAnsi="Symbol" w:hint="default"/>
+        <w:rFonts w:hint="default" w:ascii="Symbol" w:hAnsi="Symbol"/>
       </w:rPr>
     </w:lvl>
     <w:lvl w:ilvl="1" w:tplc="0C0A0003" w:tentative="1">
@@ -18388,7 +18396,7 @@
         <w:ind w:left="2149" w:hanging="360"/>
       </w:pPr>
       <w:rPr>
-        <w:rFonts w:ascii="Courier New" w:hAnsi="Courier New" w:cs="Courier New" w:hint="default"/>
+        <w:rFonts w:hint="default" w:ascii="Courier New" w:hAnsi="Courier New" w:cs="Courier New"/>
       </w:rPr>
     </w:lvl>
     <w:lvl w:ilvl="2" w:tplc="0C0A0005" w:tentative="1">
@@ -18400,7 +18408,7 @@
         <w:ind w:left="2869" w:hanging="360"/>
       </w:pPr>
       <w:rPr>
-        <w:rFonts w:ascii="Wingdings" w:hAnsi="Wingdings" w:hint="default"/>
+        <w:rFonts w:hint="default" w:ascii="Wingdings" w:hAnsi="Wingdings"/>
       </w:rPr>
     </w:lvl>
     <w:lvl w:ilvl="3" w:tplc="0C0A0001" w:tentative="1">
@@ -18412,7 +18420,7 @@
         <w:ind w:left="3589" w:hanging="360"/>
       </w:pPr>
       <w:rPr>
-        <w:rFonts w:ascii="Symbol" w:hAnsi="Symbol" w:hint="default"/>
+        <w:rFonts w:hint="default" w:ascii="Symbol" w:hAnsi="Symbol"/>
       </w:rPr>
     </w:lvl>
     <w:lvl w:ilvl="4" w:tplc="0C0A0003" w:tentative="1">
@@ -18424,7 +18432,7 @@
         <w:ind w:left="4309" w:hanging="360"/>
       </w:pPr>
       <w:rPr>
-        <w:rFonts w:ascii="Courier New" w:hAnsi="Courier New" w:cs="Courier New" w:hint="default"/>
+        <w:rFonts w:hint="default" w:ascii="Courier New" w:hAnsi="Courier New" w:cs="Courier New"/>
       </w:rPr>
     </w:lvl>
     <w:lvl w:ilvl="5" w:tplc="0C0A0005" w:tentative="1">
@@ -18436,7 +18444,7 @@
         <w:ind w:left="5029" w:hanging="360"/>
       </w:pPr>
       <w:rPr>
-        <w:rFonts w:ascii="Wingdings" w:hAnsi="Wingdings" w:hint="default"/>
+        <w:rFonts w:hint="default" w:ascii="Wingdings" w:hAnsi="Wingdings"/>
       </w:rPr>
     </w:lvl>
     <w:lvl w:ilvl="6" w:tplc="0C0A0001" w:tentative="1">
@@ -18448,7 +18456,7 @@
         <w:ind w:left="5749" w:hanging="360"/>
       </w:pPr>
       <w:rPr>
-        <w:rFonts w:ascii="Symbol" w:hAnsi="Symbol" w:hint="default"/>
+        <w:rFonts w:hint="default" w:ascii="Symbol" w:hAnsi="Symbol"/>
       </w:rPr>
     </w:lvl>
     <w:lvl w:ilvl="7" w:tplc="0C0A0003" w:tentative="1">
@@ -18460,7 +18468,7 @@
         <w:ind w:left="6469" w:hanging="360"/>
       </w:pPr>
       <w:rPr>
-        <w:rFonts w:ascii="Courier New" w:hAnsi="Courier New" w:cs="Courier New" w:hint="default"/>
+        <w:rFonts w:hint="default" w:ascii="Courier New" w:hAnsi="Courier New" w:cs="Courier New"/>
       </w:rPr>
     </w:lvl>
     <w:lvl w:ilvl="8" w:tplc="0C0A0005" w:tentative="1">
@@ -18472,7 +18480,7 @@
         <w:ind w:left="7189" w:hanging="360"/>
       </w:pPr>
       <w:rPr>
-        <w:rFonts w:ascii="Wingdings" w:hAnsi="Wingdings" w:hint="default"/>
+        <w:rFonts w:hint="default" w:ascii="Wingdings" w:hAnsi="Wingdings"/>
       </w:rPr>
     </w:lvl>
   </w:abstractNum>
@@ -18489,7 +18497,7 @@
         <w:ind w:left="1429" w:hanging="360"/>
       </w:pPr>
       <w:rPr>
-        <w:rFonts w:ascii="Symbol" w:hAnsi="Symbol" w:hint="default"/>
+        <w:rFonts w:hint="default" w:ascii="Symbol" w:hAnsi="Symbol"/>
       </w:rPr>
     </w:lvl>
     <w:lvl w:ilvl="1" w:tplc="0C0A0003" w:tentative="1">
@@ -18501,7 +18509,7 @@
         <w:ind w:left="2149" w:hanging="360"/>
       </w:pPr>
       <w:rPr>
-        <w:rFonts w:ascii="Courier New" w:hAnsi="Courier New" w:cs="Courier New" w:hint="default"/>
+        <w:rFonts w:hint="default" w:ascii="Courier New" w:hAnsi="Courier New" w:cs="Courier New"/>
       </w:rPr>
     </w:lvl>
     <w:lvl w:ilvl="2" w:tplc="0C0A0005" w:tentative="1">
@@ -18513,7 +18521,7 @@
         <w:ind w:left="2869" w:hanging="360"/>
       </w:pPr>
       <w:rPr>
-        <w:rFonts w:ascii="Wingdings" w:hAnsi="Wingdings" w:hint="default"/>
+        <w:rFonts w:hint="default" w:ascii="Wingdings" w:hAnsi="Wingdings"/>
       </w:rPr>
     </w:lvl>
     <w:lvl w:ilvl="3" w:tplc="0C0A0001" w:tentative="1">
@@ -18525,7 +18533,7 @@
         <w:ind w:left="3589" w:hanging="360"/>
       </w:pPr>
       <w:rPr>
-        <w:rFonts w:ascii="Symbol" w:hAnsi="Symbol" w:hint="default"/>
+        <w:rFonts w:hint="default" w:ascii="Symbol" w:hAnsi="Symbol"/>
       </w:rPr>
     </w:lvl>
     <w:lvl w:ilvl="4" w:tplc="0C0A0003" w:tentative="1">
@@ -18537,7 +18545,7 @@
         <w:ind w:left="4309" w:hanging="360"/>
       </w:pPr>
       <w:rPr>
-        <w:rFonts w:ascii="Courier New" w:hAnsi="Courier New" w:cs="Courier New" w:hint="default"/>
+        <w:rFonts w:hint="default" w:ascii="Courier New" w:hAnsi="Courier New" w:cs="Courier New"/>
       </w:rPr>
     </w:lvl>
     <w:lvl w:ilvl="5" w:tplc="0C0A0005" w:tentative="1">
@@ -18549,7 +18557,7 @@
         <w:ind w:left="5029" w:hanging="360"/>
       </w:pPr>
       <w:rPr>
-        <w:rFonts w:ascii="Wingdings" w:hAnsi="Wingdings" w:hint="default"/>
+        <w:rFonts w:hint="default" w:ascii="Wingdings" w:hAnsi="Wingdings"/>
       </w:rPr>
     </w:lvl>
     <w:lvl w:ilvl="6" w:tplc="0C0A0001" w:tentative="1">
@@ -18561,7 +18569,7 @@
         <w:ind w:left="5749" w:hanging="360"/>
       </w:pPr>
       <w:rPr>
-        <w:rFonts w:ascii="Symbol" w:hAnsi="Symbol" w:hint="default"/>
+        <w:rFonts w:hint="default" w:ascii="Symbol" w:hAnsi="Symbol"/>
       </w:rPr>
     </w:lvl>
     <w:lvl w:ilvl="7" w:tplc="0C0A0003" w:tentative="1">
@@ -18573,7 +18581,7 @@
         <w:ind w:left="6469" w:hanging="360"/>
       </w:pPr>
       <w:rPr>
-        <w:rFonts w:ascii="Courier New" w:hAnsi="Courier New" w:cs="Courier New" w:hint="default"/>
+        <w:rFonts w:hint="default" w:ascii="Courier New" w:hAnsi="Courier New" w:cs="Courier New"/>
       </w:rPr>
     </w:lvl>
     <w:lvl w:ilvl="8" w:tplc="0C0A0005" w:tentative="1">
@@ -18585,7 +18593,7 @@
         <w:ind w:left="7189" w:hanging="360"/>
       </w:pPr>
       <w:rPr>
-        <w:rFonts w:ascii="Wingdings" w:hAnsi="Wingdings" w:hint="default"/>
+        <w:rFonts w:hint="default" w:ascii="Wingdings" w:hAnsi="Wingdings"/>
       </w:rPr>
     </w:lvl>
   </w:abstractNum>
@@ -18691,7 +18699,7 @@
         <w:ind w:left="1429" w:hanging="360"/>
       </w:pPr>
       <w:rPr>
-        <w:rFonts w:ascii="Symbol" w:hAnsi="Symbol" w:hint="default"/>
+        <w:rFonts w:hint="default" w:ascii="Symbol" w:hAnsi="Symbol"/>
       </w:rPr>
     </w:lvl>
     <w:lvl w:ilvl="1" w:tplc="0C0A0003" w:tentative="1">
@@ -18703,7 +18711,7 @@
         <w:ind w:left="2149" w:hanging="360"/>
       </w:pPr>
       <w:rPr>
-        <w:rFonts w:ascii="Courier New" w:hAnsi="Courier New" w:cs="Courier New" w:hint="default"/>
+        <w:rFonts w:hint="default" w:ascii="Courier New" w:hAnsi="Courier New" w:cs="Courier New"/>
       </w:rPr>
     </w:lvl>
     <w:lvl w:ilvl="2" w:tplc="0C0A0005" w:tentative="1">
@@ -18715,7 +18723,7 @@
         <w:ind w:left="2869" w:hanging="360"/>
       </w:pPr>
       <w:rPr>
-        <w:rFonts w:ascii="Wingdings" w:hAnsi="Wingdings" w:hint="default"/>
+        <w:rFonts w:hint="default" w:ascii="Wingdings" w:hAnsi="Wingdings"/>
       </w:rPr>
     </w:lvl>
     <w:lvl w:ilvl="3" w:tplc="0C0A0001" w:tentative="1">
@@ -18727,7 +18735,7 @@
         <w:ind w:left="3589" w:hanging="360"/>
       </w:pPr>
       <w:rPr>
-        <w:rFonts w:ascii="Symbol" w:hAnsi="Symbol" w:hint="default"/>
+        <w:rFonts w:hint="default" w:ascii="Symbol" w:hAnsi="Symbol"/>
       </w:rPr>
     </w:lvl>
     <w:lvl w:ilvl="4" w:tplc="0C0A0003" w:tentative="1">
@@ -18739,7 +18747,7 @@
         <w:ind w:left="4309" w:hanging="360"/>
       </w:pPr>
       <w:rPr>
-        <w:rFonts w:ascii="Courier New" w:hAnsi="Courier New" w:cs="Courier New" w:hint="default"/>
+        <w:rFonts w:hint="default" w:ascii="Courier New" w:hAnsi="Courier New" w:cs="Courier New"/>
       </w:rPr>
     </w:lvl>
     <w:lvl w:ilvl="5" w:tplc="0C0A0005" w:tentative="1">
@@ -18751,7 +18759,7 @@
         <w:ind w:left="5029" w:hanging="360"/>
       </w:pPr>
       <w:rPr>
-        <w:rFonts w:ascii="Wingdings" w:hAnsi="Wingdings" w:hint="default"/>
+        <w:rFonts w:hint="default" w:ascii="Wingdings" w:hAnsi="Wingdings"/>
       </w:rPr>
     </w:lvl>
     <w:lvl w:ilvl="6" w:tplc="0C0A0001" w:tentative="1">
@@ -18763,7 +18771,7 @@
         <w:ind w:left="5749" w:hanging="360"/>
       </w:pPr>
       <w:rPr>
-        <w:rFonts w:ascii="Symbol" w:hAnsi="Symbol" w:hint="default"/>
+        <w:rFonts w:hint="default" w:ascii="Symbol" w:hAnsi="Symbol"/>
       </w:rPr>
     </w:lvl>
     <w:lvl w:ilvl="7" w:tplc="0C0A0003" w:tentative="1">
@@ -18775,7 +18783,7 @@
         <w:ind w:left="6469" w:hanging="360"/>
       </w:pPr>
       <w:rPr>
-        <w:rFonts w:ascii="Courier New" w:hAnsi="Courier New" w:cs="Courier New" w:hint="default"/>
+        <w:rFonts w:hint="default" w:ascii="Courier New" w:hAnsi="Courier New" w:cs="Courier New"/>
       </w:rPr>
     </w:lvl>
     <w:lvl w:ilvl="8" w:tplc="0C0A0005" w:tentative="1">
@@ -18787,7 +18795,7 @@
         <w:ind w:left="7189" w:hanging="360"/>
       </w:pPr>
       <w:rPr>
-        <w:rFonts w:ascii="Wingdings" w:hAnsi="Wingdings" w:hint="default"/>
+        <w:rFonts w:hint="default" w:ascii="Wingdings" w:hAnsi="Wingdings"/>
       </w:rPr>
     </w:lvl>
   </w:abstractNum>
@@ -18804,7 +18812,7 @@
         <w:ind w:left="1429" w:hanging="360"/>
       </w:pPr>
       <w:rPr>
-        <w:rFonts w:ascii="Symbol" w:hAnsi="Symbol" w:hint="default"/>
+        <w:rFonts w:hint="default" w:ascii="Symbol" w:hAnsi="Symbol"/>
       </w:rPr>
     </w:lvl>
     <w:lvl w:ilvl="1" w:tplc="0C0A0003" w:tentative="1">
@@ -18816,7 +18824,7 @@
         <w:ind w:left="2149" w:hanging="360"/>
       </w:pPr>
       <w:rPr>
-        <w:rFonts w:ascii="Courier New" w:hAnsi="Courier New" w:cs="Courier New" w:hint="default"/>
+        <w:rFonts w:hint="default" w:ascii="Courier New" w:hAnsi="Courier New" w:cs="Courier New"/>
       </w:rPr>
     </w:lvl>
     <w:lvl w:ilvl="2" w:tplc="0C0A0005" w:tentative="1">
@@ -18828,7 +18836,7 @@
         <w:ind w:left="2869" w:hanging="360"/>
       </w:pPr>
       <w:rPr>
-        <w:rFonts w:ascii="Wingdings" w:hAnsi="Wingdings" w:hint="default"/>
+        <w:rFonts w:hint="default" w:ascii="Wingdings" w:hAnsi="Wingdings"/>
       </w:rPr>
     </w:lvl>
     <w:lvl w:ilvl="3" w:tplc="0C0A0001" w:tentative="1">
@@ -18840,7 +18848,7 @@
         <w:ind w:left="3589" w:hanging="360"/>
       </w:pPr>
       <w:rPr>
-        <w:rFonts w:ascii="Symbol" w:hAnsi="Symbol" w:hint="default"/>
+        <w:rFonts w:hint="default" w:ascii="Symbol" w:hAnsi="Symbol"/>
       </w:rPr>
     </w:lvl>
     <w:lvl w:ilvl="4" w:tplc="0C0A0003" w:tentative="1">
@@ -18852,7 +18860,7 @@
         <w:ind w:left="4309" w:hanging="360"/>
       </w:pPr>
       <w:rPr>
-        <w:rFonts w:ascii="Courier New" w:hAnsi="Courier New" w:cs="Courier New" w:hint="default"/>
+        <w:rFonts w:hint="default" w:ascii="Courier New" w:hAnsi="Courier New" w:cs="Courier New"/>
       </w:rPr>
     </w:lvl>
     <w:lvl w:ilvl="5" w:tplc="0C0A0005" w:tentative="1">
@@ -18864,7 +18872,7 @@
         <w:ind w:left="5029" w:hanging="360"/>
       </w:pPr>
       <w:rPr>
-        <w:rFonts w:ascii="Wingdings" w:hAnsi="Wingdings" w:hint="default"/>
+        <w:rFonts w:hint="default" w:ascii="Wingdings" w:hAnsi="Wingdings"/>
       </w:rPr>
     </w:lvl>
     <w:lvl w:ilvl="6" w:tplc="0C0A0001" w:tentative="1">
@@ -18876,7 +18884,7 @@
         <w:ind w:left="5749" w:hanging="360"/>
       </w:pPr>
       <w:rPr>
-        <w:rFonts w:ascii="Symbol" w:hAnsi="Symbol" w:hint="default"/>
+        <w:rFonts w:hint="default" w:ascii="Symbol" w:hAnsi="Symbol"/>
       </w:rPr>
     </w:lvl>
     <w:lvl w:ilvl="7" w:tplc="0C0A0003" w:tentative="1">
@@ -18888,7 +18896,7 @@
         <w:ind w:left="6469" w:hanging="360"/>
       </w:pPr>
       <w:rPr>
-        <w:rFonts w:ascii="Courier New" w:hAnsi="Courier New" w:cs="Courier New" w:hint="default"/>
+        <w:rFonts w:hint="default" w:ascii="Courier New" w:hAnsi="Courier New" w:cs="Courier New"/>
       </w:rPr>
     </w:lvl>
     <w:lvl w:ilvl="8" w:tplc="0C0A0005" w:tentative="1">
@@ -18900,7 +18908,7 @@
         <w:ind w:left="7189" w:hanging="360"/>
       </w:pPr>
       <w:rPr>
-        <w:rFonts w:ascii="Wingdings" w:hAnsi="Wingdings" w:hint="default"/>
+        <w:rFonts w:hint="default" w:ascii="Wingdings" w:hAnsi="Wingdings"/>
       </w:rPr>
     </w:lvl>
   </w:abstractNum>
@@ -18917,7 +18925,7 @@
         <w:ind w:left="1429" w:hanging="360"/>
       </w:pPr>
       <w:rPr>
-        <w:rFonts w:ascii="Symbol" w:hAnsi="Symbol" w:hint="default"/>
+        <w:rFonts w:hint="default" w:ascii="Symbol" w:hAnsi="Symbol"/>
       </w:rPr>
     </w:lvl>
     <w:lvl w:ilvl="1" w:tplc="0C0A0003" w:tentative="1">
@@ -18929,7 +18937,7 @@
         <w:ind w:left="2149" w:hanging="360"/>
       </w:pPr>
       <w:rPr>
-        <w:rFonts w:ascii="Courier New" w:hAnsi="Courier New" w:cs="Courier New" w:hint="default"/>
+        <w:rFonts w:hint="default" w:ascii="Courier New" w:hAnsi="Courier New" w:cs="Courier New"/>
       </w:rPr>
     </w:lvl>
     <w:lvl w:ilvl="2" w:tplc="0C0A0005" w:tentative="1">
@@ -18941,7 +18949,7 @@
         <w:ind w:left="2869" w:hanging="360"/>
       </w:pPr>
       <w:rPr>
-        <w:rFonts w:ascii="Wingdings" w:hAnsi="Wingdings" w:hint="default"/>
+        <w:rFonts w:hint="default" w:ascii="Wingdings" w:hAnsi="Wingdings"/>
       </w:rPr>
     </w:lvl>
     <w:lvl w:ilvl="3" w:tplc="0C0A0001" w:tentative="1">
@@ -18953,7 +18961,7 @@
         <w:ind w:left="3589" w:hanging="360"/>
       </w:pPr>
       <w:rPr>
-        <w:rFonts w:ascii="Symbol" w:hAnsi="Symbol" w:hint="default"/>
+        <w:rFonts w:hint="default" w:ascii="Symbol" w:hAnsi="Symbol"/>
       </w:rPr>
     </w:lvl>
     <w:lvl w:ilvl="4" w:tplc="0C0A0003" w:tentative="1">
@@ -18965,7 +18973,7 @@
         <w:ind w:left="4309" w:hanging="360"/>
       </w:pPr>
       <w:rPr>
-        <w:rFonts w:ascii="Courier New" w:hAnsi="Courier New" w:cs="Courier New" w:hint="default"/>
+        <w:rFonts w:hint="default" w:ascii="Courier New" w:hAnsi="Courier New" w:cs="Courier New"/>
       </w:rPr>
     </w:lvl>
     <w:lvl w:ilvl="5" w:tplc="0C0A0005" w:tentative="1">
@@ -18977,7 +18985,7 @@
         <w:ind w:left="5029" w:hanging="360"/>
       </w:pPr>
       <w:rPr>
-        <w:rFonts w:ascii="Wingdings" w:hAnsi="Wingdings" w:hint="default"/>
+        <w:rFonts w:hint="default" w:ascii="Wingdings" w:hAnsi="Wingdings"/>
       </w:rPr>
     </w:lvl>
     <w:lvl w:ilvl="6" w:tplc="0C0A0001" w:tentative="1">
@@ -18989,7 +18997,7 @@
         <w:ind w:left="5749" w:hanging="360"/>
       </w:pPr>
       <w:rPr>
-        <w:rFonts w:ascii="Symbol" w:hAnsi="Symbol" w:hint="default"/>
+        <w:rFonts w:hint="default" w:ascii="Symbol" w:hAnsi="Symbol"/>
       </w:rPr>
     </w:lvl>
     <w:lvl w:ilvl="7" w:tplc="0C0A0003" w:tentative="1">
@@ -19001,7 +19009,7 @@
         <w:ind w:left="6469" w:hanging="360"/>
       </w:pPr>
       <w:rPr>
-        <w:rFonts w:ascii="Courier New" w:hAnsi="Courier New" w:cs="Courier New" w:hint="default"/>
+        <w:rFonts w:hint="default" w:ascii="Courier New" w:hAnsi="Courier New" w:cs="Courier New"/>
       </w:rPr>
     </w:lvl>
     <w:lvl w:ilvl="8" w:tplc="0C0A0005" w:tentative="1">
@@ -19013,7 +19021,7 @@
         <w:ind w:left="7189" w:hanging="360"/>
       </w:pPr>
       <w:rPr>
-        <w:rFonts w:ascii="Wingdings" w:hAnsi="Wingdings" w:hint="default"/>
+        <w:rFonts w:hint="default" w:ascii="Wingdings" w:hAnsi="Wingdings"/>
       </w:rPr>
     </w:lvl>
   </w:abstractNum>
@@ -19030,7 +19038,7 @@
         <w:ind w:left="1429" w:hanging="360"/>
       </w:pPr>
       <w:rPr>
-        <w:rFonts w:ascii="Symbol" w:hAnsi="Symbol" w:hint="default"/>
+        <w:rFonts w:hint="default" w:ascii="Symbol" w:hAnsi="Symbol"/>
       </w:rPr>
     </w:lvl>
     <w:lvl w:ilvl="1" w:tplc="0C0A0003" w:tentative="1">
@@ -19042,7 +19050,7 @@
         <w:ind w:left="2149" w:hanging="360"/>
       </w:pPr>
       <w:rPr>
-        <w:rFonts w:ascii="Courier New" w:hAnsi="Courier New" w:cs="Courier New" w:hint="default"/>
+        <w:rFonts w:hint="default" w:ascii="Courier New" w:hAnsi="Courier New" w:cs="Courier New"/>
       </w:rPr>
     </w:lvl>
     <w:lvl w:ilvl="2" w:tplc="0C0A0005" w:tentative="1">
@@ -19054,7 +19062,7 @@
         <w:ind w:left="2869" w:hanging="360"/>
       </w:pPr>
       <w:rPr>
-        <w:rFonts w:ascii="Wingdings" w:hAnsi="Wingdings" w:hint="default"/>
+        <w:rFonts w:hint="default" w:ascii="Wingdings" w:hAnsi="Wingdings"/>
       </w:rPr>
     </w:lvl>
     <w:lvl w:ilvl="3" w:tplc="0C0A0001" w:tentative="1">
@@ -19066,7 +19074,7 @@
         <w:ind w:left="3589" w:hanging="360"/>
       </w:pPr>
       <w:rPr>
-        <w:rFonts w:ascii="Symbol" w:hAnsi="Symbol" w:hint="default"/>
+        <w:rFonts w:hint="default" w:ascii="Symbol" w:hAnsi="Symbol"/>
       </w:rPr>
     </w:lvl>
     <w:lvl w:ilvl="4" w:tplc="0C0A0003" w:tentative="1">
@@ -19078,7 +19086,7 @@
         <w:ind w:left="4309" w:hanging="360"/>
       </w:pPr>
       <w:rPr>
-        <w:rFonts w:ascii="Courier New" w:hAnsi="Courier New" w:cs="Courier New" w:hint="default"/>
+        <w:rFonts w:hint="default" w:ascii="Courier New" w:hAnsi="Courier New" w:cs="Courier New"/>
       </w:rPr>
     </w:lvl>
     <w:lvl w:ilvl="5" w:tplc="0C0A0005" w:tentative="1">
@@ -19090,7 +19098,7 @@
         <w:ind w:left="5029" w:hanging="360"/>
       </w:pPr>
       <w:rPr>
-        <w:rFonts w:ascii="Wingdings" w:hAnsi="Wingdings" w:hint="default"/>
+        <w:rFonts w:hint="default" w:ascii="Wingdings" w:hAnsi="Wingdings"/>
       </w:rPr>
     </w:lvl>
     <w:lvl w:ilvl="6" w:tplc="0C0A0001" w:tentative="1">
@@ -19102,7 +19110,7 @@
         <w:ind w:left="5749" w:hanging="360"/>
       </w:pPr>
       <w:rPr>
-        <w:rFonts w:ascii="Symbol" w:hAnsi="Symbol" w:hint="default"/>
+        <w:rFonts w:hint="default" w:ascii="Symbol" w:hAnsi="Symbol"/>
       </w:rPr>
     </w:lvl>
     <w:lvl w:ilvl="7" w:tplc="0C0A0003" w:tentative="1">
@@ -19114,7 +19122,7 @@
         <w:ind w:left="6469" w:hanging="360"/>
       </w:pPr>
       <w:rPr>
-        <w:rFonts w:ascii="Courier New" w:hAnsi="Courier New" w:cs="Courier New" w:hint="default"/>
+        <w:rFonts w:hint="default" w:ascii="Courier New" w:hAnsi="Courier New" w:cs="Courier New"/>
       </w:rPr>
     </w:lvl>
     <w:lvl w:ilvl="8" w:tplc="0C0A0005" w:tentative="1">
@@ -19126,7 +19134,7 @@
         <w:ind w:left="7189" w:hanging="360"/>
       </w:pPr>
       <w:rPr>
-        <w:rFonts w:ascii="Wingdings" w:hAnsi="Wingdings" w:hint="default"/>
+        <w:rFonts w:hint="default" w:ascii="Wingdings" w:hAnsi="Wingdings"/>
       </w:rPr>
     </w:lvl>
   </w:abstractNum>
@@ -19142,7 +19150,7 @@
         <w:ind w:left="1414" w:hanging="705"/>
       </w:pPr>
       <w:rPr>
-        <w:rFonts w:ascii="Calibri" w:eastAsiaTheme="minorHAnsi" w:hAnsi="Calibri" w:cs="Calibri" w:hint="default"/>
+        <w:rFonts w:hint="default" w:ascii="Calibri" w:hAnsi="Calibri" w:cs="Calibri" w:eastAsiaTheme="minorHAnsi"/>
       </w:rPr>
     </w:lvl>
     <w:lvl w:ilvl="1" w:tplc="0C0A0003" w:tentative="1">
@@ -19154,7 +19162,7 @@
         <w:ind w:left="1789" w:hanging="360"/>
       </w:pPr>
       <w:rPr>
-        <w:rFonts w:ascii="Courier New" w:hAnsi="Courier New" w:cs="Courier New" w:hint="default"/>
+        <w:rFonts w:hint="default" w:ascii="Courier New" w:hAnsi="Courier New" w:cs="Courier New"/>
       </w:rPr>
     </w:lvl>
     <w:lvl w:ilvl="2" w:tplc="0C0A0005" w:tentative="1">
@@ -19166,7 +19174,7 @@
         <w:ind w:left="2509" w:hanging="360"/>
       </w:pPr>
       <w:rPr>
-        <w:rFonts w:ascii="Wingdings" w:hAnsi="Wingdings" w:hint="default"/>
+        <w:rFonts w:hint="default" w:ascii="Wingdings" w:hAnsi="Wingdings"/>
       </w:rPr>
     </w:lvl>
     <w:lvl w:ilvl="3" w:tplc="0C0A0001" w:tentative="1">
@@ -19178,7 +19186,7 @@
         <w:ind w:left="3229" w:hanging="360"/>
       </w:pPr>
       <w:rPr>
-        <w:rFonts w:ascii="Symbol" w:hAnsi="Symbol" w:hint="default"/>
+        <w:rFonts w:hint="default" w:ascii="Symbol" w:hAnsi="Symbol"/>
       </w:rPr>
     </w:lvl>
     <w:lvl w:ilvl="4" w:tplc="0C0A0003" w:tentative="1">
@@ -19190,7 +19198,7 @@
         <w:ind w:left="3949" w:hanging="360"/>
       </w:pPr>
       <w:rPr>
-        <w:rFonts w:ascii="Courier New" w:hAnsi="Courier New" w:cs="Courier New" w:hint="default"/>
+        <w:rFonts w:hint="default" w:ascii="Courier New" w:hAnsi="Courier New" w:cs="Courier New"/>
       </w:rPr>
     </w:lvl>
     <w:lvl w:ilvl="5" w:tplc="0C0A0005" w:tentative="1">
@@ -19202,7 +19210,7 @@
         <w:ind w:left="4669" w:hanging="360"/>
       </w:pPr>
       <w:rPr>
-        <w:rFonts w:ascii="Wingdings" w:hAnsi="Wingdings" w:hint="default"/>
+        <w:rFonts w:hint="default" w:ascii="Wingdings" w:hAnsi="Wingdings"/>
       </w:rPr>
     </w:lvl>
     <w:lvl w:ilvl="6" w:tplc="0C0A0001" w:tentative="1">
@@ -19214,7 +19222,7 @@
         <w:ind w:left="5389" w:hanging="360"/>
       </w:pPr>
       <w:rPr>
-        <w:rFonts w:ascii="Symbol" w:hAnsi="Symbol" w:hint="default"/>
+        <w:rFonts w:hint="default" w:ascii="Symbol" w:hAnsi="Symbol"/>
       </w:rPr>
     </w:lvl>
     <w:lvl w:ilvl="7" w:tplc="0C0A0003" w:tentative="1">
@@ -19226,7 +19234,7 @@
         <w:ind w:left="6109" w:hanging="360"/>
       </w:pPr>
       <w:rPr>
-        <w:rFonts w:ascii="Courier New" w:hAnsi="Courier New" w:cs="Courier New" w:hint="default"/>
+        <w:rFonts w:hint="default" w:ascii="Courier New" w:hAnsi="Courier New" w:cs="Courier New"/>
       </w:rPr>
     </w:lvl>
     <w:lvl w:ilvl="8" w:tplc="0C0A0005" w:tentative="1">
@@ -19238,7 +19246,7 @@
         <w:ind w:left="6829" w:hanging="360"/>
       </w:pPr>
       <w:rPr>
-        <w:rFonts w:ascii="Wingdings" w:hAnsi="Wingdings" w:hint="default"/>
+        <w:rFonts w:hint="default" w:ascii="Wingdings" w:hAnsi="Wingdings"/>
       </w:rPr>
     </w:lvl>
   </w:abstractNum>
@@ -19255,7 +19263,7 @@
         <w:ind w:left="1429" w:hanging="360"/>
       </w:pPr>
       <w:rPr>
-        <w:rFonts w:ascii="Symbol" w:hAnsi="Symbol" w:hint="default"/>
+        <w:rFonts w:hint="default" w:ascii="Symbol" w:hAnsi="Symbol"/>
       </w:rPr>
     </w:lvl>
     <w:lvl w:ilvl="1" w:tplc="0C0A0001">
@@ -19267,7 +19275,7 @@
         <w:ind w:left="2149" w:hanging="360"/>
       </w:pPr>
       <w:rPr>
-        <w:rFonts w:ascii="Symbol" w:hAnsi="Symbol" w:hint="default"/>
+        <w:rFonts w:hint="default" w:ascii="Symbol" w:hAnsi="Symbol"/>
       </w:rPr>
     </w:lvl>
     <w:lvl w:ilvl="2" w:tplc="FFFFFFFF" w:tentative="1">
@@ -19279,7 +19287,7 @@
         <w:ind w:left="2869" w:hanging="360"/>
       </w:pPr>
       <w:rPr>
-        <w:rFonts w:ascii="Wingdings" w:hAnsi="Wingdings" w:hint="default"/>
+        <w:rFonts w:hint="default" w:ascii="Wingdings" w:hAnsi="Wingdings"/>
       </w:rPr>
     </w:lvl>
     <w:lvl w:ilvl="3" w:tplc="FFFFFFFF" w:tentative="1">
@@ -19291,7 +19299,7 @@
         <w:ind w:left="3589" w:hanging="360"/>
       </w:pPr>
       <w:rPr>
-        <w:rFonts w:ascii="Symbol" w:hAnsi="Symbol" w:hint="default"/>
+        <w:rFonts w:hint="default" w:ascii="Symbol" w:hAnsi="Symbol"/>
       </w:rPr>
     </w:lvl>
     <w:lvl w:ilvl="4" w:tplc="FFFFFFFF" w:tentative="1">
@@ -19303,7 +19311,7 @@
         <w:ind w:left="4309" w:hanging="360"/>
       </w:pPr>
       <w:rPr>
-        <w:rFonts w:ascii="Courier New" w:hAnsi="Courier New" w:cs="Courier New" w:hint="default"/>
+        <w:rFonts w:hint="default" w:ascii="Courier New" w:hAnsi="Courier New" w:cs="Courier New"/>
       </w:rPr>
     </w:lvl>
     <w:lvl w:ilvl="5" w:tplc="FFFFFFFF" w:tentative="1">
@@ -19315,7 +19323,7 @@
         <w:ind w:left="5029" w:hanging="360"/>
       </w:pPr>
       <w:rPr>
-        <w:rFonts w:ascii="Wingdings" w:hAnsi="Wingdings" w:hint="default"/>
+        <w:rFonts w:hint="default" w:ascii="Wingdings" w:hAnsi="Wingdings"/>
       </w:rPr>
     </w:lvl>
     <w:lvl w:ilvl="6" w:tplc="FFFFFFFF" w:tentative="1">
@@ -19327,7 +19335,7 @@
         <w:ind w:left="5749" w:hanging="360"/>
       </w:pPr>
       <w:rPr>
-        <w:rFonts w:ascii="Symbol" w:hAnsi="Symbol" w:hint="default"/>
+        <w:rFonts w:hint="default" w:ascii="Symbol" w:hAnsi="Symbol"/>
       </w:rPr>
     </w:lvl>
     <w:lvl w:ilvl="7" w:tplc="FFFFFFFF" w:tentative="1">
@@ -19339,7 +19347,7 @@
         <w:ind w:left="6469" w:hanging="360"/>
       </w:pPr>
       <w:rPr>
-        <w:rFonts w:ascii="Courier New" w:hAnsi="Courier New" w:cs="Courier New" w:hint="default"/>
+        <w:rFonts w:hint="default" w:ascii="Courier New" w:hAnsi="Courier New" w:cs="Courier New"/>
       </w:rPr>
     </w:lvl>
     <w:lvl w:ilvl="8" w:tplc="FFFFFFFF" w:tentative="1">
@@ -19351,7 +19359,7 @@
         <w:ind w:left="7189" w:hanging="360"/>
       </w:pPr>
       <w:rPr>
-        <w:rFonts w:ascii="Wingdings" w:hAnsi="Wingdings" w:hint="default"/>
+        <w:rFonts w:hint="default" w:ascii="Wingdings" w:hAnsi="Wingdings"/>
       </w:rPr>
     </w:lvl>
   </w:abstractNum>
@@ -19368,7 +19376,7 @@
         <w:ind w:left="1429" w:hanging="360"/>
       </w:pPr>
       <w:rPr>
-        <w:rFonts w:ascii="Symbol" w:hAnsi="Symbol" w:hint="default"/>
+        <w:rFonts w:hint="default" w:ascii="Symbol" w:hAnsi="Symbol"/>
       </w:rPr>
     </w:lvl>
     <w:lvl w:ilvl="1" w:tplc="0C0A0001">
@@ -19380,7 +19388,7 @@
         <w:ind w:left="2149" w:hanging="360"/>
       </w:pPr>
       <w:rPr>
-        <w:rFonts w:ascii="Symbol" w:hAnsi="Symbol" w:hint="default"/>
+        <w:rFonts w:hint="default" w:ascii="Symbol" w:hAnsi="Symbol"/>
       </w:rPr>
     </w:lvl>
     <w:lvl w:ilvl="2" w:tplc="FFFFFFFF" w:tentative="1">
@@ -19392,7 +19400,7 @@
         <w:ind w:left="2869" w:hanging="360"/>
       </w:pPr>
       <w:rPr>
-        <w:rFonts w:ascii="Wingdings" w:hAnsi="Wingdings" w:hint="default"/>
+        <w:rFonts w:hint="default" w:ascii="Wingdings" w:hAnsi="Wingdings"/>
       </w:rPr>
     </w:lvl>
     <w:lvl w:ilvl="3" w:tplc="FFFFFFFF" w:tentative="1">
@@ -19404,7 +19412,7 @@
         <w:ind w:left="3589" w:hanging="360"/>
       </w:pPr>
       <w:rPr>
-        <w:rFonts w:ascii="Symbol" w:hAnsi="Symbol" w:hint="default"/>
+        <w:rFonts w:hint="default" w:ascii="Symbol" w:hAnsi="Symbol"/>
       </w:rPr>
     </w:lvl>
     <w:lvl w:ilvl="4" w:tplc="FFFFFFFF" w:tentative="1">
@@ -19416,7 +19424,7 @@
         <w:ind w:left="4309" w:hanging="360"/>
       </w:pPr>
       <w:rPr>
-        <w:rFonts w:ascii="Courier New" w:hAnsi="Courier New" w:cs="Courier New" w:hint="default"/>
+        <w:rFonts w:hint="default" w:ascii="Courier New" w:hAnsi="Courier New" w:cs="Courier New"/>
       </w:rPr>
     </w:lvl>
     <w:lvl w:ilvl="5" w:tplc="FFFFFFFF" w:tentative="1">
@@ -19428,7 +19436,7 @@
         <w:ind w:left="5029" w:hanging="360"/>
       </w:pPr>
       <w:rPr>
-        <w:rFonts w:ascii="Wingdings" w:hAnsi="Wingdings" w:hint="default"/>
+        <w:rFonts w:hint="default" w:ascii="Wingdings" w:hAnsi="Wingdings"/>
       </w:rPr>
     </w:lvl>
     <w:lvl w:ilvl="6" w:tplc="FFFFFFFF" w:tentative="1">
@@ -19440,7 +19448,7 @@
         <w:ind w:left="5749" w:hanging="360"/>
       </w:pPr>
       <w:rPr>
-        <w:rFonts w:ascii="Symbol" w:hAnsi="Symbol" w:hint="default"/>
+        <w:rFonts w:hint="default" w:ascii="Symbol" w:hAnsi="Symbol"/>
       </w:rPr>
     </w:lvl>
     <w:lvl w:ilvl="7" w:tplc="FFFFFFFF" w:tentative="1">
@@ -19452,7 +19460,7 @@
         <w:ind w:left="6469" w:hanging="360"/>
       </w:pPr>
       <w:rPr>
-        <w:rFonts w:ascii="Courier New" w:hAnsi="Courier New" w:cs="Courier New" w:hint="default"/>
+        <w:rFonts w:hint="default" w:ascii="Courier New" w:hAnsi="Courier New" w:cs="Courier New"/>
       </w:rPr>
     </w:lvl>
     <w:lvl w:ilvl="8" w:tplc="FFFFFFFF" w:tentative="1">
@@ -19464,7 +19472,7 @@
         <w:ind w:left="7189" w:hanging="360"/>
       </w:pPr>
       <w:rPr>
-        <w:rFonts w:ascii="Wingdings" w:hAnsi="Wingdings" w:hint="default"/>
+        <w:rFonts w:hint="default" w:ascii="Wingdings" w:hAnsi="Wingdings"/>
       </w:rPr>
     </w:lvl>
   </w:abstractNum>
@@ -19481,7 +19489,7 @@
         <w:ind w:left="1429" w:hanging="360"/>
       </w:pPr>
       <w:rPr>
-        <w:rFonts w:ascii="Symbol" w:hAnsi="Symbol" w:hint="default"/>
+        <w:rFonts w:hint="default" w:ascii="Symbol" w:hAnsi="Symbol"/>
       </w:rPr>
     </w:lvl>
     <w:lvl w:ilvl="1" w:tplc="0C0A0003" w:tentative="1">
@@ -19493,7 +19501,7 @@
         <w:ind w:left="2149" w:hanging="360"/>
       </w:pPr>
       <w:rPr>
-        <w:rFonts w:ascii="Courier New" w:hAnsi="Courier New" w:cs="Courier New" w:hint="default"/>
+        <w:rFonts w:hint="default" w:ascii="Courier New" w:hAnsi="Courier New" w:cs="Courier New"/>
       </w:rPr>
     </w:lvl>
     <w:lvl w:ilvl="2" w:tplc="0C0A0005" w:tentative="1">
@@ -19505,7 +19513,7 @@
         <w:ind w:left="2869" w:hanging="360"/>
       </w:pPr>
       <w:rPr>
-        <w:rFonts w:ascii="Wingdings" w:hAnsi="Wingdings" w:hint="default"/>
+        <w:rFonts w:hint="default" w:ascii="Wingdings" w:hAnsi="Wingdings"/>
       </w:rPr>
     </w:lvl>
     <w:lvl w:ilvl="3" w:tplc="0C0A0001" w:tentative="1">
@@ -19517,7 +19525,7 @@
         <w:ind w:left="3589" w:hanging="360"/>
       </w:pPr>
       <w:rPr>
-        <w:rFonts w:ascii="Symbol" w:hAnsi="Symbol" w:hint="default"/>
+        <w:rFonts w:hint="default" w:ascii="Symbol" w:hAnsi="Symbol"/>
       </w:rPr>
     </w:lvl>
     <w:lvl w:ilvl="4" w:tplc="0C0A0003" w:tentative="1">
@@ -19529,7 +19537,7 @@
         <w:ind w:left="4309" w:hanging="360"/>
       </w:pPr>
       <w:rPr>
-        <w:rFonts w:ascii="Courier New" w:hAnsi="Courier New" w:cs="Courier New" w:hint="default"/>
+        <w:rFonts w:hint="default" w:ascii="Courier New" w:hAnsi="Courier New" w:cs="Courier New"/>
       </w:rPr>
     </w:lvl>
     <w:lvl w:ilvl="5" w:tplc="0C0A0005" w:tentative="1">
@@ -19541,7 +19549,7 @@
         <w:ind w:left="5029" w:hanging="360"/>
       </w:pPr>
       <w:rPr>
-        <w:rFonts w:ascii="Wingdings" w:hAnsi="Wingdings" w:hint="default"/>
+        <w:rFonts w:hint="default" w:ascii="Wingdings" w:hAnsi="Wingdings"/>
       </w:rPr>
     </w:lvl>
     <w:lvl w:ilvl="6" w:tplc="0C0A0001" w:tentative="1">
@@ -19553,7 +19561,7 @@
         <w:ind w:left="5749" w:hanging="360"/>
       </w:pPr>
       <w:rPr>
-        <w:rFonts w:ascii="Symbol" w:hAnsi="Symbol" w:hint="default"/>
+        <w:rFonts w:hint="default" w:ascii="Symbol" w:hAnsi="Symbol"/>
       </w:rPr>
     </w:lvl>
     <w:lvl w:ilvl="7" w:tplc="0C0A0003" w:tentative="1">
@@ -19565,7 +19573,7 @@
         <w:ind w:left="6469" w:hanging="360"/>
       </w:pPr>
       <w:rPr>
-        <w:rFonts w:ascii="Courier New" w:hAnsi="Courier New" w:cs="Courier New" w:hint="default"/>
+        <w:rFonts w:hint="default" w:ascii="Courier New" w:hAnsi="Courier New" w:cs="Courier New"/>
       </w:rPr>
     </w:lvl>
     <w:lvl w:ilvl="8" w:tplc="0C0A0005" w:tentative="1">
@@ -19577,7 +19585,7 @@
         <w:ind w:left="7189" w:hanging="360"/>
       </w:pPr>
       <w:rPr>
-        <w:rFonts w:ascii="Wingdings" w:hAnsi="Wingdings" w:hint="default"/>
+        <w:rFonts w:hint="default" w:ascii="Wingdings" w:hAnsi="Wingdings"/>
       </w:rPr>
     </w:lvl>
   </w:abstractNum>
@@ -19594,7 +19602,7 @@
         <w:ind w:left="1429" w:hanging="360"/>
       </w:pPr>
       <w:rPr>
-        <w:rFonts w:ascii="Symbol" w:hAnsi="Symbol" w:hint="default"/>
+        <w:rFonts w:hint="default" w:ascii="Symbol" w:hAnsi="Symbol"/>
       </w:rPr>
     </w:lvl>
     <w:lvl w:ilvl="1" w:tplc="0C0A0003" w:tentative="1">
@@ -19606,7 +19614,7 @@
         <w:ind w:left="2149" w:hanging="360"/>
       </w:pPr>
       <w:rPr>
-        <w:rFonts w:ascii="Courier New" w:hAnsi="Courier New" w:cs="Courier New" w:hint="default"/>
+        <w:rFonts w:hint="default" w:ascii="Courier New" w:hAnsi="Courier New" w:cs="Courier New"/>
       </w:rPr>
     </w:lvl>
     <w:lvl w:ilvl="2" w:tplc="0C0A0005" w:tentative="1">
@@ -19618,7 +19626,7 @@
         <w:ind w:left="2869" w:hanging="360"/>
       </w:pPr>
       <w:rPr>
-        <w:rFonts w:ascii="Wingdings" w:hAnsi="Wingdings" w:hint="default"/>
+        <w:rFonts w:hint="default" w:ascii="Wingdings" w:hAnsi="Wingdings"/>
       </w:rPr>
     </w:lvl>
     <w:lvl w:ilvl="3" w:tplc="0C0A0001" w:tentative="1">
@@ -19630,7 +19638,7 @@
         <w:ind w:left="3589" w:hanging="360"/>
       </w:pPr>
       <w:rPr>
-        <w:rFonts w:ascii="Symbol" w:hAnsi="Symbol" w:hint="default"/>
+        <w:rFonts w:hint="default" w:ascii="Symbol" w:hAnsi="Symbol"/>
       </w:rPr>
     </w:lvl>
     <w:lvl w:ilvl="4" w:tplc="0C0A0003" w:tentative="1">
@@ -19642,7 +19650,7 @@
         <w:ind w:left="4309" w:hanging="360"/>
       </w:pPr>
       <w:rPr>
-        <w:rFonts w:ascii="Courier New" w:hAnsi="Courier New" w:cs="Courier New" w:hint="default"/>
+        <w:rFonts w:hint="default" w:ascii="Courier New" w:hAnsi="Courier New" w:cs="Courier New"/>
       </w:rPr>
     </w:lvl>
     <w:lvl w:ilvl="5" w:tplc="0C0A0005" w:tentative="1">
@@ -19654,7 +19662,7 @@
         <w:ind w:left="5029" w:hanging="360"/>
       </w:pPr>
       <w:rPr>
-        <w:rFonts w:ascii="Wingdings" w:hAnsi="Wingdings" w:hint="default"/>
+        <w:rFonts w:hint="default" w:ascii="Wingdings" w:hAnsi="Wingdings"/>
       </w:rPr>
     </w:lvl>
     <w:lvl w:ilvl="6" w:tplc="0C0A0001" w:tentative="1">
@@ -19666,7 +19674,7 @@
         <w:ind w:left="5749" w:hanging="360"/>
       </w:pPr>
       <w:rPr>
-        <w:rFonts w:ascii="Symbol" w:hAnsi="Symbol" w:hint="default"/>
+        <w:rFonts w:hint="default" w:ascii="Symbol" w:hAnsi="Symbol"/>
       </w:rPr>
     </w:lvl>
     <w:lvl w:ilvl="7" w:tplc="0C0A0003" w:tentative="1">
@@ -19678,7 +19686,7 @@
         <w:ind w:left="6469" w:hanging="360"/>
       </w:pPr>
       <w:rPr>
-        <w:rFonts w:ascii="Courier New" w:hAnsi="Courier New" w:cs="Courier New" w:hint="default"/>
+        <w:rFonts w:hint="default" w:ascii="Courier New" w:hAnsi="Courier New" w:cs="Courier New"/>
       </w:rPr>
     </w:lvl>
     <w:lvl w:ilvl="8" w:tplc="0C0A0005" w:tentative="1">
@@ -19690,7 +19698,7 @@
         <w:ind w:left="7189" w:hanging="360"/>
       </w:pPr>
       <w:rPr>
-        <w:rFonts w:ascii="Wingdings" w:hAnsi="Wingdings" w:hint="default"/>
+        <w:rFonts w:hint="default" w:ascii="Wingdings" w:hAnsi="Wingdings"/>
       </w:rPr>
     </w:lvl>
   </w:abstractNum>
@@ -19707,7 +19715,7 @@
         <w:ind w:left="1429" w:hanging="360"/>
       </w:pPr>
       <w:rPr>
-        <w:rFonts w:ascii="Symbol" w:hAnsi="Symbol" w:hint="default"/>
+        <w:rFonts w:hint="default" w:ascii="Symbol" w:hAnsi="Symbol"/>
       </w:rPr>
     </w:lvl>
     <w:lvl w:ilvl="1" w:tplc="0C0A0003" w:tentative="1">
@@ -19719,7 +19727,7 @@
         <w:ind w:left="2149" w:hanging="360"/>
       </w:pPr>
       <w:rPr>
-        <w:rFonts w:ascii="Courier New" w:hAnsi="Courier New" w:cs="Courier New" w:hint="default"/>
+        <w:rFonts w:hint="default" w:ascii="Courier New" w:hAnsi="Courier New" w:cs="Courier New"/>
       </w:rPr>
     </w:lvl>
     <w:lvl w:ilvl="2" w:tplc="0C0A0005" w:tentative="1">
@@ -19731,7 +19739,7 @@
         <w:ind w:left="2869" w:hanging="360"/>
       </w:pPr>
       <w:rPr>
-        <w:rFonts w:ascii="Wingdings" w:hAnsi="Wingdings" w:hint="default"/>
+        <w:rFonts w:hint="default" w:ascii="Wingdings" w:hAnsi="Wingdings"/>
       </w:rPr>
     </w:lvl>
     <w:lvl w:ilvl="3" w:tplc="0C0A0001" w:tentative="1">
@@ -19743,7 +19751,7 @@
         <w:ind w:left="3589" w:hanging="360"/>
       </w:pPr>
       <w:rPr>
-        <w:rFonts w:ascii="Symbol" w:hAnsi="Symbol" w:hint="default"/>
+        <w:rFonts w:hint="default" w:ascii="Symbol" w:hAnsi="Symbol"/>
       </w:rPr>
     </w:lvl>
     <w:lvl w:ilvl="4" w:tplc="0C0A0003" w:tentative="1">
@@ -19755,7 +19763,7 @@
         <w:ind w:left="4309" w:hanging="360"/>
       </w:pPr>
       <w:rPr>
-        <w:rFonts w:ascii="Courier New" w:hAnsi="Courier New" w:cs="Courier New" w:hint="default"/>
+        <w:rFonts w:hint="default" w:ascii="Courier New" w:hAnsi="Courier New" w:cs="Courier New"/>
       </w:rPr>
     </w:lvl>
     <w:lvl w:ilvl="5" w:tplc="0C0A0005" w:tentative="1">
@@ -19767,7 +19775,7 @@
         <w:ind w:left="5029" w:hanging="360"/>
       </w:pPr>
       <w:rPr>
-        <w:rFonts w:ascii="Wingdings" w:hAnsi="Wingdings" w:hint="default"/>
+        <w:rFonts w:hint="default" w:ascii="Wingdings" w:hAnsi="Wingdings"/>
       </w:rPr>
     </w:lvl>
     <w:lvl w:ilvl="6" w:tplc="0C0A0001" w:tentative="1">
@@ -19779,7 +19787,7 @@
         <w:ind w:left="5749" w:hanging="360"/>
       </w:pPr>
       <w:rPr>
-        <w:rFonts w:ascii="Symbol" w:hAnsi="Symbol" w:hint="default"/>
+        <w:rFonts w:hint="default" w:ascii="Symbol" w:hAnsi="Symbol"/>
       </w:rPr>
     </w:lvl>
     <w:lvl w:ilvl="7" w:tplc="0C0A0003" w:tentative="1">
@@ -19791,7 +19799,7 @@
         <w:ind w:left="6469" w:hanging="360"/>
       </w:pPr>
       <w:rPr>
-        <w:rFonts w:ascii="Courier New" w:hAnsi="Courier New" w:cs="Courier New" w:hint="default"/>
+        <w:rFonts w:hint="default" w:ascii="Courier New" w:hAnsi="Courier New" w:cs="Courier New"/>
       </w:rPr>
     </w:lvl>
     <w:lvl w:ilvl="8" w:tplc="0C0A0005" w:tentative="1">
@@ -19803,7 +19811,7 @@
         <w:ind w:left="7189" w:hanging="360"/>
       </w:pPr>
       <w:rPr>
-        <w:rFonts w:ascii="Wingdings" w:hAnsi="Wingdings" w:hint="default"/>
+        <w:rFonts w:hint="default" w:ascii="Wingdings" w:hAnsi="Wingdings"/>
       </w:rPr>
     </w:lvl>
   </w:abstractNum>
@@ -19820,7 +19828,7 @@
         <w:ind w:left="1429" w:hanging="360"/>
       </w:pPr>
       <w:rPr>
-        <w:rFonts w:ascii="Symbol" w:hAnsi="Symbol" w:hint="default"/>
+        <w:rFonts w:hint="default" w:ascii="Symbol" w:hAnsi="Symbol"/>
       </w:rPr>
     </w:lvl>
     <w:lvl w:ilvl="1" w:tplc="0C0A0001">
@@ -19832,7 +19840,7 @@
         <w:ind w:left="2149" w:hanging="360"/>
       </w:pPr>
       <w:rPr>
-        <w:rFonts w:ascii="Symbol" w:hAnsi="Symbol" w:hint="default"/>
+        <w:rFonts w:hint="default" w:ascii="Symbol" w:hAnsi="Symbol"/>
       </w:rPr>
     </w:lvl>
     <w:lvl w:ilvl="2" w:tplc="FFFFFFFF" w:tentative="1">
@@ -19844,7 +19852,7 @@
         <w:ind w:left="2869" w:hanging="360"/>
       </w:pPr>
       <w:rPr>
-        <w:rFonts w:ascii="Wingdings" w:hAnsi="Wingdings" w:hint="default"/>
+        <w:rFonts w:hint="default" w:ascii="Wingdings" w:hAnsi="Wingdings"/>
       </w:rPr>
     </w:lvl>
     <w:lvl w:ilvl="3" w:tplc="FFFFFFFF" w:tentative="1">
@@ -19856,7 +19864,7 @@
         <w:ind w:left="3589" w:hanging="360"/>
       </w:pPr>
       <w:rPr>
-        <w:rFonts w:ascii="Symbol" w:hAnsi="Symbol" w:hint="default"/>
+        <w:rFonts w:hint="default" w:ascii="Symbol" w:hAnsi="Symbol"/>
       </w:rPr>
     </w:lvl>
     <w:lvl w:ilvl="4" w:tplc="FFFFFFFF" w:tentative="1">
@@ -19868,7 +19876,7 @@
         <w:ind w:left="4309" w:hanging="360"/>
       </w:pPr>
       <w:rPr>
-        <w:rFonts w:ascii="Courier New" w:hAnsi="Courier New" w:cs="Courier New" w:hint="default"/>
+        <w:rFonts w:hint="default" w:ascii="Courier New" w:hAnsi="Courier New" w:cs="Courier New"/>
       </w:rPr>
     </w:lvl>
     <w:lvl w:ilvl="5" w:tplc="FFFFFFFF" w:tentative="1">
@@ -19880,7 +19888,7 @@
         <w:ind w:left="5029" w:hanging="360"/>
       </w:pPr>
       <w:rPr>
-        <w:rFonts w:ascii="Wingdings" w:hAnsi="Wingdings" w:hint="default"/>
+        <w:rFonts w:hint="default" w:ascii="Wingdings" w:hAnsi="Wingdings"/>
       </w:rPr>
     </w:lvl>
     <w:lvl w:ilvl="6" w:tplc="FFFFFFFF" w:tentative="1">
@@ -19892,7 +19900,7 @@
         <w:ind w:left="5749" w:hanging="360"/>
       </w:pPr>
       <w:rPr>
-        <w:rFonts w:ascii="Symbol" w:hAnsi="Symbol" w:hint="default"/>
+        <w:rFonts w:hint="default" w:ascii="Symbol" w:hAnsi="Symbol"/>
       </w:rPr>
     </w:lvl>
     <w:lvl w:ilvl="7" w:tplc="FFFFFFFF" w:tentative="1">
@@ -19904,7 +19912,7 @@
         <w:ind w:left="6469" w:hanging="360"/>
       </w:pPr>
       <w:rPr>
-        <w:rFonts w:ascii="Courier New" w:hAnsi="Courier New" w:cs="Courier New" w:hint="default"/>
+        <w:rFonts w:hint="default" w:ascii="Courier New" w:hAnsi="Courier New" w:cs="Courier New"/>
       </w:rPr>
     </w:lvl>
     <w:lvl w:ilvl="8" w:tplc="FFFFFFFF" w:tentative="1">
@@ -19916,7 +19924,7 @@
         <w:ind w:left="7189" w:hanging="360"/>
       </w:pPr>
       <w:rPr>
-        <w:rFonts w:ascii="Wingdings" w:hAnsi="Wingdings" w:hint="default"/>
+        <w:rFonts w:hint="default" w:ascii="Wingdings" w:hAnsi="Wingdings"/>
       </w:rPr>
     </w:lvl>
   </w:abstractNum>
@@ -19933,7 +19941,7 @@
         <w:ind w:left="1429" w:hanging="360"/>
       </w:pPr>
       <w:rPr>
-        <w:rFonts w:ascii="Symbol" w:hAnsi="Symbol" w:hint="default"/>
+        <w:rFonts w:hint="default" w:ascii="Symbol" w:hAnsi="Symbol"/>
       </w:rPr>
     </w:lvl>
     <w:lvl w:ilvl="1" w:tplc="0C0A0003" w:tentative="1">
@@ -19945,7 +19953,7 @@
         <w:ind w:left="2149" w:hanging="360"/>
       </w:pPr>
       <w:rPr>
-        <w:rFonts w:ascii="Courier New" w:hAnsi="Courier New" w:cs="Courier New" w:hint="default"/>
+        <w:rFonts w:hint="default" w:ascii="Courier New" w:hAnsi="Courier New" w:cs="Courier New"/>
       </w:rPr>
     </w:lvl>
     <w:lvl w:ilvl="2" w:tplc="0C0A0005" w:tentative="1">
@@ -19957,7 +19965,7 @@
         <w:ind w:left="2869" w:hanging="360"/>
       </w:pPr>
       <w:rPr>
-        <w:rFonts w:ascii="Wingdings" w:hAnsi="Wingdings" w:hint="default"/>
+        <w:rFonts w:hint="default" w:ascii="Wingdings" w:hAnsi="Wingdings"/>
       </w:rPr>
     </w:lvl>
     <w:lvl w:ilvl="3" w:tplc="0C0A0001" w:tentative="1">
@@ -19969,7 +19977,7 @@
         <w:ind w:left="3589" w:hanging="360"/>
       </w:pPr>
       <w:rPr>
-        <w:rFonts w:ascii="Symbol" w:hAnsi="Symbol" w:hint="default"/>
+        <w:rFonts w:hint="default" w:ascii="Symbol" w:hAnsi="Symbol"/>
       </w:rPr>
     </w:lvl>
     <w:lvl w:ilvl="4" w:tplc="0C0A0003" w:tentative="1">
@@ -19981,7 +19989,7 @@
         <w:ind w:left="4309" w:hanging="360"/>
       </w:pPr>
       <w:rPr>
-        <w:rFonts w:ascii="Courier New" w:hAnsi="Courier New" w:cs="Courier New" w:hint="default"/>
+        <w:rFonts w:hint="default" w:ascii="Courier New" w:hAnsi="Courier New" w:cs="Courier New"/>
       </w:rPr>
     </w:lvl>
     <w:lvl w:ilvl="5" w:tplc="0C0A0005" w:tentative="1">
@@ -19993,7 +20001,7 @@
         <w:ind w:left="5029" w:hanging="360"/>
       </w:pPr>
       <w:rPr>
-        <w:rFonts w:ascii="Wingdings" w:hAnsi="Wingdings" w:hint="default"/>
+        <w:rFonts w:hint="default" w:ascii="Wingdings" w:hAnsi="Wingdings"/>
       </w:rPr>
     </w:lvl>
     <w:lvl w:ilvl="6" w:tplc="0C0A0001" w:tentative="1">
@@ -20005,7 +20013,7 @@
         <w:ind w:left="5749" w:hanging="360"/>
       </w:pPr>
       <w:rPr>
-        <w:rFonts w:ascii="Symbol" w:hAnsi="Symbol" w:hint="default"/>
+        <w:rFonts w:hint="default" w:ascii="Symbol" w:hAnsi="Symbol"/>
       </w:rPr>
     </w:lvl>
     <w:lvl w:ilvl="7" w:tplc="0C0A0003" w:tentative="1">
@@ -20017,7 +20025,7 @@
         <w:ind w:left="6469" w:hanging="360"/>
       </w:pPr>
       <w:rPr>
-        <w:rFonts w:ascii="Courier New" w:hAnsi="Courier New" w:cs="Courier New" w:hint="default"/>
+        <w:rFonts w:hint="default" w:ascii="Courier New" w:hAnsi="Courier New" w:cs="Courier New"/>
       </w:rPr>
     </w:lvl>
     <w:lvl w:ilvl="8" w:tplc="0C0A0005" w:tentative="1">
@@ -20029,7 +20037,7 @@
         <w:ind w:left="7189" w:hanging="360"/>
       </w:pPr>
       <w:rPr>
-        <w:rFonts w:ascii="Wingdings" w:hAnsi="Wingdings" w:hint="default"/>
+        <w:rFonts w:hint="default" w:ascii="Wingdings" w:hAnsi="Wingdings"/>
       </w:rPr>
     </w:lvl>
   </w:abstractNum>
@@ -20046,7 +20054,7 @@
         <w:ind w:left="1429" w:hanging="360"/>
       </w:pPr>
       <w:rPr>
-        <w:rFonts w:ascii="Symbol" w:hAnsi="Symbol" w:hint="default"/>
+        <w:rFonts w:hint="default" w:ascii="Symbol" w:hAnsi="Symbol"/>
       </w:rPr>
     </w:lvl>
     <w:lvl w:ilvl="1" w:tplc="0C0A0003" w:tentative="1">
@@ -20058,7 +20066,7 @@
         <w:ind w:left="2149" w:hanging="360"/>
       </w:pPr>
       <w:rPr>
-        <w:rFonts w:ascii="Courier New" w:hAnsi="Courier New" w:cs="Courier New" w:hint="default"/>
+        <w:rFonts w:hint="default" w:ascii="Courier New" w:hAnsi="Courier New" w:cs="Courier New"/>
       </w:rPr>
     </w:lvl>
     <w:lvl w:ilvl="2" w:tplc="0C0A0005" w:tentative="1">
@@ -20070,7 +20078,7 @@
         <w:ind w:left="2869" w:hanging="360"/>
       </w:pPr>
       <w:rPr>
-        <w:rFonts w:ascii="Wingdings" w:hAnsi="Wingdings" w:hint="default"/>
+        <w:rFonts w:hint="default" w:ascii="Wingdings" w:hAnsi="Wingdings"/>
       </w:rPr>
     </w:lvl>
     <w:lvl w:ilvl="3" w:tplc="0C0A0001" w:tentative="1">
@@ -20082,7 +20090,7 @@
         <w:ind w:left="3589" w:hanging="360"/>
       </w:pPr>
       <w:rPr>
-        <w:rFonts w:ascii="Symbol" w:hAnsi="Symbol" w:hint="default"/>
+        <w:rFonts w:hint="default" w:ascii="Symbol" w:hAnsi="Symbol"/>
       </w:rPr>
     </w:lvl>
     <w:lvl w:ilvl="4" w:tplc="0C0A0003" w:tentative="1">
@@ -20094,7 +20102,7 @@
         <w:ind w:left="4309" w:hanging="360"/>
       </w:pPr>
       <w:rPr>
-        <w:rFonts w:ascii="Courier New" w:hAnsi="Courier New" w:cs="Courier New" w:hint="default"/>
+        <w:rFonts w:hint="default" w:ascii="Courier New" w:hAnsi="Courier New" w:cs="Courier New"/>
       </w:rPr>
     </w:lvl>
     <w:lvl w:ilvl="5" w:tplc="0C0A0005" w:tentative="1">
@@ -20106,7 +20114,7 @@
         <w:ind w:left="5029" w:hanging="360"/>
       </w:pPr>
       <w:rPr>
-        <w:rFonts w:ascii="Wingdings" w:hAnsi="Wingdings" w:hint="default"/>
+        <w:rFonts w:hint="default" w:ascii="Wingdings" w:hAnsi="Wingdings"/>
       </w:rPr>
     </w:lvl>
     <w:lvl w:ilvl="6" w:tplc="0C0A0001" w:tentative="1">
@@ -20118,7 +20126,7 @@
         <w:ind w:left="5749" w:hanging="360"/>
       </w:pPr>
       <w:rPr>
-        <w:rFonts w:ascii="Symbol" w:hAnsi="Symbol" w:hint="default"/>
+        <w:rFonts w:hint="default" w:ascii="Symbol" w:hAnsi="Symbol"/>
       </w:rPr>
     </w:lvl>
     <w:lvl w:ilvl="7" w:tplc="0C0A0003" w:tentative="1">
@@ -20130,7 +20138,7 @@
         <w:ind w:left="6469" w:hanging="360"/>
       </w:pPr>
       <w:rPr>
-        <w:rFonts w:ascii="Courier New" w:hAnsi="Courier New" w:cs="Courier New" w:hint="default"/>
+        <w:rFonts w:hint="default" w:ascii="Courier New" w:hAnsi="Courier New" w:cs="Courier New"/>
       </w:rPr>
     </w:lvl>
     <w:lvl w:ilvl="8" w:tplc="0C0A0005" w:tentative="1">
@@ -20142,7 +20150,7 @@
         <w:ind w:left="7189" w:hanging="360"/>
       </w:pPr>
       <w:rPr>
-        <w:rFonts w:ascii="Wingdings" w:hAnsi="Wingdings" w:hint="default"/>
+        <w:rFonts w:hint="default" w:ascii="Wingdings" w:hAnsi="Wingdings"/>
       </w:rPr>
     </w:lvl>
   </w:abstractNum>
@@ -20159,7 +20167,7 @@
         <w:ind w:left="1429" w:hanging="360"/>
       </w:pPr>
       <w:rPr>
-        <w:rFonts w:ascii="Symbol" w:hAnsi="Symbol" w:hint="default"/>
+        <w:rFonts w:hint="default" w:ascii="Symbol" w:hAnsi="Symbol"/>
       </w:rPr>
     </w:lvl>
     <w:lvl w:ilvl="1" w:tplc="0C0A0003" w:tentative="1">
@@ -20171,7 +20179,7 @@
         <w:ind w:left="2149" w:hanging="360"/>
       </w:pPr>
       <w:rPr>
-        <w:rFonts w:ascii="Courier New" w:hAnsi="Courier New" w:cs="Courier New" w:hint="default"/>
+        <w:rFonts w:hint="default" w:ascii="Courier New" w:hAnsi="Courier New" w:cs="Courier New"/>
       </w:rPr>
     </w:lvl>
     <w:lvl w:ilvl="2" w:tplc="0C0A0005" w:tentative="1">
@@ -20183,7 +20191,7 @@
         <w:ind w:left="2869" w:hanging="360"/>
       </w:pPr>
       <w:rPr>
-        <w:rFonts w:ascii="Wingdings" w:hAnsi="Wingdings" w:hint="default"/>
+        <w:rFonts w:hint="default" w:ascii="Wingdings" w:hAnsi="Wingdings"/>
       </w:rPr>
     </w:lvl>
     <w:lvl w:ilvl="3" w:tplc="0C0A0001" w:tentative="1">
@@ -20195,7 +20203,7 @@
         <w:ind w:left="3589" w:hanging="360"/>
       </w:pPr>
       <w:rPr>
-        <w:rFonts w:ascii="Symbol" w:hAnsi="Symbol" w:hint="default"/>
+        <w:rFonts w:hint="default" w:ascii="Symbol" w:hAnsi="Symbol"/>
       </w:rPr>
     </w:lvl>
     <w:lvl w:ilvl="4" w:tplc="0C0A0003" w:tentative="1">
@@ -20207,7 +20215,7 @@
         <w:ind w:left="4309" w:hanging="360"/>
       </w:pPr>
       <w:rPr>
-        <w:rFonts w:ascii="Courier New" w:hAnsi="Courier New" w:cs="Courier New" w:hint="default"/>
+        <w:rFonts w:hint="default" w:ascii="Courier New" w:hAnsi="Courier New" w:cs="Courier New"/>
       </w:rPr>
     </w:lvl>
     <w:lvl w:ilvl="5" w:tplc="0C0A0005" w:tentative="1">
@@ -20219,7 +20227,7 @@
         <w:ind w:left="5029" w:hanging="360"/>
       </w:pPr>
       <w:rPr>
-        <w:rFonts w:ascii="Wingdings" w:hAnsi="Wingdings" w:hint="default"/>
+        <w:rFonts w:hint="default" w:ascii="Wingdings" w:hAnsi="Wingdings"/>
       </w:rPr>
     </w:lvl>
     <w:lvl w:ilvl="6" w:tplc="0C0A0001" w:tentative="1">
@@ -20231,7 +20239,7 @@
         <w:ind w:left="5749" w:hanging="360"/>
       </w:pPr>
       <w:rPr>
-        <w:rFonts w:ascii="Symbol" w:hAnsi="Symbol" w:hint="default"/>
+        <w:rFonts w:hint="default" w:ascii="Symbol" w:hAnsi="Symbol"/>
       </w:rPr>
     </w:lvl>
     <w:lvl w:ilvl="7" w:tplc="0C0A0003" w:tentative="1">
@@ -20243,7 +20251,7 @@
         <w:ind w:left="6469" w:hanging="360"/>
       </w:pPr>
       <w:rPr>
-        <w:rFonts w:ascii="Courier New" w:hAnsi="Courier New" w:cs="Courier New" w:hint="default"/>
+        <w:rFonts w:hint="default" w:ascii="Courier New" w:hAnsi="Courier New" w:cs="Courier New"/>
       </w:rPr>
     </w:lvl>
     <w:lvl w:ilvl="8" w:tplc="0C0A0005" w:tentative="1">
@@ -20255,7 +20263,7 @@
         <w:ind w:left="7189" w:hanging="360"/>
       </w:pPr>
       <w:rPr>
-        <w:rFonts w:ascii="Wingdings" w:hAnsi="Wingdings" w:hint="default"/>
+        <w:rFonts w:hint="default" w:ascii="Wingdings" w:hAnsi="Wingdings"/>
       </w:rPr>
     </w:lvl>
   </w:abstractNum>
@@ -20272,7 +20280,7 @@
         <w:ind w:left="1429" w:hanging="360"/>
       </w:pPr>
       <w:rPr>
-        <w:rFonts w:ascii="Symbol" w:hAnsi="Symbol" w:hint="default"/>
+        <w:rFonts w:hint="default" w:ascii="Symbol" w:hAnsi="Symbol"/>
       </w:rPr>
     </w:lvl>
     <w:lvl w:ilvl="1" w:tplc="0C0A0003" w:tentative="1">
@@ -20284,7 +20292,7 @@
         <w:ind w:left="2149" w:hanging="360"/>
       </w:pPr>
       <w:rPr>
-        <w:rFonts w:ascii="Courier New" w:hAnsi="Courier New" w:cs="Courier New" w:hint="default"/>
+        <w:rFonts w:hint="default" w:ascii="Courier New" w:hAnsi="Courier New" w:cs="Courier New"/>
       </w:rPr>
     </w:lvl>
     <w:lvl w:ilvl="2" w:tplc="0C0A0005" w:tentative="1">
@@ -20296,7 +20304,7 @@
         <w:ind w:left="2869" w:hanging="360"/>
       </w:pPr>
       <w:rPr>
-        <w:rFonts w:ascii="Wingdings" w:hAnsi="Wingdings" w:hint="default"/>
+        <w:rFonts w:hint="default" w:ascii="Wingdings" w:hAnsi="Wingdings"/>
       </w:rPr>
     </w:lvl>
     <w:lvl w:ilvl="3" w:tplc="0C0A0001" w:tentative="1">
@@ -20308,7 +20316,7 @@
         <w:ind w:left="3589" w:hanging="360"/>
       </w:pPr>
       <w:rPr>
-        <w:rFonts w:ascii="Symbol" w:hAnsi="Symbol" w:hint="default"/>
+        <w:rFonts w:hint="default" w:ascii="Symbol" w:hAnsi="Symbol"/>
       </w:rPr>
     </w:lvl>
     <w:lvl w:ilvl="4" w:tplc="0C0A0003" w:tentative="1">
@@ -20320,7 +20328,7 @@
         <w:ind w:left="4309" w:hanging="360"/>
       </w:pPr>
       <w:rPr>
-        <w:rFonts w:ascii="Courier New" w:hAnsi="Courier New" w:cs="Courier New" w:hint="default"/>
+        <w:rFonts w:hint="default" w:ascii="Courier New" w:hAnsi="Courier New" w:cs="Courier New"/>
       </w:rPr>
     </w:lvl>
     <w:lvl w:ilvl="5" w:tplc="0C0A0005" w:tentative="1">
@@ -20332,7 +20340,7 @@
         <w:ind w:left="5029" w:hanging="360"/>
       </w:pPr>
       <w:rPr>
-        <w:rFonts w:ascii="Wingdings" w:hAnsi="Wingdings" w:hint="default"/>
+        <w:rFonts w:hint="default" w:ascii="Wingdings" w:hAnsi="Wingdings"/>
       </w:rPr>
     </w:lvl>
     <w:lvl w:ilvl="6" w:tplc="0C0A0001" w:tentative="1">
@@ -20344,7 +20352,7 @@
         <w:ind w:left="5749" w:hanging="360"/>
       </w:pPr>
       <w:rPr>
-        <w:rFonts w:ascii="Symbol" w:hAnsi="Symbol" w:hint="default"/>
+        <w:rFonts w:hint="default" w:ascii="Symbol" w:hAnsi="Symbol"/>
       </w:rPr>
     </w:lvl>
     <w:lvl w:ilvl="7" w:tplc="0C0A0003" w:tentative="1">
@@ -20356,7 +20364,7 @@
         <w:ind w:left="6469" w:hanging="360"/>
       </w:pPr>
       <w:rPr>
-        <w:rFonts w:ascii="Courier New" w:hAnsi="Courier New" w:cs="Courier New" w:hint="default"/>
+        <w:rFonts w:hint="default" w:ascii="Courier New" w:hAnsi="Courier New" w:cs="Courier New"/>
       </w:rPr>
     </w:lvl>
     <w:lvl w:ilvl="8" w:tplc="0C0A0005" w:tentative="1">
@@ -20368,7 +20376,7 @@
         <w:ind w:left="7189" w:hanging="360"/>
       </w:pPr>
       <w:rPr>
-        <w:rFonts w:ascii="Wingdings" w:hAnsi="Wingdings" w:hint="default"/>
+        <w:rFonts w:hint="default" w:ascii="Wingdings" w:hAnsi="Wingdings"/>
       </w:rPr>
     </w:lvl>
   </w:abstractNum>
@@ -20385,7 +20393,7 @@
         <w:ind w:left="1429" w:hanging="360"/>
       </w:pPr>
       <w:rPr>
-        <w:rFonts w:ascii="Symbol" w:hAnsi="Symbol" w:hint="default"/>
+        <w:rFonts w:hint="default" w:ascii="Symbol" w:hAnsi="Symbol"/>
       </w:rPr>
     </w:lvl>
     <w:lvl w:ilvl="1" w:tplc="0C0A0003" w:tentative="1">
@@ -20397,7 +20405,7 @@
         <w:ind w:left="2149" w:hanging="360"/>
       </w:pPr>
       <w:rPr>
-        <w:rFonts w:ascii="Courier New" w:hAnsi="Courier New" w:cs="Courier New" w:hint="default"/>
+        <w:rFonts w:hint="default" w:ascii="Courier New" w:hAnsi="Courier New" w:cs="Courier New"/>
       </w:rPr>
     </w:lvl>
     <w:lvl w:ilvl="2" w:tplc="0C0A0005" w:tentative="1">
@@ -20409,7 +20417,7 @@
         <w:ind w:left="2869" w:hanging="360"/>
       </w:pPr>
       <w:rPr>
-        <w:rFonts w:ascii="Wingdings" w:hAnsi="Wingdings" w:hint="default"/>
+        <w:rFonts w:hint="default" w:ascii="Wingdings" w:hAnsi="Wingdings"/>
       </w:rPr>
     </w:lvl>
     <w:lvl w:ilvl="3" w:tplc="0C0A0001" w:tentative="1">
@@ -20421,7 +20429,7 @@
         <w:ind w:left="3589" w:hanging="360"/>
       </w:pPr>
       <w:rPr>
-        <w:rFonts w:ascii="Symbol" w:hAnsi="Symbol" w:hint="default"/>
+        <w:rFonts w:hint="default" w:ascii="Symbol" w:hAnsi="Symbol"/>
       </w:rPr>
     </w:lvl>
     <w:lvl w:ilvl="4" w:tplc="0C0A0003" w:tentative="1">
@@ -20433,7 +20441,7 @@
         <w:ind w:left="4309" w:hanging="360"/>
       </w:pPr>
       <w:rPr>
-        <w:rFonts w:ascii="Courier New" w:hAnsi="Courier New" w:cs="Courier New" w:hint="default"/>
+        <w:rFonts w:hint="default" w:ascii="Courier New" w:hAnsi="Courier New" w:cs="Courier New"/>
       </w:rPr>
     </w:lvl>
     <w:lvl w:ilvl="5" w:tplc="0C0A0005" w:tentative="1">
@@ -20445,7 +20453,7 @@
         <w:ind w:left="5029" w:hanging="360"/>
       </w:pPr>
       <w:rPr>
-        <w:rFonts w:ascii="Wingdings" w:hAnsi="Wingdings" w:hint="default"/>
+        <w:rFonts w:hint="default" w:ascii="Wingdings" w:hAnsi="Wingdings"/>
       </w:rPr>
     </w:lvl>
     <w:lvl w:ilvl="6" w:tplc="0C0A0001" w:tentative="1">
@@ -20457,7 +20465,7 @@
         <w:ind w:left="5749" w:hanging="360"/>
       </w:pPr>
       <w:rPr>
-        <w:rFonts w:ascii="Symbol" w:hAnsi="Symbol" w:hint="default"/>
+        <w:rFonts w:hint="default" w:ascii="Symbol" w:hAnsi="Symbol"/>
       </w:rPr>
     </w:lvl>
     <w:lvl w:ilvl="7" w:tplc="0C0A0003" w:tentative="1">
@@ -20469,7 +20477,7 @@
         <w:ind w:left="6469" w:hanging="360"/>
       </w:pPr>
       <w:rPr>
-        <w:rFonts w:ascii="Courier New" w:hAnsi="Courier New" w:cs="Courier New" w:hint="default"/>
+        <w:rFonts w:hint="default" w:ascii="Courier New" w:hAnsi="Courier New" w:cs="Courier New"/>
       </w:rPr>
     </w:lvl>
     <w:lvl w:ilvl="8" w:tplc="0C0A0005" w:tentative="1">
@@ -20481,7 +20489,7 @@
         <w:ind w:left="7189" w:hanging="360"/>
       </w:pPr>
       <w:rPr>
-        <w:rFonts w:ascii="Wingdings" w:hAnsi="Wingdings" w:hint="default"/>
+        <w:rFonts w:hint="default" w:ascii="Wingdings" w:hAnsi="Wingdings"/>
       </w:rPr>
     </w:lvl>
   </w:abstractNum>
@@ -20498,7 +20506,7 @@
         <w:ind w:left="1429" w:hanging="360"/>
       </w:pPr>
       <w:rPr>
-        <w:rFonts w:ascii="Symbol" w:hAnsi="Symbol" w:hint="default"/>
+        <w:rFonts w:hint="default" w:ascii="Symbol" w:hAnsi="Symbol"/>
       </w:rPr>
     </w:lvl>
     <w:lvl w:ilvl="1" w:tplc="0C0A0003" w:tentative="1">
@@ -20510,7 +20518,7 @@
         <w:ind w:left="2149" w:hanging="360"/>
       </w:pPr>
       <w:rPr>
-        <w:rFonts w:ascii="Courier New" w:hAnsi="Courier New" w:cs="Courier New" w:hint="default"/>
+        <w:rFonts w:hint="default" w:ascii="Courier New" w:hAnsi="Courier New" w:cs="Courier New"/>
       </w:rPr>
     </w:lvl>
     <w:lvl w:ilvl="2" w:tplc="0C0A0005" w:tentative="1">
@@ -20522,7 +20530,7 @@
         <w:ind w:left="2869" w:hanging="360"/>
       </w:pPr>
       <w:rPr>
-        <w:rFonts w:ascii="Wingdings" w:hAnsi="Wingdings" w:hint="default"/>
+        <w:rFonts w:hint="default" w:ascii="Wingdings" w:hAnsi="Wingdings"/>
       </w:rPr>
     </w:lvl>
     <w:lvl w:ilvl="3" w:tplc="0C0A0001" w:tentative="1">
@@ -20534,7 +20542,7 @@
         <w:ind w:left="3589" w:hanging="360"/>
       </w:pPr>
       <w:rPr>
-        <w:rFonts w:ascii="Symbol" w:hAnsi="Symbol" w:hint="default"/>
+        <w:rFonts w:hint="default" w:ascii="Symbol" w:hAnsi="Symbol"/>
       </w:rPr>
     </w:lvl>
     <w:lvl w:ilvl="4" w:tplc="0C0A0003" w:tentative="1">
@@ -20546,7 +20554,7 @@
         <w:ind w:left="4309" w:hanging="360"/>
       </w:pPr>
       <w:rPr>
-        <w:rFonts w:ascii="Courier New" w:hAnsi="Courier New" w:cs="Courier New" w:hint="default"/>
+        <w:rFonts w:hint="default" w:ascii="Courier New" w:hAnsi="Courier New" w:cs="Courier New"/>
       </w:rPr>
     </w:lvl>
     <w:lvl w:ilvl="5" w:tplc="0C0A0005" w:tentative="1">
@@ -20558,7 +20566,7 @@
         <w:ind w:left="5029" w:hanging="360"/>
       </w:pPr>
       <w:rPr>
-        <w:rFonts w:ascii="Wingdings" w:hAnsi="Wingdings" w:hint="default"/>
+        <w:rFonts w:hint="default" w:ascii="Wingdings" w:hAnsi="Wingdings"/>
       </w:rPr>
     </w:lvl>
     <w:lvl w:ilvl="6" w:tplc="0C0A0001" w:tentative="1">
@@ -20570,7 +20578,7 @@
         <w:ind w:left="5749" w:hanging="360"/>
       </w:pPr>
       <w:rPr>
-        <w:rFonts w:ascii="Symbol" w:hAnsi="Symbol" w:hint="default"/>
+        <w:rFonts w:hint="default" w:ascii="Symbol" w:hAnsi="Symbol"/>
       </w:rPr>
     </w:lvl>
     <w:lvl w:ilvl="7" w:tplc="0C0A0003" w:tentative="1">
@@ -20582,7 +20590,7 @@
         <w:ind w:left="6469" w:hanging="360"/>
       </w:pPr>
       <w:rPr>
-        <w:rFonts w:ascii="Courier New" w:hAnsi="Courier New" w:cs="Courier New" w:hint="default"/>
+        <w:rFonts w:hint="default" w:ascii="Courier New" w:hAnsi="Courier New" w:cs="Courier New"/>
       </w:rPr>
     </w:lvl>
     <w:lvl w:ilvl="8" w:tplc="0C0A0005" w:tentative="1">
@@ -20594,7 +20602,7 @@
         <w:ind w:left="7189" w:hanging="360"/>
       </w:pPr>
       <w:rPr>
-        <w:rFonts w:ascii="Wingdings" w:hAnsi="Wingdings" w:hint="default"/>
+        <w:rFonts w:hint="default" w:ascii="Wingdings" w:hAnsi="Wingdings"/>
       </w:rPr>
     </w:lvl>
   </w:abstractNum>
@@ -20611,7 +20619,7 @@
         <w:ind w:left="1429" w:hanging="360"/>
       </w:pPr>
       <w:rPr>
-        <w:rFonts w:ascii="Symbol" w:hAnsi="Symbol" w:hint="default"/>
+        <w:rFonts w:hint="default" w:ascii="Symbol" w:hAnsi="Symbol"/>
       </w:rPr>
     </w:lvl>
     <w:lvl w:ilvl="1" w:tplc="FFFFFFFF" w:tentative="1">
@@ -20623,7 +20631,7 @@
         <w:ind w:left="2149" w:hanging="360"/>
       </w:pPr>
       <w:rPr>
-        <w:rFonts w:ascii="Courier New" w:hAnsi="Courier New" w:cs="Courier New" w:hint="default"/>
+        <w:rFonts w:hint="default" w:ascii="Courier New" w:hAnsi="Courier New" w:cs="Courier New"/>
       </w:rPr>
     </w:lvl>
     <w:lvl w:ilvl="2" w:tplc="FFFFFFFF" w:tentative="1">
@@ -20635,7 +20643,7 @@
         <w:ind w:left="2869" w:hanging="360"/>
       </w:pPr>
       <w:rPr>
-        <w:rFonts w:ascii="Wingdings" w:hAnsi="Wingdings" w:hint="default"/>
+        <w:rFonts w:hint="default" w:ascii="Wingdings" w:hAnsi="Wingdings"/>
       </w:rPr>
     </w:lvl>
     <w:lvl w:ilvl="3" w:tplc="FFFFFFFF" w:tentative="1">
@@ -20647,7 +20655,7 @@
         <w:ind w:left="3589" w:hanging="360"/>
       </w:pPr>
       <w:rPr>
-        <w:rFonts w:ascii="Symbol" w:hAnsi="Symbol" w:hint="default"/>
+        <w:rFonts w:hint="default" w:ascii="Symbol" w:hAnsi="Symbol"/>
       </w:rPr>
     </w:lvl>
     <w:lvl w:ilvl="4" w:tplc="FFFFFFFF" w:tentative="1">
@@ -20659,7 +20667,7 @@
         <w:ind w:left="4309" w:hanging="360"/>
       </w:pPr>
       <w:rPr>
-        <w:rFonts w:ascii="Courier New" w:hAnsi="Courier New" w:cs="Courier New" w:hint="default"/>
+        <w:rFonts w:hint="default" w:ascii="Courier New" w:hAnsi="Courier New" w:cs="Courier New"/>
       </w:rPr>
     </w:lvl>
     <w:lvl w:ilvl="5" w:tplc="FFFFFFFF" w:tentative="1">
@@ -20671,7 +20679,7 @@
         <w:ind w:left="5029" w:hanging="360"/>
       </w:pPr>
       <w:rPr>
-        <w:rFonts w:ascii="Wingdings" w:hAnsi="Wingdings" w:hint="default"/>
+        <w:rFonts w:hint="default" w:ascii="Wingdings" w:hAnsi="Wingdings"/>
       </w:rPr>
     </w:lvl>
     <w:lvl w:ilvl="6" w:tplc="FFFFFFFF" w:tentative="1">
@@ -20683,7 +20691,7 @@
         <w:ind w:left="5749" w:hanging="360"/>
       </w:pPr>
       <w:rPr>
-        <w:rFonts w:ascii="Symbol" w:hAnsi="Symbol" w:hint="default"/>
+        <w:rFonts w:hint="default" w:ascii="Symbol" w:hAnsi="Symbol"/>
       </w:rPr>
     </w:lvl>
     <w:lvl w:ilvl="7" w:tplc="FFFFFFFF" w:tentative="1">
@@ -20695,7 +20703,7 @@
         <w:ind w:left="6469" w:hanging="360"/>
       </w:pPr>
       <w:rPr>
-        <w:rFonts w:ascii="Courier New" w:hAnsi="Courier New" w:cs="Courier New" w:hint="default"/>
+        <w:rFonts w:hint="default" w:ascii="Courier New" w:hAnsi="Courier New" w:cs="Courier New"/>
       </w:rPr>
     </w:lvl>
     <w:lvl w:ilvl="8" w:tplc="FFFFFFFF" w:tentative="1">
@@ -20707,7 +20715,7 @@
         <w:ind w:left="7189" w:hanging="360"/>
       </w:pPr>
       <w:rPr>
-        <w:rFonts w:ascii="Wingdings" w:hAnsi="Wingdings" w:hint="default"/>
+        <w:rFonts w:hint="default" w:ascii="Wingdings" w:hAnsi="Wingdings"/>
       </w:rPr>
     </w:lvl>
   </w:abstractNum>
@@ -20724,7 +20732,7 @@
         <w:ind w:left="1429" w:hanging="360"/>
       </w:pPr>
       <w:rPr>
-        <w:rFonts w:ascii="Symbol" w:hAnsi="Symbol" w:hint="default"/>
+        <w:rFonts w:hint="default" w:ascii="Symbol" w:hAnsi="Symbol"/>
       </w:rPr>
     </w:lvl>
     <w:lvl w:ilvl="1" w:tplc="0C0A0003" w:tentative="1">
@@ -20736,7 +20744,7 @@
         <w:ind w:left="2149" w:hanging="360"/>
       </w:pPr>
       <w:rPr>
-        <w:rFonts w:ascii="Courier New" w:hAnsi="Courier New" w:cs="Courier New" w:hint="default"/>
+        <w:rFonts w:hint="default" w:ascii="Courier New" w:hAnsi="Courier New" w:cs="Courier New"/>
       </w:rPr>
     </w:lvl>
     <w:lvl w:ilvl="2" w:tplc="0C0A0005" w:tentative="1">
@@ -20748,7 +20756,7 @@
         <w:ind w:left="2869" w:hanging="360"/>
       </w:pPr>
       <w:rPr>
-        <w:rFonts w:ascii="Wingdings" w:hAnsi="Wingdings" w:hint="default"/>
+        <w:rFonts w:hint="default" w:ascii="Wingdings" w:hAnsi="Wingdings"/>
       </w:rPr>
     </w:lvl>
     <w:lvl w:ilvl="3" w:tplc="0C0A0001" w:tentative="1">
@@ -20760,7 +20768,7 @@
         <w:ind w:left="3589" w:hanging="360"/>
       </w:pPr>
       <w:rPr>
-        <w:rFonts w:ascii="Symbol" w:hAnsi="Symbol" w:hint="default"/>
+        <w:rFonts w:hint="default" w:ascii="Symbol" w:hAnsi="Symbol"/>
       </w:rPr>
     </w:lvl>
     <w:lvl w:ilvl="4" w:tplc="0C0A0003" w:tentative="1">
@@ -20772,7 +20780,7 @@
         <w:ind w:left="4309" w:hanging="360"/>
       </w:pPr>
       <w:rPr>
-        <w:rFonts w:ascii="Courier New" w:hAnsi="Courier New" w:cs="Courier New" w:hint="default"/>
+        <w:rFonts w:hint="default" w:ascii="Courier New" w:hAnsi="Courier New" w:cs="Courier New"/>
       </w:rPr>
     </w:lvl>
     <w:lvl w:ilvl="5" w:tplc="0C0A0005" w:tentative="1">
@@ -20784,7 +20792,7 @@
         <w:ind w:left="5029" w:hanging="360"/>
       </w:pPr>
       <w:rPr>
-        <w:rFonts w:ascii="Wingdings" w:hAnsi="Wingdings" w:hint="default"/>
+        <w:rFonts w:hint="default" w:ascii="Wingdings" w:hAnsi="Wingdings"/>
       </w:rPr>
     </w:lvl>
     <w:lvl w:ilvl="6" w:tplc="0C0A0001" w:tentative="1">
@@ -20796,7 +20804,7 @@
         <w:ind w:left="5749" w:hanging="360"/>
       </w:pPr>
       <w:rPr>
-        <w:rFonts w:ascii="Symbol" w:hAnsi="Symbol" w:hint="default"/>
+        <w:rFonts w:hint="default" w:ascii="Symbol" w:hAnsi="Symbol"/>
       </w:rPr>
     </w:lvl>
     <w:lvl w:ilvl="7" w:tplc="0C0A0003" w:tentative="1">
@@ -20808,7 +20816,7 @@
         <w:ind w:left="6469" w:hanging="360"/>
       </w:pPr>
       <w:rPr>
-        <w:rFonts w:ascii="Courier New" w:hAnsi="Courier New" w:cs="Courier New" w:hint="default"/>
+        <w:rFonts w:hint="default" w:ascii="Courier New" w:hAnsi="Courier New" w:cs="Courier New"/>
       </w:rPr>
     </w:lvl>
     <w:lvl w:ilvl="8" w:tplc="0C0A0005" w:tentative="1">
@@ -20820,7 +20828,7 @@
         <w:ind w:left="7189" w:hanging="360"/>
       </w:pPr>
       <w:rPr>
-        <w:rFonts w:ascii="Wingdings" w:hAnsi="Wingdings" w:hint="default"/>
+        <w:rFonts w:hint="default" w:ascii="Wingdings" w:hAnsi="Wingdings"/>
       </w:rPr>
     </w:lvl>
   </w:abstractNum>
@@ -20837,7 +20845,7 @@
         <w:ind w:left="1429" w:hanging="360"/>
       </w:pPr>
       <w:rPr>
-        <w:rFonts w:ascii="Symbol" w:hAnsi="Symbol" w:hint="default"/>
+        <w:rFonts w:hint="default" w:ascii="Symbol" w:hAnsi="Symbol"/>
       </w:rPr>
     </w:lvl>
     <w:lvl w:ilvl="1" w:tplc="0C0A0003" w:tentative="1">
@@ -20849,7 +20857,7 @@
         <w:ind w:left="2149" w:hanging="360"/>
       </w:pPr>
       <w:rPr>
-        <w:rFonts w:ascii="Courier New" w:hAnsi="Courier New" w:cs="Courier New" w:hint="default"/>
+        <w:rFonts w:hint="default" w:ascii="Courier New" w:hAnsi="Courier New" w:cs="Courier New"/>
       </w:rPr>
     </w:lvl>
     <w:lvl w:ilvl="2" w:tplc="0C0A0005" w:tentative="1">
@@ -20861,7 +20869,7 @@
         <w:ind w:left="2869" w:hanging="360"/>
       </w:pPr>
       <w:rPr>
-        <w:rFonts w:ascii="Wingdings" w:hAnsi="Wingdings" w:hint="default"/>
+        <w:rFonts w:hint="default" w:ascii="Wingdings" w:hAnsi="Wingdings"/>
       </w:rPr>
     </w:lvl>
     <w:lvl w:ilvl="3" w:tplc="0C0A0001" w:tentative="1">
@@ -20873,7 +20881,7 @@
         <w:ind w:left="3589" w:hanging="360"/>
       </w:pPr>
       <w:rPr>
-        <w:rFonts w:ascii="Symbol" w:hAnsi="Symbol" w:hint="default"/>
+        <w:rFonts w:hint="default" w:ascii="Symbol" w:hAnsi="Symbol"/>
       </w:rPr>
     </w:lvl>
     <w:lvl w:ilvl="4" w:tplc="0C0A0003" w:tentative="1">
@@ -20885,7 +20893,7 @@
         <w:ind w:left="4309" w:hanging="360"/>
       </w:pPr>
       <w:rPr>
-        <w:rFonts w:ascii="Courier New" w:hAnsi="Courier New" w:cs="Courier New" w:hint="default"/>
+        <w:rFonts w:hint="default" w:ascii="Courier New" w:hAnsi="Courier New" w:cs="Courier New"/>
       </w:rPr>
     </w:lvl>
     <w:lvl w:ilvl="5" w:tplc="0C0A0005" w:tentative="1">
@@ -20897,7 +20905,7 @@
         <w:ind w:left="5029" w:hanging="360"/>
       </w:pPr>
       <w:rPr>
-        <w:rFonts w:ascii="Wingdings" w:hAnsi="Wingdings" w:hint="default"/>
+        <w:rFonts w:hint="default" w:ascii="Wingdings" w:hAnsi="Wingdings"/>
       </w:rPr>
     </w:lvl>
     <w:lvl w:ilvl="6" w:tplc="0C0A0001" w:tentative="1">
@@ -20909,7 +20917,7 @@
         <w:ind w:left="5749" w:hanging="360"/>
       </w:pPr>
       <w:rPr>
-        <w:rFonts w:ascii="Symbol" w:hAnsi="Symbol" w:hint="default"/>
+        <w:rFonts w:hint="default" w:ascii="Symbol" w:hAnsi="Symbol"/>
       </w:rPr>
     </w:lvl>
     <w:lvl w:ilvl="7" w:tplc="0C0A0003" w:tentative="1">
@@ -20921,7 +20929,7 @@
         <w:ind w:left="6469" w:hanging="360"/>
       </w:pPr>
       <w:rPr>
-        <w:rFonts w:ascii="Courier New" w:hAnsi="Courier New" w:cs="Courier New" w:hint="default"/>
+        <w:rFonts w:hint="default" w:ascii="Courier New" w:hAnsi="Courier New" w:cs="Courier New"/>
       </w:rPr>
     </w:lvl>
     <w:lvl w:ilvl="8" w:tplc="0C0A0005" w:tentative="1">
@@ -20933,7 +20941,7 @@
         <w:ind w:left="7189" w:hanging="360"/>
       </w:pPr>
       <w:rPr>
-        <w:rFonts w:ascii="Wingdings" w:hAnsi="Wingdings" w:hint="default"/>
+        <w:rFonts w:hint="default" w:ascii="Wingdings" w:hAnsi="Wingdings"/>
       </w:rPr>
     </w:lvl>
   </w:abstractNum>
@@ -20950,7 +20958,7 @@
         <w:ind w:left="1429" w:hanging="360"/>
       </w:pPr>
       <w:rPr>
-        <w:rFonts w:ascii="Symbol" w:hAnsi="Symbol" w:hint="default"/>
+        <w:rFonts w:hint="default" w:ascii="Symbol" w:hAnsi="Symbol"/>
       </w:rPr>
     </w:lvl>
     <w:lvl w:ilvl="1" w:tplc="0C0A0001">
@@ -20962,7 +20970,7 @@
         <w:ind w:left="2149" w:hanging="360"/>
       </w:pPr>
       <w:rPr>
-        <w:rFonts w:ascii="Symbol" w:hAnsi="Symbol" w:hint="default"/>
+        <w:rFonts w:hint="default" w:ascii="Symbol" w:hAnsi="Symbol"/>
       </w:rPr>
     </w:lvl>
     <w:lvl w:ilvl="2" w:tplc="FFFFFFFF" w:tentative="1">
@@ -20974,7 +20982,7 @@
         <w:ind w:left="2869" w:hanging="360"/>
       </w:pPr>
       <w:rPr>
-        <w:rFonts w:ascii="Wingdings" w:hAnsi="Wingdings" w:hint="default"/>
+        <w:rFonts w:hint="default" w:ascii="Wingdings" w:hAnsi="Wingdings"/>
       </w:rPr>
     </w:lvl>
     <w:lvl w:ilvl="3" w:tplc="FFFFFFFF" w:tentative="1">
@@ -20986,7 +20994,7 @@
         <w:ind w:left="3589" w:hanging="360"/>
       </w:pPr>
       <w:rPr>
-        <w:rFonts w:ascii="Symbol" w:hAnsi="Symbol" w:hint="default"/>
+        <w:rFonts w:hint="default" w:ascii="Symbol" w:hAnsi="Symbol"/>
       </w:rPr>
     </w:lvl>
     <w:lvl w:ilvl="4" w:tplc="FFFFFFFF" w:tentative="1">
@@ -20998,7 +21006,7 @@
         <w:ind w:left="4309" w:hanging="360"/>
       </w:pPr>
       <w:rPr>
-        <w:rFonts w:ascii="Courier New" w:hAnsi="Courier New" w:cs="Courier New" w:hint="default"/>
+        <w:rFonts w:hint="default" w:ascii="Courier New" w:hAnsi="Courier New" w:cs="Courier New"/>
       </w:rPr>
     </w:lvl>
     <w:lvl w:ilvl="5" w:tplc="FFFFFFFF" w:tentative="1">
@@ -21010,7 +21018,7 @@
         <w:ind w:left="5029" w:hanging="360"/>
       </w:pPr>
       <w:rPr>
-        <w:rFonts w:ascii="Wingdings" w:hAnsi="Wingdings" w:hint="default"/>
+        <w:rFonts w:hint="default" w:ascii="Wingdings" w:hAnsi="Wingdings"/>
       </w:rPr>
     </w:lvl>
     <w:lvl w:ilvl="6" w:tplc="FFFFFFFF" w:tentative="1">
@@ -21022,7 +21030,7 @@
         <w:ind w:left="5749" w:hanging="360"/>
       </w:pPr>
       <w:rPr>
-        <w:rFonts w:ascii="Symbol" w:hAnsi="Symbol" w:hint="default"/>
+        <w:rFonts w:hint="default" w:ascii="Symbol" w:hAnsi="Symbol"/>
       </w:rPr>
     </w:lvl>
     <w:lvl w:ilvl="7" w:tplc="FFFFFFFF" w:tentative="1">
@@ -21034,7 +21042,7 @@
         <w:ind w:left="6469" w:hanging="360"/>
       </w:pPr>
       <w:rPr>
-        <w:rFonts w:ascii="Courier New" w:hAnsi="Courier New" w:cs="Courier New" w:hint="default"/>
+        <w:rFonts w:hint="default" w:ascii="Courier New" w:hAnsi="Courier New" w:cs="Courier New"/>
       </w:rPr>
     </w:lvl>
     <w:lvl w:ilvl="8" w:tplc="FFFFFFFF" w:tentative="1">
@@ -21046,7 +21054,7 @@
         <w:ind w:left="7189" w:hanging="360"/>
       </w:pPr>
       <w:rPr>
-        <w:rFonts w:ascii="Wingdings" w:hAnsi="Wingdings" w:hint="default"/>
+        <w:rFonts w:hint="default" w:ascii="Wingdings" w:hAnsi="Wingdings"/>
       </w:rPr>
     </w:lvl>
   </w:abstractNum>
@@ -21063,7 +21071,7 @@
         <w:ind w:left="1429" w:hanging="360"/>
       </w:pPr>
       <w:rPr>
-        <w:rFonts w:ascii="Symbol" w:hAnsi="Symbol" w:hint="default"/>
+        <w:rFonts w:hint="default" w:ascii="Symbol" w:hAnsi="Symbol"/>
       </w:rPr>
     </w:lvl>
     <w:lvl w:ilvl="1" w:tplc="0C0A0003" w:tentative="1">
@@ -21075,7 +21083,7 @@
         <w:ind w:left="2149" w:hanging="360"/>
       </w:pPr>
       <w:rPr>
-        <w:rFonts w:ascii="Courier New" w:hAnsi="Courier New" w:cs="Courier New" w:hint="default"/>
+        <w:rFonts w:hint="default" w:ascii="Courier New" w:hAnsi="Courier New" w:cs="Courier New"/>
       </w:rPr>
     </w:lvl>
     <w:lvl w:ilvl="2" w:tplc="0C0A0005" w:tentative="1">
@@ -21087,7 +21095,7 @@
         <w:ind w:left="2869" w:hanging="360"/>
       </w:pPr>
       <w:rPr>
-        <w:rFonts w:ascii="Wingdings" w:hAnsi="Wingdings" w:hint="default"/>
+        <w:rFonts w:hint="default" w:ascii="Wingdings" w:hAnsi="Wingdings"/>
       </w:rPr>
     </w:lvl>
     <w:lvl w:ilvl="3" w:tplc="0C0A0001" w:tentative="1">
@@ -21099,7 +21107,7 @@
         <w:ind w:left="3589" w:hanging="360"/>
       </w:pPr>
       <w:rPr>
-        <w:rFonts w:ascii="Symbol" w:hAnsi="Symbol" w:hint="default"/>
+        <w:rFonts w:hint="default" w:ascii="Symbol" w:hAnsi="Symbol"/>
       </w:rPr>
     </w:lvl>
     <w:lvl w:ilvl="4" w:tplc="0C0A0003" w:tentative="1">
@@ -21111,7 +21119,7 @@
         <w:ind w:left="4309" w:hanging="360"/>
       </w:pPr>
       <w:rPr>
-        <w:rFonts w:ascii="Courier New" w:hAnsi="Courier New" w:cs="Courier New" w:hint="default"/>
+        <w:rFonts w:hint="default" w:ascii="Courier New" w:hAnsi="Courier New" w:cs="Courier New"/>
       </w:rPr>
     </w:lvl>
     <w:lvl w:ilvl="5" w:tplc="0C0A0005" w:tentative="1">
@@ -21123,7 +21131,7 @@
         <w:ind w:left="5029" w:hanging="360"/>
       </w:pPr>
       <w:rPr>
-        <w:rFonts w:ascii="Wingdings" w:hAnsi="Wingdings" w:hint="default"/>
+        <w:rFonts w:hint="default" w:ascii="Wingdings" w:hAnsi="Wingdings"/>
       </w:rPr>
     </w:lvl>
     <w:lvl w:ilvl="6" w:tplc="0C0A0001" w:tentative="1">
@@ -21135,7 +21143,7 @@
         <w:ind w:left="5749" w:hanging="360"/>
       </w:pPr>
       <w:rPr>
-        <w:rFonts w:ascii="Symbol" w:hAnsi="Symbol" w:hint="default"/>
+        <w:rFonts w:hint="default" w:ascii="Symbol" w:hAnsi="Symbol"/>
       </w:rPr>
     </w:lvl>
     <w:lvl w:ilvl="7" w:tplc="0C0A0003" w:tentative="1">
@@ -21147,7 +21155,7 @@
         <w:ind w:left="6469" w:hanging="360"/>
       </w:pPr>
       <w:rPr>
-        <w:rFonts w:ascii="Courier New" w:hAnsi="Courier New" w:cs="Courier New" w:hint="default"/>
+        <w:rFonts w:hint="default" w:ascii="Courier New" w:hAnsi="Courier New" w:cs="Courier New"/>
       </w:rPr>
     </w:lvl>
     <w:lvl w:ilvl="8" w:tplc="0C0A0005" w:tentative="1">
@@ -21159,7 +21167,7 @@
         <w:ind w:left="7189" w:hanging="360"/>
       </w:pPr>
       <w:rPr>
-        <w:rFonts w:ascii="Wingdings" w:hAnsi="Wingdings" w:hint="default"/>
+        <w:rFonts w:hint="default" w:ascii="Wingdings" w:hAnsi="Wingdings"/>
       </w:rPr>
     </w:lvl>
   </w:abstractNum>
@@ -21176,7 +21184,7 @@
         <w:ind w:left="1429" w:hanging="360"/>
       </w:pPr>
       <w:rPr>
-        <w:rFonts w:ascii="Symbol" w:hAnsi="Symbol" w:hint="default"/>
+        <w:rFonts w:hint="default" w:ascii="Symbol" w:hAnsi="Symbol"/>
       </w:rPr>
     </w:lvl>
     <w:lvl w:ilvl="1" w:tplc="0C0A0003" w:tentative="1">
@@ -21188,7 +21196,7 @@
         <w:ind w:left="2149" w:hanging="360"/>
       </w:pPr>
       <w:rPr>
-        <w:rFonts w:ascii="Courier New" w:hAnsi="Courier New" w:cs="Courier New" w:hint="default"/>
+        <w:rFonts w:hint="default" w:ascii="Courier New" w:hAnsi="Courier New" w:cs="Courier New"/>
       </w:rPr>
     </w:lvl>
     <w:lvl w:ilvl="2" w:tplc="0C0A0005" w:tentative="1">
@@ -21200,7 +21208,7 @@
         <w:ind w:left="2869" w:hanging="360"/>
       </w:pPr>
       <w:rPr>
-        <w:rFonts w:ascii="Wingdings" w:hAnsi="Wingdings" w:hint="default"/>
+        <w:rFonts w:hint="default" w:ascii="Wingdings" w:hAnsi="Wingdings"/>
       </w:rPr>
     </w:lvl>
     <w:lvl w:ilvl="3" w:tplc="0C0A0001" w:tentative="1">
@@ -21212,7 +21220,7 @@
         <w:ind w:left="3589" w:hanging="360"/>
       </w:pPr>
       <w:rPr>
-        <w:rFonts w:ascii="Symbol" w:hAnsi="Symbol" w:hint="default"/>
+        <w:rFonts w:hint="default" w:ascii="Symbol" w:hAnsi="Symbol"/>
       </w:rPr>
     </w:lvl>
     <w:lvl w:ilvl="4" w:tplc="0C0A0003" w:tentative="1">
@@ -21224,7 +21232,7 @@
         <w:ind w:left="4309" w:hanging="360"/>
       </w:pPr>
       <w:rPr>
-        <w:rFonts w:ascii="Courier New" w:hAnsi="Courier New" w:cs="Courier New" w:hint="default"/>
+        <w:rFonts w:hint="default" w:ascii="Courier New" w:hAnsi="Courier New" w:cs="Courier New"/>
       </w:rPr>
     </w:lvl>
     <w:lvl w:ilvl="5" w:tplc="0C0A0005" w:tentative="1">
@@ -21236,7 +21244,7 @@
         <w:ind w:left="5029" w:hanging="360"/>
       </w:pPr>
       <w:rPr>
-        <w:rFonts w:ascii="Wingdings" w:hAnsi="Wingdings" w:hint="default"/>
+        <w:rFonts w:hint="default" w:ascii="Wingdings" w:hAnsi="Wingdings"/>
       </w:rPr>
     </w:lvl>
     <w:lvl w:ilvl="6" w:tplc="0C0A0001" w:tentative="1">
@@ -21248,7 +21256,7 @@
         <w:ind w:left="5749" w:hanging="360"/>
       </w:pPr>
       <w:rPr>
-        <w:rFonts w:ascii="Symbol" w:hAnsi="Symbol" w:hint="default"/>
+        <w:rFonts w:hint="default" w:ascii="Symbol" w:hAnsi="Symbol"/>
       </w:rPr>
     </w:lvl>
     <w:lvl w:ilvl="7" w:tplc="0C0A0003" w:tentative="1">
@@ -21260,7 +21268,7 @@
         <w:ind w:left="6469" w:hanging="360"/>
       </w:pPr>
       <w:rPr>
-        <w:rFonts w:ascii="Courier New" w:hAnsi="Courier New" w:cs="Courier New" w:hint="default"/>
+        <w:rFonts w:hint="default" w:ascii="Courier New" w:hAnsi="Courier New" w:cs="Courier New"/>
       </w:rPr>
     </w:lvl>
     <w:lvl w:ilvl="8" w:tplc="0C0A0005" w:tentative="1">
@@ -21272,7 +21280,7 @@
         <w:ind w:left="7189" w:hanging="360"/>
       </w:pPr>
       <w:rPr>
-        <w:rFonts w:ascii="Wingdings" w:hAnsi="Wingdings" w:hint="default"/>
+        <w:rFonts w:hint="default" w:ascii="Wingdings" w:hAnsi="Wingdings"/>
       </w:rPr>
     </w:lvl>
   </w:abstractNum>
@@ -21289,7 +21297,7 @@
         <w:ind w:left="1429" w:hanging="360"/>
       </w:pPr>
       <w:rPr>
-        <w:rFonts w:ascii="Symbol" w:hAnsi="Symbol" w:hint="default"/>
+        <w:rFonts w:hint="default" w:ascii="Symbol" w:hAnsi="Symbol"/>
       </w:rPr>
     </w:lvl>
     <w:lvl w:ilvl="1" w:tplc="0C0A0003" w:tentative="1">
@@ -21301,7 +21309,7 @@
         <w:ind w:left="2149" w:hanging="360"/>
       </w:pPr>
       <w:rPr>
-        <w:rFonts w:ascii="Courier New" w:hAnsi="Courier New" w:cs="Courier New" w:hint="default"/>
+        <w:rFonts w:hint="default" w:ascii="Courier New" w:hAnsi="Courier New" w:cs="Courier New"/>
       </w:rPr>
     </w:lvl>
     <w:lvl w:ilvl="2" w:tplc="0C0A0005" w:tentative="1">
@@ -21313,7 +21321,7 @@
         <w:ind w:left="2869" w:hanging="360"/>
       </w:pPr>
       <w:rPr>
-        <w:rFonts w:ascii="Wingdings" w:hAnsi="Wingdings" w:hint="default"/>
+        <w:rFonts w:hint="default" w:ascii="Wingdings" w:hAnsi="Wingdings"/>
       </w:rPr>
     </w:lvl>
     <w:lvl w:ilvl="3" w:tplc="0C0A0001" w:tentative="1">
@@ -21325,7 +21333,7 @@
         <w:ind w:left="3589" w:hanging="360"/>
       </w:pPr>
       <w:rPr>
-        <w:rFonts w:ascii="Symbol" w:hAnsi="Symbol" w:hint="default"/>
+        <w:rFonts w:hint="default" w:ascii="Symbol" w:hAnsi="Symbol"/>
       </w:rPr>
     </w:lvl>
     <w:lvl w:ilvl="4" w:tplc="0C0A0003" w:tentative="1">
@@ -21337,7 +21345,7 @@
         <w:ind w:left="4309" w:hanging="360"/>
       </w:pPr>
       <w:rPr>
-        <w:rFonts w:ascii="Courier New" w:hAnsi="Courier New" w:cs="Courier New" w:hint="default"/>
+        <w:rFonts w:hint="default" w:ascii="Courier New" w:hAnsi="Courier New" w:cs="Courier New"/>
       </w:rPr>
     </w:lvl>
     <w:lvl w:ilvl="5" w:tplc="0C0A0005" w:tentative="1">
@@ -21349,7 +21357,7 @@
         <w:ind w:left="5029" w:hanging="360"/>
       </w:pPr>
       <w:rPr>
-        <w:rFonts w:ascii="Wingdings" w:hAnsi="Wingdings" w:hint="default"/>
+        <w:rFonts w:hint="default" w:ascii="Wingdings" w:hAnsi="Wingdings"/>
       </w:rPr>
     </w:lvl>
     <w:lvl w:ilvl="6" w:tplc="0C0A0001" w:tentative="1">
@@ -21361,7 +21369,7 @@
         <w:ind w:left="5749" w:hanging="360"/>
       </w:pPr>
       <w:rPr>
-        <w:rFonts w:ascii="Symbol" w:hAnsi="Symbol" w:hint="default"/>
+        <w:rFonts w:hint="default" w:ascii="Symbol" w:hAnsi="Symbol"/>
       </w:rPr>
     </w:lvl>
     <w:lvl w:ilvl="7" w:tplc="0C0A0003" w:tentative="1">
@@ -21373,7 +21381,7 @@
         <w:ind w:left="6469" w:hanging="360"/>
       </w:pPr>
       <w:rPr>
-        <w:rFonts w:ascii="Courier New" w:hAnsi="Courier New" w:cs="Courier New" w:hint="default"/>
+        <w:rFonts w:hint="default" w:ascii="Courier New" w:hAnsi="Courier New" w:cs="Courier New"/>
       </w:rPr>
     </w:lvl>
     <w:lvl w:ilvl="8" w:tplc="0C0A0005" w:tentative="1">
@@ -21385,7 +21393,7 @@
         <w:ind w:left="7189" w:hanging="360"/>
       </w:pPr>
       <w:rPr>
-        <w:rFonts w:ascii="Wingdings" w:hAnsi="Wingdings" w:hint="default"/>
+        <w:rFonts w:hint="default" w:ascii="Wingdings" w:hAnsi="Wingdings"/>
       </w:rPr>
     </w:lvl>
   </w:abstractNum>
@@ -21402,7 +21410,7 @@
         <w:ind w:left="1429" w:hanging="360"/>
       </w:pPr>
       <w:rPr>
-        <w:rFonts w:ascii="Symbol" w:hAnsi="Symbol" w:hint="default"/>
+        <w:rFonts w:hint="default" w:ascii="Symbol" w:hAnsi="Symbol"/>
       </w:rPr>
     </w:lvl>
     <w:lvl w:ilvl="1" w:tplc="0C0A0003" w:tentative="1">
@@ -21414,7 +21422,7 @@
         <w:ind w:left="2149" w:hanging="360"/>
       </w:pPr>
       <w:rPr>
-        <w:rFonts w:ascii="Courier New" w:hAnsi="Courier New" w:cs="Courier New" w:hint="default"/>
+        <w:rFonts w:hint="default" w:ascii="Courier New" w:hAnsi="Courier New" w:cs="Courier New"/>
       </w:rPr>
     </w:lvl>
     <w:lvl w:ilvl="2" w:tplc="0C0A0005" w:tentative="1">
@@ -21426,7 +21434,7 @@
         <w:ind w:left="2869" w:hanging="360"/>
       </w:pPr>
       <w:rPr>
-        <w:rFonts w:ascii="Wingdings" w:hAnsi="Wingdings" w:hint="default"/>
+        <w:rFonts w:hint="default" w:ascii="Wingdings" w:hAnsi="Wingdings"/>
       </w:rPr>
     </w:lvl>
     <w:lvl w:ilvl="3" w:tplc="0C0A0001" w:tentative="1">
@@ -21438,7 +21446,7 @@
         <w:ind w:left="3589" w:hanging="360"/>
       </w:pPr>
       <w:rPr>
-        <w:rFonts w:ascii="Symbol" w:hAnsi="Symbol" w:hint="default"/>
+        <w:rFonts w:hint="default" w:ascii="Symbol" w:hAnsi="Symbol"/>
       </w:rPr>
     </w:lvl>
     <w:lvl w:ilvl="4" w:tplc="0C0A0003" w:tentative="1">
@@ -21450,7 +21458,7 @@
         <w:ind w:left="4309" w:hanging="360"/>
       </w:pPr>
       <w:rPr>
-        <w:rFonts w:ascii="Courier New" w:hAnsi="Courier New" w:cs="Courier New" w:hint="default"/>
+        <w:rFonts w:hint="default" w:ascii="Courier New" w:hAnsi="Courier New" w:cs="Courier New"/>
       </w:rPr>
     </w:lvl>
     <w:lvl w:ilvl="5" w:tplc="0C0A0005" w:tentative="1">
@@ -21462,7 +21470,7 @@
         <w:ind w:left="5029" w:hanging="360"/>
       </w:pPr>
       <w:rPr>
-        <w:rFonts w:ascii="Wingdings" w:hAnsi="Wingdings" w:hint="default"/>
+        <w:rFonts w:hint="default" w:ascii="Wingdings" w:hAnsi="Wingdings"/>
       </w:rPr>
     </w:lvl>
     <w:lvl w:ilvl="6" w:tplc="0C0A0001" w:tentative="1">
@@ -21474,7 +21482,7 @@
         <w:ind w:left="5749" w:hanging="360"/>
       </w:pPr>
       <w:rPr>
-        <w:rFonts w:ascii="Symbol" w:hAnsi="Symbol" w:hint="default"/>
+        <w:rFonts w:hint="default" w:ascii="Symbol" w:hAnsi="Symbol"/>
       </w:rPr>
     </w:lvl>
     <w:lvl w:ilvl="7" w:tplc="0C0A0003" w:tentative="1">
@@ -21486,7 +21494,7 @@
         <w:ind w:left="6469" w:hanging="360"/>
       </w:pPr>
       <w:rPr>
-        <w:rFonts w:ascii="Courier New" w:hAnsi="Courier New" w:cs="Courier New" w:hint="default"/>
+        <w:rFonts w:hint="default" w:ascii="Courier New" w:hAnsi="Courier New" w:cs="Courier New"/>
       </w:rPr>
     </w:lvl>
     <w:lvl w:ilvl="8" w:tplc="0C0A0005" w:tentative="1">
@@ -21498,7 +21506,7 @@
         <w:ind w:left="7189" w:hanging="360"/>
       </w:pPr>
       <w:rPr>
-        <w:rFonts w:ascii="Wingdings" w:hAnsi="Wingdings" w:hint="default"/>
+        <w:rFonts w:hint="default" w:ascii="Wingdings" w:hAnsi="Wingdings"/>
       </w:rPr>
     </w:lvl>
   </w:abstractNum>
@@ -21576,7 +21584,7 @@
         <w:ind w:left="1429" w:hanging="360"/>
       </w:pPr>
       <w:rPr>
-        <w:rFonts w:ascii="Symbol" w:hAnsi="Symbol" w:hint="default"/>
+        <w:rFonts w:hint="default" w:ascii="Symbol" w:hAnsi="Symbol"/>
       </w:rPr>
     </w:lvl>
     <w:lvl w:ilvl="1" w:tplc="51DE34E8">
@@ -21587,7 +21595,7 @@
         <w:ind w:left="2494" w:hanging="705"/>
       </w:pPr>
       <w:rPr>
-        <w:rFonts w:ascii="Calibri" w:eastAsiaTheme="minorHAnsi" w:hAnsi="Calibri" w:cs="Calibri" w:hint="default"/>
+        <w:rFonts w:hint="default" w:ascii="Calibri" w:hAnsi="Calibri" w:cs="Calibri" w:eastAsiaTheme="minorHAnsi"/>
       </w:rPr>
     </w:lvl>
     <w:lvl w:ilvl="2" w:tplc="0C0A0005" w:tentative="1">
@@ -21599,7 +21607,7 @@
         <w:ind w:left="2869" w:hanging="360"/>
       </w:pPr>
       <w:rPr>
-        <w:rFonts w:ascii="Wingdings" w:hAnsi="Wingdings" w:hint="default"/>
+        <w:rFonts w:hint="default" w:ascii="Wingdings" w:hAnsi="Wingdings"/>
       </w:rPr>
     </w:lvl>
     <w:lvl w:ilvl="3" w:tplc="0C0A0001" w:tentative="1">
@@ -21611,7 +21619,7 @@
         <w:ind w:left="3589" w:hanging="360"/>
       </w:pPr>
       <w:rPr>
-        <w:rFonts w:ascii="Symbol" w:hAnsi="Symbol" w:hint="default"/>
+        <w:rFonts w:hint="default" w:ascii="Symbol" w:hAnsi="Symbol"/>
       </w:rPr>
     </w:lvl>
     <w:lvl w:ilvl="4" w:tplc="0C0A0003" w:tentative="1">
@@ -21623,7 +21631,7 @@
         <w:ind w:left="4309" w:hanging="360"/>
       </w:pPr>
       <w:rPr>
-        <w:rFonts w:ascii="Courier New" w:hAnsi="Courier New" w:cs="Courier New" w:hint="default"/>
+        <w:rFonts w:hint="default" w:ascii="Courier New" w:hAnsi="Courier New" w:cs="Courier New"/>
       </w:rPr>
     </w:lvl>
     <w:lvl w:ilvl="5" w:tplc="0C0A0005" w:tentative="1">
@@ -21635,7 +21643,7 @@
         <w:ind w:left="5029" w:hanging="360"/>
       </w:pPr>
       <w:rPr>
-        <w:rFonts w:ascii="Wingdings" w:hAnsi="Wingdings" w:hint="default"/>
+        <w:rFonts w:hint="default" w:ascii="Wingdings" w:hAnsi="Wingdings"/>
       </w:rPr>
     </w:lvl>
     <w:lvl w:ilvl="6" w:tplc="0C0A0001" w:tentative="1">
@@ -21647,7 +21655,7 @@
         <w:ind w:left="5749" w:hanging="360"/>
       </w:pPr>
       <w:rPr>
-        <w:rFonts w:ascii="Symbol" w:hAnsi="Symbol" w:hint="default"/>
+        <w:rFonts w:hint="default" w:ascii="Symbol" w:hAnsi="Symbol"/>
       </w:rPr>
     </w:lvl>
     <w:lvl w:ilvl="7" w:tplc="0C0A0003" w:tentative="1">
@@ -21659,7 +21667,7 @@
         <w:ind w:left="6469" w:hanging="360"/>
       </w:pPr>
       <w:rPr>
-        <w:rFonts w:ascii="Courier New" w:hAnsi="Courier New" w:cs="Courier New" w:hint="default"/>
+        <w:rFonts w:hint="default" w:ascii="Courier New" w:hAnsi="Courier New" w:cs="Courier New"/>
       </w:rPr>
     </w:lvl>
     <w:lvl w:ilvl="8" w:tplc="0C0A0005" w:tentative="1">
@@ -21671,7 +21679,7 @@
         <w:ind w:left="7189" w:hanging="360"/>
       </w:pPr>
       <w:rPr>
-        <w:rFonts w:ascii="Wingdings" w:hAnsi="Wingdings" w:hint="default"/>
+        <w:rFonts w:hint="default" w:ascii="Wingdings" w:hAnsi="Wingdings"/>
       </w:rPr>
     </w:lvl>
   </w:abstractNum>
@@ -21914,7 +21922,7 @@
         <w:ind w:left="1429" w:hanging="360"/>
       </w:pPr>
       <w:rPr>
-        <w:rFonts w:ascii="Symbol" w:hAnsi="Symbol" w:hint="default"/>
+        <w:rFonts w:hint="default" w:ascii="Symbol" w:hAnsi="Symbol"/>
       </w:rPr>
     </w:lvl>
     <w:lvl w:ilvl="1" w:tplc="0C0A0003" w:tentative="1">
@@ -21926,7 +21934,7 @@
         <w:ind w:left="2149" w:hanging="360"/>
       </w:pPr>
       <w:rPr>
-        <w:rFonts w:ascii="Courier New" w:hAnsi="Courier New" w:cs="Courier New" w:hint="default"/>
+        <w:rFonts w:hint="default" w:ascii="Courier New" w:hAnsi="Courier New" w:cs="Courier New"/>
       </w:rPr>
     </w:lvl>
     <w:lvl w:ilvl="2" w:tplc="0C0A0005" w:tentative="1">
@@ -21938,7 +21946,7 @@
         <w:ind w:left="2869" w:hanging="360"/>
       </w:pPr>
       <w:rPr>
-        <w:rFonts w:ascii="Wingdings" w:hAnsi="Wingdings" w:hint="default"/>
+        <w:rFonts w:hint="default" w:ascii="Wingdings" w:hAnsi="Wingdings"/>
       </w:rPr>
     </w:lvl>
     <w:lvl w:ilvl="3" w:tplc="0C0A0001" w:tentative="1">
@@ -21950,7 +21958,7 @@
         <w:ind w:left="3589" w:hanging="360"/>
       </w:pPr>
       <w:rPr>
-        <w:rFonts w:ascii="Symbol" w:hAnsi="Symbol" w:hint="default"/>
+        <w:rFonts w:hint="default" w:ascii="Symbol" w:hAnsi="Symbol"/>
       </w:rPr>
     </w:lvl>
     <w:lvl w:ilvl="4" w:tplc="0C0A0003" w:tentative="1">
@@ -21962,7 +21970,7 @@
         <w:ind w:left="4309" w:hanging="360"/>
       </w:pPr>
       <w:rPr>
-        <w:rFonts w:ascii="Courier New" w:hAnsi="Courier New" w:cs="Courier New" w:hint="default"/>
+        <w:rFonts w:hint="default" w:ascii="Courier New" w:hAnsi="Courier New" w:cs="Courier New"/>
       </w:rPr>
     </w:lvl>
     <w:lvl w:ilvl="5" w:tplc="0C0A0005" w:tentative="1">
@@ -21974,7 +21982,7 @@
         <w:ind w:left="5029" w:hanging="360"/>
       </w:pPr>
       <w:rPr>
-        <w:rFonts w:ascii="Wingdings" w:hAnsi="Wingdings" w:hint="default"/>
+        <w:rFonts w:hint="default" w:ascii="Wingdings" w:hAnsi="Wingdings"/>
       </w:rPr>
     </w:lvl>
     <w:lvl w:ilvl="6" w:tplc="0C0A0001" w:tentative="1">
@@ -21986,7 +21994,7 @@
         <w:ind w:left="5749" w:hanging="360"/>
       </w:pPr>
       <w:rPr>
-        <w:rFonts w:ascii="Symbol" w:hAnsi="Symbol" w:hint="default"/>
+        <w:rFonts w:hint="default" w:ascii="Symbol" w:hAnsi="Symbol"/>
       </w:rPr>
     </w:lvl>
     <w:lvl w:ilvl="7" w:tplc="0C0A0003" w:tentative="1">
@@ -21998,7 +22006,7 @@
         <w:ind w:left="6469" w:hanging="360"/>
       </w:pPr>
       <w:rPr>
-        <w:rFonts w:ascii="Courier New" w:hAnsi="Courier New" w:cs="Courier New" w:hint="default"/>
+        <w:rFonts w:hint="default" w:ascii="Courier New" w:hAnsi="Courier New" w:cs="Courier New"/>
       </w:rPr>
     </w:lvl>
     <w:lvl w:ilvl="8" w:tplc="0C0A0005" w:tentative="1">
@@ -22010,7 +22018,7 @@
         <w:ind w:left="7189" w:hanging="360"/>
       </w:pPr>
       <w:rPr>
-        <w:rFonts w:ascii="Wingdings" w:hAnsi="Wingdings" w:hint="default"/>
+        <w:rFonts w:hint="default" w:ascii="Wingdings" w:hAnsi="Wingdings"/>
       </w:rPr>
     </w:lvl>
   </w:abstractNum>
@@ -22027,7 +22035,7 @@
         <w:ind w:left="1429" w:hanging="360"/>
       </w:pPr>
       <w:rPr>
-        <w:rFonts w:ascii="Symbol" w:hAnsi="Symbol" w:hint="default"/>
+        <w:rFonts w:hint="default" w:ascii="Symbol" w:hAnsi="Symbol"/>
       </w:rPr>
     </w:lvl>
     <w:lvl w:ilvl="1" w:tplc="0C0A0003" w:tentative="1">
@@ -22039,7 +22047,7 @@
         <w:ind w:left="2149" w:hanging="360"/>
       </w:pPr>
       <w:rPr>
-        <w:rFonts w:ascii="Courier New" w:hAnsi="Courier New" w:cs="Courier New" w:hint="default"/>
+        <w:rFonts w:hint="default" w:ascii="Courier New" w:hAnsi="Courier New" w:cs="Courier New"/>
       </w:rPr>
     </w:lvl>
     <w:lvl w:ilvl="2" w:tplc="0C0A0005" w:tentative="1">
@@ -22051,7 +22059,7 @@
         <w:ind w:left="2869" w:hanging="360"/>
       </w:pPr>
       <w:rPr>
-        <w:rFonts w:ascii="Wingdings" w:hAnsi="Wingdings" w:hint="default"/>
+        <w:rFonts w:hint="default" w:ascii="Wingdings" w:hAnsi="Wingdings"/>
       </w:rPr>
     </w:lvl>
     <w:lvl w:ilvl="3" w:tplc="0C0A0001" w:tentative="1">
@@ -22063,7 +22071,7 @@
         <w:ind w:left="3589" w:hanging="360"/>
       </w:pPr>
       <w:rPr>
-        <w:rFonts w:ascii="Symbol" w:hAnsi="Symbol" w:hint="default"/>
+        <w:rFonts w:hint="default" w:ascii="Symbol" w:hAnsi="Symbol"/>
       </w:rPr>
     </w:lvl>
     <w:lvl w:ilvl="4" w:tplc="0C0A0003" w:tentative="1">
@@ -22075,7 +22083,7 @@
         <w:ind w:left="4309" w:hanging="360"/>
       </w:pPr>
       <w:rPr>
-        <w:rFonts w:ascii="Courier New" w:hAnsi="Courier New" w:cs="Courier New" w:hint="default"/>
+        <w:rFonts w:hint="default" w:ascii="Courier New" w:hAnsi="Courier New" w:cs="Courier New"/>
       </w:rPr>
     </w:lvl>
     <w:lvl w:ilvl="5" w:tplc="0C0A0005" w:tentative="1">
@@ -22087,7 +22095,7 @@
         <w:ind w:left="5029" w:hanging="360"/>
       </w:pPr>
       <w:rPr>
-        <w:rFonts w:ascii="Wingdings" w:hAnsi="Wingdings" w:hint="default"/>
+        <w:rFonts w:hint="default" w:ascii="Wingdings" w:hAnsi="Wingdings"/>
       </w:rPr>
     </w:lvl>
     <w:lvl w:ilvl="6" w:tplc="0C0A0001" w:tentative="1">
@@ -22099,7 +22107,7 @@
         <w:ind w:left="5749" w:hanging="360"/>
       </w:pPr>
       <w:rPr>
-        <w:rFonts w:ascii="Symbol" w:hAnsi="Symbol" w:hint="default"/>
+        <w:rFonts w:hint="default" w:ascii="Symbol" w:hAnsi="Symbol"/>
       </w:rPr>
     </w:lvl>
     <w:lvl w:ilvl="7" w:tplc="0C0A0003" w:tentative="1">
@@ -22111,7 +22119,7 @@
         <w:ind w:left="6469" w:hanging="360"/>
       </w:pPr>
       <w:rPr>
-        <w:rFonts w:ascii="Courier New" w:hAnsi="Courier New" w:cs="Courier New" w:hint="default"/>
+        <w:rFonts w:hint="default" w:ascii="Courier New" w:hAnsi="Courier New" w:cs="Courier New"/>
       </w:rPr>
     </w:lvl>
     <w:lvl w:ilvl="8" w:tplc="0C0A0005" w:tentative="1">
@@ -22123,7 +22131,7 @@
         <w:ind w:left="7189" w:hanging="360"/>
       </w:pPr>
       <w:rPr>
-        <w:rFonts w:ascii="Wingdings" w:hAnsi="Wingdings" w:hint="default"/>
+        <w:rFonts w:hint="default" w:ascii="Wingdings" w:hAnsi="Wingdings"/>
       </w:rPr>
     </w:lvl>
   </w:abstractNum>
@@ -22140,7 +22148,7 @@
         <w:ind w:left="1429" w:hanging="360"/>
       </w:pPr>
       <w:rPr>
-        <w:rFonts w:ascii="Symbol" w:hAnsi="Symbol" w:hint="default"/>
+        <w:rFonts w:hint="default" w:ascii="Symbol" w:hAnsi="Symbol"/>
       </w:rPr>
     </w:lvl>
     <w:lvl w:ilvl="1" w:tplc="0C0A0001">
@@ -22152,7 +22160,7 @@
         <w:ind w:left="2149" w:hanging="360"/>
       </w:pPr>
       <w:rPr>
-        <w:rFonts w:ascii="Symbol" w:hAnsi="Symbol" w:hint="default"/>
+        <w:rFonts w:hint="default" w:ascii="Symbol" w:hAnsi="Symbol"/>
       </w:rPr>
     </w:lvl>
     <w:lvl w:ilvl="2" w:tplc="FFFFFFFF" w:tentative="1">
@@ -22164,7 +22172,7 @@
         <w:ind w:left="2869" w:hanging="360"/>
       </w:pPr>
       <w:rPr>
-        <w:rFonts w:ascii="Wingdings" w:hAnsi="Wingdings" w:hint="default"/>
+        <w:rFonts w:hint="default" w:ascii="Wingdings" w:hAnsi="Wingdings"/>
       </w:rPr>
     </w:lvl>
     <w:lvl w:ilvl="3" w:tplc="FFFFFFFF" w:tentative="1">
@@ -22176,7 +22184,7 @@
         <w:ind w:left="3589" w:hanging="360"/>
       </w:pPr>
       <w:rPr>
-        <w:rFonts w:ascii="Symbol" w:hAnsi="Symbol" w:hint="default"/>
+        <w:rFonts w:hint="default" w:ascii="Symbol" w:hAnsi="Symbol"/>
       </w:rPr>
     </w:lvl>
     <w:lvl w:ilvl="4" w:tplc="FFFFFFFF" w:tentative="1">
@@ -22188,7 +22196,7 @@
         <w:ind w:left="4309" w:hanging="360"/>
       </w:pPr>
       <w:rPr>
-        <w:rFonts w:ascii="Courier New" w:hAnsi="Courier New" w:cs="Courier New" w:hint="default"/>
+        <w:rFonts w:hint="default" w:ascii="Courier New" w:hAnsi="Courier New" w:cs="Courier New"/>
       </w:rPr>
     </w:lvl>
     <w:lvl w:ilvl="5" w:tplc="FFFFFFFF" w:tentative="1">
@@ -22200,7 +22208,7 @@
         <w:ind w:left="5029" w:hanging="360"/>
       </w:pPr>
       <w:rPr>
-        <w:rFonts w:ascii="Wingdings" w:hAnsi="Wingdings" w:hint="default"/>
+        <w:rFonts w:hint="default" w:ascii="Wingdings" w:hAnsi="Wingdings"/>
       </w:rPr>
     </w:lvl>
     <w:lvl w:ilvl="6" w:tplc="FFFFFFFF" w:tentative="1">
@@ -22212,7 +22220,7 @@
         <w:ind w:left="5749" w:hanging="360"/>
       </w:pPr>
       <w:rPr>
-        <w:rFonts w:ascii="Symbol" w:hAnsi="Symbol" w:hint="default"/>
+        <w:rFonts w:hint="default" w:ascii="Symbol" w:hAnsi="Symbol"/>
       </w:rPr>
     </w:lvl>
     <w:lvl w:ilvl="7" w:tplc="FFFFFFFF" w:tentative="1">
@@ -22224,7 +22232,7 @@
         <w:ind w:left="6469" w:hanging="360"/>
       </w:pPr>
       <w:rPr>
-        <w:rFonts w:ascii="Courier New" w:hAnsi="Courier New" w:cs="Courier New" w:hint="default"/>
+        <w:rFonts w:hint="default" w:ascii="Courier New" w:hAnsi="Courier New" w:cs="Courier New"/>
       </w:rPr>
     </w:lvl>
     <w:lvl w:ilvl="8" w:tplc="FFFFFFFF" w:tentative="1">
@@ -22236,7 +22244,7 @@
         <w:ind w:left="7189" w:hanging="360"/>
       </w:pPr>
       <w:rPr>
-        <w:rFonts w:ascii="Wingdings" w:hAnsi="Wingdings" w:hint="default"/>
+        <w:rFonts w:hint="default" w:ascii="Wingdings" w:hAnsi="Wingdings"/>
       </w:rPr>
     </w:lvl>
   </w:abstractNum>
@@ -22560,11 +22568,11 @@
 </file>
 
 <file path=word/styles.xml><?xml version="1.0" encoding="utf-8"?>
-<w:styles xmlns:mc="http://schemas.openxmlformats.org/markup-compatibility/2006" xmlns:r="http://schemas.openxmlformats.org/officeDocument/2006/relationships" xmlns:w="http://schemas.openxmlformats.org/wordprocessingml/2006/main" xmlns:w14="http://schemas.microsoft.com/office/word/2010/wordml" xmlns:w15="http://schemas.microsoft.com/office/word/2012/wordml" xmlns:w16cex="http://schemas.microsoft.com/office/word/2018/wordml/cex" xmlns:w16cid="http://schemas.microsoft.com/office/word/2016/wordml/cid" xmlns:w16="http://schemas.microsoft.com/office/word/2018/wordml" xmlns:w16sdtdh="http://schemas.microsoft.com/office/word/2020/wordml/sdtdatahash" xmlns:w16se="http://schemas.microsoft.com/office/word/2015/wordml/symex" mc:Ignorable="w14 w15 w16se w16cid w16 w16cex w16sdtdh">
+<w:styles xmlns:wp14="http://schemas.microsoft.com/office/word/2010/wordprocessingDrawing" xmlns:mc="http://schemas.openxmlformats.org/markup-compatibility/2006" xmlns:r="http://schemas.openxmlformats.org/officeDocument/2006/relationships" xmlns:w="http://schemas.openxmlformats.org/wordprocessingml/2006/main" xmlns:w14="http://schemas.microsoft.com/office/word/2010/wordml" xmlns:w15="http://schemas.microsoft.com/office/word/2012/wordml" xmlns:w16cex="http://schemas.microsoft.com/office/word/2018/wordml/cex" xmlns:w16cid="http://schemas.microsoft.com/office/word/2016/wordml/cid" xmlns:w16="http://schemas.microsoft.com/office/word/2018/wordml" xmlns:w16sdtdh="http://schemas.microsoft.com/office/word/2020/wordml/sdtdatahash" xmlns:w16se="http://schemas.microsoft.com/office/word/2015/wordml/symex" mc:Ignorable="w14 w15 w16se w16cid w16 w16cex w16sdtdh wp14">
   <w:docDefaults>
     <w:rPrDefault>
       <w:rPr>
-        <w:rFonts w:asciiTheme="minorHAnsi" w:eastAsiaTheme="minorHAnsi" w:hAnsiTheme="minorHAnsi" w:cstheme="minorBidi"/>
+        <w:rFonts w:asciiTheme="minorHAnsi" w:hAnsiTheme="minorHAnsi" w:eastAsiaTheme="minorHAnsi" w:cstheme="minorBidi"/>
         <w:kern w:val="2"/>
         <w:sz w:val="22"/>
         <w:szCs w:val="22"/>
@@ -22581,14 +22589,14 @@
   <w:latentStyles w:defLockedState="0" w:defUIPriority="99" w:defSemiHidden="0" w:defUnhideWhenUsed="0" w:defQFormat="0" w:count="376">
     <w:lsdException w:name="Normal" w:uiPriority="0" w:qFormat="1"/>
     <w:lsdException w:name="heading 1" w:uiPriority="9" w:qFormat="1"/>
-    <w:lsdException w:name="heading 2" w:semiHidden="1" w:uiPriority="9" w:unhideWhenUsed="1" w:qFormat="1"/>
-    <w:lsdException w:name="heading 3" w:semiHidden="1" w:uiPriority="9" w:unhideWhenUsed="1" w:qFormat="1"/>
-    <w:lsdException w:name="heading 4" w:semiHidden="1" w:uiPriority="9" w:unhideWhenUsed="1" w:qFormat="1"/>
-    <w:lsdException w:name="heading 5" w:semiHidden="1" w:uiPriority="9" w:unhideWhenUsed="1" w:qFormat="1"/>
-    <w:lsdException w:name="heading 6" w:semiHidden="1" w:uiPriority="9" w:unhideWhenUsed="1"/>
-    <w:lsdException w:name="heading 7" w:semiHidden="1" w:uiPriority="9" w:unhideWhenUsed="1" w:qFormat="1"/>
-    <w:lsdException w:name="heading 8" w:semiHidden="1" w:uiPriority="9" w:unhideWhenUsed="1" w:qFormat="1"/>
-    <w:lsdException w:name="heading 9" w:semiHidden="1" w:uiPriority="9" w:unhideWhenUsed="1" w:qFormat="1"/>
+    <w:lsdException w:name="heading 2" w:uiPriority="9" w:semiHidden="1" w:unhideWhenUsed="1" w:qFormat="1"/>
+    <w:lsdException w:name="heading 3" w:uiPriority="9" w:semiHidden="1" w:unhideWhenUsed="1" w:qFormat="1"/>
+    <w:lsdException w:name="heading 4" w:uiPriority="9" w:semiHidden="1" w:unhideWhenUsed="1" w:qFormat="1"/>
+    <w:lsdException w:name="heading 5" w:uiPriority="9" w:semiHidden="1" w:unhideWhenUsed="1" w:qFormat="1"/>
+    <w:lsdException w:name="heading 6" w:uiPriority="9" w:semiHidden="1" w:unhideWhenUsed="1"/>
+    <w:lsdException w:name="heading 7" w:uiPriority="9" w:semiHidden="1" w:unhideWhenUsed="1" w:qFormat="1"/>
+    <w:lsdException w:name="heading 8" w:uiPriority="9" w:semiHidden="1" w:unhideWhenUsed="1" w:qFormat="1"/>
+    <w:lsdException w:name="heading 9" w:uiPriority="9" w:semiHidden="1" w:unhideWhenUsed="1" w:qFormat="1"/>
     <w:lsdException w:name="index 1" w:semiHidden="1" w:unhideWhenUsed="1"/>
     <w:lsdException w:name="index 2" w:semiHidden="1" w:unhideWhenUsed="1"/>
     <w:lsdException w:name="index 3" w:semiHidden="1" w:unhideWhenUsed="1"/>
@@ -22598,22 +22606,22 @@
     <w:lsdException w:name="index 7" w:semiHidden="1" w:unhideWhenUsed="1"/>
     <w:lsdException w:name="index 8" w:semiHidden="1" w:unhideWhenUsed="1"/>
     <w:lsdException w:name="index 9" w:semiHidden="1" w:unhideWhenUsed="1"/>
-    <w:lsdException w:name="toc 1" w:semiHidden="1" w:uiPriority="39" w:unhideWhenUsed="1"/>
-    <w:lsdException w:name="toc 2" w:semiHidden="1" w:uiPriority="39" w:unhideWhenUsed="1"/>
-    <w:lsdException w:name="toc 3" w:semiHidden="1" w:uiPriority="39" w:unhideWhenUsed="1"/>
-    <w:lsdException w:name="toc 4" w:semiHidden="1" w:uiPriority="39" w:unhideWhenUsed="1"/>
-    <w:lsdException w:name="toc 5" w:semiHidden="1" w:uiPriority="39" w:unhideWhenUsed="1"/>
-    <w:lsdException w:name="toc 6" w:semiHidden="1" w:uiPriority="39" w:unhideWhenUsed="1"/>
-    <w:lsdException w:name="toc 7" w:semiHidden="1" w:uiPriority="39" w:unhideWhenUsed="1"/>
-    <w:lsdException w:name="toc 8" w:semiHidden="1" w:uiPriority="39" w:unhideWhenUsed="1"/>
-    <w:lsdException w:name="toc 9" w:semiHidden="1" w:uiPriority="39" w:unhideWhenUsed="1"/>
+    <w:lsdException w:name="toc 1" w:uiPriority="39" w:semiHidden="1" w:unhideWhenUsed="1"/>
+    <w:lsdException w:name="toc 2" w:uiPriority="39" w:semiHidden="1" w:unhideWhenUsed="1"/>
+    <w:lsdException w:name="toc 3" w:uiPriority="39" w:semiHidden="1" w:unhideWhenUsed="1"/>
+    <w:lsdException w:name="toc 4" w:uiPriority="39" w:semiHidden="1" w:unhideWhenUsed="1"/>
+    <w:lsdException w:name="toc 5" w:uiPriority="39" w:semiHidden="1" w:unhideWhenUsed="1"/>
+    <w:lsdException w:name="toc 6" w:uiPriority="39" w:semiHidden="1" w:unhideWhenUsed="1"/>
+    <w:lsdException w:name="toc 7" w:uiPriority="39" w:semiHidden="1" w:unhideWhenUsed="1"/>
+    <w:lsdException w:name="toc 8" w:uiPriority="39" w:semiHidden="1" w:unhideWhenUsed="1"/>
+    <w:lsdException w:name="toc 9" w:uiPriority="39" w:semiHidden="1" w:unhideWhenUsed="1"/>
     <w:lsdException w:name="Normal Indent" w:semiHidden="1" w:unhideWhenUsed="1"/>
     <w:lsdException w:name="footnote text" w:semiHidden="1" w:unhideWhenUsed="1"/>
     <w:lsdException w:name="annotation text" w:semiHidden="1" w:unhideWhenUsed="1"/>
     <w:lsdException w:name="header" w:semiHidden="1" w:unhideWhenUsed="1"/>
     <w:lsdException w:name="footer" w:semiHidden="1" w:unhideWhenUsed="1"/>
     <w:lsdException w:name="index heading" w:semiHidden="1" w:unhideWhenUsed="1"/>
-    <w:lsdException w:name="caption" w:semiHidden="1" w:uiPriority="35" w:unhideWhenUsed="1" w:qFormat="1"/>
+    <w:lsdException w:name="caption" w:uiPriority="35" w:semiHidden="1" w:unhideWhenUsed="1" w:qFormat="1"/>
     <w:lsdException w:name="table of figures" w:semiHidden="1" w:unhideWhenUsed="1"/>
     <w:lsdException w:name="envelope address" w:semiHidden="1" w:unhideWhenUsed="1"/>
     <w:lsdException w:name="envelope return" w:semiHidden="1" w:unhideWhenUsed="1"/>
@@ -22644,7 +22652,7 @@
     <w:lsdException w:name="Title" w:uiPriority="10" w:qFormat="1"/>
     <w:lsdException w:name="Closing" w:semiHidden="1" w:unhideWhenUsed="1"/>
     <w:lsdException w:name="Signature" w:semiHidden="1" w:unhideWhenUsed="1"/>
-    <w:lsdException w:name="Default Paragraph Font" w:semiHidden="1" w:uiPriority="1" w:unhideWhenUsed="1"/>
+    <w:lsdException w:name="Default Paragraph Font" w:uiPriority="1" w:semiHidden="1" w:unhideWhenUsed="1"/>
     <w:lsdException w:name="Body Text" w:semiHidden="1" w:unhideWhenUsed="1"/>
     <w:lsdException w:name="Body Text Indent" w:semiHidden="1" w:unhideWhenUsed="1"/>
     <w:lsdException w:name="List Continue" w:semiHidden="1" w:unhideWhenUsed="1"/>
@@ -22844,8 +22852,8 @@
     <w:lsdException w:name="Subtle Reference" w:uiPriority="31" w:qFormat="1"/>
     <w:lsdException w:name="Intense Reference" w:uiPriority="32" w:qFormat="1"/>
     <w:lsdException w:name="Book Title" w:uiPriority="33" w:qFormat="1"/>
-    <w:lsdException w:name="Bibliography" w:semiHidden="1" w:uiPriority="37" w:unhideWhenUsed="1"/>
-    <w:lsdException w:name="TOC Heading" w:semiHidden="1" w:uiPriority="39" w:unhideWhenUsed="1" w:qFormat="1"/>
+    <w:lsdException w:name="Bibliography" w:uiPriority="37" w:semiHidden="1" w:unhideWhenUsed="1"/>
+    <w:lsdException w:name="TOC Heading" w:uiPriority="39" w:semiHidden="1" w:unhideWhenUsed="1" w:qFormat="1"/>
     <w:lsdException w:name="Plain Table 1" w:uiPriority="41"/>
     <w:lsdException w:name="Plain Table 2" w:uiPriority="42"/>
     <w:lsdException w:name="Plain Table 3" w:uiPriority="43"/>
@@ -22956,7 +22964,7 @@
     <w:lsdException w:name="Unresolved Mention" w:semiHidden="1" w:unhideWhenUsed="1"/>
     <w:lsdException w:name="Smart Link" w:semiHidden="1" w:unhideWhenUsed="1"/>
   </w:latentStyles>
-  <w:style w:type="paragraph" w:default="1" w:styleId="Normal">
+  <w:style w:type="paragraph" w:styleId="Normal" w:default="1">
     <w:name w:val="Normal"/>
     <w:qFormat/>
     <w:rsid w:val="008843D5"/>
@@ -22987,7 +22995,7 @@
       <w:outlineLvl w:val="0"/>
     </w:pPr>
     <w:rPr>
-      <w:rFonts w:ascii="Calibri" w:eastAsia="Times New Roman" w:hAnsi="Calibri" w:cs="Times New Roman (Títulos en alf"/>
+      <w:rFonts w:ascii="Calibri" w:hAnsi="Calibri" w:eastAsia="Times New Roman" w:cs="Times New Roman (Títulos en alf"/>
       <w:b/>
       <w:color w:val="000000" w:themeColor="text1"/>
       <w:kern w:val="0"/>
@@ -23019,7 +23027,7 @@
       <w:outlineLvl w:val="1"/>
     </w:pPr>
     <w:rPr>
-      <w:rFonts w:ascii="Calibri" w:eastAsiaTheme="majorEastAsia" w:hAnsi="Calibri" w:cstheme="majorBidi"/>
+      <w:rFonts w:ascii="Calibri" w:hAnsi="Calibri" w:eastAsiaTheme="majorEastAsia" w:cstheme="majorBidi"/>
       <w:b/>
       <w:color w:val="000000" w:themeColor="text1"/>
       <w:kern w:val="0"/>
@@ -23113,19 +23121,19 @@
       <w:outlineLvl w:val="6"/>
     </w:pPr>
     <w:rPr>
-      <w:rFonts w:asciiTheme="majorHAnsi" w:eastAsiaTheme="majorEastAsia" w:hAnsiTheme="majorHAnsi" w:cstheme="majorBidi"/>
+      <w:rFonts w:asciiTheme="majorHAnsi" w:hAnsiTheme="majorHAnsi" w:eastAsiaTheme="majorEastAsia" w:cstheme="majorBidi"/>
       <w:i/>
       <w:iCs/>
       <w:color w:val="1F3763" w:themeColor="accent1" w:themeShade="7F"/>
     </w:rPr>
   </w:style>
-  <w:style w:type="character" w:default="1" w:styleId="Fuentedeprrafopredeter">
+  <w:style w:type="character" w:styleId="Fuentedeprrafopredeter" w:default="1">
     <w:name w:val="Default Paragraph Font"/>
     <w:uiPriority w:val="1"/>
     <w:semiHidden/>
     <w:unhideWhenUsed/>
   </w:style>
-  <w:style w:type="table" w:default="1" w:styleId="Tablanormal">
+  <w:style w:type="table" w:styleId="Tablanormal" w:default="1">
     <w:name w:val="Normal Table"/>
     <w:uiPriority w:val="99"/>
     <w:semiHidden/>
@@ -23140,7 +23148,7 @@
       </w:tblCellMar>
     </w:tblPr>
   </w:style>
-  <w:style w:type="numbering" w:default="1" w:styleId="Sinlista">
+  <w:style w:type="numbering" w:styleId="Sinlista" w:default="1">
     <w:name w:val="No List"/>
     <w:uiPriority w:val="99"/>
     <w:semiHidden/>
@@ -23157,7 +23165,7 @@
       <w:contextualSpacing/>
     </w:pPr>
   </w:style>
-  <w:style w:type="paragraph" w:customStyle="1" w:styleId="TituloPortada">
+  <w:style w:type="paragraph" w:styleId="TituloPortada" w:customStyle="1">
     <w:name w:val="Titulo Portada"/>
     <w:basedOn w:val="Normal"/>
     <w:rsid w:val="00C407C1"/>
@@ -23171,14 +23179,14 @@
       <w:lang w:val="es-419"/>
     </w:rPr>
   </w:style>
-  <w:style w:type="character" w:customStyle="1" w:styleId="Ttulo1Car">
+  <w:style w:type="character" w:styleId="Ttulo1Car" w:customStyle="1">
     <w:name w:val="Título 1 Car"/>
     <w:basedOn w:val="Fuentedeprrafopredeter"/>
     <w:link w:val="Ttulo1"/>
     <w:uiPriority w:val="9"/>
     <w:rsid w:val="00353681"/>
     <w:rPr>
-      <w:rFonts w:ascii="Calibri" w:eastAsia="Times New Roman" w:hAnsi="Calibri" w:cs="Times New Roman (Títulos en alf"/>
+      <w:rFonts w:ascii="Calibri" w:hAnsi="Calibri" w:eastAsia="Times New Roman" w:cs="Times New Roman (Títulos en alf"/>
       <w:b/>
       <w:color w:val="000000" w:themeColor="text1"/>
       <w:spacing w:val="-10"/>
@@ -23190,14 +23198,14 @@
       <w14:ligatures w14:val="none"/>
     </w:rPr>
   </w:style>
-  <w:style w:type="character" w:customStyle="1" w:styleId="Ttulo2Car">
+  <w:style w:type="character" w:styleId="Ttulo2Car" w:customStyle="1">
     <w:name w:val="Título 2 Car"/>
     <w:basedOn w:val="Fuentedeprrafopredeter"/>
     <w:link w:val="Ttulo2"/>
     <w:uiPriority w:val="9"/>
     <w:rsid w:val="00293128"/>
     <w:rPr>
-      <w:rFonts w:ascii="Calibri" w:eastAsiaTheme="majorEastAsia" w:hAnsi="Calibri" w:cstheme="majorBidi"/>
+      <w:rFonts w:ascii="Calibri" w:hAnsi="Calibri" w:eastAsiaTheme="majorEastAsia" w:cstheme="majorBidi"/>
       <w:b/>
       <w:color w:val="000000" w:themeColor="text1"/>
       <w:kern w:val="0"/>
@@ -23207,14 +23215,14 @@
       <w14:ligatures w14:val="none"/>
     </w:rPr>
   </w:style>
-  <w:style w:type="character" w:customStyle="1" w:styleId="Ttulo3Car">
+  <w:style w:type="character" w:styleId="Ttulo3Car" w:customStyle="1">
     <w:name w:val="Título 3 Car"/>
     <w:basedOn w:val="Fuentedeprrafopredeter"/>
     <w:link w:val="Ttulo3"/>
     <w:uiPriority w:val="9"/>
     <w:rsid w:val="005E114C"/>
     <w:rPr>
-      <w:rFonts w:ascii="Calibri" w:eastAsiaTheme="majorEastAsia" w:hAnsi="Calibri" w:cstheme="majorBidi"/>
+      <w:rFonts w:ascii="Calibri" w:hAnsi="Calibri" w:eastAsiaTheme="majorEastAsia" w:cstheme="majorBidi"/>
       <w:b/>
       <w:iCs/>
       <w:color w:val="000000" w:themeColor="text1"/>
@@ -23245,7 +23253,7 @@
       <w14:ligatures w14:val="none"/>
     </w:rPr>
   </w:style>
-  <w:style w:type="character" w:customStyle="1" w:styleId="Extranjerismo">
+  <w:style w:type="character" w:styleId="Extranjerismo" w:customStyle="1">
     <w:name w:val="Extranjerismo"/>
     <w:basedOn w:val="Fuentedeprrafopredeter"/>
     <w:uiPriority w:val="1"/>
@@ -23256,7 +23264,7 @@
       <w:lang w:val="en-US"/>
     </w:rPr>
   </w:style>
-  <w:style w:type="paragraph" w:customStyle="1" w:styleId="Figura">
+  <w:style w:type="paragraph" w:styleId="Figura" w:customStyle="1">
     <w:name w:val="Figura"/>
     <w:basedOn w:val="Normal"/>
     <w:next w:val="Normal"/>
@@ -23283,7 +23291,7 @@
       <w14:ligatures w14:val="none"/>
     </w:rPr>
   </w:style>
-  <w:style w:type="character" w:customStyle="1" w:styleId="FiguraCar">
+  <w:style w:type="character" w:styleId="FiguraCar" w:customStyle="1">
     <w:name w:val="Figura Car"/>
     <w:basedOn w:val="Fuentedeprrafopredeter"/>
     <w:link w:val="Figura"/>
@@ -23298,14 +23306,14 @@
       <w14:ligatures w14:val="none"/>
     </w:rPr>
   </w:style>
-  <w:style w:type="character" w:customStyle="1" w:styleId="Ttulo4Car">
+  <w:style w:type="character" w:styleId="Ttulo4Car" w:customStyle="1">
     <w:name w:val="Título 4 Car"/>
     <w:basedOn w:val="Fuentedeprrafopredeter"/>
     <w:link w:val="Ttulo4"/>
     <w:uiPriority w:val="9"/>
     <w:rsid w:val="001B57A6"/>
     <w:rPr>
-      <w:rFonts w:ascii="Calibri" w:eastAsiaTheme="majorEastAsia" w:hAnsi="Calibri" w:cstheme="majorBidi"/>
+      <w:rFonts w:ascii="Calibri" w:hAnsi="Calibri" w:eastAsiaTheme="majorEastAsia" w:cstheme="majorBidi"/>
       <w:b/>
       <w:color w:val="000000" w:themeColor="text1"/>
       <w:kern w:val="0"/>
@@ -23315,14 +23323,14 @@
       <w14:ligatures w14:val="none"/>
     </w:rPr>
   </w:style>
-  <w:style w:type="character" w:customStyle="1" w:styleId="Ttulo5Car">
+  <w:style w:type="character" w:styleId="Ttulo5Car" w:customStyle="1">
     <w:name w:val="Título 5 Car"/>
     <w:basedOn w:val="Fuentedeprrafopredeter"/>
     <w:link w:val="Ttulo5"/>
     <w:uiPriority w:val="9"/>
     <w:rsid w:val="00746AD1"/>
     <w:rPr>
-      <w:rFonts w:ascii="Calibri" w:eastAsiaTheme="majorEastAsia" w:hAnsi="Calibri" w:cstheme="majorBidi"/>
+      <w:rFonts w:ascii="Calibri" w:hAnsi="Calibri" w:eastAsiaTheme="majorEastAsia" w:cstheme="majorBidi"/>
       <w:b/>
       <w:color w:val="000000" w:themeColor="text1"/>
       <w:kern w:val="0"/>
@@ -23332,7 +23340,7 @@
       <w14:ligatures w14:val="none"/>
     </w:rPr>
   </w:style>
-  <w:style w:type="paragraph" w:customStyle="1" w:styleId="Tabla">
+  <w:style w:type="paragraph" w:styleId="Tabla" w:customStyle="1">
     <w:name w:val="Tabla"/>
     <w:basedOn w:val="Normal"/>
     <w:next w:val="Normal"/>
@@ -23368,28 +23376,28 @@
       <w:contextualSpacing/>
     </w:pPr>
     <w:rPr>
-      <w:rFonts w:asciiTheme="majorHAnsi" w:eastAsiaTheme="majorEastAsia" w:hAnsiTheme="majorHAnsi" w:cstheme="majorBidi"/>
+      <w:rFonts w:asciiTheme="majorHAnsi" w:hAnsiTheme="majorHAnsi" w:eastAsiaTheme="majorEastAsia" w:cstheme="majorBidi"/>
       <w:spacing w:val="-10"/>
       <w:kern w:val="28"/>
       <w:sz w:val="56"/>
       <w:szCs w:val="56"/>
     </w:rPr>
   </w:style>
-  <w:style w:type="character" w:customStyle="1" w:styleId="TtuloCar">
+  <w:style w:type="character" w:styleId="TtuloCar" w:customStyle="1">
     <w:name w:val="Título Car"/>
     <w:basedOn w:val="Fuentedeprrafopredeter"/>
     <w:link w:val="Ttulo"/>
     <w:uiPriority w:val="10"/>
     <w:rsid w:val="00590D20"/>
     <w:rPr>
-      <w:rFonts w:asciiTheme="majorHAnsi" w:eastAsiaTheme="majorEastAsia" w:hAnsiTheme="majorHAnsi" w:cstheme="majorBidi"/>
+      <w:rFonts w:asciiTheme="majorHAnsi" w:hAnsiTheme="majorHAnsi" w:eastAsiaTheme="majorEastAsia" w:cstheme="majorBidi"/>
       <w:spacing w:val="-10"/>
       <w:kern w:val="28"/>
       <w:sz w:val="56"/>
       <w:szCs w:val="56"/>
     </w:rPr>
   </w:style>
-  <w:style w:type="character" w:customStyle="1" w:styleId="TablaCar">
+  <w:style w:type="character" w:styleId="TablaCar" w:customStyle="1">
     <w:name w:val="Tabla Car"/>
     <w:basedOn w:val="Fuentedeprrafopredeter"/>
     <w:link w:val="Tabla"/>
@@ -23404,7 +23412,7 @@
       <w14:ligatures w14:val="none"/>
     </w:rPr>
   </w:style>
-  <w:style w:type="table" w:customStyle="1" w:styleId="SENA">
+  <w:style w:type="table" w:styleId="SENA" w:customStyle="1">
     <w:name w:val="SENA"/>
     <w:basedOn w:val="Tablanormal"/>
     <w:uiPriority w:val="99"/>
@@ -23421,18 +23429,18 @@
     <w:tblPr>
       <w:tblStyleRowBandSize w:val="1"/>
       <w:tblBorders>
-        <w:top w:val="single" w:sz="4" w:space="0" w:color="D9D9D9" w:themeColor="background1" w:themeShade="D9"/>
-        <w:left w:val="single" w:sz="4" w:space="0" w:color="D9D9D9" w:themeColor="background1" w:themeShade="D9"/>
-        <w:bottom w:val="single" w:sz="4" w:space="0" w:color="D9D9D9" w:themeColor="background1" w:themeShade="D9"/>
-        <w:right w:val="single" w:sz="4" w:space="0" w:color="D9D9D9" w:themeColor="background1" w:themeShade="D9"/>
-        <w:insideH w:val="single" w:sz="4" w:space="0" w:color="D9D9D9" w:themeColor="background1" w:themeShade="D9"/>
-        <w:insideV w:val="single" w:sz="4" w:space="0" w:color="D9D9D9" w:themeColor="background1" w:themeShade="D9"/>
+        <w:top w:val="single" w:color="D9D9D9" w:themeColor="background1" w:themeShade="D9" w:sz="4" w:space="0"/>
+        <w:left w:val="single" w:color="D9D9D9" w:themeColor="background1" w:themeShade="D9" w:sz="4" w:space="0"/>
+        <w:bottom w:val="single" w:color="D9D9D9" w:themeColor="background1" w:themeShade="D9" w:sz="4" w:space="0"/>
+        <w:right w:val="single" w:color="D9D9D9" w:themeColor="background1" w:themeShade="D9" w:sz="4" w:space="0"/>
+        <w:insideH w:val="single" w:color="D9D9D9" w:themeColor="background1" w:themeShade="D9" w:sz="4" w:space="0"/>
+        <w:insideV w:val="single" w:color="D9D9D9" w:themeColor="background1" w:themeShade="D9" w:sz="4" w:space="0"/>
       </w:tblBorders>
     </w:tblPr>
     <w:tblStylePr w:type="firstRow">
       <w:pPr>
         <w:wordWrap/>
-        <w:spacing w:beforeLines="0" w:before="120" w:beforeAutospacing="0" w:afterLines="0" w:after="120" w:afterAutospacing="0"/>
+        <w:spacing w:before="120" w:beforeLines="0" w:beforeAutospacing="0" w:after="120" w:afterLines="0" w:afterAutospacing="0"/>
       </w:pPr>
       <w:rPr>
         <w:b/>
@@ -23459,12 +23467,12 @@
     </w:pPr>
     <w:tblPr>
       <w:tblBorders>
-        <w:top w:val="single" w:sz="4" w:space="0" w:color="auto"/>
-        <w:left w:val="single" w:sz="4" w:space="0" w:color="auto"/>
-        <w:bottom w:val="single" w:sz="4" w:space="0" w:color="auto"/>
-        <w:right w:val="single" w:sz="4" w:space="0" w:color="auto"/>
-        <w:insideH w:val="single" w:sz="4" w:space="0" w:color="auto"/>
-        <w:insideV w:val="single" w:sz="4" w:space="0" w:color="auto"/>
+        <w:top w:val="single" w:color="auto" w:sz="4" w:space="0"/>
+        <w:left w:val="single" w:color="auto" w:sz="4" w:space="0"/>
+        <w:bottom w:val="single" w:color="auto" w:sz="4" w:space="0"/>
+        <w:right w:val="single" w:color="auto" w:sz="4" w:space="0"/>
+        <w:insideH w:val="single" w:color="auto" w:sz="4" w:space="0"/>
+        <w:insideV w:val="single" w:color="auto" w:sz="4" w:space="0"/>
       </w:tblBorders>
     </w:tblPr>
   </w:style>
@@ -23479,7 +23487,7 @@
       <w:u w:val="single"/>
     </w:rPr>
   </w:style>
-  <w:style w:type="paragraph" w:customStyle="1" w:styleId="Video">
+  <w:style w:type="paragraph" w:styleId="Video" w:customStyle="1">
     <w:name w:val="Video"/>
     <w:basedOn w:val="Normal"/>
     <w:next w:val="Normal"/>
@@ -23501,7 +23509,7 @@
       <w14:ligatures w14:val="none"/>
     </w:rPr>
   </w:style>
-  <w:style w:type="character" w:customStyle="1" w:styleId="VideoCar">
+  <w:style w:type="character" w:styleId="VideoCar" w:customStyle="1">
     <w:name w:val="Video Car"/>
     <w:basedOn w:val="Fuentedeprrafopredeter"/>
     <w:link w:val="Video"/>
@@ -23514,7 +23522,7 @@
       <w14:ligatures w14:val="none"/>
     </w:rPr>
   </w:style>
-  <w:style w:type="character" w:customStyle="1" w:styleId="Mencinsinresolver1">
+  <w:style w:type="character" w:styleId="Mencinsinresolver1" w:customStyle="1">
     <w:name w:val="Mención sin resolver1"/>
     <w:basedOn w:val="Fuentedeprrafopredeter"/>
     <w:uiPriority w:val="99"/>
@@ -23542,12 +23550,12 @@
       <w:tblStyleRowBandSize w:val="1"/>
       <w:tblStyleColBandSize w:val="1"/>
       <w:tblBorders>
-        <w:top w:val="single" w:sz="4" w:space="0" w:color="C9C9C9" w:themeColor="accent3" w:themeTint="99"/>
-        <w:left w:val="single" w:sz="4" w:space="0" w:color="C9C9C9" w:themeColor="accent3" w:themeTint="99"/>
-        <w:bottom w:val="single" w:sz="4" w:space="0" w:color="C9C9C9" w:themeColor="accent3" w:themeTint="99"/>
-        <w:right w:val="single" w:sz="4" w:space="0" w:color="C9C9C9" w:themeColor="accent3" w:themeTint="99"/>
-        <w:insideH w:val="single" w:sz="4" w:space="0" w:color="C9C9C9" w:themeColor="accent3" w:themeTint="99"/>
-        <w:insideV w:val="single" w:sz="4" w:space="0" w:color="C9C9C9" w:themeColor="accent3" w:themeTint="99"/>
+        <w:top w:val="single" w:color="C9C9C9" w:themeColor="accent3" w:themeTint="99" w:sz="4" w:space="0"/>
+        <w:left w:val="single" w:color="C9C9C9" w:themeColor="accent3" w:themeTint="99" w:sz="4" w:space="0"/>
+        <w:bottom w:val="single" w:color="C9C9C9" w:themeColor="accent3" w:themeTint="99" w:sz="4" w:space="0"/>
+        <w:right w:val="single" w:color="C9C9C9" w:themeColor="accent3" w:themeTint="99" w:sz="4" w:space="0"/>
+        <w:insideH w:val="single" w:color="C9C9C9" w:themeColor="accent3" w:themeTint="99" w:sz="4" w:space="0"/>
+        <w:insideV w:val="single" w:color="C9C9C9" w:themeColor="accent3" w:themeTint="99" w:sz="4" w:space="0"/>
       </w:tblBorders>
     </w:tblPr>
     <w:tblStylePr w:type="firstRow">
@@ -23559,10 +23567,10 @@
       <w:tblPr/>
       <w:tcPr>
         <w:tcBorders>
-          <w:top w:val="single" w:sz="4" w:space="0" w:color="A5A5A5" w:themeColor="accent3"/>
-          <w:left w:val="single" w:sz="4" w:space="0" w:color="A5A5A5" w:themeColor="accent3"/>
-          <w:bottom w:val="single" w:sz="4" w:space="0" w:color="A5A5A5" w:themeColor="accent3"/>
-          <w:right w:val="single" w:sz="4" w:space="0" w:color="A5A5A5" w:themeColor="accent3"/>
+          <w:top w:val="single" w:color="A5A5A5" w:themeColor="accent3" w:sz="4" w:space="0"/>
+          <w:left w:val="single" w:color="A5A5A5" w:themeColor="accent3" w:sz="4" w:space="0"/>
+          <w:bottom w:val="single" w:color="A5A5A5" w:themeColor="accent3" w:sz="4" w:space="0"/>
+          <w:right w:val="single" w:color="A5A5A5" w:themeColor="accent3" w:sz="4" w:space="0"/>
           <w:insideH w:val="nil"/>
           <w:insideV w:val="nil"/>
         </w:tcBorders>
@@ -23577,7 +23585,7 @@
       <w:tblPr/>
       <w:tcPr>
         <w:tcBorders>
-          <w:top w:val="double" w:sz="4" w:space="0" w:color="A5A5A5" w:themeColor="accent3"/>
+          <w:top w:val="double" w:color="A5A5A5" w:themeColor="accent3" w:sz="4" w:space="0"/>
         </w:tcBorders>
       </w:tcPr>
     </w:tblStylePr>
@@ -23606,7 +23614,7 @@
       </w:tcPr>
     </w:tblStylePr>
   </w:style>
-  <w:style w:type="paragraph" w:customStyle="1" w:styleId="Tablas">
+  <w:style w:type="paragraph" w:styleId="Tablas" w:customStyle="1">
     <w:name w:val="Tablas"/>
     <w:qFormat/>
     <w:rsid w:val="00CE2C4A"/>
@@ -23623,7 +23631,7 @@
       <w14:ligatures w14:val="none"/>
     </w:rPr>
   </w:style>
-  <w:style w:type="paragraph" w:customStyle="1" w:styleId="TextoTablas">
+  <w:style w:type="paragraph" w:styleId="TextoTablas" w:customStyle="1">
     <w:name w:val="Texto_Tablas"/>
     <w:basedOn w:val="Normal"/>
     <w:qFormat/>
@@ -23719,7 +23727,7 @@
       <w:spacing w:before="0" w:after="0" w:line="240" w:lineRule="auto"/>
     </w:pPr>
   </w:style>
-  <w:style w:type="character" w:customStyle="1" w:styleId="EncabezadoCar">
+  <w:style w:type="character" w:styleId="EncabezadoCar" w:customStyle="1">
     <w:name w:val="Encabezado Car"/>
     <w:basedOn w:val="Fuentedeprrafopredeter"/>
     <w:link w:val="Encabezado"/>
@@ -23744,7 +23752,7 @@
       <w:spacing w:before="0" w:after="0" w:line="240" w:lineRule="auto"/>
     </w:pPr>
   </w:style>
-  <w:style w:type="character" w:customStyle="1" w:styleId="PiedepginaCar">
+  <w:style w:type="character" w:styleId="PiedepginaCar" w:customStyle="1">
     <w:name w:val="Pie de página Car"/>
     <w:basedOn w:val="Fuentedeprrafopredeter"/>
     <w:link w:val="Piedepgina"/>
@@ -23754,14 +23762,14 @@
       <w:sz w:val="28"/>
     </w:rPr>
   </w:style>
-  <w:style w:type="character" w:customStyle="1" w:styleId="Ttulo6Car">
+  <w:style w:type="character" w:styleId="Ttulo6Car" w:customStyle="1">
     <w:name w:val="Título 6 Car"/>
     <w:basedOn w:val="Fuentedeprrafopredeter"/>
     <w:link w:val="Ttulo6"/>
     <w:uiPriority w:val="9"/>
     <w:rsid w:val="00C7377B"/>
     <w:rPr>
-      <w:rFonts w:ascii="Calibri" w:eastAsiaTheme="majorEastAsia" w:hAnsi="Calibri" w:cstheme="majorBidi"/>
+      <w:rFonts w:ascii="Calibri" w:hAnsi="Calibri" w:eastAsiaTheme="majorEastAsia" w:cstheme="majorBidi"/>
       <w:b/>
       <w:color w:val="000000" w:themeColor="text1"/>
       <w:kern w:val="0"/>
@@ -23771,7 +23779,7 @@
       <w14:ligatures w14:val="none"/>
     </w:rPr>
   </w:style>
-  <w:style w:type="paragraph" w:customStyle="1" w:styleId="Titulosgenerales">
+  <w:style w:type="paragraph" w:styleId="Titulosgenerales" w:customStyle="1">
     <w:name w:val="Titulos generales"/>
     <w:basedOn w:val="Ttulo1"/>
     <w:qFormat/>
@@ -23818,7 +23826,7 @@
       <w:color w:val="404040" w:themeColor="text1" w:themeTint="BF"/>
     </w:rPr>
   </w:style>
-  <w:style w:type="character" w:customStyle="1" w:styleId="CitaCar">
+  <w:style w:type="character" w:styleId="CitaCar" w:customStyle="1">
     <w:name w:val="Cita Car"/>
     <w:basedOn w:val="Fuentedeprrafopredeter"/>
     <w:link w:val="Cita"/>
@@ -23843,7 +23851,7 @@
       <w:ind w:firstLine="0"/>
     </w:pPr>
     <w:rPr>
-      <w:rFonts w:ascii="Times New Roman" w:eastAsia="Times New Roman" w:hAnsi="Times New Roman" w:cs="Times New Roman"/>
+      <w:rFonts w:ascii="Times New Roman" w:hAnsi="Times New Roman" w:eastAsia="Times New Roman" w:cs="Times New Roman"/>
       <w:kern w:val="0"/>
       <w:sz w:val="24"/>
       <w:szCs w:val="24"/>
@@ -23863,12 +23871,12 @@
       <w:tblStyleRowBandSize w:val="1"/>
       <w:tblStyleColBandSize w:val="1"/>
       <w:tblBorders>
-        <w:top w:val="single" w:sz="4" w:space="0" w:color="999999" w:themeColor="text1" w:themeTint="66"/>
-        <w:left w:val="single" w:sz="4" w:space="0" w:color="999999" w:themeColor="text1" w:themeTint="66"/>
-        <w:bottom w:val="single" w:sz="4" w:space="0" w:color="999999" w:themeColor="text1" w:themeTint="66"/>
-        <w:right w:val="single" w:sz="4" w:space="0" w:color="999999" w:themeColor="text1" w:themeTint="66"/>
-        <w:insideH w:val="single" w:sz="4" w:space="0" w:color="999999" w:themeColor="text1" w:themeTint="66"/>
-        <w:insideV w:val="single" w:sz="4" w:space="0" w:color="999999" w:themeColor="text1" w:themeTint="66"/>
+        <w:top w:val="single" w:color="999999" w:themeColor="text1" w:themeTint="66" w:sz="4" w:space="0"/>
+        <w:left w:val="single" w:color="999999" w:themeColor="text1" w:themeTint="66" w:sz="4" w:space="0"/>
+        <w:bottom w:val="single" w:color="999999" w:themeColor="text1" w:themeTint="66" w:sz="4" w:space="0"/>
+        <w:right w:val="single" w:color="999999" w:themeColor="text1" w:themeTint="66" w:sz="4" w:space="0"/>
+        <w:insideH w:val="single" w:color="999999" w:themeColor="text1" w:themeTint="66" w:sz="4" w:space="0"/>
+        <w:insideV w:val="single" w:color="999999" w:themeColor="text1" w:themeTint="66" w:sz="4" w:space="0"/>
       </w:tblBorders>
     </w:tblPr>
     <w:tblStylePr w:type="firstRow">
@@ -23879,7 +23887,7 @@
       <w:tblPr/>
       <w:tcPr>
         <w:tcBorders>
-          <w:bottom w:val="single" w:sz="12" w:space="0" w:color="666666" w:themeColor="text1" w:themeTint="99"/>
+          <w:bottom w:val="single" w:color="666666" w:themeColor="text1" w:themeTint="99" w:sz="12" w:space="0"/>
         </w:tcBorders>
       </w:tcPr>
     </w:tblStylePr>
@@ -23891,7 +23899,7 @@
       <w:tblPr/>
       <w:tcPr>
         <w:tcBorders>
-          <w:top w:val="double" w:sz="2" w:space="0" w:color="666666" w:themeColor="text1" w:themeTint="99"/>
+          <w:top w:val="double" w:color="666666" w:themeColor="text1" w:themeTint="99" w:sz="2" w:space="0"/>
         </w:tcBorders>
       </w:tcPr>
     </w:tblStylePr>
@@ -23953,7 +23961,7 @@
       <w:sz w:val="22"/>
     </w:rPr>
   </w:style>
-  <w:style w:type="character" w:customStyle="1" w:styleId="SubttuloCar">
+  <w:style w:type="character" w:styleId="SubttuloCar" w:customStyle="1">
     <w:name w:val="Subtítulo Car"/>
     <w:basedOn w:val="Fuentedeprrafopredeter"/>
     <w:link w:val="Subttulo"/>
@@ -23965,14 +23973,14 @@
       <w:spacing w:val="15"/>
     </w:rPr>
   </w:style>
-  <w:style w:type="character" w:customStyle="1" w:styleId="Ttulo7Car">
+  <w:style w:type="character" w:styleId="Ttulo7Car" w:customStyle="1">
     <w:name w:val="Título 7 Car"/>
     <w:basedOn w:val="Fuentedeprrafopredeter"/>
     <w:link w:val="Ttulo7"/>
     <w:uiPriority w:val="9"/>
     <w:rsid w:val="001D4F8D"/>
     <w:rPr>
-      <w:rFonts w:asciiTheme="majorHAnsi" w:eastAsiaTheme="majorEastAsia" w:hAnsiTheme="majorHAnsi" w:cstheme="majorBidi"/>
+      <w:rFonts w:asciiTheme="majorHAnsi" w:hAnsiTheme="majorHAnsi" w:eastAsiaTheme="majorEastAsia" w:cstheme="majorBidi"/>
       <w:i/>
       <w:iCs/>
       <w:color w:val="1F3763" w:themeColor="accent1" w:themeShade="7F"/>
@@ -23996,7 +24004,7 @@
 </file>
 
 <file path=word/theme/theme1.xml><?xml version="1.0" encoding="utf-8"?>
-<a:theme xmlns:a="http://schemas.openxmlformats.org/drawingml/2006/main" name="Tema de Office">
+<a:theme xmlns:a="http://schemas.openxmlformats.org/drawingml/2006/main" xmlns:thm15="http://schemas.microsoft.com/office/thememl/2012/main" name="Tema de Office">
   <a:themeElements>
     <a:clrScheme name="Office">
       <a:dk1>

--- a/fuentes/21250009_CF2_DU.docx
+++ b/fuentes/21250009_CF2_DU.docx
@@ -1,6 +1,6 @@
 
 <file path=word/document.xml><?xml version="1.0" encoding="utf-8"?>
-<w:document xmlns:wpc="http://schemas.microsoft.com/office/word/2010/wordprocessingCanvas" xmlns:cx="http://schemas.microsoft.com/office/drawing/2014/chartex" xmlns:cx1="http://schemas.microsoft.com/office/drawing/2015/9/8/chartex" xmlns:cx2="http://schemas.microsoft.com/office/drawing/2015/10/21/chartex" xmlns:cx3="http://schemas.microsoft.com/office/drawing/2016/5/9/chartex" xmlns:cx4="http://schemas.microsoft.com/office/drawing/2016/5/10/chartex" xmlns:cx5="http://schemas.microsoft.com/office/drawing/2016/5/11/chartex" xmlns:cx6="http://schemas.microsoft.com/office/drawing/2016/5/12/chartex" xmlns:cx7="http://schemas.microsoft.com/office/drawing/2016/5/13/chartex" xmlns:cx8="http://schemas.microsoft.com/office/drawing/2016/5/14/chartex" xmlns:mc="http://schemas.openxmlformats.org/markup-compatibility/2006" xmlns:aink="http://schemas.microsoft.com/office/drawing/2016/ink" xmlns:am3d="http://schemas.microsoft.com/office/drawing/2017/model3d" xmlns:o="urn:schemas-microsoft-com:office:office" xmlns:oel="http://schemas.microsoft.com/office/2019/extlst" xmlns:r="http://schemas.openxmlformats.org/officeDocument/2006/relationships" xmlns:m="http://schemas.openxmlformats.org/officeDocument/2006/math" xmlns:v="urn:schemas-microsoft-com:vml" xmlns:wp14="http://schemas.microsoft.com/office/word/2010/wordprocessingDrawing" xmlns:wp="http://schemas.openxmlformats.org/drawingml/2006/wordprocessingDrawing" xmlns:w10="urn:schemas-microsoft-com:office:word" xmlns:w="http://schemas.openxmlformats.org/wordprocessingml/2006/main" xmlns:w14="http://schemas.microsoft.com/office/word/2010/wordml" xmlns:w15="http://schemas.microsoft.com/office/word/2012/wordml" xmlns:w16cex="http://schemas.microsoft.com/office/word/2018/wordml/cex" xmlns:w16cid="http://schemas.microsoft.com/office/word/2016/wordml/cid" xmlns:w16="http://schemas.microsoft.com/office/word/2018/wordml" xmlns:w16sdtdh="http://schemas.microsoft.com/office/word/2020/wordml/sdtdatahash" xmlns:w16se="http://schemas.microsoft.com/office/word/2015/wordml/symex" xmlns:wpg="http://schemas.microsoft.com/office/word/2010/wordprocessingGroup" xmlns:wpi="http://schemas.microsoft.com/office/word/2010/wordprocessingInk" xmlns:wne="http://schemas.microsoft.com/office/word/2006/wordml" xmlns:wps="http://schemas.microsoft.com/office/word/2010/wordprocessingShape" xmlns:a="http://schemas.openxmlformats.org/drawingml/2006/main" xmlns:adec="http://schemas.microsoft.com/office/drawing/2017/decorative" xmlns:pic="http://schemas.openxmlformats.org/drawingml/2006/picture" xmlns:a14="http://schemas.microsoft.com/office/drawing/2010/main" xmlns:asvg="http://schemas.microsoft.com/office/drawing/2016/SVG/main" mc:Ignorable="w14 w15 w16se w16cid w16 w16cex w16sdtdh wp14">
+<w:document xmlns:wpc="http://schemas.microsoft.com/office/word/2010/wordprocessingCanvas" xmlns:cx="http://schemas.microsoft.com/office/drawing/2014/chartex" xmlns:cx1="http://schemas.microsoft.com/office/drawing/2015/9/8/chartex" xmlns:cx2="http://schemas.microsoft.com/office/drawing/2015/10/21/chartex" xmlns:cx3="http://schemas.microsoft.com/office/drawing/2016/5/9/chartex" xmlns:cx4="http://schemas.microsoft.com/office/drawing/2016/5/10/chartex" xmlns:cx5="http://schemas.microsoft.com/office/drawing/2016/5/11/chartex" xmlns:cx6="http://schemas.microsoft.com/office/drawing/2016/5/12/chartex" xmlns:cx7="http://schemas.microsoft.com/office/drawing/2016/5/13/chartex" xmlns:cx8="http://schemas.microsoft.com/office/drawing/2016/5/14/chartex" xmlns:mc="http://schemas.openxmlformats.org/markup-compatibility/2006" xmlns:aink="http://schemas.microsoft.com/office/drawing/2016/ink" xmlns:am3d="http://schemas.microsoft.com/office/drawing/2017/model3d" xmlns:o="urn:schemas-microsoft-com:office:office" xmlns:oel="http://schemas.microsoft.com/office/2019/extlst" xmlns:r="http://schemas.openxmlformats.org/officeDocument/2006/relationships" xmlns:m="http://schemas.openxmlformats.org/officeDocument/2006/math" xmlns:v="urn:schemas-microsoft-com:vml" xmlns:wp14="http://schemas.microsoft.com/office/word/2010/wordprocessingDrawing" xmlns:wp="http://schemas.openxmlformats.org/drawingml/2006/wordprocessingDrawing" xmlns:w10="urn:schemas-microsoft-com:office:word" xmlns:w="http://schemas.openxmlformats.org/wordprocessingml/2006/main" xmlns:w14="http://schemas.microsoft.com/office/word/2010/wordml" xmlns:w15="http://schemas.microsoft.com/office/word/2012/wordml" xmlns:w16cex="http://schemas.microsoft.com/office/word/2018/wordml/cex" xmlns:w16cid="http://schemas.microsoft.com/office/word/2016/wordml/cid" xmlns:w16="http://schemas.microsoft.com/office/word/2018/wordml" xmlns:w16du="http://schemas.microsoft.com/office/word/2023/wordml/word16du" xmlns:w16sdtdh="http://schemas.microsoft.com/office/word/2020/wordml/sdtdatahash" xmlns:w16sdtfl="http://schemas.microsoft.com/office/word/2024/wordml/sdtformatlock" xmlns:w16se="http://schemas.microsoft.com/office/word/2015/wordml/symex" xmlns:wpg="http://schemas.microsoft.com/office/word/2010/wordprocessingGroup" xmlns:wpi="http://schemas.microsoft.com/office/word/2010/wordprocessingInk" xmlns:wne="http://schemas.microsoft.com/office/word/2006/wordml" xmlns:wps="http://schemas.microsoft.com/office/word/2010/wordprocessingShape" mc:Ignorable="w14 w15 w16se w16cid w16 w16cex w16sdtdh w16sdtfl w16du wp14">
   <w:body>
     <w:p>
       <w:pPr>
@@ -205,7 +205,7 @@
               </wp:anchor>
             </w:drawing>
           </mc:Choice>
-          <mc:Fallback>
+          <mc:Fallback xmlns:asvg="http://schemas.microsoft.com/office/drawing/2016/SVG/main" xmlns:a14="http://schemas.microsoft.com/office/drawing/2010/main" xmlns:pic="http://schemas.openxmlformats.org/drawingml/2006/picture" xmlns:adec="http://schemas.microsoft.com/office/drawing/2017/decorative" xmlns:a="http://schemas.openxmlformats.org/drawingml/2006/main">
             <w:pict w14:anchorId="33A7E5C5">
               <v:rect id="Rectángulo 3" style="position:absolute;margin-left:-55.95pt;margin-top:26.4pt;width:613.85pt;height:164.25pt;z-index:-251655168;visibility:visible;mso-wrap-style:square;mso-height-percent:0;mso-wrap-distance-left:9pt;mso-wrap-distance-top:0;mso-wrap-distance-right:9pt;mso-wrap-distance-bottom:0;mso-position-horizontal:absolute;mso-position-horizontal-relative:text;mso-position-vertical:absolute;mso-position-vertical-relative:text;mso-height-percent:0;mso-height-relative:margin;v-text-anchor:middle" alt="&quot;&quot;" o:spid="_x0000_s1026" fillcolor="#00314d" stroked="f" strokeweight="1pt" w14:anchorId="354D1B2B" o:gfxdata="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"/>
             </w:pict>
@@ -334,12 +334,12 @@
             </w:drawing>
           </mc:Choice>
           <mc:Fallback>
-            <w:pict w14:anchorId="7AEF8397">
-              <v:shapetype id="_x0000_t202" coordsize="21600,21600" o:spt="202" path="m,l,21600r21600,l21600,xe" w14:anchorId="2E2DABF6">
+            <w:pict>
+              <v:shapetype w14:anchorId="2E2DABF6" id="_x0000_t202" coordsize="21600,21600" o:spt="202" path="m,l,21600r21600,l21600,xe">
                 <v:stroke joinstyle="miter"/>
                 <v:path gradientshapeok="t" o:connecttype="rect"/>
               </v:shapetype>
-              <v:shape id="Cuadro de texto 2" style="position:absolute;left:0;text-align:left;margin-left:-19.95pt;margin-top:21.3pt;width:549pt;height:102pt;z-index:251663360;visibility:visible;mso-wrap-style:square;mso-width-percent:0;mso-height-percent:0;mso-wrap-distance-left:9pt;mso-wrap-distance-top:3.6pt;mso-wrap-distance-right:9pt;mso-wrap-distance-bottom:3.6pt;mso-position-horizontal:absolute;mso-position-horizontal-relative:text;mso-position-vertical:absolute;mso-position-vertical-relative:text;mso-width-percent:0;mso-height-percent:0;mso-width-relative:margin;mso-height-relative:margin;v-text-anchor:top" alt="&quot;&quot;" o:spid="_x0000_s1026" filled="f" stroked="f" type="#_x0000_t202" o:gfxdata="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">
+              <v:shape id="Cuadro de texto 2" o:spid="_x0000_s1026" type="#_x0000_t202" alt="&quot;&quot;" style="position:absolute;left:0;text-align:left;margin-left:-19.95pt;margin-top:21.3pt;width:549pt;height:102pt;z-index:251663360;visibility:visible;mso-wrap-style:square;mso-width-percent:0;mso-height-percent:0;mso-wrap-distance-left:9pt;mso-wrap-distance-top:3.6pt;mso-wrap-distance-right:9pt;mso-wrap-distance-bottom:3.6pt;mso-position-horizontal:absolute;mso-position-horizontal-relative:text;mso-position-vertical:absolute;mso-position-vertical-relative:text;mso-width-percent:0;mso-height-percent:0;mso-width-relative:margin;mso-height-relative:margin;v-text-anchor:top" o:gfxdata="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" filled="f" stroked="f">
                 <v:textbox>
                   <w:txbxContent>
                     <w:p>
@@ -477,7 +477,7 @@
     <w:p>
       <w:pPr>
         <w:pBdr>
-          <w:bottom w:val="single" w:color="auto" w:sz="12" w:space="1"/>
+          <w:bottom w:val="single" w:sz="12" w:space="1" w:color="auto"/>
         </w:pBdr>
         <w:rPr>
           <w:rFonts w:ascii="Calibri" w:hAnsi="Calibri"/>
@@ -508,7 +508,7 @@
     <w:p>
       <w:pPr>
         <w:pBdr>
-          <w:bottom w:val="single" w:color="auto" w:sz="12" w:space="1"/>
+          <w:bottom w:val="single" w:sz="12" w:space="1" w:color="auto"/>
         </w:pBdr>
         <w:rPr>
           <w:rFonts w:ascii="Calibri" w:hAnsi="Calibri"/>
@@ -561,15 +561,9 @@
     </w:p>
     <w:sdt>
       <w:sdtPr>
-        <w:id w:val="-1852639233"/>
-        <w:docPartObj>
-          <w:docPartGallery w:val="Table of Contents"/>
-          <w:docPartUnique/>
-        </w:docPartObj>
-        <w:rPr>
-          <w:rFonts w:ascii="Calibri" w:hAnsi="Calibri" w:eastAsia="游明朝" w:cs="Arial" w:asciiTheme="minorAscii" w:hAnsiTheme="minorAscii" w:eastAsiaTheme="minorEastAsia" w:cstheme="minorBidi"/>
+        <w:rPr>
+          <w:rFonts w:asciiTheme="minorHAnsi" w:eastAsiaTheme="minorEastAsia" w:hAnsiTheme="minorHAnsi" w:cstheme="minorBidi"/>
           <w:b w:val="0"/>
-          <w:bCs w:val="0"/>
           <w:color w:val="auto"/>
           <w:kern w:val="2"/>
           <w:sz w:val="28"/>
@@ -577,6 +571,11 @@
           <w:lang w:eastAsia="en-US"/>
           <w14:ligatures w14:val="standardContextual"/>
         </w:rPr>
+        <w:id w:val="-1852639233"/>
+        <w:docPartObj>
+          <w:docPartGallery w:val="Table of Contents"/>
+          <w:docPartUnique/>
+        </w:docPartObj>
       </w:sdtPr>
       <w:sdtContent>
         <w:p>
@@ -613,7 +612,7 @@
           <w:r>
             <w:fldChar w:fldCharType="separate"/>
           </w:r>
-          <w:hyperlink w:history="1" w:anchor="_Toc224138584">
+          <w:hyperlink w:anchor="_Toc224138584" w:history="1">
             <w:r>
               <w:rPr>
                 <w:rStyle w:val="Hipervnculo"/>
@@ -686,7 +685,7 @@
               <w:lang w:val="es-ES" w:eastAsia="es-ES"/>
             </w:rPr>
           </w:pPr>
-          <w:hyperlink w:history="1" w:anchor="_Toc224138585">
+          <w:hyperlink w:anchor="_Toc224138585" w:history="1">
             <w:r>
               <w:rPr>
                 <w:rStyle w:val="Hipervnculo"/>
@@ -776,7 +775,7 @@
               <w:lang w:val="es-ES" w:eastAsia="es-ES"/>
             </w:rPr>
           </w:pPr>
-          <w:hyperlink w:history="1" w:anchor="_Toc224138586">
+          <w:hyperlink w:anchor="_Toc224138586" w:history="1">
             <w:r>
               <w:rPr>
                 <w:rStyle w:val="Hipervnculo"/>
@@ -872,7 +871,7 @@
               <w:lang w:val="es-ES" w:eastAsia="es-ES"/>
             </w:rPr>
           </w:pPr>
-          <w:hyperlink w:history="1" w:anchor="_Toc224138587">
+          <w:hyperlink w:anchor="_Toc224138587" w:history="1">
             <w:r>
               <w:rPr>
                 <w:rStyle w:val="Hipervnculo"/>
@@ -968,7 +967,7 @@
               <w:lang w:val="es-ES" w:eastAsia="es-ES"/>
             </w:rPr>
           </w:pPr>
-          <w:hyperlink w:history="1" w:anchor="_Toc224138588">
+          <w:hyperlink w:anchor="_Toc224138588" w:history="1">
             <w:r>
               <w:rPr>
                 <w:rStyle w:val="Hipervnculo"/>
@@ -1064,7 +1063,7 @@
               <w:lang w:val="es-ES" w:eastAsia="es-ES"/>
             </w:rPr>
           </w:pPr>
-          <w:hyperlink w:history="1" w:anchor="_Toc224138589">
+          <w:hyperlink w:anchor="_Toc224138589" w:history="1">
             <w:r>
               <w:rPr>
                 <w:rStyle w:val="Hipervnculo"/>
@@ -1160,7 +1159,7 @@
               <w:lang w:val="es-ES" w:eastAsia="es-ES"/>
             </w:rPr>
           </w:pPr>
-          <w:hyperlink w:history="1" w:anchor="_Toc224138590">
+          <w:hyperlink w:anchor="_Toc224138590" w:history="1">
             <w:r>
               <w:rPr>
                 <w:rStyle w:val="Hipervnculo"/>
@@ -1256,7 +1255,7 @@
               <w:lang w:val="es-ES" w:eastAsia="es-ES"/>
             </w:rPr>
           </w:pPr>
-          <w:hyperlink w:history="1" w:anchor="_Toc224138591">
+          <w:hyperlink w:anchor="_Toc224138591" w:history="1">
             <w:r>
               <w:rPr>
                 <w:rStyle w:val="Hipervnculo"/>
@@ -1346,7 +1345,7 @@
               <w:lang w:val="es-ES" w:eastAsia="es-ES"/>
             </w:rPr>
           </w:pPr>
-          <w:hyperlink w:history="1" w:anchor="_Toc224138592">
+          <w:hyperlink w:anchor="_Toc224138592" w:history="1">
             <w:r>
               <w:rPr>
                 <w:rStyle w:val="Hipervnculo"/>
@@ -1442,7 +1441,7 @@
               <w:lang w:val="es-ES" w:eastAsia="es-ES"/>
             </w:rPr>
           </w:pPr>
-          <w:hyperlink w:history="1" w:anchor="_Toc224138593">
+          <w:hyperlink w:anchor="_Toc224138593" w:history="1">
             <w:r>
               <w:rPr>
                 <w:rStyle w:val="Hipervnculo"/>
@@ -1538,7 +1537,7 @@
               <w:lang w:val="es-ES" w:eastAsia="es-ES"/>
             </w:rPr>
           </w:pPr>
-          <w:hyperlink w:history="1" w:anchor="_Toc224138594">
+          <w:hyperlink w:anchor="_Toc224138594" w:history="1">
             <w:r>
               <w:rPr>
                 <w:rStyle w:val="Hipervnculo"/>
@@ -1634,7 +1633,7 @@
               <w:lang w:val="es-ES" w:eastAsia="es-ES"/>
             </w:rPr>
           </w:pPr>
-          <w:hyperlink w:history="1" w:anchor="_Toc224138595">
+          <w:hyperlink w:anchor="_Toc224138595" w:history="1">
             <w:r>
               <w:rPr>
                 <w:rStyle w:val="Hipervnculo"/>
@@ -1730,7 +1729,7 @@
               <w:lang w:val="es-ES" w:eastAsia="es-ES"/>
             </w:rPr>
           </w:pPr>
-          <w:hyperlink w:history="1" w:anchor="_Toc224138596">
+          <w:hyperlink w:anchor="_Toc224138596" w:history="1">
             <w:r>
               <w:rPr>
                 <w:rStyle w:val="Hipervnculo"/>
@@ -1820,7 +1819,7 @@
               <w:lang w:val="es-ES" w:eastAsia="es-ES"/>
             </w:rPr>
           </w:pPr>
-          <w:hyperlink w:history="1" w:anchor="_Toc224138597">
+          <w:hyperlink w:anchor="_Toc224138597" w:history="1">
             <w:r>
               <w:rPr>
                 <w:rStyle w:val="Hipervnculo"/>
@@ -1916,7 +1915,7 @@
               <w:lang w:val="es-ES" w:eastAsia="es-ES"/>
             </w:rPr>
           </w:pPr>
-          <w:hyperlink w:history="1" w:anchor="_Toc224138598">
+          <w:hyperlink w:anchor="_Toc224138598" w:history="1">
             <w:r>
               <w:rPr>
                 <w:rStyle w:val="Hipervnculo"/>
@@ -2012,7 +2011,7 @@
               <w:lang w:val="es-ES" w:eastAsia="es-ES"/>
             </w:rPr>
           </w:pPr>
-          <w:hyperlink w:history="1" w:anchor="_Toc224138599">
+          <w:hyperlink w:anchor="_Toc224138599" w:history="1">
             <w:r>
               <w:rPr>
                 <w:rStyle w:val="Hipervnculo"/>
@@ -2108,7 +2107,7 @@
               <w:lang w:val="es-ES" w:eastAsia="es-ES"/>
             </w:rPr>
           </w:pPr>
-          <w:hyperlink w:history="1" w:anchor="_Toc224138600">
+          <w:hyperlink w:anchor="_Toc224138600" w:history="1">
             <w:r>
               <w:rPr>
                 <w:rStyle w:val="Hipervnculo"/>
@@ -2203,7 +2202,7 @@
               <w:lang w:val="es-ES" w:eastAsia="es-ES"/>
             </w:rPr>
           </w:pPr>
-          <w:hyperlink w:history="1" w:anchor="_Toc224138601">
+          <w:hyperlink w:anchor="_Toc224138601" w:history="1">
             <w:r>
               <w:rPr>
                 <w:rStyle w:val="Hipervnculo"/>
@@ -2275,7 +2274,7 @@
               <w:lang w:val="es-ES" w:eastAsia="es-ES"/>
             </w:rPr>
           </w:pPr>
-          <w:hyperlink w:history="1" w:anchor="_Toc224138602">
+          <w:hyperlink w:anchor="_Toc224138602" w:history="1">
             <w:r>
               <w:rPr>
                 <w:rStyle w:val="Hipervnculo"/>
@@ -2347,7 +2346,7 @@
               <w:lang w:val="es-ES" w:eastAsia="es-ES"/>
             </w:rPr>
           </w:pPr>
-          <w:hyperlink w:history="1" w:anchor="_Toc224138603">
+          <w:hyperlink w:anchor="_Toc224138603" w:history="1">
             <w:r>
               <w:rPr>
                 <w:rStyle w:val="Hipervnculo"/>
@@ -2419,7 +2418,7 @@
               <w:lang w:val="es-ES" w:eastAsia="es-ES"/>
             </w:rPr>
           </w:pPr>
-          <w:hyperlink w:history="1" w:anchor="_Toc224138604">
+          <w:hyperlink w:anchor="_Toc224138604" w:history="1">
             <w:r>
               <w:rPr>
                 <w:rStyle w:val="Hipervnculo"/>
@@ -2491,7 +2490,7 @@
               <w:lang w:val="es-ES" w:eastAsia="es-ES"/>
             </w:rPr>
           </w:pPr>
-          <w:hyperlink w:history="1" w:anchor="_Toc224138605">
+          <w:hyperlink w:anchor="_Toc224138605" w:history="1">
             <w:r>
               <w:rPr>
                 <w:rStyle w:val="Hipervnculo"/>
@@ -2555,24 +2554,14 @@
           </w:r>
         </w:p>
       </w:sdtContent>
-      <w:sdtEndPr>
-        <w:rPr>
-          <w:rFonts w:ascii="Calibri" w:hAnsi="Calibri" w:eastAsia="游明朝" w:cs="Arial" w:asciiTheme="minorAscii" w:hAnsiTheme="minorAscii" w:eastAsiaTheme="minorEastAsia" w:cstheme="minorBidi"/>
-          <w:b w:val="0"/>
-          <w:bCs w:val="0"/>
-          <w:color w:val="auto"/>
-          <w:sz w:val="28"/>
-          <w:szCs w:val="28"/>
-          <w:lang w:eastAsia="en-US"/>
-        </w:rPr>
-      </w:sdtEndPr>
     </w:sdt>
     <w:p>
       <w:pPr>
         <w:pStyle w:val="Titulosgenerales"/>
       </w:pPr>
-      <w:bookmarkStart w:name="_Toc224138584" w:id="0"/>
-      <w:r>
+      <w:bookmarkStart w:id="0" w:name="_Toc224138584"/>
+      <w:r>
+        <w:lastRenderedPageBreak/>
         <w:t>Introducción</w:t>
       </w:r>
       <w:bookmarkEnd w:id="0"/>
@@ -2635,8 +2624,9 @@
       <w:pPr>
         <w:pStyle w:val="Ttulo1"/>
       </w:pPr>
-      <w:bookmarkStart w:name="_Toc224138585" w:id="1"/>
-      <w:r>
+      <w:bookmarkStart w:id="1" w:name="_Toc224138585"/>
+      <w:r>
+        <w:lastRenderedPageBreak/>
         <w:t>Indicadores productivos</w:t>
       </w:r>
       <w:bookmarkEnd w:id="1"/>
@@ -2658,7 +2648,7 @@
       <w:pPr>
         <w:pStyle w:val="Ttulo2"/>
       </w:pPr>
-      <w:bookmarkStart w:name="_Toc224138586" w:id="2"/>
+      <w:bookmarkStart w:id="2" w:name="_Toc224138586"/>
       <w:r>
         <w:t>Indicadores productivos: concepto, tipos y finalidad</w:t>
       </w:r>
@@ -2715,6 +2705,7 @@
         <w:pStyle w:val="Ttulo3"/>
       </w:pPr>
       <w:r>
+        <w:lastRenderedPageBreak/>
         <w:t>Indicador productivo.</w:t>
       </w:r>
     </w:p>
@@ -2954,7 +2945,7 @@
       <w:pPr>
         <w:pStyle w:val="Ttulo2"/>
       </w:pPr>
-      <w:bookmarkStart w:name="_Toc224138587" w:id="3"/>
+      <w:bookmarkStart w:id="3" w:name="_Toc224138587"/>
       <w:r>
         <w:t>Indicadores Socioeconómicos IPPTA</w:t>
       </w:r>
@@ -2976,6 +2967,7 @@
         <w:rPr>
           <w:lang w:val="es-419" w:eastAsia="es-CO"/>
         </w:rPr>
+        <w:lastRenderedPageBreak/>
         <w:t>y organizaciones identificarse con los criterios y asumir como propio el proceso de transición.</w:t>
       </w:r>
     </w:p>
@@ -2996,7 +2988,7 @@
       <w:pPr>
         <w:pStyle w:val="Ttulo2"/>
       </w:pPr>
-      <w:bookmarkStart w:name="_Toc224138588" w:id="4"/>
+      <w:bookmarkStart w:id="4" w:name="_Toc224138588"/>
       <w:r>
         <w:t>Componentes socioeconómicos valorados</w:t>
       </w:r>
@@ -3073,6 +3065,7 @@
           <w:bCs/>
           <w:lang w:val="es-419" w:eastAsia="es-CO"/>
         </w:rPr>
+        <w:lastRenderedPageBreak/>
         <w:t>Equidad de género</w:t>
       </w:r>
       <w:r>
@@ -3237,7 +3230,7 @@
       <w:r>
         <w:t xml:space="preserve"> </w:t>
       </w:r>
-      <w:bookmarkStart w:name="_Toc224138589" w:id="5"/>
+      <w:bookmarkStart w:id="5" w:name="_Toc224138589"/>
       <w:r>
         <w:t>Mecánica de valoración</w:t>
       </w:r>
@@ -3266,6 +3259,7 @@
         <w:rPr>
           <w:lang w:val="es-419" w:eastAsia="es-CO"/>
         </w:rPr>
+        <w:lastRenderedPageBreak/>
         <w:t>Con base en aspectos como la participación organizativa, el control de los ingresos, la equidad de género y la autosuficiencia alimentaria, se asigna un puntaje entre 1 y 5 según la descripción definida para cada indicador. Esta calificación permite construir un diagnóstico claro del estado social y económico del predio, realizar comparaciones entre comunidades, identificar avances a lo largo del tiempo y orientar decisiones colectivas que fortalezcan la transición agroecológica.</w:t>
       </w:r>
     </w:p>
@@ -3516,6 +3510,7 @@
         <w:rPr>
           <w:lang w:val="es-419" w:eastAsia="es-CO"/>
         </w:rPr>
+        <w:lastRenderedPageBreak/>
         <w:t>mejora y el seguimiento de los avances en la transición agroecológica, articulando criterios técnicos con análisis participativo y saberes locales.</w:t>
       </w:r>
     </w:p>
@@ -3523,7 +3518,7 @@
       <w:pPr>
         <w:pStyle w:val="Ttulo2"/>
       </w:pPr>
-      <w:bookmarkStart w:name="_Toc224138590" w:id="6"/>
+      <w:bookmarkStart w:id="6" w:name="_Toc224138590"/>
       <w:r>
         <w:t>Indicadores productivos evaluados en la herramienta IPPTA</w:t>
       </w:r>
@@ -3681,6 +3676,7 @@
         <w:pStyle w:val="Ttulo3"/>
       </w:pPr>
       <w:r>
+        <w:lastRenderedPageBreak/>
         <w:t>Generación de ingresos e índices de autoempleo</w:t>
       </w:r>
     </w:p>
@@ -3929,6 +3925,7 @@
         <w:pStyle w:val="Ttulo3"/>
       </w:pPr>
       <w:r>
+        <w:lastRenderedPageBreak/>
         <w:t>Autosuficiencia alimentaria familiar</w:t>
       </w:r>
     </w:p>
@@ -4009,7 +4006,13 @@
         <w:rPr>
           <w:lang w:val="es-419" w:eastAsia="es-CO"/>
         </w:rPr>
-        <w:t>Se produce el 30%.</w:t>
+        <w:t>Se produce el 30%</w:t>
+      </w:r>
+      <w:r>
+        <w:rPr>
+          <w:lang w:val="es-419" w:eastAsia="es-CO"/>
+        </w:rPr>
+        <w:t xml:space="preserve"> de los alimentos.</w:t>
       </w:r>
     </w:p>
     <w:p>
@@ -4177,6 +4180,7 @@
         <w:pStyle w:val="Ttulo3"/>
       </w:pPr>
       <w:r>
+        <w:lastRenderedPageBreak/>
         <w:t>Gestión del conocimiento agroecológico</w:t>
       </w:r>
     </w:p>
@@ -4425,6 +4429,7 @@
         <w:pStyle w:val="Ttulo3"/>
       </w:pPr>
       <w:r>
+        <w:lastRenderedPageBreak/>
         <w:t>Control y decisión sobre el ingreso</w:t>
       </w:r>
     </w:p>
@@ -4537,11 +4542,19 @@
           <w:lang w:val="es-419" w:eastAsia="es-CO"/>
         </w:rPr>
       </w:pPr>
-      <w:r>
-        <w:rPr>
-          <w:lang w:val="es-419" w:eastAsia="es-CO"/>
-        </w:rPr>
-        <w:t>Participación activa y equitativa de todos los miembros del hogar.</w:t>
+      <w:proofErr w:type="gramStart"/>
+      <w:r>
+        <w:rPr>
+          <w:lang w:val="es-419" w:eastAsia="es-CO"/>
+        </w:rPr>
+        <w:t>Participación activa</w:t>
+      </w:r>
+      <w:proofErr w:type="gramEnd"/>
+      <w:r>
+        <w:rPr>
+          <w:lang w:val="es-419" w:eastAsia="es-CO"/>
+        </w:rPr>
+        <w:t xml:space="preserve"> y equitativa de todos los miembros del hogar.</w:t>
       </w:r>
     </w:p>
     <w:p>
@@ -4581,6 +4594,7 @@
         <w:rPr>
           <w:lang w:val="es-419" w:eastAsia="es-CO"/>
         </w:rPr>
+        <w:lastRenderedPageBreak/>
         <w:t>de intermediarios. Estos hallazgos permiten identificar oportunidades para mejorar la corresponsabilidad económica y fortalecer la autonomía comercial desde una perspectiva comunitaria.</w:t>
       </w:r>
     </w:p>
@@ -4802,7 +4816,15 @@
               <w:pStyle w:val="TextoTablas"/>
             </w:pPr>
             <w:r>
-              <w:t>Una persona toma la mayoría de decisiones económicas sin consulta regular al resto del hogar.</w:t>
+              <w:t xml:space="preserve">Una persona toma la mayoría de </w:t>
+            </w:r>
+            <w:proofErr w:type="gramStart"/>
+            <w:r>
+              <w:t>decisiones</w:t>
+            </w:r>
+            <w:proofErr w:type="gramEnd"/>
+            <w:r>
+              <w:t xml:space="preserve"> económicas sin consulta regular al resto del hogar.</w:t>
             </w:r>
           </w:p>
         </w:tc>
@@ -5052,6 +5074,7 @@
         <w:rPr>
           <w:lang w:val="es-419" w:eastAsia="es-CO"/>
         </w:rPr>
+        <w:lastRenderedPageBreak/>
         <w:t>Condición socioeconómica del predio: la finca se encuentra en un nivel intermedio-alto, con avances claros en participación comunitaria, autosuficiencia alimentaria y gestión del conocimiento, pero con aspectos por mejorar en el control de ingresos y la organización para la comercialización.</w:t>
       </w:r>
     </w:p>
@@ -5074,8 +5097,9 @@
       <w:pPr>
         <w:pStyle w:val="Ttulo1"/>
       </w:pPr>
-      <w:bookmarkStart w:name="_Toc224138591" w:id="7"/>
-      <w:r>
+      <w:bookmarkStart w:id="7" w:name="_Toc224138591"/>
+      <w:r>
+        <w:lastRenderedPageBreak/>
         <w:t>Algunas propuestas agroecológicas frente a la crisis socioeconómica</w:t>
       </w:r>
       <w:bookmarkEnd w:id="7"/>
@@ -5236,6 +5260,7 @@
         <w:rPr>
           <w:lang w:val="es-419" w:eastAsia="es-CO"/>
         </w:rPr>
+        <w:lastRenderedPageBreak/>
         <w:t>visibilizar aprendizajes colectivos y ajustar las estrategias de acción, consolidando un proceso de mejora continua.</w:t>
       </w:r>
     </w:p>
@@ -5243,7 +5268,7 @@
       <w:pPr>
         <w:pStyle w:val="Ttulo2"/>
       </w:pPr>
-      <w:bookmarkStart w:name="_Toc224138592" w:id="8"/>
+      <w:bookmarkStart w:id="8" w:name="_Toc224138592"/>
       <w:r>
         <w:t>Prácticas agroecológicas para el fortalecimiento socioeconómico</w:t>
       </w:r>
@@ -5450,6 +5475,7 @@
         <w:rPr>
           <w:lang w:val="es-419" w:eastAsia="es-CO"/>
         </w:rPr>
+        <w:lastRenderedPageBreak/>
         <w:t>Estas propuestas agroecológicas no solo responden a una crisis socioeconómica, sino que constituyen una vía hacia modelos más justos, sostenibles y arraigados en el territorio.</w:t>
       </w:r>
     </w:p>
@@ -5457,7 +5483,7 @@
       <w:pPr>
         <w:pStyle w:val="Ttulo2"/>
       </w:pPr>
-      <w:bookmarkStart w:name="_Toc224138593" w:id="9"/>
+      <w:bookmarkStart w:id="9" w:name="_Toc224138593"/>
       <w:r>
         <w:t>L</w:t>
       </w:r>
@@ -5489,7 +5515,21 @@
         <w:rPr>
           <w:lang w:val="es-419" w:eastAsia="es-CO"/>
         </w:rPr>
-        <w:t>El empoderamiento de las mujeres y la participación activa de los jóvenes son elementos clave para consolidar ese núcleo familiar. Las mujeres, históricamente asociadas al cuidado y la gestión de la alimentación, aportan conocimientos esenciales sobre biodiversidad, semillas y nutrición. Su involucramiento en la toma de decisiones económicas y productivas fortalece la equidad y garantiza una transición agroecológica inclusiva y sostenible.</w:t>
+        <w:t xml:space="preserve">El empoderamiento de las mujeres y la </w:t>
+      </w:r>
+      <w:proofErr w:type="gramStart"/>
+      <w:r>
+        <w:rPr>
+          <w:lang w:val="es-419" w:eastAsia="es-CO"/>
+        </w:rPr>
+        <w:t>participación activa</w:t>
+      </w:r>
+      <w:proofErr w:type="gramEnd"/>
+      <w:r>
+        <w:rPr>
+          <w:lang w:val="es-419" w:eastAsia="es-CO"/>
+        </w:rPr>
+        <w:t xml:space="preserve"> de los jóvenes son elementos clave para consolidar ese núcleo familiar. Las mujeres, históricamente asociadas al cuidado y la gestión de la alimentación, aportan conocimientos esenciales sobre biodiversidad, semillas y nutrición. Su involucramiento en la toma de decisiones económicas y productivas fortalece la equidad y garantiza una transición agroecológica inclusiva y sostenible.</w:t>
       </w:r>
     </w:p>
     <w:p>
@@ -5528,6 +5568,7 @@
         <w:rPr>
           <w:lang w:val="es-419" w:eastAsia="es-CO"/>
         </w:rPr>
+        <w:lastRenderedPageBreak/>
         <w:t>Las prácticas orientadas a fortalecer a la familia como núcleo del sistema agroecológico integran equidad, empoderamiento y corresponsabilidad en la vida cotidiana de la finca. Se trata de acciones que consolidan tanto la sostenibilidad familiar como la cohesión del proceso agroecológico. Las prácticas para fortalecer el núcleo familiar en la agroecología son:</w:t>
       </w:r>
     </w:p>
@@ -5670,7 +5711,7 @@
       <w:pPr>
         <w:pStyle w:val="Ttulo2"/>
       </w:pPr>
-      <w:bookmarkStart w:name="_Toc224138594" w:id="10"/>
+      <w:bookmarkStart w:id="10" w:name="_Toc224138594"/>
       <w:r>
         <w:t>Redes, plataformas y organizaciones</w:t>
       </w:r>
@@ -5699,6 +5740,7 @@
         <w:rPr>
           <w:lang w:val="es-419" w:eastAsia="es-CO"/>
         </w:rPr>
+        <w:lastRenderedPageBreak/>
         <w:t>La articulación colectiva cumple un papel estratégico en la consolidación de un modelo agroecológico territorial. A través de estas estructuras se generan vínculos de solidaridad, se coordinan acciones frente a desafíos comunes y se construyen alternativas económicas y políticas sostenibles.</w:t>
       </w:r>
     </w:p>
@@ -5847,8 +5889,9 @@
       <w:pPr>
         <w:pStyle w:val="Ttulo2"/>
       </w:pPr>
-      <w:bookmarkStart w:name="_Toc224138595" w:id="11"/>
-      <w:r>
+      <w:bookmarkStart w:id="11" w:name="_Toc224138595"/>
+      <w:r>
+        <w:lastRenderedPageBreak/>
         <w:t>Escuelas agroecológicas</w:t>
       </w:r>
       <w:bookmarkEnd w:id="11"/>
@@ -6031,6 +6074,7 @@
         <w:rPr>
           <w:lang w:val="es-419" w:eastAsia="es-CO"/>
         </w:rPr>
+        <w:lastRenderedPageBreak/>
         <w:t>comunidades para que sean protagonistas de la transición: capaces de innovar, sostener sus sistemas productivos y defender la soberanía alimentaria desde sus territorios.</w:t>
       </w:r>
     </w:p>
@@ -6190,6 +6234,7 @@
         <w:pStyle w:val="Ttulo3"/>
       </w:pPr>
       <w:r>
+        <w:lastRenderedPageBreak/>
         <w:t>Formación universitaria</w:t>
       </w:r>
     </w:p>
@@ -6327,6 +6372,7 @@
         <w:rPr>
           <w:lang w:val="es-419" w:eastAsia="es-CO"/>
         </w:rPr>
+        <w:lastRenderedPageBreak/>
         <w:t>fortalece la confianza entre productores y consumidores, dinamiza las economías locales y consolida la agroecología como una alternativa sostenible y competitiva en los territorios.</w:t>
       </w:r>
     </w:p>
@@ -6515,6 +6561,7 @@
               <w:t xml:space="preserve">Asimismo, los canales cortos de comercialización, como la venta directa en finca o las entregas comunitarias, fortalecen la relación entre productores y consumidores, eliminando intermediarios y generando circuitos de confianza. En este </w:t>
             </w:r>
             <w:r>
+              <w:lastRenderedPageBreak/>
               <w:t>contexto, las organizaciones y cooperativas agropecuarias cumplen un rol estratégico al permitir una gestión colectiva de la oferta, facilitando el acceso a mejores condiciones comerciales sin perder la esencia agroecológica.</w:t>
             </w:r>
           </w:p>
@@ -6536,6 +6583,7 @@
         <w:rPr>
           <w:lang w:val="es-419" w:eastAsia="es-CO"/>
         </w:rPr>
+        <w:lastRenderedPageBreak/>
         <w:t>Hacia modelos de comercio agroecológico justo</w:t>
       </w:r>
     </w:p>
@@ -6630,11 +6678,8 @@
     </w:p>
     <w:p>
       <w:pPr>
-        <w:pStyle w:val="Normal"/>
-        <w:rPr>
-          <w:rFonts w:ascii="Calibri" w:hAnsi="Calibri" w:eastAsia="Calibri" w:cs="Calibri"/>
-          <w:noProof w:val="0"/>
-          <w:sz w:val="28"/>
+        <w:rPr>
+          <w:rFonts w:ascii="Calibri" w:eastAsia="Calibri" w:hAnsi="Calibri" w:cs="Calibri"/>
           <w:szCs w:val="28"/>
           <w:lang w:val="es-419"/>
         </w:rPr>
@@ -6653,14 +6698,7 @@
       </w:r>
       <w:r>
         <w:rPr>
-          <w:rFonts w:ascii="Roboto" w:hAnsi="Roboto" w:eastAsia="Roboto" w:cs="Roboto"/>
-          <w:b w:val="0"/>
-          <w:bCs w:val="0"/>
-          <w:i w:val="0"/>
-          <w:iCs w:val="0"/>
-          <w:caps w:val="0"/>
-          <w:smallCaps w:val="0"/>
-          <w:noProof w:val="0"/>
+          <w:rFonts w:ascii="Roboto" w:eastAsia="Roboto" w:hAnsi="Roboto" w:cs="Roboto"/>
           <w:color w:val="12263F"/>
           <w:sz w:val="19"/>
           <w:szCs w:val="19"/>
@@ -6672,17 +6710,12 @@
     <w:p>
       <w:pPr>
         <w:pStyle w:val="Video"/>
-        <w:suppressLineNumbers w:val="0"/>
-        <w:bidi w:val="0"/>
-        <w:spacing w:before="240" w:beforeAutospacing="off" w:after="120" w:afterAutospacing="off" w:line="360" w:lineRule="auto"/>
-        <w:ind w:left="1134" w:right="0" w:hanging="1134"/>
-        <w:jc w:val="center"/>
-        <w:rPr/>
-      </w:pPr>
-      <w:r>
-        <w:rPr>
-          <w:lang w:val="es-419" w:eastAsia="es-CO"/>
-        </w:rPr>
+      </w:pPr>
+      <w:r>
+        <w:rPr>
+          <w:lang w:val="es-419" w:eastAsia="es-CO"/>
+        </w:rPr>
+        <w:lastRenderedPageBreak/>
         <w:t>Red COMPARTE. Circuitos de comercialización y consumo</w:t>
       </w:r>
     </w:p>
@@ -6699,16 +6732,10 @@
           <w:noProof/>
         </w:rPr>
         <w:drawing>
-          <wp:inline distT="0" distB="0" distL="0" distR="0" wp14:anchorId="339A3787" wp14:editId="3E510432">
-            <wp:extent cx="4572000" cy="3429000"/>
+          <wp:inline distT="0" distB="0" distL="0" distR="0" wp14:anchorId="12DB4E1C" wp14:editId="35167765">
+            <wp:extent cx="5219700" cy="2387960"/>
             <wp:effectExtent l="0" t="0" r="0" b="0"/>
-            <wp:docPr id="3" name="Imagen 3">
-              <a:extLst xmlns:a="http://schemas.openxmlformats.org/drawingml/2006/main">
-                <a:ext uri="{C183D7F6-B498-43B3-948B-1728B52AA6E4}">
-                  <adec:decorative xmlns:adec="http://schemas.microsoft.com/office/drawing/2017/decorative" val="1"/>
-                </a:ext>
-              </a:extLst>
-            </wp:docPr>
+            <wp:docPr id="599844941" name="Imagen 3"/>
             <wp:cNvGraphicFramePr>
               <a:graphicFrameLocks xmlns:a="http://schemas.openxmlformats.org/drawingml/2006/main" noChangeAspect="1"/>
             </wp:cNvGraphicFramePr>
@@ -6716,18 +6743,12 @@
               <a:graphicData uri="http://schemas.openxmlformats.org/drawingml/2006/picture">
                 <pic:pic xmlns:pic="http://schemas.openxmlformats.org/drawingml/2006/picture">
                   <pic:nvPicPr>
-                    <pic:cNvPr id="3" name="Imagen 3">
-                      <a:extLst>
-                        <a:ext uri="{C183D7F6-B498-43B3-948B-1728B52AA6E4}">
-                          <adec:decorative xmlns:adec="http://schemas.microsoft.com/office/drawing/2017/decorative" val="1"/>
-                        </a:ext>
-                      </a:extLst>
-                    </pic:cNvPr>
+                    <pic:cNvPr id="0" name="Picture 1"/>
                     <pic:cNvPicPr>
                       <a:picLocks noChangeAspect="1" noChangeArrowheads="1"/>
                     </pic:cNvPicPr>
                   </pic:nvPicPr>
-                  <pic:blipFill>
+                  <pic:blipFill rotWithShape="1">
                     <a:blip r:embed="rId12">
                       <a:extLst>
                         <a:ext uri="{28A0092B-C50C-407E-A947-70E740481C1C}">
@@ -6735,7 +6756,7 @@
                         </a:ext>
                       </a:extLst>
                     </a:blip>
-                    <a:srcRect/>
+                    <a:srcRect l="5893" t="11870" r="3131" b="21068"/>
                     <a:stretch>
                       <a:fillRect/>
                     </a:stretch>
@@ -6743,7 +6764,7 @@
                   <pic:spPr bwMode="auto">
                     <a:xfrm>
                       <a:off x="0" y="0"/>
-                      <a:ext cx="4572000" cy="3429000"/>
+                      <a:ext cx="5225808" cy="2390754"/>
                     </a:xfrm>
                     <a:prstGeom prst="rect">
                       <a:avLst/>
@@ -6752,6 +6773,11 @@
                     <a:ln>
                       <a:noFill/>
                     </a:ln>
+                    <a:extLst>
+                      <a:ext uri="{53640926-AAD7-44D8-BBD7-CCE9431645EC}">
+                        <a14:shadowObscured xmlns:a14="http://schemas.microsoft.com/office/drawing/2010/main"/>
+                      </a:ext>
+                    </a:extLst>
                   </pic:spPr>
                 </pic:pic>
               </a:graphicData>
@@ -6769,7 +6795,7 @@
           <w:b/>
         </w:rPr>
       </w:pPr>
-      <w:hyperlink w:history="1" r:id="rId13">
+      <w:hyperlink r:id="rId13" w:history="1">
         <w:r>
           <w:rPr>
             <w:rStyle w:val="Hipervnculo"/>
@@ -6873,16 +6899,8 @@
                 <w:color w:val="auto"/>
                 <w:u w:val="none"/>
               </w:rPr>
-              <w:t>Además del café, producen otros alimentos que venden en mercados campesinos de ciclo corto, promoviendo el comercio directo entre productor y consumidor. Estos mercados están respaldados por Sistemas Participativos de Garantía (SPG), una alternativa a la certificación de terceros. En este modelo no intervienen agentes externos; son la comunidad y los consumidores quienes verifican la producción mediante visitas a las fincas y participación activa.</w:t>
-            </w:r>
-          </w:p>
-          <w:p>
-            <w:pPr>
-              <w:rPr>
-                <w:rStyle w:val="Hipervnculo"/>
-                <w:b/>
-              </w:rPr>
-            </w:pPr>
+              <w:t xml:space="preserve">Además del café, producen otros alimentos que venden en mercados campesinos de ciclo corto, promoviendo el comercio directo entre productor y consumidor. Estos mercados están respaldados por Sistemas Participativos de </w:t>
+            </w:r>
             <w:r>
               <w:rPr>
                 <w:rStyle w:val="Hipervnculo"/>
@@ -6890,6 +6908,44 @@
                 <w:color w:val="auto"/>
                 <w:u w:val="none"/>
               </w:rPr>
+              <w:lastRenderedPageBreak/>
+              <w:t xml:space="preserve">Garantía (SPG), una alternativa a la certificación de terceros. En este modelo no intervienen agentes externos; son la comunidad y los consumidores quienes verifican la producción mediante visitas a las fincas y </w:t>
+            </w:r>
+            <w:proofErr w:type="gramStart"/>
+            <w:r>
+              <w:rPr>
+                <w:rStyle w:val="Hipervnculo"/>
+                <w:bCs/>
+                <w:color w:val="auto"/>
+                <w:u w:val="none"/>
+              </w:rPr>
+              <w:t>participación activa</w:t>
+            </w:r>
+            <w:proofErr w:type="gramEnd"/>
+            <w:r>
+              <w:rPr>
+                <w:rStyle w:val="Hipervnculo"/>
+                <w:bCs/>
+                <w:color w:val="auto"/>
+                <w:u w:val="none"/>
+              </w:rPr>
+              <w:t>.</w:t>
+            </w:r>
+          </w:p>
+          <w:p>
+            <w:pPr>
+              <w:rPr>
+                <w:rStyle w:val="Hipervnculo"/>
+                <w:b/>
+              </w:rPr>
+            </w:pPr>
+            <w:r>
+              <w:rPr>
+                <w:rStyle w:val="Hipervnculo"/>
+                <w:bCs/>
+                <w:color w:val="auto"/>
+                <w:u w:val="none"/>
+              </w:rPr>
               <w:t>Los SPG garantizan que los productos sean saludables y libres de químicos, al tiempo que fortalecen relaciones de confianza, comercio justo y certificación basada en la cercanía y el acompañamiento continuo. Los centros sociales apoyan este proceso al mantener contacto directo y constante con las familias campesinas, facilitando la construcción colectiva de este sistema.</w:t>
             </w:r>
           </w:p>
@@ -6906,6 +6962,7 @@
         <w:rPr>
           <w:lang w:val="es-419" w:eastAsia="es-CO"/>
         </w:rPr>
+        <w:lastRenderedPageBreak/>
         <w:t>En síntesis, los mercados son más que espacios de intercambio económico: son escenarios de encuentro, reconocimiento y construcción de soberanía alimentaria. Su consolidación asegura que la producción agroecológica se traduzca en bienestar familiar, cohesión comunitaria y resiliencia territorial.</w:t>
       </w:r>
     </w:p>
@@ -6928,8 +6985,9 @@
       <w:pPr>
         <w:pStyle w:val="Ttulo1"/>
       </w:pPr>
-      <w:bookmarkStart w:name="_Toc224138596" w:id="12"/>
-      <w:r>
+      <w:bookmarkStart w:id="12" w:name="_Toc224138596"/>
+      <w:r>
+        <w:lastRenderedPageBreak/>
         <w:t>Plan de acompañamiento agroecológico</w:t>
       </w:r>
       <w:bookmarkEnd w:id="12"/>
@@ -7146,6 +7204,7 @@
           <w:bCs/>
           <w:lang w:val="es-419" w:eastAsia="es-CO"/>
         </w:rPr>
+        <w:lastRenderedPageBreak/>
         <w:t>Generación y control de ingresos</w:t>
       </w:r>
       <w:r>
@@ -7192,14 +7251,28 @@
         <w:rPr>
           <w:lang w:val="es-419" w:eastAsia="es-CO"/>
         </w:rPr>
-        <w:t>Al vincular el diagnóstico con la acción concreta, se fortalece la planificación socioeconómica del predio. Esto permite tomar decisiones más informadas, contextualizadas y participativas, avanzando hacia una transición agroecológica integral, basada en evidencias, saberes locales y participación activa.</w:t>
+        <w:t xml:space="preserve">Al vincular el diagnóstico con la acción concreta, se fortalece la planificación socioeconómica del predio. Esto permite tomar decisiones más informadas, contextualizadas y participativas, avanzando hacia una transición agroecológica integral, basada en evidencias, saberes locales y </w:t>
+      </w:r>
+      <w:proofErr w:type="gramStart"/>
+      <w:r>
+        <w:rPr>
+          <w:lang w:val="es-419" w:eastAsia="es-CO"/>
+        </w:rPr>
+        <w:t>participación activa</w:t>
+      </w:r>
+      <w:proofErr w:type="gramEnd"/>
+      <w:r>
+        <w:rPr>
+          <w:lang w:val="es-419" w:eastAsia="es-CO"/>
+        </w:rPr>
+        <w:t>.</w:t>
       </w:r>
     </w:p>
     <w:p>
       <w:pPr>
         <w:pStyle w:val="Ttulo2"/>
       </w:pPr>
-      <w:bookmarkStart w:name="_Toc224138597" w:id="13"/>
+      <w:bookmarkStart w:id="13" w:name="_Toc224138597"/>
       <w:r>
         <w:t>Bases para proponer un plan de acción para la transición</w:t>
       </w:r>
@@ -7343,6 +7416,7 @@
           <w:bCs/>
           <w:lang w:val="es-419" w:eastAsia="es-CO"/>
         </w:rPr>
+        <w:lastRenderedPageBreak/>
         <w:t>Implementar prácticas de corresponsabilidad</w:t>
       </w:r>
       <w:r>
@@ -7396,7 +7470,7 @@
       <w:pPr>
         <w:pStyle w:val="Ttulo2"/>
       </w:pPr>
-      <w:bookmarkStart w:name="_Toc224138598" w:id="14"/>
+      <w:bookmarkStart w:id="14" w:name="_Toc224138598"/>
       <w:r>
         <w:t>Identificar necesidades sociales prioritarias</w:t>
       </w:r>
@@ -7577,6 +7651,7 @@
         <w:rPr>
           <w:lang w:val="es-419" w:eastAsia="es-CO"/>
         </w:rPr>
+        <w:lastRenderedPageBreak/>
         <w:t>y cómo avanzar hacia una organización coherente con los principios de equidad, solidaridad y soberanía alimentaria. A partir de esta lectura crítica del territorio, es posible proponer prácticas contextualizadas, basadas en el conocimiento local, la cultura comunitaria y la experiencia viva de quienes habitan y transforman el espacio rural.</w:t>
       </w:r>
     </w:p>
@@ -7584,7 +7659,7 @@
       <w:pPr>
         <w:pStyle w:val="Ttulo2"/>
       </w:pPr>
-      <w:bookmarkStart w:name="_Toc224138599" w:id="15"/>
+      <w:bookmarkStart w:id="15" w:name="_Toc224138599"/>
       <w:r>
         <w:t>Definir objetivos específicos</w:t>
       </w:r>
@@ -7784,11 +7859,6 @@
           <w:lang w:val="es-419" w:eastAsia="es-CO"/>
         </w:rPr>
         <w:tab/>
-      </w:r>
-      <w:r>
-        <w:rPr>
-          <w:lang w:val="es-419" w:eastAsia="es-CO"/>
-        </w:rPr>
         <w:t>A continuación, se presentan ejemplos de necesidades comunes y sus correspondientes objetivos transformadores:</w:t>
       </w:r>
     </w:p>
@@ -7837,13 +7907,28 @@
           <w:bCs/>
           <w:lang w:val="es-419" w:eastAsia="es-CO"/>
         </w:rPr>
+        <w:lastRenderedPageBreak/>
         <w:t>Baja participación de mujeres y jóvenes en espacios decisorios</w:t>
       </w:r>
       <w:r>
         <w:rPr>
           <w:lang w:val="es-419" w:eastAsia="es-CO"/>
         </w:rPr>
-        <w:t>. Fortalecer su participación activa en organizaciones comunitarias y productivas.</w:t>
+        <w:t xml:space="preserve">. Fortalecer su </w:t>
+      </w:r>
+      <w:proofErr w:type="gramStart"/>
+      <w:r>
+        <w:rPr>
+          <w:lang w:val="es-419" w:eastAsia="es-CO"/>
+        </w:rPr>
+        <w:t>participación activa</w:t>
+      </w:r>
+      <w:proofErr w:type="gramEnd"/>
+      <w:r>
+        <w:rPr>
+          <w:lang w:val="es-419" w:eastAsia="es-CO"/>
+        </w:rPr>
+        <w:t xml:space="preserve"> en organizaciones comunitarias y productivas.</w:t>
       </w:r>
     </w:p>
     <w:p>
@@ -7971,7 +8056,7 @@
       <w:pPr>
         <w:pStyle w:val="Ttulo2"/>
       </w:pPr>
-      <w:bookmarkStart w:name="_Toc224138600" w:id="16"/>
+      <w:bookmarkStart w:id="16" w:name="_Toc224138600"/>
       <w:r>
         <w:t>Seleccionar las alternativas agroecológicas</w:t>
       </w:r>
@@ -8078,6 +8163,7 @@
           <w:bCs/>
           <w:lang w:val="es-419" w:eastAsia="es-CO"/>
         </w:rPr>
+        <w:lastRenderedPageBreak/>
         <w:t>Pertinencia cultural</w:t>
       </w:r>
       <w:r>
@@ -8138,7 +8224,21 @@
         <w:rPr>
           <w:lang w:val="es-419" w:eastAsia="es-CO"/>
         </w:rPr>
-        <w:t>. Que promuevan la participación activa de mujeres, jóvenes y mayores en la toma de decisiones.</w:t>
+        <w:t xml:space="preserve">. Que promuevan la </w:t>
+      </w:r>
+      <w:proofErr w:type="gramStart"/>
+      <w:r>
+        <w:rPr>
+          <w:lang w:val="es-419" w:eastAsia="es-CO"/>
+        </w:rPr>
+        <w:t>participación activa</w:t>
+      </w:r>
+      <w:proofErr w:type="gramEnd"/>
+      <w:r>
+        <w:rPr>
+          <w:lang w:val="es-419" w:eastAsia="es-CO"/>
+        </w:rPr>
+        <w:t xml:space="preserve"> de mujeres, jóvenes y mayores en la toma de decisiones.</w:t>
       </w:r>
     </w:p>
     <w:p>
@@ -8300,6 +8400,7 @@
         <w:rPr>
           <w:lang w:val="es-419" w:eastAsia="es-CO"/>
         </w:rPr>
+        <w:lastRenderedPageBreak/>
         <w:t>consumidor, reduciendo la intermediación y promoviendo circuitos económicos locales.</w:t>
       </w:r>
     </w:p>
@@ -8327,7 +8428,21 @@
         <w:rPr>
           <w:lang w:val="es-419" w:eastAsia="es-CO"/>
         </w:rPr>
-        <w:t>. Capacitación en gestión económica y liderazgo comunitario, con énfasis en mujeres y jóvenes, y participación activa en plataformas territoriales y organizaciones campesinas para la incidencia social y política.</w:t>
+        <w:t xml:space="preserve">. Capacitación en gestión económica y liderazgo comunitario, con énfasis en mujeres y jóvenes, y </w:t>
+      </w:r>
+      <w:proofErr w:type="gramStart"/>
+      <w:r>
+        <w:rPr>
+          <w:lang w:val="es-419" w:eastAsia="es-CO"/>
+        </w:rPr>
+        <w:t>participación activa</w:t>
+      </w:r>
+      <w:proofErr w:type="gramEnd"/>
+      <w:r>
+        <w:rPr>
+          <w:lang w:val="es-419" w:eastAsia="es-CO"/>
+        </w:rPr>
+        <w:t xml:space="preserve"> en plataformas territoriales y organizaciones campesinas para la incidencia social y política.</w:t>
       </w:r>
     </w:p>
     <w:p>
@@ -8406,11 +8521,12 @@
           <w:lang w:val="es-CO"/>
         </w:rPr>
       </w:pPr>
-      <w:bookmarkStart w:name="_Toc224138601" w:id="17"/>
+      <w:bookmarkStart w:id="17" w:name="_Toc224138601"/>
       <w:r>
         <w:rPr>
           <w:lang w:val="es-CO"/>
         </w:rPr>
+        <w:lastRenderedPageBreak/>
         <w:t>Síntesis</w:t>
       </w:r>
       <w:bookmarkEnd w:id="17"/>
@@ -8528,11 +8644,12 @@
           <w:lang w:val="es-CO"/>
         </w:rPr>
       </w:pPr>
-      <w:bookmarkStart w:name="_Toc224138602" w:id="18"/>
+      <w:bookmarkStart w:id="18" w:name="_Toc224138602"/>
       <w:r>
         <w:rPr>
           <w:lang w:val="es-CO"/>
         </w:rPr>
+        <w:lastRenderedPageBreak/>
         <w:t>Material complementario</w:t>
       </w:r>
       <w:bookmarkEnd w:id="18"/>
@@ -8699,7 +8816,7 @@
                 <w:rStyle w:val="Hipervnculo"/>
               </w:rPr>
             </w:pPr>
-            <w:hyperlink w:history="1" r:id="rId16">
+            <w:hyperlink r:id="rId16" w:history="1">
               <w:r>
                 <w:rPr>
                   <w:rStyle w:val="Hipervnculo"/>
@@ -8779,7 +8896,7 @@
             <w:pPr>
               <w:pStyle w:val="TextoTablas"/>
             </w:pPr>
-            <w:hyperlink w:history="1" r:id="rId17">
+            <w:hyperlink r:id="rId17" w:history="1">
               <w:r>
                 <w:rPr>
                   <w:rStyle w:val="Hipervnculo"/>
@@ -8854,7 +8971,7 @@
             <w:pPr>
               <w:pStyle w:val="TextoTablas"/>
             </w:pPr>
-            <w:hyperlink w:history="1" r:id="rId18">
+            <w:hyperlink r:id="rId18" w:anchor="page=36" w:history="1">
               <w:r>
                 <w:rPr>
                   <w:rStyle w:val="Hipervnculo"/>
@@ -8922,7 +9039,7 @@
             <w:pPr>
               <w:pStyle w:val="TextoTablas"/>
             </w:pPr>
-            <w:hyperlink w:history="1" r:id="rId19">
+            <w:hyperlink r:id="rId19" w:history="1">
               <w:r>
                 <w:rPr>
                   <w:rStyle w:val="Hipervnculo"/>
@@ -8948,11 +9065,12 @@
           <w:lang w:val="es-CO"/>
         </w:rPr>
       </w:pPr>
-      <w:bookmarkStart w:name="_Toc224138603" w:id="19"/>
+      <w:bookmarkStart w:id="19" w:name="_Toc224138603"/>
       <w:r>
         <w:rPr>
           <w:lang w:val="es-CO"/>
         </w:rPr>
+        <w:lastRenderedPageBreak/>
         <w:t>Glosario</w:t>
       </w:r>
       <w:bookmarkEnd w:id="19"/>
@@ -9073,11 +9191,12 @@
           <w:lang w:val="es-CO"/>
         </w:rPr>
       </w:pPr>
-      <w:bookmarkStart w:name="_Toc224138604" w:id="20"/>
+      <w:bookmarkStart w:id="20" w:name="_Toc224138604"/>
       <w:r>
         <w:rPr>
           <w:lang w:val="es-CO"/>
         </w:rPr>
+        <w:lastRenderedPageBreak/>
         <w:t>Referencias bibliográficas</w:t>
       </w:r>
       <w:bookmarkEnd w:id="20"/>
@@ -9098,12 +9217,9 @@
         <w:ind w:left="993"/>
       </w:pPr>
       <w:r>
-        <w:t>Aguilar, E. E. (Coord.). (2022). Agroecología y organización social: estudios críticos sobre prácticas y saberes. Universidad de Monterrey y Editorial Ítaca.</w:t>
-      </w:r>
-      <w:r>
-        <w:t xml:space="preserve"> </w:t>
-      </w:r>
-      <w:hyperlink w:history="1" r:id="rId20">
+        <w:t xml:space="preserve">Aguilar, E. E. (Coord.). (2022). Agroecología y organización social: estudios críticos sobre prácticas y saberes. Universidad de Monterrey y Editorial Ítaca. </w:t>
+      </w:r>
+      <w:hyperlink r:id="rId20" w:history="1">
         <w:r>
           <w:rPr>
             <w:rStyle w:val="Hipervnculo"/>
@@ -9148,12 +9264,9 @@
       </w:r>
       <w:proofErr w:type="spellEnd"/>
       <w:r>
-        <w:t>, N. (2021). La herencia de Paulo Freire en las prácticas participativas dialógicas. Revista de Educación Social, (35).</w:t>
-      </w:r>
-      <w:r>
-        <w:t xml:space="preserve"> </w:t>
-      </w:r>
-      <w:hyperlink w:history="1" r:id="rId21">
+        <w:t xml:space="preserve">, N. (2021). La herencia de Paulo Freire en las prácticas participativas dialógicas. Revista de Educación Social, (35). </w:t>
+      </w:r>
+      <w:hyperlink r:id="rId21" w:history="1">
         <w:r>
           <w:rPr>
             <w:rStyle w:val="Hipervnculo"/>
@@ -9171,26 +9284,18 @@
         </w:numPr>
         <w:ind w:left="993"/>
       </w:pPr>
+      <w:r>
+        <w:t xml:space="preserve">Coraggio, J. L. (Comp.). (2016). Economía social y solidaria en movimiento. Universidad Nacional de General Sarmiento, CLACSO </w:t>
+      </w:r>
       <w:proofErr w:type="spellStart"/>
       <w:r>
-        <w:t>Coraggio</w:t>
+        <w:t>y</w:t>
       </w:r>
       <w:proofErr w:type="spellEnd"/>
       <w:r>
-        <w:t xml:space="preserve">, J. L. (Comp.). (2016). Economía social y solidaria en movimiento. Universidad Nacional de General Sarmiento, CLACSO </w:t>
-      </w:r>
-      <w:proofErr w:type="spellStart"/>
-      <w:r>
-        <w:t>y</w:t>
-      </w:r>
-      <w:proofErr w:type="spellEnd"/>
-      <w:r>
-        <w:t xml:space="preserve"> Instituto de Altos Estudios Nacionales.</w:t>
-      </w:r>
-      <w:r>
-        <w:t xml:space="preserve"> </w:t>
-      </w:r>
-      <w:hyperlink w:history="1" r:id="rId22">
+        <w:t xml:space="preserve"> Instituto de Altos Estudios Nacionales. </w:t>
+      </w:r>
+      <w:hyperlink r:id="rId22" w:history="1">
         <w:r>
           <w:rPr>
             <w:rStyle w:val="Hipervnculo"/>
@@ -9209,12 +9314,9 @@
         <w:ind w:left="993"/>
       </w:pPr>
       <w:r>
-        <w:t>FAO, MADR, ADR y Unión Europea en Colombia. (2023). Guía de transición a la agroecología para extensionistas y promotores rurales en Colombia. Organización de las Naciones Unidas para la Alimentación y la Agricultura.</w:t>
-      </w:r>
-      <w:r>
-        <w:t xml:space="preserve"> </w:t>
-      </w:r>
-      <w:hyperlink w:history="1" r:id="rId23">
+        <w:t xml:space="preserve">FAO, MADR, ADR y Unión Europea en Colombia. (2023). Guía de transición a la agroecología para extensionistas y promotores rurales en Colombia. Organización de las Naciones Unidas para la Alimentación y la Agricultura. </w:t>
+      </w:r>
+      <w:hyperlink r:id="rId23" w:history="1">
         <w:r>
           <w:rPr>
             <w:rStyle w:val="Hipervnculo"/>
@@ -9259,9 +9361,10 @@
         <w:ind w:left="993"/>
       </w:pPr>
       <w:r>
+        <w:lastRenderedPageBreak/>
         <w:t xml:space="preserve">Giraldo, O. F. (2022). Multitudes agroecológicas. Universidad Nacional Autónoma de México. </w:t>
       </w:r>
-      <w:hyperlink w:history="1" r:id="rId24">
+      <w:hyperlink r:id="rId24" w:history="1">
         <w:r>
           <w:rPr>
             <w:rStyle w:val="Hipervnculo"/>
@@ -9337,7 +9440,7 @@
       <w:r>
         <w:t xml:space="preserve">. (2022). Diversificar los cultivos: estrategias clave para una producción agrícola rentable y sostenible [Video]. YouTube. </w:t>
       </w:r>
-      <w:hyperlink w:history="1" r:id="rId25">
+      <w:hyperlink r:id="rId25" w:history="1">
         <w:r>
           <w:rPr>
             <w:rStyle w:val="Hipervnculo"/>
@@ -9358,7 +9461,7 @@
       <w:r>
         <w:t xml:space="preserve">Red Comparte. (2021, agosto 17). Red COMPARTE. Circuitos cortos de comercialización y consumo [Video]. YouTube. </w:t>
       </w:r>
-      <w:hyperlink w:history="1" r:id="rId26">
+      <w:hyperlink r:id="rId26" w:history="1">
         <w:r>
           <w:rPr>
             <w:rStyle w:val="Hipervnculo"/>
@@ -9411,22 +9514,14 @@
         <w:ind w:left="993"/>
       </w:pPr>
       <w:r>
-        <w:t xml:space="preserve">Valdivia-Díaz, M., Le </w:t>
+        <w:t>Valdivia-Díaz, M., Le Coq, J. F., y Daza, P. (2022). Propuesta de hoja de ruta para el escalamiento de la agroecología en Colombia: desde un análisis de las políticas, programas y factores limitantes actuales (</w:t>
       </w:r>
       <w:proofErr w:type="spellStart"/>
       <w:r>
-        <w:t>Coq</w:t>
+        <w:t>Info</w:t>
       </w:r>
       <w:proofErr w:type="spellEnd"/>
       <w:r>
-        <w:t>, J. F., y Daza, P. (2022). Propuesta de hoja de ruta para el escalamiento de la agroecología en Colombia: desde un análisis de las políticas, programas y factores limitantes actuales (</w:t>
-      </w:r>
-      <w:proofErr w:type="spellStart"/>
-      <w:r>
-        <w:t>Info</w:t>
-      </w:r>
-      <w:proofErr w:type="spellEnd"/>
-      <w:r>
         <w:t xml:space="preserve"> Note). CGIAR.</w:t>
       </w:r>
     </w:p>
@@ -9437,11 +9532,12 @@
           <w:lang w:val="es-CO"/>
         </w:rPr>
       </w:pPr>
-      <w:bookmarkStart w:name="_Toc224138605" w:id="21"/>
+      <w:bookmarkStart w:id="21" w:name="_Toc224138605"/>
       <w:r>
         <w:rPr>
           <w:lang w:val="es-CO"/>
         </w:rPr>
+        <w:lastRenderedPageBreak/>
         <w:t>Créditos</w:t>
       </w:r>
       <w:bookmarkEnd w:id="21"/>
@@ -9553,16 +9649,8 @@
               <w:rPr>
                 <w:lang w:val="es-CO"/>
               </w:rPr>
-              <w:t xml:space="preserve">Olga Constanza Bermúdez </w:t>
-            </w:r>
-            <w:proofErr w:type="spellStart"/>
-            <w:r>
-              <w:rPr>
-                <w:lang w:val="es-CO"/>
-              </w:rPr>
-              <w:t>Jaimes</w:t>
-            </w:r>
-            <w:proofErr w:type="spellEnd"/>
+              <w:t>Olga Constanza Bermúdez Jaimes</w:t>
+            </w:r>
           </w:p>
         </w:tc>
         <w:tc>
@@ -9620,30 +9708,8 @@
               <w:rPr>
                 <w:lang w:val="es-CO"/>
               </w:rPr>
-              <w:t xml:space="preserve">Jorge Eduardo </w:t>
-            </w:r>
-            <w:proofErr w:type="spellStart"/>
-            <w:r>
-              <w:rPr>
-                <w:lang w:val="es-CO"/>
-              </w:rPr>
-              <w:t>Alava</w:t>
-            </w:r>
-            <w:proofErr w:type="spellEnd"/>
-            <w:r>
-              <w:rPr>
-                <w:lang w:val="es-CO"/>
-              </w:rPr>
-              <w:t xml:space="preserve"> </w:t>
-            </w:r>
-            <w:proofErr w:type="spellStart"/>
-            <w:r>
-              <w:rPr>
-                <w:lang w:val="es-CO"/>
-              </w:rPr>
-              <w:t>Arevalo</w:t>
-            </w:r>
-            <w:proofErr w:type="spellEnd"/>
+              <w:t>Jorge Eduardo Alava Arevalo</w:t>
+            </w:r>
           </w:p>
         </w:tc>
         <w:tc>
@@ -9908,13 +9974,8 @@
               <w:pStyle w:val="TextoTablas"/>
             </w:pPr>
             <w:r>
-              <w:t xml:space="preserve">Roger </w:t>
-            </w:r>
-            <w:proofErr w:type="spellStart"/>
-            <w:r>
-              <w:t>Garcia</w:t>
-            </w:r>
-            <w:proofErr w:type="spellEnd"/>
+              <w:t>Roger Garcia</w:t>
+            </w:r>
           </w:p>
         </w:tc>
         <w:tc>
@@ -10028,44 +10089,8 @@
               <w:rPr>
                 <w:lang w:val="es-CO"/>
               </w:rPr>
-              <w:t xml:space="preserve">Carlos </w:t>
-            </w:r>
-            <w:proofErr w:type="spellStart"/>
-            <w:r>
-              <w:rPr>
-                <w:lang w:val="es-CO"/>
-              </w:rPr>
-              <w:t>Julian</w:t>
-            </w:r>
-            <w:proofErr w:type="spellEnd"/>
-            <w:r>
-              <w:rPr>
-                <w:lang w:val="es-CO"/>
-              </w:rPr>
-              <w:t xml:space="preserve"> </w:t>
-            </w:r>
-            <w:proofErr w:type="spellStart"/>
-            <w:r>
-              <w:rPr>
-                <w:lang w:val="es-CO"/>
-              </w:rPr>
-              <w:t>Ramirez</w:t>
-            </w:r>
-            <w:proofErr w:type="spellEnd"/>
-            <w:r>
-              <w:rPr>
-                <w:lang w:val="es-CO"/>
-              </w:rPr>
-              <w:t xml:space="preserve"> </w:t>
-            </w:r>
-            <w:proofErr w:type="spellStart"/>
-            <w:r>
-              <w:rPr>
-                <w:lang w:val="es-CO"/>
-              </w:rPr>
-              <w:t>Benitez</w:t>
-            </w:r>
-            <w:proofErr w:type="spellEnd"/>
+              <w:t>Carlos Julian Ramirez Benitez</w:t>
+            </w:r>
           </w:p>
         </w:tc>
         <w:tc>
@@ -10326,6 +10351,7 @@
               <w:rPr>
                 <w:lang w:val="es-CO"/>
               </w:rPr>
+              <w:lastRenderedPageBreak/>
               <w:t>Daniela Muñoz Bedoya</w:t>
             </w:r>
           </w:p>
@@ -10674,21 +10700,7 @@
               <w:rPr>
                 <w:lang w:val="es-CO"/>
               </w:rPr>
-              <w:t xml:space="preserve"> Wilfredo </w:t>
-            </w:r>
-            <w:proofErr w:type="spellStart"/>
-            <w:r>
-              <w:rPr>
-                <w:lang w:val="es-CO"/>
-              </w:rPr>
-              <w:t>Pizo</w:t>
-            </w:r>
-            <w:proofErr w:type="spellEnd"/>
-            <w:r>
-              <w:rPr>
-                <w:lang w:val="es-CO"/>
-              </w:rPr>
-              <w:t xml:space="preserve"> Ossa</w:t>
+              <w:t xml:space="preserve"> Wilfredo Pizo Ossa</w:t>
             </w:r>
           </w:p>
         </w:tc>
@@ -10801,7 +10813,7 @@
     <w:sectPr>
       <w:headerReference w:type="default" r:id="rId27"/>
       <w:footerReference w:type="default" r:id="rId28"/>
-      <w:pgSz w:w="12240" w:h="15840" w:orient="portrait"/>
+      <w:pgSz w:w="12240" w:h="15840"/>
       <w:pgMar w:top="1701" w:right="1134" w:bottom="1134" w:left="1134" w:header="709" w:footer="737" w:gutter="0"/>
       <w:pgNumType w:start="1"/>
       <w:cols w:space="708"/>
@@ -10813,7 +10825,7 @@
 </file>
 
 <file path=word/endnotes.xml><?xml version="1.0" encoding="utf-8"?>
-<w:endnotes xmlns:wpc="http://schemas.microsoft.com/office/word/2010/wordprocessingCanvas" xmlns:cx="http://schemas.microsoft.com/office/drawing/2014/chartex" xmlns:cx1="http://schemas.microsoft.com/office/drawing/2015/9/8/chartex" xmlns:cx2="http://schemas.microsoft.com/office/drawing/2015/10/21/chartex" xmlns:cx3="http://schemas.microsoft.com/office/drawing/2016/5/9/chartex" xmlns:cx4="http://schemas.microsoft.com/office/drawing/2016/5/10/chartex" xmlns:cx5="http://schemas.microsoft.com/office/drawing/2016/5/11/chartex" xmlns:cx6="http://schemas.microsoft.com/office/drawing/2016/5/12/chartex" xmlns:cx7="http://schemas.microsoft.com/office/drawing/2016/5/13/chartex" xmlns:cx8="http://schemas.microsoft.com/office/drawing/2016/5/14/chartex" xmlns:mc="http://schemas.openxmlformats.org/markup-compatibility/2006" xmlns:aink="http://schemas.microsoft.com/office/drawing/2016/ink" xmlns:am3d="http://schemas.microsoft.com/office/drawing/2017/model3d" xmlns:o="urn:schemas-microsoft-com:office:office" xmlns:oel="http://schemas.microsoft.com/office/2019/extlst" xmlns:r="http://schemas.openxmlformats.org/officeDocument/2006/relationships" xmlns:m="http://schemas.openxmlformats.org/officeDocument/2006/math" xmlns:v="urn:schemas-microsoft-com:vml" xmlns:wp14="http://schemas.microsoft.com/office/word/2010/wordprocessingDrawing" xmlns:wp="http://schemas.openxmlformats.org/drawingml/2006/wordprocessingDrawing" xmlns:w10="urn:schemas-microsoft-com:office:word" xmlns:w="http://schemas.openxmlformats.org/wordprocessingml/2006/main" xmlns:w14="http://schemas.microsoft.com/office/word/2010/wordml" xmlns:w15="http://schemas.microsoft.com/office/word/2012/wordml" xmlns:w16cex="http://schemas.microsoft.com/office/word/2018/wordml/cex" xmlns:w16cid="http://schemas.microsoft.com/office/word/2016/wordml/cid" xmlns:w16="http://schemas.microsoft.com/office/word/2018/wordml" xmlns:w16sdtdh="http://schemas.microsoft.com/office/word/2020/wordml/sdtdatahash" xmlns:w16se="http://schemas.microsoft.com/office/word/2015/wordml/symex" xmlns:wpg="http://schemas.microsoft.com/office/word/2010/wordprocessingGroup" xmlns:wpi="http://schemas.microsoft.com/office/word/2010/wordprocessingInk" xmlns:wne="http://schemas.microsoft.com/office/word/2006/wordml" xmlns:wps="http://schemas.microsoft.com/office/word/2010/wordprocessingShape" mc:Ignorable="w14 w15 w16se w16cid w16 w16cex w16sdtdh wp14">
+<w:endnotes xmlns:wpc="http://schemas.microsoft.com/office/word/2010/wordprocessingCanvas" xmlns:cx="http://schemas.microsoft.com/office/drawing/2014/chartex" xmlns:cx1="http://schemas.microsoft.com/office/drawing/2015/9/8/chartex" xmlns:cx2="http://schemas.microsoft.com/office/drawing/2015/10/21/chartex" xmlns:cx3="http://schemas.microsoft.com/office/drawing/2016/5/9/chartex" xmlns:cx4="http://schemas.microsoft.com/office/drawing/2016/5/10/chartex" xmlns:cx5="http://schemas.microsoft.com/office/drawing/2016/5/11/chartex" xmlns:cx6="http://schemas.microsoft.com/office/drawing/2016/5/12/chartex" xmlns:cx7="http://schemas.microsoft.com/office/drawing/2016/5/13/chartex" xmlns:cx8="http://schemas.microsoft.com/office/drawing/2016/5/14/chartex" xmlns:mc="http://schemas.openxmlformats.org/markup-compatibility/2006" xmlns:aink="http://schemas.microsoft.com/office/drawing/2016/ink" xmlns:am3d="http://schemas.microsoft.com/office/drawing/2017/model3d" xmlns:o="urn:schemas-microsoft-com:office:office" xmlns:oel="http://schemas.microsoft.com/office/2019/extlst" xmlns:r="http://schemas.openxmlformats.org/officeDocument/2006/relationships" xmlns:m="http://schemas.openxmlformats.org/officeDocument/2006/math" xmlns:v="urn:schemas-microsoft-com:vml" xmlns:wp14="http://schemas.microsoft.com/office/word/2010/wordprocessingDrawing" xmlns:wp="http://schemas.openxmlformats.org/drawingml/2006/wordprocessingDrawing" xmlns:w10="urn:schemas-microsoft-com:office:word" xmlns:w="http://schemas.openxmlformats.org/wordprocessingml/2006/main" xmlns:w14="http://schemas.microsoft.com/office/word/2010/wordml" xmlns:w15="http://schemas.microsoft.com/office/word/2012/wordml" xmlns:w16cex="http://schemas.microsoft.com/office/word/2018/wordml/cex" xmlns:w16cid="http://schemas.microsoft.com/office/word/2016/wordml/cid" xmlns:w16="http://schemas.microsoft.com/office/word/2018/wordml" xmlns:w16du="http://schemas.microsoft.com/office/word/2023/wordml/word16du" xmlns:w16sdtdh="http://schemas.microsoft.com/office/word/2020/wordml/sdtdatahash" xmlns:w16sdtfl="http://schemas.microsoft.com/office/word/2024/wordml/sdtformatlock" xmlns:w16se="http://schemas.microsoft.com/office/word/2015/wordml/symex" xmlns:wpg="http://schemas.microsoft.com/office/word/2010/wordprocessingGroup" xmlns:wpi="http://schemas.microsoft.com/office/word/2010/wordprocessingInk" xmlns:wne="http://schemas.microsoft.com/office/word/2006/wordml" xmlns:wps="http://schemas.microsoft.com/office/word/2010/wordprocessingShape" mc:Ignorable="w14 w15 w16se w16cid w16 w16cex w16sdtdh w16sdtfl w16du wp14">
   <w:endnote w:type="separator" w:id="-1">
     <w:p>
       <w:pPr>
@@ -10838,7 +10850,7 @@
 </file>
 
 <file path=word/footer1.xml><?xml version="1.0" encoding="utf-8"?>
-<w:ftr xmlns:wpc="http://schemas.microsoft.com/office/word/2010/wordprocessingCanvas" xmlns:cx="http://schemas.microsoft.com/office/drawing/2014/chartex" xmlns:cx1="http://schemas.microsoft.com/office/drawing/2015/9/8/chartex" xmlns:cx2="http://schemas.microsoft.com/office/drawing/2015/10/21/chartex" xmlns:cx3="http://schemas.microsoft.com/office/drawing/2016/5/9/chartex" xmlns:cx4="http://schemas.microsoft.com/office/drawing/2016/5/10/chartex" xmlns:cx5="http://schemas.microsoft.com/office/drawing/2016/5/11/chartex" xmlns:cx6="http://schemas.microsoft.com/office/drawing/2016/5/12/chartex" xmlns:cx7="http://schemas.microsoft.com/office/drawing/2016/5/13/chartex" xmlns:cx8="http://schemas.microsoft.com/office/drawing/2016/5/14/chartex" xmlns:mc="http://schemas.openxmlformats.org/markup-compatibility/2006" xmlns:aink="http://schemas.microsoft.com/office/drawing/2016/ink" xmlns:am3d="http://schemas.microsoft.com/office/drawing/2017/model3d" xmlns:o="urn:schemas-microsoft-com:office:office" xmlns:oel="http://schemas.microsoft.com/office/2019/extlst" xmlns:r="http://schemas.openxmlformats.org/officeDocument/2006/relationships" xmlns:m="http://schemas.openxmlformats.org/officeDocument/2006/math" xmlns:v="urn:schemas-microsoft-com:vml" xmlns:wp14="http://schemas.microsoft.com/office/word/2010/wordprocessingDrawing" xmlns:wp="http://schemas.openxmlformats.org/drawingml/2006/wordprocessingDrawing" xmlns:w10="urn:schemas-microsoft-com:office:word" xmlns:w="http://schemas.openxmlformats.org/wordprocessingml/2006/main" xmlns:w14="http://schemas.microsoft.com/office/word/2010/wordml" xmlns:w15="http://schemas.microsoft.com/office/word/2012/wordml" xmlns:w16cex="http://schemas.microsoft.com/office/word/2018/wordml/cex" xmlns:w16cid="http://schemas.microsoft.com/office/word/2016/wordml/cid" xmlns:w16="http://schemas.microsoft.com/office/word/2018/wordml" xmlns:w16sdtdh="http://schemas.microsoft.com/office/word/2020/wordml/sdtdatahash" xmlns:w16se="http://schemas.microsoft.com/office/word/2015/wordml/symex" xmlns:wpg="http://schemas.microsoft.com/office/word/2010/wordprocessingGroup" xmlns:wpi="http://schemas.microsoft.com/office/word/2010/wordprocessingInk" xmlns:wne="http://schemas.microsoft.com/office/word/2006/wordml" xmlns:wps="http://schemas.microsoft.com/office/word/2010/wordprocessingShape" mc:Ignorable="w14 w15 w16se w16cid w16 w16cex w16sdtdh wp14">
+<w:ftr xmlns:wpc="http://schemas.microsoft.com/office/word/2010/wordprocessingCanvas" xmlns:cx="http://schemas.microsoft.com/office/drawing/2014/chartex" xmlns:cx1="http://schemas.microsoft.com/office/drawing/2015/9/8/chartex" xmlns:cx2="http://schemas.microsoft.com/office/drawing/2015/10/21/chartex" xmlns:cx3="http://schemas.microsoft.com/office/drawing/2016/5/9/chartex" xmlns:cx4="http://schemas.microsoft.com/office/drawing/2016/5/10/chartex" xmlns:cx5="http://schemas.microsoft.com/office/drawing/2016/5/11/chartex" xmlns:cx6="http://schemas.microsoft.com/office/drawing/2016/5/12/chartex" xmlns:cx7="http://schemas.microsoft.com/office/drawing/2016/5/13/chartex" xmlns:cx8="http://schemas.microsoft.com/office/drawing/2016/5/14/chartex" xmlns:mc="http://schemas.openxmlformats.org/markup-compatibility/2006" xmlns:aink="http://schemas.microsoft.com/office/drawing/2016/ink" xmlns:am3d="http://schemas.microsoft.com/office/drawing/2017/model3d" xmlns:o="urn:schemas-microsoft-com:office:office" xmlns:oel="http://schemas.microsoft.com/office/2019/extlst" xmlns:r="http://schemas.openxmlformats.org/officeDocument/2006/relationships" xmlns:m="http://schemas.openxmlformats.org/officeDocument/2006/math" xmlns:v="urn:schemas-microsoft-com:vml" xmlns:wp14="http://schemas.microsoft.com/office/word/2010/wordprocessingDrawing" xmlns:wp="http://schemas.openxmlformats.org/drawingml/2006/wordprocessingDrawing" xmlns:w10="urn:schemas-microsoft-com:office:word" xmlns:w="http://schemas.openxmlformats.org/wordprocessingml/2006/main" xmlns:w14="http://schemas.microsoft.com/office/word/2010/wordml" xmlns:w15="http://schemas.microsoft.com/office/word/2012/wordml" xmlns:w16cex="http://schemas.microsoft.com/office/word/2018/wordml/cex" xmlns:w16cid="http://schemas.microsoft.com/office/word/2016/wordml/cid" xmlns:w16="http://schemas.microsoft.com/office/word/2018/wordml" xmlns:w16du="http://schemas.microsoft.com/office/word/2023/wordml/word16du" xmlns:w16sdtdh="http://schemas.microsoft.com/office/word/2020/wordml/sdtdatahash" xmlns:w16sdtfl="http://schemas.microsoft.com/office/word/2024/wordml/sdtformatlock" xmlns:w16se="http://schemas.microsoft.com/office/word/2015/wordml/symex" xmlns:wpg="http://schemas.microsoft.com/office/word/2010/wordprocessingGroup" xmlns:wpi="http://schemas.microsoft.com/office/word/2010/wordprocessingInk" xmlns:wne="http://schemas.microsoft.com/office/word/2006/wordml" xmlns:wps="http://schemas.microsoft.com/office/word/2010/wordprocessingShape" mc:Ignorable="w14 w15 w16se w16cid w16 w16cex w16sdtdh w16sdtfl w16du wp14">
   <w:sdt>
     <w:sdtPr>
       <w:id w:val="-1465197936"/>
@@ -10883,7 +10895,7 @@
 </file>
 
 <file path=word/footnotes.xml><?xml version="1.0" encoding="utf-8"?>
-<w:footnotes xmlns:wpc="http://schemas.microsoft.com/office/word/2010/wordprocessingCanvas" xmlns:cx="http://schemas.microsoft.com/office/drawing/2014/chartex" xmlns:cx1="http://schemas.microsoft.com/office/drawing/2015/9/8/chartex" xmlns:cx2="http://schemas.microsoft.com/office/drawing/2015/10/21/chartex" xmlns:cx3="http://schemas.microsoft.com/office/drawing/2016/5/9/chartex" xmlns:cx4="http://schemas.microsoft.com/office/drawing/2016/5/10/chartex" xmlns:cx5="http://schemas.microsoft.com/office/drawing/2016/5/11/chartex" xmlns:cx6="http://schemas.microsoft.com/office/drawing/2016/5/12/chartex" xmlns:cx7="http://schemas.microsoft.com/office/drawing/2016/5/13/chartex" xmlns:cx8="http://schemas.microsoft.com/office/drawing/2016/5/14/chartex" xmlns:mc="http://schemas.openxmlformats.org/markup-compatibility/2006" xmlns:aink="http://schemas.microsoft.com/office/drawing/2016/ink" xmlns:am3d="http://schemas.microsoft.com/office/drawing/2017/model3d" xmlns:o="urn:schemas-microsoft-com:office:office" xmlns:oel="http://schemas.microsoft.com/office/2019/extlst" xmlns:r="http://schemas.openxmlformats.org/officeDocument/2006/relationships" xmlns:m="http://schemas.openxmlformats.org/officeDocument/2006/math" xmlns:v="urn:schemas-microsoft-com:vml" xmlns:wp14="http://schemas.microsoft.com/office/word/2010/wordprocessingDrawing" xmlns:wp="http://schemas.openxmlformats.org/drawingml/2006/wordprocessingDrawing" xmlns:w10="urn:schemas-microsoft-com:office:word" xmlns:w="http://schemas.openxmlformats.org/wordprocessingml/2006/main" xmlns:w14="http://schemas.microsoft.com/office/word/2010/wordml" xmlns:w15="http://schemas.microsoft.com/office/word/2012/wordml" xmlns:w16cex="http://schemas.microsoft.com/office/word/2018/wordml/cex" xmlns:w16cid="http://schemas.microsoft.com/office/word/2016/wordml/cid" xmlns:w16="http://schemas.microsoft.com/office/word/2018/wordml" xmlns:w16sdtdh="http://schemas.microsoft.com/office/word/2020/wordml/sdtdatahash" xmlns:w16se="http://schemas.microsoft.com/office/word/2015/wordml/symex" xmlns:wpg="http://schemas.microsoft.com/office/word/2010/wordprocessingGroup" xmlns:wpi="http://schemas.microsoft.com/office/word/2010/wordprocessingInk" xmlns:wne="http://schemas.microsoft.com/office/word/2006/wordml" xmlns:wps="http://schemas.microsoft.com/office/word/2010/wordprocessingShape" mc:Ignorable="w14 w15 w16se w16cid w16 w16cex w16sdtdh wp14">
+<w:footnotes xmlns:wpc="http://schemas.microsoft.com/office/word/2010/wordprocessingCanvas" xmlns:cx="http://schemas.microsoft.com/office/drawing/2014/chartex" xmlns:cx1="http://schemas.microsoft.com/office/drawing/2015/9/8/chartex" xmlns:cx2="http://schemas.microsoft.com/office/drawing/2015/10/21/chartex" xmlns:cx3="http://schemas.microsoft.com/office/drawing/2016/5/9/chartex" xmlns:cx4="http://schemas.microsoft.com/office/drawing/2016/5/10/chartex" xmlns:cx5="http://schemas.microsoft.com/office/drawing/2016/5/11/chartex" xmlns:cx6="http://schemas.microsoft.com/office/drawing/2016/5/12/chartex" xmlns:cx7="http://schemas.microsoft.com/office/drawing/2016/5/13/chartex" xmlns:cx8="http://schemas.microsoft.com/office/drawing/2016/5/14/chartex" xmlns:mc="http://schemas.openxmlformats.org/markup-compatibility/2006" xmlns:aink="http://schemas.microsoft.com/office/drawing/2016/ink" xmlns:am3d="http://schemas.microsoft.com/office/drawing/2017/model3d" xmlns:o="urn:schemas-microsoft-com:office:office" xmlns:oel="http://schemas.microsoft.com/office/2019/extlst" xmlns:r="http://schemas.openxmlformats.org/officeDocument/2006/relationships" xmlns:m="http://schemas.openxmlformats.org/officeDocument/2006/math" xmlns:v="urn:schemas-microsoft-com:vml" xmlns:wp14="http://schemas.microsoft.com/office/word/2010/wordprocessingDrawing" xmlns:wp="http://schemas.openxmlformats.org/drawingml/2006/wordprocessingDrawing" xmlns:w10="urn:schemas-microsoft-com:office:word" xmlns:w="http://schemas.openxmlformats.org/wordprocessingml/2006/main" xmlns:w14="http://schemas.microsoft.com/office/word/2010/wordml" xmlns:w15="http://schemas.microsoft.com/office/word/2012/wordml" xmlns:w16cex="http://schemas.microsoft.com/office/word/2018/wordml/cex" xmlns:w16cid="http://schemas.microsoft.com/office/word/2016/wordml/cid" xmlns:w16="http://schemas.microsoft.com/office/word/2018/wordml" xmlns:w16du="http://schemas.microsoft.com/office/word/2023/wordml/word16du" xmlns:w16sdtdh="http://schemas.microsoft.com/office/word/2020/wordml/sdtdatahash" xmlns:w16sdtfl="http://schemas.microsoft.com/office/word/2024/wordml/sdtformatlock" xmlns:w16se="http://schemas.microsoft.com/office/word/2015/wordml/symex" xmlns:wpg="http://schemas.microsoft.com/office/word/2010/wordprocessingGroup" xmlns:wpi="http://schemas.microsoft.com/office/word/2010/wordprocessingInk" xmlns:wne="http://schemas.microsoft.com/office/word/2006/wordml" xmlns:wps="http://schemas.microsoft.com/office/word/2010/wordprocessingShape" mc:Ignorable="w14 w15 w16se w16cid w16 w16cex w16sdtdh w16sdtfl w16du wp14">
   <w:footnote w:type="separator" w:id="-1">
     <w:p>
       <w:pPr>
@@ -10908,7 +10920,7 @@
 </file>
 
 <file path=word/header1.xml><?xml version="1.0" encoding="utf-8"?>
-<w:hdr xmlns:wpc="http://schemas.microsoft.com/office/word/2010/wordprocessingCanvas" xmlns:cx="http://schemas.microsoft.com/office/drawing/2014/chartex" xmlns:cx1="http://schemas.microsoft.com/office/drawing/2015/9/8/chartex" xmlns:cx2="http://schemas.microsoft.com/office/drawing/2015/10/21/chartex" xmlns:cx3="http://schemas.microsoft.com/office/drawing/2016/5/9/chartex" xmlns:cx4="http://schemas.microsoft.com/office/drawing/2016/5/10/chartex" xmlns:cx5="http://schemas.microsoft.com/office/drawing/2016/5/11/chartex" xmlns:cx6="http://schemas.microsoft.com/office/drawing/2016/5/12/chartex" xmlns:cx7="http://schemas.microsoft.com/office/drawing/2016/5/13/chartex" xmlns:cx8="http://schemas.microsoft.com/office/drawing/2016/5/14/chartex" xmlns:mc="http://schemas.openxmlformats.org/markup-compatibility/2006" xmlns:aink="http://schemas.microsoft.com/office/drawing/2016/ink" xmlns:am3d="http://schemas.microsoft.com/office/drawing/2017/model3d" xmlns:o="urn:schemas-microsoft-com:office:office" xmlns:oel="http://schemas.microsoft.com/office/2019/extlst" xmlns:r="http://schemas.openxmlformats.org/officeDocument/2006/relationships" xmlns:m="http://schemas.openxmlformats.org/officeDocument/2006/math" xmlns:v="urn:schemas-microsoft-com:vml" xmlns:wp14="http://schemas.microsoft.com/office/word/2010/wordprocessingDrawing" xmlns:wp="http://schemas.openxmlformats.org/drawingml/2006/wordprocessingDrawing" xmlns:w10="urn:schemas-microsoft-com:office:word" xmlns:w="http://schemas.openxmlformats.org/wordprocessingml/2006/main" xmlns:w14="http://schemas.microsoft.com/office/word/2010/wordml" xmlns:w15="http://schemas.microsoft.com/office/word/2012/wordml" xmlns:w16cex="http://schemas.microsoft.com/office/word/2018/wordml/cex" xmlns:w16cid="http://schemas.microsoft.com/office/word/2016/wordml/cid" xmlns:w16="http://schemas.microsoft.com/office/word/2018/wordml" xmlns:w16sdtdh="http://schemas.microsoft.com/office/word/2020/wordml/sdtdatahash" xmlns:w16se="http://schemas.microsoft.com/office/word/2015/wordml/symex" xmlns:wpg="http://schemas.microsoft.com/office/word/2010/wordprocessingGroup" xmlns:wpi="http://schemas.microsoft.com/office/word/2010/wordprocessingInk" xmlns:wne="http://schemas.microsoft.com/office/word/2006/wordml" xmlns:wps="http://schemas.microsoft.com/office/word/2010/wordprocessingShape" xmlns:a="http://schemas.openxmlformats.org/drawingml/2006/main" xmlns:adec="http://schemas.microsoft.com/office/drawing/2017/decorative" xmlns:pic="http://schemas.openxmlformats.org/drawingml/2006/picture" xmlns:a14="http://schemas.microsoft.com/office/drawing/2010/main" xmlns:asvg="http://schemas.microsoft.com/office/drawing/2016/SVG/main" mc:Ignorable="w14 w15 w16se w16cid w16 w16cex w16sdtdh wp14">
+<w:hdr xmlns:wpc="http://schemas.microsoft.com/office/word/2010/wordprocessingCanvas" xmlns:cx="http://schemas.microsoft.com/office/drawing/2014/chartex" xmlns:cx1="http://schemas.microsoft.com/office/drawing/2015/9/8/chartex" xmlns:cx2="http://schemas.microsoft.com/office/drawing/2015/10/21/chartex" xmlns:cx3="http://schemas.microsoft.com/office/drawing/2016/5/9/chartex" xmlns:cx4="http://schemas.microsoft.com/office/drawing/2016/5/10/chartex" xmlns:cx5="http://schemas.microsoft.com/office/drawing/2016/5/11/chartex" xmlns:cx6="http://schemas.microsoft.com/office/drawing/2016/5/12/chartex" xmlns:cx7="http://schemas.microsoft.com/office/drawing/2016/5/13/chartex" xmlns:cx8="http://schemas.microsoft.com/office/drawing/2016/5/14/chartex" xmlns:mc="http://schemas.openxmlformats.org/markup-compatibility/2006" xmlns:aink="http://schemas.microsoft.com/office/drawing/2016/ink" xmlns:am3d="http://schemas.microsoft.com/office/drawing/2017/model3d" xmlns:o="urn:schemas-microsoft-com:office:office" xmlns:oel="http://schemas.microsoft.com/office/2019/extlst" xmlns:r="http://schemas.openxmlformats.org/officeDocument/2006/relationships" xmlns:m="http://schemas.openxmlformats.org/officeDocument/2006/math" xmlns:v="urn:schemas-microsoft-com:vml" xmlns:wp14="http://schemas.microsoft.com/office/word/2010/wordprocessingDrawing" xmlns:wp="http://schemas.openxmlformats.org/drawingml/2006/wordprocessingDrawing" xmlns:w10="urn:schemas-microsoft-com:office:word" xmlns:w="http://schemas.openxmlformats.org/wordprocessingml/2006/main" xmlns:w14="http://schemas.microsoft.com/office/word/2010/wordml" xmlns:w15="http://schemas.microsoft.com/office/word/2012/wordml" xmlns:w16cex="http://schemas.microsoft.com/office/word/2018/wordml/cex" xmlns:w16cid="http://schemas.microsoft.com/office/word/2016/wordml/cid" xmlns:w16="http://schemas.microsoft.com/office/word/2018/wordml" xmlns:w16du="http://schemas.microsoft.com/office/word/2023/wordml/word16du" xmlns:w16sdtdh="http://schemas.microsoft.com/office/word/2020/wordml/sdtdatahash" xmlns:w16sdtfl="http://schemas.microsoft.com/office/word/2024/wordml/sdtformatlock" xmlns:w16se="http://schemas.microsoft.com/office/word/2015/wordml/symex" xmlns:wpg="http://schemas.microsoft.com/office/word/2010/wordprocessingGroup" xmlns:wpi="http://schemas.microsoft.com/office/word/2010/wordprocessingInk" xmlns:wne="http://schemas.microsoft.com/office/word/2006/wordml" xmlns:wps="http://schemas.microsoft.com/office/word/2010/wordprocessingShape" mc:Ignorable="w14 w15 w16se w16cid w16 w16cex w16sdtdh w16sdtfl w16du wp14">
   <w:p>
     <w:pPr>
       <w:pStyle w:val="Encabezado"/>
@@ -10994,7 +11006,7 @@
 </file>
 
 <file path=word/numbering.xml><?xml version="1.0" encoding="utf-8"?>
-<w:numbering xmlns:wpc="http://schemas.microsoft.com/office/word/2010/wordprocessingCanvas" xmlns:cx="http://schemas.microsoft.com/office/drawing/2014/chartex" xmlns:cx1="http://schemas.microsoft.com/office/drawing/2015/9/8/chartex" xmlns:cx2="http://schemas.microsoft.com/office/drawing/2015/10/21/chartex" xmlns:cx3="http://schemas.microsoft.com/office/drawing/2016/5/9/chartex" xmlns:cx4="http://schemas.microsoft.com/office/drawing/2016/5/10/chartex" xmlns:cx5="http://schemas.microsoft.com/office/drawing/2016/5/11/chartex" xmlns:cx6="http://schemas.microsoft.com/office/drawing/2016/5/12/chartex" xmlns:cx7="http://schemas.microsoft.com/office/drawing/2016/5/13/chartex" xmlns:cx8="http://schemas.microsoft.com/office/drawing/2016/5/14/chartex" xmlns:mc="http://schemas.openxmlformats.org/markup-compatibility/2006" xmlns:aink="http://schemas.microsoft.com/office/drawing/2016/ink" xmlns:am3d="http://schemas.microsoft.com/office/drawing/2017/model3d" xmlns:o="urn:schemas-microsoft-com:office:office" xmlns:oel="http://schemas.microsoft.com/office/2019/extlst" xmlns:r="http://schemas.openxmlformats.org/officeDocument/2006/relationships" xmlns:m="http://schemas.openxmlformats.org/officeDocument/2006/math" xmlns:v="urn:schemas-microsoft-com:vml" xmlns:wp14="http://schemas.microsoft.com/office/word/2010/wordprocessingDrawing" xmlns:wp="http://schemas.openxmlformats.org/drawingml/2006/wordprocessingDrawing" xmlns:w10="urn:schemas-microsoft-com:office:word" xmlns:w="http://schemas.openxmlformats.org/wordprocessingml/2006/main" xmlns:w14="http://schemas.microsoft.com/office/word/2010/wordml" xmlns:w15="http://schemas.microsoft.com/office/word/2012/wordml" xmlns:w16cex="http://schemas.microsoft.com/office/word/2018/wordml/cex" xmlns:w16cid="http://schemas.microsoft.com/office/word/2016/wordml/cid" xmlns:w16="http://schemas.microsoft.com/office/word/2018/wordml" xmlns:w16sdtdh="http://schemas.microsoft.com/office/word/2020/wordml/sdtdatahash" xmlns:w16se="http://schemas.microsoft.com/office/word/2015/wordml/symex" xmlns:wpg="http://schemas.microsoft.com/office/word/2010/wordprocessingGroup" xmlns:wpi="http://schemas.microsoft.com/office/word/2010/wordprocessingInk" xmlns:wne="http://schemas.microsoft.com/office/word/2006/wordml" xmlns:wps="http://schemas.microsoft.com/office/word/2010/wordprocessingShape" mc:Ignorable="w14 w15 w16se w16cid w16 w16cex w16sdtdh wp14">
+<w:numbering xmlns:wpc="http://schemas.microsoft.com/office/word/2010/wordprocessingCanvas" xmlns:cx="http://schemas.microsoft.com/office/drawing/2014/chartex" xmlns:cx1="http://schemas.microsoft.com/office/drawing/2015/9/8/chartex" xmlns:cx2="http://schemas.microsoft.com/office/drawing/2015/10/21/chartex" xmlns:cx3="http://schemas.microsoft.com/office/drawing/2016/5/9/chartex" xmlns:cx4="http://schemas.microsoft.com/office/drawing/2016/5/10/chartex" xmlns:cx5="http://schemas.microsoft.com/office/drawing/2016/5/11/chartex" xmlns:cx6="http://schemas.microsoft.com/office/drawing/2016/5/12/chartex" xmlns:cx7="http://schemas.microsoft.com/office/drawing/2016/5/13/chartex" xmlns:cx8="http://schemas.microsoft.com/office/drawing/2016/5/14/chartex" xmlns:mc="http://schemas.openxmlformats.org/markup-compatibility/2006" xmlns:aink="http://schemas.microsoft.com/office/drawing/2016/ink" xmlns:am3d="http://schemas.microsoft.com/office/drawing/2017/model3d" xmlns:o="urn:schemas-microsoft-com:office:office" xmlns:oel="http://schemas.microsoft.com/office/2019/extlst" xmlns:r="http://schemas.openxmlformats.org/officeDocument/2006/relationships" xmlns:m="http://schemas.openxmlformats.org/officeDocument/2006/math" xmlns:v="urn:schemas-microsoft-com:vml" xmlns:wp14="http://schemas.microsoft.com/office/word/2010/wordprocessingDrawing" xmlns:wp="http://schemas.openxmlformats.org/drawingml/2006/wordprocessingDrawing" xmlns:w10="urn:schemas-microsoft-com:office:word" xmlns:w="http://schemas.openxmlformats.org/wordprocessingml/2006/main" xmlns:w14="http://schemas.microsoft.com/office/word/2010/wordml" xmlns:w15="http://schemas.microsoft.com/office/word/2012/wordml" xmlns:w16cex="http://schemas.microsoft.com/office/word/2018/wordml/cex" xmlns:w16cid="http://schemas.microsoft.com/office/word/2016/wordml/cid" xmlns:w16="http://schemas.microsoft.com/office/word/2018/wordml" xmlns:w16du="http://schemas.microsoft.com/office/word/2023/wordml/word16du" xmlns:w16sdtdh="http://schemas.microsoft.com/office/word/2020/wordml/sdtdatahash" xmlns:w16sdtfl="http://schemas.microsoft.com/office/word/2024/wordml/sdtformatlock" xmlns:w16se="http://schemas.microsoft.com/office/word/2015/wordml/symex" xmlns:wpg="http://schemas.microsoft.com/office/word/2010/wordprocessingGroup" xmlns:wpi="http://schemas.microsoft.com/office/word/2010/wordprocessingInk" xmlns:wne="http://schemas.microsoft.com/office/word/2006/wordml" xmlns:wps="http://schemas.microsoft.com/office/word/2010/wordprocessingShape" mc:Ignorable="w14 w15 w16se w16cid w16 w16cex w16sdtdh w16sdtfl w16du wp14">
   <w:abstractNum w:abstractNumId="0" w15:restartNumberingAfterBreak="0">
     <w:nsid w:val="FFFFFF89"/>
     <w:multiLevelType w:val="singleLevel"/>
@@ -11012,7 +11024,7 @@
         <w:ind w:left="360" w:hanging="360"/>
       </w:pPr>
       <w:rPr>
-        <w:rFonts w:hint="default" w:ascii="Symbol" w:hAnsi="Symbol"/>
+        <w:rFonts w:ascii="Symbol" w:hAnsi="Symbol" w:hint="default"/>
       </w:rPr>
     </w:lvl>
   </w:abstractNum>
@@ -11029,7 +11041,7 @@
         <w:ind w:left="1429" w:hanging="360"/>
       </w:pPr>
       <w:rPr>
-        <w:rFonts w:hint="default" w:ascii="Symbol" w:hAnsi="Symbol"/>
+        <w:rFonts w:ascii="Symbol" w:hAnsi="Symbol" w:hint="default"/>
       </w:rPr>
     </w:lvl>
     <w:lvl w:ilvl="1" w:tplc="0C0A0001">
@@ -11041,7 +11053,7 @@
         <w:ind w:left="2149" w:hanging="360"/>
       </w:pPr>
       <w:rPr>
-        <w:rFonts w:hint="default" w:ascii="Symbol" w:hAnsi="Symbol"/>
+        <w:rFonts w:ascii="Symbol" w:hAnsi="Symbol" w:hint="default"/>
       </w:rPr>
     </w:lvl>
     <w:lvl w:ilvl="2" w:tplc="FFFFFFFF" w:tentative="1">
@@ -11053,7 +11065,7 @@
         <w:ind w:left="2869" w:hanging="360"/>
       </w:pPr>
       <w:rPr>
-        <w:rFonts w:hint="default" w:ascii="Wingdings" w:hAnsi="Wingdings"/>
+        <w:rFonts w:ascii="Wingdings" w:hAnsi="Wingdings" w:hint="default"/>
       </w:rPr>
     </w:lvl>
     <w:lvl w:ilvl="3" w:tplc="FFFFFFFF" w:tentative="1">
@@ -11065,7 +11077,7 @@
         <w:ind w:left="3589" w:hanging="360"/>
       </w:pPr>
       <w:rPr>
-        <w:rFonts w:hint="default" w:ascii="Symbol" w:hAnsi="Symbol"/>
+        <w:rFonts w:ascii="Symbol" w:hAnsi="Symbol" w:hint="default"/>
       </w:rPr>
     </w:lvl>
     <w:lvl w:ilvl="4" w:tplc="FFFFFFFF" w:tentative="1">
@@ -11077,7 +11089,7 @@
         <w:ind w:left="4309" w:hanging="360"/>
       </w:pPr>
       <w:rPr>
-        <w:rFonts w:hint="default" w:ascii="Courier New" w:hAnsi="Courier New" w:cs="Courier New"/>
+        <w:rFonts w:ascii="Courier New" w:hAnsi="Courier New" w:cs="Courier New" w:hint="default"/>
       </w:rPr>
     </w:lvl>
     <w:lvl w:ilvl="5" w:tplc="FFFFFFFF" w:tentative="1">
@@ -11089,7 +11101,7 @@
         <w:ind w:left="5029" w:hanging="360"/>
       </w:pPr>
       <w:rPr>
-        <w:rFonts w:hint="default" w:ascii="Wingdings" w:hAnsi="Wingdings"/>
+        <w:rFonts w:ascii="Wingdings" w:hAnsi="Wingdings" w:hint="default"/>
       </w:rPr>
     </w:lvl>
     <w:lvl w:ilvl="6" w:tplc="FFFFFFFF" w:tentative="1">
@@ -11101,7 +11113,7 @@
         <w:ind w:left="5749" w:hanging="360"/>
       </w:pPr>
       <w:rPr>
-        <w:rFonts w:hint="default" w:ascii="Symbol" w:hAnsi="Symbol"/>
+        <w:rFonts w:ascii="Symbol" w:hAnsi="Symbol" w:hint="default"/>
       </w:rPr>
     </w:lvl>
     <w:lvl w:ilvl="7" w:tplc="FFFFFFFF" w:tentative="1">
@@ -11113,7 +11125,7 @@
         <w:ind w:left="6469" w:hanging="360"/>
       </w:pPr>
       <w:rPr>
-        <w:rFonts w:hint="default" w:ascii="Courier New" w:hAnsi="Courier New" w:cs="Courier New"/>
+        <w:rFonts w:ascii="Courier New" w:hAnsi="Courier New" w:cs="Courier New" w:hint="default"/>
       </w:rPr>
     </w:lvl>
     <w:lvl w:ilvl="8" w:tplc="FFFFFFFF" w:tentative="1">
@@ -11125,7 +11137,7 @@
         <w:ind w:left="7189" w:hanging="360"/>
       </w:pPr>
       <w:rPr>
-        <w:rFonts w:hint="default" w:ascii="Wingdings" w:hAnsi="Wingdings"/>
+        <w:rFonts w:ascii="Wingdings" w:hAnsi="Wingdings" w:hint="default"/>
       </w:rPr>
     </w:lvl>
   </w:abstractNum>
@@ -11232,7 +11244,7 @@
         <w:ind w:left="1429" w:hanging="360"/>
       </w:pPr>
       <w:rPr>
-        <w:rFonts w:hint="default" w:ascii="Symbol" w:hAnsi="Symbol"/>
+        <w:rFonts w:ascii="Symbol" w:hAnsi="Symbol" w:hint="default"/>
       </w:rPr>
     </w:lvl>
     <w:lvl w:ilvl="1" w:tplc="0C0A0003" w:tentative="1">
@@ -11244,7 +11256,7 @@
         <w:ind w:left="2149" w:hanging="360"/>
       </w:pPr>
       <w:rPr>
-        <w:rFonts w:hint="default" w:ascii="Courier New" w:hAnsi="Courier New" w:cs="Courier New"/>
+        <w:rFonts w:ascii="Courier New" w:hAnsi="Courier New" w:cs="Courier New" w:hint="default"/>
       </w:rPr>
     </w:lvl>
     <w:lvl w:ilvl="2" w:tplc="0C0A0005" w:tentative="1">
@@ -11256,7 +11268,7 @@
         <w:ind w:left="2869" w:hanging="360"/>
       </w:pPr>
       <w:rPr>
-        <w:rFonts w:hint="default" w:ascii="Wingdings" w:hAnsi="Wingdings"/>
+        <w:rFonts w:ascii="Wingdings" w:hAnsi="Wingdings" w:hint="default"/>
       </w:rPr>
     </w:lvl>
     <w:lvl w:ilvl="3" w:tplc="0C0A0001" w:tentative="1">
@@ -11268,7 +11280,7 @@
         <w:ind w:left="3589" w:hanging="360"/>
       </w:pPr>
       <w:rPr>
-        <w:rFonts w:hint="default" w:ascii="Symbol" w:hAnsi="Symbol"/>
+        <w:rFonts w:ascii="Symbol" w:hAnsi="Symbol" w:hint="default"/>
       </w:rPr>
     </w:lvl>
     <w:lvl w:ilvl="4" w:tplc="0C0A0003" w:tentative="1">
@@ -11280,7 +11292,7 @@
         <w:ind w:left="4309" w:hanging="360"/>
       </w:pPr>
       <w:rPr>
-        <w:rFonts w:hint="default" w:ascii="Courier New" w:hAnsi="Courier New" w:cs="Courier New"/>
+        <w:rFonts w:ascii="Courier New" w:hAnsi="Courier New" w:cs="Courier New" w:hint="default"/>
       </w:rPr>
     </w:lvl>
     <w:lvl w:ilvl="5" w:tplc="0C0A0005" w:tentative="1">
@@ -11292,7 +11304,7 @@
         <w:ind w:left="5029" w:hanging="360"/>
       </w:pPr>
       <w:rPr>
-        <w:rFonts w:hint="default" w:ascii="Wingdings" w:hAnsi="Wingdings"/>
+        <w:rFonts w:ascii="Wingdings" w:hAnsi="Wingdings" w:hint="default"/>
       </w:rPr>
     </w:lvl>
     <w:lvl w:ilvl="6" w:tplc="0C0A0001" w:tentative="1">
@@ -11304,7 +11316,7 @@
         <w:ind w:left="5749" w:hanging="360"/>
       </w:pPr>
       <w:rPr>
-        <w:rFonts w:hint="default" w:ascii="Symbol" w:hAnsi="Symbol"/>
+        <w:rFonts w:ascii="Symbol" w:hAnsi="Symbol" w:hint="default"/>
       </w:rPr>
     </w:lvl>
     <w:lvl w:ilvl="7" w:tplc="0C0A0003" w:tentative="1">
@@ -11316,7 +11328,7 @@
         <w:ind w:left="6469" w:hanging="360"/>
       </w:pPr>
       <w:rPr>
-        <w:rFonts w:hint="default" w:ascii="Courier New" w:hAnsi="Courier New" w:cs="Courier New"/>
+        <w:rFonts w:ascii="Courier New" w:hAnsi="Courier New" w:cs="Courier New" w:hint="default"/>
       </w:rPr>
     </w:lvl>
     <w:lvl w:ilvl="8" w:tplc="0C0A0005" w:tentative="1">
@@ -11328,7 +11340,7 @@
         <w:ind w:left="7189" w:hanging="360"/>
       </w:pPr>
       <w:rPr>
-        <w:rFonts w:hint="default" w:ascii="Wingdings" w:hAnsi="Wingdings"/>
+        <w:rFonts w:ascii="Wingdings" w:hAnsi="Wingdings" w:hint="default"/>
       </w:rPr>
     </w:lvl>
   </w:abstractNum>
@@ -11345,7 +11357,7 @@
         <w:ind w:left="1429" w:hanging="360"/>
       </w:pPr>
       <w:rPr>
-        <w:rFonts w:hint="default" w:ascii="Symbol" w:hAnsi="Symbol"/>
+        <w:rFonts w:ascii="Symbol" w:hAnsi="Symbol" w:hint="default"/>
       </w:rPr>
     </w:lvl>
     <w:lvl w:ilvl="1" w:tplc="0C0A0001">
@@ -11357,7 +11369,7 @@
         <w:ind w:left="2149" w:hanging="360"/>
       </w:pPr>
       <w:rPr>
-        <w:rFonts w:hint="default" w:ascii="Symbol" w:hAnsi="Symbol"/>
+        <w:rFonts w:ascii="Symbol" w:hAnsi="Symbol" w:hint="default"/>
       </w:rPr>
     </w:lvl>
     <w:lvl w:ilvl="2" w:tplc="FFFFFFFF" w:tentative="1">
@@ -11369,7 +11381,7 @@
         <w:ind w:left="2869" w:hanging="360"/>
       </w:pPr>
       <w:rPr>
-        <w:rFonts w:hint="default" w:ascii="Wingdings" w:hAnsi="Wingdings"/>
+        <w:rFonts w:ascii="Wingdings" w:hAnsi="Wingdings" w:hint="default"/>
       </w:rPr>
     </w:lvl>
     <w:lvl w:ilvl="3" w:tplc="FFFFFFFF" w:tentative="1">
@@ -11381,7 +11393,7 @@
         <w:ind w:left="3589" w:hanging="360"/>
       </w:pPr>
       <w:rPr>
-        <w:rFonts w:hint="default" w:ascii="Symbol" w:hAnsi="Symbol"/>
+        <w:rFonts w:ascii="Symbol" w:hAnsi="Symbol" w:hint="default"/>
       </w:rPr>
     </w:lvl>
     <w:lvl w:ilvl="4" w:tplc="FFFFFFFF" w:tentative="1">
@@ -11393,7 +11405,7 @@
         <w:ind w:left="4309" w:hanging="360"/>
       </w:pPr>
       <w:rPr>
-        <w:rFonts w:hint="default" w:ascii="Courier New" w:hAnsi="Courier New" w:cs="Courier New"/>
+        <w:rFonts w:ascii="Courier New" w:hAnsi="Courier New" w:cs="Courier New" w:hint="default"/>
       </w:rPr>
     </w:lvl>
     <w:lvl w:ilvl="5" w:tplc="FFFFFFFF" w:tentative="1">
@@ -11405,7 +11417,7 @@
         <w:ind w:left="5029" w:hanging="360"/>
       </w:pPr>
       <w:rPr>
-        <w:rFonts w:hint="default" w:ascii="Wingdings" w:hAnsi="Wingdings"/>
+        <w:rFonts w:ascii="Wingdings" w:hAnsi="Wingdings" w:hint="default"/>
       </w:rPr>
     </w:lvl>
     <w:lvl w:ilvl="6" w:tplc="FFFFFFFF" w:tentative="1">
@@ -11417,7 +11429,7 @@
         <w:ind w:left="5749" w:hanging="360"/>
       </w:pPr>
       <w:rPr>
-        <w:rFonts w:hint="default" w:ascii="Symbol" w:hAnsi="Symbol"/>
+        <w:rFonts w:ascii="Symbol" w:hAnsi="Symbol" w:hint="default"/>
       </w:rPr>
     </w:lvl>
     <w:lvl w:ilvl="7" w:tplc="FFFFFFFF" w:tentative="1">
@@ -11429,7 +11441,7 @@
         <w:ind w:left="6469" w:hanging="360"/>
       </w:pPr>
       <w:rPr>
-        <w:rFonts w:hint="default" w:ascii="Courier New" w:hAnsi="Courier New" w:cs="Courier New"/>
+        <w:rFonts w:ascii="Courier New" w:hAnsi="Courier New" w:cs="Courier New" w:hint="default"/>
       </w:rPr>
     </w:lvl>
     <w:lvl w:ilvl="8" w:tplc="FFFFFFFF" w:tentative="1">
@@ -11441,7 +11453,7 @@
         <w:ind w:left="7189" w:hanging="360"/>
       </w:pPr>
       <w:rPr>
-        <w:rFonts w:hint="default" w:ascii="Wingdings" w:hAnsi="Wingdings"/>
+        <w:rFonts w:ascii="Wingdings" w:hAnsi="Wingdings" w:hint="default"/>
       </w:rPr>
     </w:lvl>
   </w:abstractNum>
@@ -11458,7 +11470,7 @@
         <w:ind w:left="1429" w:hanging="360"/>
       </w:pPr>
       <w:rPr>
-        <w:rFonts w:hint="default" w:ascii="Symbol" w:hAnsi="Symbol"/>
+        <w:rFonts w:ascii="Symbol" w:hAnsi="Symbol" w:hint="default"/>
       </w:rPr>
     </w:lvl>
     <w:lvl w:ilvl="1" w:tplc="0C0A0003" w:tentative="1">
@@ -11470,7 +11482,7 @@
         <w:ind w:left="2149" w:hanging="360"/>
       </w:pPr>
       <w:rPr>
-        <w:rFonts w:hint="default" w:ascii="Courier New" w:hAnsi="Courier New" w:cs="Courier New"/>
+        <w:rFonts w:ascii="Courier New" w:hAnsi="Courier New" w:cs="Courier New" w:hint="default"/>
       </w:rPr>
     </w:lvl>
     <w:lvl w:ilvl="2" w:tplc="0C0A0005" w:tentative="1">
@@ -11482,7 +11494,7 @@
         <w:ind w:left="2869" w:hanging="360"/>
       </w:pPr>
       <w:rPr>
-        <w:rFonts w:hint="default" w:ascii="Wingdings" w:hAnsi="Wingdings"/>
+        <w:rFonts w:ascii="Wingdings" w:hAnsi="Wingdings" w:hint="default"/>
       </w:rPr>
     </w:lvl>
     <w:lvl w:ilvl="3" w:tplc="0C0A0001" w:tentative="1">
@@ -11494,7 +11506,7 @@
         <w:ind w:left="3589" w:hanging="360"/>
       </w:pPr>
       <w:rPr>
-        <w:rFonts w:hint="default" w:ascii="Symbol" w:hAnsi="Symbol"/>
+        <w:rFonts w:ascii="Symbol" w:hAnsi="Symbol" w:hint="default"/>
       </w:rPr>
     </w:lvl>
     <w:lvl w:ilvl="4" w:tplc="0C0A0003" w:tentative="1">
@@ -11506,7 +11518,7 @@
         <w:ind w:left="4309" w:hanging="360"/>
       </w:pPr>
       <w:rPr>
-        <w:rFonts w:hint="default" w:ascii="Courier New" w:hAnsi="Courier New" w:cs="Courier New"/>
+        <w:rFonts w:ascii="Courier New" w:hAnsi="Courier New" w:cs="Courier New" w:hint="default"/>
       </w:rPr>
     </w:lvl>
     <w:lvl w:ilvl="5" w:tplc="0C0A0005" w:tentative="1">
@@ -11518,7 +11530,7 @@
         <w:ind w:left="5029" w:hanging="360"/>
       </w:pPr>
       <w:rPr>
-        <w:rFonts w:hint="default" w:ascii="Wingdings" w:hAnsi="Wingdings"/>
+        <w:rFonts w:ascii="Wingdings" w:hAnsi="Wingdings" w:hint="default"/>
       </w:rPr>
     </w:lvl>
     <w:lvl w:ilvl="6" w:tplc="0C0A0001" w:tentative="1">
@@ -11530,7 +11542,7 @@
         <w:ind w:left="5749" w:hanging="360"/>
       </w:pPr>
       <w:rPr>
-        <w:rFonts w:hint="default" w:ascii="Symbol" w:hAnsi="Symbol"/>
+        <w:rFonts w:ascii="Symbol" w:hAnsi="Symbol" w:hint="default"/>
       </w:rPr>
     </w:lvl>
     <w:lvl w:ilvl="7" w:tplc="0C0A0003" w:tentative="1">
@@ -11542,7 +11554,7 @@
         <w:ind w:left="6469" w:hanging="360"/>
       </w:pPr>
       <w:rPr>
-        <w:rFonts w:hint="default" w:ascii="Courier New" w:hAnsi="Courier New" w:cs="Courier New"/>
+        <w:rFonts w:ascii="Courier New" w:hAnsi="Courier New" w:cs="Courier New" w:hint="default"/>
       </w:rPr>
     </w:lvl>
     <w:lvl w:ilvl="8" w:tplc="0C0A0005" w:tentative="1">
@@ -11554,7 +11566,7 @@
         <w:ind w:left="7189" w:hanging="360"/>
       </w:pPr>
       <w:rPr>
-        <w:rFonts w:hint="default" w:ascii="Wingdings" w:hAnsi="Wingdings"/>
+        <w:rFonts w:ascii="Wingdings" w:hAnsi="Wingdings" w:hint="default"/>
       </w:rPr>
     </w:lvl>
   </w:abstractNum>
@@ -11571,7 +11583,7 @@
         <w:ind w:left="1429" w:hanging="360"/>
       </w:pPr>
       <w:rPr>
-        <w:rFonts w:hint="default" w:ascii="Symbol" w:hAnsi="Symbol"/>
+        <w:rFonts w:ascii="Symbol" w:hAnsi="Symbol" w:hint="default"/>
       </w:rPr>
     </w:lvl>
     <w:lvl w:ilvl="1" w:tplc="0C0A0003" w:tentative="1">
@@ -11583,7 +11595,7 @@
         <w:ind w:left="2149" w:hanging="360"/>
       </w:pPr>
       <w:rPr>
-        <w:rFonts w:hint="default" w:ascii="Courier New" w:hAnsi="Courier New" w:cs="Courier New"/>
+        <w:rFonts w:ascii="Courier New" w:hAnsi="Courier New" w:cs="Courier New" w:hint="default"/>
       </w:rPr>
     </w:lvl>
     <w:lvl w:ilvl="2" w:tplc="0C0A0005" w:tentative="1">
@@ -11595,7 +11607,7 @@
         <w:ind w:left="2869" w:hanging="360"/>
       </w:pPr>
       <w:rPr>
-        <w:rFonts w:hint="default" w:ascii="Wingdings" w:hAnsi="Wingdings"/>
+        <w:rFonts w:ascii="Wingdings" w:hAnsi="Wingdings" w:hint="default"/>
       </w:rPr>
     </w:lvl>
     <w:lvl w:ilvl="3" w:tplc="0C0A0001" w:tentative="1">
@@ -11607,7 +11619,7 @@
         <w:ind w:left="3589" w:hanging="360"/>
       </w:pPr>
       <w:rPr>
-        <w:rFonts w:hint="default" w:ascii="Symbol" w:hAnsi="Symbol"/>
+        <w:rFonts w:ascii="Symbol" w:hAnsi="Symbol" w:hint="default"/>
       </w:rPr>
     </w:lvl>
     <w:lvl w:ilvl="4" w:tplc="0C0A0003" w:tentative="1">
@@ -11619,7 +11631,7 @@
         <w:ind w:left="4309" w:hanging="360"/>
       </w:pPr>
       <w:rPr>
-        <w:rFonts w:hint="default" w:ascii="Courier New" w:hAnsi="Courier New" w:cs="Courier New"/>
+        <w:rFonts w:ascii="Courier New" w:hAnsi="Courier New" w:cs="Courier New" w:hint="default"/>
       </w:rPr>
     </w:lvl>
     <w:lvl w:ilvl="5" w:tplc="0C0A0005" w:tentative="1">
@@ -11631,7 +11643,7 @@
         <w:ind w:left="5029" w:hanging="360"/>
       </w:pPr>
       <w:rPr>
-        <w:rFonts w:hint="default" w:ascii="Wingdings" w:hAnsi="Wingdings"/>
+        <w:rFonts w:ascii="Wingdings" w:hAnsi="Wingdings" w:hint="default"/>
       </w:rPr>
     </w:lvl>
     <w:lvl w:ilvl="6" w:tplc="0C0A0001" w:tentative="1">
@@ -11643,7 +11655,7 @@
         <w:ind w:left="5749" w:hanging="360"/>
       </w:pPr>
       <w:rPr>
-        <w:rFonts w:hint="default" w:ascii="Symbol" w:hAnsi="Symbol"/>
+        <w:rFonts w:ascii="Symbol" w:hAnsi="Symbol" w:hint="default"/>
       </w:rPr>
     </w:lvl>
     <w:lvl w:ilvl="7" w:tplc="0C0A0003" w:tentative="1">
@@ -11655,7 +11667,7 @@
         <w:ind w:left="6469" w:hanging="360"/>
       </w:pPr>
       <w:rPr>
-        <w:rFonts w:hint="default" w:ascii="Courier New" w:hAnsi="Courier New" w:cs="Courier New"/>
+        <w:rFonts w:ascii="Courier New" w:hAnsi="Courier New" w:cs="Courier New" w:hint="default"/>
       </w:rPr>
     </w:lvl>
     <w:lvl w:ilvl="8" w:tplc="0C0A0005" w:tentative="1">
@@ -11667,7 +11679,7 @@
         <w:ind w:left="7189" w:hanging="360"/>
       </w:pPr>
       <w:rPr>
-        <w:rFonts w:hint="default" w:ascii="Wingdings" w:hAnsi="Wingdings"/>
+        <w:rFonts w:ascii="Wingdings" w:hAnsi="Wingdings" w:hint="default"/>
       </w:rPr>
     </w:lvl>
   </w:abstractNum>
@@ -11684,7 +11696,7 @@
         <w:ind w:left="1429" w:hanging="360"/>
       </w:pPr>
       <w:rPr>
-        <w:rFonts w:hint="default" w:ascii="Symbol" w:hAnsi="Symbol"/>
+        <w:rFonts w:ascii="Symbol" w:hAnsi="Symbol" w:hint="default"/>
       </w:rPr>
     </w:lvl>
     <w:lvl w:ilvl="1" w:tplc="0C0A0003" w:tentative="1">
@@ -11696,7 +11708,7 @@
         <w:ind w:left="2149" w:hanging="360"/>
       </w:pPr>
       <w:rPr>
-        <w:rFonts w:hint="default" w:ascii="Courier New" w:hAnsi="Courier New" w:cs="Courier New"/>
+        <w:rFonts w:ascii="Courier New" w:hAnsi="Courier New" w:cs="Courier New" w:hint="default"/>
       </w:rPr>
     </w:lvl>
     <w:lvl w:ilvl="2" w:tplc="0C0A0005" w:tentative="1">
@@ -11708,7 +11720,7 @@
         <w:ind w:left="2869" w:hanging="360"/>
       </w:pPr>
       <w:rPr>
-        <w:rFonts w:hint="default" w:ascii="Wingdings" w:hAnsi="Wingdings"/>
+        <w:rFonts w:ascii="Wingdings" w:hAnsi="Wingdings" w:hint="default"/>
       </w:rPr>
     </w:lvl>
     <w:lvl w:ilvl="3" w:tplc="0C0A0001" w:tentative="1">
@@ -11720,7 +11732,7 @@
         <w:ind w:left="3589" w:hanging="360"/>
       </w:pPr>
       <w:rPr>
-        <w:rFonts w:hint="default" w:ascii="Symbol" w:hAnsi="Symbol"/>
+        <w:rFonts w:ascii="Symbol" w:hAnsi="Symbol" w:hint="default"/>
       </w:rPr>
     </w:lvl>
     <w:lvl w:ilvl="4" w:tplc="0C0A0003" w:tentative="1">
@@ -11732,7 +11744,7 @@
         <w:ind w:left="4309" w:hanging="360"/>
       </w:pPr>
       <w:rPr>
-        <w:rFonts w:hint="default" w:ascii="Courier New" w:hAnsi="Courier New" w:cs="Courier New"/>
+        <w:rFonts w:ascii="Courier New" w:hAnsi="Courier New" w:cs="Courier New" w:hint="default"/>
       </w:rPr>
     </w:lvl>
     <w:lvl w:ilvl="5" w:tplc="0C0A0005" w:tentative="1">
@@ -11744,7 +11756,7 @@
         <w:ind w:left="5029" w:hanging="360"/>
       </w:pPr>
       <w:rPr>
-        <w:rFonts w:hint="default" w:ascii="Wingdings" w:hAnsi="Wingdings"/>
+        <w:rFonts w:ascii="Wingdings" w:hAnsi="Wingdings" w:hint="default"/>
       </w:rPr>
     </w:lvl>
     <w:lvl w:ilvl="6" w:tplc="0C0A0001" w:tentative="1">
@@ -11756,7 +11768,7 @@
         <w:ind w:left="5749" w:hanging="360"/>
       </w:pPr>
       <w:rPr>
-        <w:rFonts w:hint="default" w:ascii="Symbol" w:hAnsi="Symbol"/>
+        <w:rFonts w:ascii="Symbol" w:hAnsi="Symbol" w:hint="default"/>
       </w:rPr>
     </w:lvl>
     <w:lvl w:ilvl="7" w:tplc="0C0A0003" w:tentative="1">
@@ -11768,7 +11780,7 @@
         <w:ind w:left="6469" w:hanging="360"/>
       </w:pPr>
       <w:rPr>
-        <w:rFonts w:hint="default" w:ascii="Courier New" w:hAnsi="Courier New" w:cs="Courier New"/>
+        <w:rFonts w:ascii="Courier New" w:hAnsi="Courier New" w:cs="Courier New" w:hint="default"/>
       </w:rPr>
     </w:lvl>
     <w:lvl w:ilvl="8" w:tplc="0C0A0005" w:tentative="1">
@@ -11780,7 +11792,7 @@
         <w:ind w:left="7189" w:hanging="360"/>
       </w:pPr>
       <w:rPr>
-        <w:rFonts w:hint="default" w:ascii="Wingdings" w:hAnsi="Wingdings"/>
+        <w:rFonts w:ascii="Wingdings" w:hAnsi="Wingdings" w:hint="default"/>
       </w:rPr>
     </w:lvl>
   </w:abstractNum>
@@ -11797,7 +11809,7 @@
         <w:ind w:left="1429" w:hanging="360"/>
       </w:pPr>
       <w:rPr>
-        <w:rFonts w:hint="default" w:ascii="Symbol" w:hAnsi="Symbol"/>
+        <w:rFonts w:ascii="Symbol" w:hAnsi="Symbol" w:hint="default"/>
       </w:rPr>
     </w:lvl>
     <w:lvl w:ilvl="1" w:tplc="0C0A0003" w:tentative="1">
@@ -11809,7 +11821,7 @@
         <w:ind w:left="2149" w:hanging="360"/>
       </w:pPr>
       <w:rPr>
-        <w:rFonts w:hint="default" w:ascii="Courier New" w:hAnsi="Courier New" w:cs="Courier New"/>
+        <w:rFonts w:ascii="Courier New" w:hAnsi="Courier New" w:cs="Courier New" w:hint="default"/>
       </w:rPr>
     </w:lvl>
     <w:lvl w:ilvl="2" w:tplc="0C0A0005" w:tentative="1">
@@ -11821,7 +11833,7 @@
         <w:ind w:left="2869" w:hanging="360"/>
       </w:pPr>
       <w:rPr>
-        <w:rFonts w:hint="default" w:ascii="Wingdings" w:hAnsi="Wingdings"/>
+        <w:rFonts w:ascii="Wingdings" w:hAnsi="Wingdings" w:hint="default"/>
       </w:rPr>
     </w:lvl>
     <w:lvl w:ilvl="3" w:tplc="0C0A0001" w:tentative="1">
@@ -11833,7 +11845,7 @@
         <w:ind w:left="3589" w:hanging="360"/>
       </w:pPr>
       <w:rPr>
-        <w:rFonts w:hint="default" w:ascii="Symbol" w:hAnsi="Symbol"/>
+        <w:rFonts w:ascii="Symbol" w:hAnsi="Symbol" w:hint="default"/>
       </w:rPr>
     </w:lvl>
     <w:lvl w:ilvl="4" w:tplc="0C0A0003" w:tentative="1">
@@ -11845,7 +11857,7 @@
         <w:ind w:left="4309" w:hanging="360"/>
       </w:pPr>
       <w:rPr>
-        <w:rFonts w:hint="default" w:ascii="Courier New" w:hAnsi="Courier New" w:cs="Courier New"/>
+        <w:rFonts w:ascii="Courier New" w:hAnsi="Courier New" w:cs="Courier New" w:hint="default"/>
       </w:rPr>
     </w:lvl>
     <w:lvl w:ilvl="5" w:tplc="0C0A0005" w:tentative="1">
@@ -11857,7 +11869,7 @@
         <w:ind w:left="5029" w:hanging="360"/>
       </w:pPr>
       <w:rPr>
-        <w:rFonts w:hint="default" w:ascii="Wingdings" w:hAnsi="Wingdings"/>
+        <w:rFonts w:ascii="Wingdings" w:hAnsi="Wingdings" w:hint="default"/>
       </w:rPr>
     </w:lvl>
     <w:lvl w:ilvl="6" w:tplc="0C0A0001" w:tentative="1">
@@ -11869,7 +11881,7 @@
         <w:ind w:left="5749" w:hanging="360"/>
       </w:pPr>
       <w:rPr>
-        <w:rFonts w:hint="default" w:ascii="Symbol" w:hAnsi="Symbol"/>
+        <w:rFonts w:ascii="Symbol" w:hAnsi="Symbol" w:hint="default"/>
       </w:rPr>
     </w:lvl>
     <w:lvl w:ilvl="7" w:tplc="0C0A0003" w:tentative="1">
@@ -11881,7 +11893,7 @@
         <w:ind w:left="6469" w:hanging="360"/>
       </w:pPr>
       <w:rPr>
-        <w:rFonts w:hint="default" w:ascii="Courier New" w:hAnsi="Courier New" w:cs="Courier New"/>
+        <w:rFonts w:ascii="Courier New" w:hAnsi="Courier New" w:cs="Courier New" w:hint="default"/>
       </w:rPr>
     </w:lvl>
     <w:lvl w:ilvl="8" w:tplc="0C0A0005" w:tentative="1">
@@ -11893,7 +11905,7 @@
         <w:ind w:left="7189" w:hanging="360"/>
       </w:pPr>
       <w:rPr>
-        <w:rFonts w:hint="default" w:ascii="Wingdings" w:hAnsi="Wingdings"/>
+        <w:rFonts w:ascii="Wingdings" w:hAnsi="Wingdings" w:hint="default"/>
       </w:rPr>
     </w:lvl>
   </w:abstractNum>
@@ -11910,7 +11922,7 @@
         <w:ind w:left="1429" w:hanging="360"/>
       </w:pPr>
       <w:rPr>
-        <w:rFonts w:hint="default" w:ascii="Symbol" w:hAnsi="Symbol"/>
+        <w:rFonts w:ascii="Symbol" w:hAnsi="Symbol" w:hint="default"/>
       </w:rPr>
     </w:lvl>
     <w:lvl w:ilvl="1" w:tplc="0C0A0003" w:tentative="1">
@@ -11922,7 +11934,7 @@
         <w:ind w:left="2149" w:hanging="360"/>
       </w:pPr>
       <w:rPr>
-        <w:rFonts w:hint="default" w:ascii="Courier New" w:hAnsi="Courier New" w:cs="Courier New"/>
+        <w:rFonts w:ascii="Courier New" w:hAnsi="Courier New" w:cs="Courier New" w:hint="default"/>
       </w:rPr>
     </w:lvl>
     <w:lvl w:ilvl="2" w:tplc="0C0A0005" w:tentative="1">
@@ -11934,7 +11946,7 @@
         <w:ind w:left="2869" w:hanging="360"/>
       </w:pPr>
       <w:rPr>
-        <w:rFonts w:hint="default" w:ascii="Wingdings" w:hAnsi="Wingdings"/>
+        <w:rFonts w:ascii="Wingdings" w:hAnsi="Wingdings" w:hint="default"/>
       </w:rPr>
     </w:lvl>
     <w:lvl w:ilvl="3" w:tplc="0C0A0001" w:tentative="1">
@@ -11946,7 +11958,7 @@
         <w:ind w:left="3589" w:hanging="360"/>
       </w:pPr>
       <w:rPr>
-        <w:rFonts w:hint="default" w:ascii="Symbol" w:hAnsi="Symbol"/>
+        <w:rFonts w:ascii="Symbol" w:hAnsi="Symbol" w:hint="default"/>
       </w:rPr>
     </w:lvl>
     <w:lvl w:ilvl="4" w:tplc="0C0A0003" w:tentative="1">
@@ -11958,7 +11970,7 @@
         <w:ind w:left="4309" w:hanging="360"/>
       </w:pPr>
       <w:rPr>
-        <w:rFonts w:hint="default" w:ascii="Courier New" w:hAnsi="Courier New" w:cs="Courier New"/>
+        <w:rFonts w:ascii="Courier New" w:hAnsi="Courier New" w:cs="Courier New" w:hint="default"/>
       </w:rPr>
     </w:lvl>
     <w:lvl w:ilvl="5" w:tplc="0C0A0005" w:tentative="1">
@@ -11970,7 +11982,7 @@
         <w:ind w:left="5029" w:hanging="360"/>
       </w:pPr>
       <w:rPr>
-        <w:rFonts w:hint="default" w:ascii="Wingdings" w:hAnsi="Wingdings"/>
+        <w:rFonts w:ascii="Wingdings" w:hAnsi="Wingdings" w:hint="default"/>
       </w:rPr>
     </w:lvl>
     <w:lvl w:ilvl="6" w:tplc="0C0A0001" w:tentative="1">
@@ -11982,7 +11994,7 @@
         <w:ind w:left="5749" w:hanging="360"/>
       </w:pPr>
       <w:rPr>
-        <w:rFonts w:hint="default" w:ascii="Symbol" w:hAnsi="Symbol"/>
+        <w:rFonts w:ascii="Symbol" w:hAnsi="Symbol" w:hint="default"/>
       </w:rPr>
     </w:lvl>
     <w:lvl w:ilvl="7" w:tplc="0C0A0003" w:tentative="1">
@@ -11994,7 +12006,7 @@
         <w:ind w:left="6469" w:hanging="360"/>
       </w:pPr>
       <w:rPr>
-        <w:rFonts w:hint="default" w:ascii="Courier New" w:hAnsi="Courier New" w:cs="Courier New"/>
+        <w:rFonts w:ascii="Courier New" w:hAnsi="Courier New" w:cs="Courier New" w:hint="default"/>
       </w:rPr>
     </w:lvl>
     <w:lvl w:ilvl="8" w:tplc="0C0A0005" w:tentative="1">
@@ -12006,7 +12018,7 @@
         <w:ind w:left="7189" w:hanging="360"/>
       </w:pPr>
       <w:rPr>
-        <w:rFonts w:hint="default" w:ascii="Wingdings" w:hAnsi="Wingdings"/>
+        <w:rFonts w:ascii="Wingdings" w:hAnsi="Wingdings" w:hint="default"/>
       </w:rPr>
     </w:lvl>
   </w:abstractNum>
@@ -12023,7 +12035,7 @@
         <w:ind w:left="1429" w:hanging="360"/>
       </w:pPr>
       <w:rPr>
-        <w:rFonts w:hint="default" w:ascii="Symbol" w:hAnsi="Symbol"/>
+        <w:rFonts w:ascii="Symbol" w:hAnsi="Symbol" w:hint="default"/>
       </w:rPr>
     </w:lvl>
     <w:lvl w:ilvl="1" w:tplc="0C0A0001">
@@ -12035,7 +12047,7 @@
         <w:ind w:left="2149" w:hanging="360"/>
       </w:pPr>
       <w:rPr>
-        <w:rFonts w:hint="default" w:ascii="Symbol" w:hAnsi="Symbol"/>
+        <w:rFonts w:ascii="Symbol" w:hAnsi="Symbol" w:hint="default"/>
       </w:rPr>
     </w:lvl>
     <w:lvl w:ilvl="2" w:tplc="FFFFFFFF" w:tentative="1">
@@ -12047,7 +12059,7 @@
         <w:ind w:left="2869" w:hanging="360"/>
       </w:pPr>
       <w:rPr>
-        <w:rFonts w:hint="default" w:ascii="Wingdings" w:hAnsi="Wingdings"/>
+        <w:rFonts w:ascii="Wingdings" w:hAnsi="Wingdings" w:hint="default"/>
       </w:rPr>
     </w:lvl>
     <w:lvl w:ilvl="3" w:tplc="FFFFFFFF" w:tentative="1">
@@ -12059,7 +12071,7 @@
         <w:ind w:left="3589" w:hanging="360"/>
       </w:pPr>
       <w:rPr>
-        <w:rFonts w:hint="default" w:ascii="Symbol" w:hAnsi="Symbol"/>
+        <w:rFonts w:ascii="Symbol" w:hAnsi="Symbol" w:hint="default"/>
       </w:rPr>
     </w:lvl>
     <w:lvl w:ilvl="4" w:tplc="FFFFFFFF" w:tentative="1">
@@ -12071,7 +12083,7 @@
         <w:ind w:left="4309" w:hanging="360"/>
       </w:pPr>
       <w:rPr>
-        <w:rFonts w:hint="default" w:ascii="Courier New" w:hAnsi="Courier New" w:cs="Courier New"/>
+        <w:rFonts w:ascii="Courier New" w:hAnsi="Courier New" w:cs="Courier New" w:hint="default"/>
       </w:rPr>
     </w:lvl>
     <w:lvl w:ilvl="5" w:tplc="FFFFFFFF" w:tentative="1">
@@ -12083,7 +12095,7 @@
         <w:ind w:left="5029" w:hanging="360"/>
       </w:pPr>
       <w:rPr>
-        <w:rFonts w:hint="default" w:ascii="Wingdings" w:hAnsi="Wingdings"/>
+        <w:rFonts w:ascii="Wingdings" w:hAnsi="Wingdings" w:hint="default"/>
       </w:rPr>
     </w:lvl>
     <w:lvl w:ilvl="6" w:tplc="FFFFFFFF" w:tentative="1">
@@ -12095,7 +12107,7 @@
         <w:ind w:left="5749" w:hanging="360"/>
       </w:pPr>
       <w:rPr>
-        <w:rFonts w:hint="default" w:ascii="Symbol" w:hAnsi="Symbol"/>
+        <w:rFonts w:ascii="Symbol" w:hAnsi="Symbol" w:hint="default"/>
       </w:rPr>
     </w:lvl>
     <w:lvl w:ilvl="7" w:tplc="FFFFFFFF" w:tentative="1">
@@ -12107,7 +12119,7 @@
         <w:ind w:left="6469" w:hanging="360"/>
       </w:pPr>
       <w:rPr>
-        <w:rFonts w:hint="default" w:ascii="Courier New" w:hAnsi="Courier New" w:cs="Courier New"/>
+        <w:rFonts w:ascii="Courier New" w:hAnsi="Courier New" w:cs="Courier New" w:hint="default"/>
       </w:rPr>
     </w:lvl>
     <w:lvl w:ilvl="8" w:tplc="FFFFFFFF" w:tentative="1">
@@ -12119,7 +12131,7 @@
         <w:ind w:left="7189" w:hanging="360"/>
       </w:pPr>
       <w:rPr>
-        <w:rFonts w:hint="default" w:ascii="Wingdings" w:hAnsi="Wingdings"/>
+        <w:rFonts w:ascii="Wingdings" w:hAnsi="Wingdings" w:hint="default"/>
       </w:rPr>
     </w:lvl>
   </w:abstractNum>
@@ -12225,7 +12237,7 @@
         <w:ind w:left="1429" w:hanging="360"/>
       </w:pPr>
       <w:rPr>
-        <w:rFonts w:hint="default" w:ascii="Symbol" w:hAnsi="Symbol"/>
+        <w:rFonts w:ascii="Symbol" w:hAnsi="Symbol" w:hint="default"/>
       </w:rPr>
     </w:lvl>
     <w:lvl w:ilvl="1" w:tplc="0C0A0003" w:tentative="1">
@@ -12237,7 +12249,7 @@
         <w:ind w:left="2149" w:hanging="360"/>
       </w:pPr>
       <w:rPr>
-        <w:rFonts w:hint="default" w:ascii="Courier New" w:hAnsi="Courier New" w:cs="Courier New"/>
+        <w:rFonts w:ascii="Courier New" w:hAnsi="Courier New" w:cs="Courier New" w:hint="default"/>
       </w:rPr>
     </w:lvl>
     <w:lvl w:ilvl="2" w:tplc="0C0A0005" w:tentative="1">
@@ -12249,7 +12261,7 @@
         <w:ind w:left="2869" w:hanging="360"/>
       </w:pPr>
       <w:rPr>
-        <w:rFonts w:hint="default" w:ascii="Wingdings" w:hAnsi="Wingdings"/>
+        <w:rFonts w:ascii="Wingdings" w:hAnsi="Wingdings" w:hint="default"/>
       </w:rPr>
     </w:lvl>
     <w:lvl w:ilvl="3" w:tplc="0C0A0001" w:tentative="1">
@@ -12261,7 +12273,7 @@
         <w:ind w:left="3589" w:hanging="360"/>
       </w:pPr>
       <w:rPr>
-        <w:rFonts w:hint="default" w:ascii="Symbol" w:hAnsi="Symbol"/>
+        <w:rFonts w:ascii="Symbol" w:hAnsi="Symbol" w:hint="default"/>
       </w:rPr>
     </w:lvl>
     <w:lvl w:ilvl="4" w:tplc="0C0A0003" w:tentative="1">
@@ -12273,7 +12285,7 @@
         <w:ind w:left="4309" w:hanging="360"/>
       </w:pPr>
       <w:rPr>
-        <w:rFonts w:hint="default" w:ascii="Courier New" w:hAnsi="Courier New" w:cs="Courier New"/>
+        <w:rFonts w:ascii="Courier New" w:hAnsi="Courier New" w:cs="Courier New" w:hint="default"/>
       </w:rPr>
     </w:lvl>
     <w:lvl w:ilvl="5" w:tplc="0C0A0005" w:tentative="1">
@@ -12285,7 +12297,7 @@
         <w:ind w:left="5029" w:hanging="360"/>
       </w:pPr>
       <w:rPr>
-        <w:rFonts w:hint="default" w:ascii="Wingdings" w:hAnsi="Wingdings"/>
+        <w:rFonts w:ascii="Wingdings" w:hAnsi="Wingdings" w:hint="default"/>
       </w:rPr>
     </w:lvl>
     <w:lvl w:ilvl="6" w:tplc="0C0A0001" w:tentative="1">
@@ -12297,7 +12309,7 @@
         <w:ind w:left="5749" w:hanging="360"/>
       </w:pPr>
       <w:rPr>
-        <w:rFonts w:hint="default" w:ascii="Symbol" w:hAnsi="Symbol"/>
+        <w:rFonts w:ascii="Symbol" w:hAnsi="Symbol" w:hint="default"/>
       </w:rPr>
     </w:lvl>
     <w:lvl w:ilvl="7" w:tplc="0C0A0003" w:tentative="1">
@@ -12309,7 +12321,7 @@
         <w:ind w:left="6469" w:hanging="360"/>
       </w:pPr>
       <w:rPr>
-        <w:rFonts w:hint="default" w:ascii="Courier New" w:hAnsi="Courier New" w:cs="Courier New"/>
+        <w:rFonts w:ascii="Courier New" w:hAnsi="Courier New" w:cs="Courier New" w:hint="default"/>
       </w:rPr>
     </w:lvl>
     <w:lvl w:ilvl="8" w:tplc="0C0A0005" w:tentative="1">
@@ -12321,7 +12333,7 @@
         <w:ind w:left="7189" w:hanging="360"/>
       </w:pPr>
       <w:rPr>
-        <w:rFonts w:hint="default" w:ascii="Wingdings" w:hAnsi="Wingdings"/>
+        <w:rFonts w:ascii="Wingdings" w:hAnsi="Wingdings" w:hint="default"/>
       </w:rPr>
     </w:lvl>
   </w:abstractNum>
@@ -12338,7 +12350,7 @@
         <w:ind w:left="1429" w:hanging="360"/>
       </w:pPr>
       <w:rPr>
-        <w:rFonts w:hint="default" w:ascii="Symbol" w:hAnsi="Symbol"/>
+        <w:rFonts w:ascii="Symbol" w:hAnsi="Symbol" w:hint="default"/>
       </w:rPr>
     </w:lvl>
     <w:lvl w:ilvl="1" w:tplc="0C0A0003" w:tentative="1">
@@ -12350,7 +12362,7 @@
         <w:ind w:left="2149" w:hanging="360"/>
       </w:pPr>
       <w:rPr>
-        <w:rFonts w:hint="default" w:ascii="Courier New" w:hAnsi="Courier New" w:cs="Courier New"/>
+        <w:rFonts w:ascii="Courier New" w:hAnsi="Courier New" w:cs="Courier New" w:hint="default"/>
       </w:rPr>
     </w:lvl>
     <w:lvl w:ilvl="2" w:tplc="0C0A0005" w:tentative="1">
@@ -12362,7 +12374,7 @@
         <w:ind w:left="2869" w:hanging="360"/>
       </w:pPr>
       <w:rPr>
-        <w:rFonts w:hint="default" w:ascii="Wingdings" w:hAnsi="Wingdings"/>
+        <w:rFonts w:ascii="Wingdings" w:hAnsi="Wingdings" w:hint="default"/>
       </w:rPr>
     </w:lvl>
     <w:lvl w:ilvl="3" w:tplc="0C0A0001" w:tentative="1">
@@ -12374,7 +12386,7 @@
         <w:ind w:left="3589" w:hanging="360"/>
       </w:pPr>
       <w:rPr>
-        <w:rFonts w:hint="default" w:ascii="Symbol" w:hAnsi="Symbol"/>
+        <w:rFonts w:ascii="Symbol" w:hAnsi="Symbol" w:hint="default"/>
       </w:rPr>
     </w:lvl>
     <w:lvl w:ilvl="4" w:tplc="0C0A0003" w:tentative="1">
@@ -12386,7 +12398,7 @@
         <w:ind w:left="4309" w:hanging="360"/>
       </w:pPr>
       <w:rPr>
-        <w:rFonts w:hint="default" w:ascii="Courier New" w:hAnsi="Courier New" w:cs="Courier New"/>
+        <w:rFonts w:ascii="Courier New" w:hAnsi="Courier New" w:cs="Courier New" w:hint="default"/>
       </w:rPr>
     </w:lvl>
     <w:lvl w:ilvl="5" w:tplc="0C0A0005" w:tentative="1">
@@ -12398,7 +12410,7 @@
         <w:ind w:left="5029" w:hanging="360"/>
       </w:pPr>
       <w:rPr>
-        <w:rFonts w:hint="default" w:ascii="Wingdings" w:hAnsi="Wingdings"/>
+        <w:rFonts w:ascii="Wingdings" w:hAnsi="Wingdings" w:hint="default"/>
       </w:rPr>
     </w:lvl>
     <w:lvl w:ilvl="6" w:tplc="0C0A0001" w:tentative="1">
@@ -12410,7 +12422,7 @@
         <w:ind w:left="5749" w:hanging="360"/>
       </w:pPr>
       <w:rPr>
-        <w:rFonts w:hint="default" w:ascii="Symbol" w:hAnsi="Symbol"/>
+        <w:rFonts w:ascii="Symbol" w:hAnsi="Symbol" w:hint="default"/>
       </w:rPr>
     </w:lvl>
     <w:lvl w:ilvl="7" w:tplc="0C0A0003" w:tentative="1">
@@ -12422,7 +12434,7 @@
         <w:ind w:left="6469" w:hanging="360"/>
       </w:pPr>
       <w:rPr>
-        <w:rFonts w:hint="default" w:ascii="Courier New" w:hAnsi="Courier New" w:cs="Courier New"/>
+        <w:rFonts w:ascii="Courier New" w:hAnsi="Courier New" w:cs="Courier New" w:hint="default"/>
       </w:rPr>
     </w:lvl>
     <w:lvl w:ilvl="8" w:tplc="0C0A0005" w:tentative="1">
@@ -12434,7 +12446,7 @@
         <w:ind w:left="7189" w:hanging="360"/>
       </w:pPr>
       <w:rPr>
-        <w:rFonts w:hint="default" w:ascii="Wingdings" w:hAnsi="Wingdings"/>
+        <w:rFonts w:ascii="Wingdings" w:hAnsi="Wingdings" w:hint="default"/>
       </w:rPr>
     </w:lvl>
   </w:abstractNum>
@@ -12451,7 +12463,7 @@
         <w:ind w:left="1429" w:hanging="360"/>
       </w:pPr>
       <w:rPr>
-        <w:rFonts w:hint="default" w:ascii="Symbol" w:hAnsi="Symbol"/>
+        <w:rFonts w:ascii="Symbol" w:hAnsi="Symbol" w:hint="default"/>
       </w:rPr>
     </w:lvl>
     <w:lvl w:ilvl="1" w:tplc="0C0A0001">
@@ -12463,7 +12475,7 @@
         <w:ind w:left="2149" w:hanging="360"/>
       </w:pPr>
       <w:rPr>
-        <w:rFonts w:hint="default" w:ascii="Symbol" w:hAnsi="Symbol"/>
+        <w:rFonts w:ascii="Symbol" w:hAnsi="Symbol" w:hint="default"/>
       </w:rPr>
     </w:lvl>
     <w:lvl w:ilvl="2" w:tplc="FFFFFFFF" w:tentative="1">
@@ -12475,7 +12487,7 @@
         <w:ind w:left="2869" w:hanging="360"/>
       </w:pPr>
       <w:rPr>
-        <w:rFonts w:hint="default" w:ascii="Wingdings" w:hAnsi="Wingdings"/>
+        <w:rFonts w:ascii="Wingdings" w:hAnsi="Wingdings" w:hint="default"/>
       </w:rPr>
     </w:lvl>
     <w:lvl w:ilvl="3" w:tplc="FFFFFFFF" w:tentative="1">
@@ -12487,7 +12499,7 @@
         <w:ind w:left="3589" w:hanging="360"/>
       </w:pPr>
       <w:rPr>
-        <w:rFonts w:hint="default" w:ascii="Symbol" w:hAnsi="Symbol"/>
+        <w:rFonts w:ascii="Symbol" w:hAnsi="Symbol" w:hint="default"/>
       </w:rPr>
     </w:lvl>
     <w:lvl w:ilvl="4" w:tplc="FFFFFFFF" w:tentative="1">
@@ -12499,7 +12511,7 @@
         <w:ind w:left="4309" w:hanging="360"/>
       </w:pPr>
       <w:rPr>
-        <w:rFonts w:hint="default" w:ascii="Courier New" w:hAnsi="Courier New" w:cs="Courier New"/>
+        <w:rFonts w:ascii="Courier New" w:hAnsi="Courier New" w:cs="Courier New" w:hint="default"/>
       </w:rPr>
     </w:lvl>
     <w:lvl w:ilvl="5" w:tplc="FFFFFFFF" w:tentative="1">
@@ -12511,7 +12523,7 @@
         <w:ind w:left="5029" w:hanging="360"/>
       </w:pPr>
       <w:rPr>
-        <w:rFonts w:hint="default" w:ascii="Wingdings" w:hAnsi="Wingdings"/>
+        <w:rFonts w:ascii="Wingdings" w:hAnsi="Wingdings" w:hint="default"/>
       </w:rPr>
     </w:lvl>
     <w:lvl w:ilvl="6" w:tplc="FFFFFFFF" w:tentative="1">
@@ -12523,7 +12535,7 @@
         <w:ind w:left="5749" w:hanging="360"/>
       </w:pPr>
       <w:rPr>
-        <w:rFonts w:hint="default" w:ascii="Symbol" w:hAnsi="Symbol"/>
+        <w:rFonts w:ascii="Symbol" w:hAnsi="Symbol" w:hint="default"/>
       </w:rPr>
     </w:lvl>
     <w:lvl w:ilvl="7" w:tplc="FFFFFFFF" w:tentative="1">
@@ -12535,7 +12547,7 @@
         <w:ind w:left="6469" w:hanging="360"/>
       </w:pPr>
       <w:rPr>
-        <w:rFonts w:hint="default" w:ascii="Courier New" w:hAnsi="Courier New" w:cs="Courier New"/>
+        <w:rFonts w:ascii="Courier New" w:hAnsi="Courier New" w:cs="Courier New" w:hint="default"/>
       </w:rPr>
     </w:lvl>
     <w:lvl w:ilvl="8" w:tplc="FFFFFFFF" w:tentative="1">
@@ -12547,7 +12559,7 @@
         <w:ind w:left="7189" w:hanging="360"/>
       </w:pPr>
       <w:rPr>
-        <w:rFonts w:hint="default" w:ascii="Wingdings" w:hAnsi="Wingdings"/>
+        <w:rFonts w:ascii="Wingdings" w:hAnsi="Wingdings" w:hint="default"/>
       </w:rPr>
     </w:lvl>
   </w:abstractNum>
@@ -12743,7 +12755,7 @@
         <w:ind w:left="2509" w:hanging="360"/>
       </w:pPr>
       <w:rPr>
-        <w:rFonts w:hint="default" w:ascii="Symbol" w:hAnsi="Symbol"/>
+        <w:rFonts w:ascii="Symbol" w:hAnsi="Symbol" w:hint="default"/>
       </w:rPr>
     </w:lvl>
     <w:lvl w:ilvl="1" w:tplc="0C0A0003" w:tentative="1">
@@ -12755,7 +12767,7 @@
         <w:ind w:left="3229" w:hanging="360"/>
       </w:pPr>
       <w:rPr>
-        <w:rFonts w:hint="default" w:ascii="Courier New" w:hAnsi="Courier New" w:cs="Courier New"/>
+        <w:rFonts w:ascii="Courier New" w:hAnsi="Courier New" w:cs="Courier New" w:hint="default"/>
       </w:rPr>
     </w:lvl>
     <w:lvl w:ilvl="2" w:tplc="0C0A0005" w:tentative="1">
@@ -12767,7 +12779,7 @@
         <w:ind w:left="3949" w:hanging="360"/>
       </w:pPr>
       <w:rPr>
-        <w:rFonts w:hint="default" w:ascii="Wingdings" w:hAnsi="Wingdings"/>
+        <w:rFonts w:ascii="Wingdings" w:hAnsi="Wingdings" w:hint="default"/>
       </w:rPr>
     </w:lvl>
     <w:lvl w:ilvl="3" w:tplc="0C0A0001" w:tentative="1">
@@ -12779,7 +12791,7 @@
         <w:ind w:left="4669" w:hanging="360"/>
       </w:pPr>
       <w:rPr>
-        <w:rFonts w:hint="default" w:ascii="Symbol" w:hAnsi="Symbol"/>
+        <w:rFonts w:ascii="Symbol" w:hAnsi="Symbol" w:hint="default"/>
       </w:rPr>
     </w:lvl>
     <w:lvl w:ilvl="4" w:tplc="0C0A0003" w:tentative="1">
@@ -12791,7 +12803,7 @@
         <w:ind w:left="5389" w:hanging="360"/>
       </w:pPr>
       <w:rPr>
-        <w:rFonts w:hint="default" w:ascii="Courier New" w:hAnsi="Courier New" w:cs="Courier New"/>
+        <w:rFonts w:ascii="Courier New" w:hAnsi="Courier New" w:cs="Courier New" w:hint="default"/>
       </w:rPr>
     </w:lvl>
     <w:lvl w:ilvl="5" w:tplc="0C0A0005" w:tentative="1">
@@ -12803,7 +12815,7 @@
         <w:ind w:left="6109" w:hanging="360"/>
       </w:pPr>
       <w:rPr>
-        <w:rFonts w:hint="default" w:ascii="Wingdings" w:hAnsi="Wingdings"/>
+        <w:rFonts w:ascii="Wingdings" w:hAnsi="Wingdings" w:hint="default"/>
       </w:rPr>
     </w:lvl>
     <w:lvl w:ilvl="6" w:tplc="0C0A0001" w:tentative="1">
@@ -12815,7 +12827,7 @@
         <w:ind w:left="6829" w:hanging="360"/>
       </w:pPr>
       <w:rPr>
-        <w:rFonts w:hint="default" w:ascii="Symbol" w:hAnsi="Symbol"/>
+        <w:rFonts w:ascii="Symbol" w:hAnsi="Symbol" w:hint="default"/>
       </w:rPr>
     </w:lvl>
     <w:lvl w:ilvl="7" w:tplc="0C0A0003" w:tentative="1">
@@ -12827,7 +12839,7 @@
         <w:ind w:left="7549" w:hanging="360"/>
       </w:pPr>
       <w:rPr>
-        <w:rFonts w:hint="default" w:ascii="Courier New" w:hAnsi="Courier New" w:cs="Courier New"/>
+        <w:rFonts w:ascii="Courier New" w:hAnsi="Courier New" w:cs="Courier New" w:hint="default"/>
       </w:rPr>
     </w:lvl>
     <w:lvl w:ilvl="8" w:tplc="0C0A0005" w:tentative="1">
@@ -12839,7 +12851,7 @@
         <w:ind w:left="8269" w:hanging="360"/>
       </w:pPr>
       <w:rPr>
-        <w:rFonts w:hint="default" w:ascii="Wingdings" w:hAnsi="Wingdings"/>
+        <w:rFonts w:ascii="Wingdings" w:hAnsi="Wingdings" w:hint="default"/>
       </w:rPr>
     </w:lvl>
   </w:abstractNum>
@@ -12856,7 +12868,7 @@
         <w:ind w:left="1429" w:hanging="360"/>
       </w:pPr>
       <w:rPr>
-        <w:rFonts w:hint="default" w:ascii="Symbol" w:hAnsi="Symbol"/>
+        <w:rFonts w:ascii="Symbol" w:hAnsi="Symbol" w:hint="default"/>
       </w:rPr>
     </w:lvl>
     <w:lvl w:ilvl="1" w:tplc="0C0A0003" w:tentative="1">
@@ -12868,7 +12880,7 @@
         <w:ind w:left="2149" w:hanging="360"/>
       </w:pPr>
       <w:rPr>
-        <w:rFonts w:hint="default" w:ascii="Courier New" w:hAnsi="Courier New" w:cs="Courier New"/>
+        <w:rFonts w:ascii="Courier New" w:hAnsi="Courier New" w:cs="Courier New" w:hint="default"/>
       </w:rPr>
     </w:lvl>
     <w:lvl w:ilvl="2" w:tplc="0C0A0005" w:tentative="1">
@@ -12880,7 +12892,7 @@
         <w:ind w:left="2869" w:hanging="360"/>
       </w:pPr>
       <w:rPr>
-        <w:rFonts w:hint="default" w:ascii="Wingdings" w:hAnsi="Wingdings"/>
+        <w:rFonts w:ascii="Wingdings" w:hAnsi="Wingdings" w:hint="default"/>
       </w:rPr>
     </w:lvl>
     <w:lvl w:ilvl="3" w:tplc="0C0A0001" w:tentative="1">
@@ -12892,7 +12904,7 @@
         <w:ind w:left="3589" w:hanging="360"/>
       </w:pPr>
       <w:rPr>
-        <w:rFonts w:hint="default" w:ascii="Symbol" w:hAnsi="Symbol"/>
+        <w:rFonts w:ascii="Symbol" w:hAnsi="Symbol" w:hint="default"/>
       </w:rPr>
     </w:lvl>
     <w:lvl w:ilvl="4" w:tplc="0C0A0003" w:tentative="1">
@@ -12904,7 +12916,7 @@
         <w:ind w:left="4309" w:hanging="360"/>
       </w:pPr>
       <w:rPr>
-        <w:rFonts w:hint="default" w:ascii="Courier New" w:hAnsi="Courier New" w:cs="Courier New"/>
+        <w:rFonts w:ascii="Courier New" w:hAnsi="Courier New" w:cs="Courier New" w:hint="default"/>
       </w:rPr>
     </w:lvl>
     <w:lvl w:ilvl="5" w:tplc="0C0A0005" w:tentative="1">
@@ -12916,7 +12928,7 @@
         <w:ind w:left="5029" w:hanging="360"/>
       </w:pPr>
       <w:rPr>
-        <w:rFonts w:hint="default" w:ascii="Wingdings" w:hAnsi="Wingdings"/>
+        <w:rFonts w:ascii="Wingdings" w:hAnsi="Wingdings" w:hint="default"/>
       </w:rPr>
     </w:lvl>
     <w:lvl w:ilvl="6" w:tplc="0C0A0001" w:tentative="1">
@@ -12928,7 +12940,7 @@
         <w:ind w:left="5749" w:hanging="360"/>
       </w:pPr>
       <w:rPr>
-        <w:rFonts w:hint="default" w:ascii="Symbol" w:hAnsi="Symbol"/>
+        <w:rFonts w:ascii="Symbol" w:hAnsi="Symbol" w:hint="default"/>
       </w:rPr>
     </w:lvl>
     <w:lvl w:ilvl="7" w:tplc="0C0A0003" w:tentative="1">
@@ -12940,7 +12952,7 @@
         <w:ind w:left="6469" w:hanging="360"/>
       </w:pPr>
       <w:rPr>
-        <w:rFonts w:hint="default" w:ascii="Courier New" w:hAnsi="Courier New" w:cs="Courier New"/>
+        <w:rFonts w:ascii="Courier New" w:hAnsi="Courier New" w:cs="Courier New" w:hint="default"/>
       </w:rPr>
     </w:lvl>
     <w:lvl w:ilvl="8" w:tplc="0C0A0005" w:tentative="1">
@@ -12952,7 +12964,7 @@
         <w:ind w:left="7189" w:hanging="360"/>
       </w:pPr>
       <w:rPr>
-        <w:rFonts w:hint="default" w:ascii="Wingdings" w:hAnsi="Wingdings"/>
+        <w:rFonts w:ascii="Wingdings" w:hAnsi="Wingdings" w:hint="default"/>
       </w:rPr>
     </w:lvl>
   </w:abstractNum>
@@ -12969,7 +12981,7 @@
         <w:ind w:left="2509" w:hanging="360"/>
       </w:pPr>
       <w:rPr>
-        <w:rFonts w:hint="default" w:ascii="Symbol" w:hAnsi="Symbol"/>
+        <w:rFonts w:ascii="Symbol" w:hAnsi="Symbol" w:hint="default"/>
       </w:rPr>
     </w:lvl>
     <w:lvl w:ilvl="1" w:tplc="0C0A0003" w:tentative="1">
@@ -12981,7 +12993,7 @@
         <w:ind w:left="3229" w:hanging="360"/>
       </w:pPr>
       <w:rPr>
-        <w:rFonts w:hint="default" w:ascii="Courier New" w:hAnsi="Courier New" w:cs="Courier New"/>
+        <w:rFonts w:ascii="Courier New" w:hAnsi="Courier New" w:cs="Courier New" w:hint="default"/>
       </w:rPr>
     </w:lvl>
     <w:lvl w:ilvl="2" w:tplc="0C0A0005" w:tentative="1">
@@ -12993,7 +13005,7 @@
         <w:ind w:left="3949" w:hanging="360"/>
       </w:pPr>
       <w:rPr>
-        <w:rFonts w:hint="default" w:ascii="Wingdings" w:hAnsi="Wingdings"/>
+        <w:rFonts w:ascii="Wingdings" w:hAnsi="Wingdings" w:hint="default"/>
       </w:rPr>
     </w:lvl>
     <w:lvl w:ilvl="3" w:tplc="0C0A0001" w:tentative="1">
@@ -13005,7 +13017,7 @@
         <w:ind w:left="4669" w:hanging="360"/>
       </w:pPr>
       <w:rPr>
-        <w:rFonts w:hint="default" w:ascii="Symbol" w:hAnsi="Symbol"/>
+        <w:rFonts w:ascii="Symbol" w:hAnsi="Symbol" w:hint="default"/>
       </w:rPr>
     </w:lvl>
     <w:lvl w:ilvl="4" w:tplc="0C0A0003" w:tentative="1">
@@ -13017,7 +13029,7 @@
         <w:ind w:left="5389" w:hanging="360"/>
       </w:pPr>
       <w:rPr>
-        <w:rFonts w:hint="default" w:ascii="Courier New" w:hAnsi="Courier New" w:cs="Courier New"/>
+        <w:rFonts w:ascii="Courier New" w:hAnsi="Courier New" w:cs="Courier New" w:hint="default"/>
       </w:rPr>
     </w:lvl>
     <w:lvl w:ilvl="5" w:tplc="0C0A0005" w:tentative="1">
@@ -13029,7 +13041,7 @@
         <w:ind w:left="6109" w:hanging="360"/>
       </w:pPr>
       <w:rPr>
-        <w:rFonts w:hint="default" w:ascii="Wingdings" w:hAnsi="Wingdings"/>
+        <w:rFonts w:ascii="Wingdings" w:hAnsi="Wingdings" w:hint="default"/>
       </w:rPr>
     </w:lvl>
     <w:lvl w:ilvl="6" w:tplc="0C0A0001" w:tentative="1">
@@ -13041,7 +13053,7 @@
         <w:ind w:left="6829" w:hanging="360"/>
       </w:pPr>
       <w:rPr>
-        <w:rFonts w:hint="default" w:ascii="Symbol" w:hAnsi="Symbol"/>
+        <w:rFonts w:ascii="Symbol" w:hAnsi="Symbol" w:hint="default"/>
       </w:rPr>
     </w:lvl>
     <w:lvl w:ilvl="7" w:tplc="0C0A0003" w:tentative="1">
@@ -13053,7 +13065,7 @@
         <w:ind w:left="7549" w:hanging="360"/>
       </w:pPr>
       <w:rPr>
-        <w:rFonts w:hint="default" w:ascii="Courier New" w:hAnsi="Courier New" w:cs="Courier New"/>
+        <w:rFonts w:ascii="Courier New" w:hAnsi="Courier New" w:cs="Courier New" w:hint="default"/>
       </w:rPr>
     </w:lvl>
     <w:lvl w:ilvl="8" w:tplc="0C0A0005" w:tentative="1">
@@ -13065,7 +13077,7 @@
         <w:ind w:left="8269" w:hanging="360"/>
       </w:pPr>
       <w:rPr>
-        <w:rFonts w:hint="default" w:ascii="Wingdings" w:hAnsi="Wingdings"/>
+        <w:rFonts w:ascii="Wingdings" w:hAnsi="Wingdings" w:hint="default"/>
       </w:rPr>
     </w:lvl>
   </w:abstractNum>
@@ -13171,7 +13183,7 @@
         <w:ind w:left="1429" w:hanging="360"/>
       </w:pPr>
       <w:rPr>
-        <w:rFonts w:hint="default" w:ascii="Symbol" w:hAnsi="Symbol"/>
+        <w:rFonts w:ascii="Symbol" w:hAnsi="Symbol" w:hint="default"/>
       </w:rPr>
     </w:lvl>
     <w:lvl w:ilvl="1" w:tplc="0C0A0003" w:tentative="1">
@@ -13183,7 +13195,7 @@
         <w:ind w:left="2149" w:hanging="360"/>
       </w:pPr>
       <w:rPr>
-        <w:rFonts w:hint="default" w:ascii="Courier New" w:hAnsi="Courier New" w:cs="Courier New"/>
+        <w:rFonts w:ascii="Courier New" w:hAnsi="Courier New" w:cs="Courier New" w:hint="default"/>
       </w:rPr>
     </w:lvl>
     <w:lvl w:ilvl="2" w:tplc="0C0A0005" w:tentative="1">
@@ -13195,7 +13207,7 @@
         <w:ind w:left="2869" w:hanging="360"/>
       </w:pPr>
       <w:rPr>
-        <w:rFonts w:hint="default" w:ascii="Wingdings" w:hAnsi="Wingdings"/>
+        <w:rFonts w:ascii="Wingdings" w:hAnsi="Wingdings" w:hint="default"/>
       </w:rPr>
     </w:lvl>
     <w:lvl w:ilvl="3" w:tplc="0C0A0001" w:tentative="1">
@@ -13207,7 +13219,7 @@
         <w:ind w:left="3589" w:hanging="360"/>
       </w:pPr>
       <w:rPr>
-        <w:rFonts w:hint="default" w:ascii="Symbol" w:hAnsi="Symbol"/>
+        <w:rFonts w:ascii="Symbol" w:hAnsi="Symbol" w:hint="default"/>
       </w:rPr>
     </w:lvl>
     <w:lvl w:ilvl="4" w:tplc="0C0A0003" w:tentative="1">
@@ -13219,7 +13231,7 @@
         <w:ind w:left="4309" w:hanging="360"/>
       </w:pPr>
       <w:rPr>
-        <w:rFonts w:hint="default" w:ascii="Courier New" w:hAnsi="Courier New" w:cs="Courier New"/>
+        <w:rFonts w:ascii="Courier New" w:hAnsi="Courier New" w:cs="Courier New" w:hint="default"/>
       </w:rPr>
     </w:lvl>
     <w:lvl w:ilvl="5" w:tplc="0C0A0005" w:tentative="1">
@@ -13231,7 +13243,7 @@
         <w:ind w:left="5029" w:hanging="360"/>
       </w:pPr>
       <w:rPr>
-        <w:rFonts w:hint="default" w:ascii="Wingdings" w:hAnsi="Wingdings"/>
+        <w:rFonts w:ascii="Wingdings" w:hAnsi="Wingdings" w:hint="default"/>
       </w:rPr>
     </w:lvl>
     <w:lvl w:ilvl="6" w:tplc="0C0A0001" w:tentative="1">
@@ -13243,7 +13255,7 @@
         <w:ind w:left="5749" w:hanging="360"/>
       </w:pPr>
       <w:rPr>
-        <w:rFonts w:hint="default" w:ascii="Symbol" w:hAnsi="Symbol"/>
+        <w:rFonts w:ascii="Symbol" w:hAnsi="Symbol" w:hint="default"/>
       </w:rPr>
     </w:lvl>
     <w:lvl w:ilvl="7" w:tplc="0C0A0003" w:tentative="1">
@@ -13255,7 +13267,7 @@
         <w:ind w:left="6469" w:hanging="360"/>
       </w:pPr>
       <w:rPr>
-        <w:rFonts w:hint="default" w:ascii="Courier New" w:hAnsi="Courier New" w:cs="Courier New"/>
+        <w:rFonts w:ascii="Courier New" w:hAnsi="Courier New" w:cs="Courier New" w:hint="default"/>
       </w:rPr>
     </w:lvl>
     <w:lvl w:ilvl="8" w:tplc="0C0A0005" w:tentative="1">
@@ -13267,7 +13279,7 @@
         <w:ind w:left="7189" w:hanging="360"/>
       </w:pPr>
       <w:rPr>
-        <w:rFonts w:hint="default" w:ascii="Wingdings" w:hAnsi="Wingdings"/>
+        <w:rFonts w:ascii="Wingdings" w:hAnsi="Wingdings" w:hint="default"/>
       </w:rPr>
     </w:lvl>
   </w:abstractNum>
@@ -13284,7 +13296,7 @@
         <w:ind w:left="1429" w:hanging="360"/>
       </w:pPr>
       <w:rPr>
-        <w:rFonts w:hint="default" w:ascii="Symbol" w:hAnsi="Symbol"/>
+        <w:rFonts w:ascii="Symbol" w:hAnsi="Symbol" w:hint="default"/>
       </w:rPr>
     </w:lvl>
     <w:lvl w:ilvl="1" w:tplc="0C0A0003" w:tentative="1">
@@ -13296,7 +13308,7 @@
         <w:ind w:left="2149" w:hanging="360"/>
       </w:pPr>
       <w:rPr>
-        <w:rFonts w:hint="default" w:ascii="Courier New" w:hAnsi="Courier New" w:cs="Courier New"/>
+        <w:rFonts w:ascii="Courier New" w:hAnsi="Courier New" w:cs="Courier New" w:hint="default"/>
       </w:rPr>
     </w:lvl>
     <w:lvl w:ilvl="2" w:tplc="0C0A0005" w:tentative="1">
@@ -13308,7 +13320,7 @@
         <w:ind w:left="2869" w:hanging="360"/>
       </w:pPr>
       <w:rPr>
-        <w:rFonts w:hint="default" w:ascii="Wingdings" w:hAnsi="Wingdings"/>
+        <w:rFonts w:ascii="Wingdings" w:hAnsi="Wingdings" w:hint="default"/>
       </w:rPr>
     </w:lvl>
     <w:lvl w:ilvl="3" w:tplc="0C0A0001" w:tentative="1">
@@ -13320,7 +13332,7 @@
         <w:ind w:left="3589" w:hanging="360"/>
       </w:pPr>
       <w:rPr>
-        <w:rFonts w:hint="default" w:ascii="Symbol" w:hAnsi="Symbol"/>
+        <w:rFonts w:ascii="Symbol" w:hAnsi="Symbol" w:hint="default"/>
       </w:rPr>
     </w:lvl>
     <w:lvl w:ilvl="4" w:tplc="0C0A0003" w:tentative="1">
@@ -13332,7 +13344,7 @@
         <w:ind w:left="4309" w:hanging="360"/>
       </w:pPr>
       <w:rPr>
-        <w:rFonts w:hint="default" w:ascii="Courier New" w:hAnsi="Courier New" w:cs="Courier New"/>
+        <w:rFonts w:ascii="Courier New" w:hAnsi="Courier New" w:cs="Courier New" w:hint="default"/>
       </w:rPr>
     </w:lvl>
     <w:lvl w:ilvl="5" w:tplc="0C0A0005" w:tentative="1">
@@ -13344,7 +13356,7 @@
         <w:ind w:left="5029" w:hanging="360"/>
       </w:pPr>
       <w:rPr>
-        <w:rFonts w:hint="default" w:ascii="Wingdings" w:hAnsi="Wingdings"/>
+        <w:rFonts w:ascii="Wingdings" w:hAnsi="Wingdings" w:hint="default"/>
       </w:rPr>
     </w:lvl>
     <w:lvl w:ilvl="6" w:tplc="0C0A0001" w:tentative="1">
@@ -13356,7 +13368,7 @@
         <w:ind w:left="5749" w:hanging="360"/>
       </w:pPr>
       <w:rPr>
-        <w:rFonts w:hint="default" w:ascii="Symbol" w:hAnsi="Symbol"/>
+        <w:rFonts w:ascii="Symbol" w:hAnsi="Symbol" w:hint="default"/>
       </w:rPr>
     </w:lvl>
     <w:lvl w:ilvl="7" w:tplc="0C0A0003" w:tentative="1">
@@ -13368,7 +13380,7 @@
         <w:ind w:left="6469" w:hanging="360"/>
       </w:pPr>
       <w:rPr>
-        <w:rFonts w:hint="default" w:ascii="Courier New" w:hAnsi="Courier New" w:cs="Courier New"/>
+        <w:rFonts w:ascii="Courier New" w:hAnsi="Courier New" w:cs="Courier New" w:hint="default"/>
       </w:rPr>
     </w:lvl>
     <w:lvl w:ilvl="8" w:tplc="0C0A0005" w:tentative="1">
@@ -13380,7 +13392,7 @@
         <w:ind w:left="7189" w:hanging="360"/>
       </w:pPr>
       <w:rPr>
-        <w:rFonts w:hint="default" w:ascii="Wingdings" w:hAnsi="Wingdings"/>
+        <w:rFonts w:ascii="Wingdings" w:hAnsi="Wingdings" w:hint="default"/>
       </w:rPr>
     </w:lvl>
   </w:abstractNum>
@@ -13486,7 +13498,7 @@
         <w:ind w:left="1429" w:hanging="360"/>
       </w:pPr>
       <w:rPr>
-        <w:rFonts w:hint="default" w:ascii="Symbol" w:hAnsi="Symbol"/>
+        <w:rFonts w:ascii="Symbol" w:hAnsi="Symbol" w:hint="default"/>
       </w:rPr>
     </w:lvl>
     <w:lvl w:ilvl="1" w:tplc="0C0A0003" w:tentative="1">
@@ -13498,7 +13510,7 @@
         <w:ind w:left="2149" w:hanging="360"/>
       </w:pPr>
       <w:rPr>
-        <w:rFonts w:hint="default" w:ascii="Courier New" w:hAnsi="Courier New" w:cs="Courier New"/>
+        <w:rFonts w:ascii="Courier New" w:hAnsi="Courier New" w:cs="Courier New" w:hint="default"/>
       </w:rPr>
     </w:lvl>
     <w:lvl w:ilvl="2" w:tplc="0C0A0005" w:tentative="1">
@@ -13510,7 +13522,7 @@
         <w:ind w:left="2869" w:hanging="360"/>
       </w:pPr>
       <w:rPr>
-        <w:rFonts w:hint="default" w:ascii="Wingdings" w:hAnsi="Wingdings"/>
+        <w:rFonts w:ascii="Wingdings" w:hAnsi="Wingdings" w:hint="default"/>
       </w:rPr>
     </w:lvl>
     <w:lvl w:ilvl="3" w:tplc="0C0A0001" w:tentative="1">
@@ -13522,7 +13534,7 @@
         <w:ind w:left="3589" w:hanging="360"/>
       </w:pPr>
       <w:rPr>
-        <w:rFonts w:hint="default" w:ascii="Symbol" w:hAnsi="Symbol"/>
+        <w:rFonts w:ascii="Symbol" w:hAnsi="Symbol" w:hint="default"/>
       </w:rPr>
     </w:lvl>
     <w:lvl w:ilvl="4" w:tplc="0C0A0003" w:tentative="1">
@@ -13534,7 +13546,7 @@
         <w:ind w:left="4309" w:hanging="360"/>
       </w:pPr>
       <w:rPr>
-        <w:rFonts w:hint="default" w:ascii="Courier New" w:hAnsi="Courier New" w:cs="Courier New"/>
+        <w:rFonts w:ascii="Courier New" w:hAnsi="Courier New" w:cs="Courier New" w:hint="default"/>
       </w:rPr>
     </w:lvl>
     <w:lvl w:ilvl="5" w:tplc="0C0A0005" w:tentative="1">
@@ -13546,7 +13558,7 @@
         <w:ind w:left="5029" w:hanging="360"/>
       </w:pPr>
       <w:rPr>
-        <w:rFonts w:hint="default" w:ascii="Wingdings" w:hAnsi="Wingdings"/>
+        <w:rFonts w:ascii="Wingdings" w:hAnsi="Wingdings" w:hint="default"/>
       </w:rPr>
     </w:lvl>
     <w:lvl w:ilvl="6" w:tplc="0C0A0001" w:tentative="1">
@@ -13558,7 +13570,7 @@
         <w:ind w:left="5749" w:hanging="360"/>
       </w:pPr>
       <w:rPr>
-        <w:rFonts w:hint="default" w:ascii="Symbol" w:hAnsi="Symbol"/>
+        <w:rFonts w:ascii="Symbol" w:hAnsi="Symbol" w:hint="default"/>
       </w:rPr>
     </w:lvl>
     <w:lvl w:ilvl="7" w:tplc="0C0A0003" w:tentative="1">
@@ -13570,7 +13582,7 @@
         <w:ind w:left="6469" w:hanging="360"/>
       </w:pPr>
       <w:rPr>
-        <w:rFonts w:hint="default" w:ascii="Courier New" w:hAnsi="Courier New" w:cs="Courier New"/>
+        <w:rFonts w:ascii="Courier New" w:hAnsi="Courier New" w:cs="Courier New" w:hint="default"/>
       </w:rPr>
     </w:lvl>
     <w:lvl w:ilvl="8" w:tplc="0C0A0005" w:tentative="1">
@@ -13582,7 +13594,7 @@
         <w:ind w:left="7189" w:hanging="360"/>
       </w:pPr>
       <w:rPr>
-        <w:rFonts w:hint="default" w:ascii="Wingdings" w:hAnsi="Wingdings"/>
+        <w:rFonts w:ascii="Wingdings" w:hAnsi="Wingdings" w:hint="default"/>
       </w:rPr>
     </w:lvl>
   </w:abstractNum>
@@ -13599,7 +13611,7 @@
         <w:ind w:left="1429" w:hanging="360"/>
       </w:pPr>
       <w:rPr>
-        <w:rFonts w:hint="default" w:ascii="Symbol" w:hAnsi="Symbol"/>
+        <w:rFonts w:ascii="Symbol" w:hAnsi="Symbol" w:hint="default"/>
       </w:rPr>
     </w:lvl>
     <w:lvl w:ilvl="1" w:tplc="0C0A0003" w:tentative="1">
@@ -13611,7 +13623,7 @@
         <w:ind w:left="2149" w:hanging="360"/>
       </w:pPr>
       <w:rPr>
-        <w:rFonts w:hint="default" w:ascii="Courier New" w:hAnsi="Courier New" w:cs="Courier New"/>
+        <w:rFonts w:ascii="Courier New" w:hAnsi="Courier New" w:cs="Courier New" w:hint="default"/>
       </w:rPr>
     </w:lvl>
     <w:lvl w:ilvl="2" w:tplc="0C0A0005" w:tentative="1">
@@ -13623,7 +13635,7 @@
         <w:ind w:left="2869" w:hanging="360"/>
       </w:pPr>
       <w:rPr>
-        <w:rFonts w:hint="default" w:ascii="Wingdings" w:hAnsi="Wingdings"/>
+        <w:rFonts w:ascii="Wingdings" w:hAnsi="Wingdings" w:hint="default"/>
       </w:rPr>
     </w:lvl>
     <w:lvl w:ilvl="3" w:tplc="0C0A0001" w:tentative="1">
@@ -13635,7 +13647,7 @@
         <w:ind w:left="3589" w:hanging="360"/>
       </w:pPr>
       <w:rPr>
-        <w:rFonts w:hint="default" w:ascii="Symbol" w:hAnsi="Symbol"/>
+        <w:rFonts w:ascii="Symbol" w:hAnsi="Symbol" w:hint="default"/>
       </w:rPr>
     </w:lvl>
     <w:lvl w:ilvl="4" w:tplc="0C0A0003" w:tentative="1">
@@ -13647,7 +13659,7 @@
         <w:ind w:left="4309" w:hanging="360"/>
       </w:pPr>
       <w:rPr>
-        <w:rFonts w:hint="default" w:ascii="Courier New" w:hAnsi="Courier New" w:cs="Courier New"/>
+        <w:rFonts w:ascii="Courier New" w:hAnsi="Courier New" w:cs="Courier New" w:hint="default"/>
       </w:rPr>
     </w:lvl>
     <w:lvl w:ilvl="5" w:tplc="0C0A0005" w:tentative="1">
@@ -13659,7 +13671,7 @@
         <w:ind w:left="5029" w:hanging="360"/>
       </w:pPr>
       <w:rPr>
-        <w:rFonts w:hint="default" w:ascii="Wingdings" w:hAnsi="Wingdings"/>
+        <w:rFonts w:ascii="Wingdings" w:hAnsi="Wingdings" w:hint="default"/>
       </w:rPr>
     </w:lvl>
     <w:lvl w:ilvl="6" w:tplc="0C0A0001" w:tentative="1">
@@ -13671,7 +13683,7 @@
         <w:ind w:left="5749" w:hanging="360"/>
       </w:pPr>
       <w:rPr>
-        <w:rFonts w:hint="default" w:ascii="Symbol" w:hAnsi="Symbol"/>
+        <w:rFonts w:ascii="Symbol" w:hAnsi="Symbol" w:hint="default"/>
       </w:rPr>
     </w:lvl>
     <w:lvl w:ilvl="7" w:tplc="0C0A0003" w:tentative="1">
@@ -13683,7 +13695,7 @@
         <w:ind w:left="6469" w:hanging="360"/>
       </w:pPr>
       <w:rPr>
-        <w:rFonts w:hint="default" w:ascii="Courier New" w:hAnsi="Courier New" w:cs="Courier New"/>
+        <w:rFonts w:ascii="Courier New" w:hAnsi="Courier New" w:cs="Courier New" w:hint="default"/>
       </w:rPr>
     </w:lvl>
     <w:lvl w:ilvl="8" w:tplc="0C0A0005" w:tentative="1">
@@ -13695,7 +13707,7 @@
         <w:ind w:left="7189" w:hanging="360"/>
       </w:pPr>
       <w:rPr>
-        <w:rFonts w:hint="default" w:ascii="Wingdings" w:hAnsi="Wingdings"/>
+        <w:rFonts w:ascii="Wingdings" w:hAnsi="Wingdings" w:hint="default"/>
       </w:rPr>
     </w:lvl>
   </w:abstractNum>
@@ -13802,7 +13814,7 @@
         <w:ind w:left="1429" w:hanging="360"/>
       </w:pPr>
       <w:rPr>
-        <w:rFonts w:hint="default" w:ascii="Symbol" w:hAnsi="Symbol"/>
+        <w:rFonts w:ascii="Symbol" w:hAnsi="Symbol" w:hint="default"/>
       </w:rPr>
     </w:lvl>
     <w:lvl w:ilvl="1" w:tplc="0C0A0003" w:tentative="1">
@@ -13814,7 +13826,7 @@
         <w:ind w:left="2149" w:hanging="360"/>
       </w:pPr>
       <w:rPr>
-        <w:rFonts w:hint="default" w:ascii="Courier New" w:hAnsi="Courier New" w:cs="Courier New"/>
+        <w:rFonts w:ascii="Courier New" w:hAnsi="Courier New" w:cs="Courier New" w:hint="default"/>
       </w:rPr>
     </w:lvl>
     <w:lvl w:ilvl="2" w:tplc="0C0A0005" w:tentative="1">
@@ -13826,7 +13838,7 @@
         <w:ind w:left="2869" w:hanging="360"/>
       </w:pPr>
       <w:rPr>
-        <w:rFonts w:hint="default" w:ascii="Wingdings" w:hAnsi="Wingdings"/>
+        <w:rFonts w:ascii="Wingdings" w:hAnsi="Wingdings" w:hint="default"/>
       </w:rPr>
     </w:lvl>
     <w:lvl w:ilvl="3" w:tplc="0C0A0001" w:tentative="1">
@@ -13838,7 +13850,7 @@
         <w:ind w:left="3589" w:hanging="360"/>
       </w:pPr>
       <w:rPr>
-        <w:rFonts w:hint="default" w:ascii="Symbol" w:hAnsi="Symbol"/>
+        <w:rFonts w:ascii="Symbol" w:hAnsi="Symbol" w:hint="default"/>
       </w:rPr>
     </w:lvl>
     <w:lvl w:ilvl="4" w:tplc="0C0A0003" w:tentative="1">
@@ -13850,7 +13862,7 @@
         <w:ind w:left="4309" w:hanging="360"/>
       </w:pPr>
       <w:rPr>
-        <w:rFonts w:hint="default" w:ascii="Courier New" w:hAnsi="Courier New" w:cs="Courier New"/>
+        <w:rFonts w:ascii="Courier New" w:hAnsi="Courier New" w:cs="Courier New" w:hint="default"/>
       </w:rPr>
     </w:lvl>
     <w:lvl w:ilvl="5" w:tplc="0C0A0005" w:tentative="1">
@@ -13862,7 +13874,7 @@
         <w:ind w:left="5029" w:hanging="360"/>
       </w:pPr>
       <w:rPr>
-        <w:rFonts w:hint="default" w:ascii="Wingdings" w:hAnsi="Wingdings"/>
+        <w:rFonts w:ascii="Wingdings" w:hAnsi="Wingdings" w:hint="default"/>
       </w:rPr>
     </w:lvl>
     <w:lvl w:ilvl="6" w:tplc="0C0A0001" w:tentative="1">
@@ -13874,7 +13886,7 @@
         <w:ind w:left="5749" w:hanging="360"/>
       </w:pPr>
       <w:rPr>
-        <w:rFonts w:hint="default" w:ascii="Symbol" w:hAnsi="Symbol"/>
+        <w:rFonts w:ascii="Symbol" w:hAnsi="Symbol" w:hint="default"/>
       </w:rPr>
     </w:lvl>
     <w:lvl w:ilvl="7" w:tplc="0C0A0003" w:tentative="1">
@@ -13886,7 +13898,7 @@
         <w:ind w:left="6469" w:hanging="360"/>
       </w:pPr>
       <w:rPr>
-        <w:rFonts w:hint="default" w:ascii="Courier New" w:hAnsi="Courier New" w:cs="Courier New"/>
+        <w:rFonts w:ascii="Courier New" w:hAnsi="Courier New" w:cs="Courier New" w:hint="default"/>
       </w:rPr>
     </w:lvl>
     <w:lvl w:ilvl="8" w:tplc="0C0A0005" w:tentative="1">
@@ -13898,7 +13910,7 @@
         <w:ind w:left="7189" w:hanging="360"/>
       </w:pPr>
       <w:rPr>
-        <w:rFonts w:hint="default" w:ascii="Wingdings" w:hAnsi="Wingdings"/>
+        <w:rFonts w:ascii="Wingdings" w:hAnsi="Wingdings" w:hint="default"/>
       </w:rPr>
     </w:lvl>
   </w:abstractNum>
@@ -13915,7 +13927,7 @@
         <w:ind w:left="1429" w:hanging="360"/>
       </w:pPr>
       <w:rPr>
-        <w:rFonts w:hint="default" w:ascii="Symbol" w:hAnsi="Symbol"/>
+        <w:rFonts w:ascii="Symbol" w:hAnsi="Symbol" w:hint="default"/>
       </w:rPr>
     </w:lvl>
     <w:lvl w:ilvl="1" w:tplc="0C0A0003" w:tentative="1">
@@ -13927,7 +13939,7 @@
         <w:ind w:left="2149" w:hanging="360"/>
       </w:pPr>
       <w:rPr>
-        <w:rFonts w:hint="default" w:ascii="Courier New" w:hAnsi="Courier New" w:cs="Courier New"/>
+        <w:rFonts w:ascii="Courier New" w:hAnsi="Courier New" w:cs="Courier New" w:hint="default"/>
       </w:rPr>
     </w:lvl>
     <w:lvl w:ilvl="2" w:tplc="0C0A0005" w:tentative="1">
@@ -13939,7 +13951,7 @@
         <w:ind w:left="2869" w:hanging="360"/>
       </w:pPr>
       <w:rPr>
-        <w:rFonts w:hint="default" w:ascii="Wingdings" w:hAnsi="Wingdings"/>
+        <w:rFonts w:ascii="Wingdings" w:hAnsi="Wingdings" w:hint="default"/>
       </w:rPr>
     </w:lvl>
     <w:lvl w:ilvl="3" w:tplc="0C0A0001" w:tentative="1">
@@ -13951,7 +13963,7 @@
         <w:ind w:left="3589" w:hanging="360"/>
       </w:pPr>
       <w:rPr>
-        <w:rFonts w:hint="default" w:ascii="Symbol" w:hAnsi="Symbol"/>
+        <w:rFonts w:ascii="Symbol" w:hAnsi="Symbol" w:hint="default"/>
       </w:rPr>
     </w:lvl>
     <w:lvl w:ilvl="4" w:tplc="0C0A0003" w:tentative="1">
@@ -13963,7 +13975,7 @@
         <w:ind w:left="4309" w:hanging="360"/>
       </w:pPr>
       <w:rPr>
-        <w:rFonts w:hint="default" w:ascii="Courier New" w:hAnsi="Courier New" w:cs="Courier New"/>
+        <w:rFonts w:ascii="Courier New" w:hAnsi="Courier New" w:cs="Courier New" w:hint="default"/>
       </w:rPr>
     </w:lvl>
     <w:lvl w:ilvl="5" w:tplc="0C0A0005" w:tentative="1">
@@ -13975,7 +13987,7 @@
         <w:ind w:left="5029" w:hanging="360"/>
       </w:pPr>
       <w:rPr>
-        <w:rFonts w:hint="default" w:ascii="Wingdings" w:hAnsi="Wingdings"/>
+        <w:rFonts w:ascii="Wingdings" w:hAnsi="Wingdings" w:hint="default"/>
       </w:rPr>
     </w:lvl>
     <w:lvl w:ilvl="6" w:tplc="0C0A0001" w:tentative="1">
@@ -13987,7 +13999,7 @@
         <w:ind w:left="5749" w:hanging="360"/>
       </w:pPr>
       <w:rPr>
-        <w:rFonts w:hint="default" w:ascii="Symbol" w:hAnsi="Symbol"/>
+        <w:rFonts w:ascii="Symbol" w:hAnsi="Symbol" w:hint="default"/>
       </w:rPr>
     </w:lvl>
     <w:lvl w:ilvl="7" w:tplc="0C0A0003" w:tentative="1">
@@ -13999,7 +14011,7 @@
         <w:ind w:left="6469" w:hanging="360"/>
       </w:pPr>
       <w:rPr>
-        <w:rFonts w:hint="default" w:ascii="Courier New" w:hAnsi="Courier New" w:cs="Courier New"/>
+        <w:rFonts w:ascii="Courier New" w:hAnsi="Courier New" w:cs="Courier New" w:hint="default"/>
       </w:rPr>
     </w:lvl>
     <w:lvl w:ilvl="8" w:tplc="0C0A0005" w:tentative="1">
@@ -14011,7 +14023,7 @@
         <w:ind w:left="7189" w:hanging="360"/>
       </w:pPr>
       <w:rPr>
-        <w:rFonts w:hint="default" w:ascii="Wingdings" w:hAnsi="Wingdings"/>
+        <w:rFonts w:ascii="Wingdings" w:hAnsi="Wingdings" w:hint="default"/>
       </w:rPr>
     </w:lvl>
   </w:abstractNum>
@@ -14117,7 +14129,7 @@
         <w:ind w:left="2123" w:hanging="705"/>
       </w:pPr>
       <w:rPr>
-        <w:rFonts w:hint="default" w:ascii="Calibri" w:hAnsi="Calibri" w:cs="Calibri" w:eastAsiaTheme="minorHAnsi"/>
+        <w:rFonts w:ascii="Calibri" w:eastAsiaTheme="minorHAnsi" w:hAnsi="Calibri" w:cs="Calibri" w:hint="default"/>
       </w:rPr>
     </w:lvl>
     <w:lvl w:ilvl="1" w:tplc="0C0A0003" w:tentative="1">
@@ -14129,7 +14141,7 @@
         <w:ind w:left="2149" w:hanging="360"/>
       </w:pPr>
       <w:rPr>
-        <w:rFonts w:hint="default" w:ascii="Courier New" w:hAnsi="Courier New" w:cs="Courier New"/>
+        <w:rFonts w:ascii="Courier New" w:hAnsi="Courier New" w:cs="Courier New" w:hint="default"/>
       </w:rPr>
     </w:lvl>
     <w:lvl w:ilvl="2" w:tplc="0C0A0005" w:tentative="1">
@@ -14141,7 +14153,7 @@
         <w:ind w:left="2869" w:hanging="360"/>
       </w:pPr>
       <w:rPr>
-        <w:rFonts w:hint="default" w:ascii="Wingdings" w:hAnsi="Wingdings"/>
+        <w:rFonts w:ascii="Wingdings" w:hAnsi="Wingdings" w:hint="default"/>
       </w:rPr>
     </w:lvl>
     <w:lvl w:ilvl="3" w:tplc="0C0A0001" w:tentative="1">
@@ -14153,7 +14165,7 @@
         <w:ind w:left="3589" w:hanging="360"/>
       </w:pPr>
       <w:rPr>
-        <w:rFonts w:hint="default" w:ascii="Symbol" w:hAnsi="Symbol"/>
+        <w:rFonts w:ascii="Symbol" w:hAnsi="Symbol" w:hint="default"/>
       </w:rPr>
     </w:lvl>
     <w:lvl w:ilvl="4" w:tplc="0C0A0003" w:tentative="1">
@@ -14165,7 +14177,7 @@
         <w:ind w:left="4309" w:hanging="360"/>
       </w:pPr>
       <w:rPr>
-        <w:rFonts w:hint="default" w:ascii="Courier New" w:hAnsi="Courier New" w:cs="Courier New"/>
+        <w:rFonts w:ascii="Courier New" w:hAnsi="Courier New" w:cs="Courier New" w:hint="default"/>
       </w:rPr>
     </w:lvl>
     <w:lvl w:ilvl="5" w:tplc="0C0A0005" w:tentative="1">
@@ -14177,7 +14189,7 @@
         <w:ind w:left="5029" w:hanging="360"/>
       </w:pPr>
       <w:rPr>
-        <w:rFonts w:hint="default" w:ascii="Wingdings" w:hAnsi="Wingdings"/>
+        <w:rFonts w:ascii="Wingdings" w:hAnsi="Wingdings" w:hint="default"/>
       </w:rPr>
     </w:lvl>
     <w:lvl w:ilvl="6" w:tplc="0C0A0001" w:tentative="1">
@@ -14189,7 +14201,7 @@
         <w:ind w:left="5749" w:hanging="360"/>
       </w:pPr>
       <w:rPr>
-        <w:rFonts w:hint="default" w:ascii="Symbol" w:hAnsi="Symbol"/>
+        <w:rFonts w:ascii="Symbol" w:hAnsi="Symbol" w:hint="default"/>
       </w:rPr>
     </w:lvl>
     <w:lvl w:ilvl="7" w:tplc="0C0A0003" w:tentative="1">
@@ -14201,7 +14213,7 @@
         <w:ind w:left="6469" w:hanging="360"/>
       </w:pPr>
       <w:rPr>
-        <w:rFonts w:hint="default" w:ascii="Courier New" w:hAnsi="Courier New" w:cs="Courier New"/>
+        <w:rFonts w:ascii="Courier New" w:hAnsi="Courier New" w:cs="Courier New" w:hint="default"/>
       </w:rPr>
     </w:lvl>
     <w:lvl w:ilvl="8" w:tplc="0C0A0005" w:tentative="1">
@@ -14213,7 +14225,7 @@
         <w:ind w:left="7189" w:hanging="360"/>
       </w:pPr>
       <w:rPr>
-        <w:rFonts w:hint="default" w:ascii="Wingdings" w:hAnsi="Wingdings"/>
+        <w:rFonts w:ascii="Wingdings" w:hAnsi="Wingdings" w:hint="default"/>
       </w:rPr>
     </w:lvl>
   </w:abstractNum>
@@ -14319,7 +14331,7 @@
         <w:ind w:left="1429" w:hanging="360"/>
       </w:pPr>
       <w:rPr>
-        <w:rFonts w:hint="default" w:ascii="Symbol" w:hAnsi="Symbol"/>
+        <w:rFonts w:ascii="Symbol" w:hAnsi="Symbol" w:hint="default"/>
       </w:rPr>
     </w:lvl>
     <w:lvl w:ilvl="1" w:tplc="0C0A0001">
@@ -14331,7 +14343,7 @@
         <w:ind w:left="2149" w:hanging="360"/>
       </w:pPr>
       <w:rPr>
-        <w:rFonts w:hint="default" w:ascii="Symbol" w:hAnsi="Symbol"/>
+        <w:rFonts w:ascii="Symbol" w:hAnsi="Symbol" w:hint="default"/>
       </w:rPr>
     </w:lvl>
     <w:lvl w:ilvl="2" w:tplc="FFFFFFFF" w:tentative="1">
@@ -14343,7 +14355,7 @@
         <w:ind w:left="2869" w:hanging="360"/>
       </w:pPr>
       <w:rPr>
-        <w:rFonts w:hint="default" w:ascii="Wingdings" w:hAnsi="Wingdings"/>
+        <w:rFonts w:ascii="Wingdings" w:hAnsi="Wingdings" w:hint="default"/>
       </w:rPr>
     </w:lvl>
     <w:lvl w:ilvl="3" w:tplc="FFFFFFFF" w:tentative="1">
@@ -14355,7 +14367,7 @@
         <w:ind w:left="3589" w:hanging="360"/>
       </w:pPr>
       <w:rPr>
-        <w:rFonts w:hint="default" w:ascii="Symbol" w:hAnsi="Symbol"/>
+        <w:rFonts w:ascii="Symbol" w:hAnsi="Symbol" w:hint="default"/>
       </w:rPr>
     </w:lvl>
     <w:lvl w:ilvl="4" w:tplc="FFFFFFFF" w:tentative="1">
@@ -14367,7 +14379,7 @@
         <w:ind w:left="4309" w:hanging="360"/>
       </w:pPr>
       <w:rPr>
-        <w:rFonts w:hint="default" w:ascii="Courier New" w:hAnsi="Courier New" w:cs="Courier New"/>
+        <w:rFonts w:ascii="Courier New" w:hAnsi="Courier New" w:cs="Courier New" w:hint="default"/>
       </w:rPr>
     </w:lvl>
     <w:lvl w:ilvl="5" w:tplc="FFFFFFFF" w:tentative="1">
@@ -14379,7 +14391,7 @@
         <w:ind w:left="5029" w:hanging="360"/>
       </w:pPr>
       <w:rPr>
-        <w:rFonts w:hint="default" w:ascii="Wingdings" w:hAnsi="Wingdings"/>
+        <w:rFonts w:ascii="Wingdings" w:hAnsi="Wingdings" w:hint="default"/>
       </w:rPr>
     </w:lvl>
     <w:lvl w:ilvl="6" w:tplc="FFFFFFFF" w:tentative="1">
@@ -14391,7 +14403,7 @@
         <w:ind w:left="5749" w:hanging="360"/>
       </w:pPr>
       <w:rPr>
-        <w:rFonts w:hint="default" w:ascii="Symbol" w:hAnsi="Symbol"/>
+        <w:rFonts w:ascii="Symbol" w:hAnsi="Symbol" w:hint="default"/>
       </w:rPr>
     </w:lvl>
     <w:lvl w:ilvl="7" w:tplc="FFFFFFFF" w:tentative="1">
@@ -14403,7 +14415,7 @@
         <w:ind w:left="6469" w:hanging="360"/>
       </w:pPr>
       <w:rPr>
-        <w:rFonts w:hint="default" w:ascii="Courier New" w:hAnsi="Courier New" w:cs="Courier New"/>
+        <w:rFonts w:ascii="Courier New" w:hAnsi="Courier New" w:cs="Courier New" w:hint="default"/>
       </w:rPr>
     </w:lvl>
     <w:lvl w:ilvl="8" w:tplc="FFFFFFFF" w:tentative="1">
@@ -14415,7 +14427,7 @@
         <w:ind w:left="7189" w:hanging="360"/>
       </w:pPr>
       <w:rPr>
-        <w:rFonts w:hint="default" w:ascii="Wingdings" w:hAnsi="Wingdings"/>
+        <w:rFonts w:ascii="Wingdings" w:hAnsi="Wingdings" w:hint="default"/>
       </w:rPr>
     </w:lvl>
   </w:abstractNum>
@@ -14540,7 +14552,7 @@
         <w:ind w:left="1429" w:hanging="360"/>
       </w:pPr>
       <w:rPr>
-        <w:rFonts w:hint="default" w:ascii="Symbol" w:hAnsi="Symbol"/>
+        <w:rFonts w:ascii="Symbol" w:hAnsi="Symbol" w:hint="default"/>
       </w:rPr>
     </w:lvl>
     <w:lvl w:ilvl="1" w:tplc="0C0A0003" w:tentative="1">
@@ -14552,7 +14564,7 @@
         <w:ind w:left="2149" w:hanging="360"/>
       </w:pPr>
       <w:rPr>
-        <w:rFonts w:hint="default" w:ascii="Courier New" w:hAnsi="Courier New" w:cs="Courier New"/>
+        <w:rFonts w:ascii="Courier New" w:hAnsi="Courier New" w:cs="Courier New" w:hint="default"/>
       </w:rPr>
     </w:lvl>
     <w:lvl w:ilvl="2" w:tplc="0C0A0005" w:tentative="1">
@@ -14564,7 +14576,7 @@
         <w:ind w:left="2869" w:hanging="360"/>
       </w:pPr>
       <w:rPr>
-        <w:rFonts w:hint="default" w:ascii="Wingdings" w:hAnsi="Wingdings"/>
+        <w:rFonts w:ascii="Wingdings" w:hAnsi="Wingdings" w:hint="default"/>
       </w:rPr>
     </w:lvl>
     <w:lvl w:ilvl="3" w:tplc="0C0A0001" w:tentative="1">
@@ -14576,7 +14588,7 @@
         <w:ind w:left="3589" w:hanging="360"/>
       </w:pPr>
       <w:rPr>
-        <w:rFonts w:hint="default" w:ascii="Symbol" w:hAnsi="Symbol"/>
+        <w:rFonts w:ascii="Symbol" w:hAnsi="Symbol" w:hint="default"/>
       </w:rPr>
     </w:lvl>
     <w:lvl w:ilvl="4" w:tplc="0C0A0003" w:tentative="1">
@@ -14588,7 +14600,7 @@
         <w:ind w:left="4309" w:hanging="360"/>
       </w:pPr>
       <w:rPr>
-        <w:rFonts w:hint="default" w:ascii="Courier New" w:hAnsi="Courier New" w:cs="Courier New"/>
+        <w:rFonts w:ascii="Courier New" w:hAnsi="Courier New" w:cs="Courier New" w:hint="default"/>
       </w:rPr>
     </w:lvl>
     <w:lvl w:ilvl="5" w:tplc="0C0A0005" w:tentative="1">
@@ -14600,7 +14612,7 @@
         <w:ind w:left="5029" w:hanging="360"/>
       </w:pPr>
       <w:rPr>
-        <w:rFonts w:hint="default" w:ascii="Wingdings" w:hAnsi="Wingdings"/>
+        <w:rFonts w:ascii="Wingdings" w:hAnsi="Wingdings" w:hint="default"/>
       </w:rPr>
     </w:lvl>
     <w:lvl w:ilvl="6" w:tplc="0C0A0001" w:tentative="1">
@@ -14612,7 +14624,7 @@
         <w:ind w:left="5749" w:hanging="360"/>
       </w:pPr>
       <w:rPr>
-        <w:rFonts w:hint="default" w:ascii="Symbol" w:hAnsi="Symbol"/>
+        <w:rFonts w:ascii="Symbol" w:hAnsi="Symbol" w:hint="default"/>
       </w:rPr>
     </w:lvl>
     <w:lvl w:ilvl="7" w:tplc="0C0A0003" w:tentative="1">
@@ -14624,7 +14636,7 @@
         <w:ind w:left="6469" w:hanging="360"/>
       </w:pPr>
       <w:rPr>
-        <w:rFonts w:hint="default" w:ascii="Courier New" w:hAnsi="Courier New" w:cs="Courier New"/>
+        <w:rFonts w:ascii="Courier New" w:hAnsi="Courier New" w:cs="Courier New" w:hint="default"/>
       </w:rPr>
     </w:lvl>
     <w:lvl w:ilvl="8" w:tplc="0C0A0005" w:tentative="1">
@@ -14636,7 +14648,7 @@
         <w:ind w:left="7189" w:hanging="360"/>
       </w:pPr>
       <w:rPr>
-        <w:rFonts w:hint="default" w:ascii="Wingdings" w:hAnsi="Wingdings"/>
+        <w:rFonts w:ascii="Wingdings" w:hAnsi="Wingdings" w:hint="default"/>
       </w:rPr>
     </w:lvl>
   </w:abstractNum>
@@ -14653,7 +14665,7 @@
         <w:ind w:left="1429" w:hanging="360"/>
       </w:pPr>
       <w:rPr>
-        <w:rFonts w:hint="default" w:ascii="Symbol" w:hAnsi="Symbol"/>
+        <w:rFonts w:ascii="Symbol" w:hAnsi="Symbol" w:hint="default"/>
       </w:rPr>
     </w:lvl>
     <w:lvl w:ilvl="1" w:tplc="0C0A0003" w:tentative="1">
@@ -14665,7 +14677,7 @@
         <w:ind w:left="2149" w:hanging="360"/>
       </w:pPr>
       <w:rPr>
-        <w:rFonts w:hint="default" w:ascii="Courier New" w:hAnsi="Courier New" w:cs="Courier New"/>
+        <w:rFonts w:ascii="Courier New" w:hAnsi="Courier New" w:cs="Courier New" w:hint="default"/>
       </w:rPr>
     </w:lvl>
     <w:lvl w:ilvl="2" w:tplc="0C0A0005" w:tentative="1">
@@ -14677,7 +14689,7 @@
         <w:ind w:left="2869" w:hanging="360"/>
       </w:pPr>
       <w:rPr>
-        <w:rFonts w:hint="default" w:ascii="Wingdings" w:hAnsi="Wingdings"/>
+        <w:rFonts w:ascii="Wingdings" w:hAnsi="Wingdings" w:hint="default"/>
       </w:rPr>
     </w:lvl>
     <w:lvl w:ilvl="3" w:tplc="0C0A0001" w:tentative="1">
@@ -14689,7 +14701,7 @@
         <w:ind w:left="3589" w:hanging="360"/>
       </w:pPr>
       <w:rPr>
-        <w:rFonts w:hint="default" w:ascii="Symbol" w:hAnsi="Symbol"/>
+        <w:rFonts w:ascii="Symbol" w:hAnsi="Symbol" w:hint="default"/>
       </w:rPr>
     </w:lvl>
     <w:lvl w:ilvl="4" w:tplc="0C0A0003" w:tentative="1">
@@ -14701,7 +14713,7 @@
         <w:ind w:left="4309" w:hanging="360"/>
       </w:pPr>
       <w:rPr>
-        <w:rFonts w:hint="default" w:ascii="Courier New" w:hAnsi="Courier New" w:cs="Courier New"/>
+        <w:rFonts w:ascii="Courier New" w:hAnsi="Courier New" w:cs="Courier New" w:hint="default"/>
       </w:rPr>
     </w:lvl>
     <w:lvl w:ilvl="5" w:tplc="0C0A0005" w:tentative="1">
@@ -14713,7 +14725,7 @@
         <w:ind w:left="5029" w:hanging="360"/>
       </w:pPr>
       <w:rPr>
-        <w:rFonts w:hint="default" w:ascii="Wingdings" w:hAnsi="Wingdings"/>
+        <w:rFonts w:ascii="Wingdings" w:hAnsi="Wingdings" w:hint="default"/>
       </w:rPr>
     </w:lvl>
     <w:lvl w:ilvl="6" w:tplc="0C0A0001" w:tentative="1">
@@ -14725,7 +14737,7 @@
         <w:ind w:left="5749" w:hanging="360"/>
       </w:pPr>
       <w:rPr>
-        <w:rFonts w:hint="default" w:ascii="Symbol" w:hAnsi="Symbol"/>
+        <w:rFonts w:ascii="Symbol" w:hAnsi="Symbol" w:hint="default"/>
       </w:rPr>
     </w:lvl>
     <w:lvl w:ilvl="7" w:tplc="0C0A0003" w:tentative="1">
@@ -14737,7 +14749,7 @@
         <w:ind w:left="6469" w:hanging="360"/>
       </w:pPr>
       <w:rPr>
-        <w:rFonts w:hint="default" w:ascii="Courier New" w:hAnsi="Courier New" w:cs="Courier New"/>
+        <w:rFonts w:ascii="Courier New" w:hAnsi="Courier New" w:cs="Courier New" w:hint="default"/>
       </w:rPr>
     </w:lvl>
     <w:lvl w:ilvl="8" w:tplc="0C0A0005" w:tentative="1">
@@ -14749,7 +14761,7 @@
         <w:ind w:left="7189" w:hanging="360"/>
       </w:pPr>
       <w:rPr>
-        <w:rFonts w:hint="default" w:ascii="Wingdings" w:hAnsi="Wingdings"/>
+        <w:rFonts w:ascii="Wingdings" w:hAnsi="Wingdings" w:hint="default"/>
       </w:rPr>
     </w:lvl>
   </w:abstractNum>
@@ -14766,7 +14778,7 @@
         <w:ind w:left="1429" w:hanging="360"/>
       </w:pPr>
       <w:rPr>
-        <w:rFonts w:hint="default" w:ascii="Symbol" w:hAnsi="Symbol"/>
+        <w:rFonts w:ascii="Symbol" w:hAnsi="Symbol" w:hint="default"/>
       </w:rPr>
     </w:lvl>
     <w:lvl w:ilvl="1" w:tplc="0C0A0003" w:tentative="1">
@@ -14778,7 +14790,7 @@
         <w:ind w:left="2149" w:hanging="360"/>
       </w:pPr>
       <w:rPr>
-        <w:rFonts w:hint="default" w:ascii="Courier New" w:hAnsi="Courier New" w:cs="Courier New"/>
+        <w:rFonts w:ascii="Courier New" w:hAnsi="Courier New" w:cs="Courier New" w:hint="default"/>
       </w:rPr>
     </w:lvl>
     <w:lvl w:ilvl="2" w:tplc="0C0A0005" w:tentative="1">
@@ -14790,7 +14802,7 @@
         <w:ind w:left="2869" w:hanging="360"/>
       </w:pPr>
       <w:rPr>
-        <w:rFonts w:hint="default" w:ascii="Wingdings" w:hAnsi="Wingdings"/>
+        <w:rFonts w:ascii="Wingdings" w:hAnsi="Wingdings" w:hint="default"/>
       </w:rPr>
     </w:lvl>
     <w:lvl w:ilvl="3" w:tplc="0C0A0001" w:tentative="1">
@@ -14802,7 +14814,7 @@
         <w:ind w:left="3589" w:hanging="360"/>
       </w:pPr>
       <w:rPr>
-        <w:rFonts w:hint="default" w:ascii="Symbol" w:hAnsi="Symbol"/>
+        <w:rFonts w:ascii="Symbol" w:hAnsi="Symbol" w:hint="default"/>
       </w:rPr>
     </w:lvl>
     <w:lvl w:ilvl="4" w:tplc="0C0A0003" w:tentative="1">
@@ -14814,7 +14826,7 @@
         <w:ind w:left="4309" w:hanging="360"/>
       </w:pPr>
       <w:rPr>
-        <w:rFonts w:hint="default" w:ascii="Courier New" w:hAnsi="Courier New" w:cs="Courier New"/>
+        <w:rFonts w:ascii="Courier New" w:hAnsi="Courier New" w:cs="Courier New" w:hint="default"/>
       </w:rPr>
     </w:lvl>
     <w:lvl w:ilvl="5" w:tplc="0C0A0005" w:tentative="1">
@@ -14826,7 +14838,7 @@
         <w:ind w:left="5029" w:hanging="360"/>
       </w:pPr>
       <w:rPr>
-        <w:rFonts w:hint="default" w:ascii="Wingdings" w:hAnsi="Wingdings"/>
+        <w:rFonts w:ascii="Wingdings" w:hAnsi="Wingdings" w:hint="default"/>
       </w:rPr>
     </w:lvl>
     <w:lvl w:ilvl="6" w:tplc="0C0A0001" w:tentative="1">
@@ -14838,7 +14850,7 @@
         <w:ind w:left="5749" w:hanging="360"/>
       </w:pPr>
       <w:rPr>
-        <w:rFonts w:hint="default" w:ascii="Symbol" w:hAnsi="Symbol"/>
+        <w:rFonts w:ascii="Symbol" w:hAnsi="Symbol" w:hint="default"/>
       </w:rPr>
     </w:lvl>
     <w:lvl w:ilvl="7" w:tplc="0C0A0003" w:tentative="1">
@@ -14850,7 +14862,7 @@
         <w:ind w:left="6469" w:hanging="360"/>
       </w:pPr>
       <w:rPr>
-        <w:rFonts w:hint="default" w:ascii="Courier New" w:hAnsi="Courier New" w:cs="Courier New"/>
+        <w:rFonts w:ascii="Courier New" w:hAnsi="Courier New" w:cs="Courier New" w:hint="default"/>
       </w:rPr>
     </w:lvl>
     <w:lvl w:ilvl="8" w:tplc="0C0A0005" w:tentative="1">
@@ -14862,7 +14874,7 @@
         <w:ind w:left="7189" w:hanging="360"/>
       </w:pPr>
       <w:rPr>
-        <w:rFonts w:hint="default" w:ascii="Wingdings" w:hAnsi="Wingdings"/>
+        <w:rFonts w:ascii="Wingdings" w:hAnsi="Wingdings" w:hint="default"/>
       </w:rPr>
     </w:lvl>
   </w:abstractNum>
@@ -14879,7 +14891,7 @@
         <w:ind w:left="1429" w:hanging="360"/>
       </w:pPr>
       <w:rPr>
-        <w:rFonts w:hint="default" w:ascii="Symbol" w:hAnsi="Symbol"/>
+        <w:rFonts w:ascii="Symbol" w:hAnsi="Symbol" w:hint="default"/>
       </w:rPr>
     </w:lvl>
     <w:lvl w:ilvl="1" w:tplc="0C0A0001">
@@ -14891,7 +14903,7 @@
         <w:ind w:left="2149" w:hanging="360"/>
       </w:pPr>
       <w:rPr>
-        <w:rFonts w:hint="default" w:ascii="Symbol" w:hAnsi="Symbol"/>
+        <w:rFonts w:ascii="Symbol" w:hAnsi="Symbol" w:hint="default"/>
       </w:rPr>
     </w:lvl>
     <w:lvl w:ilvl="2" w:tplc="FFFFFFFF" w:tentative="1">
@@ -14903,7 +14915,7 @@
         <w:ind w:left="2869" w:hanging="360"/>
       </w:pPr>
       <w:rPr>
-        <w:rFonts w:hint="default" w:ascii="Wingdings" w:hAnsi="Wingdings"/>
+        <w:rFonts w:ascii="Wingdings" w:hAnsi="Wingdings" w:hint="default"/>
       </w:rPr>
     </w:lvl>
     <w:lvl w:ilvl="3" w:tplc="FFFFFFFF" w:tentative="1">
@@ -14915,7 +14927,7 @@
         <w:ind w:left="3589" w:hanging="360"/>
       </w:pPr>
       <w:rPr>
-        <w:rFonts w:hint="default" w:ascii="Symbol" w:hAnsi="Symbol"/>
+        <w:rFonts w:ascii="Symbol" w:hAnsi="Symbol" w:hint="default"/>
       </w:rPr>
     </w:lvl>
     <w:lvl w:ilvl="4" w:tplc="FFFFFFFF" w:tentative="1">
@@ -14927,7 +14939,7 @@
         <w:ind w:left="4309" w:hanging="360"/>
       </w:pPr>
       <w:rPr>
-        <w:rFonts w:hint="default" w:ascii="Courier New" w:hAnsi="Courier New" w:cs="Courier New"/>
+        <w:rFonts w:ascii="Courier New" w:hAnsi="Courier New" w:cs="Courier New" w:hint="default"/>
       </w:rPr>
     </w:lvl>
     <w:lvl w:ilvl="5" w:tplc="FFFFFFFF" w:tentative="1">
@@ -14939,7 +14951,7 @@
         <w:ind w:left="5029" w:hanging="360"/>
       </w:pPr>
       <w:rPr>
-        <w:rFonts w:hint="default" w:ascii="Wingdings" w:hAnsi="Wingdings"/>
+        <w:rFonts w:ascii="Wingdings" w:hAnsi="Wingdings" w:hint="default"/>
       </w:rPr>
     </w:lvl>
     <w:lvl w:ilvl="6" w:tplc="FFFFFFFF" w:tentative="1">
@@ -14951,7 +14963,7 @@
         <w:ind w:left="5749" w:hanging="360"/>
       </w:pPr>
       <w:rPr>
-        <w:rFonts w:hint="default" w:ascii="Symbol" w:hAnsi="Symbol"/>
+        <w:rFonts w:ascii="Symbol" w:hAnsi="Symbol" w:hint="default"/>
       </w:rPr>
     </w:lvl>
     <w:lvl w:ilvl="7" w:tplc="FFFFFFFF" w:tentative="1">
@@ -14963,7 +14975,7 @@
         <w:ind w:left="6469" w:hanging="360"/>
       </w:pPr>
       <w:rPr>
-        <w:rFonts w:hint="default" w:ascii="Courier New" w:hAnsi="Courier New" w:cs="Courier New"/>
+        <w:rFonts w:ascii="Courier New" w:hAnsi="Courier New" w:cs="Courier New" w:hint="default"/>
       </w:rPr>
     </w:lvl>
     <w:lvl w:ilvl="8" w:tplc="FFFFFFFF" w:tentative="1">
@@ -14975,7 +14987,7 @@
         <w:ind w:left="7189" w:hanging="360"/>
       </w:pPr>
       <w:rPr>
-        <w:rFonts w:hint="default" w:ascii="Wingdings" w:hAnsi="Wingdings"/>
+        <w:rFonts w:ascii="Wingdings" w:hAnsi="Wingdings" w:hint="default"/>
       </w:rPr>
     </w:lvl>
   </w:abstractNum>
@@ -14992,7 +15004,7 @@
         <w:ind w:left="1429" w:hanging="360"/>
       </w:pPr>
       <w:rPr>
-        <w:rFonts w:hint="default" w:ascii="Symbol" w:hAnsi="Symbol"/>
+        <w:rFonts w:ascii="Symbol" w:hAnsi="Symbol" w:hint="default"/>
       </w:rPr>
     </w:lvl>
     <w:lvl w:ilvl="1" w:tplc="0C0A0003" w:tentative="1">
@@ -15004,7 +15016,7 @@
         <w:ind w:left="2149" w:hanging="360"/>
       </w:pPr>
       <w:rPr>
-        <w:rFonts w:hint="default" w:ascii="Courier New" w:hAnsi="Courier New" w:cs="Courier New"/>
+        <w:rFonts w:ascii="Courier New" w:hAnsi="Courier New" w:cs="Courier New" w:hint="default"/>
       </w:rPr>
     </w:lvl>
     <w:lvl w:ilvl="2" w:tplc="0C0A0005" w:tentative="1">
@@ -15016,7 +15028,7 @@
         <w:ind w:left="2869" w:hanging="360"/>
       </w:pPr>
       <w:rPr>
-        <w:rFonts w:hint="default" w:ascii="Wingdings" w:hAnsi="Wingdings"/>
+        <w:rFonts w:ascii="Wingdings" w:hAnsi="Wingdings" w:hint="default"/>
       </w:rPr>
     </w:lvl>
     <w:lvl w:ilvl="3" w:tplc="0C0A0001" w:tentative="1">
@@ -15028,7 +15040,7 @@
         <w:ind w:left="3589" w:hanging="360"/>
       </w:pPr>
       <w:rPr>
-        <w:rFonts w:hint="default" w:ascii="Symbol" w:hAnsi="Symbol"/>
+        <w:rFonts w:ascii="Symbol" w:hAnsi="Symbol" w:hint="default"/>
       </w:rPr>
     </w:lvl>
     <w:lvl w:ilvl="4" w:tplc="0C0A0003" w:tentative="1">
@@ -15040,7 +15052,7 @@
         <w:ind w:left="4309" w:hanging="360"/>
       </w:pPr>
       <w:rPr>
-        <w:rFonts w:hint="default" w:ascii="Courier New" w:hAnsi="Courier New" w:cs="Courier New"/>
+        <w:rFonts w:ascii="Courier New" w:hAnsi="Courier New" w:cs="Courier New" w:hint="default"/>
       </w:rPr>
     </w:lvl>
     <w:lvl w:ilvl="5" w:tplc="0C0A0005" w:tentative="1">
@@ -15052,7 +15064,7 @@
         <w:ind w:left="5029" w:hanging="360"/>
       </w:pPr>
       <w:rPr>
-        <w:rFonts w:hint="default" w:ascii="Wingdings" w:hAnsi="Wingdings"/>
+        <w:rFonts w:ascii="Wingdings" w:hAnsi="Wingdings" w:hint="default"/>
       </w:rPr>
     </w:lvl>
     <w:lvl w:ilvl="6" w:tplc="0C0A0001" w:tentative="1">
@@ -15064,7 +15076,7 @@
         <w:ind w:left="5749" w:hanging="360"/>
       </w:pPr>
       <w:rPr>
-        <w:rFonts w:hint="default" w:ascii="Symbol" w:hAnsi="Symbol"/>
+        <w:rFonts w:ascii="Symbol" w:hAnsi="Symbol" w:hint="default"/>
       </w:rPr>
     </w:lvl>
     <w:lvl w:ilvl="7" w:tplc="0C0A0003" w:tentative="1">
@@ -15076,7 +15088,7 @@
         <w:ind w:left="6469" w:hanging="360"/>
       </w:pPr>
       <w:rPr>
-        <w:rFonts w:hint="default" w:ascii="Courier New" w:hAnsi="Courier New" w:cs="Courier New"/>
+        <w:rFonts w:ascii="Courier New" w:hAnsi="Courier New" w:cs="Courier New" w:hint="default"/>
       </w:rPr>
     </w:lvl>
     <w:lvl w:ilvl="8" w:tplc="0C0A0005" w:tentative="1">
@@ -15088,7 +15100,7 @@
         <w:ind w:left="7189" w:hanging="360"/>
       </w:pPr>
       <w:rPr>
-        <w:rFonts w:hint="default" w:ascii="Wingdings" w:hAnsi="Wingdings"/>
+        <w:rFonts w:ascii="Wingdings" w:hAnsi="Wingdings" w:hint="default"/>
       </w:rPr>
     </w:lvl>
   </w:abstractNum>
@@ -15195,7 +15207,7 @@
         <w:ind w:left="1429" w:hanging="360"/>
       </w:pPr>
       <w:rPr>
-        <w:rFonts w:hint="default" w:ascii="Symbol" w:hAnsi="Symbol"/>
+        <w:rFonts w:ascii="Symbol" w:hAnsi="Symbol" w:hint="default"/>
       </w:rPr>
     </w:lvl>
     <w:lvl w:ilvl="1" w:tplc="0C0A0003" w:tentative="1">
@@ -15207,7 +15219,7 @@
         <w:ind w:left="2149" w:hanging="360"/>
       </w:pPr>
       <w:rPr>
-        <w:rFonts w:hint="default" w:ascii="Courier New" w:hAnsi="Courier New" w:cs="Courier New"/>
+        <w:rFonts w:ascii="Courier New" w:hAnsi="Courier New" w:cs="Courier New" w:hint="default"/>
       </w:rPr>
     </w:lvl>
     <w:lvl w:ilvl="2" w:tplc="0C0A0005" w:tentative="1">
@@ -15219,7 +15231,7 @@
         <w:ind w:left="2869" w:hanging="360"/>
       </w:pPr>
       <w:rPr>
-        <w:rFonts w:hint="default" w:ascii="Wingdings" w:hAnsi="Wingdings"/>
+        <w:rFonts w:ascii="Wingdings" w:hAnsi="Wingdings" w:hint="default"/>
       </w:rPr>
     </w:lvl>
     <w:lvl w:ilvl="3" w:tplc="0C0A0001" w:tentative="1">
@@ -15231,7 +15243,7 @@
         <w:ind w:left="3589" w:hanging="360"/>
       </w:pPr>
       <w:rPr>
-        <w:rFonts w:hint="default" w:ascii="Symbol" w:hAnsi="Symbol"/>
+        <w:rFonts w:ascii="Symbol" w:hAnsi="Symbol" w:hint="default"/>
       </w:rPr>
     </w:lvl>
     <w:lvl w:ilvl="4" w:tplc="0C0A0003" w:tentative="1">
@@ -15243,7 +15255,7 @@
         <w:ind w:left="4309" w:hanging="360"/>
       </w:pPr>
       <w:rPr>
-        <w:rFonts w:hint="default" w:ascii="Courier New" w:hAnsi="Courier New" w:cs="Courier New"/>
+        <w:rFonts w:ascii="Courier New" w:hAnsi="Courier New" w:cs="Courier New" w:hint="default"/>
       </w:rPr>
     </w:lvl>
     <w:lvl w:ilvl="5" w:tplc="0C0A0005" w:tentative="1">
@@ -15255,7 +15267,7 @@
         <w:ind w:left="5029" w:hanging="360"/>
       </w:pPr>
       <w:rPr>
-        <w:rFonts w:hint="default" w:ascii="Wingdings" w:hAnsi="Wingdings"/>
+        <w:rFonts w:ascii="Wingdings" w:hAnsi="Wingdings" w:hint="default"/>
       </w:rPr>
     </w:lvl>
     <w:lvl w:ilvl="6" w:tplc="0C0A0001" w:tentative="1">
@@ -15267,7 +15279,7 @@
         <w:ind w:left="5749" w:hanging="360"/>
       </w:pPr>
       <w:rPr>
-        <w:rFonts w:hint="default" w:ascii="Symbol" w:hAnsi="Symbol"/>
+        <w:rFonts w:ascii="Symbol" w:hAnsi="Symbol" w:hint="default"/>
       </w:rPr>
     </w:lvl>
     <w:lvl w:ilvl="7" w:tplc="0C0A0003" w:tentative="1">
@@ -15279,7 +15291,7 @@
         <w:ind w:left="6469" w:hanging="360"/>
       </w:pPr>
       <w:rPr>
-        <w:rFonts w:hint="default" w:ascii="Courier New" w:hAnsi="Courier New" w:cs="Courier New"/>
+        <w:rFonts w:ascii="Courier New" w:hAnsi="Courier New" w:cs="Courier New" w:hint="default"/>
       </w:rPr>
     </w:lvl>
     <w:lvl w:ilvl="8" w:tplc="0C0A0005" w:tentative="1">
@@ -15291,7 +15303,7 @@
         <w:ind w:left="7189" w:hanging="360"/>
       </w:pPr>
       <w:rPr>
-        <w:rFonts w:hint="default" w:ascii="Wingdings" w:hAnsi="Wingdings"/>
+        <w:rFonts w:ascii="Wingdings" w:hAnsi="Wingdings" w:hint="default"/>
       </w:rPr>
     </w:lvl>
   </w:abstractNum>
@@ -15308,7 +15320,7 @@
         <w:ind w:left="1429" w:hanging="360"/>
       </w:pPr>
       <w:rPr>
-        <w:rFonts w:hint="default" w:ascii="Symbol" w:hAnsi="Symbol"/>
+        <w:rFonts w:ascii="Symbol" w:hAnsi="Symbol" w:hint="default"/>
       </w:rPr>
     </w:lvl>
     <w:lvl w:ilvl="1" w:tplc="0C0A0003" w:tentative="1">
@@ -15320,7 +15332,7 @@
         <w:ind w:left="2149" w:hanging="360"/>
       </w:pPr>
       <w:rPr>
-        <w:rFonts w:hint="default" w:ascii="Courier New" w:hAnsi="Courier New" w:cs="Courier New"/>
+        <w:rFonts w:ascii="Courier New" w:hAnsi="Courier New" w:cs="Courier New" w:hint="default"/>
       </w:rPr>
     </w:lvl>
     <w:lvl w:ilvl="2" w:tplc="0C0A0005" w:tentative="1">
@@ -15332,7 +15344,7 @@
         <w:ind w:left="2869" w:hanging="360"/>
       </w:pPr>
       <w:rPr>
-        <w:rFonts w:hint="default" w:ascii="Wingdings" w:hAnsi="Wingdings"/>
+        <w:rFonts w:ascii="Wingdings" w:hAnsi="Wingdings" w:hint="default"/>
       </w:rPr>
     </w:lvl>
     <w:lvl w:ilvl="3" w:tplc="0C0A0001" w:tentative="1">
@@ -15344,7 +15356,7 @@
         <w:ind w:left="3589" w:hanging="360"/>
       </w:pPr>
       <w:rPr>
-        <w:rFonts w:hint="default" w:ascii="Symbol" w:hAnsi="Symbol"/>
+        <w:rFonts w:ascii="Symbol" w:hAnsi="Symbol" w:hint="default"/>
       </w:rPr>
     </w:lvl>
     <w:lvl w:ilvl="4" w:tplc="0C0A0003" w:tentative="1">
@@ -15356,7 +15368,7 @@
         <w:ind w:left="4309" w:hanging="360"/>
       </w:pPr>
       <w:rPr>
-        <w:rFonts w:hint="default" w:ascii="Courier New" w:hAnsi="Courier New" w:cs="Courier New"/>
+        <w:rFonts w:ascii="Courier New" w:hAnsi="Courier New" w:cs="Courier New" w:hint="default"/>
       </w:rPr>
     </w:lvl>
     <w:lvl w:ilvl="5" w:tplc="0C0A0005" w:tentative="1">
@@ -15368,7 +15380,7 @@
         <w:ind w:left="5029" w:hanging="360"/>
       </w:pPr>
       <w:rPr>
-        <w:rFonts w:hint="default" w:ascii="Wingdings" w:hAnsi="Wingdings"/>
+        <w:rFonts w:ascii="Wingdings" w:hAnsi="Wingdings" w:hint="default"/>
       </w:rPr>
     </w:lvl>
     <w:lvl w:ilvl="6" w:tplc="0C0A0001" w:tentative="1">
@@ -15380,7 +15392,7 @@
         <w:ind w:left="5749" w:hanging="360"/>
       </w:pPr>
       <w:rPr>
-        <w:rFonts w:hint="default" w:ascii="Symbol" w:hAnsi="Symbol"/>
+        <w:rFonts w:ascii="Symbol" w:hAnsi="Symbol" w:hint="default"/>
       </w:rPr>
     </w:lvl>
     <w:lvl w:ilvl="7" w:tplc="0C0A0003" w:tentative="1">
@@ -15392,7 +15404,7 @@
         <w:ind w:left="6469" w:hanging="360"/>
       </w:pPr>
       <w:rPr>
-        <w:rFonts w:hint="default" w:ascii="Courier New" w:hAnsi="Courier New" w:cs="Courier New"/>
+        <w:rFonts w:ascii="Courier New" w:hAnsi="Courier New" w:cs="Courier New" w:hint="default"/>
       </w:rPr>
     </w:lvl>
     <w:lvl w:ilvl="8" w:tplc="0C0A0005" w:tentative="1">
@@ -15404,7 +15416,7 @@
         <w:ind w:left="7189" w:hanging="360"/>
       </w:pPr>
       <w:rPr>
-        <w:rFonts w:hint="default" w:ascii="Wingdings" w:hAnsi="Wingdings"/>
+        <w:rFonts w:ascii="Wingdings" w:hAnsi="Wingdings" w:hint="default"/>
       </w:rPr>
     </w:lvl>
   </w:abstractNum>
@@ -15421,7 +15433,7 @@
         <w:ind w:left="1429" w:hanging="360"/>
       </w:pPr>
       <w:rPr>
-        <w:rFonts w:hint="default" w:ascii="Symbol" w:hAnsi="Symbol"/>
+        <w:rFonts w:ascii="Symbol" w:hAnsi="Symbol" w:hint="default"/>
       </w:rPr>
     </w:lvl>
     <w:lvl w:ilvl="1" w:tplc="0C0A0001">
@@ -15433,7 +15445,7 @@
         <w:ind w:left="2149" w:hanging="360"/>
       </w:pPr>
       <w:rPr>
-        <w:rFonts w:hint="default" w:ascii="Symbol" w:hAnsi="Symbol"/>
+        <w:rFonts w:ascii="Symbol" w:hAnsi="Symbol" w:hint="default"/>
       </w:rPr>
     </w:lvl>
     <w:lvl w:ilvl="2" w:tplc="FFFFFFFF" w:tentative="1">
@@ -15445,7 +15457,7 @@
         <w:ind w:left="2869" w:hanging="360"/>
       </w:pPr>
       <w:rPr>
-        <w:rFonts w:hint="default" w:ascii="Wingdings" w:hAnsi="Wingdings"/>
+        <w:rFonts w:ascii="Wingdings" w:hAnsi="Wingdings" w:hint="default"/>
       </w:rPr>
     </w:lvl>
     <w:lvl w:ilvl="3" w:tplc="FFFFFFFF" w:tentative="1">
@@ -15457,7 +15469,7 @@
         <w:ind w:left="3589" w:hanging="360"/>
       </w:pPr>
       <w:rPr>
-        <w:rFonts w:hint="default" w:ascii="Symbol" w:hAnsi="Symbol"/>
+        <w:rFonts w:ascii="Symbol" w:hAnsi="Symbol" w:hint="default"/>
       </w:rPr>
     </w:lvl>
     <w:lvl w:ilvl="4" w:tplc="FFFFFFFF" w:tentative="1">
@@ -15469,7 +15481,7 @@
         <w:ind w:left="4309" w:hanging="360"/>
       </w:pPr>
       <w:rPr>
-        <w:rFonts w:hint="default" w:ascii="Courier New" w:hAnsi="Courier New" w:cs="Courier New"/>
+        <w:rFonts w:ascii="Courier New" w:hAnsi="Courier New" w:cs="Courier New" w:hint="default"/>
       </w:rPr>
     </w:lvl>
     <w:lvl w:ilvl="5" w:tplc="FFFFFFFF" w:tentative="1">
@@ -15481,7 +15493,7 @@
         <w:ind w:left="5029" w:hanging="360"/>
       </w:pPr>
       <w:rPr>
-        <w:rFonts w:hint="default" w:ascii="Wingdings" w:hAnsi="Wingdings"/>
+        <w:rFonts w:ascii="Wingdings" w:hAnsi="Wingdings" w:hint="default"/>
       </w:rPr>
     </w:lvl>
     <w:lvl w:ilvl="6" w:tplc="FFFFFFFF" w:tentative="1">
@@ -15493,7 +15505,7 @@
         <w:ind w:left="5749" w:hanging="360"/>
       </w:pPr>
       <w:rPr>
-        <w:rFonts w:hint="default" w:ascii="Symbol" w:hAnsi="Symbol"/>
+        <w:rFonts w:ascii="Symbol" w:hAnsi="Symbol" w:hint="default"/>
       </w:rPr>
     </w:lvl>
     <w:lvl w:ilvl="7" w:tplc="FFFFFFFF" w:tentative="1">
@@ -15505,7 +15517,7 @@
         <w:ind w:left="6469" w:hanging="360"/>
       </w:pPr>
       <w:rPr>
-        <w:rFonts w:hint="default" w:ascii="Courier New" w:hAnsi="Courier New" w:cs="Courier New"/>
+        <w:rFonts w:ascii="Courier New" w:hAnsi="Courier New" w:cs="Courier New" w:hint="default"/>
       </w:rPr>
     </w:lvl>
     <w:lvl w:ilvl="8" w:tplc="FFFFFFFF" w:tentative="1">
@@ -15517,7 +15529,7 @@
         <w:ind w:left="7189" w:hanging="360"/>
       </w:pPr>
       <w:rPr>
-        <w:rFonts w:hint="default" w:ascii="Wingdings" w:hAnsi="Wingdings"/>
+        <w:rFonts w:ascii="Wingdings" w:hAnsi="Wingdings" w:hint="default"/>
       </w:rPr>
     </w:lvl>
   </w:abstractNum>
@@ -15534,7 +15546,7 @@
         <w:ind w:left="1429" w:hanging="360"/>
       </w:pPr>
       <w:rPr>
-        <w:rFonts w:hint="default" w:ascii="Symbol" w:hAnsi="Symbol"/>
+        <w:rFonts w:ascii="Symbol" w:hAnsi="Symbol" w:hint="default"/>
       </w:rPr>
     </w:lvl>
     <w:lvl w:ilvl="1" w:tplc="0C0A0003" w:tentative="1">
@@ -15546,7 +15558,7 @@
         <w:ind w:left="2149" w:hanging="360"/>
       </w:pPr>
       <w:rPr>
-        <w:rFonts w:hint="default" w:ascii="Courier New" w:hAnsi="Courier New" w:cs="Courier New"/>
+        <w:rFonts w:ascii="Courier New" w:hAnsi="Courier New" w:cs="Courier New" w:hint="default"/>
       </w:rPr>
     </w:lvl>
     <w:lvl w:ilvl="2" w:tplc="0C0A0005" w:tentative="1">
@@ -15558,7 +15570,7 @@
         <w:ind w:left="2869" w:hanging="360"/>
       </w:pPr>
       <w:rPr>
-        <w:rFonts w:hint="default" w:ascii="Wingdings" w:hAnsi="Wingdings"/>
+        <w:rFonts w:ascii="Wingdings" w:hAnsi="Wingdings" w:hint="default"/>
       </w:rPr>
     </w:lvl>
     <w:lvl w:ilvl="3" w:tplc="0C0A0001" w:tentative="1">
@@ -15570,7 +15582,7 @@
         <w:ind w:left="3589" w:hanging="360"/>
       </w:pPr>
       <w:rPr>
-        <w:rFonts w:hint="default" w:ascii="Symbol" w:hAnsi="Symbol"/>
+        <w:rFonts w:ascii="Symbol" w:hAnsi="Symbol" w:hint="default"/>
       </w:rPr>
     </w:lvl>
     <w:lvl w:ilvl="4" w:tplc="0C0A0003" w:tentative="1">
@@ -15582,7 +15594,7 @@
         <w:ind w:left="4309" w:hanging="360"/>
       </w:pPr>
       <w:rPr>
-        <w:rFonts w:hint="default" w:ascii="Courier New" w:hAnsi="Courier New" w:cs="Courier New"/>
+        <w:rFonts w:ascii="Courier New" w:hAnsi="Courier New" w:cs="Courier New" w:hint="default"/>
       </w:rPr>
     </w:lvl>
     <w:lvl w:ilvl="5" w:tplc="0C0A0005" w:tentative="1">
@@ -15594,7 +15606,7 @@
         <w:ind w:left="5029" w:hanging="360"/>
       </w:pPr>
       <w:rPr>
-        <w:rFonts w:hint="default" w:ascii="Wingdings" w:hAnsi="Wingdings"/>
+        <w:rFonts w:ascii="Wingdings" w:hAnsi="Wingdings" w:hint="default"/>
       </w:rPr>
     </w:lvl>
     <w:lvl w:ilvl="6" w:tplc="0C0A0001" w:tentative="1">
@@ -15606,7 +15618,7 @@
         <w:ind w:left="5749" w:hanging="360"/>
       </w:pPr>
       <w:rPr>
-        <w:rFonts w:hint="default" w:ascii="Symbol" w:hAnsi="Symbol"/>
+        <w:rFonts w:ascii="Symbol" w:hAnsi="Symbol" w:hint="default"/>
       </w:rPr>
     </w:lvl>
     <w:lvl w:ilvl="7" w:tplc="0C0A0003" w:tentative="1">
@@ -15618,7 +15630,7 @@
         <w:ind w:left="6469" w:hanging="360"/>
       </w:pPr>
       <w:rPr>
-        <w:rFonts w:hint="default" w:ascii="Courier New" w:hAnsi="Courier New" w:cs="Courier New"/>
+        <w:rFonts w:ascii="Courier New" w:hAnsi="Courier New" w:cs="Courier New" w:hint="default"/>
       </w:rPr>
     </w:lvl>
     <w:lvl w:ilvl="8" w:tplc="0C0A0005" w:tentative="1">
@@ -15630,7 +15642,7 @@
         <w:ind w:left="7189" w:hanging="360"/>
       </w:pPr>
       <w:rPr>
-        <w:rFonts w:hint="default" w:ascii="Wingdings" w:hAnsi="Wingdings"/>
+        <w:rFonts w:ascii="Wingdings" w:hAnsi="Wingdings" w:hint="default"/>
       </w:rPr>
     </w:lvl>
   </w:abstractNum>
@@ -15647,7 +15659,7 @@
         <w:ind w:left="1429" w:hanging="360"/>
       </w:pPr>
       <w:rPr>
-        <w:rFonts w:hint="default" w:ascii="Symbol" w:hAnsi="Symbol"/>
+        <w:rFonts w:ascii="Symbol" w:hAnsi="Symbol" w:hint="default"/>
       </w:rPr>
     </w:lvl>
     <w:lvl w:ilvl="1" w:tplc="0C0A0003" w:tentative="1">
@@ -15659,7 +15671,7 @@
         <w:ind w:left="2149" w:hanging="360"/>
       </w:pPr>
       <w:rPr>
-        <w:rFonts w:hint="default" w:ascii="Courier New" w:hAnsi="Courier New" w:cs="Courier New"/>
+        <w:rFonts w:ascii="Courier New" w:hAnsi="Courier New" w:cs="Courier New" w:hint="default"/>
       </w:rPr>
     </w:lvl>
     <w:lvl w:ilvl="2" w:tplc="0C0A0005" w:tentative="1">
@@ -15671,7 +15683,7 @@
         <w:ind w:left="2869" w:hanging="360"/>
       </w:pPr>
       <w:rPr>
-        <w:rFonts w:hint="default" w:ascii="Wingdings" w:hAnsi="Wingdings"/>
+        <w:rFonts w:ascii="Wingdings" w:hAnsi="Wingdings" w:hint="default"/>
       </w:rPr>
     </w:lvl>
     <w:lvl w:ilvl="3" w:tplc="0C0A0001" w:tentative="1">
@@ -15683,7 +15695,7 @@
         <w:ind w:left="3589" w:hanging="360"/>
       </w:pPr>
       <w:rPr>
-        <w:rFonts w:hint="default" w:ascii="Symbol" w:hAnsi="Symbol"/>
+        <w:rFonts w:ascii="Symbol" w:hAnsi="Symbol" w:hint="default"/>
       </w:rPr>
     </w:lvl>
     <w:lvl w:ilvl="4" w:tplc="0C0A0003" w:tentative="1">
@@ -15695,7 +15707,7 @@
         <w:ind w:left="4309" w:hanging="360"/>
       </w:pPr>
       <w:rPr>
-        <w:rFonts w:hint="default" w:ascii="Courier New" w:hAnsi="Courier New" w:cs="Courier New"/>
+        <w:rFonts w:ascii="Courier New" w:hAnsi="Courier New" w:cs="Courier New" w:hint="default"/>
       </w:rPr>
     </w:lvl>
     <w:lvl w:ilvl="5" w:tplc="0C0A0005" w:tentative="1">
@@ -15707,7 +15719,7 @@
         <w:ind w:left="5029" w:hanging="360"/>
       </w:pPr>
       <w:rPr>
-        <w:rFonts w:hint="default" w:ascii="Wingdings" w:hAnsi="Wingdings"/>
+        <w:rFonts w:ascii="Wingdings" w:hAnsi="Wingdings" w:hint="default"/>
       </w:rPr>
     </w:lvl>
     <w:lvl w:ilvl="6" w:tplc="0C0A0001" w:tentative="1">
@@ -15719,7 +15731,7 @@
         <w:ind w:left="5749" w:hanging="360"/>
       </w:pPr>
       <w:rPr>
-        <w:rFonts w:hint="default" w:ascii="Symbol" w:hAnsi="Symbol"/>
+        <w:rFonts w:ascii="Symbol" w:hAnsi="Symbol" w:hint="default"/>
       </w:rPr>
     </w:lvl>
     <w:lvl w:ilvl="7" w:tplc="0C0A0003" w:tentative="1">
@@ -15731,7 +15743,7 @@
         <w:ind w:left="6469" w:hanging="360"/>
       </w:pPr>
       <w:rPr>
-        <w:rFonts w:hint="default" w:ascii="Courier New" w:hAnsi="Courier New" w:cs="Courier New"/>
+        <w:rFonts w:ascii="Courier New" w:hAnsi="Courier New" w:cs="Courier New" w:hint="default"/>
       </w:rPr>
     </w:lvl>
     <w:lvl w:ilvl="8" w:tplc="0C0A0005" w:tentative="1">
@@ -15743,7 +15755,7 @@
         <w:ind w:left="7189" w:hanging="360"/>
       </w:pPr>
       <w:rPr>
-        <w:rFonts w:hint="default" w:ascii="Wingdings" w:hAnsi="Wingdings"/>
+        <w:rFonts w:ascii="Wingdings" w:hAnsi="Wingdings" w:hint="default"/>
       </w:rPr>
     </w:lvl>
   </w:abstractNum>
@@ -15760,7 +15772,7 @@
         <w:ind w:left="1429" w:hanging="360"/>
       </w:pPr>
       <w:rPr>
-        <w:rFonts w:hint="default" w:ascii="Symbol" w:hAnsi="Symbol"/>
+        <w:rFonts w:ascii="Symbol" w:hAnsi="Symbol" w:hint="default"/>
       </w:rPr>
     </w:lvl>
     <w:lvl w:ilvl="1" w:tplc="0C0A0003" w:tentative="1">
@@ -15772,7 +15784,7 @@
         <w:ind w:left="2149" w:hanging="360"/>
       </w:pPr>
       <w:rPr>
-        <w:rFonts w:hint="default" w:ascii="Courier New" w:hAnsi="Courier New" w:cs="Courier New"/>
+        <w:rFonts w:ascii="Courier New" w:hAnsi="Courier New" w:cs="Courier New" w:hint="default"/>
       </w:rPr>
     </w:lvl>
     <w:lvl w:ilvl="2" w:tplc="0C0A0005" w:tentative="1">
@@ -15784,7 +15796,7 @@
         <w:ind w:left="2869" w:hanging="360"/>
       </w:pPr>
       <w:rPr>
-        <w:rFonts w:hint="default" w:ascii="Wingdings" w:hAnsi="Wingdings"/>
+        <w:rFonts w:ascii="Wingdings" w:hAnsi="Wingdings" w:hint="default"/>
       </w:rPr>
     </w:lvl>
     <w:lvl w:ilvl="3" w:tplc="0C0A0001" w:tentative="1">
@@ -15796,7 +15808,7 @@
         <w:ind w:left="3589" w:hanging="360"/>
       </w:pPr>
       <w:rPr>
-        <w:rFonts w:hint="default" w:ascii="Symbol" w:hAnsi="Symbol"/>
+        <w:rFonts w:ascii="Symbol" w:hAnsi="Symbol" w:hint="default"/>
       </w:rPr>
     </w:lvl>
     <w:lvl w:ilvl="4" w:tplc="0C0A0003" w:tentative="1">
@@ -15808,7 +15820,7 @@
         <w:ind w:left="4309" w:hanging="360"/>
       </w:pPr>
       <w:rPr>
-        <w:rFonts w:hint="default" w:ascii="Courier New" w:hAnsi="Courier New" w:cs="Courier New"/>
+        <w:rFonts w:ascii="Courier New" w:hAnsi="Courier New" w:cs="Courier New" w:hint="default"/>
       </w:rPr>
     </w:lvl>
     <w:lvl w:ilvl="5" w:tplc="0C0A0005" w:tentative="1">
@@ -15820,7 +15832,7 @@
         <w:ind w:left="5029" w:hanging="360"/>
       </w:pPr>
       <w:rPr>
-        <w:rFonts w:hint="default" w:ascii="Wingdings" w:hAnsi="Wingdings"/>
+        <w:rFonts w:ascii="Wingdings" w:hAnsi="Wingdings" w:hint="default"/>
       </w:rPr>
     </w:lvl>
     <w:lvl w:ilvl="6" w:tplc="0C0A0001" w:tentative="1">
@@ -15832,7 +15844,7 @@
         <w:ind w:left="5749" w:hanging="360"/>
       </w:pPr>
       <w:rPr>
-        <w:rFonts w:hint="default" w:ascii="Symbol" w:hAnsi="Symbol"/>
+        <w:rFonts w:ascii="Symbol" w:hAnsi="Symbol" w:hint="default"/>
       </w:rPr>
     </w:lvl>
     <w:lvl w:ilvl="7" w:tplc="0C0A0003" w:tentative="1">
@@ -15844,7 +15856,7 @@
         <w:ind w:left="6469" w:hanging="360"/>
       </w:pPr>
       <w:rPr>
-        <w:rFonts w:hint="default" w:ascii="Courier New" w:hAnsi="Courier New" w:cs="Courier New"/>
+        <w:rFonts w:ascii="Courier New" w:hAnsi="Courier New" w:cs="Courier New" w:hint="default"/>
       </w:rPr>
     </w:lvl>
     <w:lvl w:ilvl="8" w:tplc="0C0A0005" w:tentative="1">
@@ -15856,7 +15868,7 @@
         <w:ind w:left="7189" w:hanging="360"/>
       </w:pPr>
       <w:rPr>
-        <w:rFonts w:hint="default" w:ascii="Wingdings" w:hAnsi="Wingdings"/>
+        <w:rFonts w:ascii="Wingdings" w:hAnsi="Wingdings" w:hint="default"/>
       </w:rPr>
     </w:lvl>
   </w:abstractNum>
@@ -15873,7 +15885,7 @@
         <w:ind w:left="1429" w:hanging="360"/>
       </w:pPr>
       <w:rPr>
-        <w:rFonts w:hint="default" w:ascii="Symbol" w:hAnsi="Symbol"/>
+        <w:rFonts w:ascii="Symbol" w:hAnsi="Symbol" w:hint="default"/>
       </w:rPr>
     </w:lvl>
     <w:lvl w:ilvl="1" w:tplc="0C0A0003" w:tentative="1">
@@ -15885,7 +15897,7 @@
         <w:ind w:left="2149" w:hanging="360"/>
       </w:pPr>
       <w:rPr>
-        <w:rFonts w:hint="default" w:ascii="Courier New" w:hAnsi="Courier New" w:cs="Courier New"/>
+        <w:rFonts w:ascii="Courier New" w:hAnsi="Courier New" w:cs="Courier New" w:hint="default"/>
       </w:rPr>
     </w:lvl>
     <w:lvl w:ilvl="2" w:tplc="0C0A0005" w:tentative="1">
@@ -15897,7 +15909,7 @@
         <w:ind w:left="2869" w:hanging="360"/>
       </w:pPr>
       <w:rPr>
-        <w:rFonts w:hint="default" w:ascii="Wingdings" w:hAnsi="Wingdings"/>
+        <w:rFonts w:ascii="Wingdings" w:hAnsi="Wingdings" w:hint="default"/>
       </w:rPr>
     </w:lvl>
     <w:lvl w:ilvl="3" w:tplc="0C0A0001" w:tentative="1">
@@ -15909,7 +15921,7 @@
         <w:ind w:left="3589" w:hanging="360"/>
       </w:pPr>
       <w:rPr>
-        <w:rFonts w:hint="default" w:ascii="Symbol" w:hAnsi="Symbol"/>
+        <w:rFonts w:ascii="Symbol" w:hAnsi="Symbol" w:hint="default"/>
       </w:rPr>
     </w:lvl>
     <w:lvl w:ilvl="4" w:tplc="0C0A0003" w:tentative="1">
@@ -15921,7 +15933,7 @@
         <w:ind w:left="4309" w:hanging="360"/>
       </w:pPr>
       <w:rPr>
-        <w:rFonts w:hint="default" w:ascii="Courier New" w:hAnsi="Courier New" w:cs="Courier New"/>
+        <w:rFonts w:ascii="Courier New" w:hAnsi="Courier New" w:cs="Courier New" w:hint="default"/>
       </w:rPr>
     </w:lvl>
     <w:lvl w:ilvl="5" w:tplc="0C0A0005" w:tentative="1">
@@ -15933,7 +15945,7 @@
         <w:ind w:left="5029" w:hanging="360"/>
       </w:pPr>
       <w:rPr>
-        <w:rFonts w:hint="default" w:ascii="Wingdings" w:hAnsi="Wingdings"/>
+        <w:rFonts w:ascii="Wingdings" w:hAnsi="Wingdings" w:hint="default"/>
       </w:rPr>
     </w:lvl>
     <w:lvl w:ilvl="6" w:tplc="0C0A0001" w:tentative="1">
@@ -15945,7 +15957,7 @@
         <w:ind w:left="5749" w:hanging="360"/>
       </w:pPr>
       <w:rPr>
-        <w:rFonts w:hint="default" w:ascii="Symbol" w:hAnsi="Symbol"/>
+        <w:rFonts w:ascii="Symbol" w:hAnsi="Symbol" w:hint="default"/>
       </w:rPr>
     </w:lvl>
     <w:lvl w:ilvl="7" w:tplc="0C0A0003" w:tentative="1">
@@ -15957,7 +15969,7 @@
         <w:ind w:left="6469" w:hanging="360"/>
       </w:pPr>
       <w:rPr>
-        <w:rFonts w:hint="default" w:ascii="Courier New" w:hAnsi="Courier New" w:cs="Courier New"/>
+        <w:rFonts w:ascii="Courier New" w:hAnsi="Courier New" w:cs="Courier New" w:hint="default"/>
       </w:rPr>
     </w:lvl>
     <w:lvl w:ilvl="8" w:tplc="0C0A0005" w:tentative="1">
@@ -15969,7 +15981,7 @@
         <w:ind w:left="7189" w:hanging="360"/>
       </w:pPr>
       <w:rPr>
-        <w:rFonts w:hint="default" w:ascii="Wingdings" w:hAnsi="Wingdings"/>
+        <w:rFonts w:ascii="Wingdings" w:hAnsi="Wingdings" w:hint="default"/>
       </w:rPr>
     </w:lvl>
   </w:abstractNum>
@@ -15986,7 +15998,7 @@
         <w:ind w:left="1429" w:hanging="360"/>
       </w:pPr>
       <w:rPr>
-        <w:rFonts w:hint="default" w:ascii="Symbol" w:hAnsi="Symbol"/>
+        <w:rFonts w:ascii="Symbol" w:hAnsi="Symbol" w:hint="default"/>
       </w:rPr>
     </w:lvl>
     <w:lvl w:ilvl="1" w:tplc="0C0A0003" w:tentative="1">
@@ -15998,7 +16010,7 @@
         <w:ind w:left="2149" w:hanging="360"/>
       </w:pPr>
       <w:rPr>
-        <w:rFonts w:hint="default" w:ascii="Courier New" w:hAnsi="Courier New" w:cs="Courier New"/>
+        <w:rFonts w:ascii="Courier New" w:hAnsi="Courier New" w:cs="Courier New" w:hint="default"/>
       </w:rPr>
     </w:lvl>
     <w:lvl w:ilvl="2" w:tplc="0C0A0005" w:tentative="1">
@@ -16010,7 +16022,7 @@
         <w:ind w:left="2869" w:hanging="360"/>
       </w:pPr>
       <w:rPr>
-        <w:rFonts w:hint="default" w:ascii="Wingdings" w:hAnsi="Wingdings"/>
+        <w:rFonts w:ascii="Wingdings" w:hAnsi="Wingdings" w:hint="default"/>
       </w:rPr>
     </w:lvl>
     <w:lvl w:ilvl="3" w:tplc="0C0A0001" w:tentative="1">
@@ -16022,7 +16034,7 @@
         <w:ind w:left="3589" w:hanging="360"/>
       </w:pPr>
       <w:rPr>
-        <w:rFonts w:hint="default" w:ascii="Symbol" w:hAnsi="Symbol"/>
+        <w:rFonts w:ascii="Symbol" w:hAnsi="Symbol" w:hint="default"/>
       </w:rPr>
     </w:lvl>
     <w:lvl w:ilvl="4" w:tplc="0C0A0003" w:tentative="1">
@@ -16034,7 +16046,7 @@
         <w:ind w:left="4309" w:hanging="360"/>
       </w:pPr>
       <w:rPr>
-        <w:rFonts w:hint="default" w:ascii="Courier New" w:hAnsi="Courier New" w:cs="Courier New"/>
+        <w:rFonts w:ascii="Courier New" w:hAnsi="Courier New" w:cs="Courier New" w:hint="default"/>
       </w:rPr>
     </w:lvl>
     <w:lvl w:ilvl="5" w:tplc="0C0A0005" w:tentative="1">
@@ -16046,7 +16058,7 @@
         <w:ind w:left="5029" w:hanging="360"/>
       </w:pPr>
       <w:rPr>
-        <w:rFonts w:hint="default" w:ascii="Wingdings" w:hAnsi="Wingdings"/>
+        <w:rFonts w:ascii="Wingdings" w:hAnsi="Wingdings" w:hint="default"/>
       </w:rPr>
     </w:lvl>
     <w:lvl w:ilvl="6" w:tplc="0C0A0001" w:tentative="1">
@@ -16058,7 +16070,7 @@
         <w:ind w:left="5749" w:hanging="360"/>
       </w:pPr>
       <w:rPr>
-        <w:rFonts w:hint="default" w:ascii="Symbol" w:hAnsi="Symbol"/>
+        <w:rFonts w:ascii="Symbol" w:hAnsi="Symbol" w:hint="default"/>
       </w:rPr>
     </w:lvl>
     <w:lvl w:ilvl="7" w:tplc="0C0A0003" w:tentative="1">
@@ -16070,7 +16082,7 @@
         <w:ind w:left="6469" w:hanging="360"/>
       </w:pPr>
       <w:rPr>
-        <w:rFonts w:hint="default" w:ascii="Courier New" w:hAnsi="Courier New" w:cs="Courier New"/>
+        <w:rFonts w:ascii="Courier New" w:hAnsi="Courier New" w:cs="Courier New" w:hint="default"/>
       </w:rPr>
     </w:lvl>
     <w:lvl w:ilvl="8" w:tplc="0C0A0005" w:tentative="1">
@@ -16082,7 +16094,7 @@
         <w:ind w:left="7189" w:hanging="360"/>
       </w:pPr>
       <w:rPr>
-        <w:rFonts w:hint="default" w:ascii="Wingdings" w:hAnsi="Wingdings"/>
+        <w:rFonts w:ascii="Wingdings" w:hAnsi="Wingdings" w:hint="default"/>
       </w:rPr>
     </w:lvl>
   </w:abstractNum>
@@ -16278,7 +16290,7 @@
         <w:ind w:left="1429" w:hanging="360"/>
       </w:pPr>
       <w:rPr>
-        <w:rFonts w:hint="default" w:ascii="Symbol" w:hAnsi="Symbol"/>
+        <w:rFonts w:ascii="Symbol" w:hAnsi="Symbol" w:hint="default"/>
       </w:rPr>
     </w:lvl>
     <w:lvl w:ilvl="1" w:tplc="0C0A0003" w:tentative="1">
@@ -16290,7 +16302,7 @@
         <w:ind w:left="2149" w:hanging="360"/>
       </w:pPr>
       <w:rPr>
-        <w:rFonts w:hint="default" w:ascii="Courier New" w:hAnsi="Courier New" w:cs="Courier New"/>
+        <w:rFonts w:ascii="Courier New" w:hAnsi="Courier New" w:cs="Courier New" w:hint="default"/>
       </w:rPr>
     </w:lvl>
     <w:lvl w:ilvl="2" w:tplc="0C0A0005" w:tentative="1">
@@ -16302,7 +16314,7 @@
         <w:ind w:left="2869" w:hanging="360"/>
       </w:pPr>
       <w:rPr>
-        <w:rFonts w:hint="default" w:ascii="Wingdings" w:hAnsi="Wingdings"/>
+        <w:rFonts w:ascii="Wingdings" w:hAnsi="Wingdings" w:hint="default"/>
       </w:rPr>
     </w:lvl>
     <w:lvl w:ilvl="3" w:tplc="0C0A0001" w:tentative="1">
@@ -16314,7 +16326,7 @@
         <w:ind w:left="3589" w:hanging="360"/>
       </w:pPr>
       <w:rPr>
-        <w:rFonts w:hint="default" w:ascii="Symbol" w:hAnsi="Symbol"/>
+        <w:rFonts w:ascii="Symbol" w:hAnsi="Symbol" w:hint="default"/>
       </w:rPr>
     </w:lvl>
     <w:lvl w:ilvl="4" w:tplc="0C0A0003" w:tentative="1">
@@ -16326,7 +16338,7 @@
         <w:ind w:left="4309" w:hanging="360"/>
       </w:pPr>
       <w:rPr>
-        <w:rFonts w:hint="default" w:ascii="Courier New" w:hAnsi="Courier New" w:cs="Courier New"/>
+        <w:rFonts w:ascii="Courier New" w:hAnsi="Courier New" w:cs="Courier New" w:hint="default"/>
       </w:rPr>
     </w:lvl>
     <w:lvl w:ilvl="5" w:tplc="0C0A0005" w:tentative="1">
@@ -16338,7 +16350,7 @@
         <w:ind w:left="5029" w:hanging="360"/>
       </w:pPr>
       <w:rPr>
-        <w:rFonts w:hint="default" w:ascii="Wingdings" w:hAnsi="Wingdings"/>
+        <w:rFonts w:ascii="Wingdings" w:hAnsi="Wingdings" w:hint="default"/>
       </w:rPr>
     </w:lvl>
     <w:lvl w:ilvl="6" w:tplc="0C0A0001" w:tentative="1">
@@ -16350,7 +16362,7 @@
         <w:ind w:left="5749" w:hanging="360"/>
       </w:pPr>
       <w:rPr>
-        <w:rFonts w:hint="default" w:ascii="Symbol" w:hAnsi="Symbol"/>
+        <w:rFonts w:ascii="Symbol" w:hAnsi="Symbol" w:hint="default"/>
       </w:rPr>
     </w:lvl>
     <w:lvl w:ilvl="7" w:tplc="0C0A0003" w:tentative="1">
@@ -16362,7 +16374,7 @@
         <w:ind w:left="6469" w:hanging="360"/>
       </w:pPr>
       <w:rPr>
-        <w:rFonts w:hint="default" w:ascii="Courier New" w:hAnsi="Courier New" w:cs="Courier New"/>
+        <w:rFonts w:ascii="Courier New" w:hAnsi="Courier New" w:cs="Courier New" w:hint="default"/>
       </w:rPr>
     </w:lvl>
     <w:lvl w:ilvl="8" w:tplc="0C0A0005" w:tentative="1">
@@ -16374,7 +16386,7 @@
         <w:ind w:left="7189" w:hanging="360"/>
       </w:pPr>
       <w:rPr>
-        <w:rFonts w:hint="default" w:ascii="Wingdings" w:hAnsi="Wingdings"/>
+        <w:rFonts w:ascii="Wingdings" w:hAnsi="Wingdings" w:hint="default"/>
       </w:rPr>
     </w:lvl>
   </w:abstractNum>
@@ -16391,7 +16403,7 @@
         <w:ind w:left="1429" w:hanging="360"/>
       </w:pPr>
       <w:rPr>
-        <w:rFonts w:hint="default" w:ascii="Symbol" w:hAnsi="Symbol"/>
+        <w:rFonts w:ascii="Symbol" w:hAnsi="Symbol" w:hint="default"/>
       </w:rPr>
     </w:lvl>
     <w:lvl w:ilvl="1" w:tplc="0C0A0003" w:tentative="1">
@@ -16403,7 +16415,7 @@
         <w:ind w:left="2149" w:hanging="360"/>
       </w:pPr>
       <w:rPr>
-        <w:rFonts w:hint="default" w:ascii="Courier New" w:hAnsi="Courier New" w:cs="Courier New"/>
+        <w:rFonts w:ascii="Courier New" w:hAnsi="Courier New" w:cs="Courier New" w:hint="default"/>
       </w:rPr>
     </w:lvl>
     <w:lvl w:ilvl="2" w:tplc="0C0A0005" w:tentative="1">
@@ -16415,7 +16427,7 @@
         <w:ind w:left="2869" w:hanging="360"/>
       </w:pPr>
       <w:rPr>
-        <w:rFonts w:hint="default" w:ascii="Wingdings" w:hAnsi="Wingdings"/>
+        <w:rFonts w:ascii="Wingdings" w:hAnsi="Wingdings" w:hint="default"/>
       </w:rPr>
     </w:lvl>
     <w:lvl w:ilvl="3" w:tplc="0C0A0001" w:tentative="1">
@@ -16427,7 +16439,7 @@
         <w:ind w:left="3589" w:hanging="360"/>
       </w:pPr>
       <w:rPr>
-        <w:rFonts w:hint="default" w:ascii="Symbol" w:hAnsi="Symbol"/>
+        <w:rFonts w:ascii="Symbol" w:hAnsi="Symbol" w:hint="default"/>
       </w:rPr>
     </w:lvl>
     <w:lvl w:ilvl="4" w:tplc="0C0A0003" w:tentative="1">
@@ -16439,7 +16451,7 @@
         <w:ind w:left="4309" w:hanging="360"/>
       </w:pPr>
       <w:rPr>
-        <w:rFonts w:hint="default" w:ascii="Courier New" w:hAnsi="Courier New" w:cs="Courier New"/>
+        <w:rFonts w:ascii="Courier New" w:hAnsi="Courier New" w:cs="Courier New" w:hint="default"/>
       </w:rPr>
     </w:lvl>
     <w:lvl w:ilvl="5" w:tplc="0C0A0005" w:tentative="1">
@@ -16451,7 +16463,7 @@
         <w:ind w:left="5029" w:hanging="360"/>
       </w:pPr>
       <w:rPr>
-        <w:rFonts w:hint="default" w:ascii="Wingdings" w:hAnsi="Wingdings"/>
+        <w:rFonts w:ascii="Wingdings" w:hAnsi="Wingdings" w:hint="default"/>
       </w:rPr>
     </w:lvl>
     <w:lvl w:ilvl="6" w:tplc="0C0A0001" w:tentative="1">
@@ -16463,7 +16475,7 @@
         <w:ind w:left="5749" w:hanging="360"/>
       </w:pPr>
       <w:rPr>
-        <w:rFonts w:hint="default" w:ascii="Symbol" w:hAnsi="Symbol"/>
+        <w:rFonts w:ascii="Symbol" w:hAnsi="Symbol" w:hint="default"/>
       </w:rPr>
     </w:lvl>
     <w:lvl w:ilvl="7" w:tplc="0C0A0003" w:tentative="1">
@@ -16475,7 +16487,7 @@
         <w:ind w:left="6469" w:hanging="360"/>
       </w:pPr>
       <w:rPr>
-        <w:rFonts w:hint="default" w:ascii="Courier New" w:hAnsi="Courier New" w:cs="Courier New"/>
+        <w:rFonts w:ascii="Courier New" w:hAnsi="Courier New" w:cs="Courier New" w:hint="default"/>
       </w:rPr>
     </w:lvl>
     <w:lvl w:ilvl="8" w:tplc="0C0A0005" w:tentative="1">
@@ -16487,7 +16499,7 @@
         <w:ind w:left="7189" w:hanging="360"/>
       </w:pPr>
       <w:rPr>
-        <w:rFonts w:hint="default" w:ascii="Wingdings" w:hAnsi="Wingdings"/>
+        <w:rFonts w:ascii="Wingdings" w:hAnsi="Wingdings" w:hint="default"/>
       </w:rPr>
     </w:lvl>
   </w:abstractNum>
@@ -16505,7 +16517,7 @@
         <w:ind w:left="1211" w:hanging="360"/>
       </w:pPr>
       <w:rPr>
-        <w:rFonts w:hint="default" w:ascii="Arial" w:hAnsi="Arial"/>
+        <w:rFonts w:ascii="Arial" w:hAnsi="Arial" w:hint="default"/>
         <w:b/>
         <w:i w:val="0"/>
         <w:caps w:val="0"/>
@@ -16598,7 +16610,7 @@
         <w:ind w:left="1429" w:hanging="360"/>
       </w:pPr>
       <w:rPr>
-        <w:rFonts w:hint="default" w:ascii="Symbol" w:hAnsi="Symbol"/>
+        <w:rFonts w:ascii="Symbol" w:hAnsi="Symbol" w:hint="default"/>
       </w:rPr>
     </w:lvl>
     <w:lvl w:ilvl="1" w:tplc="0C0A0003" w:tentative="1">
@@ -16610,7 +16622,7 @@
         <w:ind w:left="2149" w:hanging="360"/>
       </w:pPr>
       <w:rPr>
-        <w:rFonts w:hint="default" w:ascii="Courier New" w:hAnsi="Courier New" w:cs="Courier New"/>
+        <w:rFonts w:ascii="Courier New" w:hAnsi="Courier New" w:cs="Courier New" w:hint="default"/>
       </w:rPr>
     </w:lvl>
     <w:lvl w:ilvl="2" w:tplc="0C0A0005" w:tentative="1">
@@ -16622,7 +16634,7 @@
         <w:ind w:left="2869" w:hanging="360"/>
       </w:pPr>
       <w:rPr>
-        <w:rFonts w:hint="default" w:ascii="Wingdings" w:hAnsi="Wingdings"/>
+        <w:rFonts w:ascii="Wingdings" w:hAnsi="Wingdings" w:hint="default"/>
       </w:rPr>
     </w:lvl>
     <w:lvl w:ilvl="3" w:tplc="0C0A0001" w:tentative="1">
@@ -16634,7 +16646,7 @@
         <w:ind w:left="3589" w:hanging="360"/>
       </w:pPr>
       <w:rPr>
-        <w:rFonts w:hint="default" w:ascii="Symbol" w:hAnsi="Symbol"/>
+        <w:rFonts w:ascii="Symbol" w:hAnsi="Symbol" w:hint="default"/>
       </w:rPr>
     </w:lvl>
     <w:lvl w:ilvl="4" w:tplc="0C0A0003" w:tentative="1">
@@ -16646,7 +16658,7 @@
         <w:ind w:left="4309" w:hanging="360"/>
       </w:pPr>
       <w:rPr>
-        <w:rFonts w:hint="default" w:ascii="Courier New" w:hAnsi="Courier New" w:cs="Courier New"/>
+        <w:rFonts w:ascii="Courier New" w:hAnsi="Courier New" w:cs="Courier New" w:hint="default"/>
       </w:rPr>
     </w:lvl>
     <w:lvl w:ilvl="5" w:tplc="0C0A0005" w:tentative="1">
@@ -16658,7 +16670,7 @@
         <w:ind w:left="5029" w:hanging="360"/>
       </w:pPr>
       <w:rPr>
-        <w:rFonts w:hint="default" w:ascii="Wingdings" w:hAnsi="Wingdings"/>
+        <w:rFonts w:ascii="Wingdings" w:hAnsi="Wingdings" w:hint="default"/>
       </w:rPr>
     </w:lvl>
     <w:lvl w:ilvl="6" w:tplc="0C0A0001" w:tentative="1">
@@ -16670,7 +16682,7 @@
         <w:ind w:left="5749" w:hanging="360"/>
       </w:pPr>
       <w:rPr>
-        <w:rFonts w:hint="default" w:ascii="Symbol" w:hAnsi="Symbol"/>
+        <w:rFonts w:ascii="Symbol" w:hAnsi="Symbol" w:hint="default"/>
       </w:rPr>
     </w:lvl>
     <w:lvl w:ilvl="7" w:tplc="0C0A0003" w:tentative="1">
@@ -16682,7 +16694,7 @@
         <w:ind w:left="6469" w:hanging="360"/>
       </w:pPr>
       <w:rPr>
-        <w:rFonts w:hint="default" w:ascii="Courier New" w:hAnsi="Courier New" w:cs="Courier New"/>
+        <w:rFonts w:ascii="Courier New" w:hAnsi="Courier New" w:cs="Courier New" w:hint="default"/>
       </w:rPr>
     </w:lvl>
     <w:lvl w:ilvl="8" w:tplc="0C0A0005" w:tentative="1">
@@ -16694,7 +16706,7 @@
         <w:ind w:left="7189" w:hanging="360"/>
       </w:pPr>
       <w:rPr>
-        <w:rFonts w:hint="default" w:ascii="Wingdings" w:hAnsi="Wingdings"/>
+        <w:rFonts w:ascii="Wingdings" w:hAnsi="Wingdings" w:hint="default"/>
       </w:rPr>
     </w:lvl>
   </w:abstractNum>
@@ -16711,7 +16723,7 @@
         <w:ind w:left="1429" w:hanging="360"/>
       </w:pPr>
       <w:rPr>
-        <w:rFonts w:hint="default" w:ascii="Symbol" w:hAnsi="Symbol"/>
+        <w:rFonts w:ascii="Symbol" w:hAnsi="Symbol" w:hint="default"/>
       </w:rPr>
     </w:lvl>
     <w:lvl w:ilvl="1" w:tplc="0C0A0003" w:tentative="1">
@@ -16723,7 +16735,7 @@
         <w:ind w:left="2149" w:hanging="360"/>
       </w:pPr>
       <w:rPr>
-        <w:rFonts w:hint="default" w:ascii="Courier New" w:hAnsi="Courier New" w:cs="Courier New"/>
+        <w:rFonts w:ascii="Courier New" w:hAnsi="Courier New" w:cs="Courier New" w:hint="default"/>
       </w:rPr>
     </w:lvl>
     <w:lvl w:ilvl="2" w:tplc="0C0A0005" w:tentative="1">
@@ -16735,7 +16747,7 @@
         <w:ind w:left="2869" w:hanging="360"/>
       </w:pPr>
       <w:rPr>
-        <w:rFonts w:hint="default" w:ascii="Wingdings" w:hAnsi="Wingdings"/>
+        <w:rFonts w:ascii="Wingdings" w:hAnsi="Wingdings" w:hint="default"/>
       </w:rPr>
     </w:lvl>
     <w:lvl w:ilvl="3" w:tplc="0C0A0001" w:tentative="1">
@@ -16747,7 +16759,7 @@
         <w:ind w:left="3589" w:hanging="360"/>
       </w:pPr>
       <w:rPr>
-        <w:rFonts w:hint="default" w:ascii="Symbol" w:hAnsi="Symbol"/>
+        <w:rFonts w:ascii="Symbol" w:hAnsi="Symbol" w:hint="default"/>
       </w:rPr>
     </w:lvl>
     <w:lvl w:ilvl="4" w:tplc="0C0A0003" w:tentative="1">
@@ -16759,7 +16771,7 @@
         <w:ind w:left="4309" w:hanging="360"/>
       </w:pPr>
       <w:rPr>
-        <w:rFonts w:hint="default" w:ascii="Courier New" w:hAnsi="Courier New" w:cs="Courier New"/>
+        <w:rFonts w:ascii="Courier New" w:hAnsi="Courier New" w:cs="Courier New" w:hint="default"/>
       </w:rPr>
     </w:lvl>
     <w:lvl w:ilvl="5" w:tplc="0C0A0005" w:tentative="1">
@@ -16771,7 +16783,7 @@
         <w:ind w:left="5029" w:hanging="360"/>
       </w:pPr>
       <w:rPr>
-        <w:rFonts w:hint="default" w:ascii="Wingdings" w:hAnsi="Wingdings"/>
+        <w:rFonts w:ascii="Wingdings" w:hAnsi="Wingdings" w:hint="default"/>
       </w:rPr>
     </w:lvl>
     <w:lvl w:ilvl="6" w:tplc="0C0A0001" w:tentative="1">
@@ -16783,7 +16795,7 @@
         <w:ind w:left="5749" w:hanging="360"/>
       </w:pPr>
       <w:rPr>
-        <w:rFonts w:hint="default" w:ascii="Symbol" w:hAnsi="Symbol"/>
+        <w:rFonts w:ascii="Symbol" w:hAnsi="Symbol" w:hint="default"/>
       </w:rPr>
     </w:lvl>
     <w:lvl w:ilvl="7" w:tplc="0C0A0003" w:tentative="1">
@@ -16795,7 +16807,7 @@
         <w:ind w:left="6469" w:hanging="360"/>
       </w:pPr>
       <w:rPr>
-        <w:rFonts w:hint="default" w:ascii="Courier New" w:hAnsi="Courier New" w:cs="Courier New"/>
+        <w:rFonts w:ascii="Courier New" w:hAnsi="Courier New" w:cs="Courier New" w:hint="default"/>
       </w:rPr>
     </w:lvl>
     <w:lvl w:ilvl="8" w:tplc="0C0A0005" w:tentative="1">
@@ -16807,7 +16819,7 @@
         <w:ind w:left="7189" w:hanging="360"/>
       </w:pPr>
       <w:rPr>
-        <w:rFonts w:hint="default" w:ascii="Wingdings" w:hAnsi="Wingdings"/>
+        <w:rFonts w:ascii="Wingdings" w:hAnsi="Wingdings" w:hint="default"/>
       </w:rPr>
     </w:lvl>
   </w:abstractNum>
@@ -16824,7 +16836,7 @@
         <w:ind w:left="1429" w:hanging="360"/>
       </w:pPr>
       <w:rPr>
-        <w:rFonts w:hint="default" w:ascii="Symbol" w:hAnsi="Symbol"/>
+        <w:rFonts w:ascii="Symbol" w:hAnsi="Symbol" w:hint="default"/>
       </w:rPr>
     </w:lvl>
     <w:lvl w:ilvl="1" w:tplc="0C0A0001">
@@ -16836,7 +16848,7 @@
         <w:ind w:left="2149" w:hanging="360"/>
       </w:pPr>
       <w:rPr>
-        <w:rFonts w:hint="default" w:ascii="Symbol" w:hAnsi="Symbol"/>
+        <w:rFonts w:ascii="Symbol" w:hAnsi="Symbol" w:hint="default"/>
       </w:rPr>
     </w:lvl>
     <w:lvl w:ilvl="2" w:tplc="FFFFFFFF" w:tentative="1">
@@ -16848,7 +16860,7 @@
         <w:ind w:left="2869" w:hanging="360"/>
       </w:pPr>
       <w:rPr>
-        <w:rFonts w:hint="default" w:ascii="Wingdings" w:hAnsi="Wingdings"/>
+        <w:rFonts w:ascii="Wingdings" w:hAnsi="Wingdings" w:hint="default"/>
       </w:rPr>
     </w:lvl>
     <w:lvl w:ilvl="3" w:tplc="FFFFFFFF" w:tentative="1">
@@ -16860,7 +16872,7 @@
         <w:ind w:left="3589" w:hanging="360"/>
       </w:pPr>
       <w:rPr>
-        <w:rFonts w:hint="default" w:ascii="Symbol" w:hAnsi="Symbol"/>
+        <w:rFonts w:ascii="Symbol" w:hAnsi="Symbol" w:hint="default"/>
       </w:rPr>
     </w:lvl>
     <w:lvl w:ilvl="4" w:tplc="FFFFFFFF" w:tentative="1">
@@ -16872,7 +16884,7 @@
         <w:ind w:left="4309" w:hanging="360"/>
       </w:pPr>
       <w:rPr>
-        <w:rFonts w:hint="default" w:ascii="Courier New" w:hAnsi="Courier New" w:cs="Courier New"/>
+        <w:rFonts w:ascii="Courier New" w:hAnsi="Courier New" w:cs="Courier New" w:hint="default"/>
       </w:rPr>
     </w:lvl>
     <w:lvl w:ilvl="5" w:tplc="FFFFFFFF" w:tentative="1">
@@ -16884,7 +16896,7 @@
         <w:ind w:left="5029" w:hanging="360"/>
       </w:pPr>
       <w:rPr>
-        <w:rFonts w:hint="default" w:ascii="Wingdings" w:hAnsi="Wingdings"/>
+        <w:rFonts w:ascii="Wingdings" w:hAnsi="Wingdings" w:hint="default"/>
       </w:rPr>
     </w:lvl>
     <w:lvl w:ilvl="6" w:tplc="FFFFFFFF" w:tentative="1">
@@ -16896,7 +16908,7 @@
         <w:ind w:left="5749" w:hanging="360"/>
       </w:pPr>
       <w:rPr>
-        <w:rFonts w:hint="default" w:ascii="Symbol" w:hAnsi="Symbol"/>
+        <w:rFonts w:ascii="Symbol" w:hAnsi="Symbol" w:hint="default"/>
       </w:rPr>
     </w:lvl>
     <w:lvl w:ilvl="7" w:tplc="FFFFFFFF" w:tentative="1">
@@ -16908,7 +16920,7 @@
         <w:ind w:left="6469" w:hanging="360"/>
       </w:pPr>
       <w:rPr>
-        <w:rFonts w:hint="default" w:ascii="Courier New" w:hAnsi="Courier New" w:cs="Courier New"/>
+        <w:rFonts w:ascii="Courier New" w:hAnsi="Courier New" w:cs="Courier New" w:hint="default"/>
       </w:rPr>
     </w:lvl>
     <w:lvl w:ilvl="8" w:tplc="FFFFFFFF" w:tentative="1">
@@ -16920,7 +16932,7 @@
         <w:ind w:left="7189" w:hanging="360"/>
       </w:pPr>
       <w:rPr>
-        <w:rFonts w:hint="default" w:ascii="Wingdings" w:hAnsi="Wingdings"/>
+        <w:rFonts w:ascii="Wingdings" w:hAnsi="Wingdings" w:hint="default"/>
       </w:rPr>
     </w:lvl>
   </w:abstractNum>
@@ -16937,7 +16949,7 @@
         <w:ind w:left="1429" w:hanging="360"/>
       </w:pPr>
       <w:rPr>
-        <w:rFonts w:hint="default" w:ascii="Symbol" w:hAnsi="Symbol"/>
+        <w:rFonts w:ascii="Symbol" w:hAnsi="Symbol" w:hint="default"/>
       </w:rPr>
     </w:lvl>
     <w:lvl w:ilvl="1" w:tplc="0C0A0003" w:tentative="1">
@@ -16949,7 +16961,7 @@
         <w:ind w:left="2149" w:hanging="360"/>
       </w:pPr>
       <w:rPr>
-        <w:rFonts w:hint="default" w:ascii="Courier New" w:hAnsi="Courier New" w:cs="Courier New"/>
+        <w:rFonts w:ascii="Courier New" w:hAnsi="Courier New" w:cs="Courier New" w:hint="default"/>
       </w:rPr>
     </w:lvl>
     <w:lvl w:ilvl="2" w:tplc="0C0A0005" w:tentative="1">
@@ -16961,7 +16973,7 @@
         <w:ind w:left="2869" w:hanging="360"/>
       </w:pPr>
       <w:rPr>
-        <w:rFonts w:hint="default" w:ascii="Wingdings" w:hAnsi="Wingdings"/>
+        <w:rFonts w:ascii="Wingdings" w:hAnsi="Wingdings" w:hint="default"/>
       </w:rPr>
     </w:lvl>
     <w:lvl w:ilvl="3" w:tplc="0C0A0001" w:tentative="1">
@@ -16973,7 +16985,7 @@
         <w:ind w:left="3589" w:hanging="360"/>
       </w:pPr>
       <w:rPr>
-        <w:rFonts w:hint="default" w:ascii="Symbol" w:hAnsi="Symbol"/>
+        <w:rFonts w:ascii="Symbol" w:hAnsi="Symbol" w:hint="default"/>
       </w:rPr>
     </w:lvl>
     <w:lvl w:ilvl="4" w:tplc="0C0A0003" w:tentative="1">
@@ -16985,7 +16997,7 @@
         <w:ind w:left="4309" w:hanging="360"/>
       </w:pPr>
       <w:rPr>
-        <w:rFonts w:hint="default" w:ascii="Courier New" w:hAnsi="Courier New" w:cs="Courier New"/>
+        <w:rFonts w:ascii="Courier New" w:hAnsi="Courier New" w:cs="Courier New" w:hint="default"/>
       </w:rPr>
     </w:lvl>
     <w:lvl w:ilvl="5" w:tplc="0C0A0005" w:tentative="1">
@@ -16997,7 +17009,7 @@
         <w:ind w:left="5029" w:hanging="360"/>
       </w:pPr>
       <w:rPr>
-        <w:rFonts w:hint="default" w:ascii="Wingdings" w:hAnsi="Wingdings"/>
+        <w:rFonts w:ascii="Wingdings" w:hAnsi="Wingdings" w:hint="default"/>
       </w:rPr>
     </w:lvl>
     <w:lvl w:ilvl="6" w:tplc="0C0A0001" w:tentative="1">
@@ -17009,7 +17021,7 @@
         <w:ind w:left="5749" w:hanging="360"/>
       </w:pPr>
       <w:rPr>
-        <w:rFonts w:hint="default" w:ascii="Symbol" w:hAnsi="Symbol"/>
+        <w:rFonts w:ascii="Symbol" w:hAnsi="Symbol" w:hint="default"/>
       </w:rPr>
     </w:lvl>
     <w:lvl w:ilvl="7" w:tplc="0C0A0003" w:tentative="1">
@@ -17021,7 +17033,7 @@
         <w:ind w:left="6469" w:hanging="360"/>
       </w:pPr>
       <w:rPr>
-        <w:rFonts w:hint="default" w:ascii="Courier New" w:hAnsi="Courier New" w:cs="Courier New"/>
+        <w:rFonts w:ascii="Courier New" w:hAnsi="Courier New" w:cs="Courier New" w:hint="default"/>
       </w:rPr>
     </w:lvl>
     <w:lvl w:ilvl="8" w:tplc="0C0A0005" w:tentative="1">
@@ -17033,7 +17045,7 @@
         <w:ind w:left="7189" w:hanging="360"/>
       </w:pPr>
       <w:rPr>
-        <w:rFonts w:hint="default" w:ascii="Wingdings" w:hAnsi="Wingdings"/>
+        <w:rFonts w:ascii="Wingdings" w:hAnsi="Wingdings" w:hint="default"/>
       </w:rPr>
     </w:lvl>
   </w:abstractNum>
@@ -17050,7 +17062,7 @@
         <w:ind w:left="1429" w:hanging="360"/>
       </w:pPr>
       <w:rPr>
-        <w:rFonts w:hint="default" w:ascii="Symbol" w:hAnsi="Symbol"/>
+        <w:rFonts w:ascii="Symbol" w:hAnsi="Symbol" w:hint="default"/>
       </w:rPr>
     </w:lvl>
     <w:lvl w:ilvl="1" w:tplc="0C0A0003" w:tentative="1">
@@ -17062,7 +17074,7 @@
         <w:ind w:left="2149" w:hanging="360"/>
       </w:pPr>
       <w:rPr>
-        <w:rFonts w:hint="default" w:ascii="Courier New" w:hAnsi="Courier New" w:cs="Courier New"/>
+        <w:rFonts w:ascii="Courier New" w:hAnsi="Courier New" w:cs="Courier New" w:hint="default"/>
       </w:rPr>
     </w:lvl>
     <w:lvl w:ilvl="2" w:tplc="0C0A0005" w:tentative="1">
@@ -17074,7 +17086,7 @@
         <w:ind w:left="2869" w:hanging="360"/>
       </w:pPr>
       <w:rPr>
-        <w:rFonts w:hint="default" w:ascii="Wingdings" w:hAnsi="Wingdings"/>
+        <w:rFonts w:ascii="Wingdings" w:hAnsi="Wingdings" w:hint="default"/>
       </w:rPr>
     </w:lvl>
     <w:lvl w:ilvl="3" w:tplc="0C0A0001" w:tentative="1">
@@ -17086,7 +17098,7 @@
         <w:ind w:left="3589" w:hanging="360"/>
       </w:pPr>
       <w:rPr>
-        <w:rFonts w:hint="default" w:ascii="Symbol" w:hAnsi="Symbol"/>
+        <w:rFonts w:ascii="Symbol" w:hAnsi="Symbol" w:hint="default"/>
       </w:rPr>
     </w:lvl>
     <w:lvl w:ilvl="4" w:tplc="0C0A0003" w:tentative="1">
@@ -17098,7 +17110,7 @@
         <w:ind w:left="4309" w:hanging="360"/>
       </w:pPr>
       <w:rPr>
-        <w:rFonts w:hint="default" w:ascii="Courier New" w:hAnsi="Courier New" w:cs="Courier New"/>
+        <w:rFonts w:ascii="Courier New" w:hAnsi="Courier New" w:cs="Courier New" w:hint="default"/>
       </w:rPr>
     </w:lvl>
     <w:lvl w:ilvl="5" w:tplc="0C0A0005" w:tentative="1">
@@ -17110,7 +17122,7 @@
         <w:ind w:left="5029" w:hanging="360"/>
       </w:pPr>
       <w:rPr>
-        <w:rFonts w:hint="default" w:ascii="Wingdings" w:hAnsi="Wingdings"/>
+        <w:rFonts w:ascii="Wingdings" w:hAnsi="Wingdings" w:hint="default"/>
       </w:rPr>
     </w:lvl>
     <w:lvl w:ilvl="6" w:tplc="0C0A0001" w:tentative="1">
@@ -17122,7 +17134,7 @@
         <w:ind w:left="5749" w:hanging="360"/>
       </w:pPr>
       <w:rPr>
-        <w:rFonts w:hint="default" w:ascii="Symbol" w:hAnsi="Symbol"/>
+        <w:rFonts w:ascii="Symbol" w:hAnsi="Symbol" w:hint="default"/>
       </w:rPr>
     </w:lvl>
     <w:lvl w:ilvl="7" w:tplc="0C0A0003" w:tentative="1">
@@ -17134,7 +17146,7 @@
         <w:ind w:left="6469" w:hanging="360"/>
       </w:pPr>
       <w:rPr>
-        <w:rFonts w:hint="default" w:ascii="Courier New" w:hAnsi="Courier New" w:cs="Courier New"/>
+        <w:rFonts w:ascii="Courier New" w:hAnsi="Courier New" w:cs="Courier New" w:hint="default"/>
       </w:rPr>
     </w:lvl>
     <w:lvl w:ilvl="8" w:tplc="0C0A0005" w:tentative="1">
@@ -17146,7 +17158,7 @@
         <w:ind w:left="7189" w:hanging="360"/>
       </w:pPr>
       <w:rPr>
-        <w:rFonts w:hint="default" w:ascii="Wingdings" w:hAnsi="Wingdings"/>
+        <w:rFonts w:ascii="Wingdings" w:hAnsi="Wingdings" w:hint="default"/>
       </w:rPr>
     </w:lvl>
   </w:abstractNum>
@@ -17163,7 +17175,7 @@
         <w:ind w:left="1429" w:hanging="360"/>
       </w:pPr>
       <w:rPr>
-        <w:rFonts w:hint="default" w:ascii="Symbol" w:hAnsi="Symbol"/>
+        <w:rFonts w:ascii="Symbol" w:hAnsi="Symbol" w:hint="default"/>
       </w:rPr>
     </w:lvl>
     <w:lvl w:ilvl="1" w:tplc="0C0A0003" w:tentative="1">
@@ -17175,7 +17187,7 @@
         <w:ind w:left="2149" w:hanging="360"/>
       </w:pPr>
       <w:rPr>
-        <w:rFonts w:hint="default" w:ascii="Courier New" w:hAnsi="Courier New" w:cs="Courier New"/>
+        <w:rFonts w:ascii="Courier New" w:hAnsi="Courier New" w:cs="Courier New" w:hint="default"/>
       </w:rPr>
     </w:lvl>
     <w:lvl w:ilvl="2" w:tplc="0C0A0005" w:tentative="1">
@@ -17187,7 +17199,7 @@
         <w:ind w:left="2869" w:hanging="360"/>
       </w:pPr>
       <w:rPr>
-        <w:rFonts w:hint="default" w:ascii="Wingdings" w:hAnsi="Wingdings"/>
+        <w:rFonts w:ascii="Wingdings" w:hAnsi="Wingdings" w:hint="default"/>
       </w:rPr>
     </w:lvl>
     <w:lvl w:ilvl="3" w:tplc="0C0A0001" w:tentative="1">
@@ -17199,7 +17211,7 @@
         <w:ind w:left="3589" w:hanging="360"/>
       </w:pPr>
       <w:rPr>
-        <w:rFonts w:hint="default" w:ascii="Symbol" w:hAnsi="Symbol"/>
+        <w:rFonts w:ascii="Symbol" w:hAnsi="Symbol" w:hint="default"/>
       </w:rPr>
     </w:lvl>
     <w:lvl w:ilvl="4" w:tplc="0C0A0003" w:tentative="1">
@@ -17211,7 +17223,7 @@
         <w:ind w:left="4309" w:hanging="360"/>
       </w:pPr>
       <w:rPr>
-        <w:rFonts w:hint="default" w:ascii="Courier New" w:hAnsi="Courier New" w:cs="Courier New"/>
+        <w:rFonts w:ascii="Courier New" w:hAnsi="Courier New" w:cs="Courier New" w:hint="default"/>
       </w:rPr>
     </w:lvl>
     <w:lvl w:ilvl="5" w:tplc="0C0A0005" w:tentative="1">
@@ -17223,7 +17235,7 @@
         <w:ind w:left="5029" w:hanging="360"/>
       </w:pPr>
       <w:rPr>
-        <w:rFonts w:hint="default" w:ascii="Wingdings" w:hAnsi="Wingdings"/>
+        <w:rFonts w:ascii="Wingdings" w:hAnsi="Wingdings" w:hint="default"/>
       </w:rPr>
     </w:lvl>
     <w:lvl w:ilvl="6" w:tplc="0C0A0001" w:tentative="1">
@@ -17235,7 +17247,7 @@
         <w:ind w:left="5749" w:hanging="360"/>
       </w:pPr>
       <w:rPr>
-        <w:rFonts w:hint="default" w:ascii="Symbol" w:hAnsi="Symbol"/>
+        <w:rFonts w:ascii="Symbol" w:hAnsi="Symbol" w:hint="default"/>
       </w:rPr>
     </w:lvl>
     <w:lvl w:ilvl="7" w:tplc="0C0A0003" w:tentative="1">
@@ -17247,7 +17259,7 @@
         <w:ind w:left="6469" w:hanging="360"/>
       </w:pPr>
       <w:rPr>
-        <w:rFonts w:hint="default" w:ascii="Courier New" w:hAnsi="Courier New" w:cs="Courier New"/>
+        <w:rFonts w:ascii="Courier New" w:hAnsi="Courier New" w:cs="Courier New" w:hint="default"/>
       </w:rPr>
     </w:lvl>
     <w:lvl w:ilvl="8" w:tplc="0C0A0005" w:tentative="1">
@@ -17259,7 +17271,7 @@
         <w:ind w:left="7189" w:hanging="360"/>
       </w:pPr>
       <w:rPr>
-        <w:rFonts w:hint="default" w:ascii="Wingdings" w:hAnsi="Wingdings"/>
+        <w:rFonts w:ascii="Wingdings" w:hAnsi="Wingdings" w:hint="default"/>
       </w:rPr>
     </w:lvl>
   </w:abstractNum>
@@ -17276,7 +17288,7 @@
         <w:ind w:left="1429" w:hanging="360"/>
       </w:pPr>
       <w:rPr>
-        <w:rFonts w:hint="default" w:ascii="Symbol" w:hAnsi="Symbol"/>
+        <w:rFonts w:ascii="Symbol" w:hAnsi="Symbol" w:hint="default"/>
       </w:rPr>
     </w:lvl>
     <w:lvl w:ilvl="1" w:tplc="0C0A0003" w:tentative="1">
@@ -17288,7 +17300,7 @@
         <w:ind w:left="2149" w:hanging="360"/>
       </w:pPr>
       <w:rPr>
-        <w:rFonts w:hint="default" w:ascii="Courier New" w:hAnsi="Courier New" w:cs="Courier New"/>
+        <w:rFonts w:ascii="Courier New" w:hAnsi="Courier New" w:cs="Courier New" w:hint="default"/>
       </w:rPr>
     </w:lvl>
     <w:lvl w:ilvl="2" w:tplc="0C0A0005" w:tentative="1">
@@ -17300,7 +17312,7 @@
         <w:ind w:left="2869" w:hanging="360"/>
       </w:pPr>
       <w:rPr>
-        <w:rFonts w:hint="default" w:ascii="Wingdings" w:hAnsi="Wingdings"/>
+        <w:rFonts w:ascii="Wingdings" w:hAnsi="Wingdings" w:hint="default"/>
       </w:rPr>
     </w:lvl>
     <w:lvl w:ilvl="3" w:tplc="0C0A0001" w:tentative="1">
@@ -17312,7 +17324,7 @@
         <w:ind w:left="3589" w:hanging="360"/>
       </w:pPr>
       <w:rPr>
-        <w:rFonts w:hint="default" w:ascii="Symbol" w:hAnsi="Symbol"/>
+        <w:rFonts w:ascii="Symbol" w:hAnsi="Symbol" w:hint="default"/>
       </w:rPr>
     </w:lvl>
     <w:lvl w:ilvl="4" w:tplc="0C0A0003" w:tentative="1">
@@ -17324,7 +17336,7 @@
         <w:ind w:left="4309" w:hanging="360"/>
       </w:pPr>
       <w:rPr>
-        <w:rFonts w:hint="default" w:ascii="Courier New" w:hAnsi="Courier New" w:cs="Courier New"/>
+        <w:rFonts w:ascii="Courier New" w:hAnsi="Courier New" w:cs="Courier New" w:hint="default"/>
       </w:rPr>
     </w:lvl>
     <w:lvl w:ilvl="5" w:tplc="0C0A0005" w:tentative="1">
@@ -17336,7 +17348,7 @@
         <w:ind w:left="5029" w:hanging="360"/>
       </w:pPr>
       <w:rPr>
-        <w:rFonts w:hint="default" w:ascii="Wingdings" w:hAnsi="Wingdings"/>
+        <w:rFonts w:ascii="Wingdings" w:hAnsi="Wingdings" w:hint="default"/>
       </w:rPr>
     </w:lvl>
     <w:lvl w:ilvl="6" w:tplc="0C0A0001" w:tentative="1">
@@ -17348,7 +17360,7 @@
         <w:ind w:left="5749" w:hanging="360"/>
       </w:pPr>
       <w:rPr>
-        <w:rFonts w:hint="default" w:ascii="Symbol" w:hAnsi="Symbol"/>
+        <w:rFonts w:ascii="Symbol" w:hAnsi="Symbol" w:hint="default"/>
       </w:rPr>
     </w:lvl>
     <w:lvl w:ilvl="7" w:tplc="0C0A0003" w:tentative="1">
@@ -17360,7 +17372,7 @@
         <w:ind w:left="6469" w:hanging="360"/>
       </w:pPr>
       <w:rPr>
-        <w:rFonts w:hint="default" w:ascii="Courier New" w:hAnsi="Courier New" w:cs="Courier New"/>
+        <w:rFonts w:ascii="Courier New" w:hAnsi="Courier New" w:cs="Courier New" w:hint="default"/>
       </w:rPr>
     </w:lvl>
     <w:lvl w:ilvl="8" w:tplc="0C0A0005" w:tentative="1">
@@ -17372,7 +17384,7 @@
         <w:ind w:left="7189" w:hanging="360"/>
       </w:pPr>
       <w:rPr>
-        <w:rFonts w:hint="default" w:ascii="Wingdings" w:hAnsi="Wingdings"/>
+        <w:rFonts w:ascii="Wingdings" w:hAnsi="Wingdings" w:hint="default"/>
       </w:rPr>
     </w:lvl>
   </w:abstractNum>
@@ -17389,7 +17401,7 @@
         <w:ind w:left="1429" w:hanging="360"/>
       </w:pPr>
       <w:rPr>
-        <w:rFonts w:hint="default" w:ascii="Symbol" w:hAnsi="Symbol"/>
+        <w:rFonts w:ascii="Symbol" w:hAnsi="Symbol" w:hint="default"/>
       </w:rPr>
     </w:lvl>
     <w:lvl w:ilvl="1" w:tplc="0C0A0003" w:tentative="1">
@@ -17401,7 +17413,7 @@
         <w:ind w:left="2149" w:hanging="360"/>
       </w:pPr>
       <w:rPr>
-        <w:rFonts w:hint="default" w:ascii="Courier New" w:hAnsi="Courier New" w:cs="Courier New"/>
+        <w:rFonts w:ascii="Courier New" w:hAnsi="Courier New" w:cs="Courier New" w:hint="default"/>
       </w:rPr>
     </w:lvl>
     <w:lvl w:ilvl="2" w:tplc="0C0A0005" w:tentative="1">
@@ -17413,7 +17425,7 @@
         <w:ind w:left="2869" w:hanging="360"/>
       </w:pPr>
       <w:rPr>
-        <w:rFonts w:hint="default" w:ascii="Wingdings" w:hAnsi="Wingdings"/>
+        <w:rFonts w:ascii="Wingdings" w:hAnsi="Wingdings" w:hint="default"/>
       </w:rPr>
     </w:lvl>
     <w:lvl w:ilvl="3" w:tplc="0C0A0001" w:tentative="1">
@@ -17425,7 +17437,7 @@
         <w:ind w:left="3589" w:hanging="360"/>
       </w:pPr>
       <w:rPr>
-        <w:rFonts w:hint="default" w:ascii="Symbol" w:hAnsi="Symbol"/>
+        <w:rFonts w:ascii="Symbol" w:hAnsi="Symbol" w:hint="default"/>
       </w:rPr>
     </w:lvl>
     <w:lvl w:ilvl="4" w:tplc="0C0A0003" w:tentative="1">
@@ -17437,7 +17449,7 @@
         <w:ind w:left="4309" w:hanging="360"/>
       </w:pPr>
       <w:rPr>
-        <w:rFonts w:hint="default" w:ascii="Courier New" w:hAnsi="Courier New" w:cs="Courier New"/>
+        <w:rFonts w:ascii="Courier New" w:hAnsi="Courier New" w:cs="Courier New" w:hint="default"/>
       </w:rPr>
     </w:lvl>
     <w:lvl w:ilvl="5" w:tplc="0C0A0005" w:tentative="1">
@@ -17449,7 +17461,7 @@
         <w:ind w:left="5029" w:hanging="360"/>
       </w:pPr>
       <w:rPr>
-        <w:rFonts w:hint="default" w:ascii="Wingdings" w:hAnsi="Wingdings"/>
+        <w:rFonts w:ascii="Wingdings" w:hAnsi="Wingdings" w:hint="default"/>
       </w:rPr>
     </w:lvl>
     <w:lvl w:ilvl="6" w:tplc="0C0A0001" w:tentative="1">
@@ -17461,7 +17473,7 @@
         <w:ind w:left="5749" w:hanging="360"/>
       </w:pPr>
       <w:rPr>
-        <w:rFonts w:hint="default" w:ascii="Symbol" w:hAnsi="Symbol"/>
+        <w:rFonts w:ascii="Symbol" w:hAnsi="Symbol" w:hint="default"/>
       </w:rPr>
     </w:lvl>
     <w:lvl w:ilvl="7" w:tplc="0C0A0003" w:tentative="1">
@@ -17473,7 +17485,7 @@
         <w:ind w:left="6469" w:hanging="360"/>
       </w:pPr>
       <w:rPr>
-        <w:rFonts w:hint="default" w:ascii="Courier New" w:hAnsi="Courier New" w:cs="Courier New"/>
+        <w:rFonts w:ascii="Courier New" w:hAnsi="Courier New" w:cs="Courier New" w:hint="default"/>
       </w:rPr>
     </w:lvl>
     <w:lvl w:ilvl="8" w:tplc="0C0A0005" w:tentative="1">
@@ -17485,7 +17497,7 @@
         <w:ind w:left="7189" w:hanging="360"/>
       </w:pPr>
       <w:rPr>
-        <w:rFonts w:hint="default" w:ascii="Wingdings" w:hAnsi="Wingdings"/>
+        <w:rFonts w:ascii="Wingdings" w:hAnsi="Wingdings" w:hint="default"/>
       </w:rPr>
     </w:lvl>
   </w:abstractNum>
@@ -17502,7 +17514,7 @@
         <w:ind w:left="1429" w:hanging="360"/>
       </w:pPr>
       <w:rPr>
-        <w:rFonts w:hint="default" w:ascii="Symbol" w:hAnsi="Symbol"/>
+        <w:rFonts w:ascii="Symbol" w:hAnsi="Symbol" w:hint="default"/>
       </w:rPr>
     </w:lvl>
     <w:lvl w:ilvl="1" w:tplc="0C0A0003" w:tentative="1">
@@ -17514,7 +17526,7 @@
         <w:ind w:left="2149" w:hanging="360"/>
       </w:pPr>
       <w:rPr>
-        <w:rFonts w:hint="default" w:ascii="Courier New" w:hAnsi="Courier New" w:cs="Courier New"/>
+        <w:rFonts w:ascii="Courier New" w:hAnsi="Courier New" w:cs="Courier New" w:hint="default"/>
       </w:rPr>
     </w:lvl>
     <w:lvl w:ilvl="2" w:tplc="0C0A0005" w:tentative="1">
@@ -17526,7 +17538,7 @@
         <w:ind w:left="2869" w:hanging="360"/>
       </w:pPr>
       <w:rPr>
-        <w:rFonts w:hint="default" w:ascii="Wingdings" w:hAnsi="Wingdings"/>
+        <w:rFonts w:ascii="Wingdings" w:hAnsi="Wingdings" w:hint="default"/>
       </w:rPr>
     </w:lvl>
     <w:lvl w:ilvl="3" w:tplc="0C0A0001" w:tentative="1">
@@ -17538,7 +17550,7 @@
         <w:ind w:left="3589" w:hanging="360"/>
       </w:pPr>
       <w:rPr>
-        <w:rFonts w:hint="default" w:ascii="Symbol" w:hAnsi="Symbol"/>
+        <w:rFonts w:ascii="Symbol" w:hAnsi="Symbol" w:hint="default"/>
       </w:rPr>
     </w:lvl>
     <w:lvl w:ilvl="4" w:tplc="0C0A0003" w:tentative="1">
@@ -17550,7 +17562,7 @@
         <w:ind w:left="4309" w:hanging="360"/>
       </w:pPr>
       <w:rPr>
-        <w:rFonts w:hint="default" w:ascii="Courier New" w:hAnsi="Courier New" w:cs="Courier New"/>
+        <w:rFonts w:ascii="Courier New" w:hAnsi="Courier New" w:cs="Courier New" w:hint="default"/>
       </w:rPr>
     </w:lvl>
     <w:lvl w:ilvl="5" w:tplc="0C0A0005" w:tentative="1">
@@ -17562,7 +17574,7 @@
         <w:ind w:left="5029" w:hanging="360"/>
       </w:pPr>
       <w:rPr>
-        <w:rFonts w:hint="default" w:ascii="Wingdings" w:hAnsi="Wingdings"/>
+        <w:rFonts w:ascii="Wingdings" w:hAnsi="Wingdings" w:hint="default"/>
       </w:rPr>
     </w:lvl>
     <w:lvl w:ilvl="6" w:tplc="0C0A0001" w:tentative="1">
@@ -17574,7 +17586,7 @@
         <w:ind w:left="5749" w:hanging="360"/>
       </w:pPr>
       <w:rPr>
-        <w:rFonts w:hint="default" w:ascii="Symbol" w:hAnsi="Symbol"/>
+        <w:rFonts w:ascii="Symbol" w:hAnsi="Symbol" w:hint="default"/>
       </w:rPr>
     </w:lvl>
     <w:lvl w:ilvl="7" w:tplc="0C0A0003" w:tentative="1">
@@ -17586,7 +17598,7 @@
         <w:ind w:left="6469" w:hanging="360"/>
       </w:pPr>
       <w:rPr>
-        <w:rFonts w:hint="default" w:ascii="Courier New" w:hAnsi="Courier New" w:cs="Courier New"/>
+        <w:rFonts w:ascii="Courier New" w:hAnsi="Courier New" w:cs="Courier New" w:hint="default"/>
       </w:rPr>
     </w:lvl>
     <w:lvl w:ilvl="8" w:tplc="0C0A0005" w:tentative="1">
@@ -17598,7 +17610,7 @@
         <w:ind w:left="7189" w:hanging="360"/>
       </w:pPr>
       <w:rPr>
-        <w:rFonts w:hint="default" w:ascii="Wingdings" w:hAnsi="Wingdings"/>
+        <w:rFonts w:ascii="Wingdings" w:hAnsi="Wingdings" w:hint="default"/>
       </w:rPr>
     </w:lvl>
   </w:abstractNum>
@@ -17615,7 +17627,7 @@
         <w:ind w:left="1429" w:hanging="360"/>
       </w:pPr>
       <w:rPr>
-        <w:rFonts w:hint="default" w:ascii="Symbol" w:hAnsi="Symbol"/>
+        <w:rFonts w:ascii="Symbol" w:hAnsi="Symbol" w:hint="default"/>
       </w:rPr>
     </w:lvl>
     <w:lvl w:ilvl="1" w:tplc="0C0A0001">
@@ -17627,7 +17639,7 @@
         <w:ind w:left="2149" w:hanging="360"/>
       </w:pPr>
       <w:rPr>
-        <w:rFonts w:hint="default" w:ascii="Symbol" w:hAnsi="Symbol"/>
+        <w:rFonts w:ascii="Symbol" w:hAnsi="Symbol" w:hint="default"/>
       </w:rPr>
     </w:lvl>
     <w:lvl w:ilvl="2" w:tplc="FFFFFFFF" w:tentative="1">
@@ -17639,7 +17651,7 @@
         <w:ind w:left="2869" w:hanging="360"/>
       </w:pPr>
       <w:rPr>
-        <w:rFonts w:hint="default" w:ascii="Wingdings" w:hAnsi="Wingdings"/>
+        <w:rFonts w:ascii="Wingdings" w:hAnsi="Wingdings" w:hint="default"/>
       </w:rPr>
     </w:lvl>
     <w:lvl w:ilvl="3" w:tplc="FFFFFFFF" w:tentative="1">
@@ -17651,7 +17663,7 @@
         <w:ind w:left="3589" w:hanging="360"/>
       </w:pPr>
       <w:rPr>
-        <w:rFonts w:hint="default" w:ascii="Symbol" w:hAnsi="Symbol"/>
+        <w:rFonts w:ascii="Symbol" w:hAnsi="Symbol" w:hint="default"/>
       </w:rPr>
     </w:lvl>
     <w:lvl w:ilvl="4" w:tplc="FFFFFFFF" w:tentative="1">
@@ -17663,7 +17675,7 @@
         <w:ind w:left="4309" w:hanging="360"/>
       </w:pPr>
       <w:rPr>
-        <w:rFonts w:hint="default" w:ascii="Courier New" w:hAnsi="Courier New" w:cs="Courier New"/>
+        <w:rFonts w:ascii="Courier New" w:hAnsi="Courier New" w:cs="Courier New" w:hint="default"/>
       </w:rPr>
     </w:lvl>
     <w:lvl w:ilvl="5" w:tplc="FFFFFFFF" w:tentative="1">
@@ -17675,7 +17687,7 @@
         <w:ind w:left="5029" w:hanging="360"/>
       </w:pPr>
       <w:rPr>
-        <w:rFonts w:hint="default" w:ascii="Wingdings" w:hAnsi="Wingdings"/>
+        <w:rFonts w:ascii="Wingdings" w:hAnsi="Wingdings" w:hint="default"/>
       </w:rPr>
     </w:lvl>
     <w:lvl w:ilvl="6" w:tplc="FFFFFFFF" w:tentative="1">
@@ -17687,7 +17699,7 @@
         <w:ind w:left="5749" w:hanging="360"/>
       </w:pPr>
       <w:rPr>
-        <w:rFonts w:hint="default" w:ascii="Symbol" w:hAnsi="Symbol"/>
+        <w:rFonts w:ascii="Symbol" w:hAnsi="Symbol" w:hint="default"/>
       </w:rPr>
     </w:lvl>
     <w:lvl w:ilvl="7" w:tplc="FFFFFFFF" w:tentative="1">
@@ -17699,7 +17711,7 @@
         <w:ind w:left="6469" w:hanging="360"/>
       </w:pPr>
       <w:rPr>
-        <w:rFonts w:hint="default" w:ascii="Courier New" w:hAnsi="Courier New" w:cs="Courier New"/>
+        <w:rFonts w:ascii="Courier New" w:hAnsi="Courier New" w:cs="Courier New" w:hint="default"/>
       </w:rPr>
     </w:lvl>
     <w:lvl w:ilvl="8" w:tplc="FFFFFFFF" w:tentative="1">
@@ -17711,7 +17723,7 @@
         <w:ind w:left="7189" w:hanging="360"/>
       </w:pPr>
       <w:rPr>
-        <w:rFonts w:hint="default" w:ascii="Wingdings" w:hAnsi="Wingdings"/>
+        <w:rFonts w:ascii="Wingdings" w:hAnsi="Wingdings" w:hint="default"/>
       </w:rPr>
     </w:lvl>
   </w:abstractNum>
@@ -17728,7 +17740,7 @@
         <w:ind w:left="1429" w:hanging="360"/>
       </w:pPr>
       <w:rPr>
-        <w:rFonts w:hint="default" w:ascii="Symbol" w:hAnsi="Symbol"/>
+        <w:rFonts w:ascii="Symbol" w:hAnsi="Symbol" w:hint="default"/>
       </w:rPr>
     </w:lvl>
     <w:lvl w:ilvl="1" w:tplc="0C0A0003" w:tentative="1">
@@ -17740,7 +17752,7 @@
         <w:ind w:left="2149" w:hanging="360"/>
       </w:pPr>
       <w:rPr>
-        <w:rFonts w:hint="default" w:ascii="Courier New" w:hAnsi="Courier New" w:cs="Courier New"/>
+        <w:rFonts w:ascii="Courier New" w:hAnsi="Courier New" w:cs="Courier New" w:hint="default"/>
       </w:rPr>
     </w:lvl>
     <w:lvl w:ilvl="2" w:tplc="0C0A0005" w:tentative="1">
@@ -17752,7 +17764,7 @@
         <w:ind w:left="2869" w:hanging="360"/>
       </w:pPr>
       <w:rPr>
-        <w:rFonts w:hint="default" w:ascii="Wingdings" w:hAnsi="Wingdings"/>
+        <w:rFonts w:ascii="Wingdings" w:hAnsi="Wingdings" w:hint="default"/>
       </w:rPr>
     </w:lvl>
     <w:lvl w:ilvl="3" w:tplc="0C0A0001" w:tentative="1">
@@ -17764,7 +17776,7 @@
         <w:ind w:left="3589" w:hanging="360"/>
       </w:pPr>
       <w:rPr>
-        <w:rFonts w:hint="default" w:ascii="Symbol" w:hAnsi="Symbol"/>
+        <w:rFonts w:ascii="Symbol" w:hAnsi="Symbol" w:hint="default"/>
       </w:rPr>
     </w:lvl>
     <w:lvl w:ilvl="4" w:tplc="0C0A0003" w:tentative="1">
@@ -17776,7 +17788,7 @@
         <w:ind w:left="4309" w:hanging="360"/>
       </w:pPr>
       <w:rPr>
-        <w:rFonts w:hint="default" w:ascii="Courier New" w:hAnsi="Courier New" w:cs="Courier New"/>
+        <w:rFonts w:ascii="Courier New" w:hAnsi="Courier New" w:cs="Courier New" w:hint="default"/>
       </w:rPr>
     </w:lvl>
     <w:lvl w:ilvl="5" w:tplc="0C0A0005" w:tentative="1">
@@ -17788,7 +17800,7 @@
         <w:ind w:left="5029" w:hanging="360"/>
       </w:pPr>
       <w:rPr>
-        <w:rFonts w:hint="default" w:ascii="Wingdings" w:hAnsi="Wingdings"/>
+        <w:rFonts w:ascii="Wingdings" w:hAnsi="Wingdings" w:hint="default"/>
       </w:rPr>
     </w:lvl>
     <w:lvl w:ilvl="6" w:tplc="0C0A0001" w:tentative="1">
@@ -17800,7 +17812,7 @@
         <w:ind w:left="5749" w:hanging="360"/>
       </w:pPr>
       <w:rPr>
-        <w:rFonts w:hint="default" w:ascii="Symbol" w:hAnsi="Symbol"/>
+        <w:rFonts w:ascii="Symbol" w:hAnsi="Symbol" w:hint="default"/>
       </w:rPr>
     </w:lvl>
     <w:lvl w:ilvl="7" w:tplc="0C0A0003" w:tentative="1">
@@ -17812,7 +17824,7 @@
         <w:ind w:left="6469" w:hanging="360"/>
       </w:pPr>
       <w:rPr>
-        <w:rFonts w:hint="default" w:ascii="Courier New" w:hAnsi="Courier New" w:cs="Courier New"/>
+        <w:rFonts w:ascii="Courier New" w:hAnsi="Courier New" w:cs="Courier New" w:hint="default"/>
       </w:rPr>
     </w:lvl>
     <w:lvl w:ilvl="8" w:tplc="0C0A0005" w:tentative="1">
@@ -17824,7 +17836,7 @@
         <w:ind w:left="7189" w:hanging="360"/>
       </w:pPr>
       <w:rPr>
-        <w:rFonts w:hint="default" w:ascii="Wingdings" w:hAnsi="Wingdings"/>
+        <w:rFonts w:ascii="Wingdings" w:hAnsi="Wingdings" w:hint="default"/>
       </w:rPr>
     </w:lvl>
   </w:abstractNum>
@@ -17841,7 +17853,7 @@
         <w:ind w:left="1429" w:hanging="360"/>
       </w:pPr>
       <w:rPr>
-        <w:rFonts w:hint="default" w:ascii="Symbol" w:hAnsi="Symbol"/>
+        <w:rFonts w:ascii="Symbol" w:hAnsi="Symbol" w:hint="default"/>
       </w:rPr>
     </w:lvl>
     <w:lvl w:ilvl="1" w:tplc="0C0A0001">
@@ -17853,7 +17865,7 @@
         <w:ind w:left="2149" w:hanging="360"/>
       </w:pPr>
       <w:rPr>
-        <w:rFonts w:hint="default" w:ascii="Symbol" w:hAnsi="Symbol"/>
+        <w:rFonts w:ascii="Symbol" w:hAnsi="Symbol" w:hint="default"/>
       </w:rPr>
     </w:lvl>
     <w:lvl w:ilvl="2" w:tplc="FFFFFFFF" w:tentative="1">
@@ -17865,7 +17877,7 @@
         <w:ind w:left="2869" w:hanging="360"/>
       </w:pPr>
       <w:rPr>
-        <w:rFonts w:hint="default" w:ascii="Wingdings" w:hAnsi="Wingdings"/>
+        <w:rFonts w:ascii="Wingdings" w:hAnsi="Wingdings" w:hint="default"/>
       </w:rPr>
     </w:lvl>
     <w:lvl w:ilvl="3" w:tplc="FFFFFFFF" w:tentative="1">
@@ -17877,7 +17889,7 @@
         <w:ind w:left="3589" w:hanging="360"/>
       </w:pPr>
       <w:rPr>
-        <w:rFonts w:hint="default" w:ascii="Symbol" w:hAnsi="Symbol"/>
+        <w:rFonts w:ascii="Symbol" w:hAnsi="Symbol" w:hint="default"/>
       </w:rPr>
     </w:lvl>
     <w:lvl w:ilvl="4" w:tplc="FFFFFFFF" w:tentative="1">
@@ -17889,7 +17901,7 @@
         <w:ind w:left="4309" w:hanging="360"/>
       </w:pPr>
       <w:rPr>
-        <w:rFonts w:hint="default" w:ascii="Courier New" w:hAnsi="Courier New" w:cs="Courier New"/>
+        <w:rFonts w:ascii="Courier New" w:hAnsi="Courier New" w:cs="Courier New" w:hint="default"/>
       </w:rPr>
     </w:lvl>
     <w:lvl w:ilvl="5" w:tplc="FFFFFFFF" w:tentative="1">
@@ -17901,7 +17913,7 @@
         <w:ind w:left="5029" w:hanging="360"/>
       </w:pPr>
       <w:rPr>
-        <w:rFonts w:hint="default" w:ascii="Wingdings" w:hAnsi="Wingdings"/>
+        <w:rFonts w:ascii="Wingdings" w:hAnsi="Wingdings" w:hint="default"/>
       </w:rPr>
     </w:lvl>
     <w:lvl w:ilvl="6" w:tplc="FFFFFFFF" w:tentative="1">
@@ -17913,7 +17925,7 @@
         <w:ind w:left="5749" w:hanging="360"/>
       </w:pPr>
       <w:rPr>
-        <w:rFonts w:hint="default" w:ascii="Symbol" w:hAnsi="Symbol"/>
+        <w:rFonts w:ascii="Symbol" w:hAnsi="Symbol" w:hint="default"/>
       </w:rPr>
     </w:lvl>
     <w:lvl w:ilvl="7" w:tplc="FFFFFFFF" w:tentative="1">
@@ -17925,7 +17937,7 @@
         <w:ind w:left="6469" w:hanging="360"/>
       </w:pPr>
       <w:rPr>
-        <w:rFonts w:hint="default" w:ascii="Courier New" w:hAnsi="Courier New" w:cs="Courier New"/>
+        <w:rFonts w:ascii="Courier New" w:hAnsi="Courier New" w:cs="Courier New" w:hint="default"/>
       </w:rPr>
     </w:lvl>
     <w:lvl w:ilvl="8" w:tplc="FFFFFFFF" w:tentative="1">
@@ -17937,7 +17949,7 @@
         <w:ind w:left="7189" w:hanging="360"/>
       </w:pPr>
       <w:rPr>
-        <w:rFonts w:hint="default" w:ascii="Wingdings" w:hAnsi="Wingdings"/>
+        <w:rFonts w:ascii="Wingdings" w:hAnsi="Wingdings" w:hint="default"/>
       </w:rPr>
     </w:lvl>
   </w:abstractNum>
@@ -18045,7 +18057,7 @@
         <w:ind w:left="1429" w:hanging="360"/>
       </w:pPr>
       <w:rPr>
-        <w:rFonts w:hint="default" w:ascii="Symbol" w:hAnsi="Symbol"/>
+        <w:rFonts w:ascii="Symbol" w:hAnsi="Symbol" w:hint="default"/>
       </w:rPr>
     </w:lvl>
     <w:lvl w:ilvl="1" w:tplc="0C0A0003" w:tentative="1">
@@ -18057,7 +18069,7 @@
         <w:ind w:left="2149" w:hanging="360"/>
       </w:pPr>
       <w:rPr>
-        <w:rFonts w:hint="default" w:ascii="Courier New" w:hAnsi="Courier New" w:cs="Courier New"/>
+        <w:rFonts w:ascii="Courier New" w:hAnsi="Courier New" w:cs="Courier New" w:hint="default"/>
       </w:rPr>
     </w:lvl>
     <w:lvl w:ilvl="2" w:tplc="0C0A0005" w:tentative="1">
@@ -18069,7 +18081,7 @@
         <w:ind w:left="2869" w:hanging="360"/>
       </w:pPr>
       <w:rPr>
-        <w:rFonts w:hint="default" w:ascii="Wingdings" w:hAnsi="Wingdings"/>
+        <w:rFonts w:ascii="Wingdings" w:hAnsi="Wingdings" w:hint="default"/>
       </w:rPr>
     </w:lvl>
     <w:lvl w:ilvl="3" w:tplc="0C0A0001" w:tentative="1">
@@ -18081,7 +18093,7 @@
         <w:ind w:left="3589" w:hanging="360"/>
       </w:pPr>
       <w:rPr>
-        <w:rFonts w:hint="default" w:ascii="Symbol" w:hAnsi="Symbol"/>
+        <w:rFonts w:ascii="Symbol" w:hAnsi="Symbol" w:hint="default"/>
       </w:rPr>
     </w:lvl>
     <w:lvl w:ilvl="4" w:tplc="0C0A0003" w:tentative="1">
@@ -18093,7 +18105,7 @@
         <w:ind w:left="4309" w:hanging="360"/>
       </w:pPr>
       <w:rPr>
-        <w:rFonts w:hint="default" w:ascii="Courier New" w:hAnsi="Courier New" w:cs="Courier New"/>
+        <w:rFonts w:ascii="Courier New" w:hAnsi="Courier New" w:cs="Courier New" w:hint="default"/>
       </w:rPr>
     </w:lvl>
     <w:lvl w:ilvl="5" w:tplc="0C0A0005" w:tentative="1">
@@ -18105,7 +18117,7 @@
         <w:ind w:left="5029" w:hanging="360"/>
       </w:pPr>
       <w:rPr>
-        <w:rFonts w:hint="default" w:ascii="Wingdings" w:hAnsi="Wingdings"/>
+        <w:rFonts w:ascii="Wingdings" w:hAnsi="Wingdings" w:hint="default"/>
       </w:rPr>
     </w:lvl>
     <w:lvl w:ilvl="6" w:tplc="0C0A0001" w:tentative="1">
@@ -18117,7 +18129,7 @@
         <w:ind w:left="5749" w:hanging="360"/>
       </w:pPr>
       <w:rPr>
-        <w:rFonts w:hint="default" w:ascii="Symbol" w:hAnsi="Symbol"/>
+        <w:rFonts w:ascii="Symbol" w:hAnsi="Symbol" w:hint="default"/>
       </w:rPr>
     </w:lvl>
     <w:lvl w:ilvl="7" w:tplc="0C0A0003" w:tentative="1">
@@ -18129,7 +18141,7 @@
         <w:ind w:left="6469" w:hanging="360"/>
       </w:pPr>
       <w:rPr>
-        <w:rFonts w:hint="default" w:ascii="Courier New" w:hAnsi="Courier New" w:cs="Courier New"/>
+        <w:rFonts w:ascii="Courier New" w:hAnsi="Courier New" w:cs="Courier New" w:hint="default"/>
       </w:rPr>
     </w:lvl>
     <w:lvl w:ilvl="8" w:tplc="0C0A0005" w:tentative="1">
@@ -18141,7 +18153,7 @@
         <w:ind w:left="7189" w:hanging="360"/>
       </w:pPr>
       <w:rPr>
-        <w:rFonts w:hint="default" w:ascii="Wingdings" w:hAnsi="Wingdings"/>
+        <w:rFonts w:ascii="Wingdings" w:hAnsi="Wingdings" w:hint="default"/>
       </w:rPr>
     </w:lvl>
   </w:abstractNum>
@@ -18158,7 +18170,7 @@
         <w:ind w:left="1429" w:hanging="360"/>
       </w:pPr>
       <w:rPr>
-        <w:rFonts w:hint="default" w:ascii="Symbol" w:hAnsi="Symbol"/>
+        <w:rFonts w:ascii="Symbol" w:hAnsi="Symbol" w:hint="default"/>
       </w:rPr>
     </w:lvl>
     <w:lvl w:ilvl="1" w:tplc="0C0A0003" w:tentative="1">
@@ -18170,7 +18182,7 @@
         <w:ind w:left="2149" w:hanging="360"/>
       </w:pPr>
       <w:rPr>
-        <w:rFonts w:hint="default" w:ascii="Courier New" w:hAnsi="Courier New" w:cs="Courier New"/>
+        <w:rFonts w:ascii="Courier New" w:hAnsi="Courier New" w:cs="Courier New" w:hint="default"/>
       </w:rPr>
     </w:lvl>
     <w:lvl w:ilvl="2" w:tplc="0C0A0005" w:tentative="1">
@@ -18182,7 +18194,7 @@
         <w:ind w:left="2869" w:hanging="360"/>
       </w:pPr>
       <w:rPr>
-        <w:rFonts w:hint="default" w:ascii="Wingdings" w:hAnsi="Wingdings"/>
+        <w:rFonts w:ascii="Wingdings" w:hAnsi="Wingdings" w:hint="default"/>
       </w:rPr>
     </w:lvl>
     <w:lvl w:ilvl="3" w:tplc="0C0A0001" w:tentative="1">
@@ -18194,7 +18206,7 @@
         <w:ind w:left="3589" w:hanging="360"/>
       </w:pPr>
       <w:rPr>
-        <w:rFonts w:hint="default" w:ascii="Symbol" w:hAnsi="Symbol"/>
+        <w:rFonts w:ascii="Symbol" w:hAnsi="Symbol" w:hint="default"/>
       </w:rPr>
     </w:lvl>
     <w:lvl w:ilvl="4" w:tplc="0C0A0003" w:tentative="1">
@@ -18206,7 +18218,7 @@
         <w:ind w:left="4309" w:hanging="360"/>
       </w:pPr>
       <w:rPr>
-        <w:rFonts w:hint="default" w:ascii="Courier New" w:hAnsi="Courier New" w:cs="Courier New"/>
+        <w:rFonts w:ascii="Courier New" w:hAnsi="Courier New" w:cs="Courier New" w:hint="default"/>
       </w:rPr>
     </w:lvl>
     <w:lvl w:ilvl="5" w:tplc="0C0A0005" w:tentative="1">
@@ -18218,7 +18230,7 @@
         <w:ind w:left="5029" w:hanging="360"/>
       </w:pPr>
       <w:rPr>
-        <w:rFonts w:hint="default" w:ascii="Wingdings" w:hAnsi="Wingdings"/>
+        <w:rFonts w:ascii="Wingdings" w:hAnsi="Wingdings" w:hint="default"/>
       </w:rPr>
     </w:lvl>
     <w:lvl w:ilvl="6" w:tplc="0C0A0001" w:tentative="1">
@@ -18230,7 +18242,7 @@
         <w:ind w:left="5749" w:hanging="360"/>
       </w:pPr>
       <w:rPr>
-        <w:rFonts w:hint="default" w:ascii="Symbol" w:hAnsi="Symbol"/>
+        <w:rFonts w:ascii="Symbol" w:hAnsi="Symbol" w:hint="default"/>
       </w:rPr>
     </w:lvl>
     <w:lvl w:ilvl="7" w:tplc="0C0A0003" w:tentative="1">
@@ -18242,7 +18254,7 @@
         <w:ind w:left="6469" w:hanging="360"/>
       </w:pPr>
       <w:rPr>
-        <w:rFonts w:hint="default" w:ascii="Courier New" w:hAnsi="Courier New" w:cs="Courier New"/>
+        <w:rFonts w:ascii="Courier New" w:hAnsi="Courier New" w:cs="Courier New" w:hint="default"/>
       </w:rPr>
     </w:lvl>
     <w:lvl w:ilvl="8" w:tplc="0C0A0005" w:tentative="1">
@@ -18254,7 +18266,7 @@
         <w:ind w:left="7189" w:hanging="360"/>
       </w:pPr>
       <w:rPr>
-        <w:rFonts w:hint="default" w:ascii="Wingdings" w:hAnsi="Wingdings"/>
+        <w:rFonts w:ascii="Wingdings" w:hAnsi="Wingdings" w:hint="default"/>
       </w:rPr>
     </w:lvl>
   </w:abstractNum>
@@ -18271,7 +18283,7 @@
         <w:ind w:left="2509" w:hanging="360"/>
       </w:pPr>
       <w:rPr>
-        <w:rFonts w:hint="default" w:ascii="Symbol" w:hAnsi="Symbol"/>
+        <w:rFonts w:ascii="Symbol" w:hAnsi="Symbol" w:hint="default"/>
       </w:rPr>
     </w:lvl>
     <w:lvl w:ilvl="1" w:tplc="0C0A0003" w:tentative="1">
@@ -18283,7 +18295,7 @@
         <w:ind w:left="3229" w:hanging="360"/>
       </w:pPr>
       <w:rPr>
-        <w:rFonts w:hint="default" w:ascii="Courier New" w:hAnsi="Courier New" w:cs="Courier New"/>
+        <w:rFonts w:ascii="Courier New" w:hAnsi="Courier New" w:cs="Courier New" w:hint="default"/>
       </w:rPr>
     </w:lvl>
     <w:lvl w:ilvl="2" w:tplc="0C0A0005" w:tentative="1">
@@ -18295,7 +18307,7 @@
         <w:ind w:left="3949" w:hanging="360"/>
       </w:pPr>
       <w:rPr>
-        <w:rFonts w:hint="default" w:ascii="Wingdings" w:hAnsi="Wingdings"/>
+        <w:rFonts w:ascii="Wingdings" w:hAnsi="Wingdings" w:hint="default"/>
       </w:rPr>
     </w:lvl>
     <w:lvl w:ilvl="3" w:tplc="0C0A0001" w:tentative="1">
@@ -18307,7 +18319,7 @@
         <w:ind w:left="4669" w:hanging="360"/>
       </w:pPr>
       <w:rPr>
-        <w:rFonts w:hint="default" w:ascii="Symbol" w:hAnsi="Symbol"/>
+        <w:rFonts w:ascii="Symbol" w:hAnsi="Symbol" w:hint="default"/>
       </w:rPr>
     </w:lvl>
     <w:lvl w:ilvl="4" w:tplc="0C0A0003" w:tentative="1">
@@ -18319,7 +18331,7 @@
         <w:ind w:left="5389" w:hanging="360"/>
       </w:pPr>
       <w:rPr>
-        <w:rFonts w:hint="default" w:ascii="Courier New" w:hAnsi="Courier New" w:cs="Courier New"/>
+        <w:rFonts w:ascii="Courier New" w:hAnsi="Courier New" w:cs="Courier New" w:hint="default"/>
       </w:rPr>
     </w:lvl>
     <w:lvl w:ilvl="5" w:tplc="0C0A0005" w:tentative="1">
@@ -18331,7 +18343,7 @@
         <w:ind w:left="6109" w:hanging="360"/>
       </w:pPr>
       <w:rPr>
-        <w:rFonts w:hint="default" w:ascii="Wingdings" w:hAnsi="Wingdings"/>
+        <w:rFonts w:ascii="Wingdings" w:hAnsi="Wingdings" w:hint="default"/>
       </w:rPr>
     </w:lvl>
     <w:lvl w:ilvl="6" w:tplc="0C0A0001" w:tentative="1">
@@ -18343,7 +18355,7 @@
         <w:ind w:left="6829" w:hanging="360"/>
       </w:pPr>
       <w:rPr>
-        <w:rFonts w:hint="default" w:ascii="Symbol" w:hAnsi="Symbol"/>
+        <w:rFonts w:ascii="Symbol" w:hAnsi="Symbol" w:hint="default"/>
       </w:rPr>
     </w:lvl>
     <w:lvl w:ilvl="7" w:tplc="0C0A0003" w:tentative="1">
@@ -18355,7 +18367,7 @@
         <w:ind w:left="7549" w:hanging="360"/>
       </w:pPr>
       <w:rPr>
-        <w:rFonts w:hint="default" w:ascii="Courier New" w:hAnsi="Courier New" w:cs="Courier New"/>
+        <w:rFonts w:ascii="Courier New" w:hAnsi="Courier New" w:cs="Courier New" w:hint="default"/>
       </w:rPr>
     </w:lvl>
     <w:lvl w:ilvl="8" w:tplc="0C0A0005" w:tentative="1">
@@ -18367,7 +18379,7 @@
         <w:ind w:left="8269" w:hanging="360"/>
       </w:pPr>
       <w:rPr>
-        <w:rFonts w:hint="default" w:ascii="Wingdings" w:hAnsi="Wingdings"/>
+        <w:rFonts w:ascii="Wingdings" w:hAnsi="Wingdings" w:hint="default"/>
       </w:rPr>
     </w:lvl>
   </w:abstractNum>
@@ -18384,7 +18396,7 @@
         <w:ind w:left="1429" w:hanging="360"/>
       </w:pPr>
       <w:rPr>
-        <w:rFonts w:hint="default" w:ascii="Symbol" w:hAnsi="Symbol"/>
+        <w:rFonts w:ascii="Symbol" w:hAnsi="Symbol" w:hint="default"/>
       </w:rPr>
     </w:lvl>
     <w:lvl w:ilvl="1" w:tplc="0C0A0003" w:tentative="1">
@@ -18396,7 +18408,7 @@
         <w:ind w:left="2149" w:hanging="360"/>
       </w:pPr>
       <w:rPr>
-        <w:rFonts w:hint="default" w:ascii="Courier New" w:hAnsi="Courier New" w:cs="Courier New"/>
+        <w:rFonts w:ascii="Courier New" w:hAnsi="Courier New" w:cs="Courier New" w:hint="default"/>
       </w:rPr>
     </w:lvl>
     <w:lvl w:ilvl="2" w:tplc="0C0A0005" w:tentative="1">
@@ -18408,7 +18420,7 @@
         <w:ind w:left="2869" w:hanging="360"/>
       </w:pPr>
       <w:rPr>
-        <w:rFonts w:hint="default" w:ascii="Wingdings" w:hAnsi="Wingdings"/>
+        <w:rFonts w:ascii="Wingdings" w:hAnsi="Wingdings" w:hint="default"/>
       </w:rPr>
     </w:lvl>
     <w:lvl w:ilvl="3" w:tplc="0C0A0001" w:tentative="1">
@@ -18420,7 +18432,7 @@
         <w:ind w:left="3589" w:hanging="360"/>
       </w:pPr>
       <w:rPr>
-        <w:rFonts w:hint="default" w:ascii="Symbol" w:hAnsi="Symbol"/>
+        <w:rFonts w:ascii="Symbol" w:hAnsi="Symbol" w:hint="default"/>
       </w:rPr>
     </w:lvl>
     <w:lvl w:ilvl="4" w:tplc="0C0A0003" w:tentative="1">
@@ -18432,7 +18444,7 @@
         <w:ind w:left="4309" w:hanging="360"/>
       </w:pPr>
       <w:rPr>
-        <w:rFonts w:hint="default" w:ascii="Courier New" w:hAnsi="Courier New" w:cs="Courier New"/>
+        <w:rFonts w:ascii="Courier New" w:hAnsi="Courier New" w:cs="Courier New" w:hint="default"/>
       </w:rPr>
     </w:lvl>
     <w:lvl w:ilvl="5" w:tplc="0C0A0005" w:tentative="1">
@@ -18444,7 +18456,7 @@
         <w:ind w:left="5029" w:hanging="360"/>
       </w:pPr>
       <w:rPr>
-        <w:rFonts w:hint="default" w:ascii="Wingdings" w:hAnsi="Wingdings"/>
+        <w:rFonts w:ascii="Wingdings" w:hAnsi="Wingdings" w:hint="default"/>
       </w:rPr>
     </w:lvl>
     <w:lvl w:ilvl="6" w:tplc="0C0A0001" w:tentative="1">
@@ -18456,7 +18468,7 @@
         <w:ind w:left="5749" w:hanging="360"/>
       </w:pPr>
       <w:rPr>
-        <w:rFonts w:hint="default" w:ascii="Symbol" w:hAnsi="Symbol"/>
+        <w:rFonts w:ascii="Symbol" w:hAnsi="Symbol" w:hint="default"/>
       </w:rPr>
     </w:lvl>
     <w:lvl w:ilvl="7" w:tplc="0C0A0003" w:tentative="1">
@@ -18468,7 +18480,7 @@
         <w:ind w:left="6469" w:hanging="360"/>
       </w:pPr>
       <w:rPr>
-        <w:rFonts w:hint="default" w:ascii="Courier New" w:hAnsi="Courier New" w:cs="Courier New"/>
+        <w:rFonts w:ascii="Courier New" w:hAnsi="Courier New" w:cs="Courier New" w:hint="default"/>
       </w:rPr>
     </w:lvl>
     <w:lvl w:ilvl="8" w:tplc="0C0A0005" w:tentative="1">
@@ -18480,7 +18492,7 @@
         <w:ind w:left="7189" w:hanging="360"/>
       </w:pPr>
       <w:rPr>
-        <w:rFonts w:hint="default" w:ascii="Wingdings" w:hAnsi="Wingdings"/>
+        <w:rFonts w:ascii="Wingdings" w:hAnsi="Wingdings" w:hint="default"/>
       </w:rPr>
     </w:lvl>
   </w:abstractNum>
@@ -18497,7 +18509,7 @@
         <w:ind w:left="1429" w:hanging="360"/>
       </w:pPr>
       <w:rPr>
-        <w:rFonts w:hint="default" w:ascii="Symbol" w:hAnsi="Symbol"/>
+        <w:rFonts w:ascii="Symbol" w:hAnsi="Symbol" w:hint="default"/>
       </w:rPr>
     </w:lvl>
     <w:lvl w:ilvl="1" w:tplc="0C0A0003" w:tentative="1">
@@ -18509,7 +18521,7 @@
         <w:ind w:left="2149" w:hanging="360"/>
       </w:pPr>
       <w:rPr>
-        <w:rFonts w:hint="default" w:ascii="Courier New" w:hAnsi="Courier New" w:cs="Courier New"/>
+        <w:rFonts w:ascii="Courier New" w:hAnsi="Courier New" w:cs="Courier New" w:hint="default"/>
       </w:rPr>
     </w:lvl>
     <w:lvl w:ilvl="2" w:tplc="0C0A0005" w:tentative="1">
@@ -18521,7 +18533,7 @@
         <w:ind w:left="2869" w:hanging="360"/>
       </w:pPr>
       <w:rPr>
-        <w:rFonts w:hint="default" w:ascii="Wingdings" w:hAnsi="Wingdings"/>
+        <w:rFonts w:ascii="Wingdings" w:hAnsi="Wingdings" w:hint="default"/>
       </w:rPr>
     </w:lvl>
     <w:lvl w:ilvl="3" w:tplc="0C0A0001" w:tentative="1">
@@ -18533,7 +18545,7 @@
         <w:ind w:left="3589" w:hanging="360"/>
       </w:pPr>
       <w:rPr>
-        <w:rFonts w:hint="default" w:ascii="Symbol" w:hAnsi="Symbol"/>
+        <w:rFonts w:ascii="Symbol" w:hAnsi="Symbol" w:hint="default"/>
       </w:rPr>
     </w:lvl>
     <w:lvl w:ilvl="4" w:tplc="0C0A0003" w:tentative="1">
@@ -18545,7 +18557,7 @@
         <w:ind w:left="4309" w:hanging="360"/>
       </w:pPr>
       <w:rPr>
-        <w:rFonts w:hint="default" w:ascii="Courier New" w:hAnsi="Courier New" w:cs="Courier New"/>
+        <w:rFonts w:ascii="Courier New" w:hAnsi="Courier New" w:cs="Courier New" w:hint="default"/>
       </w:rPr>
     </w:lvl>
     <w:lvl w:ilvl="5" w:tplc="0C0A0005" w:tentative="1">
@@ -18557,7 +18569,7 @@
         <w:ind w:left="5029" w:hanging="360"/>
       </w:pPr>
       <w:rPr>
-        <w:rFonts w:hint="default" w:ascii="Wingdings" w:hAnsi="Wingdings"/>
+        <w:rFonts w:ascii="Wingdings" w:hAnsi="Wingdings" w:hint="default"/>
       </w:rPr>
     </w:lvl>
     <w:lvl w:ilvl="6" w:tplc="0C0A0001" w:tentative="1">
@@ -18569,7 +18581,7 @@
         <w:ind w:left="5749" w:hanging="360"/>
       </w:pPr>
       <w:rPr>
-        <w:rFonts w:hint="default" w:ascii="Symbol" w:hAnsi="Symbol"/>
+        <w:rFonts w:ascii="Symbol" w:hAnsi="Symbol" w:hint="default"/>
       </w:rPr>
     </w:lvl>
     <w:lvl w:ilvl="7" w:tplc="0C0A0003" w:tentative="1">
@@ -18581,7 +18593,7 @@
         <w:ind w:left="6469" w:hanging="360"/>
       </w:pPr>
       <w:rPr>
-        <w:rFonts w:hint="default" w:ascii="Courier New" w:hAnsi="Courier New" w:cs="Courier New"/>
+        <w:rFonts w:ascii="Courier New" w:hAnsi="Courier New" w:cs="Courier New" w:hint="default"/>
       </w:rPr>
     </w:lvl>
     <w:lvl w:ilvl="8" w:tplc="0C0A0005" w:tentative="1">
@@ -18593,7 +18605,7 @@
         <w:ind w:left="7189" w:hanging="360"/>
       </w:pPr>
       <w:rPr>
-        <w:rFonts w:hint="default" w:ascii="Wingdings" w:hAnsi="Wingdings"/>
+        <w:rFonts w:ascii="Wingdings" w:hAnsi="Wingdings" w:hint="default"/>
       </w:rPr>
     </w:lvl>
   </w:abstractNum>
@@ -18699,7 +18711,7 @@
         <w:ind w:left="1429" w:hanging="360"/>
       </w:pPr>
       <w:rPr>
-        <w:rFonts w:hint="default" w:ascii="Symbol" w:hAnsi="Symbol"/>
+        <w:rFonts w:ascii="Symbol" w:hAnsi="Symbol" w:hint="default"/>
       </w:rPr>
     </w:lvl>
     <w:lvl w:ilvl="1" w:tplc="0C0A0003" w:tentative="1">
@@ -18711,7 +18723,7 @@
         <w:ind w:left="2149" w:hanging="360"/>
       </w:pPr>
       <w:rPr>
-        <w:rFonts w:hint="default" w:ascii="Courier New" w:hAnsi="Courier New" w:cs="Courier New"/>
+        <w:rFonts w:ascii="Courier New" w:hAnsi="Courier New" w:cs="Courier New" w:hint="default"/>
       </w:rPr>
     </w:lvl>
     <w:lvl w:ilvl="2" w:tplc="0C0A0005" w:tentative="1">
@@ -18723,7 +18735,7 @@
         <w:ind w:left="2869" w:hanging="360"/>
       </w:pPr>
       <w:rPr>
-        <w:rFonts w:hint="default" w:ascii="Wingdings" w:hAnsi="Wingdings"/>
+        <w:rFonts w:ascii="Wingdings" w:hAnsi="Wingdings" w:hint="default"/>
       </w:rPr>
     </w:lvl>
     <w:lvl w:ilvl="3" w:tplc="0C0A0001" w:tentative="1">
@@ -18735,7 +18747,7 @@
         <w:ind w:left="3589" w:hanging="360"/>
       </w:pPr>
       <w:rPr>
-        <w:rFonts w:hint="default" w:ascii="Symbol" w:hAnsi="Symbol"/>
+        <w:rFonts w:ascii="Symbol" w:hAnsi="Symbol" w:hint="default"/>
       </w:rPr>
     </w:lvl>
     <w:lvl w:ilvl="4" w:tplc="0C0A0003" w:tentative="1">
@@ -18747,7 +18759,7 @@
         <w:ind w:left="4309" w:hanging="360"/>
       </w:pPr>
       <w:rPr>
-        <w:rFonts w:hint="default" w:ascii="Courier New" w:hAnsi="Courier New" w:cs="Courier New"/>
+        <w:rFonts w:ascii="Courier New" w:hAnsi="Courier New" w:cs="Courier New" w:hint="default"/>
       </w:rPr>
     </w:lvl>
     <w:lvl w:ilvl="5" w:tplc="0C0A0005" w:tentative="1">
@@ -18759,7 +18771,7 @@
         <w:ind w:left="5029" w:hanging="360"/>
       </w:pPr>
       <w:rPr>
-        <w:rFonts w:hint="default" w:ascii="Wingdings" w:hAnsi="Wingdings"/>
+        <w:rFonts w:ascii="Wingdings" w:hAnsi="Wingdings" w:hint="default"/>
       </w:rPr>
     </w:lvl>
     <w:lvl w:ilvl="6" w:tplc="0C0A0001" w:tentative="1">
@@ -18771,7 +18783,7 @@
         <w:ind w:left="5749" w:hanging="360"/>
       </w:pPr>
       <w:rPr>
-        <w:rFonts w:hint="default" w:ascii="Symbol" w:hAnsi="Symbol"/>
+        <w:rFonts w:ascii="Symbol" w:hAnsi="Symbol" w:hint="default"/>
       </w:rPr>
     </w:lvl>
     <w:lvl w:ilvl="7" w:tplc="0C0A0003" w:tentative="1">
@@ -18783,7 +18795,7 @@
         <w:ind w:left="6469" w:hanging="360"/>
       </w:pPr>
       <w:rPr>
-        <w:rFonts w:hint="default" w:ascii="Courier New" w:hAnsi="Courier New" w:cs="Courier New"/>
+        <w:rFonts w:ascii="Courier New" w:hAnsi="Courier New" w:cs="Courier New" w:hint="default"/>
       </w:rPr>
     </w:lvl>
     <w:lvl w:ilvl="8" w:tplc="0C0A0005" w:tentative="1">
@@ -18795,7 +18807,7 @@
         <w:ind w:left="7189" w:hanging="360"/>
       </w:pPr>
       <w:rPr>
-        <w:rFonts w:hint="default" w:ascii="Wingdings" w:hAnsi="Wingdings"/>
+        <w:rFonts w:ascii="Wingdings" w:hAnsi="Wingdings" w:hint="default"/>
       </w:rPr>
     </w:lvl>
   </w:abstractNum>
@@ -18812,7 +18824,7 @@
         <w:ind w:left="1429" w:hanging="360"/>
       </w:pPr>
       <w:rPr>
-        <w:rFonts w:hint="default" w:ascii="Symbol" w:hAnsi="Symbol"/>
+        <w:rFonts w:ascii="Symbol" w:hAnsi="Symbol" w:hint="default"/>
       </w:rPr>
     </w:lvl>
     <w:lvl w:ilvl="1" w:tplc="0C0A0003" w:tentative="1">
@@ -18824,7 +18836,7 @@
         <w:ind w:left="2149" w:hanging="360"/>
       </w:pPr>
       <w:rPr>
-        <w:rFonts w:hint="default" w:ascii="Courier New" w:hAnsi="Courier New" w:cs="Courier New"/>
+        <w:rFonts w:ascii="Courier New" w:hAnsi="Courier New" w:cs="Courier New" w:hint="default"/>
       </w:rPr>
     </w:lvl>
     <w:lvl w:ilvl="2" w:tplc="0C0A0005" w:tentative="1">
@@ -18836,7 +18848,7 @@
         <w:ind w:left="2869" w:hanging="360"/>
       </w:pPr>
       <w:rPr>
-        <w:rFonts w:hint="default" w:ascii="Wingdings" w:hAnsi="Wingdings"/>
+        <w:rFonts w:ascii="Wingdings" w:hAnsi="Wingdings" w:hint="default"/>
       </w:rPr>
     </w:lvl>
     <w:lvl w:ilvl="3" w:tplc="0C0A0001" w:tentative="1">
@@ -18848,7 +18860,7 @@
         <w:ind w:left="3589" w:hanging="360"/>
       </w:pPr>
       <w:rPr>
-        <w:rFonts w:hint="default" w:ascii="Symbol" w:hAnsi="Symbol"/>
+        <w:rFonts w:ascii="Symbol" w:hAnsi="Symbol" w:hint="default"/>
       </w:rPr>
     </w:lvl>
     <w:lvl w:ilvl="4" w:tplc="0C0A0003" w:tentative="1">
@@ -18860,7 +18872,7 @@
         <w:ind w:left="4309" w:hanging="360"/>
       </w:pPr>
       <w:rPr>
-        <w:rFonts w:hint="default" w:ascii="Courier New" w:hAnsi="Courier New" w:cs="Courier New"/>
+        <w:rFonts w:ascii="Courier New" w:hAnsi="Courier New" w:cs="Courier New" w:hint="default"/>
       </w:rPr>
     </w:lvl>
     <w:lvl w:ilvl="5" w:tplc="0C0A0005" w:tentative="1">
@@ -18872,7 +18884,7 @@
         <w:ind w:left="5029" w:hanging="360"/>
       </w:pPr>
       <w:rPr>
-        <w:rFonts w:hint="default" w:ascii="Wingdings" w:hAnsi="Wingdings"/>
+        <w:rFonts w:ascii="Wingdings" w:hAnsi="Wingdings" w:hint="default"/>
       </w:rPr>
     </w:lvl>
     <w:lvl w:ilvl="6" w:tplc="0C0A0001" w:tentative="1">
@@ -18884,7 +18896,7 @@
         <w:ind w:left="5749" w:hanging="360"/>
       </w:pPr>
       <w:rPr>
-        <w:rFonts w:hint="default" w:ascii="Symbol" w:hAnsi="Symbol"/>
+        <w:rFonts w:ascii="Symbol" w:hAnsi="Symbol" w:hint="default"/>
       </w:rPr>
     </w:lvl>
     <w:lvl w:ilvl="7" w:tplc="0C0A0003" w:tentative="1">
@@ -18896,7 +18908,7 @@
         <w:ind w:left="6469" w:hanging="360"/>
       </w:pPr>
       <w:rPr>
-        <w:rFonts w:hint="default" w:ascii="Courier New" w:hAnsi="Courier New" w:cs="Courier New"/>
+        <w:rFonts w:ascii="Courier New" w:hAnsi="Courier New" w:cs="Courier New" w:hint="default"/>
       </w:rPr>
     </w:lvl>
     <w:lvl w:ilvl="8" w:tplc="0C0A0005" w:tentative="1">
@@ -18908,7 +18920,7 @@
         <w:ind w:left="7189" w:hanging="360"/>
       </w:pPr>
       <w:rPr>
-        <w:rFonts w:hint="default" w:ascii="Wingdings" w:hAnsi="Wingdings"/>
+        <w:rFonts w:ascii="Wingdings" w:hAnsi="Wingdings" w:hint="default"/>
       </w:rPr>
     </w:lvl>
   </w:abstractNum>
@@ -18925,7 +18937,7 @@
         <w:ind w:left="1429" w:hanging="360"/>
       </w:pPr>
       <w:rPr>
-        <w:rFonts w:hint="default" w:ascii="Symbol" w:hAnsi="Symbol"/>
+        <w:rFonts w:ascii="Symbol" w:hAnsi="Symbol" w:hint="default"/>
       </w:rPr>
     </w:lvl>
     <w:lvl w:ilvl="1" w:tplc="0C0A0003" w:tentative="1">
@@ -18937,7 +18949,7 @@
         <w:ind w:left="2149" w:hanging="360"/>
       </w:pPr>
       <w:rPr>
-        <w:rFonts w:hint="default" w:ascii="Courier New" w:hAnsi="Courier New" w:cs="Courier New"/>
+        <w:rFonts w:ascii="Courier New" w:hAnsi="Courier New" w:cs="Courier New" w:hint="default"/>
       </w:rPr>
     </w:lvl>
     <w:lvl w:ilvl="2" w:tplc="0C0A0005" w:tentative="1">
@@ -18949,7 +18961,7 @@
         <w:ind w:left="2869" w:hanging="360"/>
       </w:pPr>
       <w:rPr>
-        <w:rFonts w:hint="default" w:ascii="Wingdings" w:hAnsi="Wingdings"/>
+        <w:rFonts w:ascii="Wingdings" w:hAnsi="Wingdings" w:hint="default"/>
       </w:rPr>
     </w:lvl>
     <w:lvl w:ilvl="3" w:tplc="0C0A0001" w:tentative="1">
@@ -18961,7 +18973,7 @@
         <w:ind w:left="3589" w:hanging="360"/>
       </w:pPr>
       <w:rPr>
-        <w:rFonts w:hint="default" w:ascii="Symbol" w:hAnsi="Symbol"/>
+        <w:rFonts w:ascii="Symbol" w:hAnsi="Symbol" w:hint="default"/>
       </w:rPr>
     </w:lvl>
     <w:lvl w:ilvl="4" w:tplc="0C0A0003" w:tentative="1">
@@ -18973,7 +18985,7 @@
         <w:ind w:left="4309" w:hanging="360"/>
       </w:pPr>
       <w:rPr>
-        <w:rFonts w:hint="default" w:ascii="Courier New" w:hAnsi="Courier New" w:cs="Courier New"/>
+        <w:rFonts w:ascii="Courier New" w:hAnsi="Courier New" w:cs="Courier New" w:hint="default"/>
       </w:rPr>
     </w:lvl>
     <w:lvl w:ilvl="5" w:tplc="0C0A0005" w:tentative="1">
@@ -18985,7 +18997,7 @@
         <w:ind w:left="5029" w:hanging="360"/>
       </w:pPr>
       <w:rPr>
-        <w:rFonts w:hint="default" w:ascii="Wingdings" w:hAnsi="Wingdings"/>
+        <w:rFonts w:ascii="Wingdings" w:hAnsi="Wingdings" w:hint="default"/>
       </w:rPr>
     </w:lvl>
     <w:lvl w:ilvl="6" w:tplc="0C0A0001" w:tentative="1">
@@ -18997,7 +19009,7 @@
         <w:ind w:left="5749" w:hanging="360"/>
       </w:pPr>
       <w:rPr>
-        <w:rFonts w:hint="default" w:ascii="Symbol" w:hAnsi="Symbol"/>
+        <w:rFonts w:ascii="Symbol" w:hAnsi="Symbol" w:hint="default"/>
       </w:rPr>
     </w:lvl>
     <w:lvl w:ilvl="7" w:tplc="0C0A0003" w:tentative="1">
@@ -19009,7 +19021,7 @@
         <w:ind w:left="6469" w:hanging="360"/>
       </w:pPr>
       <w:rPr>
-        <w:rFonts w:hint="default" w:ascii="Courier New" w:hAnsi="Courier New" w:cs="Courier New"/>
+        <w:rFonts w:ascii="Courier New" w:hAnsi="Courier New" w:cs="Courier New" w:hint="default"/>
       </w:rPr>
     </w:lvl>
     <w:lvl w:ilvl="8" w:tplc="0C0A0005" w:tentative="1">
@@ -19021,7 +19033,7 @@
         <w:ind w:left="7189" w:hanging="360"/>
       </w:pPr>
       <w:rPr>
-        <w:rFonts w:hint="default" w:ascii="Wingdings" w:hAnsi="Wingdings"/>
+        <w:rFonts w:ascii="Wingdings" w:hAnsi="Wingdings" w:hint="default"/>
       </w:rPr>
     </w:lvl>
   </w:abstractNum>
@@ -19038,7 +19050,7 @@
         <w:ind w:left="1429" w:hanging="360"/>
       </w:pPr>
       <w:rPr>
-        <w:rFonts w:hint="default" w:ascii="Symbol" w:hAnsi="Symbol"/>
+        <w:rFonts w:ascii="Symbol" w:hAnsi="Symbol" w:hint="default"/>
       </w:rPr>
     </w:lvl>
     <w:lvl w:ilvl="1" w:tplc="0C0A0003" w:tentative="1">
@@ -19050,7 +19062,7 @@
         <w:ind w:left="2149" w:hanging="360"/>
       </w:pPr>
       <w:rPr>
-        <w:rFonts w:hint="default" w:ascii="Courier New" w:hAnsi="Courier New" w:cs="Courier New"/>
+        <w:rFonts w:ascii="Courier New" w:hAnsi="Courier New" w:cs="Courier New" w:hint="default"/>
       </w:rPr>
     </w:lvl>
     <w:lvl w:ilvl="2" w:tplc="0C0A0005" w:tentative="1">
@@ -19062,7 +19074,7 @@
         <w:ind w:left="2869" w:hanging="360"/>
       </w:pPr>
       <w:rPr>
-        <w:rFonts w:hint="default" w:ascii="Wingdings" w:hAnsi="Wingdings"/>
+        <w:rFonts w:ascii="Wingdings" w:hAnsi="Wingdings" w:hint="default"/>
       </w:rPr>
     </w:lvl>
     <w:lvl w:ilvl="3" w:tplc="0C0A0001" w:tentative="1">
@@ -19074,7 +19086,7 @@
         <w:ind w:left="3589" w:hanging="360"/>
       </w:pPr>
       <w:rPr>
-        <w:rFonts w:hint="default" w:ascii="Symbol" w:hAnsi="Symbol"/>
+        <w:rFonts w:ascii="Symbol" w:hAnsi="Symbol" w:hint="default"/>
       </w:rPr>
     </w:lvl>
     <w:lvl w:ilvl="4" w:tplc="0C0A0003" w:tentative="1">
@@ -19086,7 +19098,7 @@
         <w:ind w:left="4309" w:hanging="360"/>
       </w:pPr>
       <w:rPr>
-        <w:rFonts w:hint="default" w:ascii="Courier New" w:hAnsi="Courier New" w:cs="Courier New"/>
+        <w:rFonts w:ascii="Courier New" w:hAnsi="Courier New" w:cs="Courier New" w:hint="default"/>
       </w:rPr>
     </w:lvl>
     <w:lvl w:ilvl="5" w:tplc="0C0A0005" w:tentative="1">
@@ -19098,7 +19110,7 @@
         <w:ind w:left="5029" w:hanging="360"/>
       </w:pPr>
       <w:rPr>
-        <w:rFonts w:hint="default" w:ascii="Wingdings" w:hAnsi="Wingdings"/>
+        <w:rFonts w:ascii="Wingdings" w:hAnsi="Wingdings" w:hint="default"/>
       </w:rPr>
     </w:lvl>
     <w:lvl w:ilvl="6" w:tplc="0C0A0001" w:tentative="1">
@@ -19110,7 +19122,7 @@
         <w:ind w:left="5749" w:hanging="360"/>
       </w:pPr>
       <w:rPr>
-        <w:rFonts w:hint="default" w:ascii="Symbol" w:hAnsi="Symbol"/>
+        <w:rFonts w:ascii="Symbol" w:hAnsi="Symbol" w:hint="default"/>
       </w:rPr>
     </w:lvl>
     <w:lvl w:ilvl="7" w:tplc="0C0A0003" w:tentative="1">
@@ -19122,7 +19134,7 @@
         <w:ind w:left="6469" w:hanging="360"/>
       </w:pPr>
       <w:rPr>
-        <w:rFonts w:hint="default" w:ascii="Courier New" w:hAnsi="Courier New" w:cs="Courier New"/>
+        <w:rFonts w:ascii="Courier New" w:hAnsi="Courier New" w:cs="Courier New" w:hint="default"/>
       </w:rPr>
     </w:lvl>
     <w:lvl w:ilvl="8" w:tplc="0C0A0005" w:tentative="1">
@@ -19134,7 +19146,7 @@
         <w:ind w:left="7189" w:hanging="360"/>
       </w:pPr>
       <w:rPr>
-        <w:rFonts w:hint="default" w:ascii="Wingdings" w:hAnsi="Wingdings"/>
+        <w:rFonts w:ascii="Wingdings" w:hAnsi="Wingdings" w:hint="default"/>
       </w:rPr>
     </w:lvl>
   </w:abstractNum>
@@ -19150,7 +19162,7 @@
         <w:ind w:left="1414" w:hanging="705"/>
       </w:pPr>
       <w:rPr>
-        <w:rFonts w:hint="default" w:ascii="Calibri" w:hAnsi="Calibri" w:cs="Calibri" w:eastAsiaTheme="minorHAnsi"/>
+        <w:rFonts w:ascii="Calibri" w:eastAsiaTheme="minorHAnsi" w:hAnsi="Calibri" w:cs="Calibri" w:hint="default"/>
       </w:rPr>
     </w:lvl>
     <w:lvl w:ilvl="1" w:tplc="0C0A0003" w:tentative="1">
@@ -19162,7 +19174,7 @@
         <w:ind w:left="1789" w:hanging="360"/>
       </w:pPr>
       <w:rPr>
-        <w:rFonts w:hint="default" w:ascii="Courier New" w:hAnsi="Courier New" w:cs="Courier New"/>
+        <w:rFonts w:ascii="Courier New" w:hAnsi="Courier New" w:cs="Courier New" w:hint="default"/>
       </w:rPr>
     </w:lvl>
     <w:lvl w:ilvl="2" w:tplc="0C0A0005" w:tentative="1">
@@ -19174,7 +19186,7 @@
         <w:ind w:left="2509" w:hanging="360"/>
       </w:pPr>
       <w:rPr>
-        <w:rFonts w:hint="default" w:ascii="Wingdings" w:hAnsi="Wingdings"/>
+        <w:rFonts w:ascii="Wingdings" w:hAnsi="Wingdings" w:hint="default"/>
       </w:rPr>
     </w:lvl>
     <w:lvl w:ilvl="3" w:tplc="0C0A0001" w:tentative="1">
@@ -19186,7 +19198,7 @@
         <w:ind w:left="3229" w:hanging="360"/>
       </w:pPr>
       <w:rPr>
-        <w:rFonts w:hint="default" w:ascii="Symbol" w:hAnsi="Symbol"/>
+        <w:rFonts w:ascii="Symbol" w:hAnsi="Symbol" w:hint="default"/>
       </w:rPr>
     </w:lvl>
     <w:lvl w:ilvl="4" w:tplc="0C0A0003" w:tentative="1">
@@ -19198,7 +19210,7 @@
         <w:ind w:left="3949" w:hanging="360"/>
       </w:pPr>
       <w:rPr>
-        <w:rFonts w:hint="default" w:ascii="Courier New" w:hAnsi="Courier New" w:cs="Courier New"/>
+        <w:rFonts w:ascii="Courier New" w:hAnsi="Courier New" w:cs="Courier New" w:hint="default"/>
       </w:rPr>
     </w:lvl>
     <w:lvl w:ilvl="5" w:tplc="0C0A0005" w:tentative="1">
@@ -19210,7 +19222,7 @@
         <w:ind w:left="4669" w:hanging="360"/>
       </w:pPr>
       <w:rPr>
-        <w:rFonts w:hint="default" w:ascii="Wingdings" w:hAnsi="Wingdings"/>
+        <w:rFonts w:ascii="Wingdings" w:hAnsi="Wingdings" w:hint="default"/>
       </w:rPr>
     </w:lvl>
     <w:lvl w:ilvl="6" w:tplc="0C0A0001" w:tentative="1">
@@ -19222,7 +19234,7 @@
         <w:ind w:left="5389" w:hanging="360"/>
       </w:pPr>
       <w:rPr>
-        <w:rFonts w:hint="default" w:ascii="Symbol" w:hAnsi="Symbol"/>
+        <w:rFonts w:ascii="Symbol" w:hAnsi="Symbol" w:hint="default"/>
       </w:rPr>
     </w:lvl>
     <w:lvl w:ilvl="7" w:tplc="0C0A0003" w:tentative="1">
@@ -19234,7 +19246,7 @@
         <w:ind w:left="6109" w:hanging="360"/>
       </w:pPr>
       <w:rPr>
-        <w:rFonts w:hint="default" w:ascii="Courier New" w:hAnsi="Courier New" w:cs="Courier New"/>
+        <w:rFonts w:ascii="Courier New" w:hAnsi="Courier New" w:cs="Courier New" w:hint="default"/>
       </w:rPr>
     </w:lvl>
     <w:lvl w:ilvl="8" w:tplc="0C0A0005" w:tentative="1">
@@ -19246,7 +19258,7 @@
         <w:ind w:left="6829" w:hanging="360"/>
       </w:pPr>
       <w:rPr>
-        <w:rFonts w:hint="default" w:ascii="Wingdings" w:hAnsi="Wingdings"/>
+        <w:rFonts w:ascii="Wingdings" w:hAnsi="Wingdings" w:hint="default"/>
       </w:rPr>
     </w:lvl>
   </w:abstractNum>
@@ -19263,7 +19275,7 @@
         <w:ind w:left="1429" w:hanging="360"/>
       </w:pPr>
       <w:rPr>
-        <w:rFonts w:hint="default" w:ascii="Symbol" w:hAnsi="Symbol"/>
+        <w:rFonts w:ascii="Symbol" w:hAnsi="Symbol" w:hint="default"/>
       </w:rPr>
     </w:lvl>
     <w:lvl w:ilvl="1" w:tplc="0C0A0001">
@@ -19275,7 +19287,7 @@
         <w:ind w:left="2149" w:hanging="360"/>
       </w:pPr>
       <w:rPr>
-        <w:rFonts w:hint="default" w:ascii="Symbol" w:hAnsi="Symbol"/>
+        <w:rFonts w:ascii="Symbol" w:hAnsi="Symbol" w:hint="default"/>
       </w:rPr>
     </w:lvl>
     <w:lvl w:ilvl="2" w:tplc="FFFFFFFF" w:tentative="1">
@@ -19287,7 +19299,7 @@
         <w:ind w:left="2869" w:hanging="360"/>
       </w:pPr>
       <w:rPr>
-        <w:rFonts w:hint="default" w:ascii="Wingdings" w:hAnsi="Wingdings"/>
+        <w:rFonts w:ascii="Wingdings" w:hAnsi="Wingdings" w:hint="default"/>
       </w:rPr>
     </w:lvl>
     <w:lvl w:ilvl="3" w:tplc="FFFFFFFF" w:tentative="1">
@@ -19299,7 +19311,7 @@
         <w:ind w:left="3589" w:hanging="360"/>
       </w:pPr>
       <w:rPr>
-        <w:rFonts w:hint="default" w:ascii="Symbol" w:hAnsi="Symbol"/>
+        <w:rFonts w:ascii="Symbol" w:hAnsi="Symbol" w:hint="default"/>
       </w:rPr>
     </w:lvl>
     <w:lvl w:ilvl="4" w:tplc="FFFFFFFF" w:tentative="1">
@@ -19311,7 +19323,7 @@
         <w:ind w:left="4309" w:hanging="360"/>
       </w:pPr>
       <w:rPr>
-        <w:rFonts w:hint="default" w:ascii="Courier New" w:hAnsi="Courier New" w:cs="Courier New"/>
+        <w:rFonts w:ascii="Courier New" w:hAnsi="Courier New" w:cs="Courier New" w:hint="default"/>
       </w:rPr>
     </w:lvl>
     <w:lvl w:ilvl="5" w:tplc="FFFFFFFF" w:tentative="1">
@@ -19323,7 +19335,7 @@
         <w:ind w:left="5029" w:hanging="360"/>
       </w:pPr>
       <w:rPr>
-        <w:rFonts w:hint="default" w:ascii="Wingdings" w:hAnsi="Wingdings"/>
+        <w:rFonts w:ascii="Wingdings" w:hAnsi="Wingdings" w:hint="default"/>
       </w:rPr>
     </w:lvl>
     <w:lvl w:ilvl="6" w:tplc="FFFFFFFF" w:tentative="1">
@@ -19335,7 +19347,7 @@
         <w:ind w:left="5749" w:hanging="360"/>
       </w:pPr>
       <w:rPr>
-        <w:rFonts w:hint="default" w:ascii="Symbol" w:hAnsi="Symbol"/>
+        <w:rFonts w:ascii="Symbol" w:hAnsi="Symbol" w:hint="default"/>
       </w:rPr>
     </w:lvl>
     <w:lvl w:ilvl="7" w:tplc="FFFFFFFF" w:tentative="1">
@@ -19347,7 +19359,7 @@
         <w:ind w:left="6469" w:hanging="360"/>
       </w:pPr>
       <w:rPr>
-        <w:rFonts w:hint="default" w:ascii="Courier New" w:hAnsi="Courier New" w:cs="Courier New"/>
+        <w:rFonts w:ascii="Courier New" w:hAnsi="Courier New" w:cs="Courier New" w:hint="default"/>
       </w:rPr>
     </w:lvl>
     <w:lvl w:ilvl="8" w:tplc="FFFFFFFF" w:tentative="1">
@@ -19359,7 +19371,7 @@
         <w:ind w:left="7189" w:hanging="360"/>
       </w:pPr>
       <w:rPr>
-        <w:rFonts w:hint="default" w:ascii="Wingdings" w:hAnsi="Wingdings"/>
+        <w:rFonts w:ascii="Wingdings" w:hAnsi="Wingdings" w:hint="default"/>
       </w:rPr>
     </w:lvl>
   </w:abstractNum>
@@ -19376,7 +19388,7 @@
         <w:ind w:left="1429" w:hanging="360"/>
       </w:pPr>
       <w:rPr>
-        <w:rFonts w:hint="default" w:ascii="Symbol" w:hAnsi="Symbol"/>
+        <w:rFonts w:ascii="Symbol" w:hAnsi="Symbol" w:hint="default"/>
       </w:rPr>
     </w:lvl>
     <w:lvl w:ilvl="1" w:tplc="0C0A0001">
@@ -19388,7 +19400,7 @@
         <w:ind w:left="2149" w:hanging="360"/>
       </w:pPr>
       <w:rPr>
-        <w:rFonts w:hint="default" w:ascii="Symbol" w:hAnsi="Symbol"/>
+        <w:rFonts w:ascii="Symbol" w:hAnsi="Symbol" w:hint="default"/>
       </w:rPr>
     </w:lvl>
     <w:lvl w:ilvl="2" w:tplc="FFFFFFFF" w:tentative="1">
@@ -19400,7 +19412,7 @@
         <w:ind w:left="2869" w:hanging="360"/>
       </w:pPr>
       <w:rPr>
-        <w:rFonts w:hint="default" w:ascii="Wingdings" w:hAnsi="Wingdings"/>
+        <w:rFonts w:ascii="Wingdings" w:hAnsi="Wingdings" w:hint="default"/>
       </w:rPr>
     </w:lvl>
     <w:lvl w:ilvl="3" w:tplc="FFFFFFFF" w:tentative="1">
@@ -19412,7 +19424,7 @@
         <w:ind w:left="3589" w:hanging="360"/>
       </w:pPr>
       <w:rPr>
-        <w:rFonts w:hint="default" w:ascii="Symbol" w:hAnsi="Symbol"/>
+        <w:rFonts w:ascii="Symbol" w:hAnsi="Symbol" w:hint="default"/>
       </w:rPr>
     </w:lvl>
     <w:lvl w:ilvl="4" w:tplc="FFFFFFFF" w:tentative="1">
@@ -19424,7 +19436,7 @@
         <w:ind w:left="4309" w:hanging="360"/>
       </w:pPr>
       <w:rPr>
-        <w:rFonts w:hint="default" w:ascii="Courier New" w:hAnsi="Courier New" w:cs="Courier New"/>
+        <w:rFonts w:ascii="Courier New" w:hAnsi="Courier New" w:cs="Courier New" w:hint="default"/>
       </w:rPr>
     </w:lvl>
     <w:lvl w:ilvl="5" w:tplc="FFFFFFFF" w:tentative="1">
@@ -19436,7 +19448,7 @@
         <w:ind w:left="5029" w:hanging="360"/>
       </w:pPr>
       <w:rPr>
-        <w:rFonts w:hint="default" w:ascii="Wingdings" w:hAnsi="Wingdings"/>
+        <w:rFonts w:ascii="Wingdings" w:hAnsi="Wingdings" w:hint="default"/>
       </w:rPr>
     </w:lvl>
     <w:lvl w:ilvl="6" w:tplc="FFFFFFFF" w:tentative="1">
@@ -19448,7 +19460,7 @@
         <w:ind w:left="5749" w:hanging="360"/>
       </w:pPr>
       <w:rPr>
-        <w:rFonts w:hint="default" w:ascii="Symbol" w:hAnsi="Symbol"/>
+        <w:rFonts w:ascii="Symbol" w:hAnsi="Symbol" w:hint="default"/>
       </w:rPr>
     </w:lvl>
     <w:lvl w:ilvl="7" w:tplc="FFFFFFFF" w:tentative="1">
@@ -19460,7 +19472,7 @@
         <w:ind w:left="6469" w:hanging="360"/>
       </w:pPr>
       <w:rPr>
-        <w:rFonts w:hint="default" w:ascii="Courier New" w:hAnsi="Courier New" w:cs="Courier New"/>
+        <w:rFonts w:ascii="Courier New" w:hAnsi="Courier New" w:cs="Courier New" w:hint="default"/>
       </w:rPr>
     </w:lvl>
     <w:lvl w:ilvl="8" w:tplc="FFFFFFFF" w:tentative="1">
@@ -19472,7 +19484,7 @@
         <w:ind w:left="7189" w:hanging="360"/>
       </w:pPr>
       <w:rPr>
-        <w:rFonts w:hint="default" w:ascii="Wingdings" w:hAnsi="Wingdings"/>
+        <w:rFonts w:ascii="Wingdings" w:hAnsi="Wingdings" w:hint="default"/>
       </w:rPr>
     </w:lvl>
   </w:abstractNum>
@@ -19489,7 +19501,7 @@
         <w:ind w:left="1429" w:hanging="360"/>
       </w:pPr>
       <w:rPr>
-        <w:rFonts w:hint="default" w:ascii="Symbol" w:hAnsi="Symbol"/>
+        <w:rFonts w:ascii="Symbol" w:hAnsi="Symbol" w:hint="default"/>
       </w:rPr>
     </w:lvl>
     <w:lvl w:ilvl="1" w:tplc="0C0A0003" w:tentative="1">
@@ -19501,7 +19513,7 @@
         <w:ind w:left="2149" w:hanging="360"/>
       </w:pPr>
       <w:rPr>
-        <w:rFonts w:hint="default" w:ascii="Courier New" w:hAnsi="Courier New" w:cs="Courier New"/>
+        <w:rFonts w:ascii="Courier New" w:hAnsi="Courier New" w:cs="Courier New" w:hint="default"/>
       </w:rPr>
     </w:lvl>
     <w:lvl w:ilvl="2" w:tplc="0C0A0005" w:tentative="1">
@@ -19513,7 +19525,7 @@
         <w:ind w:left="2869" w:hanging="360"/>
       </w:pPr>
       <w:rPr>
-        <w:rFonts w:hint="default" w:ascii="Wingdings" w:hAnsi="Wingdings"/>
+        <w:rFonts w:ascii="Wingdings" w:hAnsi="Wingdings" w:hint="default"/>
       </w:rPr>
     </w:lvl>
     <w:lvl w:ilvl="3" w:tplc="0C0A0001" w:tentative="1">
@@ -19525,7 +19537,7 @@
         <w:ind w:left="3589" w:hanging="360"/>
       </w:pPr>
       <w:rPr>
-        <w:rFonts w:hint="default" w:ascii="Symbol" w:hAnsi="Symbol"/>
+        <w:rFonts w:ascii="Symbol" w:hAnsi="Symbol" w:hint="default"/>
       </w:rPr>
     </w:lvl>
     <w:lvl w:ilvl="4" w:tplc="0C0A0003" w:tentative="1">
@@ -19537,7 +19549,7 @@
         <w:ind w:left="4309" w:hanging="360"/>
       </w:pPr>
       <w:rPr>
-        <w:rFonts w:hint="default" w:ascii="Courier New" w:hAnsi="Courier New" w:cs="Courier New"/>
+        <w:rFonts w:ascii="Courier New" w:hAnsi="Courier New" w:cs="Courier New" w:hint="default"/>
       </w:rPr>
     </w:lvl>
     <w:lvl w:ilvl="5" w:tplc="0C0A0005" w:tentative="1">
@@ -19549,7 +19561,7 @@
         <w:ind w:left="5029" w:hanging="360"/>
       </w:pPr>
       <w:rPr>
-        <w:rFonts w:hint="default" w:ascii="Wingdings" w:hAnsi="Wingdings"/>
+        <w:rFonts w:ascii="Wingdings" w:hAnsi="Wingdings" w:hint="default"/>
       </w:rPr>
     </w:lvl>
     <w:lvl w:ilvl="6" w:tplc="0C0A0001" w:tentative="1">
@@ -19561,7 +19573,7 @@
         <w:ind w:left="5749" w:hanging="360"/>
       </w:pPr>
       <w:rPr>
-        <w:rFonts w:hint="default" w:ascii="Symbol" w:hAnsi="Symbol"/>
+        <w:rFonts w:ascii="Symbol" w:hAnsi="Symbol" w:hint="default"/>
       </w:rPr>
     </w:lvl>
     <w:lvl w:ilvl="7" w:tplc="0C0A0003" w:tentative="1">
@@ -19573,7 +19585,7 @@
         <w:ind w:left="6469" w:hanging="360"/>
       </w:pPr>
       <w:rPr>
-        <w:rFonts w:hint="default" w:ascii="Courier New" w:hAnsi="Courier New" w:cs="Courier New"/>
+        <w:rFonts w:ascii="Courier New" w:hAnsi="Courier New" w:cs="Courier New" w:hint="default"/>
       </w:rPr>
     </w:lvl>
     <w:lvl w:ilvl="8" w:tplc="0C0A0005" w:tentative="1">
@@ -19585,7 +19597,7 @@
         <w:ind w:left="7189" w:hanging="360"/>
       </w:pPr>
       <w:rPr>
-        <w:rFonts w:hint="default" w:ascii="Wingdings" w:hAnsi="Wingdings"/>
+        <w:rFonts w:ascii="Wingdings" w:hAnsi="Wingdings" w:hint="default"/>
       </w:rPr>
     </w:lvl>
   </w:abstractNum>
@@ -19602,7 +19614,7 @@
         <w:ind w:left="1429" w:hanging="360"/>
       </w:pPr>
       <w:rPr>
-        <w:rFonts w:hint="default" w:ascii="Symbol" w:hAnsi="Symbol"/>
+        <w:rFonts w:ascii="Symbol" w:hAnsi="Symbol" w:hint="default"/>
       </w:rPr>
     </w:lvl>
     <w:lvl w:ilvl="1" w:tplc="0C0A0003" w:tentative="1">
@@ -19614,7 +19626,7 @@
         <w:ind w:left="2149" w:hanging="360"/>
       </w:pPr>
       <w:rPr>
-        <w:rFonts w:hint="default" w:ascii="Courier New" w:hAnsi="Courier New" w:cs="Courier New"/>
+        <w:rFonts w:ascii="Courier New" w:hAnsi="Courier New" w:cs="Courier New" w:hint="default"/>
       </w:rPr>
     </w:lvl>
     <w:lvl w:ilvl="2" w:tplc="0C0A0005" w:tentative="1">
@@ -19626,7 +19638,7 @@
         <w:ind w:left="2869" w:hanging="360"/>
       </w:pPr>
       <w:rPr>
-        <w:rFonts w:hint="default" w:ascii="Wingdings" w:hAnsi="Wingdings"/>
+        <w:rFonts w:ascii="Wingdings" w:hAnsi="Wingdings" w:hint="default"/>
       </w:rPr>
     </w:lvl>
     <w:lvl w:ilvl="3" w:tplc="0C0A0001" w:tentative="1">
@@ -19638,7 +19650,7 @@
         <w:ind w:left="3589" w:hanging="360"/>
       </w:pPr>
       <w:rPr>
-        <w:rFonts w:hint="default" w:ascii="Symbol" w:hAnsi="Symbol"/>
+        <w:rFonts w:ascii="Symbol" w:hAnsi="Symbol" w:hint="default"/>
       </w:rPr>
     </w:lvl>
     <w:lvl w:ilvl="4" w:tplc="0C0A0003" w:tentative="1">
@@ -19650,7 +19662,7 @@
         <w:ind w:left="4309" w:hanging="360"/>
       </w:pPr>
       <w:rPr>
-        <w:rFonts w:hint="default" w:ascii="Courier New" w:hAnsi="Courier New" w:cs="Courier New"/>
+        <w:rFonts w:ascii="Courier New" w:hAnsi="Courier New" w:cs="Courier New" w:hint="default"/>
       </w:rPr>
     </w:lvl>
     <w:lvl w:ilvl="5" w:tplc="0C0A0005" w:tentative="1">
@@ -19662,7 +19674,7 @@
         <w:ind w:left="5029" w:hanging="360"/>
       </w:pPr>
       <w:rPr>
-        <w:rFonts w:hint="default" w:ascii="Wingdings" w:hAnsi="Wingdings"/>
+        <w:rFonts w:ascii="Wingdings" w:hAnsi="Wingdings" w:hint="default"/>
       </w:rPr>
     </w:lvl>
     <w:lvl w:ilvl="6" w:tplc="0C0A0001" w:tentative="1">
@@ -19674,7 +19686,7 @@
         <w:ind w:left="5749" w:hanging="360"/>
       </w:pPr>
       <w:rPr>
-        <w:rFonts w:hint="default" w:ascii="Symbol" w:hAnsi="Symbol"/>
+        <w:rFonts w:ascii="Symbol" w:hAnsi="Symbol" w:hint="default"/>
       </w:rPr>
     </w:lvl>
     <w:lvl w:ilvl="7" w:tplc="0C0A0003" w:tentative="1">
@@ -19686,7 +19698,7 @@
         <w:ind w:left="6469" w:hanging="360"/>
       </w:pPr>
       <w:rPr>
-        <w:rFonts w:hint="default" w:ascii="Courier New" w:hAnsi="Courier New" w:cs="Courier New"/>
+        <w:rFonts w:ascii="Courier New" w:hAnsi="Courier New" w:cs="Courier New" w:hint="default"/>
       </w:rPr>
     </w:lvl>
     <w:lvl w:ilvl="8" w:tplc="0C0A0005" w:tentative="1">
@@ -19698,7 +19710,7 @@
         <w:ind w:left="7189" w:hanging="360"/>
       </w:pPr>
       <w:rPr>
-        <w:rFonts w:hint="default" w:ascii="Wingdings" w:hAnsi="Wingdings"/>
+        <w:rFonts w:ascii="Wingdings" w:hAnsi="Wingdings" w:hint="default"/>
       </w:rPr>
     </w:lvl>
   </w:abstractNum>
@@ -19715,7 +19727,7 @@
         <w:ind w:left="1429" w:hanging="360"/>
       </w:pPr>
       <w:rPr>
-        <w:rFonts w:hint="default" w:ascii="Symbol" w:hAnsi="Symbol"/>
+        <w:rFonts w:ascii="Symbol" w:hAnsi="Symbol" w:hint="default"/>
       </w:rPr>
     </w:lvl>
     <w:lvl w:ilvl="1" w:tplc="0C0A0003" w:tentative="1">
@@ -19727,7 +19739,7 @@
         <w:ind w:left="2149" w:hanging="360"/>
       </w:pPr>
       <w:rPr>
-        <w:rFonts w:hint="default" w:ascii="Courier New" w:hAnsi="Courier New" w:cs="Courier New"/>
+        <w:rFonts w:ascii="Courier New" w:hAnsi="Courier New" w:cs="Courier New" w:hint="default"/>
       </w:rPr>
     </w:lvl>
     <w:lvl w:ilvl="2" w:tplc="0C0A0005" w:tentative="1">
@@ -19739,7 +19751,7 @@
         <w:ind w:left="2869" w:hanging="360"/>
       </w:pPr>
       <w:rPr>
-        <w:rFonts w:hint="default" w:ascii="Wingdings" w:hAnsi="Wingdings"/>
+        <w:rFonts w:ascii="Wingdings" w:hAnsi="Wingdings" w:hint="default"/>
       </w:rPr>
     </w:lvl>
     <w:lvl w:ilvl="3" w:tplc="0C0A0001" w:tentative="1">
@@ -19751,7 +19763,7 @@
         <w:ind w:left="3589" w:hanging="360"/>
       </w:pPr>
       <w:rPr>
-        <w:rFonts w:hint="default" w:ascii="Symbol" w:hAnsi="Symbol"/>
+        <w:rFonts w:ascii="Symbol" w:hAnsi="Symbol" w:hint="default"/>
       </w:rPr>
     </w:lvl>
     <w:lvl w:ilvl="4" w:tplc="0C0A0003" w:tentative="1">
@@ -19763,7 +19775,7 @@
         <w:ind w:left="4309" w:hanging="360"/>
       </w:pPr>
       <w:rPr>
-        <w:rFonts w:hint="default" w:ascii="Courier New" w:hAnsi="Courier New" w:cs="Courier New"/>
+        <w:rFonts w:ascii="Courier New" w:hAnsi="Courier New" w:cs="Courier New" w:hint="default"/>
       </w:rPr>
     </w:lvl>
     <w:lvl w:ilvl="5" w:tplc="0C0A0005" w:tentative="1">
@@ -19775,7 +19787,7 @@
         <w:ind w:left="5029" w:hanging="360"/>
       </w:pPr>
       <w:rPr>
-        <w:rFonts w:hint="default" w:ascii="Wingdings" w:hAnsi="Wingdings"/>
+        <w:rFonts w:ascii="Wingdings" w:hAnsi="Wingdings" w:hint="default"/>
       </w:rPr>
     </w:lvl>
     <w:lvl w:ilvl="6" w:tplc="0C0A0001" w:tentative="1">
@@ -19787,7 +19799,7 @@
         <w:ind w:left="5749" w:hanging="360"/>
       </w:pPr>
       <w:rPr>
-        <w:rFonts w:hint="default" w:ascii="Symbol" w:hAnsi="Symbol"/>
+        <w:rFonts w:ascii="Symbol" w:hAnsi="Symbol" w:hint="default"/>
       </w:rPr>
     </w:lvl>
     <w:lvl w:ilvl="7" w:tplc="0C0A0003" w:tentative="1">
@@ -19799,7 +19811,7 @@
         <w:ind w:left="6469" w:hanging="360"/>
       </w:pPr>
       <w:rPr>
-        <w:rFonts w:hint="default" w:ascii="Courier New" w:hAnsi="Courier New" w:cs="Courier New"/>
+        <w:rFonts w:ascii="Courier New" w:hAnsi="Courier New" w:cs="Courier New" w:hint="default"/>
       </w:rPr>
     </w:lvl>
     <w:lvl w:ilvl="8" w:tplc="0C0A0005" w:tentative="1">
@@ -19811,7 +19823,7 @@
         <w:ind w:left="7189" w:hanging="360"/>
       </w:pPr>
       <w:rPr>
-        <w:rFonts w:hint="default" w:ascii="Wingdings" w:hAnsi="Wingdings"/>
+        <w:rFonts w:ascii="Wingdings" w:hAnsi="Wingdings" w:hint="default"/>
       </w:rPr>
     </w:lvl>
   </w:abstractNum>
@@ -19828,7 +19840,7 @@
         <w:ind w:left="1429" w:hanging="360"/>
       </w:pPr>
       <w:rPr>
-        <w:rFonts w:hint="default" w:ascii="Symbol" w:hAnsi="Symbol"/>
+        <w:rFonts w:ascii="Symbol" w:hAnsi="Symbol" w:hint="default"/>
       </w:rPr>
     </w:lvl>
     <w:lvl w:ilvl="1" w:tplc="0C0A0001">
@@ -19840,7 +19852,7 @@
         <w:ind w:left="2149" w:hanging="360"/>
       </w:pPr>
       <w:rPr>
-        <w:rFonts w:hint="default" w:ascii="Symbol" w:hAnsi="Symbol"/>
+        <w:rFonts w:ascii="Symbol" w:hAnsi="Symbol" w:hint="default"/>
       </w:rPr>
     </w:lvl>
     <w:lvl w:ilvl="2" w:tplc="FFFFFFFF" w:tentative="1">
@@ -19852,7 +19864,7 @@
         <w:ind w:left="2869" w:hanging="360"/>
       </w:pPr>
       <w:rPr>
-        <w:rFonts w:hint="default" w:ascii="Wingdings" w:hAnsi="Wingdings"/>
+        <w:rFonts w:ascii="Wingdings" w:hAnsi="Wingdings" w:hint="default"/>
       </w:rPr>
     </w:lvl>
     <w:lvl w:ilvl="3" w:tplc="FFFFFFFF" w:tentative="1">
@@ -19864,7 +19876,7 @@
         <w:ind w:left="3589" w:hanging="360"/>
       </w:pPr>
       <w:rPr>
-        <w:rFonts w:hint="default" w:ascii="Symbol" w:hAnsi="Symbol"/>
+        <w:rFonts w:ascii="Symbol" w:hAnsi="Symbol" w:hint="default"/>
       </w:rPr>
     </w:lvl>
     <w:lvl w:ilvl="4" w:tplc="FFFFFFFF" w:tentative="1">
@@ -19876,7 +19888,7 @@
         <w:ind w:left="4309" w:hanging="360"/>
       </w:pPr>
       <w:rPr>
-        <w:rFonts w:hint="default" w:ascii="Courier New" w:hAnsi="Courier New" w:cs="Courier New"/>
+        <w:rFonts w:ascii="Courier New" w:hAnsi="Courier New" w:cs="Courier New" w:hint="default"/>
       </w:rPr>
     </w:lvl>
     <w:lvl w:ilvl="5" w:tplc="FFFFFFFF" w:tentative="1">
@@ -19888,7 +19900,7 @@
         <w:ind w:left="5029" w:hanging="360"/>
       </w:pPr>
       <w:rPr>
-        <w:rFonts w:hint="default" w:ascii="Wingdings" w:hAnsi="Wingdings"/>
+        <w:rFonts w:ascii="Wingdings" w:hAnsi="Wingdings" w:hint="default"/>
       </w:rPr>
     </w:lvl>
     <w:lvl w:ilvl="6" w:tplc="FFFFFFFF" w:tentative="1">
@@ -19900,7 +19912,7 @@
         <w:ind w:left="5749" w:hanging="360"/>
       </w:pPr>
       <w:rPr>
-        <w:rFonts w:hint="default" w:ascii="Symbol" w:hAnsi="Symbol"/>
+        <w:rFonts w:ascii="Symbol" w:hAnsi="Symbol" w:hint="default"/>
       </w:rPr>
     </w:lvl>
     <w:lvl w:ilvl="7" w:tplc="FFFFFFFF" w:tentative="1">
@@ -19912,7 +19924,7 @@
         <w:ind w:left="6469" w:hanging="360"/>
       </w:pPr>
       <w:rPr>
-        <w:rFonts w:hint="default" w:ascii="Courier New" w:hAnsi="Courier New" w:cs="Courier New"/>
+        <w:rFonts w:ascii="Courier New" w:hAnsi="Courier New" w:cs="Courier New" w:hint="default"/>
       </w:rPr>
     </w:lvl>
     <w:lvl w:ilvl="8" w:tplc="FFFFFFFF" w:tentative="1">
@@ -19924,7 +19936,7 @@
         <w:ind w:left="7189" w:hanging="360"/>
       </w:pPr>
       <w:rPr>
-        <w:rFonts w:hint="default" w:ascii="Wingdings" w:hAnsi="Wingdings"/>
+        <w:rFonts w:ascii="Wingdings" w:hAnsi="Wingdings" w:hint="default"/>
       </w:rPr>
     </w:lvl>
   </w:abstractNum>
@@ -19941,7 +19953,7 @@
         <w:ind w:left="1429" w:hanging="360"/>
       </w:pPr>
       <w:rPr>
-        <w:rFonts w:hint="default" w:ascii="Symbol" w:hAnsi="Symbol"/>
+        <w:rFonts w:ascii="Symbol" w:hAnsi="Symbol" w:hint="default"/>
       </w:rPr>
     </w:lvl>
     <w:lvl w:ilvl="1" w:tplc="0C0A0003" w:tentative="1">
@@ -19953,7 +19965,7 @@
         <w:ind w:left="2149" w:hanging="360"/>
       </w:pPr>
       <w:rPr>
-        <w:rFonts w:hint="default" w:ascii="Courier New" w:hAnsi="Courier New" w:cs="Courier New"/>
+        <w:rFonts w:ascii="Courier New" w:hAnsi="Courier New" w:cs="Courier New" w:hint="default"/>
       </w:rPr>
     </w:lvl>
     <w:lvl w:ilvl="2" w:tplc="0C0A0005" w:tentative="1">
@@ -19965,7 +19977,7 @@
         <w:ind w:left="2869" w:hanging="360"/>
       </w:pPr>
       <w:rPr>
-        <w:rFonts w:hint="default" w:ascii="Wingdings" w:hAnsi="Wingdings"/>
+        <w:rFonts w:ascii="Wingdings" w:hAnsi="Wingdings" w:hint="default"/>
       </w:rPr>
     </w:lvl>
     <w:lvl w:ilvl="3" w:tplc="0C0A0001" w:tentative="1">
@@ -19977,7 +19989,7 @@
         <w:ind w:left="3589" w:hanging="360"/>
       </w:pPr>
       <w:rPr>
-        <w:rFonts w:hint="default" w:ascii="Symbol" w:hAnsi="Symbol"/>
+        <w:rFonts w:ascii="Symbol" w:hAnsi="Symbol" w:hint="default"/>
       </w:rPr>
     </w:lvl>
     <w:lvl w:ilvl="4" w:tplc="0C0A0003" w:tentative="1">
@@ -19989,7 +20001,7 @@
         <w:ind w:left="4309" w:hanging="360"/>
       </w:pPr>
       <w:rPr>
-        <w:rFonts w:hint="default" w:ascii="Courier New" w:hAnsi="Courier New" w:cs="Courier New"/>
+        <w:rFonts w:ascii="Courier New" w:hAnsi="Courier New" w:cs="Courier New" w:hint="default"/>
       </w:rPr>
     </w:lvl>
     <w:lvl w:ilvl="5" w:tplc="0C0A0005" w:tentative="1">
@@ -20001,7 +20013,7 @@
         <w:ind w:left="5029" w:hanging="360"/>
       </w:pPr>
       <w:rPr>
-        <w:rFonts w:hint="default" w:ascii="Wingdings" w:hAnsi="Wingdings"/>
+        <w:rFonts w:ascii="Wingdings" w:hAnsi="Wingdings" w:hint="default"/>
       </w:rPr>
     </w:lvl>
     <w:lvl w:ilvl="6" w:tplc="0C0A0001" w:tentative="1">
@@ -20013,7 +20025,7 @@
         <w:ind w:left="5749" w:hanging="360"/>
       </w:pPr>
       <w:rPr>
-        <w:rFonts w:hint="default" w:ascii="Symbol" w:hAnsi="Symbol"/>
+        <w:rFonts w:ascii="Symbol" w:hAnsi="Symbol" w:hint="default"/>
       </w:rPr>
     </w:lvl>
     <w:lvl w:ilvl="7" w:tplc="0C0A0003" w:tentative="1">
@@ -20025,7 +20037,7 @@
         <w:ind w:left="6469" w:hanging="360"/>
       </w:pPr>
       <w:rPr>
-        <w:rFonts w:hint="default" w:ascii="Courier New" w:hAnsi="Courier New" w:cs="Courier New"/>
+        <w:rFonts w:ascii="Courier New" w:hAnsi="Courier New" w:cs="Courier New" w:hint="default"/>
       </w:rPr>
     </w:lvl>
     <w:lvl w:ilvl="8" w:tplc="0C0A0005" w:tentative="1">
@@ -20037,7 +20049,7 @@
         <w:ind w:left="7189" w:hanging="360"/>
       </w:pPr>
       <w:rPr>
-        <w:rFonts w:hint="default" w:ascii="Wingdings" w:hAnsi="Wingdings"/>
+        <w:rFonts w:ascii="Wingdings" w:hAnsi="Wingdings" w:hint="default"/>
       </w:rPr>
     </w:lvl>
   </w:abstractNum>
@@ -20054,7 +20066,7 @@
         <w:ind w:left="1429" w:hanging="360"/>
       </w:pPr>
       <w:rPr>
-        <w:rFonts w:hint="default" w:ascii="Symbol" w:hAnsi="Symbol"/>
+        <w:rFonts w:ascii="Symbol" w:hAnsi="Symbol" w:hint="default"/>
       </w:rPr>
     </w:lvl>
     <w:lvl w:ilvl="1" w:tplc="0C0A0003" w:tentative="1">
@@ -20066,7 +20078,7 @@
         <w:ind w:left="2149" w:hanging="360"/>
       </w:pPr>
       <w:rPr>
-        <w:rFonts w:hint="default" w:ascii="Courier New" w:hAnsi="Courier New" w:cs="Courier New"/>
+        <w:rFonts w:ascii="Courier New" w:hAnsi="Courier New" w:cs="Courier New" w:hint="default"/>
       </w:rPr>
     </w:lvl>
     <w:lvl w:ilvl="2" w:tplc="0C0A0005" w:tentative="1">
@@ -20078,7 +20090,7 @@
         <w:ind w:left="2869" w:hanging="360"/>
       </w:pPr>
       <w:rPr>
-        <w:rFonts w:hint="default" w:ascii="Wingdings" w:hAnsi="Wingdings"/>
+        <w:rFonts w:ascii="Wingdings" w:hAnsi="Wingdings" w:hint="default"/>
       </w:rPr>
     </w:lvl>
     <w:lvl w:ilvl="3" w:tplc="0C0A0001" w:tentative="1">
@@ -20090,7 +20102,7 @@
         <w:ind w:left="3589" w:hanging="360"/>
       </w:pPr>
       <w:rPr>
-        <w:rFonts w:hint="default" w:ascii="Symbol" w:hAnsi="Symbol"/>
+        <w:rFonts w:ascii="Symbol" w:hAnsi="Symbol" w:hint="default"/>
       </w:rPr>
     </w:lvl>
     <w:lvl w:ilvl="4" w:tplc="0C0A0003" w:tentative="1">
@@ -20102,7 +20114,7 @@
         <w:ind w:left="4309" w:hanging="360"/>
       </w:pPr>
       <w:rPr>
-        <w:rFonts w:hint="default" w:ascii="Courier New" w:hAnsi="Courier New" w:cs="Courier New"/>
+        <w:rFonts w:ascii="Courier New" w:hAnsi="Courier New" w:cs="Courier New" w:hint="default"/>
       </w:rPr>
     </w:lvl>
     <w:lvl w:ilvl="5" w:tplc="0C0A0005" w:tentative="1">
@@ -20114,7 +20126,7 @@
         <w:ind w:left="5029" w:hanging="360"/>
       </w:pPr>
       <w:rPr>
-        <w:rFonts w:hint="default" w:ascii="Wingdings" w:hAnsi="Wingdings"/>
+        <w:rFonts w:ascii="Wingdings" w:hAnsi="Wingdings" w:hint="default"/>
       </w:rPr>
     </w:lvl>
     <w:lvl w:ilvl="6" w:tplc="0C0A0001" w:tentative="1">
@@ -20126,7 +20138,7 @@
         <w:ind w:left="5749" w:hanging="360"/>
       </w:pPr>
       <w:rPr>
-        <w:rFonts w:hint="default" w:ascii="Symbol" w:hAnsi="Symbol"/>
+        <w:rFonts w:ascii="Symbol" w:hAnsi="Symbol" w:hint="default"/>
       </w:rPr>
     </w:lvl>
     <w:lvl w:ilvl="7" w:tplc="0C0A0003" w:tentative="1">
@@ -20138,7 +20150,7 @@
         <w:ind w:left="6469" w:hanging="360"/>
       </w:pPr>
       <w:rPr>
-        <w:rFonts w:hint="default" w:ascii="Courier New" w:hAnsi="Courier New" w:cs="Courier New"/>
+        <w:rFonts w:ascii="Courier New" w:hAnsi="Courier New" w:cs="Courier New" w:hint="default"/>
       </w:rPr>
     </w:lvl>
     <w:lvl w:ilvl="8" w:tplc="0C0A0005" w:tentative="1">
@@ -20150,7 +20162,7 @@
         <w:ind w:left="7189" w:hanging="360"/>
       </w:pPr>
       <w:rPr>
-        <w:rFonts w:hint="default" w:ascii="Wingdings" w:hAnsi="Wingdings"/>
+        <w:rFonts w:ascii="Wingdings" w:hAnsi="Wingdings" w:hint="default"/>
       </w:rPr>
     </w:lvl>
   </w:abstractNum>
@@ -20167,7 +20179,7 @@
         <w:ind w:left="1429" w:hanging="360"/>
       </w:pPr>
       <w:rPr>
-        <w:rFonts w:hint="default" w:ascii="Symbol" w:hAnsi="Symbol"/>
+        <w:rFonts w:ascii="Symbol" w:hAnsi="Symbol" w:hint="default"/>
       </w:rPr>
     </w:lvl>
     <w:lvl w:ilvl="1" w:tplc="0C0A0003" w:tentative="1">
@@ -20179,7 +20191,7 @@
         <w:ind w:left="2149" w:hanging="360"/>
       </w:pPr>
       <w:rPr>
-        <w:rFonts w:hint="default" w:ascii="Courier New" w:hAnsi="Courier New" w:cs="Courier New"/>
+        <w:rFonts w:ascii="Courier New" w:hAnsi="Courier New" w:cs="Courier New" w:hint="default"/>
       </w:rPr>
     </w:lvl>
     <w:lvl w:ilvl="2" w:tplc="0C0A0005" w:tentative="1">
@@ -20191,7 +20203,7 @@
         <w:ind w:left="2869" w:hanging="360"/>
       </w:pPr>
       <w:rPr>
-        <w:rFonts w:hint="default" w:ascii="Wingdings" w:hAnsi="Wingdings"/>
+        <w:rFonts w:ascii="Wingdings" w:hAnsi="Wingdings" w:hint="default"/>
       </w:rPr>
     </w:lvl>
     <w:lvl w:ilvl="3" w:tplc="0C0A0001" w:tentative="1">
@@ -20203,7 +20215,7 @@
         <w:ind w:left="3589" w:hanging="360"/>
       </w:pPr>
       <w:rPr>
-        <w:rFonts w:hint="default" w:ascii="Symbol" w:hAnsi="Symbol"/>
+        <w:rFonts w:ascii="Symbol" w:hAnsi="Symbol" w:hint="default"/>
       </w:rPr>
     </w:lvl>
     <w:lvl w:ilvl="4" w:tplc="0C0A0003" w:tentative="1">
@@ -20215,7 +20227,7 @@
         <w:ind w:left="4309" w:hanging="360"/>
       </w:pPr>
       <w:rPr>
-        <w:rFonts w:hint="default" w:ascii="Courier New" w:hAnsi="Courier New" w:cs="Courier New"/>
+        <w:rFonts w:ascii="Courier New" w:hAnsi="Courier New" w:cs="Courier New" w:hint="default"/>
       </w:rPr>
     </w:lvl>
     <w:lvl w:ilvl="5" w:tplc="0C0A0005" w:tentative="1">
@@ -20227,7 +20239,7 @@
         <w:ind w:left="5029" w:hanging="360"/>
       </w:pPr>
       <w:rPr>
-        <w:rFonts w:hint="default" w:ascii="Wingdings" w:hAnsi="Wingdings"/>
+        <w:rFonts w:ascii="Wingdings" w:hAnsi="Wingdings" w:hint="default"/>
       </w:rPr>
     </w:lvl>
     <w:lvl w:ilvl="6" w:tplc="0C0A0001" w:tentative="1">
@@ -20239,7 +20251,7 @@
         <w:ind w:left="5749" w:hanging="360"/>
       </w:pPr>
       <w:rPr>
-        <w:rFonts w:hint="default" w:ascii="Symbol" w:hAnsi="Symbol"/>
+        <w:rFonts w:ascii="Symbol" w:hAnsi="Symbol" w:hint="default"/>
       </w:rPr>
     </w:lvl>
     <w:lvl w:ilvl="7" w:tplc="0C0A0003" w:tentative="1">
@@ -20251,7 +20263,7 @@
         <w:ind w:left="6469" w:hanging="360"/>
       </w:pPr>
       <w:rPr>
-        <w:rFonts w:hint="default" w:ascii="Courier New" w:hAnsi="Courier New" w:cs="Courier New"/>
+        <w:rFonts w:ascii="Courier New" w:hAnsi="Courier New" w:cs="Courier New" w:hint="default"/>
       </w:rPr>
     </w:lvl>
     <w:lvl w:ilvl="8" w:tplc="0C0A0005" w:tentative="1">
@@ -20263,7 +20275,7 @@
         <w:ind w:left="7189" w:hanging="360"/>
       </w:pPr>
       <w:rPr>
-        <w:rFonts w:hint="default" w:ascii="Wingdings" w:hAnsi="Wingdings"/>
+        <w:rFonts w:ascii="Wingdings" w:hAnsi="Wingdings" w:hint="default"/>
       </w:rPr>
     </w:lvl>
   </w:abstractNum>
@@ -20280,7 +20292,7 @@
         <w:ind w:left="1429" w:hanging="360"/>
       </w:pPr>
       <w:rPr>
-        <w:rFonts w:hint="default" w:ascii="Symbol" w:hAnsi="Symbol"/>
+        <w:rFonts w:ascii="Symbol" w:hAnsi="Symbol" w:hint="default"/>
       </w:rPr>
     </w:lvl>
     <w:lvl w:ilvl="1" w:tplc="0C0A0003" w:tentative="1">
@@ -20292,7 +20304,7 @@
         <w:ind w:left="2149" w:hanging="360"/>
       </w:pPr>
       <w:rPr>
-        <w:rFonts w:hint="default" w:ascii="Courier New" w:hAnsi="Courier New" w:cs="Courier New"/>
+        <w:rFonts w:ascii="Courier New" w:hAnsi="Courier New" w:cs="Courier New" w:hint="default"/>
       </w:rPr>
     </w:lvl>
     <w:lvl w:ilvl="2" w:tplc="0C0A0005" w:tentative="1">
@@ -20304,7 +20316,7 @@
         <w:ind w:left="2869" w:hanging="360"/>
       </w:pPr>
       <w:rPr>
-        <w:rFonts w:hint="default" w:ascii="Wingdings" w:hAnsi="Wingdings"/>
+        <w:rFonts w:ascii="Wingdings" w:hAnsi="Wingdings" w:hint="default"/>
       </w:rPr>
     </w:lvl>
     <w:lvl w:ilvl="3" w:tplc="0C0A0001" w:tentative="1">
@@ -20316,7 +20328,7 @@
         <w:ind w:left="3589" w:hanging="360"/>
       </w:pPr>
       <w:rPr>
-        <w:rFonts w:hint="default" w:ascii="Symbol" w:hAnsi="Symbol"/>
+        <w:rFonts w:ascii="Symbol" w:hAnsi="Symbol" w:hint="default"/>
       </w:rPr>
     </w:lvl>
     <w:lvl w:ilvl="4" w:tplc="0C0A0003" w:tentative="1">
@@ -20328,7 +20340,7 @@
         <w:ind w:left="4309" w:hanging="360"/>
       </w:pPr>
       <w:rPr>
-        <w:rFonts w:hint="default" w:ascii="Courier New" w:hAnsi="Courier New" w:cs="Courier New"/>
+        <w:rFonts w:ascii="Courier New" w:hAnsi="Courier New" w:cs="Courier New" w:hint="default"/>
       </w:rPr>
     </w:lvl>
     <w:lvl w:ilvl="5" w:tplc="0C0A0005" w:tentative="1">
@@ -20340,7 +20352,7 @@
         <w:ind w:left="5029" w:hanging="360"/>
       </w:pPr>
       <w:rPr>
-        <w:rFonts w:hint="default" w:ascii="Wingdings" w:hAnsi="Wingdings"/>
+        <w:rFonts w:ascii="Wingdings" w:hAnsi="Wingdings" w:hint="default"/>
       </w:rPr>
     </w:lvl>
     <w:lvl w:ilvl="6" w:tplc="0C0A0001" w:tentative="1">
@@ -20352,7 +20364,7 @@
         <w:ind w:left="5749" w:hanging="360"/>
       </w:pPr>
       <w:rPr>
-        <w:rFonts w:hint="default" w:ascii="Symbol" w:hAnsi="Symbol"/>
+        <w:rFonts w:ascii="Symbol" w:hAnsi="Symbol" w:hint="default"/>
       </w:rPr>
     </w:lvl>
     <w:lvl w:ilvl="7" w:tplc="0C0A0003" w:tentative="1">
@@ -20364,7 +20376,7 @@
         <w:ind w:left="6469" w:hanging="360"/>
       </w:pPr>
       <w:rPr>
-        <w:rFonts w:hint="default" w:ascii="Courier New" w:hAnsi="Courier New" w:cs="Courier New"/>
+        <w:rFonts w:ascii="Courier New" w:hAnsi="Courier New" w:cs="Courier New" w:hint="default"/>
       </w:rPr>
     </w:lvl>
     <w:lvl w:ilvl="8" w:tplc="0C0A0005" w:tentative="1">
@@ -20376,7 +20388,7 @@
         <w:ind w:left="7189" w:hanging="360"/>
       </w:pPr>
       <w:rPr>
-        <w:rFonts w:hint="default" w:ascii="Wingdings" w:hAnsi="Wingdings"/>
+        <w:rFonts w:ascii="Wingdings" w:hAnsi="Wingdings" w:hint="default"/>
       </w:rPr>
     </w:lvl>
   </w:abstractNum>
@@ -20393,7 +20405,7 @@
         <w:ind w:left="1429" w:hanging="360"/>
       </w:pPr>
       <w:rPr>
-        <w:rFonts w:hint="default" w:ascii="Symbol" w:hAnsi="Symbol"/>
+        <w:rFonts w:ascii="Symbol" w:hAnsi="Symbol" w:hint="default"/>
       </w:rPr>
     </w:lvl>
     <w:lvl w:ilvl="1" w:tplc="0C0A0003" w:tentative="1">
@@ -20405,7 +20417,7 @@
         <w:ind w:left="2149" w:hanging="360"/>
       </w:pPr>
       <w:rPr>
-        <w:rFonts w:hint="default" w:ascii="Courier New" w:hAnsi="Courier New" w:cs="Courier New"/>
+        <w:rFonts w:ascii="Courier New" w:hAnsi="Courier New" w:cs="Courier New" w:hint="default"/>
       </w:rPr>
     </w:lvl>
     <w:lvl w:ilvl="2" w:tplc="0C0A0005" w:tentative="1">
@@ -20417,7 +20429,7 @@
         <w:ind w:left="2869" w:hanging="360"/>
       </w:pPr>
       <w:rPr>
-        <w:rFonts w:hint="default" w:ascii="Wingdings" w:hAnsi="Wingdings"/>
+        <w:rFonts w:ascii="Wingdings" w:hAnsi="Wingdings" w:hint="default"/>
       </w:rPr>
     </w:lvl>
     <w:lvl w:ilvl="3" w:tplc="0C0A0001" w:tentative="1">
@@ -20429,7 +20441,7 @@
         <w:ind w:left="3589" w:hanging="360"/>
       </w:pPr>
       <w:rPr>
-        <w:rFonts w:hint="default" w:ascii="Symbol" w:hAnsi="Symbol"/>
+        <w:rFonts w:ascii="Symbol" w:hAnsi="Symbol" w:hint="default"/>
       </w:rPr>
     </w:lvl>
     <w:lvl w:ilvl="4" w:tplc="0C0A0003" w:tentative="1">
@@ -20441,7 +20453,7 @@
         <w:ind w:left="4309" w:hanging="360"/>
       </w:pPr>
       <w:rPr>
-        <w:rFonts w:hint="default" w:ascii="Courier New" w:hAnsi="Courier New" w:cs="Courier New"/>
+        <w:rFonts w:ascii="Courier New" w:hAnsi="Courier New" w:cs="Courier New" w:hint="default"/>
       </w:rPr>
     </w:lvl>
     <w:lvl w:ilvl="5" w:tplc="0C0A0005" w:tentative="1">
@@ -20453,7 +20465,7 @@
         <w:ind w:left="5029" w:hanging="360"/>
       </w:pPr>
       <w:rPr>
-        <w:rFonts w:hint="default" w:ascii="Wingdings" w:hAnsi="Wingdings"/>
+        <w:rFonts w:ascii="Wingdings" w:hAnsi="Wingdings" w:hint="default"/>
       </w:rPr>
     </w:lvl>
     <w:lvl w:ilvl="6" w:tplc="0C0A0001" w:tentative="1">
@@ -20465,7 +20477,7 @@
         <w:ind w:left="5749" w:hanging="360"/>
       </w:pPr>
       <w:rPr>
-        <w:rFonts w:hint="default" w:ascii="Symbol" w:hAnsi="Symbol"/>
+        <w:rFonts w:ascii="Symbol" w:hAnsi="Symbol" w:hint="default"/>
       </w:rPr>
     </w:lvl>
     <w:lvl w:ilvl="7" w:tplc="0C0A0003" w:tentative="1">
@@ -20477,7 +20489,7 @@
         <w:ind w:left="6469" w:hanging="360"/>
       </w:pPr>
       <w:rPr>
-        <w:rFonts w:hint="default" w:ascii="Courier New" w:hAnsi="Courier New" w:cs="Courier New"/>
+        <w:rFonts w:ascii="Courier New" w:hAnsi="Courier New" w:cs="Courier New" w:hint="default"/>
       </w:rPr>
     </w:lvl>
     <w:lvl w:ilvl="8" w:tplc="0C0A0005" w:tentative="1">
@@ -20489,7 +20501,7 @@
         <w:ind w:left="7189" w:hanging="360"/>
       </w:pPr>
       <w:rPr>
-        <w:rFonts w:hint="default" w:ascii="Wingdings" w:hAnsi="Wingdings"/>
+        <w:rFonts w:ascii="Wingdings" w:hAnsi="Wingdings" w:hint="default"/>
       </w:rPr>
     </w:lvl>
   </w:abstractNum>
@@ -20506,7 +20518,7 @@
         <w:ind w:left="1429" w:hanging="360"/>
       </w:pPr>
       <w:rPr>
-        <w:rFonts w:hint="default" w:ascii="Symbol" w:hAnsi="Symbol"/>
+        <w:rFonts w:ascii="Symbol" w:hAnsi="Symbol" w:hint="default"/>
       </w:rPr>
     </w:lvl>
     <w:lvl w:ilvl="1" w:tplc="0C0A0003" w:tentative="1">
@@ -20518,7 +20530,7 @@
         <w:ind w:left="2149" w:hanging="360"/>
       </w:pPr>
       <w:rPr>
-        <w:rFonts w:hint="default" w:ascii="Courier New" w:hAnsi="Courier New" w:cs="Courier New"/>
+        <w:rFonts w:ascii="Courier New" w:hAnsi="Courier New" w:cs="Courier New" w:hint="default"/>
       </w:rPr>
     </w:lvl>
     <w:lvl w:ilvl="2" w:tplc="0C0A0005" w:tentative="1">
@@ -20530,7 +20542,7 @@
         <w:ind w:left="2869" w:hanging="360"/>
       </w:pPr>
       <w:rPr>
-        <w:rFonts w:hint="default" w:ascii="Wingdings" w:hAnsi="Wingdings"/>
+        <w:rFonts w:ascii="Wingdings" w:hAnsi="Wingdings" w:hint="default"/>
       </w:rPr>
     </w:lvl>
     <w:lvl w:ilvl="3" w:tplc="0C0A0001" w:tentative="1">
@@ -20542,7 +20554,7 @@
         <w:ind w:left="3589" w:hanging="360"/>
       </w:pPr>
       <w:rPr>
-        <w:rFonts w:hint="default" w:ascii="Symbol" w:hAnsi="Symbol"/>
+        <w:rFonts w:ascii="Symbol" w:hAnsi="Symbol" w:hint="default"/>
       </w:rPr>
     </w:lvl>
     <w:lvl w:ilvl="4" w:tplc="0C0A0003" w:tentative="1">
@@ -20554,7 +20566,7 @@
         <w:ind w:left="4309" w:hanging="360"/>
       </w:pPr>
       <w:rPr>
-        <w:rFonts w:hint="default" w:ascii="Courier New" w:hAnsi="Courier New" w:cs="Courier New"/>
+        <w:rFonts w:ascii="Courier New" w:hAnsi="Courier New" w:cs="Courier New" w:hint="default"/>
       </w:rPr>
     </w:lvl>
     <w:lvl w:ilvl="5" w:tplc="0C0A0005" w:tentative="1">
@@ -20566,7 +20578,7 @@
         <w:ind w:left="5029" w:hanging="360"/>
       </w:pPr>
       <w:rPr>
-        <w:rFonts w:hint="default" w:ascii="Wingdings" w:hAnsi="Wingdings"/>
+        <w:rFonts w:ascii="Wingdings" w:hAnsi="Wingdings" w:hint="default"/>
       </w:rPr>
     </w:lvl>
     <w:lvl w:ilvl="6" w:tplc="0C0A0001" w:tentative="1">
@@ -20578,7 +20590,7 @@
         <w:ind w:left="5749" w:hanging="360"/>
       </w:pPr>
       <w:rPr>
-        <w:rFonts w:hint="default" w:ascii="Symbol" w:hAnsi="Symbol"/>
+        <w:rFonts w:ascii="Symbol" w:hAnsi="Symbol" w:hint="default"/>
       </w:rPr>
     </w:lvl>
     <w:lvl w:ilvl="7" w:tplc="0C0A0003" w:tentative="1">
@@ -20590,7 +20602,7 @@
         <w:ind w:left="6469" w:hanging="360"/>
       </w:pPr>
       <w:rPr>
-        <w:rFonts w:hint="default" w:ascii="Courier New" w:hAnsi="Courier New" w:cs="Courier New"/>
+        <w:rFonts w:ascii="Courier New" w:hAnsi="Courier New" w:cs="Courier New" w:hint="default"/>
       </w:rPr>
     </w:lvl>
     <w:lvl w:ilvl="8" w:tplc="0C0A0005" w:tentative="1">
@@ -20602,7 +20614,7 @@
         <w:ind w:left="7189" w:hanging="360"/>
       </w:pPr>
       <w:rPr>
-        <w:rFonts w:hint="default" w:ascii="Wingdings" w:hAnsi="Wingdings"/>
+        <w:rFonts w:ascii="Wingdings" w:hAnsi="Wingdings" w:hint="default"/>
       </w:rPr>
     </w:lvl>
   </w:abstractNum>
@@ -20619,7 +20631,7 @@
         <w:ind w:left="1429" w:hanging="360"/>
       </w:pPr>
       <w:rPr>
-        <w:rFonts w:hint="default" w:ascii="Symbol" w:hAnsi="Symbol"/>
+        <w:rFonts w:ascii="Symbol" w:hAnsi="Symbol" w:hint="default"/>
       </w:rPr>
     </w:lvl>
     <w:lvl w:ilvl="1" w:tplc="FFFFFFFF" w:tentative="1">
@@ -20631,7 +20643,7 @@
         <w:ind w:left="2149" w:hanging="360"/>
       </w:pPr>
       <w:rPr>
-        <w:rFonts w:hint="default" w:ascii="Courier New" w:hAnsi="Courier New" w:cs="Courier New"/>
+        <w:rFonts w:ascii="Courier New" w:hAnsi="Courier New" w:cs="Courier New" w:hint="default"/>
       </w:rPr>
     </w:lvl>
     <w:lvl w:ilvl="2" w:tplc="FFFFFFFF" w:tentative="1">
@@ -20643,7 +20655,7 @@
         <w:ind w:left="2869" w:hanging="360"/>
       </w:pPr>
       <w:rPr>
-        <w:rFonts w:hint="default" w:ascii="Wingdings" w:hAnsi="Wingdings"/>
+        <w:rFonts w:ascii="Wingdings" w:hAnsi="Wingdings" w:hint="default"/>
       </w:rPr>
     </w:lvl>
     <w:lvl w:ilvl="3" w:tplc="FFFFFFFF" w:tentative="1">
@@ -20655,7 +20667,7 @@
         <w:ind w:left="3589" w:hanging="360"/>
       </w:pPr>
       <w:rPr>
-        <w:rFonts w:hint="default" w:ascii="Symbol" w:hAnsi="Symbol"/>
+        <w:rFonts w:ascii="Symbol" w:hAnsi="Symbol" w:hint="default"/>
       </w:rPr>
     </w:lvl>
     <w:lvl w:ilvl="4" w:tplc="FFFFFFFF" w:tentative="1">
@@ -20667,7 +20679,7 @@
         <w:ind w:left="4309" w:hanging="360"/>
       </w:pPr>
       <w:rPr>
-        <w:rFonts w:hint="default" w:ascii="Courier New" w:hAnsi="Courier New" w:cs="Courier New"/>
+        <w:rFonts w:ascii="Courier New" w:hAnsi="Courier New" w:cs="Courier New" w:hint="default"/>
       </w:rPr>
     </w:lvl>
     <w:lvl w:ilvl="5" w:tplc="FFFFFFFF" w:tentative="1">
@@ -20679,7 +20691,7 @@
         <w:ind w:left="5029" w:hanging="360"/>
       </w:pPr>
       <w:rPr>
-        <w:rFonts w:hint="default" w:ascii="Wingdings" w:hAnsi="Wingdings"/>
+        <w:rFonts w:ascii="Wingdings" w:hAnsi="Wingdings" w:hint="default"/>
       </w:rPr>
     </w:lvl>
     <w:lvl w:ilvl="6" w:tplc="FFFFFFFF" w:tentative="1">
@@ -20691,7 +20703,7 @@
         <w:ind w:left="5749" w:hanging="360"/>
       </w:pPr>
       <w:rPr>
-        <w:rFonts w:hint="default" w:ascii="Symbol" w:hAnsi="Symbol"/>
+        <w:rFonts w:ascii="Symbol" w:hAnsi="Symbol" w:hint="default"/>
       </w:rPr>
     </w:lvl>
     <w:lvl w:ilvl="7" w:tplc="FFFFFFFF" w:tentative="1">
@@ -20703,7 +20715,7 @@
         <w:ind w:left="6469" w:hanging="360"/>
       </w:pPr>
       <w:rPr>
-        <w:rFonts w:hint="default" w:ascii="Courier New" w:hAnsi="Courier New" w:cs="Courier New"/>
+        <w:rFonts w:ascii="Courier New" w:hAnsi="Courier New" w:cs="Courier New" w:hint="default"/>
       </w:rPr>
     </w:lvl>
     <w:lvl w:ilvl="8" w:tplc="FFFFFFFF" w:tentative="1">
@@ -20715,7 +20727,7 @@
         <w:ind w:left="7189" w:hanging="360"/>
       </w:pPr>
       <w:rPr>
-        <w:rFonts w:hint="default" w:ascii="Wingdings" w:hAnsi="Wingdings"/>
+        <w:rFonts w:ascii="Wingdings" w:hAnsi="Wingdings" w:hint="default"/>
       </w:rPr>
     </w:lvl>
   </w:abstractNum>
@@ -20732,7 +20744,7 @@
         <w:ind w:left="1429" w:hanging="360"/>
       </w:pPr>
       <w:rPr>
-        <w:rFonts w:hint="default" w:ascii="Symbol" w:hAnsi="Symbol"/>
+        <w:rFonts w:ascii="Symbol" w:hAnsi="Symbol" w:hint="default"/>
       </w:rPr>
     </w:lvl>
     <w:lvl w:ilvl="1" w:tplc="0C0A0003" w:tentative="1">
@@ -20744,7 +20756,7 @@
         <w:ind w:left="2149" w:hanging="360"/>
       </w:pPr>
       <w:rPr>
-        <w:rFonts w:hint="default" w:ascii="Courier New" w:hAnsi="Courier New" w:cs="Courier New"/>
+        <w:rFonts w:ascii="Courier New" w:hAnsi="Courier New" w:cs="Courier New" w:hint="default"/>
       </w:rPr>
     </w:lvl>
     <w:lvl w:ilvl="2" w:tplc="0C0A0005" w:tentative="1">
@@ -20756,7 +20768,7 @@
         <w:ind w:left="2869" w:hanging="360"/>
       </w:pPr>
       <w:rPr>
-        <w:rFonts w:hint="default" w:ascii="Wingdings" w:hAnsi="Wingdings"/>
+        <w:rFonts w:ascii="Wingdings" w:hAnsi="Wingdings" w:hint="default"/>
       </w:rPr>
     </w:lvl>
     <w:lvl w:ilvl="3" w:tplc="0C0A0001" w:tentative="1">
@@ -20768,7 +20780,7 @@
         <w:ind w:left="3589" w:hanging="360"/>
       </w:pPr>
       <w:rPr>
-        <w:rFonts w:hint="default" w:ascii="Symbol" w:hAnsi="Symbol"/>
+        <w:rFonts w:ascii="Symbol" w:hAnsi="Symbol" w:hint="default"/>
       </w:rPr>
     </w:lvl>
     <w:lvl w:ilvl="4" w:tplc="0C0A0003" w:tentative="1">
@@ -20780,7 +20792,7 @@
         <w:ind w:left="4309" w:hanging="360"/>
       </w:pPr>
       <w:rPr>
-        <w:rFonts w:hint="default" w:ascii="Courier New" w:hAnsi="Courier New" w:cs="Courier New"/>
+        <w:rFonts w:ascii="Courier New" w:hAnsi="Courier New" w:cs="Courier New" w:hint="default"/>
       </w:rPr>
     </w:lvl>
     <w:lvl w:ilvl="5" w:tplc="0C0A0005" w:tentative="1">
@@ -20792,7 +20804,7 @@
         <w:ind w:left="5029" w:hanging="360"/>
       </w:pPr>
       <w:rPr>
-        <w:rFonts w:hint="default" w:ascii="Wingdings" w:hAnsi="Wingdings"/>
+        <w:rFonts w:ascii="Wingdings" w:hAnsi="Wingdings" w:hint="default"/>
       </w:rPr>
     </w:lvl>
     <w:lvl w:ilvl="6" w:tplc="0C0A0001" w:tentative="1">
@@ -20804,7 +20816,7 @@
         <w:ind w:left="5749" w:hanging="360"/>
       </w:pPr>
       <w:rPr>
-        <w:rFonts w:hint="default" w:ascii="Symbol" w:hAnsi="Symbol"/>
+        <w:rFonts w:ascii="Symbol" w:hAnsi="Symbol" w:hint="default"/>
       </w:rPr>
     </w:lvl>
     <w:lvl w:ilvl="7" w:tplc="0C0A0003" w:tentative="1">
@@ -20816,7 +20828,7 @@
         <w:ind w:left="6469" w:hanging="360"/>
       </w:pPr>
       <w:rPr>
-        <w:rFonts w:hint="default" w:ascii="Courier New" w:hAnsi="Courier New" w:cs="Courier New"/>
+        <w:rFonts w:ascii="Courier New" w:hAnsi="Courier New" w:cs="Courier New" w:hint="default"/>
       </w:rPr>
     </w:lvl>
     <w:lvl w:ilvl="8" w:tplc="0C0A0005" w:tentative="1">
@@ -20828,7 +20840,7 @@
         <w:ind w:left="7189" w:hanging="360"/>
       </w:pPr>
       <w:rPr>
-        <w:rFonts w:hint="default" w:ascii="Wingdings" w:hAnsi="Wingdings"/>
+        <w:rFonts w:ascii="Wingdings" w:hAnsi="Wingdings" w:hint="default"/>
       </w:rPr>
     </w:lvl>
   </w:abstractNum>
@@ -20845,7 +20857,7 @@
         <w:ind w:left="1429" w:hanging="360"/>
       </w:pPr>
       <w:rPr>
-        <w:rFonts w:hint="default" w:ascii="Symbol" w:hAnsi="Symbol"/>
+        <w:rFonts w:ascii="Symbol" w:hAnsi="Symbol" w:hint="default"/>
       </w:rPr>
     </w:lvl>
     <w:lvl w:ilvl="1" w:tplc="0C0A0003" w:tentative="1">
@@ -20857,7 +20869,7 @@
         <w:ind w:left="2149" w:hanging="360"/>
       </w:pPr>
       <w:rPr>
-        <w:rFonts w:hint="default" w:ascii="Courier New" w:hAnsi="Courier New" w:cs="Courier New"/>
+        <w:rFonts w:ascii="Courier New" w:hAnsi="Courier New" w:cs="Courier New" w:hint="default"/>
       </w:rPr>
     </w:lvl>
     <w:lvl w:ilvl="2" w:tplc="0C0A0005" w:tentative="1">
@@ -20869,7 +20881,7 @@
         <w:ind w:left="2869" w:hanging="360"/>
       </w:pPr>
       <w:rPr>
-        <w:rFonts w:hint="default" w:ascii="Wingdings" w:hAnsi="Wingdings"/>
+        <w:rFonts w:ascii="Wingdings" w:hAnsi="Wingdings" w:hint="default"/>
       </w:rPr>
     </w:lvl>
     <w:lvl w:ilvl="3" w:tplc="0C0A0001" w:tentative="1">
@@ -20881,7 +20893,7 @@
         <w:ind w:left="3589" w:hanging="360"/>
       </w:pPr>
       <w:rPr>
-        <w:rFonts w:hint="default" w:ascii="Symbol" w:hAnsi="Symbol"/>
+        <w:rFonts w:ascii="Symbol" w:hAnsi="Symbol" w:hint="default"/>
       </w:rPr>
     </w:lvl>
     <w:lvl w:ilvl="4" w:tplc="0C0A0003" w:tentative="1">
@@ -20893,7 +20905,7 @@
         <w:ind w:left="4309" w:hanging="360"/>
       </w:pPr>
       <w:rPr>
-        <w:rFonts w:hint="default" w:ascii="Courier New" w:hAnsi="Courier New" w:cs="Courier New"/>
+        <w:rFonts w:ascii="Courier New" w:hAnsi="Courier New" w:cs="Courier New" w:hint="default"/>
       </w:rPr>
     </w:lvl>
     <w:lvl w:ilvl="5" w:tplc="0C0A0005" w:tentative="1">
@@ -20905,7 +20917,7 @@
         <w:ind w:left="5029" w:hanging="360"/>
       </w:pPr>
       <w:rPr>
-        <w:rFonts w:hint="default" w:ascii="Wingdings" w:hAnsi="Wingdings"/>
+        <w:rFonts w:ascii="Wingdings" w:hAnsi="Wingdings" w:hint="default"/>
       </w:rPr>
     </w:lvl>
     <w:lvl w:ilvl="6" w:tplc="0C0A0001" w:tentative="1">
@@ -20917,7 +20929,7 @@
         <w:ind w:left="5749" w:hanging="360"/>
       </w:pPr>
       <w:rPr>
-        <w:rFonts w:hint="default" w:ascii="Symbol" w:hAnsi="Symbol"/>
+        <w:rFonts w:ascii="Symbol" w:hAnsi="Symbol" w:hint="default"/>
       </w:rPr>
     </w:lvl>
     <w:lvl w:ilvl="7" w:tplc="0C0A0003" w:tentative="1">
@@ -20929,7 +20941,7 @@
         <w:ind w:left="6469" w:hanging="360"/>
       </w:pPr>
       <w:rPr>
-        <w:rFonts w:hint="default" w:ascii="Courier New" w:hAnsi="Courier New" w:cs="Courier New"/>
+        <w:rFonts w:ascii="Courier New" w:hAnsi="Courier New" w:cs="Courier New" w:hint="default"/>
       </w:rPr>
     </w:lvl>
     <w:lvl w:ilvl="8" w:tplc="0C0A0005" w:tentative="1">
@@ -20941,7 +20953,7 @@
         <w:ind w:left="7189" w:hanging="360"/>
       </w:pPr>
       <w:rPr>
-        <w:rFonts w:hint="default" w:ascii="Wingdings" w:hAnsi="Wingdings"/>
+        <w:rFonts w:ascii="Wingdings" w:hAnsi="Wingdings" w:hint="default"/>
       </w:rPr>
     </w:lvl>
   </w:abstractNum>
@@ -20958,7 +20970,7 @@
         <w:ind w:left="1429" w:hanging="360"/>
       </w:pPr>
       <w:rPr>
-        <w:rFonts w:hint="default" w:ascii="Symbol" w:hAnsi="Symbol"/>
+        <w:rFonts w:ascii="Symbol" w:hAnsi="Symbol" w:hint="default"/>
       </w:rPr>
     </w:lvl>
     <w:lvl w:ilvl="1" w:tplc="0C0A0001">
@@ -20970,7 +20982,7 @@
         <w:ind w:left="2149" w:hanging="360"/>
       </w:pPr>
       <w:rPr>
-        <w:rFonts w:hint="default" w:ascii="Symbol" w:hAnsi="Symbol"/>
+        <w:rFonts w:ascii="Symbol" w:hAnsi="Symbol" w:hint="default"/>
       </w:rPr>
     </w:lvl>
     <w:lvl w:ilvl="2" w:tplc="FFFFFFFF" w:tentative="1">
@@ -20982,7 +20994,7 @@
         <w:ind w:left="2869" w:hanging="360"/>
       </w:pPr>
       <w:rPr>
-        <w:rFonts w:hint="default" w:ascii="Wingdings" w:hAnsi="Wingdings"/>
+        <w:rFonts w:ascii="Wingdings" w:hAnsi="Wingdings" w:hint="default"/>
       </w:rPr>
     </w:lvl>
     <w:lvl w:ilvl="3" w:tplc="FFFFFFFF" w:tentative="1">
@@ -20994,7 +21006,7 @@
         <w:ind w:left="3589" w:hanging="360"/>
       </w:pPr>
       <w:rPr>
-        <w:rFonts w:hint="default" w:ascii="Symbol" w:hAnsi="Symbol"/>
+        <w:rFonts w:ascii="Symbol" w:hAnsi="Symbol" w:hint="default"/>
       </w:rPr>
     </w:lvl>
     <w:lvl w:ilvl="4" w:tplc="FFFFFFFF" w:tentative="1">
@@ -21006,7 +21018,7 @@
         <w:ind w:left="4309" w:hanging="360"/>
       </w:pPr>
       <w:rPr>
-        <w:rFonts w:hint="default" w:ascii="Courier New" w:hAnsi="Courier New" w:cs="Courier New"/>
+        <w:rFonts w:ascii="Courier New" w:hAnsi="Courier New" w:cs="Courier New" w:hint="default"/>
       </w:rPr>
     </w:lvl>
     <w:lvl w:ilvl="5" w:tplc="FFFFFFFF" w:tentative="1">
@@ -21018,7 +21030,7 @@
         <w:ind w:left="5029" w:hanging="360"/>
       </w:pPr>
       <w:rPr>
-        <w:rFonts w:hint="default" w:ascii="Wingdings" w:hAnsi="Wingdings"/>
+        <w:rFonts w:ascii="Wingdings" w:hAnsi="Wingdings" w:hint="default"/>
       </w:rPr>
     </w:lvl>
     <w:lvl w:ilvl="6" w:tplc="FFFFFFFF" w:tentative="1">
@@ -21030,7 +21042,7 @@
         <w:ind w:left="5749" w:hanging="360"/>
       </w:pPr>
       <w:rPr>
-        <w:rFonts w:hint="default" w:ascii="Symbol" w:hAnsi="Symbol"/>
+        <w:rFonts w:ascii="Symbol" w:hAnsi="Symbol" w:hint="default"/>
       </w:rPr>
     </w:lvl>
     <w:lvl w:ilvl="7" w:tplc="FFFFFFFF" w:tentative="1">
@@ -21042,7 +21054,7 @@
         <w:ind w:left="6469" w:hanging="360"/>
       </w:pPr>
       <w:rPr>
-        <w:rFonts w:hint="default" w:ascii="Courier New" w:hAnsi="Courier New" w:cs="Courier New"/>
+        <w:rFonts w:ascii="Courier New" w:hAnsi="Courier New" w:cs="Courier New" w:hint="default"/>
       </w:rPr>
     </w:lvl>
     <w:lvl w:ilvl="8" w:tplc="FFFFFFFF" w:tentative="1">
@@ -21054,7 +21066,7 @@
         <w:ind w:left="7189" w:hanging="360"/>
       </w:pPr>
       <w:rPr>
-        <w:rFonts w:hint="default" w:ascii="Wingdings" w:hAnsi="Wingdings"/>
+        <w:rFonts w:ascii="Wingdings" w:hAnsi="Wingdings" w:hint="default"/>
       </w:rPr>
     </w:lvl>
   </w:abstractNum>
@@ -21071,7 +21083,7 @@
         <w:ind w:left="1429" w:hanging="360"/>
       </w:pPr>
       <w:rPr>
-        <w:rFonts w:hint="default" w:ascii="Symbol" w:hAnsi="Symbol"/>
+        <w:rFonts w:ascii="Symbol" w:hAnsi="Symbol" w:hint="default"/>
       </w:rPr>
     </w:lvl>
     <w:lvl w:ilvl="1" w:tplc="0C0A0003" w:tentative="1">
@@ -21083,7 +21095,7 @@
         <w:ind w:left="2149" w:hanging="360"/>
       </w:pPr>
       <w:rPr>
-        <w:rFonts w:hint="default" w:ascii="Courier New" w:hAnsi="Courier New" w:cs="Courier New"/>
+        <w:rFonts w:ascii="Courier New" w:hAnsi="Courier New" w:cs="Courier New" w:hint="default"/>
       </w:rPr>
     </w:lvl>
     <w:lvl w:ilvl="2" w:tplc="0C0A0005" w:tentative="1">
@@ -21095,7 +21107,7 @@
         <w:ind w:left="2869" w:hanging="360"/>
       </w:pPr>
       <w:rPr>
-        <w:rFonts w:hint="default" w:ascii="Wingdings" w:hAnsi="Wingdings"/>
+        <w:rFonts w:ascii="Wingdings" w:hAnsi="Wingdings" w:hint="default"/>
       </w:rPr>
     </w:lvl>
     <w:lvl w:ilvl="3" w:tplc="0C0A0001" w:tentative="1">
@@ -21107,7 +21119,7 @@
         <w:ind w:left="3589" w:hanging="360"/>
       </w:pPr>
       <w:rPr>
-        <w:rFonts w:hint="default" w:ascii="Symbol" w:hAnsi="Symbol"/>
+        <w:rFonts w:ascii="Symbol" w:hAnsi="Symbol" w:hint="default"/>
       </w:rPr>
     </w:lvl>
     <w:lvl w:ilvl="4" w:tplc="0C0A0003" w:tentative="1">
@@ -21119,7 +21131,7 @@
         <w:ind w:left="4309" w:hanging="360"/>
       </w:pPr>
       <w:rPr>
-        <w:rFonts w:hint="default" w:ascii="Courier New" w:hAnsi="Courier New" w:cs="Courier New"/>
+        <w:rFonts w:ascii="Courier New" w:hAnsi="Courier New" w:cs="Courier New" w:hint="default"/>
       </w:rPr>
     </w:lvl>
     <w:lvl w:ilvl="5" w:tplc="0C0A0005" w:tentative="1">
@@ -21131,7 +21143,7 @@
         <w:ind w:left="5029" w:hanging="360"/>
       </w:pPr>
       <w:rPr>
-        <w:rFonts w:hint="default" w:ascii="Wingdings" w:hAnsi="Wingdings"/>
+        <w:rFonts w:ascii="Wingdings" w:hAnsi="Wingdings" w:hint="default"/>
       </w:rPr>
     </w:lvl>
     <w:lvl w:ilvl="6" w:tplc="0C0A0001" w:tentative="1">
@@ -21143,7 +21155,7 @@
         <w:ind w:left="5749" w:hanging="360"/>
       </w:pPr>
       <w:rPr>
-        <w:rFonts w:hint="default" w:ascii="Symbol" w:hAnsi="Symbol"/>
+        <w:rFonts w:ascii="Symbol" w:hAnsi="Symbol" w:hint="default"/>
       </w:rPr>
     </w:lvl>
     <w:lvl w:ilvl="7" w:tplc="0C0A0003" w:tentative="1">
@@ -21155,7 +21167,7 @@
         <w:ind w:left="6469" w:hanging="360"/>
       </w:pPr>
       <w:rPr>
-        <w:rFonts w:hint="default" w:ascii="Courier New" w:hAnsi="Courier New" w:cs="Courier New"/>
+        <w:rFonts w:ascii="Courier New" w:hAnsi="Courier New" w:cs="Courier New" w:hint="default"/>
       </w:rPr>
     </w:lvl>
     <w:lvl w:ilvl="8" w:tplc="0C0A0005" w:tentative="1">
@@ -21167,7 +21179,7 @@
         <w:ind w:left="7189" w:hanging="360"/>
       </w:pPr>
       <w:rPr>
-        <w:rFonts w:hint="default" w:ascii="Wingdings" w:hAnsi="Wingdings"/>
+        <w:rFonts w:ascii="Wingdings" w:hAnsi="Wingdings" w:hint="default"/>
       </w:rPr>
     </w:lvl>
   </w:abstractNum>
@@ -21184,7 +21196,7 @@
         <w:ind w:left="1429" w:hanging="360"/>
       </w:pPr>
       <w:rPr>
-        <w:rFonts w:hint="default" w:ascii="Symbol" w:hAnsi="Symbol"/>
+        <w:rFonts w:ascii="Symbol" w:hAnsi="Symbol" w:hint="default"/>
       </w:rPr>
     </w:lvl>
     <w:lvl w:ilvl="1" w:tplc="0C0A0003" w:tentative="1">
@@ -21196,7 +21208,7 @@
         <w:ind w:left="2149" w:hanging="360"/>
       </w:pPr>
       <w:rPr>
-        <w:rFonts w:hint="default" w:ascii="Courier New" w:hAnsi="Courier New" w:cs="Courier New"/>
+        <w:rFonts w:ascii="Courier New" w:hAnsi="Courier New" w:cs="Courier New" w:hint="default"/>
       </w:rPr>
     </w:lvl>
     <w:lvl w:ilvl="2" w:tplc="0C0A0005" w:tentative="1">
@@ -21208,7 +21220,7 @@
         <w:ind w:left="2869" w:hanging="360"/>
       </w:pPr>
       <w:rPr>
-        <w:rFonts w:hint="default" w:ascii="Wingdings" w:hAnsi="Wingdings"/>
+        <w:rFonts w:ascii="Wingdings" w:hAnsi="Wingdings" w:hint="default"/>
       </w:rPr>
     </w:lvl>
     <w:lvl w:ilvl="3" w:tplc="0C0A0001" w:tentative="1">
@@ -21220,7 +21232,7 @@
         <w:ind w:left="3589" w:hanging="360"/>
       </w:pPr>
       <w:rPr>
-        <w:rFonts w:hint="default" w:ascii="Symbol" w:hAnsi="Symbol"/>
+        <w:rFonts w:ascii="Symbol" w:hAnsi="Symbol" w:hint="default"/>
       </w:rPr>
     </w:lvl>
     <w:lvl w:ilvl="4" w:tplc="0C0A0003" w:tentative="1">
@@ -21232,7 +21244,7 @@
         <w:ind w:left="4309" w:hanging="360"/>
       </w:pPr>
       <w:rPr>
-        <w:rFonts w:hint="default" w:ascii="Courier New" w:hAnsi="Courier New" w:cs="Courier New"/>
+        <w:rFonts w:ascii="Courier New" w:hAnsi="Courier New" w:cs="Courier New" w:hint="default"/>
       </w:rPr>
     </w:lvl>
     <w:lvl w:ilvl="5" w:tplc="0C0A0005" w:tentative="1">
@@ -21244,7 +21256,7 @@
         <w:ind w:left="5029" w:hanging="360"/>
       </w:pPr>
       <w:rPr>
-        <w:rFonts w:hint="default" w:ascii="Wingdings" w:hAnsi="Wingdings"/>
+        <w:rFonts w:ascii="Wingdings" w:hAnsi="Wingdings" w:hint="default"/>
       </w:rPr>
     </w:lvl>
     <w:lvl w:ilvl="6" w:tplc="0C0A0001" w:tentative="1">
@@ -21256,7 +21268,7 @@
         <w:ind w:left="5749" w:hanging="360"/>
       </w:pPr>
       <w:rPr>
-        <w:rFonts w:hint="default" w:ascii="Symbol" w:hAnsi="Symbol"/>
+        <w:rFonts w:ascii="Symbol" w:hAnsi="Symbol" w:hint="default"/>
       </w:rPr>
     </w:lvl>
     <w:lvl w:ilvl="7" w:tplc="0C0A0003" w:tentative="1">
@@ -21268,7 +21280,7 @@
         <w:ind w:left="6469" w:hanging="360"/>
       </w:pPr>
       <w:rPr>
-        <w:rFonts w:hint="default" w:ascii="Courier New" w:hAnsi="Courier New" w:cs="Courier New"/>
+        <w:rFonts w:ascii="Courier New" w:hAnsi="Courier New" w:cs="Courier New" w:hint="default"/>
       </w:rPr>
     </w:lvl>
     <w:lvl w:ilvl="8" w:tplc="0C0A0005" w:tentative="1">
@@ -21280,7 +21292,7 @@
         <w:ind w:left="7189" w:hanging="360"/>
       </w:pPr>
       <w:rPr>
-        <w:rFonts w:hint="default" w:ascii="Wingdings" w:hAnsi="Wingdings"/>
+        <w:rFonts w:ascii="Wingdings" w:hAnsi="Wingdings" w:hint="default"/>
       </w:rPr>
     </w:lvl>
   </w:abstractNum>
@@ -21297,7 +21309,7 @@
         <w:ind w:left="1429" w:hanging="360"/>
       </w:pPr>
       <w:rPr>
-        <w:rFonts w:hint="default" w:ascii="Symbol" w:hAnsi="Symbol"/>
+        <w:rFonts w:ascii="Symbol" w:hAnsi="Symbol" w:hint="default"/>
       </w:rPr>
     </w:lvl>
     <w:lvl w:ilvl="1" w:tplc="0C0A0003" w:tentative="1">
@@ -21309,7 +21321,7 @@
         <w:ind w:left="2149" w:hanging="360"/>
       </w:pPr>
       <w:rPr>
-        <w:rFonts w:hint="default" w:ascii="Courier New" w:hAnsi="Courier New" w:cs="Courier New"/>
+        <w:rFonts w:ascii="Courier New" w:hAnsi="Courier New" w:cs="Courier New" w:hint="default"/>
       </w:rPr>
     </w:lvl>
     <w:lvl w:ilvl="2" w:tplc="0C0A0005" w:tentative="1">
@@ -21321,7 +21333,7 @@
         <w:ind w:left="2869" w:hanging="360"/>
       </w:pPr>
       <w:rPr>
-        <w:rFonts w:hint="default" w:ascii="Wingdings" w:hAnsi="Wingdings"/>
+        <w:rFonts w:ascii="Wingdings" w:hAnsi="Wingdings" w:hint="default"/>
       </w:rPr>
     </w:lvl>
     <w:lvl w:ilvl="3" w:tplc="0C0A0001" w:tentative="1">
@@ -21333,7 +21345,7 @@
         <w:ind w:left="3589" w:hanging="360"/>
       </w:pPr>
       <w:rPr>
-        <w:rFonts w:hint="default" w:ascii="Symbol" w:hAnsi="Symbol"/>
+        <w:rFonts w:ascii="Symbol" w:hAnsi="Symbol" w:hint="default"/>
       </w:rPr>
     </w:lvl>
     <w:lvl w:ilvl="4" w:tplc="0C0A0003" w:tentative="1">
@@ -21345,7 +21357,7 @@
         <w:ind w:left="4309" w:hanging="360"/>
       </w:pPr>
       <w:rPr>
-        <w:rFonts w:hint="default" w:ascii="Courier New" w:hAnsi="Courier New" w:cs="Courier New"/>
+        <w:rFonts w:ascii="Courier New" w:hAnsi="Courier New" w:cs="Courier New" w:hint="default"/>
       </w:rPr>
     </w:lvl>
     <w:lvl w:ilvl="5" w:tplc="0C0A0005" w:tentative="1">
@@ -21357,7 +21369,7 @@
         <w:ind w:left="5029" w:hanging="360"/>
       </w:pPr>
       <w:rPr>
-        <w:rFonts w:hint="default" w:ascii="Wingdings" w:hAnsi="Wingdings"/>
+        <w:rFonts w:ascii="Wingdings" w:hAnsi="Wingdings" w:hint="default"/>
       </w:rPr>
     </w:lvl>
     <w:lvl w:ilvl="6" w:tplc="0C0A0001" w:tentative="1">
@@ -21369,7 +21381,7 @@
         <w:ind w:left="5749" w:hanging="360"/>
       </w:pPr>
       <w:rPr>
-        <w:rFonts w:hint="default" w:ascii="Symbol" w:hAnsi="Symbol"/>
+        <w:rFonts w:ascii="Symbol" w:hAnsi="Symbol" w:hint="default"/>
       </w:rPr>
     </w:lvl>
     <w:lvl w:ilvl="7" w:tplc="0C0A0003" w:tentative="1">
@@ -21381,7 +21393,7 @@
         <w:ind w:left="6469" w:hanging="360"/>
       </w:pPr>
       <w:rPr>
-        <w:rFonts w:hint="default" w:ascii="Courier New" w:hAnsi="Courier New" w:cs="Courier New"/>
+        <w:rFonts w:ascii="Courier New" w:hAnsi="Courier New" w:cs="Courier New" w:hint="default"/>
       </w:rPr>
     </w:lvl>
     <w:lvl w:ilvl="8" w:tplc="0C0A0005" w:tentative="1">
@@ -21393,7 +21405,7 @@
         <w:ind w:left="7189" w:hanging="360"/>
       </w:pPr>
       <w:rPr>
-        <w:rFonts w:hint="default" w:ascii="Wingdings" w:hAnsi="Wingdings"/>
+        <w:rFonts w:ascii="Wingdings" w:hAnsi="Wingdings" w:hint="default"/>
       </w:rPr>
     </w:lvl>
   </w:abstractNum>
@@ -21410,7 +21422,7 @@
         <w:ind w:left="1429" w:hanging="360"/>
       </w:pPr>
       <w:rPr>
-        <w:rFonts w:hint="default" w:ascii="Symbol" w:hAnsi="Symbol"/>
+        <w:rFonts w:ascii="Symbol" w:hAnsi="Symbol" w:hint="default"/>
       </w:rPr>
     </w:lvl>
     <w:lvl w:ilvl="1" w:tplc="0C0A0003" w:tentative="1">
@@ -21422,7 +21434,7 @@
         <w:ind w:left="2149" w:hanging="360"/>
       </w:pPr>
       <w:rPr>
-        <w:rFonts w:hint="default" w:ascii="Courier New" w:hAnsi="Courier New" w:cs="Courier New"/>
+        <w:rFonts w:ascii="Courier New" w:hAnsi="Courier New" w:cs="Courier New" w:hint="default"/>
       </w:rPr>
     </w:lvl>
     <w:lvl w:ilvl="2" w:tplc="0C0A0005" w:tentative="1">
@@ -21434,7 +21446,7 @@
         <w:ind w:left="2869" w:hanging="360"/>
       </w:pPr>
       <w:rPr>
-        <w:rFonts w:hint="default" w:ascii="Wingdings" w:hAnsi="Wingdings"/>
+        <w:rFonts w:ascii="Wingdings" w:hAnsi="Wingdings" w:hint="default"/>
       </w:rPr>
     </w:lvl>
     <w:lvl w:ilvl="3" w:tplc="0C0A0001" w:tentative="1">
@@ -21446,7 +21458,7 @@
         <w:ind w:left="3589" w:hanging="360"/>
       </w:pPr>
       <w:rPr>
-        <w:rFonts w:hint="default" w:ascii="Symbol" w:hAnsi="Symbol"/>
+        <w:rFonts w:ascii="Symbol" w:hAnsi="Symbol" w:hint="default"/>
       </w:rPr>
     </w:lvl>
     <w:lvl w:ilvl="4" w:tplc="0C0A0003" w:tentative="1">
@@ -21458,7 +21470,7 @@
         <w:ind w:left="4309" w:hanging="360"/>
       </w:pPr>
       <w:rPr>
-        <w:rFonts w:hint="default" w:ascii="Courier New" w:hAnsi="Courier New" w:cs="Courier New"/>
+        <w:rFonts w:ascii="Courier New" w:hAnsi="Courier New" w:cs="Courier New" w:hint="default"/>
       </w:rPr>
     </w:lvl>
     <w:lvl w:ilvl="5" w:tplc="0C0A0005" w:tentative="1">
@@ -21470,7 +21482,7 @@
         <w:ind w:left="5029" w:hanging="360"/>
       </w:pPr>
       <w:rPr>
-        <w:rFonts w:hint="default" w:ascii="Wingdings" w:hAnsi="Wingdings"/>
+        <w:rFonts w:ascii="Wingdings" w:hAnsi="Wingdings" w:hint="default"/>
       </w:rPr>
     </w:lvl>
     <w:lvl w:ilvl="6" w:tplc="0C0A0001" w:tentative="1">
@@ -21482,7 +21494,7 @@
         <w:ind w:left="5749" w:hanging="360"/>
       </w:pPr>
       <w:rPr>
-        <w:rFonts w:hint="default" w:ascii="Symbol" w:hAnsi="Symbol"/>
+        <w:rFonts w:ascii="Symbol" w:hAnsi="Symbol" w:hint="default"/>
       </w:rPr>
     </w:lvl>
     <w:lvl w:ilvl="7" w:tplc="0C0A0003" w:tentative="1">
@@ -21494,7 +21506,7 @@
         <w:ind w:left="6469" w:hanging="360"/>
       </w:pPr>
       <w:rPr>
-        <w:rFonts w:hint="default" w:ascii="Courier New" w:hAnsi="Courier New" w:cs="Courier New"/>
+        <w:rFonts w:ascii="Courier New" w:hAnsi="Courier New" w:cs="Courier New" w:hint="default"/>
       </w:rPr>
     </w:lvl>
     <w:lvl w:ilvl="8" w:tplc="0C0A0005" w:tentative="1">
@@ -21506,7 +21518,7 @@
         <w:ind w:left="7189" w:hanging="360"/>
       </w:pPr>
       <w:rPr>
-        <w:rFonts w:hint="default" w:ascii="Wingdings" w:hAnsi="Wingdings"/>
+        <w:rFonts w:ascii="Wingdings" w:hAnsi="Wingdings" w:hint="default"/>
       </w:rPr>
     </w:lvl>
   </w:abstractNum>
@@ -21584,7 +21596,7 @@
         <w:ind w:left="1429" w:hanging="360"/>
       </w:pPr>
       <w:rPr>
-        <w:rFonts w:hint="default" w:ascii="Symbol" w:hAnsi="Symbol"/>
+        <w:rFonts w:ascii="Symbol" w:hAnsi="Symbol" w:hint="default"/>
       </w:rPr>
     </w:lvl>
     <w:lvl w:ilvl="1" w:tplc="51DE34E8">
@@ -21595,7 +21607,7 @@
         <w:ind w:left="2494" w:hanging="705"/>
       </w:pPr>
       <w:rPr>
-        <w:rFonts w:hint="default" w:ascii="Calibri" w:hAnsi="Calibri" w:cs="Calibri" w:eastAsiaTheme="minorHAnsi"/>
+        <w:rFonts w:ascii="Calibri" w:eastAsiaTheme="minorHAnsi" w:hAnsi="Calibri" w:cs="Calibri" w:hint="default"/>
       </w:rPr>
     </w:lvl>
     <w:lvl w:ilvl="2" w:tplc="0C0A0005" w:tentative="1">
@@ -21607,7 +21619,7 @@
         <w:ind w:left="2869" w:hanging="360"/>
       </w:pPr>
       <w:rPr>
-        <w:rFonts w:hint="default" w:ascii="Wingdings" w:hAnsi="Wingdings"/>
+        <w:rFonts w:ascii="Wingdings" w:hAnsi="Wingdings" w:hint="default"/>
       </w:rPr>
     </w:lvl>
     <w:lvl w:ilvl="3" w:tplc="0C0A0001" w:tentative="1">
@@ -21619,7 +21631,7 @@
         <w:ind w:left="3589" w:hanging="360"/>
       </w:pPr>
       <w:rPr>
-        <w:rFonts w:hint="default" w:ascii="Symbol" w:hAnsi="Symbol"/>
+        <w:rFonts w:ascii="Symbol" w:hAnsi="Symbol" w:hint="default"/>
       </w:rPr>
     </w:lvl>
     <w:lvl w:ilvl="4" w:tplc="0C0A0003" w:tentative="1">
@@ -21631,7 +21643,7 @@
         <w:ind w:left="4309" w:hanging="360"/>
       </w:pPr>
       <w:rPr>
-        <w:rFonts w:hint="default" w:ascii="Courier New" w:hAnsi="Courier New" w:cs="Courier New"/>
+        <w:rFonts w:ascii="Courier New" w:hAnsi="Courier New" w:cs="Courier New" w:hint="default"/>
       </w:rPr>
     </w:lvl>
     <w:lvl w:ilvl="5" w:tplc="0C0A0005" w:tentative="1">
@@ -21643,7 +21655,7 @@
         <w:ind w:left="5029" w:hanging="360"/>
       </w:pPr>
       <w:rPr>
-        <w:rFonts w:hint="default" w:ascii="Wingdings" w:hAnsi="Wingdings"/>
+        <w:rFonts w:ascii="Wingdings" w:hAnsi="Wingdings" w:hint="default"/>
       </w:rPr>
     </w:lvl>
     <w:lvl w:ilvl="6" w:tplc="0C0A0001" w:tentative="1">
@@ -21655,7 +21667,7 @@
         <w:ind w:left="5749" w:hanging="360"/>
       </w:pPr>
       <w:rPr>
-        <w:rFonts w:hint="default" w:ascii="Symbol" w:hAnsi="Symbol"/>
+        <w:rFonts w:ascii="Symbol" w:hAnsi="Symbol" w:hint="default"/>
       </w:rPr>
     </w:lvl>
     <w:lvl w:ilvl="7" w:tplc="0C0A0003" w:tentative="1">
@@ -21667,7 +21679,7 @@
         <w:ind w:left="6469" w:hanging="360"/>
       </w:pPr>
       <w:rPr>
-        <w:rFonts w:hint="default" w:ascii="Courier New" w:hAnsi="Courier New" w:cs="Courier New"/>
+        <w:rFonts w:ascii="Courier New" w:hAnsi="Courier New" w:cs="Courier New" w:hint="default"/>
       </w:rPr>
     </w:lvl>
     <w:lvl w:ilvl="8" w:tplc="0C0A0005" w:tentative="1">
@@ -21679,7 +21691,7 @@
         <w:ind w:left="7189" w:hanging="360"/>
       </w:pPr>
       <w:rPr>
-        <w:rFonts w:hint="default" w:ascii="Wingdings" w:hAnsi="Wingdings"/>
+        <w:rFonts w:ascii="Wingdings" w:hAnsi="Wingdings" w:hint="default"/>
       </w:rPr>
     </w:lvl>
   </w:abstractNum>
@@ -21922,7 +21934,7 @@
         <w:ind w:left="1429" w:hanging="360"/>
       </w:pPr>
       <w:rPr>
-        <w:rFonts w:hint="default" w:ascii="Symbol" w:hAnsi="Symbol"/>
+        <w:rFonts w:ascii="Symbol" w:hAnsi="Symbol" w:hint="default"/>
       </w:rPr>
     </w:lvl>
     <w:lvl w:ilvl="1" w:tplc="0C0A0003" w:tentative="1">
@@ -21934,7 +21946,7 @@
         <w:ind w:left="2149" w:hanging="360"/>
       </w:pPr>
       <w:rPr>
-        <w:rFonts w:hint="default" w:ascii="Courier New" w:hAnsi="Courier New" w:cs="Courier New"/>
+        <w:rFonts w:ascii="Courier New" w:hAnsi="Courier New" w:cs="Courier New" w:hint="default"/>
       </w:rPr>
     </w:lvl>
     <w:lvl w:ilvl="2" w:tplc="0C0A0005" w:tentative="1">
@@ -21946,7 +21958,7 @@
         <w:ind w:left="2869" w:hanging="360"/>
       </w:pPr>
       <w:rPr>
-        <w:rFonts w:hint="default" w:ascii="Wingdings" w:hAnsi="Wingdings"/>
+        <w:rFonts w:ascii="Wingdings" w:hAnsi="Wingdings" w:hint="default"/>
       </w:rPr>
     </w:lvl>
     <w:lvl w:ilvl="3" w:tplc="0C0A0001" w:tentative="1">
@@ -21958,7 +21970,7 @@
         <w:ind w:left="3589" w:hanging="360"/>
       </w:pPr>
       <w:rPr>
-        <w:rFonts w:hint="default" w:ascii="Symbol" w:hAnsi="Symbol"/>
+        <w:rFonts w:ascii="Symbol" w:hAnsi="Symbol" w:hint="default"/>
       </w:rPr>
     </w:lvl>
     <w:lvl w:ilvl="4" w:tplc="0C0A0003" w:tentative="1">
@@ -21970,7 +21982,7 @@
         <w:ind w:left="4309" w:hanging="360"/>
       </w:pPr>
       <w:rPr>
-        <w:rFonts w:hint="default" w:ascii="Courier New" w:hAnsi="Courier New" w:cs="Courier New"/>
+        <w:rFonts w:ascii="Courier New" w:hAnsi="Courier New" w:cs="Courier New" w:hint="default"/>
       </w:rPr>
     </w:lvl>
     <w:lvl w:ilvl="5" w:tplc="0C0A0005" w:tentative="1">
@@ -21982,7 +21994,7 @@
         <w:ind w:left="5029" w:hanging="360"/>
       </w:pPr>
       <w:rPr>
-        <w:rFonts w:hint="default" w:ascii="Wingdings" w:hAnsi="Wingdings"/>
+        <w:rFonts w:ascii="Wingdings" w:hAnsi="Wingdings" w:hint="default"/>
       </w:rPr>
     </w:lvl>
     <w:lvl w:ilvl="6" w:tplc="0C0A0001" w:tentative="1">
@@ -21994,7 +22006,7 @@
         <w:ind w:left="5749" w:hanging="360"/>
       </w:pPr>
       <w:rPr>
-        <w:rFonts w:hint="default" w:ascii="Symbol" w:hAnsi="Symbol"/>
+        <w:rFonts w:ascii="Symbol" w:hAnsi="Symbol" w:hint="default"/>
       </w:rPr>
     </w:lvl>
     <w:lvl w:ilvl="7" w:tplc="0C0A0003" w:tentative="1">
@@ -22006,7 +22018,7 @@
         <w:ind w:left="6469" w:hanging="360"/>
       </w:pPr>
       <w:rPr>
-        <w:rFonts w:hint="default" w:ascii="Courier New" w:hAnsi="Courier New" w:cs="Courier New"/>
+        <w:rFonts w:ascii="Courier New" w:hAnsi="Courier New" w:cs="Courier New" w:hint="default"/>
       </w:rPr>
     </w:lvl>
     <w:lvl w:ilvl="8" w:tplc="0C0A0005" w:tentative="1">
@@ -22018,7 +22030,7 @@
         <w:ind w:left="7189" w:hanging="360"/>
       </w:pPr>
       <w:rPr>
-        <w:rFonts w:hint="default" w:ascii="Wingdings" w:hAnsi="Wingdings"/>
+        <w:rFonts w:ascii="Wingdings" w:hAnsi="Wingdings" w:hint="default"/>
       </w:rPr>
     </w:lvl>
   </w:abstractNum>
@@ -22035,7 +22047,7 @@
         <w:ind w:left="1429" w:hanging="360"/>
       </w:pPr>
       <w:rPr>
-        <w:rFonts w:hint="default" w:ascii="Symbol" w:hAnsi="Symbol"/>
+        <w:rFonts w:ascii="Symbol" w:hAnsi="Symbol" w:hint="default"/>
       </w:rPr>
     </w:lvl>
     <w:lvl w:ilvl="1" w:tplc="0C0A0003" w:tentative="1">
@@ -22047,7 +22059,7 @@
         <w:ind w:left="2149" w:hanging="360"/>
       </w:pPr>
       <w:rPr>
-        <w:rFonts w:hint="default" w:ascii="Courier New" w:hAnsi="Courier New" w:cs="Courier New"/>
+        <w:rFonts w:ascii="Courier New" w:hAnsi="Courier New" w:cs="Courier New" w:hint="default"/>
       </w:rPr>
     </w:lvl>
     <w:lvl w:ilvl="2" w:tplc="0C0A0005" w:tentative="1">
@@ -22059,7 +22071,7 @@
         <w:ind w:left="2869" w:hanging="360"/>
       </w:pPr>
       <w:rPr>
-        <w:rFonts w:hint="default" w:ascii="Wingdings" w:hAnsi="Wingdings"/>
+        <w:rFonts w:ascii="Wingdings" w:hAnsi="Wingdings" w:hint="default"/>
       </w:rPr>
     </w:lvl>
     <w:lvl w:ilvl="3" w:tplc="0C0A0001" w:tentative="1">
@@ -22071,7 +22083,7 @@
         <w:ind w:left="3589" w:hanging="360"/>
       </w:pPr>
       <w:rPr>
-        <w:rFonts w:hint="default" w:ascii="Symbol" w:hAnsi="Symbol"/>
+        <w:rFonts w:ascii="Symbol" w:hAnsi="Symbol" w:hint="default"/>
       </w:rPr>
     </w:lvl>
     <w:lvl w:ilvl="4" w:tplc="0C0A0003" w:tentative="1">
@@ -22083,7 +22095,7 @@
         <w:ind w:left="4309" w:hanging="360"/>
       </w:pPr>
       <w:rPr>
-        <w:rFonts w:hint="default" w:ascii="Courier New" w:hAnsi="Courier New" w:cs="Courier New"/>
+        <w:rFonts w:ascii="Courier New" w:hAnsi="Courier New" w:cs="Courier New" w:hint="default"/>
       </w:rPr>
     </w:lvl>
     <w:lvl w:ilvl="5" w:tplc="0C0A0005" w:tentative="1">
@@ -22095,7 +22107,7 @@
         <w:ind w:left="5029" w:hanging="360"/>
       </w:pPr>
       <w:rPr>
-        <w:rFonts w:hint="default" w:ascii="Wingdings" w:hAnsi="Wingdings"/>
+        <w:rFonts w:ascii="Wingdings" w:hAnsi="Wingdings" w:hint="default"/>
       </w:rPr>
     </w:lvl>
     <w:lvl w:ilvl="6" w:tplc="0C0A0001" w:tentative="1">
@@ -22107,7 +22119,7 @@
         <w:ind w:left="5749" w:hanging="360"/>
       </w:pPr>
       <w:rPr>
-        <w:rFonts w:hint="default" w:ascii="Symbol" w:hAnsi="Symbol"/>
+        <w:rFonts w:ascii="Symbol" w:hAnsi="Symbol" w:hint="default"/>
       </w:rPr>
     </w:lvl>
     <w:lvl w:ilvl="7" w:tplc="0C0A0003" w:tentative="1">
@@ -22119,7 +22131,7 @@
         <w:ind w:left="6469" w:hanging="360"/>
       </w:pPr>
       <w:rPr>
-        <w:rFonts w:hint="default" w:ascii="Courier New" w:hAnsi="Courier New" w:cs="Courier New"/>
+        <w:rFonts w:ascii="Courier New" w:hAnsi="Courier New" w:cs="Courier New" w:hint="default"/>
       </w:rPr>
     </w:lvl>
     <w:lvl w:ilvl="8" w:tplc="0C0A0005" w:tentative="1">
@@ -22131,7 +22143,7 @@
         <w:ind w:left="7189" w:hanging="360"/>
       </w:pPr>
       <w:rPr>
-        <w:rFonts w:hint="default" w:ascii="Wingdings" w:hAnsi="Wingdings"/>
+        <w:rFonts w:ascii="Wingdings" w:hAnsi="Wingdings" w:hint="default"/>
       </w:rPr>
     </w:lvl>
   </w:abstractNum>
@@ -22148,7 +22160,7 @@
         <w:ind w:left="1429" w:hanging="360"/>
       </w:pPr>
       <w:rPr>
-        <w:rFonts w:hint="default" w:ascii="Symbol" w:hAnsi="Symbol"/>
+        <w:rFonts w:ascii="Symbol" w:hAnsi="Symbol" w:hint="default"/>
       </w:rPr>
     </w:lvl>
     <w:lvl w:ilvl="1" w:tplc="0C0A0001">
@@ -22160,7 +22172,7 @@
         <w:ind w:left="2149" w:hanging="360"/>
       </w:pPr>
       <w:rPr>
-        <w:rFonts w:hint="default" w:ascii="Symbol" w:hAnsi="Symbol"/>
+        <w:rFonts w:ascii="Symbol" w:hAnsi="Symbol" w:hint="default"/>
       </w:rPr>
     </w:lvl>
     <w:lvl w:ilvl="2" w:tplc="FFFFFFFF" w:tentative="1">
@@ -22172,7 +22184,7 @@
         <w:ind w:left="2869" w:hanging="360"/>
       </w:pPr>
       <w:rPr>
-        <w:rFonts w:hint="default" w:ascii="Wingdings" w:hAnsi="Wingdings"/>
+        <w:rFonts w:ascii="Wingdings" w:hAnsi="Wingdings" w:hint="default"/>
       </w:rPr>
     </w:lvl>
     <w:lvl w:ilvl="3" w:tplc="FFFFFFFF" w:tentative="1">
@@ -22184,7 +22196,7 @@
         <w:ind w:left="3589" w:hanging="360"/>
       </w:pPr>
       <w:rPr>
-        <w:rFonts w:hint="default" w:ascii="Symbol" w:hAnsi="Symbol"/>
+        <w:rFonts w:ascii="Symbol" w:hAnsi="Symbol" w:hint="default"/>
       </w:rPr>
     </w:lvl>
     <w:lvl w:ilvl="4" w:tplc="FFFFFFFF" w:tentative="1">
@@ -22196,7 +22208,7 @@
         <w:ind w:left="4309" w:hanging="360"/>
       </w:pPr>
       <w:rPr>
-        <w:rFonts w:hint="default" w:ascii="Courier New" w:hAnsi="Courier New" w:cs="Courier New"/>
+        <w:rFonts w:ascii="Courier New" w:hAnsi="Courier New" w:cs="Courier New" w:hint="default"/>
       </w:rPr>
     </w:lvl>
     <w:lvl w:ilvl="5" w:tplc="FFFFFFFF" w:tentative="1">
@@ -22208,7 +22220,7 @@
         <w:ind w:left="5029" w:hanging="360"/>
       </w:pPr>
       <w:rPr>
-        <w:rFonts w:hint="default" w:ascii="Wingdings" w:hAnsi="Wingdings"/>
+        <w:rFonts w:ascii="Wingdings" w:hAnsi="Wingdings" w:hint="default"/>
       </w:rPr>
     </w:lvl>
     <w:lvl w:ilvl="6" w:tplc="FFFFFFFF" w:tentative="1">
@@ -22220,7 +22232,7 @@
         <w:ind w:left="5749" w:hanging="360"/>
       </w:pPr>
       <w:rPr>
-        <w:rFonts w:hint="default" w:ascii="Symbol" w:hAnsi="Symbol"/>
+        <w:rFonts w:ascii="Symbol" w:hAnsi="Symbol" w:hint="default"/>
       </w:rPr>
     </w:lvl>
     <w:lvl w:ilvl="7" w:tplc="FFFFFFFF" w:tentative="1">
@@ -22232,7 +22244,7 @@
         <w:ind w:left="6469" w:hanging="360"/>
       </w:pPr>
       <w:rPr>
-        <w:rFonts w:hint="default" w:ascii="Courier New" w:hAnsi="Courier New" w:cs="Courier New"/>
+        <w:rFonts w:ascii="Courier New" w:hAnsi="Courier New" w:cs="Courier New" w:hint="default"/>
       </w:rPr>
     </w:lvl>
     <w:lvl w:ilvl="8" w:tplc="FFFFFFFF" w:tentative="1">
@@ -22244,7 +22256,7 @@
         <w:ind w:left="7189" w:hanging="360"/>
       </w:pPr>
       <w:rPr>
-        <w:rFonts w:hint="default" w:ascii="Wingdings" w:hAnsi="Wingdings"/>
+        <w:rFonts w:ascii="Wingdings" w:hAnsi="Wingdings" w:hint="default"/>
       </w:rPr>
     </w:lvl>
   </w:abstractNum>
@@ -22568,11 +22580,11 @@
 </file>
 
 <file path=word/styles.xml><?xml version="1.0" encoding="utf-8"?>
-<w:styles xmlns:wp14="http://schemas.microsoft.com/office/word/2010/wordprocessingDrawing" xmlns:mc="http://schemas.openxmlformats.org/markup-compatibility/2006" xmlns:r="http://schemas.openxmlformats.org/officeDocument/2006/relationships" xmlns:w="http://schemas.openxmlformats.org/wordprocessingml/2006/main" xmlns:w14="http://schemas.microsoft.com/office/word/2010/wordml" xmlns:w15="http://schemas.microsoft.com/office/word/2012/wordml" xmlns:w16cex="http://schemas.microsoft.com/office/word/2018/wordml/cex" xmlns:w16cid="http://schemas.microsoft.com/office/word/2016/wordml/cid" xmlns:w16="http://schemas.microsoft.com/office/word/2018/wordml" xmlns:w16sdtdh="http://schemas.microsoft.com/office/word/2020/wordml/sdtdatahash" xmlns:w16se="http://schemas.microsoft.com/office/word/2015/wordml/symex" mc:Ignorable="w14 w15 w16se w16cid w16 w16cex w16sdtdh wp14">
+<w:styles xmlns:mc="http://schemas.openxmlformats.org/markup-compatibility/2006" xmlns:r="http://schemas.openxmlformats.org/officeDocument/2006/relationships" xmlns:w="http://schemas.openxmlformats.org/wordprocessingml/2006/main" xmlns:w14="http://schemas.microsoft.com/office/word/2010/wordml" xmlns:w15="http://schemas.microsoft.com/office/word/2012/wordml" xmlns:w16cex="http://schemas.microsoft.com/office/word/2018/wordml/cex" xmlns:w16cid="http://schemas.microsoft.com/office/word/2016/wordml/cid" xmlns:w16="http://schemas.microsoft.com/office/word/2018/wordml" xmlns:w16du="http://schemas.microsoft.com/office/word/2023/wordml/word16du" xmlns:w16sdtdh="http://schemas.microsoft.com/office/word/2020/wordml/sdtdatahash" xmlns:w16sdtfl="http://schemas.microsoft.com/office/word/2024/wordml/sdtformatlock" xmlns:w16se="http://schemas.microsoft.com/office/word/2015/wordml/symex" mc:Ignorable="w14 w15 w16se w16cid w16 w16cex w16sdtdh w16sdtfl w16du">
   <w:docDefaults>
     <w:rPrDefault>
       <w:rPr>
-        <w:rFonts w:asciiTheme="minorHAnsi" w:hAnsiTheme="minorHAnsi" w:eastAsiaTheme="minorHAnsi" w:cstheme="minorBidi"/>
+        <w:rFonts w:asciiTheme="minorHAnsi" w:eastAsiaTheme="minorHAnsi" w:hAnsiTheme="minorHAnsi" w:cstheme="minorBidi"/>
         <w:kern w:val="2"/>
         <w:sz w:val="22"/>
         <w:szCs w:val="22"/>
@@ -22589,14 +22601,14 @@
   <w:latentStyles w:defLockedState="0" w:defUIPriority="99" w:defSemiHidden="0" w:defUnhideWhenUsed="0" w:defQFormat="0" w:count="376">
     <w:lsdException w:name="Normal" w:uiPriority="0" w:qFormat="1"/>
     <w:lsdException w:name="heading 1" w:uiPriority="9" w:qFormat="1"/>
-    <w:lsdException w:name="heading 2" w:uiPriority="9" w:semiHidden="1" w:unhideWhenUsed="1" w:qFormat="1"/>
-    <w:lsdException w:name="heading 3" w:uiPriority="9" w:semiHidden="1" w:unhideWhenUsed="1" w:qFormat="1"/>
-    <w:lsdException w:name="heading 4" w:uiPriority="9" w:semiHidden="1" w:unhideWhenUsed="1" w:qFormat="1"/>
-    <w:lsdException w:name="heading 5" w:uiPriority="9" w:semiHidden="1" w:unhideWhenUsed="1" w:qFormat="1"/>
-    <w:lsdException w:name="heading 6" w:uiPriority="9" w:semiHidden="1" w:unhideWhenUsed="1"/>
-    <w:lsdException w:name="heading 7" w:uiPriority="9" w:semiHidden="1" w:unhideWhenUsed="1" w:qFormat="1"/>
-    <w:lsdException w:name="heading 8" w:uiPriority="9" w:semiHidden="1" w:unhideWhenUsed="1" w:qFormat="1"/>
-    <w:lsdException w:name="heading 9" w:uiPriority="9" w:semiHidden="1" w:unhideWhenUsed="1" w:qFormat="1"/>
+    <w:lsdException w:name="heading 2" w:semiHidden="1" w:uiPriority="9" w:unhideWhenUsed="1" w:qFormat="1"/>
+    <w:lsdException w:name="heading 3" w:semiHidden="1" w:uiPriority="9" w:unhideWhenUsed="1" w:qFormat="1"/>
+    <w:lsdException w:name="heading 4" w:semiHidden="1" w:uiPriority="9" w:unhideWhenUsed="1" w:qFormat="1"/>
+    <w:lsdException w:name="heading 5" w:semiHidden="1" w:uiPriority="9" w:unhideWhenUsed="1" w:qFormat="1"/>
+    <w:lsdException w:name="heading 6" w:semiHidden="1" w:uiPriority="9" w:unhideWhenUsed="1"/>
+    <w:lsdException w:name="heading 7" w:semiHidden="1" w:uiPriority="9" w:unhideWhenUsed="1" w:qFormat="1"/>
+    <w:lsdException w:name="heading 8" w:semiHidden="1" w:uiPriority="9" w:unhideWhenUsed="1" w:qFormat="1"/>
+    <w:lsdException w:name="heading 9" w:semiHidden="1" w:uiPriority="9" w:unhideWhenUsed="1" w:qFormat="1"/>
     <w:lsdException w:name="index 1" w:semiHidden="1" w:unhideWhenUsed="1"/>
     <w:lsdException w:name="index 2" w:semiHidden="1" w:unhideWhenUsed="1"/>
     <w:lsdException w:name="index 3" w:semiHidden="1" w:unhideWhenUsed="1"/>
@@ -22606,22 +22618,22 @@
     <w:lsdException w:name="index 7" w:semiHidden="1" w:unhideWhenUsed="1"/>
     <w:lsdException w:name="index 8" w:semiHidden="1" w:unhideWhenUsed="1"/>
     <w:lsdException w:name="index 9" w:semiHidden="1" w:unhideWhenUsed="1"/>
-    <w:lsdException w:name="toc 1" w:uiPriority="39" w:semiHidden="1" w:unhideWhenUsed="1"/>
-    <w:lsdException w:name="toc 2" w:uiPriority="39" w:semiHidden="1" w:unhideWhenUsed="1"/>
-    <w:lsdException w:name="toc 3" w:uiPriority="39" w:semiHidden="1" w:unhideWhenUsed="1"/>
-    <w:lsdException w:name="toc 4" w:uiPriority="39" w:semiHidden="1" w:unhideWhenUsed="1"/>
-    <w:lsdException w:name="toc 5" w:uiPriority="39" w:semiHidden="1" w:unhideWhenUsed="1"/>
-    <w:lsdException w:name="toc 6" w:uiPriority="39" w:semiHidden="1" w:unhideWhenUsed="1"/>
-    <w:lsdException w:name="toc 7" w:uiPriority="39" w:semiHidden="1" w:unhideWhenUsed="1"/>
-    <w:lsdException w:name="toc 8" w:uiPriority="39" w:semiHidden="1" w:unhideWhenUsed="1"/>
-    <w:lsdException w:name="toc 9" w:uiPriority="39" w:semiHidden="1" w:unhideWhenUsed="1"/>
+    <w:lsdException w:name="toc 1" w:semiHidden="1" w:uiPriority="39" w:unhideWhenUsed="1"/>
+    <w:lsdException w:name="toc 2" w:semiHidden="1" w:uiPriority="39" w:unhideWhenUsed="1"/>
+    <w:lsdException w:name="toc 3" w:semiHidden="1" w:uiPriority="39" w:unhideWhenUsed="1"/>
+    <w:lsdException w:name="toc 4" w:semiHidden="1" w:uiPriority="39" w:unhideWhenUsed="1"/>
+    <w:lsdException w:name="toc 5" w:semiHidden="1" w:uiPriority="39" w:unhideWhenUsed="1"/>
+    <w:lsdException w:name="toc 6" w:semiHidden="1" w:uiPriority="39" w:unhideWhenUsed="1"/>
+    <w:lsdException w:name="toc 7" w:semiHidden="1" w:uiPriority="39" w:unhideWhenUsed="1"/>
+    <w:lsdException w:name="toc 8" w:semiHidden="1" w:uiPriority="39" w:unhideWhenUsed="1"/>
+    <w:lsdException w:name="toc 9" w:semiHidden="1" w:uiPriority="39" w:unhideWhenUsed="1"/>
     <w:lsdException w:name="Normal Indent" w:semiHidden="1" w:unhideWhenUsed="1"/>
     <w:lsdException w:name="footnote text" w:semiHidden="1" w:unhideWhenUsed="1"/>
     <w:lsdException w:name="annotation text" w:semiHidden="1" w:unhideWhenUsed="1"/>
     <w:lsdException w:name="header" w:semiHidden="1" w:unhideWhenUsed="1"/>
     <w:lsdException w:name="footer" w:semiHidden="1" w:unhideWhenUsed="1"/>
     <w:lsdException w:name="index heading" w:semiHidden="1" w:unhideWhenUsed="1"/>
-    <w:lsdException w:name="caption" w:uiPriority="35" w:semiHidden="1" w:unhideWhenUsed="1" w:qFormat="1"/>
+    <w:lsdException w:name="caption" w:semiHidden="1" w:uiPriority="35" w:unhideWhenUsed="1" w:qFormat="1"/>
     <w:lsdException w:name="table of figures" w:semiHidden="1" w:unhideWhenUsed="1"/>
     <w:lsdException w:name="envelope address" w:semiHidden="1" w:unhideWhenUsed="1"/>
     <w:lsdException w:name="envelope return" w:semiHidden="1" w:unhideWhenUsed="1"/>
@@ -22652,7 +22664,7 @@
     <w:lsdException w:name="Title" w:uiPriority="10" w:qFormat="1"/>
     <w:lsdException w:name="Closing" w:semiHidden="1" w:unhideWhenUsed="1"/>
     <w:lsdException w:name="Signature" w:semiHidden="1" w:unhideWhenUsed="1"/>
-    <w:lsdException w:name="Default Paragraph Font" w:uiPriority="1" w:semiHidden="1" w:unhideWhenUsed="1"/>
+    <w:lsdException w:name="Default Paragraph Font" w:semiHidden="1" w:uiPriority="1" w:unhideWhenUsed="1"/>
     <w:lsdException w:name="Body Text" w:semiHidden="1" w:unhideWhenUsed="1"/>
     <w:lsdException w:name="Body Text Indent" w:semiHidden="1" w:unhideWhenUsed="1"/>
     <w:lsdException w:name="List Continue" w:semiHidden="1" w:unhideWhenUsed="1"/>
@@ -22852,8 +22864,8 @@
     <w:lsdException w:name="Subtle Reference" w:uiPriority="31" w:qFormat="1"/>
     <w:lsdException w:name="Intense Reference" w:uiPriority="32" w:qFormat="1"/>
     <w:lsdException w:name="Book Title" w:uiPriority="33" w:qFormat="1"/>
-    <w:lsdException w:name="Bibliography" w:uiPriority="37" w:semiHidden="1" w:unhideWhenUsed="1"/>
-    <w:lsdException w:name="TOC Heading" w:uiPriority="39" w:semiHidden="1" w:unhideWhenUsed="1" w:qFormat="1"/>
+    <w:lsdException w:name="Bibliography" w:semiHidden="1" w:uiPriority="37" w:unhideWhenUsed="1"/>
+    <w:lsdException w:name="TOC Heading" w:semiHidden="1" w:uiPriority="39" w:unhideWhenUsed="1" w:qFormat="1"/>
     <w:lsdException w:name="Plain Table 1" w:uiPriority="41"/>
     <w:lsdException w:name="Plain Table 2" w:uiPriority="42"/>
     <w:lsdException w:name="Plain Table 3" w:uiPriority="43"/>
@@ -22964,7 +22976,7 @@
     <w:lsdException w:name="Unresolved Mention" w:semiHidden="1" w:unhideWhenUsed="1"/>
     <w:lsdException w:name="Smart Link" w:semiHidden="1" w:unhideWhenUsed="1"/>
   </w:latentStyles>
-  <w:style w:type="paragraph" w:styleId="Normal" w:default="1">
+  <w:style w:type="paragraph" w:default="1" w:styleId="Normal">
     <w:name w:val="Normal"/>
     <w:qFormat/>
     <w:rsid w:val="008843D5"/>
@@ -22995,7 +23007,7 @@
       <w:outlineLvl w:val="0"/>
     </w:pPr>
     <w:rPr>
-      <w:rFonts w:ascii="Calibri" w:hAnsi="Calibri" w:eastAsia="Times New Roman" w:cs="Times New Roman (Títulos en alf"/>
+      <w:rFonts w:ascii="Calibri" w:eastAsia="Times New Roman" w:hAnsi="Calibri" w:cs="Times New Roman (Títulos en alf"/>
       <w:b/>
       <w:color w:val="000000" w:themeColor="text1"/>
       <w:kern w:val="0"/>
@@ -23027,7 +23039,7 @@
       <w:outlineLvl w:val="1"/>
     </w:pPr>
     <w:rPr>
-      <w:rFonts w:ascii="Calibri" w:hAnsi="Calibri" w:eastAsiaTheme="majorEastAsia" w:cstheme="majorBidi"/>
+      <w:rFonts w:ascii="Calibri" w:eastAsiaTheme="majorEastAsia" w:hAnsi="Calibri" w:cstheme="majorBidi"/>
       <w:b/>
       <w:color w:val="000000" w:themeColor="text1"/>
       <w:kern w:val="0"/>
@@ -23121,19 +23133,19 @@
       <w:outlineLvl w:val="6"/>
     </w:pPr>
     <w:rPr>
-      <w:rFonts w:asciiTheme="majorHAnsi" w:hAnsiTheme="majorHAnsi" w:eastAsiaTheme="majorEastAsia" w:cstheme="majorBidi"/>
+      <w:rFonts w:asciiTheme="majorHAnsi" w:eastAsiaTheme="majorEastAsia" w:hAnsiTheme="majorHAnsi" w:cstheme="majorBidi"/>
       <w:i/>
       <w:iCs/>
       <w:color w:val="1F3763" w:themeColor="accent1" w:themeShade="7F"/>
     </w:rPr>
   </w:style>
-  <w:style w:type="character" w:styleId="Fuentedeprrafopredeter" w:default="1">
+  <w:style w:type="character" w:default="1" w:styleId="Fuentedeprrafopredeter">
     <w:name w:val="Default Paragraph Font"/>
     <w:uiPriority w:val="1"/>
     <w:semiHidden/>
     <w:unhideWhenUsed/>
   </w:style>
-  <w:style w:type="table" w:styleId="Tablanormal" w:default="1">
+  <w:style w:type="table" w:default="1" w:styleId="Tablanormal">
     <w:name w:val="Normal Table"/>
     <w:uiPriority w:val="99"/>
     <w:semiHidden/>
@@ -23148,7 +23160,7 @@
       </w:tblCellMar>
     </w:tblPr>
   </w:style>
-  <w:style w:type="numbering" w:styleId="Sinlista" w:default="1">
+  <w:style w:type="numbering" w:default="1" w:styleId="Sinlista">
     <w:name w:val="No List"/>
     <w:uiPriority w:val="99"/>
     <w:semiHidden/>
@@ -23165,7 +23177,7 @@
       <w:contextualSpacing/>
     </w:pPr>
   </w:style>
-  <w:style w:type="paragraph" w:styleId="TituloPortada" w:customStyle="1">
+  <w:style w:type="paragraph" w:customStyle="1" w:styleId="TituloPortada">
     <w:name w:val="Titulo Portada"/>
     <w:basedOn w:val="Normal"/>
     <w:rsid w:val="00C407C1"/>
@@ -23179,14 +23191,14 @@
       <w:lang w:val="es-419"/>
     </w:rPr>
   </w:style>
-  <w:style w:type="character" w:styleId="Ttulo1Car" w:customStyle="1">
+  <w:style w:type="character" w:customStyle="1" w:styleId="Ttulo1Car">
     <w:name w:val="Título 1 Car"/>
     <w:basedOn w:val="Fuentedeprrafopredeter"/>
     <w:link w:val="Ttulo1"/>
     <w:uiPriority w:val="9"/>
     <w:rsid w:val="00353681"/>
     <w:rPr>
-      <w:rFonts w:ascii="Calibri" w:hAnsi="Calibri" w:eastAsia="Times New Roman" w:cs="Times New Roman (Títulos en alf"/>
+      <w:rFonts w:ascii="Calibri" w:eastAsia="Times New Roman" w:hAnsi="Calibri" w:cs="Times New Roman (Títulos en alf"/>
       <w:b/>
       <w:color w:val="000000" w:themeColor="text1"/>
       <w:spacing w:val="-10"/>
@@ -23198,14 +23210,14 @@
       <w14:ligatures w14:val="none"/>
     </w:rPr>
   </w:style>
-  <w:style w:type="character" w:styleId="Ttulo2Car" w:customStyle="1">
+  <w:style w:type="character" w:customStyle="1" w:styleId="Ttulo2Car">
     <w:name w:val="Título 2 Car"/>
     <w:basedOn w:val="Fuentedeprrafopredeter"/>
     <w:link w:val="Ttulo2"/>
     <w:uiPriority w:val="9"/>
     <w:rsid w:val="00293128"/>
     <w:rPr>
-      <w:rFonts w:ascii="Calibri" w:hAnsi="Calibri" w:eastAsiaTheme="majorEastAsia" w:cstheme="majorBidi"/>
+      <w:rFonts w:ascii="Calibri" w:eastAsiaTheme="majorEastAsia" w:hAnsi="Calibri" w:cstheme="majorBidi"/>
       <w:b/>
       <w:color w:val="000000" w:themeColor="text1"/>
       <w:kern w:val="0"/>
@@ -23215,14 +23227,14 @@
       <w14:ligatures w14:val="none"/>
     </w:rPr>
   </w:style>
-  <w:style w:type="character" w:styleId="Ttulo3Car" w:customStyle="1">
+  <w:style w:type="character" w:customStyle="1" w:styleId="Ttulo3Car">
     <w:name w:val="Título 3 Car"/>
     <w:basedOn w:val="Fuentedeprrafopredeter"/>
     <w:link w:val="Ttulo3"/>
     <w:uiPriority w:val="9"/>
     <w:rsid w:val="005E114C"/>
     <w:rPr>
-      <w:rFonts w:ascii="Calibri" w:hAnsi="Calibri" w:eastAsiaTheme="majorEastAsia" w:cstheme="majorBidi"/>
+      <w:rFonts w:ascii="Calibri" w:eastAsiaTheme="majorEastAsia" w:hAnsi="Calibri" w:cstheme="majorBidi"/>
       <w:b/>
       <w:iCs/>
       <w:color w:val="000000" w:themeColor="text1"/>
@@ -23253,7 +23265,7 @@
       <w14:ligatures w14:val="none"/>
     </w:rPr>
   </w:style>
-  <w:style w:type="character" w:styleId="Extranjerismo" w:customStyle="1">
+  <w:style w:type="character" w:customStyle="1" w:styleId="Extranjerismo">
     <w:name w:val="Extranjerismo"/>
     <w:basedOn w:val="Fuentedeprrafopredeter"/>
     <w:uiPriority w:val="1"/>
@@ -23264,7 +23276,7 @@
       <w:lang w:val="en-US"/>
     </w:rPr>
   </w:style>
-  <w:style w:type="paragraph" w:styleId="Figura" w:customStyle="1">
+  <w:style w:type="paragraph" w:customStyle="1" w:styleId="Figura">
     <w:name w:val="Figura"/>
     <w:basedOn w:val="Normal"/>
     <w:next w:val="Normal"/>
@@ -23291,7 +23303,7 @@
       <w14:ligatures w14:val="none"/>
     </w:rPr>
   </w:style>
-  <w:style w:type="character" w:styleId="FiguraCar" w:customStyle="1">
+  <w:style w:type="character" w:customStyle="1" w:styleId="FiguraCar">
     <w:name w:val="Figura Car"/>
     <w:basedOn w:val="Fuentedeprrafopredeter"/>
     <w:link w:val="Figura"/>
@@ -23306,14 +23318,14 @@
       <w14:ligatures w14:val="none"/>
     </w:rPr>
   </w:style>
-  <w:style w:type="character" w:styleId="Ttulo4Car" w:customStyle="1">
+  <w:style w:type="character" w:customStyle="1" w:styleId="Ttulo4Car">
     <w:name w:val="Título 4 Car"/>
     <w:basedOn w:val="Fuentedeprrafopredeter"/>
     <w:link w:val="Ttulo4"/>
     <w:uiPriority w:val="9"/>
     <w:rsid w:val="001B57A6"/>
     <w:rPr>
-      <w:rFonts w:ascii="Calibri" w:hAnsi="Calibri" w:eastAsiaTheme="majorEastAsia" w:cstheme="majorBidi"/>
+      <w:rFonts w:ascii="Calibri" w:eastAsiaTheme="majorEastAsia" w:hAnsi="Calibri" w:cstheme="majorBidi"/>
       <w:b/>
       <w:color w:val="000000" w:themeColor="text1"/>
       <w:kern w:val="0"/>
@@ -23323,14 +23335,14 @@
       <w14:ligatures w14:val="none"/>
     </w:rPr>
   </w:style>
-  <w:style w:type="character" w:styleId="Ttulo5Car" w:customStyle="1">
+  <w:style w:type="character" w:customStyle="1" w:styleId="Ttulo5Car">
     <w:name w:val="Título 5 Car"/>
     <w:basedOn w:val="Fuentedeprrafopredeter"/>
     <w:link w:val="Ttulo5"/>
     <w:uiPriority w:val="9"/>
     <w:rsid w:val="00746AD1"/>
     <w:rPr>
-      <w:rFonts w:ascii="Calibri" w:hAnsi="Calibri" w:eastAsiaTheme="majorEastAsia" w:cstheme="majorBidi"/>
+      <w:rFonts w:ascii="Calibri" w:eastAsiaTheme="majorEastAsia" w:hAnsi="Calibri" w:cstheme="majorBidi"/>
       <w:b/>
       <w:color w:val="000000" w:themeColor="text1"/>
       <w:kern w:val="0"/>
@@ -23340,7 +23352,7 @@
       <w14:ligatures w14:val="none"/>
     </w:rPr>
   </w:style>
-  <w:style w:type="paragraph" w:styleId="Tabla" w:customStyle="1">
+  <w:style w:type="paragraph" w:customStyle="1" w:styleId="Tabla">
     <w:name w:val="Tabla"/>
     <w:basedOn w:val="Normal"/>
     <w:next w:val="Normal"/>
@@ -23376,28 +23388,28 @@
       <w:contextualSpacing/>
     </w:pPr>
     <w:rPr>
-      <w:rFonts w:asciiTheme="majorHAnsi" w:hAnsiTheme="majorHAnsi" w:eastAsiaTheme="majorEastAsia" w:cstheme="majorBidi"/>
+      <w:rFonts w:asciiTheme="majorHAnsi" w:eastAsiaTheme="majorEastAsia" w:hAnsiTheme="majorHAnsi" w:cstheme="majorBidi"/>
       <w:spacing w:val="-10"/>
       <w:kern w:val="28"/>
       <w:sz w:val="56"/>
       <w:szCs w:val="56"/>
     </w:rPr>
   </w:style>
-  <w:style w:type="character" w:styleId="TtuloCar" w:customStyle="1">
+  <w:style w:type="character" w:customStyle="1" w:styleId="TtuloCar">
     <w:name w:val="Título Car"/>
     <w:basedOn w:val="Fuentedeprrafopredeter"/>
     <w:link w:val="Ttulo"/>
     <w:uiPriority w:val="10"/>
     <w:rsid w:val="00590D20"/>
     <w:rPr>
-      <w:rFonts w:asciiTheme="majorHAnsi" w:hAnsiTheme="majorHAnsi" w:eastAsiaTheme="majorEastAsia" w:cstheme="majorBidi"/>
+      <w:rFonts w:asciiTheme="majorHAnsi" w:eastAsiaTheme="majorEastAsia" w:hAnsiTheme="majorHAnsi" w:cstheme="majorBidi"/>
       <w:spacing w:val="-10"/>
       <w:kern w:val="28"/>
       <w:sz w:val="56"/>
       <w:szCs w:val="56"/>
     </w:rPr>
   </w:style>
-  <w:style w:type="character" w:styleId="TablaCar" w:customStyle="1">
+  <w:style w:type="character" w:customStyle="1" w:styleId="TablaCar">
     <w:name w:val="Tabla Car"/>
     <w:basedOn w:val="Fuentedeprrafopredeter"/>
     <w:link w:val="Tabla"/>
@@ -23412,7 +23424,7 @@
       <w14:ligatures w14:val="none"/>
     </w:rPr>
   </w:style>
-  <w:style w:type="table" w:styleId="SENA" w:customStyle="1">
+  <w:style w:type="table" w:customStyle="1" w:styleId="SENA">
     <w:name w:val="SENA"/>
     <w:basedOn w:val="Tablanormal"/>
     <w:uiPriority w:val="99"/>
@@ -23429,18 +23441,18 @@
     <w:tblPr>
       <w:tblStyleRowBandSize w:val="1"/>
       <w:tblBorders>
-        <w:top w:val="single" w:color="D9D9D9" w:themeColor="background1" w:themeShade="D9" w:sz="4" w:space="0"/>
-        <w:left w:val="single" w:color="D9D9D9" w:themeColor="background1" w:themeShade="D9" w:sz="4" w:space="0"/>
-        <w:bottom w:val="single" w:color="D9D9D9" w:themeColor="background1" w:themeShade="D9" w:sz="4" w:space="0"/>
-        <w:right w:val="single" w:color="D9D9D9" w:themeColor="background1" w:themeShade="D9" w:sz="4" w:space="0"/>
-        <w:insideH w:val="single" w:color="D9D9D9" w:themeColor="background1" w:themeShade="D9" w:sz="4" w:space="0"/>
-        <w:insideV w:val="single" w:color="D9D9D9" w:themeColor="background1" w:themeShade="D9" w:sz="4" w:space="0"/>
+        <w:top w:val="single" w:sz="4" w:space="0" w:color="D9D9D9" w:themeColor="background1" w:themeShade="D9"/>
+        <w:left w:val="single" w:sz="4" w:space="0" w:color="D9D9D9" w:themeColor="background1" w:themeShade="D9"/>
+        <w:bottom w:val="single" w:sz="4" w:space="0" w:color="D9D9D9" w:themeColor="background1" w:themeShade="D9"/>
+        <w:right w:val="single" w:sz="4" w:space="0" w:color="D9D9D9" w:themeColor="background1" w:themeShade="D9"/>
+        <w:insideH w:val="single" w:sz="4" w:space="0" w:color="D9D9D9" w:themeColor="background1" w:themeShade="D9"/>
+        <w:insideV w:val="single" w:sz="4" w:space="0" w:color="D9D9D9" w:themeColor="background1" w:themeShade="D9"/>
       </w:tblBorders>
     </w:tblPr>
     <w:tblStylePr w:type="firstRow">
       <w:pPr>
         <w:wordWrap/>
-        <w:spacing w:before="120" w:beforeLines="0" w:beforeAutospacing="0" w:after="120" w:afterLines="0" w:afterAutospacing="0"/>
+        <w:spacing w:beforeLines="0" w:before="120" w:beforeAutospacing="0" w:afterLines="0" w:after="120" w:afterAutospacing="0"/>
       </w:pPr>
       <w:rPr>
         <w:b/>
@@ -23467,12 +23479,12 @@
     </w:pPr>
     <w:tblPr>
       <w:tblBorders>
-        <w:top w:val="single" w:color="auto" w:sz="4" w:space="0"/>
-        <w:left w:val="single" w:color="auto" w:sz="4" w:space="0"/>
-        <w:bottom w:val="single" w:color="auto" w:sz="4" w:space="0"/>
-        <w:right w:val="single" w:color="auto" w:sz="4" w:space="0"/>
-        <w:insideH w:val="single" w:color="auto" w:sz="4" w:space="0"/>
-        <w:insideV w:val="single" w:color="auto" w:sz="4" w:space="0"/>
+        <w:top w:val="single" w:sz="4" w:space="0" w:color="auto"/>
+        <w:left w:val="single" w:sz="4" w:space="0" w:color="auto"/>
+        <w:bottom w:val="single" w:sz="4" w:space="0" w:color="auto"/>
+        <w:right w:val="single" w:sz="4" w:space="0" w:color="auto"/>
+        <w:insideH w:val="single" w:sz="4" w:space="0" w:color="auto"/>
+        <w:insideV w:val="single" w:sz="4" w:space="0" w:color="auto"/>
       </w:tblBorders>
     </w:tblPr>
   </w:style>
@@ -23487,7 +23499,7 @@
       <w:u w:val="single"/>
     </w:rPr>
   </w:style>
-  <w:style w:type="paragraph" w:styleId="Video" w:customStyle="1">
+  <w:style w:type="paragraph" w:customStyle="1" w:styleId="Video">
     <w:name w:val="Video"/>
     <w:basedOn w:val="Normal"/>
     <w:next w:val="Normal"/>
@@ -23509,7 +23521,7 @@
       <w14:ligatures w14:val="none"/>
     </w:rPr>
   </w:style>
-  <w:style w:type="character" w:styleId="VideoCar" w:customStyle="1">
+  <w:style w:type="character" w:customStyle="1" w:styleId="VideoCar">
     <w:name w:val="Video Car"/>
     <w:basedOn w:val="Fuentedeprrafopredeter"/>
     <w:link w:val="Video"/>
@@ -23522,7 +23534,7 @@
       <w14:ligatures w14:val="none"/>
     </w:rPr>
   </w:style>
-  <w:style w:type="character" w:styleId="Mencinsinresolver1" w:customStyle="1">
+  <w:style w:type="character" w:customStyle="1" w:styleId="Mencinsinresolver1">
     <w:name w:val="Mención sin resolver1"/>
     <w:basedOn w:val="Fuentedeprrafopredeter"/>
     <w:uiPriority w:val="99"/>
@@ -23550,12 +23562,12 @@
       <w:tblStyleRowBandSize w:val="1"/>
       <w:tblStyleColBandSize w:val="1"/>
       <w:tblBorders>
-        <w:top w:val="single" w:color="C9C9C9" w:themeColor="accent3" w:themeTint="99" w:sz="4" w:space="0"/>
-        <w:left w:val="single" w:color="C9C9C9" w:themeColor="accent3" w:themeTint="99" w:sz="4" w:space="0"/>
-        <w:bottom w:val="single" w:color="C9C9C9" w:themeColor="accent3" w:themeTint="99" w:sz="4" w:space="0"/>
-        <w:right w:val="single" w:color="C9C9C9" w:themeColor="accent3" w:themeTint="99" w:sz="4" w:space="0"/>
-        <w:insideH w:val="single" w:color="C9C9C9" w:themeColor="accent3" w:themeTint="99" w:sz="4" w:space="0"/>
-        <w:insideV w:val="single" w:color="C9C9C9" w:themeColor="accent3" w:themeTint="99" w:sz="4" w:space="0"/>
+        <w:top w:val="single" w:sz="4" w:space="0" w:color="C9C9C9" w:themeColor="accent3" w:themeTint="99"/>
+        <w:left w:val="single" w:sz="4" w:space="0" w:color="C9C9C9" w:themeColor="accent3" w:themeTint="99"/>
+        <w:bottom w:val="single" w:sz="4" w:space="0" w:color="C9C9C9" w:themeColor="accent3" w:themeTint="99"/>
+        <w:right w:val="single" w:sz="4" w:space="0" w:color="C9C9C9" w:themeColor="accent3" w:themeTint="99"/>
+        <w:insideH w:val="single" w:sz="4" w:space="0" w:color="C9C9C9" w:themeColor="accent3" w:themeTint="99"/>
+        <w:insideV w:val="single" w:sz="4" w:space="0" w:color="C9C9C9" w:themeColor="accent3" w:themeTint="99"/>
       </w:tblBorders>
     </w:tblPr>
     <w:tblStylePr w:type="firstRow">
@@ -23567,10 +23579,10 @@
       <w:tblPr/>
       <w:tcPr>
         <w:tcBorders>
-          <w:top w:val="single" w:color="A5A5A5" w:themeColor="accent3" w:sz="4" w:space="0"/>
-          <w:left w:val="single" w:color="A5A5A5" w:themeColor="accent3" w:sz="4" w:space="0"/>
-          <w:bottom w:val="single" w:color="A5A5A5" w:themeColor="accent3" w:sz="4" w:space="0"/>
-          <w:right w:val="single" w:color="A5A5A5" w:themeColor="accent3" w:sz="4" w:space="0"/>
+          <w:top w:val="single" w:sz="4" w:space="0" w:color="A5A5A5" w:themeColor="accent3"/>
+          <w:left w:val="single" w:sz="4" w:space="0" w:color="A5A5A5" w:themeColor="accent3"/>
+          <w:bottom w:val="single" w:sz="4" w:space="0" w:color="A5A5A5" w:themeColor="accent3"/>
+          <w:right w:val="single" w:sz="4" w:space="0" w:color="A5A5A5" w:themeColor="accent3"/>
           <w:insideH w:val="nil"/>
           <w:insideV w:val="nil"/>
         </w:tcBorders>
@@ -23585,7 +23597,7 @@
       <w:tblPr/>
       <w:tcPr>
         <w:tcBorders>
-          <w:top w:val="double" w:color="A5A5A5" w:themeColor="accent3" w:sz="4" w:space="0"/>
+          <w:top w:val="double" w:sz="4" w:space="0" w:color="A5A5A5" w:themeColor="accent3"/>
         </w:tcBorders>
       </w:tcPr>
     </w:tblStylePr>
@@ -23614,7 +23626,7 @@
       </w:tcPr>
     </w:tblStylePr>
   </w:style>
-  <w:style w:type="paragraph" w:styleId="Tablas" w:customStyle="1">
+  <w:style w:type="paragraph" w:customStyle="1" w:styleId="Tablas">
     <w:name w:val="Tablas"/>
     <w:qFormat/>
     <w:rsid w:val="00CE2C4A"/>
@@ -23631,7 +23643,7 @@
       <w14:ligatures w14:val="none"/>
     </w:rPr>
   </w:style>
-  <w:style w:type="paragraph" w:styleId="TextoTablas" w:customStyle="1">
+  <w:style w:type="paragraph" w:customStyle="1" w:styleId="TextoTablas">
     <w:name w:val="Texto_Tablas"/>
     <w:basedOn w:val="Normal"/>
     <w:qFormat/>
@@ -23727,7 +23739,7 @@
       <w:spacing w:before="0" w:after="0" w:line="240" w:lineRule="auto"/>
     </w:pPr>
   </w:style>
-  <w:style w:type="character" w:styleId="EncabezadoCar" w:customStyle="1">
+  <w:style w:type="character" w:customStyle="1" w:styleId="EncabezadoCar">
     <w:name w:val="Encabezado Car"/>
     <w:basedOn w:val="Fuentedeprrafopredeter"/>
     <w:link w:val="Encabezado"/>
@@ -23752,7 +23764,7 @@
       <w:spacing w:before="0" w:after="0" w:line="240" w:lineRule="auto"/>
     </w:pPr>
   </w:style>
-  <w:style w:type="character" w:styleId="PiedepginaCar" w:customStyle="1">
+  <w:style w:type="character" w:customStyle="1" w:styleId="PiedepginaCar">
     <w:name w:val="Pie de página Car"/>
     <w:basedOn w:val="Fuentedeprrafopredeter"/>
     <w:link w:val="Piedepgina"/>
@@ -23762,14 +23774,14 @@
       <w:sz w:val="28"/>
     </w:rPr>
   </w:style>
-  <w:style w:type="character" w:styleId="Ttulo6Car" w:customStyle="1">
+  <w:style w:type="character" w:customStyle="1" w:styleId="Ttulo6Car">
     <w:name w:val="Título 6 Car"/>
     <w:basedOn w:val="Fuentedeprrafopredeter"/>
     <w:link w:val="Ttulo6"/>
     <w:uiPriority w:val="9"/>
     <w:rsid w:val="00C7377B"/>
     <w:rPr>
-      <w:rFonts w:ascii="Calibri" w:hAnsi="Calibri" w:eastAsiaTheme="majorEastAsia" w:cstheme="majorBidi"/>
+      <w:rFonts w:ascii="Calibri" w:eastAsiaTheme="majorEastAsia" w:hAnsi="Calibri" w:cstheme="majorBidi"/>
       <w:b/>
       <w:color w:val="000000" w:themeColor="text1"/>
       <w:kern w:val="0"/>
@@ -23779,7 +23791,7 @@
       <w14:ligatures w14:val="none"/>
     </w:rPr>
   </w:style>
-  <w:style w:type="paragraph" w:styleId="Titulosgenerales" w:customStyle="1">
+  <w:style w:type="paragraph" w:customStyle="1" w:styleId="Titulosgenerales">
     <w:name w:val="Titulos generales"/>
     <w:basedOn w:val="Ttulo1"/>
     <w:qFormat/>
@@ -23826,7 +23838,7 @@
       <w:color w:val="404040" w:themeColor="text1" w:themeTint="BF"/>
     </w:rPr>
   </w:style>
-  <w:style w:type="character" w:styleId="CitaCar" w:customStyle="1">
+  <w:style w:type="character" w:customStyle="1" w:styleId="CitaCar">
     <w:name w:val="Cita Car"/>
     <w:basedOn w:val="Fuentedeprrafopredeter"/>
     <w:link w:val="Cita"/>
@@ -23851,7 +23863,7 @@
       <w:ind w:firstLine="0"/>
     </w:pPr>
     <w:rPr>
-      <w:rFonts w:ascii="Times New Roman" w:hAnsi="Times New Roman" w:eastAsia="Times New Roman" w:cs="Times New Roman"/>
+      <w:rFonts w:ascii="Times New Roman" w:eastAsia="Times New Roman" w:hAnsi="Times New Roman" w:cs="Times New Roman"/>
       <w:kern w:val="0"/>
       <w:sz w:val="24"/>
       <w:szCs w:val="24"/>
@@ -23871,12 +23883,12 @@
       <w:tblStyleRowBandSize w:val="1"/>
       <w:tblStyleColBandSize w:val="1"/>
       <w:tblBorders>
-        <w:top w:val="single" w:color="999999" w:themeColor="text1" w:themeTint="66" w:sz="4" w:space="0"/>
-        <w:left w:val="single" w:color="999999" w:themeColor="text1" w:themeTint="66" w:sz="4" w:space="0"/>
-        <w:bottom w:val="single" w:color="999999" w:themeColor="text1" w:themeTint="66" w:sz="4" w:space="0"/>
-        <w:right w:val="single" w:color="999999" w:themeColor="text1" w:themeTint="66" w:sz="4" w:space="0"/>
-        <w:insideH w:val="single" w:color="999999" w:themeColor="text1" w:themeTint="66" w:sz="4" w:space="0"/>
-        <w:insideV w:val="single" w:color="999999" w:themeColor="text1" w:themeTint="66" w:sz="4" w:space="0"/>
+        <w:top w:val="single" w:sz="4" w:space="0" w:color="999999" w:themeColor="text1" w:themeTint="66"/>
+        <w:left w:val="single" w:sz="4" w:space="0" w:color="999999" w:themeColor="text1" w:themeTint="66"/>
+        <w:bottom w:val="single" w:sz="4" w:space="0" w:color="999999" w:themeColor="text1" w:themeTint="66"/>
+        <w:right w:val="single" w:sz="4" w:space="0" w:color="999999" w:themeColor="text1" w:themeTint="66"/>
+        <w:insideH w:val="single" w:sz="4" w:space="0" w:color="999999" w:themeColor="text1" w:themeTint="66"/>
+        <w:insideV w:val="single" w:sz="4" w:space="0" w:color="999999" w:themeColor="text1" w:themeTint="66"/>
       </w:tblBorders>
     </w:tblPr>
     <w:tblStylePr w:type="firstRow">
@@ -23887,7 +23899,7 @@
       <w:tblPr/>
       <w:tcPr>
         <w:tcBorders>
-          <w:bottom w:val="single" w:color="666666" w:themeColor="text1" w:themeTint="99" w:sz="12" w:space="0"/>
+          <w:bottom w:val="single" w:sz="12" w:space="0" w:color="666666" w:themeColor="text1" w:themeTint="99"/>
         </w:tcBorders>
       </w:tcPr>
     </w:tblStylePr>
@@ -23899,7 +23911,7 @@
       <w:tblPr/>
       <w:tcPr>
         <w:tcBorders>
-          <w:top w:val="double" w:color="666666" w:themeColor="text1" w:themeTint="99" w:sz="2" w:space="0"/>
+          <w:top w:val="double" w:sz="2" w:space="0" w:color="666666" w:themeColor="text1" w:themeTint="99"/>
         </w:tcBorders>
       </w:tcPr>
     </w:tblStylePr>
@@ -23916,7 +23928,7 @@
       </w:rPr>
     </w:tblStylePr>
   </w:style>
-  <w:style w:type="character" w:styleId="Textoennegrita">
+  <w:style w:type="character" w:styleId="Fuerte">
     <w:name w:val="Strong"/>
     <w:basedOn w:val="Fuentedeprrafopredeter"/>
     <w:uiPriority w:val="22"/>
@@ -23961,7 +23973,7 @@
       <w:sz w:val="22"/>
     </w:rPr>
   </w:style>
-  <w:style w:type="character" w:styleId="SubttuloCar" w:customStyle="1">
+  <w:style w:type="character" w:customStyle="1" w:styleId="SubttuloCar">
     <w:name w:val="Subtítulo Car"/>
     <w:basedOn w:val="Fuentedeprrafopredeter"/>
     <w:link w:val="Subttulo"/>
@@ -23973,14 +23985,14 @@
       <w:spacing w:val="15"/>
     </w:rPr>
   </w:style>
-  <w:style w:type="character" w:styleId="Ttulo7Car" w:customStyle="1">
+  <w:style w:type="character" w:customStyle="1" w:styleId="Ttulo7Car">
     <w:name w:val="Título 7 Car"/>
     <w:basedOn w:val="Fuentedeprrafopredeter"/>
     <w:link w:val="Ttulo7"/>
     <w:uiPriority w:val="9"/>
     <w:rsid w:val="001D4F8D"/>
     <w:rPr>
-      <w:rFonts w:asciiTheme="majorHAnsi" w:hAnsiTheme="majorHAnsi" w:eastAsiaTheme="majorEastAsia" w:cstheme="majorBidi"/>
+      <w:rFonts w:asciiTheme="majorHAnsi" w:eastAsiaTheme="majorEastAsia" w:hAnsiTheme="majorHAnsi" w:cstheme="majorBidi"/>
       <w:i/>
       <w:iCs/>
       <w:color w:val="1F3763" w:themeColor="accent1" w:themeShade="7F"/>
@@ -24004,7 +24016,7 @@
 </file>
 
 <file path=word/theme/theme1.xml><?xml version="1.0" encoding="utf-8"?>
-<a:theme xmlns:a="http://schemas.openxmlformats.org/drawingml/2006/main" xmlns:thm15="http://schemas.microsoft.com/office/thememl/2012/main" name="Tema de Office">
+<a:theme xmlns:a="http://schemas.openxmlformats.org/drawingml/2006/main" name="Tema de Office">
   <a:themeElements>
     <a:clrScheme name="Office">
       <a:dk1>
@@ -24303,26 +24315,6 @@
 </file>
 
 <file path=customXml/item2.xml><?xml version="1.0" encoding="utf-8"?>
-<?mso-contentType ?>
-<FormTemplates xmlns="http://schemas.microsoft.com/sharepoint/v3/contenttype/forms">
-  <Display>DocumentLibraryForm</Display>
-  <Edit>DocumentLibraryForm</Edit>
-  <New>DocumentLibraryForm</New>
-</FormTemplates>
-</file>
-
-<file path=customXml/item3.xml><?xml version="1.0" encoding="utf-8"?>
-<p:properties xmlns:p="http://schemas.microsoft.com/office/2006/metadata/properties" xmlns:xsi="http://www.w3.org/2001/XMLSchema-instance" xmlns:pc="http://schemas.microsoft.com/office/infopath/2007/PartnerControls">
-  <documentManagement>
-    <TaxCatchAll xmlns="b250f519-6473-4480-8c44-6ee3a3a530c3" xsi:nil="true"/>
-    <lcf76f155ced4ddcb4097134ff3c332f xmlns="d174a4fb-80c2-4523-8d89-375030acacbf">
-      <Terms xmlns="http://schemas.microsoft.com/office/infopath/2007/PartnerControls"/>
-    </lcf76f155ced4ddcb4097134ff3c332f>
-  </documentManagement>
-</p:properties>
-</file>
-
-<file path=customXml/item4.xml><?xml version="1.0" encoding="utf-8"?>
 <ct:contentTypeSchema xmlns:ct="http://schemas.microsoft.com/office/2006/metadata/contentType" xmlns:ma="http://schemas.microsoft.com/office/2006/metadata/properties/metaAttributes" ct:_="" ma:_="" ma:contentTypeName="Documento" ma:contentTypeID="0x010100EA8A463C70CDF94EBCEAEE24D04F3F8A" ma:contentTypeVersion="12" ma:contentTypeDescription="Crear nuevo documento." ma:contentTypeScope="" ma:versionID="0a68c197ff11ee8f2a4dfa92d3e5c792">
   <xsd:schema xmlns:xsd="http://www.w3.org/2001/XMLSchema" xmlns:xs="http://www.w3.org/2001/XMLSchema" xmlns:p="http://schemas.microsoft.com/office/2006/metadata/properties" xmlns:ns2="d174a4fb-80c2-4523-8d89-375030acacbf" xmlns:ns3="b250f519-6473-4480-8c44-6ee3a3a530c3" targetNamespace="http://schemas.microsoft.com/office/2006/metadata/properties" ma:root="true" ma:fieldsID="55936f832c432473a7bcdfeafd102760" ns2:_="" ns3:_="">
     <xsd:import namespace="d174a4fb-80c2-4523-8d89-375030acacbf"/>
@@ -24523,6 +24515,26 @@
 </ct:contentTypeSchema>
 </file>
 
+<file path=customXml/item3.xml><?xml version="1.0" encoding="utf-8"?>
+<p:properties xmlns:p="http://schemas.microsoft.com/office/2006/metadata/properties" xmlns:xsi="http://www.w3.org/2001/XMLSchema-instance" xmlns:pc="http://schemas.microsoft.com/office/infopath/2007/PartnerControls">
+  <documentManagement>
+    <TaxCatchAll xmlns="b250f519-6473-4480-8c44-6ee3a3a530c3" xsi:nil="true"/>
+    <lcf76f155ced4ddcb4097134ff3c332f xmlns="d174a4fb-80c2-4523-8d89-375030acacbf">
+      <Terms xmlns="http://schemas.microsoft.com/office/infopath/2007/PartnerControls"/>
+    </lcf76f155ced4ddcb4097134ff3c332f>
+  </documentManagement>
+</p:properties>
+</file>
+
+<file path=customXml/item4.xml><?xml version="1.0" encoding="utf-8"?>
+<?mso-contentType ?>
+<FormTemplates xmlns="http://schemas.microsoft.com/sharepoint/v3/contenttype/forms">
+  <Display>DocumentLibraryForm</Display>
+  <Edit>DocumentLibraryForm</Edit>
+  <New>DocumentLibraryForm</New>
+</FormTemplates>
+</file>
+
 <file path=customXml/itemProps1.xml><?xml version="1.0" encoding="utf-8"?>
 <ds:datastoreItem xmlns:ds="http://schemas.openxmlformats.org/officeDocument/2006/customXml" ds:itemID="{EAE431FD-7059-4C09-804B-C9D69EB7B213}">
   <ds:schemaRefs>
@@ -24532,9 +24544,20 @@
 </file>
 
 <file path=customXml/itemProps2.xml><?xml version="1.0" encoding="utf-8"?>
-<ds:datastoreItem xmlns:ds="http://schemas.openxmlformats.org/officeDocument/2006/customXml" ds:itemID="{10663269-2064-4804-8290-36D4A57F5557}">
+<ds:datastoreItem xmlns:ds="http://schemas.openxmlformats.org/officeDocument/2006/customXml" ds:itemID="{6BA26D7E-FE19-4C78-B7EE-6EF98E54AE97}">
   <ds:schemaRefs>
-    <ds:schemaRef ds:uri="http://schemas.microsoft.com/sharepoint/v3/contenttype/forms"/>
+    <ds:schemaRef ds:uri="http://schemas.microsoft.com/office/2006/metadata/contentType"/>
+    <ds:schemaRef ds:uri="http://schemas.microsoft.com/office/2006/metadata/properties/metaAttributes"/>
+    <ds:schemaRef ds:uri="http://www.w3.org/2001/XMLSchema"/>
+    <ds:schemaRef ds:uri="http://schemas.microsoft.com/office/2006/metadata/properties"/>
+    <ds:schemaRef ds:uri="d174a4fb-80c2-4523-8d89-375030acacbf"/>
+    <ds:schemaRef ds:uri="b250f519-6473-4480-8c44-6ee3a3a530c3"/>
+    <ds:schemaRef ds:uri="http://schemas.microsoft.com/office/2006/documentManagement/types"/>
+    <ds:schemaRef ds:uri="http://schemas.microsoft.com/office/infopath/2007/PartnerControls"/>
+    <ds:schemaRef ds:uri="http://schemas.openxmlformats.org/package/2006/metadata/core-properties"/>
+    <ds:schemaRef ds:uri="http://purl.org/dc/elements/1.1/"/>
+    <ds:schemaRef ds:uri="http://purl.org/dc/terms/"/>
+    <ds:schemaRef ds:uri="http://schemas.microsoft.com/internal/obd"/>
   </ds:schemaRefs>
 </ds:datastoreItem>
 </file>
@@ -24551,5 +24574,9 @@
 </file>
 
 <file path=customXml/itemProps4.xml><?xml version="1.0" encoding="utf-8"?>
-<ds:datastoreItem xmlns:ds="http://schemas.openxmlformats.org/officeDocument/2006/customXml" ds:itemID="{6BA26D7E-FE19-4C78-B7EE-6EF98E54AE97}"/>
+<ds:datastoreItem xmlns:ds="http://schemas.openxmlformats.org/officeDocument/2006/customXml" ds:itemID="{10663269-2064-4804-8290-36D4A57F5557}">
+  <ds:schemaRefs>
+    <ds:schemaRef ds:uri="http://schemas.microsoft.com/sharepoint/v3/contenttype/forms"/>
+  </ds:schemaRefs>
+</ds:datastoreItem>
 </file>